--- a/documentation/07 Operations/Troubleshooting Guide.docx
+++ b/documentation/07 Operations/Troubleshooting Guide.docx
@@ -289,7 +289,7 @@
                 <w:sz w:val="20"/>
                 <w:szCs w:val="20"/>
               </w:rPr>
-              <w:t>20 October 2026</w:t>
+              <w:t>23 October 2026</w:t>
             </w:r>
           </w:p>
         </w:tc>
@@ -1657,6 +1657,74 @@
           </w:p>
         </w:tc>
       </w:tr>
+      <w:tr>
+        <w:tblPrEx>
+          <w:tblCellMar>
+            <w:top w:w="0" w:type="dxa"/>
+            <w:bottom w:w="0" w:type="dxa"/>
+          </w:tblCellMar>
+        </w:tblPrEx>
+        <w:tc>
+          <w:tcPr>
+            <w:tcW w:w="1300" w:type="dxa"/>
+            <w:tcMar>
+              <w:top w:w="50" w:type="dxa"/>
+              <w:left w:w="90" w:type="dxa"/>
+              <w:bottom w:w="50" w:type="dxa"/>
+              <w:right w:w="90" w:type="dxa"/>
+            </w:tcMar>
+          </w:tcPr>
+          <w:p>
+            <w:r>
+              <w:rPr>
+                <w:sz w:val="19"/>
+                <w:szCs w:val="19"/>
+              </w:rPr>
+              <w:t>1.1</w:t>
+            </w:r>
+          </w:p>
+        </w:tc>
+        <w:tc>
+          <w:tcPr>
+            <w:tcW w:w="1900" w:type="dxa"/>
+            <w:tcMar>
+              <w:top w:w="50" w:type="dxa"/>
+              <w:left w:w="90" w:type="dxa"/>
+              <w:bottom w:w="50" w:type="dxa"/>
+              <w:right w:w="90" w:type="dxa"/>
+            </w:tcMar>
+          </w:tcPr>
+          <w:p>
+            <w:r>
+              <w:rPr>
+                <w:sz w:val="19"/>
+                <w:szCs w:val="19"/>
+              </w:rPr>
+              <w:t>23 October 2026</w:t>
+            </w:r>
+          </w:p>
+        </w:tc>
+        <w:tc>
+          <w:tcPr>
+            <w:tcW w:w="6438" w:type="dxa"/>
+            <w:tcMar>
+              <w:top w:w="50" w:type="dxa"/>
+              <w:left w:w="90" w:type="dxa"/>
+              <w:bottom w:w="50" w:type="dxa"/>
+              <w:right w:w="90" w:type="dxa"/>
+            </w:tcMar>
+          </w:tcPr>
+          <w:p>
+            <w:r>
+              <w:rPr>
+                <w:sz w:val="19"/>
+                <w:szCs w:val="19"/>
+              </w:rPr>
+              <w:t>Rows for Track my order and for a customer who can or can't see the driver.</w:t>
+            </w:r>
+          </w:p>
+        </w:tc>
+      </w:tr>
     </w:tbl>
     <w:p>
       <w:pPr>
@@ -1668,7 +1736,15 @@
           <w:sz w:val="20"/>
           <w:szCs w:val="20"/>
         </w:rPr>
-        <w:t>Keep this document up to date: when a feature, setting or server changes, edit the matching section here and add a line to the table above.</w:t>
+        <w:t>Keep this document up to date: when a feature, setting or server changes, edit the matching section here and</w:t>
+      </w:r>
+      <w:r>
+        <w:rPr>
+          <w:color w:val="5F6B66"/>
+          <w:sz w:val="20"/>
+          <w:szCs w:val="20"/>
+        </w:rPr>
+        <w:t xml:space="preserve"> add a line to the table above.</w:t>
       </w:r>
     </w:p>
     <w:p>
@@ -1689,7 +1765,7 @@
     <w:sdt>
       <w:sdtPr>
         <w:alias w:val="Contents"/>
-        <w:id w:val="-309633133"/>
+        <w:id w:val="-1863891532"/>
       </w:sdtPr>
       <w:sdtEndPr/>
       <w:sdtContent>
@@ -1716,7 +1792,7 @@
           <w:r>
             <w:fldChar w:fldCharType="separate"/>
           </w:r>
-          <w:hyperlink w:anchor="_Toc243418258" w:history="1">
+          <w:hyperlink w:anchor="_Toc243679797" w:history="1">
             <w:r>
               <w:rPr>
                 <w:rStyle w:val="Hyperlink"/>
@@ -1740,7 +1816,7 @@
               <w:rPr>
                 <w:noProof/>
               </w:rPr>
-              <w:instrText xml:space="preserve"> PAGEREF _Toc243418258 \h </w:instrText>
+              <w:instrText xml:space="preserve"> PAGEREF _Toc243679797 \h </w:instrText>
             </w:r>
             <w:r>
               <w:rPr>
@@ -1781,7 +1857,7 @@
               <w:szCs w:val="22"/>
             </w:rPr>
           </w:pPr>
-          <w:hyperlink w:anchor="_Toc243418259" w:history="1">
+          <w:hyperlink w:anchor="_Toc243679798" w:history="1">
             <w:r>
               <w:rPr>
                 <w:rStyle w:val="Hyperlink"/>
@@ -1805,7 +1881,7 @@
               <w:rPr>
                 <w:noProof/>
               </w:rPr>
-              <w:instrText xml:space="preserve"> PAGEREF _Toc243418259 \h </w:instrText>
+              <w:instrText xml:space="preserve"> PAGEREF _Toc243679798 \h </w:instrText>
             </w:r>
             <w:r>
               <w:rPr>
@@ -1846,7 +1922,7 @@
               <w:szCs w:val="22"/>
             </w:rPr>
           </w:pPr>
-          <w:hyperlink w:anchor="_Toc243418260" w:history="1">
+          <w:hyperlink w:anchor="_Toc243679799" w:history="1">
             <w:r>
               <w:rPr>
                 <w:rStyle w:val="Hyperlink"/>
@@ -1870,7 +1946,7 @@
               <w:rPr>
                 <w:noProof/>
               </w:rPr>
-              <w:instrText xml:space="preserve"> PAGEREF _Toc243418260 \h </w:instrText>
+              <w:instrText xml:space="preserve"> PAGEREF _Toc243679799 \h </w:instrText>
             </w:r>
             <w:r>
               <w:rPr>
@@ -1911,7 +1987,7 @@
               <w:szCs w:val="22"/>
             </w:rPr>
           </w:pPr>
-          <w:hyperlink w:anchor="_Toc243418261" w:history="1">
+          <w:hyperlink w:anchor="_Toc243679800" w:history="1">
             <w:r>
               <w:rPr>
                 <w:rStyle w:val="Hyperlink"/>
@@ -1935,7 +2011,7 @@
               <w:rPr>
                 <w:noProof/>
               </w:rPr>
-              <w:instrText xml:space="preserve"> PAGEREF _Toc243418261 \h </w:instrText>
+              <w:instrText xml:space="preserve"> PAGEREF _Toc243679800 \h </w:instrText>
             </w:r>
             <w:r>
               <w:rPr>
@@ -1976,7 +2052,7 @@
               <w:szCs w:val="22"/>
             </w:rPr>
           </w:pPr>
-          <w:hyperlink w:anchor="_Toc243418262" w:history="1">
+          <w:hyperlink w:anchor="_Toc243679801" w:history="1">
             <w:r>
               <w:rPr>
                 <w:rStyle w:val="Hyperlink"/>
@@ -2000,7 +2076,7 @@
               <w:rPr>
                 <w:noProof/>
               </w:rPr>
-              <w:instrText xml:space="preserve"> PAGEREF _Toc243418262 \h </w:instrText>
+              <w:instrText xml:space="preserve"> PAGEREF _Toc243679801 \h </w:instrText>
             </w:r>
             <w:r>
               <w:rPr>
@@ -2041,7 +2117,7 @@
               <w:szCs w:val="22"/>
             </w:rPr>
           </w:pPr>
-          <w:hyperlink w:anchor="_Toc243418263" w:history="1">
+          <w:hyperlink w:anchor="_Toc243679802" w:history="1">
             <w:r>
               <w:rPr>
                 <w:rStyle w:val="Hyperlink"/>
@@ -2065,7 +2141,7 @@
               <w:rPr>
                 <w:noProof/>
               </w:rPr>
-              <w:instrText xml:space="preserve"> PAGEREF _Toc243418263 \h </w:instrText>
+              <w:instrText xml:space="preserve"> PAGEREF _Toc243679802 \h </w:instrText>
             </w:r>
             <w:r>
               <w:rPr>
@@ -2106,7 +2182,7 @@
               <w:szCs w:val="22"/>
             </w:rPr>
           </w:pPr>
-          <w:hyperlink w:anchor="_Toc243418264" w:history="1">
+          <w:hyperlink w:anchor="_Toc243679803" w:history="1">
             <w:r>
               <w:rPr>
                 <w:rStyle w:val="Hyperlink"/>
@@ -2130,7 +2206,7 @@
               <w:rPr>
                 <w:noProof/>
               </w:rPr>
-              <w:instrText xml:space="preserve"> PAGEREF _Toc243418264 \h </w:instrText>
+              <w:instrText xml:space="preserve"> PAGEREF _Toc243679803 \h </w:instrText>
             </w:r>
             <w:r>
               <w:rPr>
@@ -2171,7 +2247,7 @@
               <w:szCs w:val="22"/>
             </w:rPr>
           </w:pPr>
-          <w:hyperlink w:anchor="_Toc243418265" w:history="1">
+          <w:hyperlink w:anchor="_Toc243679804" w:history="1">
             <w:r>
               <w:rPr>
                 <w:rStyle w:val="Hyperlink"/>
@@ -2195,7 +2271,7 @@
               <w:rPr>
                 <w:noProof/>
               </w:rPr>
-              <w:instrText xml:space="preserve"> PAGEREF _Toc243418265 \h </w:instrText>
+              <w:instrText xml:space="preserve"> PAGEREF _Toc243679804 \h </w:instrText>
             </w:r>
             <w:r>
               <w:rPr>
@@ -2238,7 +2314,7 @@
       <w:pPr>
         <w:pStyle w:val="Heading1"/>
       </w:pPr>
-      <w:bookmarkStart w:id="1" w:name="_Toc243418258"/>
+      <w:bookmarkStart w:id="1" w:name="_Toc243679797"/>
       <w:r>
         <w:lastRenderedPageBreak/>
         <w:t>1  How to use this guide</w:t>
@@ -2262,7 +2338,7 @@
       <w:pPr>
         <w:pStyle w:val="Heading1"/>
       </w:pPr>
-      <w:bookmarkStart w:id="2" w:name="_Toc243418259"/>
+      <w:bookmarkStart w:id="2" w:name="_Toc243679798"/>
       <w:r>
         <w:lastRenderedPageBreak/>
         <w:t>2  Servers and database</w:t>
@@ -2416,7 +2492,16 @@
                 <w:sz w:val="19"/>
                 <w:szCs w:val="19"/>
               </w:rPr>
-              <w:t>The site shows "We'll be right back"</w:t>
+              <w:t>The site show</w:t>
+            </w:r>
+            <w:r>
+              <w:rPr>
+                <w:b/>
+                <w:bCs/>
+                <w:sz w:val="19"/>
+                <w:szCs w:val="19"/>
+              </w:rPr>
+              <w:t>s "We'll be right back"</w:t>
             </w:r>
           </w:p>
         </w:tc>
@@ -2462,14 +2547,14 @@
                 <w:sz w:val="19"/>
                 <w:szCs w:val="19"/>
               </w:rPr>
-              <w:t>Start the servers (desktop Servers panel, Start All; or the background scripts in /root/dateroem_</w:t>
-            </w:r>
-            <w:r>
-              <w:rPr>
-                <w:sz w:val="19"/>
-                <w:szCs w:val="19"/>
-              </w:rPr>
-              <w:t>start, see Running and Operating); the page reloads by itself</w:t>
+              <w:t>Start the servers (desktop Servers panel, Start All; or the background scripts in /root/dateroem_start, see Ru</w:t>
+            </w:r>
+            <w:r>
+              <w:rPr>
+                <w:sz w:val="19"/>
+                <w:szCs w:val="19"/>
+              </w:rPr>
+              <w:t>nning and Operating); the page reloads by itself</w:t>
             </w:r>
           </w:p>
         </w:tc>
@@ -3198,7 +3283,14 @@
                 <w:sz w:val="19"/>
                 <w:szCs w:val="19"/>
               </w:rPr>
-              <w:t xml:space="preserve">Ubuntu (WSL) shares Windows' network adapters ("mirrored" networking, set on 11 September 2026 because the other mode had no internet). When the connection drops, its list of network addresses can freeze, and anything that reads it - npm, Vite, even </w:t>
+              <w:t>Ubuntu (WSL) shares Windows' network adapters ("mirrored" networking, set on 11 September 2026 because the other mode had no internet). When the connection dr</w:t>
+            </w:r>
+            <w:r>
+              <w:rPr>
+                <w:sz w:val="19"/>
+                <w:szCs w:val="19"/>
+              </w:rPr>
+              <w:t xml:space="preserve">ops, its list of network addresses can freeze, and anything that reads it - npm, Vite, even </w:t>
             </w:r>
             <w:r>
               <w:rPr>
@@ -3207,7 +3299,14 @@
                 <w:sz w:val="17"/>
                 <w:szCs w:val="17"/>
               </w:rPr>
-              <w:t>ip add</w:t>
+              <w:t>ip addr</w:t>
+            </w:r>
+            <w:r>
+              <w:rPr>
+                <w:sz w:val="19"/>
+                <w:szCs w:val="19"/>
+              </w:rPr>
+              <w:t xml:space="preserve"> - waits forever. Servers already running carry on. It is not another project holding the ports: check with </w:t>
             </w:r>
             <w:r>
               <w:rPr>
@@ -3216,14 +3315,14 @@
                 <w:sz w:val="17"/>
                 <w:szCs w:val="17"/>
               </w:rPr>
-              <w:t>r</w:t>
-            </w:r>
-            <w:r>
-              <w:rPr>
-                <w:sz w:val="19"/>
-                <w:szCs w:val="19"/>
-              </w:rPr>
-              <w:t xml:space="preserve"> - waits forever. Servers already running carry on. It is not another project holding the ports: check with </w:t>
+              <w:t>ss -ltnp</w:t>
+            </w:r>
+            <w:r>
+              <w:rPr>
+                <w:sz w:val="19"/>
+                <w:szCs w:val="19"/>
+              </w:rPr>
+              <w:t xml:space="preserve"> (Ubuntu) and </w:t>
             </w:r>
             <w:r>
               <w:rPr>
@@ -3232,14 +3331,45 @@
                 <w:sz w:val="17"/>
                 <w:szCs w:val="17"/>
               </w:rPr>
-              <w:t>ss -ltnp</w:t>
-            </w:r>
-            <w:r>
-              <w:rPr>
-                <w:sz w:val="19"/>
-                <w:szCs w:val="19"/>
-              </w:rPr>
-              <w:t xml:space="preserve"> (Ubuntu) and </w:t>
+              <w:t>netstat -ano</w:t>
+            </w:r>
+            <w:r>
+              <w:rPr>
+                <w:sz w:val="19"/>
+                <w:szCs w:val="19"/>
+              </w:rPr>
+              <w:t xml:space="preserve"> (Windows)</w:t>
+            </w:r>
+          </w:p>
+        </w:tc>
+        <w:tc>
+          <w:tcPr>
+            <w:tcW w:w="3857" w:type="dxa"/>
+            <w:shd w:val="clear" w:color="auto" w:fill="F4F5F3"/>
+            <w:tcMar>
+              <w:top w:w="50" w:type="dxa"/>
+              <w:left w:w="90" w:type="dxa"/>
+              <w:bottom w:w="50" w:type="dxa"/>
+              <w:right w:w="90" w:type="dxa"/>
+            </w:tcMar>
+          </w:tcPr>
+          <w:p>
+            <w:pPr>
+              <w:spacing w:after="20" w:line="252" w:lineRule="auto"/>
+            </w:pPr>
+            <w:r>
+              <w:rPr>
+                <w:sz w:val="19"/>
+                <w:szCs w:val="19"/>
+              </w:rPr>
+              <w:t>Chec</w:t>
+            </w:r>
+            <w:r>
+              <w:rPr>
+                <w:sz w:val="19"/>
+                <w:szCs w:val="19"/>
+              </w:rPr>
+              <w:t xml:space="preserve">k: </w:t>
             </w:r>
             <w:r>
               <w:rPr>
@@ -3248,46 +3378,6 @@
                 <w:sz w:val="17"/>
                 <w:szCs w:val="17"/>
               </w:rPr>
-              <w:t>netstat -ano</w:t>
-            </w:r>
-            <w:r>
-              <w:rPr>
-                <w:sz w:val="19"/>
-                <w:szCs w:val="19"/>
-              </w:rPr>
-              <w:t xml:space="preserve"> (Windows)</w:t>
-            </w:r>
-          </w:p>
-        </w:tc>
-        <w:tc>
-          <w:tcPr>
-            <w:tcW w:w="3857" w:type="dxa"/>
-            <w:shd w:val="clear" w:color="auto" w:fill="F4F5F3"/>
-            <w:tcMar>
-              <w:top w:w="50" w:type="dxa"/>
-              <w:left w:w="90" w:type="dxa"/>
-              <w:bottom w:w="50" w:type="dxa"/>
-              <w:right w:w="90" w:type="dxa"/>
-            </w:tcMar>
-          </w:tcPr>
-          <w:p>
-            <w:pPr>
-              <w:spacing w:after="20" w:line="252" w:lineRule="auto"/>
-            </w:pPr>
-            <w:r>
-              <w:rPr>
-                <w:sz w:val="19"/>
-                <w:szCs w:val="19"/>
-              </w:rPr>
-              <w:t xml:space="preserve">Check: </w:t>
-            </w:r>
-            <w:r>
-              <w:rPr>
-                <w:rFonts w:ascii="Consolas" w:eastAsia="Consolas" w:hAnsi="Consolas" w:cs="Consolas"/>
-                <w:color w:val="3B3F3D"/>
-                <w:sz w:val="17"/>
-                <w:szCs w:val="17"/>
-              </w:rPr>
               <w:t>ps -eo pid,stat,wchan:24,args | grep npm</w:t>
             </w:r>
             <w:r>
@@ -3295,14 +3385,7 @@
                 <w:sz w:val="19"/>
                 <w:szCs w:val="19"/>
               </w:rPr>
-              <w:t xml:space="preserve"> shows "D ... netlink_dump". Fix: once the internet is </w:t>
-            </w:r>
-            <w:r>
-              <w:rPr>
-                <w:sz w:val="19"/>
-                <w:szCs w:val="19"/>
-              </w:rPr>
-              <w:t xml:space="preserve">back, </w:t>
+              <w:t xml:space="preserve"> shows "D ... netlink_dump". Fix: once the internet is back, </w:t>
             </w:r>
             <w:r>
               <w:rPr>
@@ -3338,7 +3421,7 @@
       <w:pPr>
         <w:pStyle w:val="Heading1"/>
       </w:pPr>
-      <w:bookmarkStart w:id="3" w:name="_Toc243418260"/>
+      <w:bookmarkStart w:id="3" w:name="_Toc243679799"/>
       <w:r>
         <w:lastRenderedPageBreak/>
         <w:t>3  Mobile app</w:t>
@@ -5069,7 +5152,7 @@
       <w:pPr>
         <w:pStyle w:val="Heading1"/>
       </w:pPr>
-      <w:bookmarkStart w:id="4" w:name="_Toc243418261"/>
+      <w:bookmarkStart w:id="4" w:name="_Toc243679800"/>
       <w:r>
         <w:lastRenderedPageBreak/>
         <w:t>4  Website</w:t>
@@ -5223,7 +5306,7 @@
                 <w:sz w:val="19"/>
                 <w:szCs w:val="19"/>
               </w:rPr>
-              <w:t>The website works on this computer but not on phones or anywhere outside</w:t>
+              <w:t>Track my order says it can't find the order</w:t>
             </w:r>
           </w:p>
         </w:tc>
@@ -5246,7 +5329,7 @@
                 <w:sz w:val="19"/>
                 <w:szCs w:val="19"/>
               </w:rPr>
-              <w:t>The Tunnel Router (Caddy) is not running - ngrok and the other servers can be up without it (8 October 2026, after an internet drop)</w:t>
+              <w:t>A mistyped ticket or phone digits, an order opened by staff (no customer phone on record), or the account's phone number was changed</w:t>
             </w:r>
           </w:p>
         </w:tc>
@@ -5269,7 +5352,14 @@
                 <w:sz w:val="19"/>
                 <w:szCs w:val="19"/>
               </w:rPr>
-              <w:t>Desktop app, Servers: start "Tunnel Router (Caddy)"; inside Ubuntu, curl http://127.0.0.1:9099/ should answer 200</w:t>
+              <w:t>Check the ticket (DW- and six letters or digits) and the last 3 digits of the phone on the account; staff can look the tick</w:t>
+            </w:r>
+            <w:r>
+              <w:rPr>
+                <w:sz w:val="19"/>
+                <w:szCs w:val="19"/>
+              </w:rPr>
+              <w:t>et up in Insights &gt; Orders</w:t>
             </w:r>
           </w:p>
         </w:tc>
@@ -5306,7 +5396,7 @@
                 <w:sz w:val="19"/>
                 <w:szCs w:val="19"/>
               </w:rPr>
-              <w:t>A product disappeared from the shop</w:t>
+              <w:t>Track my order says "Too many tries for this ticket"</w:t>
             </w:r>
           </w:p>
         </w:tc>
@@ -5330,7 +5420,7 @@
                 <w:sz w:val="19"/>
                 <w:szCs w:val="19"/>
               </w:rPr>
-              <w:t>An admin retired it</w:t>
+              <w:t>Five wrong answers for that ticket within half an hour</w:t>
             </w:r>
           </w:p>
         </w:tc>
@@ -5354,7 +5444,7 @@
                 <w:sz w:val="19"/>
                 <w:szCs w:val="19"/>
               </w:rPr>
-              <w:t>Desktop Products (retired rows are brown) or the phone app: Bring back</w:t>
+              <w:t>Wait half an hour, or help the customer by phone; the count clears after a right answer</w:t>
             </w:r>
           </w:p>
         </w:tc>
@@ -5390,7 +5480,7 @@
                 <w:sz w:val="19"/>
                 <w:szCs w:val="19"/>
               </w:rPr>
-              <w:t>The Bulk Orders page has no slideshow</w:t>
+              <w:t>A customer can see (or can't see) the driver and number plate</w:t>
             </w:r>
           </w:p>
         </w:tc>
@@ -5413,7 +5503,7 @@
                 <w:sz w:val="19"/>
                 <w:szCs w:val="19"/>
               </w:rPr>
-              <w:t>No pictures have been added (or all were removed)</w:t>
+              <w:t>Share driver is on (or off) for that delivery</w:t>
             </w:r>
           </w:p>
         </w:tc>
@@ -5436,7 +5526,7 @@
                 <w:sz w:val="19"/>
                 <w:szCs w:val="19"/>
               </w:rPr>
-              <w:t>Marketing &gt; Bulk order pictures in the phone or desktop app</w:t>
+              <w:t>Desktop: the trip's Deliveries tab, Share Driver / Stop Sharing Driver. Phone: the trip's light deliveries, Share driver with customers</w:t>
             </w:r>
           </w:p>
         </w:tc>
@@ -5473,7 +5563,7 @@
                 <w:sz w:val="19"/>
                 <w:szCs w:val="19"/>
               </w:rPr>
-              <w:t>A new bulk order picture is not on the website yet</w:t>
+              <w:t>The website works on this computer but not on phones or anywhere outside</w:t>
             </w:r>
           </w:p>
         </w:tc>
@@ -5497,7 +5587,7 @@
                 <w:sz w:val="19"/>
                 <w:szCs w:val="19"/>
               </w:rPr>
-              <w:t>The page was opened before it was added</w:t>
+              <w:t>The Tunnel Router (Caddy) is not running - ngrok and the other servers can be up without it (8 October 2026, after an internet drop)</w:t>
             </w:r>
           </w:p>
         </w:tc>
@@ -5521,7 +5611,14 @@
                 <w:sz w:val="19"/>
                 <w:szCs w:val="19"/>
               </w:rPr>
-              <w:t>Reload the page; the website asks for the pictures each time the page opens</w:t>
+              <w:t>Desktop app, Servers: start "Tunnel Router (Caddy)</w:t>
+            </w:r>
+            <w:r>
+              <w:rPr>
+                <w:sz w:val="19"/>
+                <w:szCs w:val="19"/>
+              </w:rPr>
+              <w:t>"; inside Ubuntu, curl http://127.0.0.1:9099/ should answer 200</w:t>
             </w:r>
           </w:p>
         </w:tc>
@@ -5557,7 +5654,7 @@
                 <w:sz w:val="19"/>
                 <w:szCs w:val="19"/>
               </w:rPr>
-              <w:t>A customer gets no SMS code</w:t>
+              <w:t>A product disappeared from the shop</w:t>
             </w:r>
           </w:p>
         </w:tc>
@@ -5580,7 +5677,7 @@
                 <w:sz w:val="19"/>
                 <w:szCs w:val="19"/>
               </w:rPr>
-              <w:t>Their number is not on Airtel (codes go to Airtel numbers only for now - those numbers go straight on without one), the Africa's Talking balance is empty, or the number cannot receive texts</w:t>
+              <w:t>An admin retired it</w:t>
             </w:r>
           </w:p>
         </w:tc>
@@ -5603,14 +5700,7 @@
                 <w:sz w:val="19"/>
                 <w:szCs w:val="19"/>
               </w:rPr>
-              <w:t>Otherwise look for "Africa's Talking" lines in the backend log; t</w:t>
-            </w:r>
-            <w:r>
-              <w:rPr>
-                <w:sz w:val="19"/>
-                <w:szCs w:val="19"/>
-              </w:rPr>
-              <w:t>op up the balance (codes pause for 10 minutes by themselves and customers carry on meanwhile); the customer can ask for a new code after a minute</w:t>
+              <w:t>Desktop Products (retired rows are brown) or the phone app: Bring back</w:t>
             </w:r>
           </w:p>
         </w:tc>
@@ -5647,7 +5737,7 @@
                 <w:sz w:val="19"/>
                 <w:szCs w:val="19"/>
               </w:rPr>
-              <w:t>"Please confirm your phone number first" at checkout</w:t>
+              <w:t>The Bulk Orders page has no slideshow</w:t>
             </w:r>
           </w:p>
         </w:tc>
@@ -5671,7 +5761,7 @@
                 <w:sz w:val="19"/>
                 <w:szCs w:val="19"/>
               </w:rPr>
-              <w:t>The account was made before SMS codes, or an admin changed its number</w:t>
+              <w:t>No pictures have been added (or all were removed)</w:t>
             </w:r>
           </w:p>
         </w:tc>
@@ -5695,7 +5785,7 @@
                 <w:sz w:val="19"/>
                 <w:szCs w:val="19"/>
               </w:rPr>
-              <w:t>The customer types the code sent to their phone in the window that opens; checkout then goes on as before</w:t>
+              <w:t>Marketing &gt; Bulk order pictures in the phone or desktop app</w:t>
             </w:r>
           </w:p>
         </w:tc>
@@ -5731,7 +5821,7 @@
                 <w:sz w:val="19"/>
                 <w:szCs w:val="19"/>
               </w:rPr>
-              <w:t>"Too many codes ..." when asking for a code</w:t>
+              <w:t>A new bulk order picture is not on the website yet</w:t>
             </w:r>
           </w:p>
         </w:tc>
@@ -5754,7 +5844,7 @@
                 <w:sz w:val="19"/>
                 <w:szCs w:val="19"/>
               </w:rPr>
-              <w:t>The limits: one code a minute, 3 in 15 minutes and 8 a day per number</w:t>
+              <w:t>The page was opened before it was added</w:t>
             </w:r>
           </w:p>
         </w:tc>
@@ -5777,7 +5867,7 @@
                 <w:sz w:val="19"/>
                 <w:szCs w:val="19"/>
               </w:rPr>
-              <w:t>Wait as the message says; the limits protect customers and the SMS balance</w:t>
+              <w:t>Reload the page; the website asks for the pictures each time the page opens</w:t>
             </w:r>
           </w:p>
         </w:tc>
@@ -5814,7 +5904,7 @@
                 <w:sz w:val="19"/>
                 <w:szCs w:val="19"/>
               </w:rPr>
-              <w:t>An upload or form fails at once with error 413 or 502</w:t>
+              <w:t>A customer gets no SMS code</w:t>
             </w:r>
           </w:p>
         </w:tc>
@@ -5838,7 +5928,7 @@
                 <w:sz w:val="19"/>
                 <w:szCs w:val="19"/>
               </w:rPr>
-              <w:t>It is larger than the router allows (phone app and desktop servers 70 MB, website server and payment callbacks 1 MB)</w:t>
+              <w:t>Their number is not on Airtel (codes go to Airtel numbers only for now - those numbers go straight on without one), the Africa's Talking balance is empty, or the number cannot receive texts</w:t>
             </w:r>
           </w:p>
         </w:tc>
@@ -5862,14 +5952,14 @@
                 <w:sz w:val="19"/>
                 <w:szCs w:val="19"/>
               </w:rPr>
-              <w:t>Send a smaller file (a shorter video); if bigger files are really needed, raise max_size for that path in the Caddyfile and reload the rout</w:t>
-            </w:r>
-            <w:r>
-              <w:rPr>
-                <w:sz w:val="19"/>
-                <w:szCs w:val="19"/>
-              </w:rPr>
-              <w:t>er</w:t>
+              <w:t>Otherwise look for "Africa's Talking" lines in the backend log; to</w:t>
+            </w:r>
+            <w:r>
+              <w:rPr>
+                <w:sz w:val="19"/>
+                <w:szCs w:val="19"/>
+              </w:rPr>
+              <w:t>p up the balance (codes pause for 10 minutes by themselves and customers carry on meanwhile); the customer can ask for a new code after a minute</w:t>
             </w:r>
           </w:p>
         </w:tc>
@@ -5905,7 +5995,7 @@
                 <w:sz w:val="19"/>
                 <w:szCs w:val="19"/>
               </w:rPr>
-              <w:t>Desktop app: "Video too large" or "Photos only" when choosing a file</w:t>
+              <w:t>"Please confirm your phone number first" at checkout</w:t>
             </w:r>
           </w:p>
         </w:tc>
@@ -5928,7 +6018,7 @@
                 <w:sz w:val="19"/>
                 <w:szCs w:val="19"/>
               </w:rPr>
-              <w:t>Campaign videos can be up to 60 MB; a product takes a photo, not a video</w:t>
+              <w:t>The account was made before SMS codes, or an admin changed its number</w:t>
             </w:r>
           </w:p>
         </w:tc>
@@ -5951,7 +6041,7 @@
                 <w:sz w:val="19"/>
                 <w:szCs w:val="19"/>
               </w:rPr>
-              <w:t>Choose a shorter or smaller video (or a photo); for a product, choose a photo</w:t>
+              <w:t>The customer types the code sent to their phone in the window that opens; checkout then goes on as before</w:t>
             </w:r>
           </w:p>
         </w:tc>
@@ -5988,7 +6078,7 @@
                 <w:sz w:val="19"/>
                 <w:szCs w:val="19"/>
               </w:rPr>
-              <w:t>Desktop app: a product or campaign form says "Admin or SuperAdmin only" or "Only JPEG photos" on Save</w:t>
+              <w:t>"Too many codes ..." when asking for a code</w:t>
             </w:r>
           </w:p>
         </w:tc>
@@ -6012,7 +6102,7 @@
                 <w:sz w:val="19"/>
                 <w:szCs w:val="19"/>
               </w:rPr>
-              <w:t>The photo or video was refused by the admin server (wrong account, or the file is not what its name says)</w:t>
+              <w:t>The limits: one code a minute, 3 in 15 minutes and 8 a day per number</w:t>
             </w:r>
           </w:p>
         </w:tc>
@@ -6036,14 +6126,7 @@
                 <w:sz w:val="19"/>
                 <w:szCs w:val="19"/>
               </w:rPr>
-              <w:t>Sign in as an Admin; choose the file again - pho</w:t>
-            </w:r>
-            <w:r>
-              <w:rPr>
-                <w:sz w:val="19"/>
-                <w:szCs w:val="19"/>
-              </w:rPr>
-              <w:t>tos are converted to JPEG by the app itself</w:t>
+              <w:t>Wait as the message says; the limits protect customers and the SMS balance</w:t>
             </w:r>
           </w:p>
         </w:tc>
@@ -6079,7 +6162,7 @@
                 <w:sz w:val="19"/>
                 <w:szCs w:val="19"/>
               </w:rPr>
-              <w:t>A problem on the hosted server, after the move</w:t>
+              <w:t>An upload or form fails at once with error 413 or 502</w:t>
             </w:r>
           </w:p>
         </w:tc>
@@ -6102,7 +6185,7 @@
                 <w:sz w:val="19"/>
                 <w:szCs w:val="19"/>
               </w:rPr>
-              <w:t>See the guide</w:t>
+              <w:t>It is larger than the router allows (phone app and desktop servers 70 MB, website server and payment callbacks 1 MB)</w:t>
             </w:r>
           </w:p>
         </w:tc>
@@ -6125,7 +6208,14 @@
                 <w:sz w:val="19"/>
                 <w:szCs w:val="19"/>
               </w:rPr>
-              <w:t>Hosting and Deployment Guide (DWS-CFG-03), "Problems after the move"; on the server: sudo bash /srv/dateroem/deploy/scripts/check-server.sh</w:t>
+              <w:t>Send a smaller file (a shorter video); if bigger files are really needed, raise max_size for that path in the Caddyfile and reload the rout</w:t>
+            </w:r>
+            <w:r>
+              <w:rPr>
+                <w:sz w:val="19"/>
+                <w:szCs w:val="19"/>
+              </w:rPr>
+              <w:t>er</w:t>
             </w:r>
           </w:p>
         </w:tc>
@@ -6162,7 +6252,7 @@
                 <w:sz w:val="19"/>
                 <w:szCs w:val="19"/>
               </w:rPr>
-              <w:t>The email buttons on the Help and Bulk Orders pages open the email app, not the "Send us an email" window</w:t>
+              <w:t>Desktop app: "Video too large" or "Photos only" when choosing a file</w:t>
             </w:r>
           </w:p>
         </w:tc>
@@ -6186,7 +6276,7 @@
                 <w:sz w:val="19"/>
                 <w:szCs w:val="19"/>
               </w:rPr>
-              <w:t>SMTP_USER or SMTP_APP_PASSWORD is missing from frontend/.env</w:t>
+              <w:t>Campaign videos can be up to 60 MB; a product takes a photo, not a video</w:t>
             </w:r>
           </w:p>
         </w:tc>
@@ -6210,7 +6300,7 @@
                 <w:sz w:val="19"/>
                 <w:szCs w:val="19"/>
               </w:rPr>
-              <w:t>Add both (Configuration and Secrets Reference) and restart Frontend BFF</w:t>
+              <w:t>Choose a shorter or smaller video (or a photo); for a product, choose a photo</w:t>
             </w:r>
           </w:p>
         </w:tc>
@@ -6246,7 +6336,7 @@
                 <w:sz w:val="19"/>
                 <w:szCs w:val="19"/>
               </w:rPr>
-              <w:t>"Sending isn't working right now" in the Send us an email window</w:t>
+              <w:t>Desktop app: a product or campaign form says "Admin or SuperAdmin only" or "Only JPEG photos" on Save</w:t>
             </w:r>
           </w:p>
         </w:tc>
@@ -6269,7 +6359,7 @@
                 <w:sz w:val="19"/>
                 <w:szCs w:val="19"/>
               </w:rPr>
-              <w:t>Gmail refused the App Password (the Gmail password was changed or the App Password removed), Gmail's daily limit was reached, or the server has no internet</w:t>
+              <w:t>The photo or video was refused by the admin server (wrong account, or the file is not what its name says)</w:t>
             </w:r>
           </w:p>
         </w:tc>
@@ -6292,14 +6382,14 @@
                 <w:sz w:val="19"/>
                 <w:szCs w:val="19"/>
               </w:rPr>
-              <w:t>Create a new App Password and repla</w:t>
-            </w:r>
-            <w:r>
-              <w:rPr>
-                <w:sz w:val="19"/>
-                <w:szCs w:val="19"/>
-              </w:rPr>
-              <w:t>ce it in frontend/.env, restart Frontend BFF; meanwhile customers can use "Prefer your own email app? Open it" at the bottom of the window</w:t>
+              <w:t>Sign in as an Admin; choose the file again - pho</w:t>
+            </w:r>
+            <w:r>
+              <w:rPr>
+                <w:sz w:val="19"/>
+                <w:szCs w:val="19"/>
+              </w:rPr>
+              <w:t>tos are converted to JPEG by the app itself</w:t>
             </w:r>
           </w:p>
         </w:tc>
@@ -6336,8 +6426,7 @@
                 <w:sz w:val="19"/>
                 <w:szCs w:val="19"/>
               </w:rPr>
-              <w:lastRenderedPageBreak/>
-              <w:t>"You have sent several messages already" or "We are receiving a lot of messages"</w:t>
+              <w:t>A problem on the hosted server, after the move</w:t>
             </w:r>
           </w:p>
         </w:tc>
@@ -6361,7 +6450,7 @@
                 <w:sz w:val="19"/>
                 <w:szCs w:val="19"/>
               </w:rPr>
-              <w:t>The form's limits (per address, and for the whole site)</w:t>
+              <w:t>See the guide</w:t>
             </w:r>
           </w:p>
         </w:tc>
@@ -6385,7 +6474,7 @@
                 <w:sz w:val="19"/>
                 <w:szCs w:val="19"/>
               </w:rPr>
-              <w:t>Expected for repeated sending; limits are in app/core/support_mail.py</w:t>
+              <w:t>Hosting and Deployment Guide (DWS-CFG-03), "Problems after the move"; on the server: sudo bash /srv/dateroem/deploy/scripts/check-server.sh</w:t>
             </w:r>
           </w:p>
         </w:tc>
@@ -6421,7 +6510,8 @@
                 <w:sz w:val="19"/>
                 <w:szCs w:val="19"/>
               </w:rPr>
-              <w:t>A question is missing from the Help page</w:t>
+              <w:lastRenderedPageBreak/>
+              <w:t>The email buttons on the Help and Bulk Orders pages open the email app, not the "Send us an email" window</w:t>
             </w:r>
           </w:p>
         </w:tc>
@@ -6444,7 +6534,7 @@
                 <w:sz w:val="19"/>
                 <w:szCs w:val="19"/>
               </w:rPr>
-              <w:t>It is hidden ("Show on the website" unticked) or deleted</w:t>
+              <w:t>SMTP_USER or SMTP_APP_PASSWORD is missing from frontend/.env</w:t>
             </w:r>
           </w:p>
         </w:tc>
@@ -6467,7 +6557,7 @@
                 <w:sz w:val="19"/>
                 <w:szCs w:val="19"/>
               </w:rPr>
-              <w:t>Desktop app, FAQs: Edit it and tick Show on the website, or find it under Show deleted and Restore it</w:t>
+              <w:t>Add both (Configuration and Secrets Reference) and restart Frontend BFF</w:t>
             </w:r>
           </w:p>
         </w:tc>
@@ -6504,7 +6594,7 @@
                 <w:sz w:val="19"/>
                 <w:szCs w:val="19"/>
               </w:rPr>
-              <w:t>The Help page shows no questions at all</w:t>
+              <w:t>"Sending isn't working right now" in the Send us an email window</w:t>
             </w:r>
           </w:p>
         </w:tc>
@@ -6528,7 +6618,7 @@
                 <w:sz w:val="19"/>
                 <w:szCs w:val="19"/>
               </w:rPr>
-              <w:t>The website server or the backend is not answering, or every question is hidden</w:t>
+              <w:t>Gmail refused the App Password (the Gmail password was changed or the App Password removed), Gmail's daily limit was reached, or the server has no internet</w:t>
             </w:r>
           </w:p>
         </w:tc>
@@ -6552,7 +6642,14 @@
                 <w:sz w:val="19"/>
                 <w:szCs w:val="19"/>
               </w:rPr>
-              <w:t>Start the servers; check the FAQs list in the desktop app</w:t>
+              <w:t>Create a new App Password and repla</w:t>
+            </w:r>
+            <w:r>
+              <w:rPr>
+                <w:sz w:val="19"/>
+                <w:szCs w:val="19"/>
+              </w:rPr>
+              <w:t>ce it in frontend/.env, restart Frontend BFF; meanwhile customers can use "Prefer your own email app? Open it" at the bottom of the window</w:t>
             </w:r>
           </w:p>
         </w:tc>
@@ -6588,7 +6685,7 @@
                 <w:sz w:val="19"/>
                 <w:szCs w:val="19"/>
               </w:rPr>
-              <w:t>White page or constant reloading over the public address</w:t>
+              <w:t>"You have sent several messages already" or "We are receiving a lot of messages"</w:t>
             </w:r>
           </w:p>
         </w:tc>
@@ -6611,7 +6708,7 @@
                 <w:sz w:val="19"/>
                 <w:szCs w:val="19"/>
               </w:rPr>
-              <w:t>The public address was pointed at the development server</w:t>
+              <w:t>The form's limits (per address, and for the whole site)</w:t>
             </w:r>
           </w:p>
         </w:tc>
@@ -6634,7 +6731,7 @@
                 <w:sz w:val="19"/>
                 <w:szCs w:val="19"/>
               </w:rPr>
-              <w:t>Use the public build (port 4173), which Caddy serves</w:t>
+              <w:t>Expected for repeated sending; limits are in app/core/support_mail.py</w:t>
             </w:r>
           </w:p>
         </w:tc>
@@ -6671,7 +6768,7 @@
                 <w:sz w:val="19"/>
                 <w:szCs w:val="19"/>
               </w:rPr>
-              <w:t>Refreshing a page shows raw data instead of the page</w:t>
+              <w:t>A question is missing from the Help page</w:t>
             </w:r>
           </w:p>
         </w:tc>
@@ -6695,7 +6792,7 @@
                 <w:sz w:val="19"/>
                 <w:szCs w:val="19"/>
               </w:rPr>
-              <w:t>A server call path clashing with a page path</w:t>
+              <w:t>It is hidden ("Show on the website" unticked) or deleted</w:t>
             </w:r>
           </w:p>
         </w:tc>
@@ -6719,7 +6816,7 @@
                 <w:sz w:val="19"/>
                 <w:szCs w:val="19"/>
               </w:rPr>
-              <w:t>All server calls must use the /svc prefix (vite.config.js); keep new calls under /svc</w:t>
+              <w:t>Desktop app, FAQs: Edit it and tick Show on the website, or find it under Show deleted and Restore it</w:t>
             </w:r>
           </w:p>
         </w:tc>
@@ -6755,7 +6852,7 @@
                 <w:sz w:val="19"/>
                 <w:szCs w:val="19"/>
               </w:rPr>
-              <w:t>A greyed "Continue with Google" with "Google sign-in is coming soon"</w:t>
+              <w:t>The Help page shows no questions at all</w:t>
             </w:r>
           </w:p>
         </w:tc>
@@ -6778,7 +6875,7 @@
                 <w:sz w:val="19"/>
                 <w:szCs w:val="19"/>
               </w:rPr>
-              <w:t>The backend has no Google client id (app.google.client-id or GOOGLE_CLIENT_ID is empty)</w:t>
+              <w:t>The website server or the backend is not answering, or every question is hidden</w:t>
             </w:r>
           </w:p>
         </w:tc>
@@ -6801,7 +6898,7 @@
                 <w:sz w:val="19"/>
                 <w:szCs w:val="19"/>
               </w:rPr>
-              <w:t>Restore the Dateroem client id in application.properties, or set GOOGLE_CLIENT_ID, and restart the backend (DWS-CFG-01)</w:t>
+              <w:t>Start the servers; check the FAQs list in the desktop app</w:t>
             </w:r>
           </w:p>
         </w:tc>
@@ -6838,7 +6935,7 @@
                 <w:sz w:val="19"/>
                 <w:szCs w:val="19"/>
               </w:rPr>
-              <w:t>A greyed "Continue with Google" with "Google can't be reached right now"</w:t>
+              <w:t>White page or constant reloading over the public address</w:t>
             </w:r>
           </w:p>
         </w:tc>
@@ -6862,7 +6959,7 @@
                 <w:sz w:val="19"/>
                 <w:szCs w:val="19"/>
               </w:rPr>
-              <w:t>The website could not reach the backend, or Google's sign-in script did not load</w:t>
+              <w:t>The public address was pointed at the development server</w:t>
             </w:r>
           </w:p>
         </w:tc>
@@ -6886,7 +6983,7 @@
                 <w:sz w:val="19"/>
                 <w:szCs w:val="19"/>
               </w:rPr>
-              <w:t>Check the backend and website server are running and the computer is online; refresh the page</w:t>
+              <w:t>Use the public build (port 4173), which Caddy serves</w:t>
             </w:r>
           </w:p>
         </w:tc>
@@ -6922,7 +7019,7 @@
                 <w:sz w:val="19"/>
                 <w:szCs w:val="19"/>
               </w:rPr>
-              <w:t>Google sign-in pop-up error about the origin or redirect</w:t>
+              <w:t>Refreshing a page shows raw data instead of the page</w:t>
             </w:r>
           </w:p>
         </w:tc>
@@ -6945,7 +7042,7 @@
                 <w:sz w:val="19"/>
                 <w:szCs w:val="19"/>
               </w:rPr>
-              <w:t>The page address is not an authorised origin of the Dateroem web client</w:t>
+              <w:t>A server call path clashing with a page path</w:t>
             </w:r>
           </w:p>
         </w:tc>
@@ -6968,14 +7065,7 @@
                 <w:sz w:val="19"/>
                 <w:szCs w:val="19"/>
               </w:rPr>
-              <w:t>In Google Cloud Console (project "Dateroem", APIs and Services &gt; Credentials) add the address under Authorised JavaScript origi</w:t>
-            </w:r>
-            <w:r>
-              <w:rPr>
-                <w:sz w:val="19"/>
-                <w:szCs w:val="19"/>
-              </w:rPr>
-              <w:t>ns</w:t>
+              <w:t>All server calls must use the /svc prefix (vite.config.js); keep new calls under /svc</w:t>
             </w:r>
           </w:p>
         </w:tc>
@@ -7012,7 +7102,7 @@
                 <w:sz w:val="19"/>
                 <w:szCs w:val="19"/>
               </w:rPr>
-              <w:t>Google says access is blocked, or that the app is being tested</w:t>
+              <w:t>A greyed "Continue with Google" with "Google sign-in is coming soon"</w:t>
             </w:r>
           </w:p>
         </w:tc>
@@ -7036,7 +7126,7 @@
                 <w:sz w:val="19"/>
                 <w:szCs w:val="19"/>
               </w:rPr>
-              <w:t>The Google sign-in app is still in Testing, which admits only its listed test users</w:t>
+              <w:t>The backend has no Google client id (app.google.client-id or GOOGLE_CLIENT_ID is empty)</w:t>
             </w:r>
           </w:p>
         </w:tc>
@@ -7060,7 +7150,7 @@
                 <w:sz w:val="19"/>
                 <w:szCs w:val="19"/>
               </w:rPr>
-              <w:t>Google Cloud Console &gt; Google Auth Platform &gt; Audience: Publish app (or add the person as a test user)</w:t>
+              <w:t>Restore the Dateroem client id in application.properties, or set GOOGLE_CLIENT_ID, and restart the backend (DWS-CFG-01)</w:t>
             </w:r>
           </w:p>
         </w:tc>
@@ -7096,7 +7186,7 @@
                 <w:sz w:val="19"/>
                 <w:szCs w:val="19"/>
               </w:rPr>
-              <w:t>"An account here already uses &lt;email&gt;. Please sign in with its username and password."</w:t>
+              <w:t>A greyed "Continue with Google" with "Google can't be reached right now"</w:t>
             </w:r>
           </w:p>
         </w:tc>
@@ -7119,7 +7209,7 @@
                 <w:sz w:val="19"/>
                 <w:szCs w:val="19"/>
               </w:rPr>
-              <w:t>Someone signs in with Google using an email that an ordinary account already has; they are never joined automatically</w:t>
+              <w:t>The website could not reach the backend, or Google's sign-in script did not load</w:t>
             </w:r>
           </w:p>
         </w:tc>
@@ -7142,14 +7232,7 @@
                 <w:sz w:val="19"/>
                 <w:szCs w:val="19"/>
               </w:rPr>
-              <w:t xml:space="preserve">Sign in to that account with its username or email </w:t>
-            </w:r>
-            <w:r>
-              <w:rPr>
-                <w:sz w:val="19"/>
-                <w:szCs w:val="19"/>
-              </w:rPr>
-              <w:t>and password</w:t>
+              <w:t>Check the backend and website server are running and the computer is online; refresh the page</w:t>
             </w:r>
           </w:p>
         </w:tc>
@@ -7186,7 +7269,7 @@
                 <w:sz w:val="19"/>
                 <w:szCs w:val="19"/>
               </w:rPr>
-              <w:t>Sign-up: "The email domain ... doesn't exist or can't receive email"</w:t>
+              <w:t>Google sign-in pop-up error about the origin or redirect</w:t>
             </w:r>
           </w:p>
         </w:tc>
@@ -7210,7 +7293,7 @@
                 <w:sz w:val="19"/>
                 <w:szCs w:val="19"/>
               </w:rPr>
-              <w:t>The part after @ is misspelt or the domain has no mail service</w:t>
+              <w:t>The page address is not an authorised origin of the Dateroem web client</w:t>
             </w:r>
           </w:p>
         </w:tc>
@@ -7234,7 +7317,14 @@
                 <w:sz w:val="19"/>
                 <w:szCs w:val="19"/>
               </w:rPr>
-              <w:t>Check the spelling (the form suggests fixes such as gmial.com to gmail.com) or use another address; "+" addresses are fine</w:t>
+              <w:t>In Google Cloud Console (project "Dateroem", APIs and Services &gt; Credentials) add the address under Authorised JavaScript origi</w:t>
+            </w:r>
+            <w:r>
+              <w:rPr>
+                <w:sz w:val="19"/>
+                <w:szCs w:val="19"/>
+              </w:rPr>
+              <w:t>ns</w:t>
             </w:r>
           </w:p>
         </w:tc>
@@ -7270,7 +7360,7 @@
                 <w:sz w:val="19"/>
                 <w:szCs w:val="19"/>
               </w:rPr>
-              <w:t>Sign-up: "An account already uses this email"</w:t>
+              <w:t>Google says access is blocked, or that the app is being tested</w:t>
             </w:r>
           </w:p>
         </w:tc>
@@ -7293,7 +7383,7 @@
                 <w:sz w:val="19"/>
                 <w:szCs w:val="19"/>
               </w:rPr>
-              <w:t>The person (or someone else) already has an account with that address</w:t>
+              <w:t>The Google sign-in app is still in Testing, which admits only its listed test users</w:t>
             </w:r>
           </w:p>
         </w:tc>
@@ -7316,7 +7406,7 @@
                 <w:sz w:val="19"/>
                 <w:szCs w:val="19"/>
               </w:rPr>
-              <w:t>Sign in with that account instead (the username or the email works), or use another address</w:t>
+              <w:t>Google Cloud Console &gt; Google Auth Platform &gt; Audience: Publish app (or add the person as a test user)</w:t>
             </w:r>
           </w:p>
         </w:tc>
@@ -7353,7 +7443,7 @@
                 <w:sz w:val="19"/>
                 <w:szCs w:val="19"/>
               </w:rPr>
-              <w:t>Sign-in: "More than one account uses this email"</w:t>
+              <w:t>"An account here already uses &lt;email&gt;. Please sign in with its username and password."</w:t>
             </w:r>
           </w:p>
         </w:tc>
@@ -7377,7 +7467,7 @@
                 <w:sz w:val="19"/>
                 <w:szCs w:val="19"/>
               </w:rPr>
-              <w:t>Older accounts share the same address, so the email cannot tell them apart</w:t>
+              <w:t>Someone signs in with Google using an email that an ordinary account already has; they are never joined automatically</w:t>
             </w:r>
           </w:p>
         </w:tc>
@@ -7401,7 +7491,14 @@
                 <w:sz w:val="19"/>
                 <w:szCs w:val="19"/>
               </w:rPr>
-              <w:t>Sign in with the username</w:t>
+              <w:t xml:space="preserve">Sign in to that account with its username or email </w:t>
+            </w:r>
+            <w:r>
+              <w:rPr>
+                <w:sz w:val="19"/>
+                <w:szCs w:val="19"/>
+              </w:rPr>
+              <w:t>and password</w:t>
             </w:r>
           </w:p>
         </w:tc>
@@ -7437,7 +7534,7 @@
                 <w:sz w:val="19"/>
                 <w:szCs w:val="19"/>
               </w:rPr>
-              <w:t>Sign-up: "Choose a username of 3 to 30 characters, with no spaces and no @" or "That username is already taken"</w:t>
+              <w:t>Sign-up: "The email domain ... doesn't exist or can't receive email"</w:t>
             </w:r>
           </w:p>
         </w:tc>
@@ -7460,7 +7557,7 @@
                 <w:sz w:val="19"/>
                 <w:szCs w:val="19"/>
               </w:rPr>
-              <w:t>The username breaks the rule or belongs to someone else</w:t>
+              <w:t>The part after @ is misspelt or the domain has no mail service</w:t>
             </w:r>
           </w:p>
         </w:tc>
@@ -7483,7 +7580,7 @@
                 <w:sz w:val="19"/>
                 <w:szCs w:val="19"/>
               </w:rPr>
-              <w:t>Choose another username</w:t>
+              <w:t>Check the spelling (the form suggests fixes such as gmial.com to gmail.com) or use another address; "+" addresses are fine</w:t>
             </w:r>
           </w:p>
         </w:tc>
@@ -7520,7 +7617,7 @@
                 <w:sz w:val="19"/>
                 <w:szCs w:val="19"/>
               </w:rPr>
-              <w:t>No Featured link in the menu</w:t>
+              <w:t>Sign-up: "An account already uses this email"</w:t>
             </w:r>
           </w:p>
         </w:tc>
@@ -7544,7 +7641,7 @@
                 <w:sz w:val="19"/>
                 <w:szCs w:val="19"/>
               </w:rPr>
-              <w:t>No campaign is running: none is Active, within its dates and with at least one product</w:t>
+              <w:t>The person (or someone else) already has an account with that address</w:t>
             </w:r>
           </w:p>
         </w:tc>
@@ -7568,7 +7665,7 @@
                 <w:sz w:val="19"/>
                 <w:szCs w:val="19"/>
               </w:rPr>
-              <w:t>Expected when nothing is on offer. Otherwise check the campaign's status, dates and products in the app or the desktop</w:t>
+              <w:t>Sign in with that account instead (the username or the email works), or use another address</w:t>
             </w:r>
           </w:p>
         </w:tc>
@@ -7604,7 +7701,7 @@
                 <w:sz w:val="19"/>
                 <w:szCs w:val="19"/>
               </w:rPr>
-              <w:t>Changes to .env have no effect publicly</w:t>
+              <w:t>Sign-in: "More than one account uses this email"</w:t>
             </w:r>
           </w:p>
         </w:tc>
@@ -7627,7 +7724,7 @@
                 <w:sz w:val="19"/>
                 <w:szCs w:val="19"/>
               </w:rPr>
-              <w:t>Vite reads .env at build time</w:t>
+              <w:t>Older accounts share the same address, so the email cannot tell them apart</w:t>
             </w:r>
           </w:p>
         </w:tc>
@@ -7650,7 +7747,7 @@
                 <w:sz w:val="19"/>
                 <w:szCs w:val="19"/>
               </w:rPr>
-              <w:t>Restart "Website (public build)"</w:t>
+              <w:t>Sign in with the username</w:t>
             </w:r>
           </w:p>
         </w:tc>
@@ -7688,6 +7785,257 @@
                 <w:szCs w:val="19"/>
               </w:rPr>
               <w:lastRenderedPageBreak/>
+              <w:t>Sign-up: "Choose a username of 3 to 30 characters, with no spaces and no @" or "That username is already taken"</w:t>
+            </w:r>
+          </w:p>
+        </w:tc>
+        <w:tc>
+          <w:tcPr>
+            <w:tcW w:w="3011" w:type="dxa"/>
+            <w:shd w:val="clear" w:color="auto" w:fill="F4F5F3"/>
+            <w:tcMar>
+              <w:top w:w="50" w:type="dxa"/>
+              <w:left w:w="90" w:type="dxa"/>
+              <w:bottom w:w="50" w:type="dxa"/>
+              <w:right w:w="90" w:type="dxa"/>
+            </w:tcMar>
+          </w:tcPr>
+          <w:p>
+            <w:pPr>
+              <w:spacing w:after="20" w:line="252" w:lineRule="auto"/>
+            </w:pPr>
+            <w:r>
+              <w:rPr>
+                <w:sz w:val="19"/>
+                <w:szCs w:val="19"/>
+              </w:rPr>
+              <w:t>The username breaks the rule or belongs to someone else</w:t>
+            </w:r>
+          </w:p>
+        </w:tc>
+        <w:tc>
+          <w:tcPr>
+            <w:tcW w:w="3857" w:type="dxa"/>
+            <w:shd w:val="clear" w:color="auto" w:fill="F4F5F3"/>
+            <w:tcMar>
+              <w:top w:w="50" w:type="dxa"/>
+              <w:left w:w="90" w:type="dxa"/>
+              <w:bottom w:w="50" w:type="dxa"/>
+              <w:right w:w="90" w:type="dxa"/>
+            </w:tcMar>
+          </w:tcPr>
+          <w:p>
+            <w:pPr>
+              <w:spacing w:after="20" w:line="252" w:lineRule="auto"/>
+            </w:pPr>
+            <w:r>
+              <w:rPr>
+                <w:sz w:val="19"/>
+                <w:szCs w:val="19"/>
+              </w:rPr>
+              <w:t>Choose another username</w:t>
+            </w:r>
+          </w:p>
+        </w:tc>
+      </w:tr>
+      <w:tr>
+        <w:tblPrEx>
+          <w:tblCellMar>
+            <w:top w:w="0" w:type="dxa"/>
+            <w:bottom w:w="0" w:type="dxa"/>
+          </w:tblCellMar>
+        </w:tblPrEx>
+        <w:trPr>
+          <w:cantSplit/>
+        </w:trPr>
+        <w:tc>
+          <w:tcPr>
+            <w:tcW w:w="2770" w:type="dxa"/>
+            <w:tcMar>
+              <w:top w:w="50" w:type="dxa"/>
+              <w:left w:w="90" w:type="dxa"/>
+              <w:bottom w:w="50" w:type="dxa"/>
+              <w:right w:w="90" w:type="dxa"/>
+            </w:tcMar>
+          </w:tcPr>
+          <w:p>
+            <w:pPr>
+              <w:spacing w:after="20" w:line="252" w:lineRule="auto"/>
+            </w:pPr>
+            <w:r>
+              <w:rPr>
+                <w:b/>
+                <w:bCs/>
+                <w:sz w:val="19"/>
+                <w:szCs w:val="19"/>
+              </w:rPr>
+              <w:t>No Featured link in the menu</w:t>
+            </w:r>
+          </w:p>
+        </w:tc>
+        <w:tc>
+          <w:tcPr>
+            <w:tcW w:w="3011" w:type="dxa"/>
+            <w:tcMar>
+              <w:top w:w="50" w:type="dxa"/>
+              <w:left w:w="90" w:type="dxa"/>
+              <w:bottom w:w="50" w:type="dxa"/>
+              <w:right w:w="90" w:type="dxa"/>
+            </w:tcMar>
+          </w:tcPr>
+          <w:p>
+            <w:pPr>
+              <w:spacing w:after="20" w:line="252" w:lineRule="auto"/>
+            </w:pPr>
+            <w:r>
+              <w:rPr>
+                <w:sz w:val="19"/>
+                <w:szCs w:val="19"/>
+              </w:rPr>
+              <w:t>No campaign is running: none is Active, within its dates and with at least one product</w:t>
+            </w:r>
+          </w:p>
+        </w:tc>
+        <w:tc>
+          <w:tcPr>
+            <w:tcW w:w="3857" w:type="dxa"/>
+            <w:tcMar>
+              <w:top w:w="50" w:type="dxa"/>
+              <w:left w:w="90" w:type="dxa"/>
+              <w:bottom w:w="50" w:type="dxa"/>
+              <w:right w:w="90" w:type="dxa"/>
+            </w:tcMar>
+          </w:tcPr>
+          <w:p>
+            <w:pPr>
+              <w:spacing w:after="20" w:line="252" w:lineRule="auto"/>
+            </w:pPr>
+            <w:r>
+              <w:rPr>
+                <w:sz w:val="19"/>
+                <w:szCs w:val="19"/>
+              </w:rPr>
+              <w:t>Expected when nothing is on offer. Otherwise check the campaign's status, dates and products in the app or the desktop</w:t>
+            </w:r>
+          </w:p>
+        </w:tc>
+      </w:tr>
+      <w:tr>
+        <w:tblPrEx>
+          <w:tblCellMar>
+            <w:top w:w="0" w:type="dxa"/>
+            <w:bottom w:w="0" w:type="dxa"/>
+          </w:tblCellMar>
+        </w:tblPrEx>
+        <w:trPr>
+          <w:cantSplit/>
+        </w:trPr>
+        <w:tc>
+          <w:tcPr>
+            <w:tcW w:w="2770" w:type="dxa"/>
+            <w:shd w:val="clear" w:color="auto" w:fill="F4F5F3"/>
+            <w:tcMar>
+              <w:top w:w="50" w:type="dxa"/>
+              <w:left w:w="90" w:type="dxa"/>
+              <w:bottom w:w="50" w:type="dxa"/>
+              <w:right w:w="90" w:type="dxa"/>
+            </w:tcMar>
+          </w:tcPr>
+          <w:p>
+            <w:pPr>
+              <w:spacing w:after="20" w:line="252" w:lineRule="auto"/>
+            </w:pPr>
+            <w:r>
+              <w:rPr>
+                <w:b/>
+                <w:bCs/>
+                <w:sz w:val="19"/>
+                <w:szCs w:val="19"/>
+              </w:rPr>
+              <w:t>Changes to .env have no effect publicly</w:t>
+            </w:r>
+          </w:p>
+        </w:tc>
+        <w:tc>
+          <w:tcPr>
+            <w:tcW w:w="3011" w:type="dxa"/>
+            <w:shd w:val="clear" w:color="auto" w:fill="F4F5F3"/>
+            <w:tcMar>
+              <w:top w:w="50" w:type="dxa"/>
+              <w:left w:w="90" w:type="dxa"/>
+              <w:bottom w:w="50" w:type="dxa"/>
+              <w:right w:w="90" w:type="dxa"/>
+            </w:tcMar>
+          </w:tcPr>
+          <w:p>
+            <w:pPr>
+              <w:spacing w:after="20" w:line="252" w:lineRule="auto"/>
+            </w:pPr>
+            <w:r>
+              <w:rPr>
+                <w:sz w:val="19"/>
+                <w:szCs w:val="19"/>
+              </w:rPr>
+              <w:t>Vite reads .env at build time</w:t>
+            </w:r>
+          </w:p>
+        </w:tc>
+        <w:tc>
+          <w:tcPr>
+            <w:tcW w:w="3857" w:type="dxa"/>
+            <w:shd w:val="clear" w:color="auto" w:fill="F4F5F3"/>
+            <w:tcMar>
+              <w:top w:w="50" w:type="dxa"/>
+              <w:left w:w="90" w:type="dxa"/>
+              <w:bottom w:w="50" w:type="dxa"/>
+              <w:right w:w="90" w:type="dxa"/>
+            </w:tcMar>
+          </w:tcPr>
+          <w:p>
+            <w:pPr>
+              <w:spacing w:after="20" w:line="252" w:lineRule="auto"/>
+            </w:pPr>
+            <w:r>
+              <w:rPr>
+                <w:sz w:val="19"/>
+                <w:szCs w:val="19"/>
+              </w:rPr>
+              <w:t>Restart "Website (public build)"</w:t>
+            </w:r>
+          </w:p>
+        </w:tc>
+      </w:tr>
+      <w:tr>
+        <w:tblPrEx>
+          <w:tblCellMar>
+            <w:top w:w="0" w:type="dxa"/>
+            <w:bottom w:w="0" w:type="dxa"/>
+          </w:tblCellMar>
+        </w:tblPrEx>
+        <w:trPr>
+          <w:cantSplit/>
+        </w:trPr>
+        <w:tc>
+          <w:tcPr>
+            <w:tcW w:w="2770" w:type="dxa"/>
+            <w:tcMar>
+              <w:top w:w="50" w:type="dxa"/>
+              <w:left w:w="90" w:type="dxa"/>
+              <w:bottom w:w="50" w:type="dxa"/>
+              <w:right w:w="90" w:type="dxa"/>
+            </w:tcMar>
+          </w:tcPr>
+          <w:p>
+            <w:pPr>
+              <w:spacing w:after="20" w:line="252" w:lineRule="auto"/>
+            </w:pPr>
+            <w:r>
+              <w:rPr>
+                <w:b/>
+                <w:bCs/>
+                <w:sz w:val="19"/>
+                <w:szCs w:val="19"/>
+              </w:rPr>
               <w:t>Cart empties on refresh</w:t>
             </w:r>
           </w:p>
@@ -7695,7 +8043,6 @@
         <w:tc>
           <w:tcPr>
             <w:tcW w:w="3011" w:type="dxa"/>
-            <w:shd w:val="clear" w:color="auto" w:fill="F4F5F3"/>
             <w:tcMar>
               <w:top w:w="50" w:type="dxa"/>
               <w:left w:w="90" w:type="dxa"/>
@@ -7719,7 +8066,6 @@
         <w:tc>
           <w:tcPr>
             <w:tcW w:w="3857" w:type="dxa"/>
-            <w:shd w:val="clear" w:color="auto" w:fill="F4F5F3"/>
             <w:tcMar>
               <w:top w:w="50" w:type="dxa"/>
               <w:left w:w="90" w:type="dxa"/>
@@ -7756,7 +8102,7 @@
       <w:pPr>
         <w:pStyle w:val="Heading1"/>
       </w:pPr>
-      <w:bookmarkStart w:id="5" w:name="_Toc243418262"/>
+      <w:bookmarkStart w:id="5" w:name="_Toc243679801"/>
       <w:r>
         <w:lastRenderedPageBreak/>
         <w:t>5  Payments</w:t>
@@ -8729,7 +9075,7 @@
       <w:pPr>
         <w:pStyle w:val="Heading1"/>
       </w:pPr>
-      <w:bookmarkStart w:id="6" w:name="_Toc243418263"/>
+      <w:bookmarkStart w:id="6" w:name="_Toc243679802"/>
       <w:r>
         <w:lastRenderedPageBreak/>
         <w:t>6  AI assistant</w:t>
@@ -9283,7 +9629,7 @@
       <w:pPr>
         <w:pStyle w:val="Heading1"/>
       </w:pPr>
-      <w:bookmarkStart w:id="7" w:name="_Toc243418264"/>
+      <w:bookmarkStart w:id="7" w:name="_Toc243679803"/>
       <w:r>
         <w:lastRenderedPageBreak/>
         <w:t>7  Desktop app</w:t>
@@ -11508,7 +11854,7 @@
       <w:pPr>
         <w:pStyle w:val="Heading1"/>
       </w:pPr>
-      <w:bookmarkStart w:id="8" w:name="_Toc243418265"/>
+      <w:bookmarkStart w:id="8" w:name="_Toc243679804"/>
       <w:r>
         <w:lastRenderedPageBreak/>
         <w:t>8  Development tools</w:t>
@@ -12029,10 +12375,10 @@
 <file path=word/numbering.xml><?xml version="1.0" encoding="utf-8"?>
 <w:numbering xmlns:wpc="http://schemas.microsoft.com/office/word/2010/wordprocessingCanvas" xmlns:cx="http://schemas.microsoft.com/office/drawing/2014/chartex" xmlns:cx1="http://schemas.microsoft.com/office/drawing/2015/9/8/chartex" xmlns:mc="http://schemas.openxmlformats.org/markup-compatibility/2006" xmlns:o="urn:schemas-microsoft-com:office:office" xmlns:r="http://schemas.openxmlformats.org/officeDocument/2006/relationships" xmlns:m="http://schemas.openxmlformats.org/officeDocument/2006/math" xmlns:v="urn:schemas-microsoft-com:vml" xmlns:wp14="http://schemas.microsoft.com/office/word/2010/wordprocessingDrawing" xmlns:wp="http://schemas.openxmlformats.org/drawingml/2006/wordprocessingDrawing" xmlns:w10="urn:schemas-microsoft-com:office:word" xmlns:w="http://schemas.openxmlformats.org/wordprocessingml/2006/main" xmlns:w14="http://schemas.microsoft.com/office/word/2010/wordml" xmlns:w15="http://schemas.microsoft.com/office/word/2012/wordml" xmlns:w16se="http://schemas.microsoft.com/office/word/2015/wordml/symex" xmlns:wpg="http://schemas.microsoft.com/office/word/2010/wordprocessingGroup" xmlns:wpi="http://schemas.microsoft.com/office/word/2010/wordprocessingInk" xmlns:wne="http://schemas.microsoft.com/office/word/2006/wordml" xmlns:wps="http://schemas.microsoft.com/office/word/2010/wordprocessingShape" mc:Ignorable="w14 w15 w16se wp14">
   <w:abstractNum w:abstractNumId="0" w15:restartNumberingAfterBreak="0">
-    <w:nsid w:val="14181951"/>
+    <w:nsid w:val="3706203C"/>
     <w:multiLevelType w:val="hybridMultilevel"/>
-    <w:tmpl w:val="F28EB956"/>
-    <w:lvl w:ilvl="0" w:tplc="96CA6188" w:tentative="1">
+    <w:tmpl w:val="85CA38CE"/>
+    <w:lvl w:ilvl="0" w:tplc="83467F1A" w:tentative="1">
       <w:start w:val="1"/>
       <w:numFmt w:val="bullet"/>
       <w:lvlText w:val="●"/>
@@ -12041,7 +12387,7 @@
         <w:ind w:left="720" w:hanging="360"/>
       </w:pPr>
     </w:lvl>
-    <w:lvl w:ilvl="1" w:tplc="3D6EF3C0" w:tentative="1">
+    <w:lvl w:ilvl="1" w:tplc="863E7D72" w:tentative="1">
       <w:start w:val="1"/>
       <w:numFmt w:val="bullet"/>
       <w:lvlText w:val="○"/>
@@ -12050,7 +12396,7 @@
         <w:ind w:left="1440" w:hanging="360"/>
       </w:pPr>
     </w:lvl>
-    <w:lvl w:ilvl="2" w:tplc="D7B28394" w:tentative="1">
+    <w:lvl w:ilvl="2" w:tplc="14D81C04" w:tentative="1">
       <w:start w:val="1"/>
       <w:numFmt w:val="bullet"/>
       <w:lvlText w:val="■"/>
@@ -12059,7 +12405,7 @@
         <w:ind w:left="2160" w:hanging="360"/>
       </w:pPr>
     </w:lvl>
-    <w:lvl w:ilvl="3" w:tplc="2FD0B3E6" w:tentative="1">
+    <w:lvl w:ilvl="3" w:tplc="0AC6AA9C" w:tentative="1">
       <w:start w:val="1"/>
       <w:numFmt w:val="bullet"/>
       <w:lvlText w:val="●"/>
@@ -12068,7 +12414,7 @@
         <w:ind w:left="2880" w:hanging="360"/>
       </w:pPr>
     </w:lvl>
-    <w:lvl w:ilvl="4" w:tplc="F7669C60" w:tentative="1">
+    <w:lvl w:ilvl="4" w:tplc="9C5E2862" w:tentative="1">
       <w:start w:val="1"/>
       <w:numFmt w:val="bullet"/>
       <w:lvlText w:val="○"/>
@@ -12077,7 +12423,7 @@
         <w:ind w:left="3600" w:hanging="360"/>
       </w:pPr>
     </w:lvl>
-    <w:lvl w:ilvl="5" w:tplc="7C9E5134" w:tentative="1">
+    <w:lvl w:ilvl="5" w:tplc="880E2394" w:tentative="1">
       <w:start w:val="1"/>
       <w:numFmt w:val="bullet"/>
       <w:lvlText w:val="■"/>
@@ -12086,7 +12432,7 @@
         <w:ind w:left="4320" w:hanging="360"/>
       </w:pPr>
     </w:lvl>
-    <w:lvl w:ilvl="6" w:tplc="B136084A" w:tentative="1">
+    <w:lvl w:ilvl="6" w:tplc="2F60E118" w:tentative="1">
       <w:start w:val="1"/>
       <w:numFmt w:val="bullet"/>
       <w:lvlText w:val="●"/>
@@ -12095,7 +12441,7 @@
         <w:ind w:left="5040" w:hanging="360"/>
       </w:pPr>
     </w:lvl>
-    <w:lvl w:ilvl="7" w:tplc="564C3040" w:tentative="1">
+    <w:lvl w:ilvl="7" w:tplc="EFF29EF8" w:tentative="1">
       <w:start w:val="1"/>
       <w:numFmt w:val="bullet"/>
       <w:lvlText w:val="●"/>
@@ -12104,7 +12450,7 @@
         <w:ind w:left="5760" w:hanging="360"/>
       </w:pPr>
     </w:lvl>
-    <w:lvl w:ilvl="8" w:tplc="61F213D2" w:tentative="1">
+    <w:lvl w:ilvl="8" w:tplc="02ACBB52" w:tentative="1">
       <w:start w:val="1"/>
       <w:numFmt w:val="bullet"/>
       <w:lvlText w:val="●"/>
@@ -12115,10 +12461,10 @@
     </w:lvl>
   </w:abstractNum>
   <w:abstractNum w:abstractNumId="1" w15:restartNumberingAfterBreak="0">
-    <w:nsid w:val="16A31107"/>
+    <w:nsid w:val="5B422AD0"/>
     <w:multiLevelType w:val="hybridMultilevel"/>
-    <w:tmpl w:val="C7F6AF48"/>
-    <w:lvl w:ilvl="0" w:tplc="DE003AEA" w:tentative="1">
+    <w:tmpl w:val="46767D9A"/>
+    <w:lvl w:ilvl="0" w:tplc="1A5C872E" w:tentative="1">
       <w:start w:val="1"/>
       <w:numFmt w:val="decimal"/>
       <w:lvlText w:val="%1."/>
@@ -12127,7 +12473,7 @@
         <w:ind w:left="540" w:hanging="300"/>
       </w:pPr>
     </w:lvl>
-    <w:lvl w:ilvl="1" w:tplc="801059E0" w:tentative="1">
+    <w:lvl w:ilvl="1" w:tplc="6DD049FE" w:tentative="1">
       <w:start w:val="1"/>
       <w:numFmt w:val="lowerLetter"/>
       <w:lvlText w:val="%2."/>
@@ -12136,7 +12482,7 @@
         <w:ind w:left="940" w:hanging="300"/>
       </w:pPr>
     </w:lvl>
-    <w:lvl w:ilvl="2" w:tplc="4ED4766C" w:tentative="1">
+    <w:lvl w:ilvl="2" w:tplc="25EEA396" w:tentative="1">
       <w:start w:val="1"/>
       <w:numFmt w:val="lowerRoman"/>
       <w:lvlText w:val="%3."/>
@@ -12145,42 +12491,42 @@
         <w:ind w:left="1340" w:hanging="300"/>
       </w:pPr>
     </w:lvl>
-    <w:lvl w:ilvl="3" w:tplc="7BA04652">
+    <w:lvl w:ilvl="3" w:tplc="64B6FC34">
       <w:numFmt w:val="decimal"/>
       <w:lvlText w:val=""/>
       <w:lvlJc w:val="left"/>
     </w:lvl>
-    <w:lvl w:ilvl="4" w:tplc="4D96D7B0">
+    <w:lvl w:ilvl="4" w:tplc="FAF2C1D2">
       <w:numFmt w:val="decimal"/>
       <w:lvlText w:val=""/>
       <w:lvlJc w:val="left"/>
     </w:lvl>
-    <w:lvl w:ilvl="5" w:tplc="19509664">
+    <w:lvl w:ilvl="5" w:tplc="4C3E640E">
       <w:numFmt w:val="decimal"/>
       <w:lvlText w:val=""/>
       <w:lvlJc w:val="left"/>
     </w:lvl>
-    <w:lvl w:ilvl="6" w:tplc="0FDA9398">
+    <w:lvl w:ilvl="6" w:tplc="FC921286">
       <w:numFmt w:val="decimal"/>
       <w:lvlText w:val=""/>
       <w:lvlJc w:val="left"/>
     </w:lvl>
-    <w:lvl w:ilvl="7" w:tplc="C4C2C3DE">
+    <w:lvl w:ilvl="7" w:tplc="0DEC5B32">
       <w:numFmt w:val="decimal"/>
       <w:lvlText w:val=""/>
       <w:lvlJc w:val="left"/>
     </w:lvl>
-    <w:lvl w:ilvl="8" w:tplc="C0D2ED80">
+    <w:lvl w:ilvl="8" w:tplc="053E94B0">
       <w:numFmt w:val="decimal"/>
       <w:lvlText w:val=""/>
       <w:lvlJc w:val="left"/>
     </w:lvl>
   </w:abstractNum>
   <w:abstractNum w:abstractNumId="2" w15:restartNumberingAfterBreak="0">
-    <w:nsid w:val="52DE50E4"/>
+    <w:nsid w:val="73EA2F0D"/>
     <w:multiLevelType w:val="hybridMultilevel"/>
-    <w:tmpl w:val="FDA2D7DE"/>
-    <w:lvl w:ilvl="0" w:tplc="FECA5242" w:tentative="1">
+    <w:tmpl w:val="A55ADFC6"/>
+    <w:lvl w:ilvl="0" w:tplc="523A02E8" w:tentative="1">
       <w:start w:val="1"/>
       <w:numFmt w:val="bullet"/>
       <w:lvlText w:val="•"/>
@@ -12189,7 +12535,7 @@
         <w:ind w:left="540" w:hanging="300"/>
       </w:pPr>
     </w:lvl>
-    <w:lvl w:ilvl="1" w:tplc="253CDCC2" w:tentative="1">
+    <w:lvl w:ilvl="1" w:tplc="B74A22D8" w:tentative="1">
       <w:start w:val="1"/>
       <w:numFmt w:val="bullet"/>
       <w:lvlText w:val="–"/>
@@ -12198,7 +12544,7 @@
         <w:ind w:left="940" w:hanging="300"/>
       </w:pPr>
     </w:lvl>
-    <w:lvl w:ilvl="2" w:tplc="85883914" w:tentative="1">
+    <w:lvl w:ilvl="2" w:tplc="44C4A0FE" w:tentative="1">
       <w:start w:val="1"/>
       <w:numFmt w:val="bullet"/>
       <w:lvlText w:val="◦"/>
@@ -12207,32 +12553,32 @@
         <w:ind w:left="1340" w:hanging="300"/>
       </w:pPr>
     </w:lvl>
-    <w:lvl w:ilvl="3" w:tplc="0066B320">
+    <w:lvl w:ilvl="3" w:tplc="B1DA8BC6">
       <w:numFmt w:val="decimal"/>
       <w:lvlText w:val=""/>
       <w:lvlJc w:val="left"/>
     </w:lvl>
-    <w:lvl w:ilvl="4" w:tplc="7CB6E2F4">
+    <w:lvl w:ilvl="4" w:tplc="945E8714">
       <w:numFmt w:val="decimal"/>
       <w:lvlText w:val=""/>
       <w:lvlJc w:val="left"/>
     </w:lvl>
-    <w:lvl w:ilvl="5" w:tplc="5D82E1A0">
+    <w:lvl w:ilvl="5" w:tplc="9A764F96">
       <w:numFmt w:val="decimal"/>
       <w:lvlText w:val=""/>
       <w:lvlJc w:val="left"/>
     </w:lvl>
-    <w:lvl w:ilvl="6" w:tplc="3B64DA88">
+    <w:lvl w:ilvl="6" w:tplc="C14C0286">
       <w:numFmt w:val="decimal"/>
       <w:lvlText w:val=""/>
       <w:lvlJc w:val="left"/>
     </w:lvl>
-    <w:lvl w:ilvl="7" w:tplc="32AAFC30">
+    <w:lvl w:ilvl="7" w:tplc="307A10AA">
       <w:numFmt w:val="decimal"/>
       <w:lvlText w:val=""/>
       <w:lvlJc w:val="left"/>
     </w:lvl>
-    <w:lvl w:ilvl="8" w:tplc="45901482">
+    <w:lvl w:ilvl="8" w:tplc="9AC4B866">
       <w:numFmt w:val="decimal"/>
       <w:lvlText w:val=""/>
       <w:lvlJc w:val="left"/>
@@ -12868,7 +13214,7 @@
     <w:autoRedefine/>
     <w:uiPriority w:val="39"/>
     <w:unhideWhenUsed/>
-    <w:rsid w:val="00E55BFE"/>
+    <w:rsid w:val="00735375"/>
     <w:pPr>
       <w:spacing w:after="100"/>
     </w:pPr>

--- a/documentation/07 Operations/Troubleshooting Guide.docx
+++ b/documentation/07 Operations/Troubleshooting Guide.docx
@@ -289,7 +289,7 @@
                 <w:sz w:val="20"/>
                 <w:szCs w:val="20"/>
               </w:rPr>
-              <w:t>23 October 2026</w:t>
+              <w:t>24 October 2026</w:t>
             </w:r>
           </w:p>
         </w:tc>
@@ -1725,6 +1725,81 @@
           </w:p>
         </w:tc>
       </w:tr>
+      <w:tr>
+        <w:tblPrEx>
+          <w:tblCellMar>
+            <w:top w:w="0" w:type="dxa"/>
+            <w:bottom w:w="0" w:type="dxa"/>
+          </w:tblCellMar>
+        </w:tblPrEx>
+        <w:tc>
+          <w:tcPr>
+            <w:tcW w:w="1300" w:type="dxa"/>
+            <w:tcMar>
+              <w:top w:w="50" w:type="dxa"/>
+              <w:left w:w="90" w:type="dxa"/>
+              <w:bottom w:w="50" w:type="dxa"/>
+              <w:right w:w="90" w:type="dxa"/>
+            </w:tcMar>
+          </w:tcPr>
+          <w:p>
+            <w:r>
+              <w:rPr>
+                <w:sz w:val="19"/>
+                <w:szCs w:val="19"/>
+              </w:rPr>
+              <w:t>1.1</w:t>
+            </w:r>
+          </w:p>
+        </w:tc>
+        <w:tc>
+          <w:tcPr>
+            <w:tcW w:w="1900" w:type="dxa"/>
+            <w:tcMar>
+              <w:top w:w="50" w:type="dxa"/>
+              <w:left w:w="90" w:type="dxa"/>
+              <w:bottom w:w="50" w:type="dxa"/>
+              <w:right w:w="90" w:type="dxa"/>
+            </w:tcMar>
+          </w:tcPr>
+          <w:p>
+            <w:r>
+              <w:rPr>
+                <w:sz w:val="19"/>
+                <w:szCs w:val="19"/>
+              </w:rPr>
+              <w:t>24 October 2026</w:t>
+            </w:r>
+          </w:p>
+        </w:tc>
+        <w:tc>
+          <w:tcPr>
+            <w:tcW w:w="6438" w:type="dxa"/>
+            <w:tcMar>
+              <w:top w:w="50" w:type="dxa"/>
+              <w:left w:w="90" w:type="dxa"/>
+              <w:bottom w:w="50" w:type="dxa"/>
+              <w:right w:w="90" w:type="dxa"/>
+            </w:tcMar>
+          </w:tcPr>
+          <w:p>
+            <w:r>
+              <w:rPr>
+                <w:sz w:val="19"/>
+                <w:szCs w:val="19"/>
+              </w:rPr>
+              <w:t>Rows for forgotten passwords, the temporary password, the idle lock and a staff member's</w:t>
+            </w:r>
+            <w:r>
+              <w:rPr>
+                <w:sz w:val="19"/>
+                <w:szCs w:val="19"/>
+              </w:rPr>
+              <w:t xml:space="preserve"> phone number.</w:t>
+            </w:r>
+          </w:p>
+        </w:tc>
+      </w:tr>
     </w:tbl>
     <w:p>
       <w:pPr>
@@ -1736,15 +1811,7 @@
           <w:sz w:val="20"/>
           <w:szCs w:val="20"/>
         </w:rPr>
-        <w:t>Keep this document up to date: when a feature, setting or server changes, edit the matching section here and</w:t>
-      </w:r>
-      <w:r>
-        <w:rPr>
-          <w:color w:val="5F6B66"/>
-          <w:sz w:val="20"/>
-          <w:szCs w:val="20"/>
-        </w:rPr>
-        <w:t xml:space="preserve"> add a line to the table above.</w:t>
+        <w:t>Keep this document up to date: when a feature, setting or server changes, edit the matching section here and add a line to the table above.</w:t>
       </w:r>
     </w:p>
     <w:p>
@@ -1765,7 +1832,7 @@
     <w:sdt>
       <w:sdtPr>
         <w:alias w:val="Contents"/>
-        <w:id w:val="-1863891532"/>
+        <w:id w:val="1142233758"/>
       </w:sdtPr>
       <w:sdtEndPr/>
       <w:sdtContent>
@@ -1792,7 +1859,7 @@
           <w:r>
             <w:fldChar w:fldCharType="separate"/>
           </w:r>
-          <w:hyperlink w:anchor="_Toc243679797" w:history="1">
+          <w:hyperlink w:anchor="_Toc243693277" w:history="1">
             <w:r>
               <w:rPr>
                 <w:rStyle w:val="Hyperlink"/>
@@ -1816,7 +1883,7 @@
               <w:rPr>
                 <w:noProof/>
               </w:rPr>
-              <w:instrText xml:space="preserve"> PAGEREF _Toc243679797 \h </w:instrText>
+              <w:instrText xml:space="preserve"> PAGEREF _Toc243693277 \h </w:instrText>
             </w:r>
             <w:r>
               <w:rPr>
@@ -1857,7 +1924,7 @@
               <w:szCs w:val="22"/>
             </w:rPr>
           </w:pPr>
-          <w:hyperlink w:anchor="_Toc243679798" w:history="1">
+          <w:hyperlink w:anchor="_Toc243693278" w:history="1">
             <w:r>
               <w:rPr>
                 <w:rStyle w:val="Hyperlink"/>
@@ -1881,7 +1948,7 @@
               <w:rPr>
                 <w:noProof/>
               </w:rPr>
-              <w:instrText xml:space="preserve"> PAGEREF _Toc243679798 \h </w:instrText>
+              <w:instrText xml:space="preserve"> PAGEREF _Toc243693278 \h </w:instrText>
             </w:r>
             <w:r>
               <w:rPr>
@@ -1922,7 +1989,7 @@
               <w:szCs w:val="22"/>
             </w:rPr>
           </w:pPr>
-          <w:hyperlink w:anchor="_Toc243679799" w:history="1">
+          <w:hyperlink w:anchor="_Toc243693279" w:history="1">
             <w:r>
               <w:rPr>
                 <w:rStyle w:val="Hyperlink"/>
@@ -1946,7 +2013,7 @@
               <w:rPr>
                 <w:noProof/>
               </w:rPr>
-              <w:instrText xml:space="preserve"> PAGEREF _Toc243679799 \h </w:instrText>
+              <w:instrText xml:space="preserve"> PAGEREF _Toc243693279 \h </w:instrText>
             </w:r>
             <w:r>
               <w:rPr>
@@ -1987,7 +2054,7 @@
               <w:szCs w:val="22"/>
             </w:rPr>
           </w:pPr>
-          <w:hyperlink w:anchor="_Toc243679800" w:history="1">
+          <w:hyperlink w:anchor="_Toc243693280" w:history="1">
             <w:r>
               <w:rPr>
                 <w:rStyle w:val="Hyperlink"/>
@@ -2011,7 +2078,7 @@
               <w:rPr>
                 <w:noProof/>
               </w:rPr>
-              <w:instrText xml:space="preserve"> PAGEREF _Toc243679800 \h </w:instrText>
+              <w:instrText xml:space="preserve"> PAGEREF _Toc243693280 \h </w:instrText>
             </w:r>
             <w:r>
               <w:rPr>
@@ -2052,7 +2119,7 @@
               <w:szCs w:val="22"/>
             </w:rPr>
           </w:pPr>
-          <w:hyperlink w:anchor="_Toc243679801" w:history="1">
+          <w:hyperlink w:anchor="_Toc243693281" w:history="1">
             <w:r>
               <w:rPr>
                 <w:rStyle w:val="Hyperlink"/>
@@ -2076,7 +2143,7 @@
               <w:rPr>
                 <w:noProof/>
               </w:rPr>
-              <w:instrText xml:space="preserve"> PAGEREF _Toc243679801 \h </w:instrText>
+              <w:instrText xml:space="preserve"> PAGEREF _Toc243693281 \h </w:instrText>
             </w:r>
             <w:r>
               <w:rPr>
@@ -2117,7 +2184,7 @@
               <w:szCs w:val="22"/>
             </w:rPr>
           </w:pPr>
-          <w:hyperlink w:anchor="_Toc243679802" w:history="1">
+          <w:hyperlink w:anchor="_Toc243693282" w:history="1">
             <w:r>
               <w:rPr>
                 <w:rStyle w:val="Hyperlink"/>
@@ -2141,7 +2208,7 @@
               <w:rPr>
                 <w:noProof/>
               </w:rPr>
-              <w:instrText xml:space="preserve"> PAGEREF _Toc243679802 \h </w:instrText>
+              <w:instrText xml:space="preserve"> PAGEREF _Toc243693282 \h </w:instrText>
             </w:r>
             <w:r>
               <w:rPr>
@@ -2182,7 +2249,7 @@
               <w:szCs w:val="22"/>
             </w:rPr>
           </w:pPr>
-          <w:hyperlink w:anchor="_Toc243679803" w:history="1">
+          <w:hyperlink w:anchor="_Toc243693283" w:history="1">
             <w:r>
               <w:rPr>
                 <w:rStyle w:val="Hyperlink"/>
@@ -2206,7 +2273,7 @@
               <w:rPr>
                 <w:noProof/>
               </w:rPr>
-              <w:instrText xml:space="preserve"> PAGEREF _Toc243679803 \h </w:instrText>
+              <w:instrText xml:space="preserve"> PAGEREF _Toc243693283 \h </w:instrText>
             </w:r>
             <w:r>
               <w:rPr>
@@ -2247,7 +2314,7 @@
               <w:szCs w:val="22"/>
             </w:rPr>
           </w:pPr>
-          <w:hyperlink w:anchor="_Toc243679804" w:history="1">
+          <w:hyperlink w:anchor="_Toc243693284" w:history="1">
             <w:r>
               <w:rPr>
                 <w:rStyle w:val="Hyperlink"/>
@@ -2271,7 +2338,7 @@
               <w:rPr>
                 <w:noProof/>
               </w:rPr>
-              <w:instrText xml:space="preserve"> PAGEREF _Toc243679804 \h </w:instrText>
+              <w:instrText xml:space="preserve"> PAGEREF _Toc243693284 \h </w:instrText>
             </w:r>
             <w:r>
               <w:rPr>
@@ -2314,7 +2381,7 @@
       <w:pPr>
         <w:pStyle w:val="Heading1"/>
       </w:pPr>
-      <w:bookmarkStart w:id="1" w:name="_Toc243679797"/>
+      <w:bookmarkStart w:id="1" w:name="_Toc243693277"/>
       <w:r>
         <w:lastRenderedPageBreak/>
         <w:t>1  How to use this guide</w:t>
@@ -2338,7 +2405,7 @@
       <w:pPr>
         <w:pStyle w:val="Heading1"/>
       </w:pPr>
-      <w:bookmarkStart w:id="2" w:name="_Toc243679798"/>
+      <w:bookmarkStart w:id="2" w:name="_Toc243693278"/>
       <w:r>
         <w:lastRenderedPageBreak/>
         <w:t>2  Servers and database</w:t>
@@ -2547,14 +2614,7 @@
                 <w:sz w:val="19"/>
                 <w:szCs w:val="19"/>
               </w:rPr>
-              <w:t>Start the servers (desktop Servers panel, Start All; or the background scripts in /root/dateroem_start, see Ru</w:t>
-            </w:r>
-            <w:r>
-              <w:rPr>
-                <w:sz w:val="19"/>
-                <w:szCs w:val="19"/>
-              </w:rPr>
-              <w:t>nning and Operating); the page reloads by itself</w:t>
+              <w:t>Start the servers (desktop Servers panel, Start All; or the background scripts in /root/dateroem_start, see Running and Operating); the page reloads by itself</w:t>
             </w:r>
           </w:p>
         </w:tc>
@@ -2639,7 +2699,14 @@
                 <w:sz w:val="19"/>
                 <w:szCs w:val="19"/>
               </w:rPr>
-              <w:t>Start the servers; check the phone's connection</w:t>
+              <w:t>Start th</w:t>
+            </w:r>
+            <w:r>
+              <w:rPr>
+                <w:sz w:val="19"/>
+                <w:szCs w:val="19"/>
+              </w:rPr>
+              <w:t>e servers; check the phone's connection</w:t>
             </w:r>
           </w:p>
         </w:tc>
@@ -3421,7 +3488,7 @@
       <w:pPr>
         <w:pStyle w:val="Heading1"/>
       </w:pPr>
-      <w:bookmarkStart w:id="3" w:name="_Toc243679799"/>
+      <w:bookmarkStart w:id="3" w:name="_Toc243693279"/>
       <w:r>
         <w:lastRenderedPageBreak/>
         <w:t>3  Mobile app</w:t>
@@ -5152,7 +5219,7 @@
       <w:pPr>
         <w:pStyle w:val="Heading1"/>
       </w:pPr>
-      <w:bookmarkStart w:id="4" w:name="_Toc243679800"/>
+      <w:bookmarkStart w:id="4" w:name="_Toc243693280"/>
       <w:r>
         <w:lastRenderedPageBreak/>
         <w:t>4  Website</w:t>
@@ -5306,7 +5373,7 @@
                 <w:sz w:val="19"/>
                 <w:szCs w:val="19"/>
               </w:rPr>
-              <w:t>Track my order says it can't find the order</w:t>
+              <w:t>Choose a new password keeps appearing</w:t>
             </w:r>
           </w:p>
         </w:tc>
@@ -5329,7 +5396,7 @@
                 <w:sz w:val="19"/>
                 <w:szCs w:val="19"/>
               </w:rPr>
-              <w:t>A mistyped ticket or phone digits, an order opened by staff (no customer phone on record), or the account's phone number was changed</w:t>
+              <w:t>An admin reset the password; the temporary one only allows choosing a new one</w:t>
             </w:r>
           </w:p>
         </w:tc>
@@ -5352,14 +5419,7 @@
                 <w:sz w:val="19"/>
                 <w:szCs w:val="19"/>
               </w:rPr>
-              <w:t>Check the ticket (DW- and six letters or digits) and the last 3 digits of the phone on the account; staff can look the tick</w:t>
-            </w:r>
-            <w:r>
-              <w:rPr>
-                <w:sz w:val="19"/>
-                <w:szCs w:val="19"/>
-              </w:rPr>
-              <w:t>et up in Insights &gt; Orders</w:t>
+              <w:t>Enter the temporary password, then a new password of your own (8 or more characters, letters and numbers)</w:t>
             </w:r>
           </w:p>
         </w:tc>
@@ -5396,7 +5456,7 @@
                 <w:sz w:val="19"/>
                 <w:szCs w:val="19"/>
               </w:rPr>
-              <w:t>Track my order says "Too many tries for this ticket"</w:t>
+              <w:t>A staff member can't change their phone number in their profile</w:t>
             </w:r>
           </w:p>
         </w:tc>
@@ -5420,7 +5480,7 @@
                 <w:sz w:val="19"/>
                 <w:szCs w:val="19"/>
               </w:rPr>
-              <w:t>Five wrong answers for that ticket within half an hour</w:t>
+              <w:t>By design: payouts go to it</w:t>
             </w:r>
           </w:p>
         </w:tc>
@@ -5444,7 +5504,7 @@
                 <w:sz w:val="19"/>
                 <w:szCs w:val="19"/>
               </w:rPr>
-              <w:t>Wait half an hour, or help the customer by phone; the count clears after a right answer</w:t>
+              <w:t>An admin changes it in the desktop app: Users &gt; Edit</w:t>
             </w:r>
           </w:p>
         </w:tc>
@@ -5480,7 +5540,7 @@
                 <w:sz w:val="19"/>
                 <w:szCs w:val="19"/>
               </w:rPr>
-              <w:t>A customer can see (or can't see) the driver and number plate</w:t>
+              <w:t>Track my order says it can't find the order</w:t>
             </w:r>
           </w:p>
         </w:tc>
@@ -5503,7 +5563,7 @@
                 <w:sz w:val="19"/>
                 <w:szCs w:val="19"/>
               </w:rPr>
-              <w:t>Share driver is on (or off) for that delivery</w:t>
+              <w:t>A mistyped ticket or phone digits, an order opened by staff (no customer phone on record), or the account's phone number was changed</w:t>
             </w:r>
           </w:p>
         </w:tc>
@@ -5526,7 +5586,14 @@
                 <w:sz w:val="19"/>
                 <w:szCs w:val="19"/>
               </w:rPr>
-              <w:t>Desktop: the trip's Deliveries tab, Share Driver / Stop Sharing Driver. Phone: the trip's light deliveries, Share driver with customers</w:t>
+              <w:t>Check the ticket (DW- and six letters or digits) and the last 3 digits of the p</w:t>
+            </w:r>
+            <w:r>
+              <w:rPr>
+                <w:sz w:val="19"/>
+                <w:szCs w:val="19"/>
+              </w:rPr>
+              <w:t>hone on the account; staff can look the ticket up in Insights &gt; Orders</w:t>
             </w:r>
           </w:p>
         </w:tc>
@@ -5563,7 +5630,7 @@
                 <w:sz w:val="19"/>
                 <w:szCs w:val="19"/>
               </w:rPr>
-              <w:t>The website works on this computer but not on phones or anywhere outside</w:t>
+              <w:t>Track my order says "Too many tries for this ticket"</w:t>
             </w:r>
           </w:p>
         </w:tc>
@@ -5587,7 +5654,7 @@
                 <w:sz w:val="19"/>
                 <w:szCs w:val="19"/>
               </w:rPr>
-              <w:t>The Tunnel Router (Caddy) is not running - ngrok and the other servers can be up without it (8 October 2026, after an internet drop)</w:t>
+              <w:t>Five wrong answers for that ticket within half an hour</w:t>
             </w:r>
           </w:p>
         </w:tc>
@@ -5611,14 +5678,7 @@
                 <w:sz w:val="19"/>
                 <w:szCs w:val="19"/>
               </w:rPr>
-              <w:t>Desktop app, Servers: start "Tunnel Router (Caddy)</w:t>
-            </w:r>
-            <w:r>
-              <w:rPr>
-                <w:sz w:val="19"/>
-                <w:szCs w:val="19"/>
-              </w:rPr>
-              <w:t>"; inside Ubuntu, curl http://127.0.0.1:9099/ should answer 200</w:t>
+              <w:t>Wait half an hour, or help the customer by phone; the count clears after a right answer</w:t>
             </w:r>
           </w:p>
         </w:tc>
@@ -5654,7 +5714,7 @@
                 <w:sz w:val="19"/>
                 <w:szCs w:val="19"/>
               </w:rPr>
-              <w:t>A product disappeared from the shop</w:t>
+              <w:t>A customer can see (or can't see) the driver and number plate</w:t>
             </w:r>
           </w:p>
         </w:tc>
@@ -5677,7 +5737,7 @@
                 <w:sz w:val="19"/>
                 <w:szCs w:val="19"/>
               </w:rPr>
-              <w:t>An admin retired it</w:t>
+              <w:t>Share driver is on (or off) for that delivery</w:t>
             </w:r>
           </w:p>
         </w:tc>
@@ -5700,7 +5760,7 @@
                 <w:sz w:val="19"/>
                 <w:szCs w:val="19"/>
               </w:rPr>
-              <w:t>Desktop Products (retired rows are brown) or the phone app: Bring back</w:t>
+              <w:t>Desktop: the trip's Deliveries tab, Share Driver / Stop Sharing Driver. Phone: the trip's light deliveries, Share driver with customers</w:t>
             </w:r>
           </w:p>
         </w:tc>
@@ -5737,7 +5797,7 @@
                 <w:sz w:val="19"/>
                 <w:szCs w:val="19"/>
               </w:rPr>
-              <w:t>The Bulk Orders page has no slideshow</w:t>
+              <w:t>The website works on this computer but not on phones or anywhere outside</w:t>
             </w:r>
           </w:p>
         </w:tc>
@@ -5761,7 +5821,7 @@
                 <w:sz w:val="19"/>
                 <w:szCs w:val="19"/>
               </w:rPr>
-              <w:t>No pictures have been added (or all were removed)</w:t>
+              <w:t>The Tunnel Router (Caddy) is not running - ngrok and the other servers can be up without it (8 October 2026, after an internet drop)</w:t>
             </w:r>
           </w:p>
         </w:tc>
@@ -5785,7 +5845,7 @@
                 <w:sz w:val="19"/>
                 <w:szCs w:val="19"/>
               </w:rPr>
-              <w:t>Marketing &gt; Bulk order pictures in the phone or desktop app</w:t>
+              <w:t>Desktop app, Servers: start "Tunnel Router (Caddy)"; inside Ubuntu, curl http://127.0.0.1:9099/ should answer 200</w:t>
             </w:r>
           </w:p>
         </w:tc>
@@ -5821,7 +5881,7 @@
                 <w:sz w:val="19"/>
                 <w:szCs w:val="19"/>
               </w:rPr>
-              <w:t>A new bulk order picture is not on the website yet</w:t>
+              <w:t>A product disappeared from the shop</w:t>
             </w:r>
           </w:p>
         </w:tc>
@@ -5844,7 +5904,7 @@
                 <w:sz w:val="19"/>
                 <w:szCs w:val="19"/>
               </w:rPr>
-              <w:t>The page was opened before it was added</w:t>
+              <w:t>An admin retired it</w:t>
             </w:r>
           </w:p>
         </w:tc>
@@ -5867,7 +5927,7 @@
                 <w:sz w:val="19"/>
                 <w:szCs w:val="19"/>
               </w:rPr>
-              <w:t>Reload the page; the website asks for the pictures each time the page opens</w:t>
+              <w:t>Desktop Products (retired rows are brown) or the phone app: Bring back</w:t>
             </w:r>
           </w:p>
         </w:tc>
@@ -5904,7 +5964,7 @@
                 <w:sz w:val="19"/>
                 <w:szCs w:val="19"/>
               </w:rPr>
-              <w:t>A customer gets no SMS code</w:t>
+              <w:t>The Bulk Orders page has no slideshow</w:t>
             </w:r>
           </w:p>
         </w:tc>
@@ -5928,7 +5988,7 @@
                 <w:sz w:val="19"/>
                 <w:szCs w:val="19"/>
               </w:rPr>
-              <w:t>Their number is not on Airtel (codes go to Airtel numbers only for now - those numbers go straight on without one), the Africa's Talking balance is empty, or the number cannot receive texts</w:t>
+              <w:t>No pictures have been added (or all were removed)</w:t>
             </w:r>
           </w:p>
         </w:tc>
@@ -5952,14 +6012,7 @@
                 <w:sz w:val="19"/>
                 <w:szCs w:val="19"/>
               </w:rPr>
-              <w:t>Otherwise look for "Africa's Talking" lines in the backend log; to</w:t>
-            </w:r>
-            <w:r>
-              <w:rPr>
-                <w:sz w:val="19"/>
-                <w:szCs w:val="19"/>
-              </w:rPr>
-              <w:t>p up the balance (codes pause for 10 minutes by themselves and customers carry on meanwhile); the customer can ask for a new code after a minute</w:t>
+              <w:t>Marketing &gt; Bulk order pictures in the phone or desktop app</w:t>
             </w:r>
           </w:p>
         </w:tc>
@@ -5995,7 +6048,7 @@
                 <w:sz w:val="19"/>
                 <w:szCs w:val="19"/>
               </w:rPr>
-              <w:t>"Please confirm your phone number first" at checkout</w:t>
+              <w:t>A new bulk order picture is not on the website yet</w:t>
             </w:r>
           </w:p>
         </w:tc>
@@ -6018,7 +6071,7 @@
                 <w:sz w:val="19"/>
                 <w:szCs w:val="19"/>
               </w:rPr>
-              <w:t>The account was made before SMS codes, or an admin changed its number</w:t>
+              <w:t>The page was opened before it was added</w:t>
             </w:r>
           </w:p>
         </w:tc>
@@ -6041,7 +6094,7 @@
                 <w:sz w:val="19"/>
                 <w:szCs w:val="19"/>
               </w:rPr>
-              <w:t>The customer types the code sent to their phone in the window that opens; checkout then goes on as before</w:t>
+              <w:t>Reload the page; the website asks for the pictures each time the page opens</w:t>
             </w:r>
           </w:p>
         </w:tc>
@@ -6078,7 +6131,7 @@
                 <w:sz w:val="19"/>
                 <w:szCs w:val="19"/>
               </w:rPr>
-              <w:t>"Too many codes ..." when asking for a code</w:t>
+              <w:t>A customer gets no SMS code</w:t>
             </w:r>
           </w:p>
         </w:tc>
@@ -6102,7 +6155,7 @@
                 <w:sz w:val="19"/>
                 <w:szCs w:val="19"/>
               </w:rPr>
-              <w:t>The limits: one code a minute, 3 in 15 minutes and 8 a day per number</w:t>
+              <w:t>Their number is not on Airtel (codes go to Airtel numbers only for now - those numbers go straight on without one), the Africa's Talking balance is empty, or the number cannot receive texts</w:t>
             </w:r>
           </w:p>
         </w:tc>
@@ -6126,7 +6179,14 @@
                 <w:sz w:val="19"/>
                 <w:szCs w:val="19"/>
               </w:rPr>
-              <w:t>Wait as the message says; the limits protect customers and the SMS balance</w:t>
+              <w:t>Otherwise look for "Africa's Talking" lines in the backend log; t</w:t>
+            </w:r>
+            <w:r>
+              <w:rPr>
+                <w:sz w:val="19"/>
+                <w:szCs w:val="19"/>
+              </w:rPr>
+              <w:t>op up the balance (codes pause for 10 minutes by themselves and customers carry on meanwhile); the customer can ask for a new code after a minute</w:t>
             </w:r>
           </w:p>
         </w:tc>
@@ -6162,7 +6222,7 @@
                 <w:sz w:val="19"/>
                 <w:szCs w:val="19"/>
               </w:rPr>
-              <w:t>An upload or form fails at once with error 413 or 502</w:t>
+              <w:t>"Please confirm your phone number first" at checkout</w:t>
             </w:r>
           </w:p>
         </w:tc>
@@ -6185,7 +6245,7 @@
                 <w:sz w:val="19"/>
                 <w:szCs w:val="19"/>
               </w:rPr>
-              <w:t>It is larger than the router allows (phone app and desktop servers 70 MB, website server and payment callbacks 1 MB)</w:t>
+              <w:t>The account was made before SMS codes, or an admin changed its number</w:t>
             </w:r>
           </w:p>
         </w:tc>
@@ -6208,14 +6268,7 @@
                 <w:sz w:val="19"/>
                 <w:szCs w:val="19"/>
               </w:rPr>
-              <w:t>Send a smaller file (a shorter video); if bigger files are really needed, raise max_size for that path in the Caddyfile and reload the rout</w:t>
-            </w:r>
-            <w:r>
-              <w:rPr>
-                <w:sz w:val="19"/>
-                <w:szCs w:val="19"/>
-              </w:rPr>
-              <w:t>er</w:t>
+              <w:t>The customer types the code sent to their phone in the window that opens; checkout then goes on as before</w:t>
             </w:r>
           </w:p>
         </w:tc>
@@ -6252,7 +6305,7 @@
                 <w:sz w:val="19"/>
                 <w:szCs w:val="19"/>
               </w:rPr>
-              <w:t>Desktop app: "Video too large" or "Photos only" when choosing a file</w:t>
+              <w:t>"Too many codes ..." when asking for a code</w:t>
             </w:r>
           </w:p>
         </w:tc>
@@ -6276,7 +6329,7 @@
                 <w:sz w:val="19"/>
                 <w:szCs w:val="19"/>
               </w:rPr>
-              <w:t>Campaign videos can be up to 60 MB; a product takes a photo, not a video</w:t>
+              <w:t>The limits: one code a minute, 3 in 15 minutes and 8 a day per number</w:t>
             </w:r>
           </w:p>
         </w:tc>
@@ -6300,7 +6353,7 @@
                 <w:sz w:val="19"/>
                 <w:szCs w:val="19"/>
               </w:rPr>
-              <w:t>Choose a shorter or smaller video (or a photo); for a product, choose a photo</w:t>
+              <w:t>Wait as the message says; the limits protect customers and the SMS balance</w:t>
             </w:r>
           </w:p>
         </w:tc>
@@ -6336,7 +6389,7 @@
                 <w:sz w:val="19"/>
                 <w:szCs w:val="19"/>
               </w:rPr>
-              <w:t>Desktop app: a product or campaign form says "Admin or SuperAdmin only" or "Only JPEG photos" on Save</w:t>
+              <w:t>An upload or form fails at once with error 413 or 502</w:t>
             </w:r>
           </w:p>
         </w:tc>
@@ -6359,7 +6412,7 @@
                 <w:sz w:val="19"/>
                 <w:szCs w:val="19"/>
               </w:rPr>
-              <w:t>The photo or video was refused by the admin server (wrong account, or the file is not what its name says)</w:t>
+              <w:t>It is larger than the router allows (phone app and desktop servers 70 MB, website server and payment callbacks 1 MB)</w:t>
             </w:r>
           </w:p>
         </w:tc>
@@ -6382,14 +6435,14 @@
                 <w:sz w:val="19"/>
                 <w:szCs w:val="19"/>
               </w:rPr>
-              <w:t>Sign in as an Admin; choose the file again - pho</w:t>
-            </w:r>
-            <w:r>
-              <w:rPr>
-                <w:sz w:val="19"/>
-                <w:szCs w:val="19"/>
-              </w:rPr>
-              <w:t>tos are converted to JPEG by the app itself</w:t>
+              <w:t>Send a smaller file (a shorter video); if bigger files are really needed, raise max_size for that path in the Caddyfile and reload the rout</w:t>
+            </w:r>
+            <w:r>
+              <w:rPr>
+                <w:sz w:val="19"/>
+                <w:szCs w:val="19"/>
+              </w:rPr>
+              <w:t>er</w:t>
             </w:r>
           </w:p>
         </w:tc>
@@ -6426,7 +6479,7 @@
                 <w:sz w:val="19"/>
                 <w:szCs w:val="19"/>
               </w:rPr>
-              <w:t>A problem on the hosted server, after the move</w:t>
+              <w:t>Desktop app: "Video too large" or "Photos only" when choosing a file</w:t>
             </w:r>
           </w:p>
         </w:tc>
@@ -6450,7 +6503,7 @@
                 <w:sz w:val="19"/>
                 <w:szCs w:val="19"/>
               </w:rPr>
-              <w:t>See the guide</w:t>
+              <w:t>Campaign videos can be up to 60 MB; a product takes a photo, not a video</w:t>
             </w:r>
           </w:p>
         </w:tc>
@@ -6474,7 +6527,7 @@
                 <w:sz w:val="19"/>
                 <w:szCs w:val="19"/>
               </w:rPr>
-              <w:t>Hosting and Deployment Guide (DWS-CFG-03), "Problems after the move"; on the server: sudo bash /srv/dateroem/deploy/scripts/check-server.sh</w:t>
+              <w:t>Choose a shorter or smaller video (or a photo); for a product, choose a photo</w:t>
             </w:r>
           </w:p>
         </w:tc>
@@ -6511,7 +6564,7 @@
                 <w:szCs w:val="19"/>
               </w:rPr>
               <w:lastRenderedPageBreak/>
-              <w:t>The email buttons on the Help and Bulk Orders pages open the email app, not the "Send us an email" window</w:t>
+              <w:t>Desktop app: a product or campaign form says "Admin or SuperAdmin only" or "Only JPEG photos" on Save</w:t>
             </w:r>
           </w:p>
         </w:tc>
@@ -6534,7 +6587,7 @@
                 <w:sz w:val="19"/>
                 <w:szCs w:val="19"/>
               </w:rPr>
-              <w:t>SMTP_USER or SMTP_APP_PASSWORD is missing from frontend/.env</w:t>
+              <w:t>The photo or video was refused by the admin server (wrong account, or the file is not what its name says)</w:t>
             </w:r>
           </w:p>
         </w:tc>
@@ -6557,7 +6610,14 @@
                 <w:sz w:val="19"/>
                 <w:szCs w:val="19"/>
               </w:rPr>
-              <w:t>Add both (Configuration and Secrets Reference) and restart Frontend BFF</w:t>
+              <w:t>Sign in as an Admin; choose the file again - pho</w:t>
+            </w:r>
+            <w:r>
+              <w:rPr>
+                <w:sz w:val="19"/>
+                <w:szCs w:val="19"/>
+              </w:rPr>
+              <w:t>tos are converted to JPEG by the app itself</w:t>
             </w:r>
           </w:p>
         </w:tc>
@@ -6594,7 +6654,7 @@
                 <w:sz w:val="19"/>
                 <w:szCs w:val="19"/>
               </w:rPr>
-              <w:t>"Sending isn't working right now" in the Send us an email window</w:t>
+              <w:t>A problem on the hosted server, after the move</w:t>
             </w:r>
           </w:p>
         </w:tc>
@@ -6618,7 +6678,7 @@
                 <w:sz w:val="19"/>
                 <w:szCs w:val="19"/>
               </w:rPr>
-              <w:t>Gmail refused the App Password (the Gmail password was changed or the App Password removed), Gmail's daily limit was reached, or the server has no internet</w:t>
+              <w:t>See the guide</w:t>
             </w:r>
           </w:p>
         </w:tc>
@@ -6642,14 +6702,7 @@
                 <w:sz w:val="19"/>
                 <w:szCs w:val="19"/>
               </w:rPr>
-              <w:t>Create a new App Password and repla</w:t>
-            </w:r>
-            <w:r>
-              <w:rPr>
-                <w:sz w:val="19"/>
-                <w:szCs w:val="19"/>
-              </w:rPr>
-              <w:t>ce it in frontend/.env, restart Frontend BFF; meanwhile customers can use "Prefer your own email app? Open it" at the bottom of the window</w:t>
+              <w:t>Hosting and Deployment Guide (DWS-CFG-03), "Problems after the move"; on the server: sudo bash /srv/dateroem/deploy/scripts/check-server.sh</w:t>
             </w:r>
           </w:p>
         </w:tc>
@@ -6685,7 +6738,7 @@
                 <w:sz w:val="19"/>
                 <w:szCs w:val="19"/>
               </w:rPr>
-              <w:t>"You have sent several messages already" or "We are receiving a lot of messages"</w:t>
+              <w:t>The email buttons on the Help and Bulk Orders pages open the email app, not the "Send us an email" window</w:t>
             </w:r>
           </w:p>
         </w:tc>
@@ -6708,7 +6761,7 @@
                 <w:sz w:val="19"/>
                 <w:szCs w:val="19"/>
               </w:rPr>
-              <w:t>The form's limits (per address, and for the whole site)</w:t>
+              <w:t>SMTP_USER or SMTP_APP_PASSWORD is missing from frontend/.env</w:t>
             </w:r>
           </w:p>
         </w:tc>
@@ -6731,7 +6784,7 @@
                 <w:sz w:val="19"/>
                 <w:szCs w:val="19"/>
               </w:rPr>
-              <w:t>Expected for repeated sending; limits are in app/core/support_mail.py</w:t>
+              <w:t>Add both (Configuration and Secrets Reference) and restart Frontend BFF</w:t>
             </w:r>
           </w:p>
         </w:tc>
@@ -6768,7 +6821,7 @@
                 <w:sz w:val="19"/>
                 <w:szCs w:val="19"/>
               </w:rPr>
-              <w:t>A question is missing from the Help page</w:t>
+              <w:t>"Sending isn't working right now" in the Send us an email window</w:t>
             </w:r>
           </w:p>
         </w:tc>
@@ -6792,7 +6845,7 @@
                 <w:sz w:val="19"/>
                 <w:szCs w:val="19"/>
               </w:rPr>
-              <w:t>It is hidden ("Show on the website" unticked) or deleted</w:t>
+              <w:t>Gmail refused the App Password (the Gmail password was changed or the App Password removed), Gmail's daily limit was reached, or the server has no internet</w:t>
             </w:r>
           </w:p>
         </w:tc>
@@ -6816,7 +6869,14 @@
                 <w:sz w:val="19"/>
                 <w:szCs w:val="19"/>
               </w:rPr>
-              <w:t>Desktop app, FAQs: Edit it and tick Show on the website, or find it under Show deleted and Restore it</w:t>
+              <w:t>Create a new App Password and repla</w:t>
+            </w:r>
+            <w:r>
+              <w:rPr>
+                <w:sz w:val="19"/>
+                <w:szCs w:val="19"/>
+              </w:rPr>
+              <w:t>ce it in frontend/.env, restart Frontend BFF; meanwhile customers can use "Prefer your own email app? Open it" at the bottom of the window</w:t>
             </w:r>
           </w:p>
         </w:tc>
@@ -6852,7 +6912,7 @@
                 <w:sz w:val="19"/>
                 <w:szCs w:val="19"/>
               </w:rPr>
-              <w:t>The Help page shows no questions at all</w:t>
+              <w:t>"You have sent several messages already" or "We are receiving a lot of messages"</w:t>
             </w:r>
           </w:p>
         </w:tc>
@@ -6875,7 +6935,7 @@
                 <w:sz w:val="19"/>
                 <w:szCs w:val="19"/>
               </w:rPr>
-              <w:t>The website server or the backend is not answering, or every question is hidden</w:t>
+              <w:t>The form's limits (per address, and for the whole site)</w:t>
             </w:r>
           </w:p>
         </w:tc>
@@ -6898,7 +6958,7 @@
                 <w:sz w:val="19"/>
                 <w:szCs w:val="19"/>
               </w:rPr>
-              <w:t>Start the servers; check the FAQs list in the desktop app</w:t>
+              <w:t>Expected for repeated sending; limits are in app/core/support_mail.py</w:t>
             </w:r>
           </w:p>
         </w:tc>
@@ -6935,7 +6995,7 @@
                 <w:sz w:val="19"/>
                 <w:szCs w:val="19"/>
               </w:rPr>
-              <w:t>White page or constant reloading over the public address</w:t>
+              <w:t>A question is missing from the Help page</w:t>
             </w:r>
           </w:p>
         </w:tc>
@@ -6959,7 +7019,7 @@
                 <w:sz w:val="19"/>
                 <w:szCs w:val="19"/>
               </w:rPr>
-              <w:t>The public address was pointed at the development server</w:t>
+              <w:t>It is hidden ("Show on the website" unticked) or deleted</w:t>
             </w:r>
           </w:p>
         </w:tc>
@@ -6983,7 +7043,7 @@
                 <w:sz w:val="19"/>
                 <w:szCs w:val="19"/>
               </w:rPr>
-              <w:t>Use the public build (port 4173), which Caddy serves</w:t>
+              <w:t>Desktop app, FAQs: Edit it and tick Show on the website, or find it under Show deleted and Restore it</w:t>
             </w:r>
           </w:p>
         </w:tc>
@@ -7019,7 +7079,7 @@
                 <w:sz w:val="19"/>
                 <w:szCs w:val="19"/>
               </w:rPr>
-              <w:t>Refreshing a page shows raw data instead of the page</w:t>
+              <w:t>The Help page shows no questions at all</w:t>
             </w:r>
           </w:p>
         </w:tc>
@@ -7042,7 +7102,7 @@
                 <w:sz w:val="19"/>
                 <w:szCs w:val="19"/>
               </w:rPr>
-              <w:t>A server call path clashing with a page path</w:t>
+              <w:t>The website server or the backend is not answering, or every question is hidden</w:t>
             </w:r>
           </w:p>
         </w:tc>
@@ -7065,7 +7125,7 @@
                 <w:sz w:val="19"/>
                 <w:szCs w:val="19"/>
               </w:rPr>
-              <w:t>All server calls must use the /svc prefix (vite.config.js); keep new calls under /svc</w:t>
+              <w:t>Start the servers; check the FAQs list in the desktop app</w:t>
             </w:r>
           </w:p>
         </w:tc>
@@ -7102,7 +7162,7 @@
                 <w:sz w:val="19"/>
                 <w:szCs w:val="19"/>
               </w:rPr>
-              <w:t>A greyed "Continue with Google" with "Google sign-in is coming soon"</w:t>
+              <w:t>White page or constant reloading over the public address</w:t>
             </w:r>
           </w:p>
         </w:tc>
@@ -7126,7 +7186,7 @@
                 <w:sz w:val="19"/>
                 <w:szCs w:val="19"/>
               </w:rPr>
-              <w:t>The backend has no Google client id (app.google.client-id or GOOGLE_CLIENT_ID is empty)</w:t>
+              <w:t>The public address was pointed at the development server</w:t>
             </w:r>
           </w:p>
         </w:tc>
@@ -7150,7 +7210,7 @@
                 <w:sz w:val="19"/>
                 <w:szCs w:val="19"/>
               </w:rPr>
-              <w:t>Restore the Dateroem client id in application.properties, or set GOOGLE_CLIENT_ID, and restart the backend (DWS-CFG-01)</w:t>
+              <w:t>Use the public build (port 4173), which Caddy serves</w:t>
             </w:r>
           </w:p>
         </w:tc>
@@ -7186,7 +7246,7 @@
                 <w:sz w:val="19"/>
                 <w:szCs w:val="19"/>
               </w:rPr>
-              <w:t>A greyed "Continue with Google" with "Google can't be reached right now"</w:t>
+              <w:t>Refreshing a page shows raw data instead of the page</w:t>
             </w:r>
           </w:p>
         </w:tc>
@@ -7209,7 +7269,7 @@
                 <w:sz w:val="19"/>
                 <w:szCs w:val="19"/>
               </w:rPr>
-              <w:t>The website could not reach the backend, or Google's sign-in script did not load</w:t>
+              <w:t>A server call path clashing with a page path</w:t>
             </w:r>
           </w:p>
         </w:tc>
@@ -7232,7 +7292,7 @@
                 <w:sz w:val="19"/>
                 <w:szCs w:val="19"/>
               </w:rPr>
-              <w:t>Check the backend and website server are running and the computer is online; refresh the page</w:t>
+              <w:t>All server calls must use the /svc prefix (vite.config.js); keep new calls under /svc</w:t>
             </w:r>
           </w:p>
         </w:tc>
@@ -7269,7 +7329,7 @@
                 <w:sz w:val="19"/>
                 <w:szCs w:val="19"/>
               </w:rPr>
-              <w:t>Google sign-in pop-up error about the origin or redirect</w:t>
+              <w:t>A greyed "Continue with Google" with "Google sign-in is coming soon"</w:t>
             </w:r>
           </w:p>
         </w:tc>
@@ -7293,7 +7353,7 @@
                 <w:sz w:val="19"/>
                 <w:szCs w:val="19"/>
               </w:rPr>
-              <w:t>The page address is not an authorised origin of the Dateroem web client</w:t>
+              <w:t>The backend has no Google client id (app.google.client-id or GOOGLE_CLIENT_ID is empty)</w:t>
             </w:r>
           </w:p>
         </w:tc>
@@ -7317,14 +7377,7 @@
                 <w:sz w:val="19"/>
                 <w:szCs w:val="19"/>
               </w:rPr>
-              <w:t>In Google Cloud Console (project "Dateroem", APIs and Services &gt; Credentials) add the address under Authorised JavaScript origi</w:t>
-            </w:r>
-            <w:r>
-              <w:rPr>
-                <w:sz w:val="19"/>
-                <w:szCs w:val="19"/>
-              </w:rPr>
-              <w:t>ns</w:t>
+              <w:t>Restore the Dateroem client id in application.properties, or set GOOGLE_CLIENT_ID, and restart the backend (DWS-CFG-01)</w:t>
             </w:r>
           </w:p>
         </w:tc>
@@ -7360,7 +7413,7 @@
                 <w:sz w:val="19"/>
                 <w:szCs w:val="19"/>
               </w:rPr>
-              <w:t>Google says access is blocked, or that the app is being tested</w:t>
+              <w:t>A greyed "Continue with Google" with "Google can't be reached right now"</w:t>
             </w:r>
           </w:p>
         </w:tc>
@@ -7383,7 +7436,7 @@
                 <w:sz w:val="19"/>
                 <w:szCs w:val="19"/>
               </w:rPr>
-              <w:t>The Google sign-in app is still in Testing, which admits only its listed test users</w:t>
+              <w:t>The website could not reach the backend, or Google's sign-in script did not load</w:t>
             </w:r>
           </w:p>
         </w:tc>
@@ -7406,7 +7459,7 @@
                 <w:sz w:val="19"/>
                 <w:szCs w:val="19"/>
               </w:rPr>
-              <w:t>Google Cloud Console &gt; Google Auth Platform &gt; Audience: Publish app (or add the person as a test user)</w:t>
+              <w:t>Check the backend and website server are running and the computer is online; refresh the page</w:t>
             </w:r>
           </w:p>
         </w:tc>
@@ -7443,7 +7496,7 @@
                 <w:sz w:val="19"/>
                 <w:szCs w:val="19"/>
               </w:rPr>
-              <w:t>"An account here already uses &lt;email&gt;. Please sign in with its username and password."</w:t>
+              <w:t>Google sign-in pop-up error about the origin or redirect</w:t>
             </w:r>
           </w:p>
         </w:tc>
@@ -7467,7 +7520,7 @@
                 <w:sz w:val="19"/>
                 <w:szCs w:val="19"/>
               </w:rPr>
-              <w:t>Someone signs in with Google using an email that an ordinary account already has; they are never joined automatically</w:t>
+              <w:t>The page address is not an authorised origin of the Dateroem web client</w:t>
             </w:r>
           </w:p>
         </w:tc>
@@ -7491,14 +7544,14 @@
                 <w:sz w:val="19"/>
                 <w:szCs w:val="19"/>
               </w:rPr>
-              <w:t xml:space="preserve">Sign in to that account with its username or email </w:t>
-            </w:r>
-            <w:r>
-              <w:rPr>
-                <w:sz w:val="19"/>
-                <w:szCs w:val="19"/>
-              </w:rPr>
-              <w:t>and password</w:t>
+              <w:t>In Google Cloud Console (project "Dateroem", APIs and Services &gt; Credentials) add the address under Authorised JavaScript origi</w:t>
+            </w:r>
+            <w:r>
+              <w:rPr>
+                <w:sz w:val="19"/>
+                <w:szCs w:val="19"/>
+              </w:rPr>
+              <w:t>ns</w:t>
             </w:r>
           </w:p>
         </w:tc>
@@ -7534,7 +7587,7 @@
                 <w:sz w:val="19"/>
                 <w:szCs w:val="19"/>
               </w:rPr>
-              <w:t>Sign-up: "The email domain ... doesn't exist or can't receive email"</w:t>
+              <w:t>Google says access is blocked, or that the app is being tested</w:t>
             </w:r>
           </w:p>
         </w:tc>
@@ -7557,7 +7610,7 @@
                 <w:sz w:val="19"/>
                 <w:szCs w:val="19"/>
               </w:rPr>
-              <w:t>The part after @ is misspelt or the domain has no mail service</w:t>
+              <w:t>The Google sign-in app is still in Testing, which admits only its listed test users</w:t>
             </w:r>
           </w:p>
         </w:tc>
@@ -7580,7 +7633,7 @@
                 <w:sz w:val="19"/>
                 <w:szCs w:val="19"/>
               </w:rPr>
-              <w:t>Check the spelling (the form suggests fixes such as gmial.com to gmail.com) or use another address; "+" addresses are fine</w:t>
+              <w:t>Google Cloud Console &gt; Google Auth Platform &gt; Audience: Publish app (or add the person as a test user)</w:t>
             </w:r>
           </w:p>
         </w:tc>
@@ -7617,7 +7670,7 @@
                 <w:sz w:val="19"/>
                 <w:szCs w:val="19"/>
               </w:rPr>
-              <w:t>Sign-up: "An account already uses this email"</w:t>
+              <w:t>"An account here already uses &lt;email&gt;. Please sign in with its username and password."</w:t>
             </w:r>
           </w:p>
         </w:tc>
@@ -7641,7 +7694,7 @@
                 <w:sz w:val="19"/>
                 <w:szCs w:val="19"/>
               </w:rPr>
-              <w:t>The person (or someone else) already has an account with that address</w:t>
+              <w:t>Someone signs in with Google using an email that an ordinary account already has; they are never joined automatically</w:t>
             </w:r>
           </w:p>
         </w:tc>
@@ -7665,7 +7718,14 @@
                 <w:sz w:val="19"/>
                 <w:szCs w:val="19"/>
               </w:rPr>
-              <w:t>Sign in with that account instead (the username or the email works), or use another address</w:t>
+              <w:t xml:space="preserve">Sign in to that account with its username or email </w:t>
+            </w:r>
+            <w:r>
+              <w:rPr>
+                <w:sz w:val="19"/>
+                <w:szCs w:val="19"/>
+              </w:rPr>
+              <w:t>and password</w:t>
             </w:r>
           </w:p>
         </w:tc>
@@ -7701,7 +7761,8 @@
                 <w:sz w:val="19"/>
                 <w:szCs w:val="19"/>
               </w:rPr>
-              <w:t>Sign-in: "More than one account uses this email"</w:t>
+              <w:lastRenderedPageBreak/>
+              <w:t>Sign-up: "The email domain ... doesn't exist or can't receive email"</w:t>
             </w:r>
           </w:p>
         </w:tc>
@@ -7724,7 +7785,7 @@
                 <w:sz w:val="19"/>
                 <w:szCs w:val="19"/>
               </w:rPr>
-              <w:t>Older accounts share the same address, so the email cannot tell them apart</w:t>
+              <w:t>The part after @ is misspelt or the domain has no mail service</w:t>
             </w:r>
           </w:p>
         </w:tc>
@@ -7747,7 +7808,7 @@
                 <w:sz w:val="19"/>
                 <w:szCs w:val="19"/>
               </w:rPr>
-              <w:t>Sign in with the username</w:t>
+              <w:t>Check the spelling (the form suggests fixes such as gmial.com to gmail.com) or use another address; "+" addresses are fine</w:t>
             </w:r>
           </w:p>
         </w:tc>
@@ -7784,7 +7845,173 @@
                 <w:sz w:val="19"/>
                 <w:szCs w:val="19"/>
               </w:rPr>
-              <w:lastRenderedPageBreak/>
+              <w:t>Sign-up: "An account already uses this email"</w:t>
+            </w:r>
+          </w:p>
+        </w:tc>
+        <w:tc>
+          <w:tcPr>
+            <w:tcW w:w="3011" w:type="dxa"/>
+            <w:shd w:val="clear" w:color="auto" w:fill="F4F5F3"/>
+            <w:tcMar>
+              <w:top w:w="50" w:type="dxa"/>
+              <w:left w:w="90" w:type="dxa"/>
+              <w:bottom w:w="50" w:type="dxa"/>
+              <w:right w:w="90" w:type="dxa"/>
+            </w:tcMar>
+          </w:tcPr>
+          <w:p>
+            <w:pPr>
+              <w:spacing w:after="20" w:line="252" w:lineRule="auto"/>
+            </w:pPr>
+            <w:r>
+              <w:rPr>
+                <w:sz w:val="19"/>
+                <w:szCs w:val="19"/>
+              </w:rPr>
+              <w:t>The person (or someone else) already has an account with that address</w:t>
+            </w:r>
+          </w:p>
+        </w:tc>
+        <w:tc>
+          <w:tcPr>
+            <w:tcW w:w="3857" w:type="dxa"/>
+            <w:shd w:val="clear" w:color="auto" w:fill="F4F5F3"/>
+            <w:tcMar>
+              <w:top w:w="50" w:type="dxa"/>
+              <w:left w:w="90" w:type="dxa"/>
+              <w:bottom w:w="50" w:type="dxa"/>
+              <w:right w:w="90" w:type="dxa"/>
+            </w:tcMar>
+          </w:tcPr>
+          <w:p>
+            <w:pPr>
+              <w:spacing w:after="20" w:line="252" w:lineRule="auto"/>
+            </w:pPr>
+            <w:r>
+              <w:rPr>
+                <w:sz w:val="19"/>
+                <w:szCs w:val="19"/>
+              </w:rPr>
+              <w:t>Sign in with that account instead (the username or the email works), or use another address</w:t>
+            </w:r>
+          </w:p>
+        </w:tc>
+      </w:tr>
+      <w:tr>
+        <w:tblPrEx>
+          <w:tblCellMar>
+            <w:top w:w="0" w:type="dxa"/>
+            <w:bottom w:w="0" w:type="dxa"/>
+          </w:tblCellMar>
+        </w:tblPrEx>
+        <w:trPr>
+          <w:cantSplit/>
+        </w:trPr>
+        <w:tc>
+          <w:tcPr>
+            <w:tcW w:w="2770" w:type="dxa"/>
+            <w:tcMar>
+              <w:top w:w="50" w:type="dxa"/>
+              <w:left w:w="90" w:type="dxa"/>
+              <w:bottom w:w="50" w:type="dxa"/>
+              <w:right w:w="90" w:type="dxa"/>
+            </w:tcMar>
+          </w:tcPr>
+          <w:p>
+            <w:pPr>
+              <w:spacing w:after="20" w:line="252" w:lineRule="auto"/>
+            </w:pPr>
+            <w:r>
+              <w:rPr>
+                <w:b/>
+                <w:bCs/>
+                <w:sz w:val="19"/>
+                <w:szCs w:val="19"/>
+              </w:rPr>
+              <w:t>Sign-in: "More than one account uses this email"</w:t>
+            </w:r>
+          </w:p>
+        </w:tc>
+        <w:tc>
+          <w:tcPr>
+            <w:tcW w:w="3011" w:type="dxa"/>
+            <w:tcMar>
+              <w:top w:w="50" w:type="dxa"/>
+              <w:left w:w="90" w:type="dxa"/>
+              <w:bottom w:w="50" w:type="dxa"/>
+              <w:right w:w="90" w:type="dxa"/>
+            </w:tcMar>
+          </w:tcPr>
+          <w:p>
+            <w:pPr>
+              <w:spacing w:after="20" w:line="252" w:lineRule="auto"/>
+            </w:pPr>
+            <w:r>
+              <w:rPr>
+                <w:sz w:val="19"/>
+                <w:szCs w:val="19"/>
+              </w:rPr>
+              <w:t>Older accounts share the same address, so the email cannot tell them apart</w:t>
+            </w:r>
+          </w:p>
+        </w:tc>
+        <w:tc>
+          <w:tcPr>
+            <w:tcW w:w="3857" w:type="dxa"/>
+            <w:tcMar>
+              <w:top w:w="50" w:type="dxa"/>
+              <w:left w:w="90" w:type="dxa"/>
+              <w:bottom w:w="50" w:type="dxa"/>
+              <w:right w:w="90" w:type="dxa"/>
+            </w:tcMar>
+          </w:tcPr>
+          <w:p>
+            <w:pPr>
+              <w:spacing w:after="20" w:line="252" w:lineRule="auto"/>
+            </w:pPr>
+            <w:r>
+              <w:rPr>
+                <w:sz w:val="19"/>
+                <w:szCs w:val="19"/>
+              </w:rPr>
+              <w:t>Sign in with the username</w:t>
+            </w:r>
+          </w:p>
+        </w:tc>
+      </w:tr>
+      <w:tr>
+        <w:tblPrEx>
+          <w:tblCellMar>
+            <w:top w:w="0" w:type="dxa"/>
+            <w:bottom w:w="0" w:type="dxa"/>
+          </w:tblCellMar>
+        </w:tblPrEx>
+        <w:trPr>
+          <w:cantSplit/>
+        </w:trPr>
+        <w:tc>
+          <w:tcPr>
+            <w:tcW w:w="2770" w:type="dxa"/>
+            <w:shd w:val="clear" w:color="auto" w:fill="F4F5F3"/>
+            <w:tcMar>
+              <w:top w:w="50" w:type="dxa"/>
+              <w:left w:w="90" w:type="dxa"/>
+              <w:bottom w:w="50" w:type="dxa"/>
+              <w:right w:w="90" w:type="dxa"/>
+            </w:tcMar>
+          </w:tcPr>
+          <w:p>
+            <w:pPr>
+              <w:spacing w:after="20" w:line="252" w:lineRule="auto"/>
+            </w:pPr>
+            <w:r>
+              <w:rPr>
+                <w:b/>
+                <w:bCs/>
+                <w:sz w:val="19"/>
+                <w:szCs w:val="19"/>
+              </w:rPr>
               <w:t>Sign-up: "Choose a username of 3 to 30 characters, with no spaces and no @" or "That username is already taken"</w:t>
             </w:r>
           </w:p>
@@ -8102,7 +8329,7 @@
       <w:pPr>
         <w:pStyle w:val="Heading1"/>
       </w:pPr>
-      <w:bookmarkStart w:id="5" w:name="_Toc243679801"/>
+      <w:bookmarkStart w:id="5" w:name="_Toc243693281"/>
       <w:r>
         <w:lastRenderedPageBreak/>
         <w:t>5  Payments</w:t>
@@ -9075,7 +9302,7 @@
       <w:pPr>
         <w:pStyle w:val="Heading1"/>
       </w:pPr>
-      <w:bookmarkStart w:id="6" w:name="_Toc243679802"/>
+      <w:bookmarkStart w:id="6" w:name="_Toc243693282"/>
       <w:r>
         <w:lastRenderedPageBreak/>
         <w:t>6  AI assistant</w:t>
@@ -9629,7 +9856,7 @@
       <w:pPr>
         <w:pStyle w:val="Heading1"/>
       </w:pPr>
-      <w:bookmarkStart w:id="7" w:name="_Toc243679803"/>
+      <w:bookmarkStart w:id="7" w:name="_Toc243693283"/>
       <w:r>
         <w:lastRenderedPageBreak/>
         <w:t>7  Desktop app</w:t>
@@ -9783,7 +10010,7 @@
                 <w:sz w:val="19"/>
                 <w:szCs w:val="19"/>
               </w:rPr>
-              <w:t>The taskbar or the Start Menu still shows the old tree icon</w:t>
+              <w:t>Someone forgot their password</w:t>
             </w:r>
           </w:p>
         </w:tc>
@@ -9806,7 +10033,7 @@
                 <w:sz w:val="19"/>
                 <w:szCs w:val="19"/>
               </w:rPr>
-              <w:t>Windows keeps icons in its icon cache</w:t>
+              <w:t>Passwords can't be read by anyone</w:t>
             </w:r>
           </w:p>
         </w:tc>
@@ -9829,7 +10056,7 @@
                 <w:sz w:val="19"/>
                 <w:szCs w:val="19"/>
               </w:rPr>
-              <w:t>Restart the app; if the shortcut still shows it, sign out of Windows and back in (the icon is app/assets/icon.ico)</w:t>
+              <w:t>An admin opens Users, selects the account and presses Reset Password, then gives the person the temporary password in person or by phone (an Admin's only by the SuperAdmin)</w:t>
             </w:r>
           </w:p>
         </w:tc>
@@ -9866,7 +10093,7 @@
                 <w:sz w:val="19"/>
                 <w:szCs w:val="19"/>
               </w:rPr>
-              <w:t>Sign-in does nothing or fails, or "Couldn't reach the server at ..."</w:t>
+              <w:t>The app locked itself</w:t>
             </w:r>
           </w:p>
         </w:tc>
@@ -9890,7 +10117,7 @@
                 <w:sz w:val="19"/>
                 <w:szCs w:val="19"/>
               </w:rPr>
-              <w:t>Backend or admin server not running, or the server address under the sign-in card is wrong</w:t>
+              <w:t>The idle lock: no key or mouse movement for the SuperAdmin's minutes</w:t>
             </w:r>
           </w:p>
         </w:tc>
@@ -9914,7 +10141,7 @@
                 <w:sz w:val="19"/>
                 <w:szCs w:val="19"/>
               </w:rPr>
-              <w:t>Open Servers from the sign-in window and Start All; check the address (Change); on this computer it is http://127.0.0.1:8002</w:t>
+              <w:t>Type the password and Unlock - nothing was lost. The SuperAdmin can change the minutes in Settings &gt; Idle lock</w:t>
             </w:r>
           </w:p>
         </w:tc>
@@ -9950,7 +10177,7 @@
                 <w:sz w:val="19"/>
                 <w:szCs w:val="19"/>
               </w:rPr>
-              <w:t>Every request takes about 20 seconds or times out on this computer</w:t>
+              <w:t>Signed out after typing wrong passwords on the lock</w:t>
             </w:r>
           </w:p>
         </w:tc>
@@ -9973,7 +10200,7 @@
                 <w:sz w:val="19"/>
                 <w:szCs w:val="19"/>
               </w:rPr>
-              <w:t>The server address uses "localhost"; Windows tries its IPv6 address first and that route into WSL can hang</w:t>
+              <w:t>Five wrong passwords in 15 minutes</w:t>
             </w:r>
           </w:p>
         </w:tc>
@@ -9996,7 +10223,7 @@
                 <w:sz w:val="19"/>
                 <w:szCs w:val="19"/>
               </w:rPr>
-              <w:t>Change the address to http://127.0.0.1:8002</w:t>
+              <w:t>Sign in again; if the password is forgotten, ask an admin to reset it</w:t>
             </w:r>
           </w:p>
         </w:tc>
@@ -10033,7 +10260,7 @@
                 <w:sz w:val="19"/>
                 <w:szCs w:val="19"/>
               </w:rPr>
-              <w:t>"This computer is waiting for approval ..."</w:t>
+              <w:t>The taskbar or the Start Menu still shows the old tree icon</w:t>
             </w:r>
           </w:p>
         </w:tc>
@@ -10057,7 +10284,7 @@
                 <w:sz w:val="19"/>
                 <w:szCs w:val="19"/>
               </w:rPr>
-              <w:t>First sign-in on this computer (or for this account on it), or a new Windows user</w:t>
+              <w:t>Windows keeps icons in its icon cache</w:t>
             </w:r>
           </w:p>
         </w:tc>
@@ -10081,7 +10308,7 @@
                 <w:sz w:val="19"/>
                 <w:szCs w:val="19"/>
               </w:rPr>
-              <w:t>The SuperAdmin approves it in Users &gt; Computers - the message gives the name it is listed under; then sign in again</w:t>
+              <w:t>Restart the app; if the shortcut still shows it, sign out of Windows and back in (the icon is app/assets/icon.ico)</w:t>
             </w:r>
           </w:p>
         </w:tc>
@@ -10117,7 +10344,7 @@
                 <w:sz w:val="19"/>
                 <w:szCs w:val="19"/>
               </w:rPr>
-              <w:t>"This computer has been blocked for this account" at sign-in</w:t>
+              <w:t>Sign-in does nothing or fails, or "Couldn't reach the server at ..."</w:t>
             </w:r>
           </w:p>
         </w:tc>
@@ -10140,7 +10367,7 @@
                 <w:sz w:val="19"/>
                 <w:szCs w:val="19"/>
               </w:rPr>
-              <w:t>It was rejected or blocked earlier</w:t>
+              <w:t>Backend or admin server not running, or the server address under the sign-in card is wrong</w:t>
             </w:r>
           </w:p>
         </w:tc>
@@ -10163,7 +10390,7 @@
                 <w:sz w:val="19"/>
                 <w:szCs w:val="19"/>
               </w:rPr>
-              <w:t>The SuperAdmin can approve it again in Users &gt; Computers</w:t>
+              <w:t>Open Servers from the sign-in window and Start All; check the address (Change); on this computer it is http://127.0.0.1:8002</w:t>
             </w:r>
           </w:p>
         </w:tc>
@@ -10200,7 +10427,7 @@
                 <w:sz w:val="19"/>
                 <w:szCs w:val="19"/>
               </w:rPr>
-              <w:t>Back at the sign-in screen with "This computer is no longer approved ..."</w:t>
+              <w:t>Every request takes about 20 seconds or times out on this computer</w:t>
             </w:r>
           </w:p>
         </w:tc>
@@ -10224,7 +10451,7 @@
                 <w:sz w:val="19"/>
                 <w:szCs w:val="19"/>
               </w:rPr>
-              <w:t>The SuperAdmin blocked or replaced this computer, the account was disabled, or it is no longer Admin or SuperAdmin</w:t>
+              <w:t>The server address uses "localhost"; Windows tries its IPv6 address first and that route into WSL can hang</w:t>
             </w:r>
           </w:p>
         </w:tc>
@@ -10248,7 +10475,7 @@
                 <w:sz w:val="19"/>
                 <w:szCs w:val="19"/>
               </w:rPr>
-              <w:t>Ask the SuperAdmin</w:t>
+              <w:t>Change the address to http://127.0.0.1:8002</w:t>
             </w:r>
           </w:p>
         </w:tc>
@@ -10284,7 +10511,7 @@
                 <w:sz w:val="19"/>
                 <w:szCs w:val="19"/>
               </w:rPr>
-              <w:t>Back at the sign-in screen with "Please sign in again."</w:t>
+              <w:t>"This computer is waiting for approval ..."</w:t>
             </w:r>
           </w:p>
         </w:tc>
@@ -10307,7 +10534,7 @@
                 <w:sz w:val="19"/>
                 <w:szCs w:val="19"/>
               </w:rPr>
-              <w:t>The 12-hour sign-in ran out (or the backend's sign-in key changed)</w:t>
+              <w:t>First sign-in on this computer (or for this account on it), or a new Windows user</w:t>
             </w:r>
           </w:p>
         </w:tc>
@@ -10330,7 +10557,7 @@
                 <w:sz w:val="19"/>
                 <w:szCs w:val="19"/>
               </w:rPr>
-              <w:t>Sign in again</w:t>
+              <w:t>The SuperAdmin approves it in Users &gt; Computers - the message gives the name it is listed under; then sign in again</w:t>
             </w:r>
           </w:p>
         </w:tc>
@@ -10367,7 +10594,7 @@
                 <w:sz w:val="19"/>
                 <w:szCs w:val="19"/>
               </w:rPr>
-              <w:t>"Too many wrong passwords. Try again in N minutes."</w:t>
+              <w:t>"This computer has been blocked for this account" at sign-in</w:t>
             </w:r>
           </w:p>
         </w:tc>
@@ -10391,7 +10618,7 @@
                 <w:sz w:val="19"/>
                 <w:szCs w:val="19"/>
               </w:rPr>
-              <w:t>5 wrong passwords for this account from this address within 15 minutes</w:t>
+              <w:t>It was rejected or blocked earlier</w:t>
             </w:r>
           </w:p>
         </w:tc>
@@ -10415,7 +10642,7 @@
                 <w:sz w:val="19"/>
                 <w:szCs w:val="19"/>
               </w:rPr>
-              <w:t>Wait, or restart the admin server to clear the count; check Caps Lock</w:t>
+              <w:t>The SuperAdmin can approve it again in Users &gt; Computers</w:t>
             </w:r>
           </w:p>
         </w:tc>
@@ -10451,7 +10678,7 @@
                 <w:sz w:val="19"/>
                 <w:szCs w:val="19"/>
               </w:rPr>
-              <w:t>"This copy of the desktop app is too old - please install the new one."</w:t>
+              <w:t>Back at the sign-in screen with "This computer is no longer approved ..."</w:t>
             </w:r>
           </w:p>
         </w:tc>
@@ -10474,7 +10701,7 @@
                 <w:sz w:val="19"/>
                 <w:szCs w:val="19"/>
               </w:rPr>
-              <w:t>A copy from before 5 October 2026, or older than the server's MIN_DESKTOP_VERSION</w:t>
+              <w:t>The SuperAdmin blocked or replaced this computer, the account was disabled, or it is no longer Admin or SuperAdmin</w:t>
             </w:r>
           </w:p>
         </w:tc>
@@ -10497,7 +10724,7 @@
                 <w:sz w:val="19"/>
                 <w:szCs w:val="19"/>
               </w:rPr>
-              <w:t>Install the current copy</w:t>
+              <w:t>Ask the SuperAdmin</w:t>
             </w:r>
           </w:p>
         </w:tc>
@@ -10534,7 +10761,7 @@
                 <w:sz w:val="19"/>
                 <w:szCs w:val="19"/>
               </w:rPr>
-              <w:t>"The '...' role can't use the desktop app"</w:t>
+              <w:t>Back at the sign-in screen with "Please sign in again."</w:t>
             </w:r>
           </w:p>
         </w:tc>
@@ -10558,7 +10785,7 @@
                 <w:sz w:val="19"/>
                 <w:szCs w:val="19"/>
               </w:rPr>
-              <w:t>The account is not Admin or SuperAdmin</w:t>
+              <w:t>The 12-hour sign-in ran out (or the backend's sign-in key changed)</w:t>
             </w:r>
           </w:p>
         </w:tc>
@@ -10582,7 +10809,7 @@
                 <w:sz w:val="19"/>
                 <w:szCs w:val="19"/>
               </w:rPr>
-              <w:t>Use an Admin account, or have the role changed in Users</w:t>
+              <w:t>Sign in again</w:t>
             </w:r>
           </w:p>
         </w:tc>
@@ -10618,7 +10845,7 @@
                 <w:sz w:val="19"/>
                 <w:szCs w:val="19"/>
               </w:rPr>
-              <w:t>Approve and Block are greyed out in Phones or Computers; "only the SuperAdmin can change this account"</w:t>
+              <w:t>"Too many wrong passwords. Try again in N minutes."</w:t>
             </w:r>
           </w:p>
         </w:tc>
@@ -10641,7 +10868,7 @@
                 <w:sz w:val="19"/>
                 <w:szCs w:val="19"/>
               </w:rPr>
-              <w:t>Only the SuperAdmin approves phones and computers and changes the SuperAdmin account</w:t>
+              <w:t>5 wrong passwords for this account from this address within 15 minutes</w:t>
             </w:r>
           </w:p>
         </w:tc>
@@ -10664,7 +10891,7 @@
                 <w:sz w:val="19"/>
                 <w:szCs w:val="19"/>
               </w:rPr>
-              <w:t>Ask the SuperAdmin (sadmin)</w:t>
+              <w:t>Wait, or restart the admin server to clear the count; check Caps Lock</w:t>
             </w:r>
           </w:p>
         </w:tc>
@@ -10701,7 +10928,7 @@
                 <w:sz w:val="19"/>
                 <w:szCs w:val="19"/>
               </w:rPr>
-              <w:t>No Servers section or Manage Servers button</w:t>
+              <w:t>"This copy of the desktop app is too old - please install the new one."</w:t>
             </w:r>
           </w:p>
         </w:tc>
@@ -10725,7 +10952,7 @@
                 <w:sz w:val="19"/>
                 <w:szCs w:val="19"/>
               </w:rPr>
-              <w:t>The server address is not this computer, or this is a copy for other admins (without core/server_manager.py)</w:t>
+              <w:t>A copy from before 5 October 2026, or older than the server's MIN_DESKTOP_VERSION</w:t>
             </w:r>
           </w:p>
         </w:tc>
@@ -10749,7 +10976,7 @@
                 <w:sz w:val="19"/>
                 <w:szCs w:val="19"/>
               </w:rPr>
-              <w:t>Expected; servers are started where they run</w:t>
+              <w:t>Install the current copy</w:t>
             </w:r>
           </w:p>
         </w:tc>
@@ -10785,7 +11012,7 @@
                 <w:sz w:val="19"/>
                 <w:szCs w:val="19"/>
               </w:rPr>
-              <w:t>"Windows protected your PC" when opening the shared copy</w:t>
+              <w:t>"The '...' role can't use the desktop app"</w:t>
             </w:r>
           </w:p>
         </w:tc>
@@ -10808,7 +11035,7 @@
                 <w:sz w:val="19"/>
                 <w:szCs w:val="19"/>
               </w:rPr>
-              <w:t>The app is not code-signed</w:t>
+              <w:t>The account is not Admin or SuperAdmin</w:t>
             </w:r>
           </w:p>
         </w:tc>
@@ -10831,7 +11058,7 @@
                 <w:sz w:val="19"/>
                 <w:szCs w:val="19"/>
               </w:rPr>
-              <w:t>More info, then Run anyway (a code-signing certificate removes the warning - Production Go-Live Checklist)</w:t>
+              <w:t>Use an Admin account, or have the role changed in Users</w:t>
             </w:r>
           </w:p>
         </w:tc>
@@ -10868,7 +11095,7 @@
                 <w:sz w:val="19"/>
                 <w:szCs w:val="19"/>
               </w:rPr>
-              <w:t>Shared copy: "Couldn't reach the server at ..."</w:t>
+              <w:t>Approve and Block are greyed out in Phones or Computers; "only the SuperAdmin can change this account"</w:t>
             </w:r>
           </w:p>
         </w:tc>
@@ -10892,7 +11119,7 @@
                 <w:sz w:val="19"/>
                 <w:szCs w:val="19"/>
               </w:rPr>
-              <w:t>The owner's computer, the servers or the public tunnel are off, or the address is wrong</w:t>
+              <w:t>Only the SuperAdmin approves phones and computers and changes the SuperAdmin account</w:t>
             </w:r>
           </w:p>
         </w:tc>
@@ -10916,7 +11143,7 @@
                 <w:sz w:val="19"/>
                 <w:szCs w:val="19"/>
               </w:rPr>
-              <w:t>Check that everything is running on the owner's computer (Servers: Start All); check the address under the sign-in card</w:t>
+              <w:t>Ask the SuperAdmin (sadmin)</w:t>
             </w:r>
           </w:p>
         </w:tc>
@@ -10952,7 +11179,7 @@
                 <w:sz w:val="19"/>
                 <w:szCs w:val="19"/>
               </w:rPr>
-              <w:t>"... a secure connection could not be made"</w:t>
+              <w:t>No Servers section or Manage Servers button</w:t>
             </w:r>
           </w:p>
         </w:tc>
@@ -10975,7 +11202,7 @@
                 <w:sz w:val="19"/>
                 <w:szCs w:val="19"/>
               </w:rPr>
-              <w:t>The address is not https, its certificate is not trusted, or the network blocks the connection</w:t>
+              <w:t>The server address is not this computer, or this is a copy for other admins (without core/server_manager.py)</w:t>
             </w:r>
           </w:p>
         </w:tc>
@@ -10998,7 +11225,7 @@
                 <w:sz w:val="19"/>
                 <w:szCs w:val="19"/>
               </w:rPr>
-              <w:t>Open the same address in a browser on that computer: if that fails too, the network or the server is at fault</w:t>
+              <w:t>Expected; servers are started where they run</w:t>
             </w:r>
           </w:p>
         </w:tc>
@@ -11036,7 +11263,7 @@
                 <w:szCs w:val="19"/>
               </w:rPr>
               <w:lastRenderedPageBreak/>
-              <w:t>"Only the SuperAdmin can change a username."</w:t>
+              <w:t>"Windows protected your PC" when opening the shared copy</w:t>
             </w:r>
           </w:p>
         </w:tc>
@@ -11060,7 +11287,7 @@
                 <w:sz w:val="19"/>
                 <w:szCs w:val="19"/>
               </w:rPr>
-              <w:t>An Admin tried to change a username</w:t>
+              <w:t>The app is not code-signed</w:t>
             </w:r>
           </w:p>
         </w:tc>
@@ -11084,7 +11311,7 @@
                 <w:sz w:val="19"/>
                 <w:szCs w:val="19"/>
               </w:rPr>
-              <w:t>Ask the SuperAdmin</w:t>
+              <w:t>More info, then Run anyway (a code-signing certificate removes the warning - Production Go-Live Checklist)</w:t>
             </w:r>
           </w:p>
         </w:tc>
@@ -11120,7 +11347,7 @@
                 <w:sz w:val="19"/>
                 <w:szCs w:val="19"/>
               </w:rPr>
-              <w:t>"That username is already taken" when correcting a username</w:t>
+              <w:t>Shared copy: "Couldn't reach the server at ..."</w:t>
             </w:r>
           </w:p>
         </w:tc>
@@ -11143,7 +11370,7 @@
                 <w:sz w:val="19"/>
                 <w:szCs w:val="19"/>
               </w:rPr>
-              <w:t>Another account already has it</w:t>
+              <w:t>The owner's computer, the servers or the public tunnel are off, or the address is wrong</w:t>
             </w:r>
           </w:p>
         </w:tc>
@@ -11166,7 +11393,7 @@
                 <w:sz w:val="19"/>
                 <w:szCs w:val="19"/>
               </w:rPr>
-              <w:t>Choose another</w:t>
+              <w:t>Check that everything is running on the owner's computer (Servers: Start All); check the address under the sign-in card</w:t>
             </w:r>
           </w:p>
         </w:tc>
@@ -11203,7 +11430,7 @@
                 <w:sz w:val="19"/>
                 <w:szCs w:val="19"/>
               </w:rPr>
-              <w:t>Product photos missing in desktop lists</w:t>
+              <w:t>"... a secure connection could not be made"</w:t>
             </w:r>
           </w:p>
         </w:tc>
@@ -11227,7 +11454,7 @@
                 <w:sz w:val="19"/>
                 <w:szCs w:val="19"/>
               </w:rPr>
-              <w:t>An older admin server, or the admin server's MEDIA_BASE_URL does not match the backend's media address</w:t>
+              <w:t>The address is not https, its certificate is not trusted, or the network blocks the connection</w:t>
             </w:r>
           </w:p>
         </w:tc>
@@ -11251,7 +11478,7 @@
                 <w:sz w:val="19"/>
                 <w:szCs w:val="19"/>
               </w:rPr>
-              <w:t>Make the two settings equal</w:t>
+              <w:t>Open the same address in a browser on that computer: if that fails too, the network or the server is at fault</w:t>
             </w:r>
           </w:p>
         </w:tc>
@@ -11287,7 +11514,7 @@
                 <w:sz w:val="19"/>
                 <w:szCs w:val="19"/>
               </w:rPr>
-              <w:t>Taskbar shows the Python icon or two windows open</w:t>
+              <w:t>"Only the SuperAdmin can change a username."</w:t>
             </w:r>
           </w:p>
         </w:tc>
@@ -11310,7 +11537,7 @@
                 <w:sz w:val="19"/>
                 <w:szCs w:val="19"/>
               </w:rPr>
-              <w:t>Started directly with python instead of the shortcut</w:t>
+              <w:t>An Admin tried to change a username</w:t>
             </w:r>
           </w:p>
         </w:tc>
@@ -11333,7 +11560,7 @@
                 <w:sz w:val="19"/>
                 <w:szCs w:val="19"/>
               </w:rPr>
-              <w:t>Use the Start Menu shortcut "Dateroem Admin Control"</w:t>
+              <w:t>Ask the SuperAdmin</w:t>
             </w:r>
           </w:p>
         </w:tc>
@@ -11370,7 +11597,7 @@
                 <w:sz w:val="19"/>
                 <w:szCs w:val="19"/>
               </w:rPr>
-              <w:t>Slow to appear after clicking</w:t>
+              <w:t>"That username is already taken" when correcting a username</w:t>
             </w:r>
           </w:p>
         </w:tc>
@@ -11394,7 +11621,7 @@
                 <w:sz w:val="19"/>
                 <w:szCs w:val="19"/>
               </w:rPr>
-              <w:t>Python and Qt loading, mostly reading the app's files from the WSL folder</w:t>
+              <w:t>Another account already has it</w:t>
             </w:r>
           </w:p>
         </w:tc>
@@ -11418,7 +11645,7 @@
                 <w:sz w:val="19"/>
                 <w:szCs w:val="19"/>
               </w:rPr>
-              <w:t>A "Starting..." window appears at once and the app follows in about 5 seconds (longer just after Windows starts). Other windows can be used meanwhile; a click or any key skips the intro</w:t>
+              <w:t>Choose another</w:t>
             </w:r>
           </w:p>
         </w:tc>
@@ -11454,7 +11681,7 @@
                 <w:sz w:val="19"/>
                 <w:szCs w:val="19"/>
               </w:rPr>
-              <w:t>Stop and Stop All are greyed out in the Servers section</w:t>
+              <w:t>Product photos missing in desktop lists</w:t>
             </w:r>
           </w:p>
         </w:tc>
@@ -11477,7 +11704,7 @@
                 <w:sz w:val="19"/>
                 <w:szCs w:val="19"/>
               </w:rPr>
-              <w:t>Only the SuperAdmin can stop servers (since 7 October 2026)</w:t>
+              <w:t>An older admin server, or the admin server's MEDIA_BASE_URL does not match the backend's media address</w:t>
             </w:r>
           </w:p>
         </w:tc>
@@ -11500,7 +11727,7 @@
                 <w:sz w:val="19"/>
                 <w:szCs w:val="19"/>
               </w:rPr>
-              <w:t>Sign in as the SuperAdmin; anyone can still start them</w:t>
+              <w:t>Make the two settings equal</w:t>
             </w:r>
           </w:p>
         </w:tc>
@@ -11537,7 +11764,7 @@
                 <w:sz w:val="19"/>
                 <w:szCs w:val="19"/>
               </w:rPr>
-              <w:t>The website and phones went off line when the desktop app was closed</w:t>
+              <w:t>Taskbar shows the Python icon or two windows open</w:t>
             </w:r>
           </w:p>
         </w:tc>
@@ -11561,7 +11788,7 @@
                 <w:sz w:val="19"/>
                 <w:szCs w:val="19"/>
               </w:rPr>
-              <w:t>Servers started from the desktop app run inside it</w:t>
+              <w:t>Started directly with python instead of the shortcut</w:t>
             </w:r>
           </w:p>
         </w:tc>
@@ -11585,7 +11812,7 @@
                 <w:sz w:val="19"/>
                 <w:szCs w:val="19"/>
               </w:rPr>
-              <w:t>Reopen the app, open Manage Servers and Start All; keep the app open (minimised) on the owner's computer</w:t>
+              <w:t>Use the Start Menu shortcut "Dateroem Admin Control"</w:t>
             </w:r>
           </w:p>
         </w:tc>
@@ -11621,7 +11848,7 @@
                 <w:sz w:val="19"/>
                 <w:szCs w:val="19"/>
               </w:rPr>
-              <w:t>The "Starting..." window stays above everything and does not react to clicks</w:t>
+              <w:t>Slow to appear after clicking</w:t>
             </w:r>
           </w:p>
         </w:tc>
@@ -11644,7 +11871,7 @@
                 <w:sz w:val="19"/>
                 <w:szCs w:val="19"/>
               </w:rPr>
-              <w:t>A copy of the app from before 7 October 2026</w:t>
+              <w:t>Python and Qt loading, mostly reading the app's files from the WSL folder</w:t>
             </w:r>
           </w:p>
         </w:tc>
@@ -11667,7 +11894,7 @@
                 <w:sz w:val="19"/>
                 <w:szCs w:val="19"/>
               </w:rPr>
-              <w:t>Close and reopen the desktop app (the shared copy: use the current zip)</w:t>
+              <w:t>A "Starting..." window appears at once and the app follows in about 5 seconds (longer just after Windows starts). Other windows can be used meanwhile; a click or any key skips the intro</w:t>
             </w:r>
           </w:p>
         </w:tc>
@@ -11704,7 +11931,7 @@
                 <w:sz w:val="19"/>
                 <w:szCs w:val="19"/>
               </w:rPr>
-              <w:t>No Phones button, search boxes, role filter or campaign "Products..." button</w:t>
+              <w:t>Stop and Stop All are greyed out in the Servers section</w:t>
             </w:r>
           </w:p>
         </w:tc>
@@ -11728,7 +11955,7 @@
                 <w:sz w:val="19"/>
                 <w:szCs w:val="19"/>
               </w:rPr>
-              <w:t>The desktop app was opened before the 3 October 2026 updates</w:t>
+              <w:t>Only the SuperAdmin can stop servers (since 7 October 2026)</w:t>
             </w:r>
           </w:p>
         </w:tc>
@@ -11752,7 +11979,7 @@
                 <w:sz w:val="19"/>
                 <w:szCs w:val="19"/>
               </w:rPr>
-              <w:t>Close and reopen the desktop app</w:t>
+              <w:t>Sign in as the SuperAdmin; anyone can still start them</w:t>
             </w:r>
           </w:p>
         </w:tc>
@@ -11788,6 +12015,256 @@
                 <w:sz w:val="19"/>
                 <w:szCs w:val="19"/>
               </w:rPr>
+              <w:t>The website and phones went off line when the desktop app was closed</w:t>
+            </w:r>
+          </w:p>
+        </w:tc>
+        <w:tc>
+          <w:tcPr>
+            <w:tcW w:w="3011" w:type="dxa"/>
+            <w:tcMar>
+              <w:top w:w="50" w:type="dxa"/>
+              <w:left w:w="90" w:type="dxa"/>
+              <w:bottom w:w="50" w:type="dxa"/>
+              <w:right w:w="90" w:type="dxa"/>
+            </w:tcMar>
+          </w:tcPr>
+          <w:p>
+            <w:pPr>
+              <w:spacing w:after="20" w:line="252" w:lineRule="auto"/>
+            </w:pPr>
+            <w:r>
+              <w:rPr>
+                <w:sz w:val="19"/>
+                <w:szCs w:val="19"/>
+              </w:rPr>
+              <w:t>Servers started from the desktop app run inside it</w:t>
+            </w:r>
+          </w:p>
+        </w:tc>
+        <w:tc>
+          <w:tcPr>
+            <w:tcW w:w="3857" w:type="dxa"/>
+            <w:tcMar>
+              <w:top w:w="50" w:type="dxa"/>
+              <w:left w:w="90" w:type="dxa"/>
+              <w:bottom w:w="50" w:type="dxa"/>
+              <w:right w:w="90" w:type="dxa"/>
+            </w:tcMar>
+          </w:tcPr>
+          <w:p>
+            <w:pPr>
+              <w:spacing w:after="20" w:line="252" w:lineRule="auto"/>
+            </w:pPr>
+            <w:r>
+              <w:rPr>
+                <w:sz w:val="19"/>
+                <w:szCs w:val="19"/>
+              </w:rPr>
+              <w:t>Reopen the app, open Manage Servers and Start All; keep the app open (minimised) on the owner's computer</w:t>
+            </w:r>
+          </w:p>
+        </w:tc>
+      </w:tr>
+      <w:tr>
+        <w:tblPrEx>
+          <w:tblCellMar>
+            <w:top w:w="0" w:type="dxa"/>
+            <w:bottom w:w="0" w:type="dxa"/>
+          </w:tblCellMar>
+        </w:tblPrEx>
+        <w:trPr>
+          <w:cantSplit/>
+        </w:trPr>
+        <w:tc>
+          <w:tcPr>
+            <w:tcW w:w="2770" w:type="dxa"/>
+            <w:shd w:val="clear" w:color="auto" w:fill="F4F5F3"/>
+            <w:tcMar>
+              <w:top w:w="50" w:type="dxa"/>
+              <w:left w:w="90" w:type="dxa"/>
+              <w:bottom w:w="50" w:type="dxa"/>
+              <w:right w:w="90" w:type="dxa"/>
+            </w:tcMar>
+          </w:tcPr>
+          <w:p>
+            <w:pPr>
+              <w:spacing w:after="20" w:line="252" w:lineRule="auto"/>
+            </w:pPr>
+            <w:r>
+              <w:rPr>
+                <w:b/>
+                <w:bCs/>
+                <w:sz w:val="19"/>
+                <w:szCs w:val="19"/>
+              </w:rPr>
+              <w:t>The "Starting..." window stays above everything and does not react to clicks</w:t>
+            </w:r>
+          </w:p>
+        </w:tc>
+        <w:tc>
+          <w:tcPr>
+            <w:tcW w:w="3011" w:type="dxa"/>
+            <w:shd w:val="clear" w:color="auto" w:fill="F4F5F3"/>
+            <w:tcMar>
+              <w:top w:w="50" w:type="dxa"/>
+              <w:left w:w="90" w:type="dxa"/>
+              <w:bottom w:w="50" w:type="dxa"/>
+              <w:right w:w="90" w:type="dxa"/>
+            </w:tcMar>
+          </w:tcPr>
+          <w:p>
+            <w:pPr>
+              <w:spacing w:after="20" w:line="252" w:lineRule="auto"/>
+            </w:pPr>
+            <w:r>
+              <w:rPr>
+                <w:sz w:val="19"/>
+                <w:szCs w:val="19"/>
+              </w:rPr>
+              <w:t>A copy of the app from before 7 October 2026</w:t>
+            </w:r>
+          </w:p>
+        </w:tc>
+        <w:tc>
+          <w:tcPr>
+            <w:tcW w:w="3857" w:type="dxa"/>
+            <w:shd w:val="clear" w:color="auto" w:fill="F4F5F3"/>
+            <w:tcMar>
+              <w:top w:w="50" w:type="dxa"/>
+              <w:left w:w="90" w:type="dxa"/>
+              <w:bottom w:w="50" w:type="dxa"/>
+              <w:right w:w="90" w:type="dxa"/>
+            </w:tcMar>
+          </w:tcPr>
+          <w:p>
+            <w:pPr>
+              <w:spacing w:after="20" w:line="252" w:lineRule="auto"/>
+            </w:pPr>
+            <w:r>
+              <w:rPr>
+                <w:sz w:val="19"/>
+                <w:szCs w:val="19"/>
+              </w:rPr>
+              <w:t>Close and reopen the desktop app (the shared copy: use the current zip)</w:t>
+            </w:r>
+          </w:p>
+        </w:tc>
+      </w:tr>
+      <w:tr>
+        <w:tblPrEx>
+          <w:tblCellMar>
+            <w:top w:w="0" w:type="dxa"/>
+            <w:bottom w:w="0" w:type="dxa"/>
+          </w:tblCellMar>
+        </w:tblPrEx>
+        <w:trPr>
+          <w:cantSplit/>
+        </w:trPr>
+        <w:tc>
+          <w:tcPr>
+            <w:tcW w:w="2770" w:type="dxa"/>
+            <w:tcMar>
+              <w:top w:w="50" w:type="dxa"/>
+              <w:left w:w="90" w:type="dxa"/>
+              <w:bottom w:w="50" w:type="dxa"/>
+              <w:right w:w="90" w:type="dxa"/>
+            </w:tcMar>
+          </w:tcPr>
+          <w:p>
+            <w:pPr>
+              <w:spacing w:after="20" w:line="252" w:lineRule="auto"/>
+            </w:pPr>
+            <w:r>
+              <w:rPr>
+                <w:b/>
+                <w:bCs/>
+                <w:sz w:val="19"/>
+                <w:szCs w:val="19"/>
+              </w:rPr>
+              <w:t>No Phones button, search boxes, role filter or campaign "Products..." button</w:t>
+            </w:r>
+          </w:p>
+        </w:tc>
+        <w:tc>
+          <w:tcPr>
+            <w:tcW w:w="3011" w:type="dxa"/>
+            <w:tcMar>
+              <w:top w:w="50" w:type="dxa"/>
+              <w:left w:w="90" w:type="dxa"/>
+              <w:bottom w:w="50" w:type="dxa"/>
+              <w:right w:w="90" w:type="dxa"/>
+            </w:tcMar>
+          </w:tcPr>
+          <w:p>
+            <w:pPr>
+              <w:spacing w:after="20" w:line="252" w:lineRule="auto"/>
+            </w:pPr>
+            <w:r>
+              <w:rPr>
+                <w:sz w:val="19"/>
+                <w:szCs w:val="19"/>
+              </w:rPr>
+              <w:t>The desktop app was opened before the 3 October 2026 updates</w:t>
+            </w:r>
+          </w:p>
+        </w:tc>
+        <w:tc>
+          <w:tcPr>
+            <w:tcW w:w="3857" w:type="dxa"/>
+            <w:tcMar>
+              <w:top w:w="50" w:type="dxa"/>
+              <w:left w:w="90" w:type="dxa"/>
+              <w:bottom w:w="50" w:type="dxa"/>
+              <w:right w:w="90" w:type="dxa"/>
+            </w:tcMar>
+          </w:tcPr>
+          <w:p>
+            <w:pPr>
+              <w:spacing w:after="20" w:line="252" w:lineRule="auto"/>
+            </w:pPr>
+            <w:r>
+              <w:rPr>
+                <w:sz w:val="19"/>
+                <w:szCs w:val="19"/>
+              </w:rPr>
+              <w:t>Close and reopen the desktop app</w:t>
+            </w:r>
+          </w:p>
+        </w:tc>
+      </w:tr>
+      <w:tr>
+        <w:tblPrEx>
+          <w:tblCellMar>
+            <w:top w:w="0" w:type="dxa"/>
+            <w:bottom w:w="0" w:type="dxa"/>
+          </w:tblCellMar>
+        </w:tblPrEx>
+        <w:trPr>
+          <w:cantSplit/>
+        </w:trPr>
+        <w:tc>
+          <w:tcPr>
+            <w:tcW w:w="2770" w:type="dxa"/>
+            <w:shd w:val="clear" w:color="auto" w:fill="F4F5F3"/>
+            <w:tcMar>
+              <w:top w:w="50" w:type="dxa"/>
+              <w:left w:w="90" w:type="dxa"/>
+              <w:bottom w:w="50" w:type="dxa"/>
+              <w:right w:w="90" w:type="dxa"/>
+            </w:tcMar>
+          </w:tcPr>
+          <w:p>
+            <w:pPr>
+              <w:spacing w:after="20" w:line="252" w:lineRule="auto"/>
+            </w:pPr>
+            <w:r>
+              <w:rPr>
+                <w:b/>
+                <w:bCs/>
+                <w:sz w:val="19"/>
+                <w:szCs w:val="19"/>
+              </w:rPr>
               <w:t>A new website account (for example a Google sign-up) is missing from Users</w:t>
             </w:r>
           </w:p>
@@ -11795,6 +12272,7 @@
         <w:tc>
           <w:tcPr>
             <w:tcW w:w="3011" w:type="dxa"/>
+            <w:shd w:val="clear" w:color="auto" w:fill="F4F5F3"/>
             <w:tcMar>
               <w:top w:w="50" w:type="dxa"/>
               <w:left w:w="90" w:type="dxa"/>
@@ -11818,6 +12296,7 @@
         <w:tc>
           <w:tcPr>
             <w:tcW w:w="3857" w:type="dxa"/>
+            <w:shd w:val="clear" w:color="auto" w:fill="F4F5F3"/>
             <w:tcMar>
               <w:top w:w="50" w:type="dxa"/>
               <w:left w:w="90" w:type="dxa"/>
@@ -11854,7 +12333,7 @@
       <w:pPr>
         <w:pStyle w:val="Heading1"/>
       </w:pPr>
-      <w:bookmarkStart w:id="8" w:name="_Toc243679804"/>
+      <w:bookmarkStart w:id="8" w:name="_Toc243693284"/>
       <w:r>
         <w:lastRenderedPageBreak/>
         <w:t>8  Development tools</w:t>
@@ -12375,10 +12854,10 @@
 <file path=word/numbering.xml><?xml version="1.0" encoding="utf-8"?>
 <w:numbering xmlns:wpc="http://schemas.microsoft.com/office/word/2010/wordprocessingCanvas" xmlns:cx="http://schemas.microsoft.com/office/drawing/2014/chartex" xmlns:cx1="http://schemas.microsoft.com/office/drawing/2015/9/8/chartex" xmlns:mc="http://schemas.openxmlformats.org/markup-compatibility/2006" xmlns:o="urn:schemas-microsoft-com:office:office" xmlns:r="http://schemas.openxmlformats.org/officeDocument/2006/relationships" xmlns:m="http://schemas.openxmlformats.org/officeDocument/2006/math" xmlns:v="urn:schemas-microsoft-com:vml" xmlns:wp14="http://schemas.microsoft.com/office/word/2010/wordprocessingDrawing" xmlns:wp="http://schemas.openxmlformats.org/drawingml/2006/wordprocessingDrawing" xmlns:w10="urn:schemas-microsoft-com:office:word" xmlns:w="http://schemas.openxmlformats.org/wordprocessingml/2006/main" xmlns:w14="http://schemas.microsoft.com/office/word/2010/wordml" xmlns:w15="http://schemas.microsoft.com/office/word/2012/wordml" xmlns:w16se="http://schemas.microsoft.com/office/word/2015/wordml/symex" xmlns:wpg="http://schemas.microsoft.com/office/word/2010/wordprocessingGroup" xmlns:wpi="http://schemas.microsoft.com/office/word/2010/wordprocessingInk" xmlns:wne="http://schemas.microsoft.com/office/word/2006/wordml" xmlns:wps="http://schemas.microsoft.com/office/word/2010/wordprocessingShape" mc:Ignorable="w14 w15 w16se wp14">
   <w:abstractNum w:abstractNumId="0" w15:restartNumberingAfterBreak="0">
-    <w:nsid w:val="3706203C"/>
+    <w:nsid w:val="2CBE3BBD"/>
     <w:multiLevelType w:val="hybridMultilevel"/>
-    <w:tmpl w:val="85CA38CE"/>
-    <w:lvl w:ilvl="0" w:tplc="83467F1A" w:tentative="1">
+    <w:tmpl w:val="0E60BA90"/>
+    <w:lvl w:ilvl="0" w:tplc="D9622FBC" w:tentative="1">
       <w:start w:val="1"/>
       <w:numFmt w:val="bullet"/>
       <w:lvlText w:val="●"/>
@@ -12387,7 +12866,7 @@
         <w:ind w:left="720" w:hanging="360"/>
       </w:pPr>
     </w:lvl>
-    <w:lvl w:ilvl="1" w:tplc="863E7D72" w:tentative="1">
+    <w:lvl w:ilvl="1" w:tplc="989C44A4" w:tentative="1">
       <w:start w:val="1"/>
       <w:numFmt w:val="bullet"/>
       <w:lvlText w:val="○"/>
@@ -12396,7 +12875,7 @@
         <w:ind w:left="1440" w:hanging="360"/>
       </w:pPr>
     </w:lvl>
-    <w:lvl w:ilvl="2" w:tplc="14D81C04" w:tentative="1">
+    <w:lvl w:ilvl="2" w:tplc="C2C0F008" w:tentative="1">
       <w:start w:val="1"/>
       <w:numFmt w:val="bullet"/>
       <w:lvlText w:val="■"/>
@@ -12405,7 +12884,7 @@
         <w:ind w:left="2160" w:hanging="360"/>
       </w:pPr>
     </w:lvl>
-    <w:lvl w:ilvl="3" w:tplc="0AC6AA9C" w:tentative="1">
+    <w:lvl w:ilvl="3" w:tplc="EC9A6736" w:tentative="1">
       <w:start w:val="1"/>
       <w:numFmt w:val="bullet"/>
       <w:lvlText w:val="●"/>
@@ -12414,7 +12893,7 @@
         <w:ind w:left="2880" w:hanging="360"/>
       </w:pPr>
     </w:lvl>
-    <w:lvl w:ilvl="4" w:tplc="9C5E2862" w:tentative="1">
+    <w:lvl w:ilvl="4" w:tplc="F45CF56E" w:tentative="1">
       <w:start w:val="1"/>
       <w:numFmt w:val="bullet"/>
       <w:lvlText w:val="○"/>
@@ -12423,7 +12902,7 @@
         <w:ind w:left="3600" w:hanging="360"/>
       </w:pPr>
     </w:lvl>
-    <w:lvl w:ilvl="5" w:tplc="880E2394" w:tentative="1">
+    <w:lvl w:ilvl="5" w:tplc="0178BFC4" w:tentative="1">
       <w:start w:val="1"/>
       <w:numFmt w:val="bullet"/>
       <w:lvlText w:val="■"/>
@@ -12432,7 +12911,7 @@
         <w:ind w:left="4320" w:hanging="360"/>
       </w:pPr>
     </w:lvl>
-    <w:lvl w:ilvl="6" w:tplc="2F60E118" w:tentative="1">
+    <w:lvl w:ilvl="6" w:tplc="6542FFA4" w:tentative="1">
       <w:start w:val="1"/>
       <w:numFmt w:val="bullet"/>
       <w:lvlText w:val="●"/>
@@ -12441,7 +12920,7 @@
         <w:ind w:left="5040" w:hanging="360"/>
       </w:pPr>
     </w:lvl>
-    <w:lvl w:ilvl="7" w:tplc="EFF29EF8" w:tentative="1">
+    <w:lvl w:ilvl="7" w:tplc="FC18A8B2" w:tentative="1">
       <w:start w:val="1"/>
       <w:numFmt w:val="bullet"/>
       <w:lvlText w:val="●"/>
@@ -12450,7 +12929,7 @@
         <w:ind w:left="5760" w:hanging="360"/>
       </w:pPr>
     </w:lvl>
-    <w:lvl w:ilvl="8" w:tplc="02ACBB52" w:tentative="1">
+    <w:lvl w:ilvl="8" w:tplc="38A6B2AA" w:tentative="1">
       <w:start w:val="1"/>
       <w:numFmt w:val="bullet"/>
       <w:lvlText w:val="●"/>
@@ -12461,10 +12940,10 @@
     </w:lvl>
   </w:abstractNum>
   <w:abstractNum w:abstractNumId="1" w15:restartNumberingAfterBreak="0">
-    <w:nsid w:val="5B422AD0"/>
+    <w:nsid w:val="45CA2A78"/>
     <w:multiLevelType w:val="hybridMultilevel"/>
-    <w:tmpl w:val="46767D9A"/>
-    <w:lvl w:ilvl="0" w:tplc="1A5C872E" w:tentative="1">
+    <w:tmpl w:val="EBD29698"/>
+    <w:lvl w:ilvl="0" w:tplc="B46E5B00" w:tentative="1">
       <w:start w:val="1"/>
       <w:numFmt w:val="decimal"/>
       <w:lvlText w:val="%1."/>
@@ -12473,7 +12952,7 @@
         <w:ind w:left="540" w:hanging="300"/>
       </w:pPr>
     </w:lvl>
-    <w:lvl w:ilvl="1" w:tplc="6DD049FE" w:tentative="1">
+    <w:lvl w:ilvl="1" w:tplc="94982284" w:tentative="1">
       <w:start w:val="1"/>
       <w:numFmt w:val="lowerLetter"/>
       <w:lvlText w:val="%2."/>
@@ -12482,7 +12961,7 @@
         <w:ind w:left="940" w:hanging="300"/>
       </w:pPr>
     </w:lvl>
-    <w:lvl w:ilvl="2" w:tplc="25EEA396" w:tentative="1">
+    <w:lvl w:ilvl="2" w:tplc="6568A95A" w:tentative="1">
       <w:start w:val="1"/>
       <w:numFmt w:val="lowerRoman"/>
       <w:lvlText w:val="%3."/>
@@ -12491,42 +12970,42 @@
         <w:ind w:left="1340" w:hanging="300"/>
       </w:pPr>
     </w:lvl>
-    <w:lvl w:ilvl="3" w:tplc="64B6FC34">
+    <w:lvl w:ilvl="3" w:tplc="8228B9CC">
       <w:numFmt w:val="decimal"/>
       <w:lvlText w:val=""/>
       <w:lvlJc w:val="left"/>
     </w:lvl>
-    <w:lvl w:ilvl="4" w:tplc="FAF2C1D2">
+    <w:lvl w:ilvl="4" w:tplc="6E1CB646">
       <w:numFmt w:val="decimal"/>
       <w:lvlText w:val=""/>
       <w:lvlJc w:val="left"/>
     </w:lvl>
-    <w:lvl w:ilvl="5" w:tplc="4C3E640E">
+    <w:lvl w:ilvl="5" w:tplc="3356C10E">
       <w:numFmt w:val="decimal"/>
       <w:lvlText w:val=""/>
       <w:lvlJc w:val="left"/>
     </w:lvl>
-    <w:lvl w:ilvl="6" w:tplc="FC921286">
+    <w:lvl w:ilvl="6" w:tplc="B096D6CE">
       <w:numFmt w:val="decimal"/>
       <w:lvlText w:val=""/>
       <w:lvlJc w:val="left"/>
     </w:lvl>
-    <w:lvl w:ilvl="7" w:tplc="0DEC5B32">
+    <w:lvl w:ilvl="7" w:tplc="5D5AC41C">
       <w:numFmt w:val="decimal"/>
       <w:lvlText w:val=""/>
       <w:lvlJc w:val="left"/>
     </w:lvl>
-    <w:lvl w:ilvl="8" w:tplc="053E94B0">
+    <w:lvl w:ilvl="8" w:tplc="D7E8721A">
       <w:numFmt w:val="decimal"/>
       <w:lvlText w:val=""/>
       <w:lvlJc w:val="left"/>
     </w:lvl>
   </w:abstractNum>
   <w:abstractNum w:abstractNumId="2" w15:restartNumberingAfterBreak="0">
-    <w:nsid w:val="73EA2F0D"/>
+    <w:nsid w:val="4EAF4EFE"/>
     <w:multiLevelType w:val="hybridMultilevel"/>
-    <w:tmpl w:val="A55ADFC6"/>
-    <w:lvl w:ilvl="0" w:tplc="523A02E8" w:tentative="1">
+    <w:tmpl w:val="3498358A"/>
+    <w:lvl w:ilvl="0" w:tplc="7FC63C64" w:tentative="1">
       <w:start w:val="1"/>
       <w:numFmt w:val="bullet"/>
       <w:lvlText w:val="•"/>
@@ -12535,7 +13014,7 @@
         <w:ind w:left="540" w:hanging="300"/>
       </w:pPr>
     </w:lvl>
-    <w:lvl w:ilvl="1" w:tplc="B74A22D8" w:tentative="1">
+    <w:lvl w:ilvl="1" w:tplc="160AF166" w:tentative="1">
       <w:start w:val="1"/>
       <w:numFmt w:val="bullet"/>
       <w:lvlText w:val="–"/>
@@ -12544,7 +13023,7 @@
         <w:ind w:left="940" w:hanging="300"/>
       </w:pPr>
     </w:lvl>
-    <w:lvl w:ilvl="2" w:tplc="44C4A0FE" w:tentative="1">
+    <w:lvl w:ilvl="2" w:tplc="8098AA62" w:tentative="1">
       <w:start w:val="1"/>
       <w:numFmt w:val="bullet"/>
       <w:lvlText w:val="◦"/>
@@ -12553,32 +13032,32 @@
         <w:ind w:left="1340" w:hanging="300"/>
       </w:pPr>
     </w:lvl>
-    <w:lvl w:ilvl="3" w:tplc="B1DA8BC6">
+    <w:lvl w:ilvl="3" w:tplc="1070DF56">
       <w:numFmt w:val="decimal"/>
       <w:lvlText w:val=""/>
       <w:lvlJc w:val="left"/>
     </w:lvl>
-    <w:lvl w:ilvl="4" w:tplc="945E8714">
+    <w:lvl w:ilvl="4" w:tplc="9CA28E20">
       <w:numFmt w:val="decimal"/>
       <w:lvlText w:val=""/>
       <w:lvlJc w:val="left"/>
     </w:lvl>
-    <w:lvl w:ilvl="5" w:tplc="9A764F96">
+    <w:lvl w:ilvl="5" w:tplc="C90AFD06">
       <w:numFmt w:val="decimal"/>
       <w:lvlText w:val=""/>
       <w:lvlJc w:val="left"/>
     </w:lvl>
-    <w:lvl w:ilvl="6" w:tplc="C14C0286">
+    <w:lvl w:ilvl="6" w:tplc="66427D4E">
       <w:numFmt w:val="decimal"/>
       <w:lvlText w:val=""/>
       <w:lvlJc w:val="left"/>
     </w:lvl>
-    <w:lvl w:ilvl="7" w:tplc="307A10AA">
+    <w:lvl w:ilvl="7" w:tplc="B2748F26">
       <w:numFmt w:val="decimal"/>
       <w:lvlText w:val=""/>
       <w:lvlJc w:val="left"/>
     </w:lvl>
-    <w:lvl w:ilvl="8" w:tplc="9AC4B866">
+    <w:lvl w:ilvl="8" w:tplc="13EA71CE">
       <w:numFmt w:val="decimal"/>
       <w:lvlText w:val=""/>
       <w:lvlJc w:val="left"/>
@@ -13214,7 +13693,7 @@
     <w:autoRedefine/>
     <w:uiPriority w:val="39"/>
     <w:unhideWhenUsed/>
-    <w:rsid w:val="00735375"/>
+    <w:rsid w:val="00EB0C53"/>
     <w:pPr>
       <w:spacing w:after="100"/>
     </w:pPr>

--- a/documentation/07 Operations/Troubleshooting Guide.docx
+++ b/documentation/07 Operations/Troubleshooting Guide.docx
@@ -80,7 +80,7 @@
           <w:left w:w="10" w:type="dxa"/>
           <w:right w:w="10" w:type="dxa"/>
         </w:tblCellMar>
-        <w:tblLook w:val="0000" w:firstRow="0" w:lastRow="0" w:firstColumn="0" w:lastColumn="0" w:noHBand="0" w:noVBand="0"/>
+        <w:tblLook w:val="04A0" w:firstRow="1" w:lastRow="0" w:firstColumn="1" w:lastColumn="0" w:noHBand="0" w:noVBand="1"/>
       </w:tblPr>
       <w:tblGrid>
         <w:gridCol w:w="2600"/>
@@ -461,7 +461,7 @@
           <w:left w:w="10" w:type="dxa"/>
           <w:right w:w="10" w:type="dxa"/>
         </w:tblCellMar>
-        <w:tblLook w:val="0000" w:firstRow="0" w:lastRow="0" w:firstColumn="0" w:lastColumn="0" w:noHBand="0" w:noVBand="0"/>
+        <w:tblLook w:val="04A0" w:firstRow="1" w:lastRow="0" w:firstColumn="1" w:lastColumn="0" w:noHBand="0" w:noVBand="1"/>
       </w:tblPr>
       <w:tblGrid>
         <w:gridCol w:w="1300"/>
@@ -1237,14 +1237,7 @@
                 <w:sz w:val="19"/>
                 <w:szCs w:val="19"/>
               </w:rPr>
-              <w:t>Rows for choos</w:t>
-            </w:r>
-            <w:r>
-              <w:rPr>
-                <w:sz w:val="19"/>
-                <w:szCs w:val="19"/>
-              </w:rPr>
-              <w:t>ing photos and videos in the desktop app.</w:t>
+              <w:t>Rows for choosing photos and videos in the desktop app.</w:t>
             </w:r>
           </w:p>
         </w:tc>
@@ -1476,6 +1469,81 @@
                 <w:sz w:val="19"/>
                 <w:szCs w:val="19"/>
               </w:rPr>
+              <w:t>1.</w:t>
+            </w:r>
+            <w:r>
+              <w:rPr>
+                <w:sz w:val="19"/>
+                <w:szCs w:val="19"/>
+              </w:rPr>
+              <w:t>1</w:t>
+            </w:r>
+          </w:p>
+        </w:tc>
+        <w:tc>
+          <w:tcPr>
+            <w:tcW w:w="1900" w:type="dxa"/>
+            <w:tcMar>
+              <w:top w:w="50" w:type="dxa"/>
+              <w:left w:w="90" w:type="dxa"/>
+              <w:bottom w:w="50" w:type="dxa"/>
+              <w:right w:w="90" w:type="dxa"/>
+            </w:tcMar>
+          </w:tcPr>
+          <w:p>
+            <w:r>
+              <w:rPr>
+                <w:sz w:val="19"/>
+                <w:szCs w:val="19"/>
+              </w:rPr>
+              <w:t>18 October 2026</w:t>
+            </w:r>
+          </w:p>
+        </w:tc>
+        <w:tc>
+          <w:tcPr>
+            <w:tcW w:w="6438" w:type="dxa"/>
+            <w:tcMar>
+              <w:top w:w="50" w:type="dxa"/>
+              <w:left w:w="90" w:type="dxa"/>
+              <w:bottom w:w="50" w:type="dxa"/>
+              <w:right w:w="90" w:type="dxa"/>
+            </w:tcMar>
+          </w:tcPr>
+          <w:p>
+            <w:r>
+              <w:rPr>
+                <w:sz w:val="19"/>
+                <w:szCs w:val="19"/>
+              </w:rPr>
+              <w:t>Rows for the maintenance page, "We can't reach Dateroem" and the sign-out after the clean-up.</w:t>
+            </w:r>
+          </w:p>
+        </w:tc>
+      </w:tr>
+      <w:tr>
+        <w:tblPrEx>
+          <w:tblCellMar>
+            <w:top w:w="0" w:type="dxa"/>
+            <w:bottom w:w="0" w:type="dxa"/>
+          </w:tblCellMar>
+        </w:tblPrEx>
+        <w:tc>
+          <w:tcPr>
+            <w:tcW w:w="1300" w:type="dxa"/>
+            <w:tcMar>
+              <w:top w:w="50" w:type="dxa"/>
+              <w:left w:w="90" w:type="dxa"/>
+              <w:bottom w:w="50" w:type="dxa"/>
+              <w:right w:w="90" w:type="dxa"/>
+            </w:tcMar>
+          </w:tcPr>
+          <w:p>
+            <w:r>
+              <w:rPr>
+                <w:sz w:val="19"/>
+                <w:szCs w:val="19"/>
+              </w:rPr>
               <w:t>1.1</w:t>
             </w:r>
           </w:p>
@@ -1496,7 +1564,7 @@
                 <w:sz w:val="19"/>
                 <w:szCs w:val="19"/>
               </w:rPr>
-              <w:t>18 October 2026</w:t>
+              <w:t>20 October 2026</w:t>
             </w:r>
           </w:p>
         </w:tc>
@@ -1516,7 +1584,7 @@
                 <w:sz w:val="19"/>
                 <w:szCs w:val="19"/>
               </w:rPr>
-              <w:t>Rows for the maintenance page, "We can't reach Dateroem" and the sign-out after the clean-up.</w:t>
+              <w:t>Row for the website server not starting after the internet dropped (WSL's network frozen).</w:t>
             </w:r>
           </w:p>
         </w:tc>
@@ -1584,7 +1652,7 @@
                 <w:sz w:val="19"/>
                 <w:szCs w:val="19"/>
               </w:rPr>
-              <w:t>Row for the website server not starting after the internet dropped (WSL's network frozen).</w:t>
+              <w:t>Rows for colour themes and for turning the phone.</w:t>
             </w:r>
           </w:p>
         </w:tc>
@@ -1632,7 +1700,7 @@
                 <w:sz w:val="19"/>
                 <w:szCs w:val="19"/>
               </w:rPr>
-              <w:t>20 October 2026</w:t>
+              <w:t>23 October 2026</w:t>
             </w:r>
           </w:p>
         </w:tc>
@@ -1652,7 +1720,7 @@
                 <w:sz w:val="19"/>
                 <w:szCs w:val="19"/>
               </w:rPr>
-              <w:t>Rows for colour themes and for turning the phone.</w:t>
+              <w:t>Rows for Track my order and for a customer who can or can't see the driver.</w:t>
             </w:r>
           </w:p>
         </w:tc>
@@ -1700,7 +1768,7 @@
                 <w:sz w:val="19"/>
                 <w:szCs w:val="19"/>
               </w:rPr>
-              <w:t>23 October 2026</w:t>
+              <w:t>24 October 2026</w:t>
             </w:r>
           </w:p>
         </w:tc>
@@ -1720,7 +1788,14 @@
                 <w:sz w:val="19"/>
                 <w:szCs w:val="19"/>
               </w:rPr>
-              <w:t>Rows for Track my order and for a customer who can or can't see the driver.</w:t>
+              <w:t>Rows for forgotten passwords, the temporary password, the idle lock and a staff member's</w:t>
+            </w:r>
+            <w:r>
+              <w:rPr>
+                <w:sz w:val="19"/>
+                <w:szCs w:val="19"/>
+              </w:rPr>
+              <w:t xml:space="preserve"> phone number.</w:t>
             </w:r>
           </w:p>
         </w:tc>
@@ -1788,14 +1863,7 @@
                 <w:sz w:val="19"/>
                 <w:szCs w:val="19"/>
               </w:rPr>
-              <w:t>Rows for forgotten passwords, the temporary password, the idle lock and a staff member's</w:t>
-            </w:r>
-            <w:r>
-              <w:rPr>
-                <w:sz w:val="19"/>
-                <w:szCs w:val="19"/>
-              </w:rPr>
-              <w:t xml:space="preserve"> phone number.</w:t>
+              <w:t>Rows for an order marked LATE or DUE SOON, and the company card.</w:t>
             </w:r>
           </w:p>
         </w:tc>
@@ -1832,7 +1900,7 @@
     <w:sdt>
       <w:sdtPr>
         <w:alias w:val="Contents"/>
-        <w:id w:val="1142233758"/>
+        <w:id w:val="-143044051"/>
       </w:sdtPr>
       <w:sdtEndPr/>
       <w:sdtContent>
@@ -1859,7 +1927,7 @@
           <w:r>
             <w:fldChar w:fldCharType="separate"/>
           </w:r>
-          <w:hyperlink w:anchor="_Toc243693277" w:history="1">
+          <w:hyperlink w:anchor="_Toc243694766" w:history="1">
             <w:r>
               <w:rPr>
                 <w:rStyle w:val="Hyperlink"/>
@@ -1883,7 +1951,7 @@
               <w:rPr>
                 <w:noProof/>
               </w:rPr>
-              <w:instrText xml:space="preserve"> PAGEREF _Toc243693277 \h </w:instrText>
+              <w:instrText xml:space="preserve"> PAGEREF _Toc243694766 \h </w:instrText>
             </w:r>
             <w:r>
               <w:rPr>
@@ -1900,7 +1968,7 @@
               <w:rPr>
                 <w:noProof/>
               </w:rPr>
-              <w:t>3</w:t>
+              <w:t>4</w:t>
             </w:r>
             <w:r>
               <w:rPr>
@@ -1924,7 +1992,7 @@
               <w:szCs w:val="22"/>
             </w:rPr>
           </w:pPr>
-          <w:hyperlink w:anchor="_Toc243693278" w:history="1">
+          <w:hyperlink w:anchor="_Toc243694767" w:history="1">
             <w:r>
               <w:rPr>
                 <w:rStyle w:val="Hyperlink"/>
@@ -1948,7 +2016,7 @@
               <w:rPr>
                 <w:noProof/>
               </w:rPr>
-              <w:instrText xml:space="preserve"> PAGEREF _Toc243693278 \h </w:instrText>
+              <w:instrText xml:space="preserve"> PAGEREF _Toc243694767 \h </w:instrText>
             </w:r>
             <w:r>
               <w:rPr>
@@ -1965,7 +2033,7 @@
               <w:rPr>
                 <w:noProof/>
               </w:rPr>
-              <w:t>4</w:t>
+              <w:t>5</w:t>
             </w:r>
             <w:r>
               <w:rPr>
@@ -1989,7 +2057,7 @@
               <w:szCs w:val="22"/>
             </w:rPr>
           </w:pPr>
-          <w:hyperlink w:anchor="_Toc243693279" w:history="1">
+          <w:hyperlink w:anchor="_Toc243694768" w:history="1">
             <w:r>
               <w:rPr>
                 <w:rStyle w:val="Hyperlink"/>
@@ -2013,7 +2081,7 @@
               <w:rPr>
                 <w:noProof/>
               </w:rPr>
-              <w:instrText xml:space="preserve"> PAGEREF _Toc243693279 \h </w:instrText>
+              <w:instrText xml:space="preserve"> PAGEREF _Toc243694768 \h </w:instrText>
             </w:r>
             <w:r>
               <w:rPr>
@@ -2030,7 +2098,7 @@
               <w:rPr>
                 <w:noProof/>
               </w:rPr>
-              <w:t>5</w:t>
+              <w:t>6</w:t>
             </w:r>
             <w:r>
               <w:rPr>
@@ -2054,7 +2122,7 @@
               <w:szCs w:val="22"/>
             </w:rPr>
           </w:pPr>
-          <w:hyperlink w:anchor="_Toc243693280" w:history="1">
+          <w:hyperlink w:anchor="_Toc243694769" w:history="1">
             <w:r>
               <w:rPr>
                 <w:rStyle w:val="Hyperlink"/>
@@ -2078,7 +2146,7 @@
               <w:rPr>
                 <w:noProof/>
               </w:rPr>
-              <w:instrText xml:space="preserve"> PAGEREF _Toc243693280 \h </w:instrText>
+              <w:instrText xml:space="preserve"> PAGEREF _Toc243694769 \h </w:instrText>
             </w:r>
             <w:r>
               <w:rPr>
@@ -2095,7 +2163,7 @@
               <w:rPr>
                 <w:noProof/>
               </w:rPr>
-              <w:t>7</w:t>
+              <w:t>8</w:t>
             </w:r>
             <w:r>
               <w:rPr>
@@ -2119,7 +2187,7 @@
               <w:szCs w:val="22"/>
             </w:rPr>
           </w:pPr>
-          <w:hyperlink w:anchor="_Toc243693281" w:history="1">
+          <w:hyperlink w:anchor="_Toc243694770" w:history="1">
             <w:r>
               <w:rPr>
                 <w:rStyle w:val="Hyperlink"/>
@@ -2143,7 +2211,7 @@
               <w:rPr>
                 <w:noProof/>
               </w:rPr>
-              <w:instrText xml:space="preserve"> PAGEREF _Toc243693281 \h </w:instrText>
+              <w:instrText xml:space="preserve"> PAGEREF _Toc243694770 \h </w:instrText>
             </w:r>
             <w:r>
               <w:rPr>
@@ -2160,7 +2228,7 @@
               <w:rPr>
                 <w:noProof/>
               </w:rPr>
-              <w:t>10</w:t>
+              <w:t>11</w:t>
             </w:r>
             <w:r>
               <w:rPr>
@@ -2184,7 +2252,7 @@
               <w:szCs w:val="22"/>
             </w:rPr>
           </w:pPr>
-          <w:hyperlink w:anchor="_Toc243693282" w:history="1">
+          <w:hyperlink w:anchor="_Toc243694771" w:history="1">
             <w:r>
               <w:rPr>
                 <w:rStyle w:val="Hyperlink"/>
@@ -2208,7 +2276,7 @@
               <w:rPr>
                 <w:noProof/>
               </w:rPr>
-              <w:instrText xml:space="preserve"> PAGEREF _Toc243693282 \h </w:instrText>
+              <w:instrText xml:space="preserve"> PAGEREF _Toc243694771 \h </w:instrText>
             </w:r>
             <w:r>
               <w:rPr>
@@ -2225,7 +2293,7 @@
               <w:rPr>
                 <w:noProof/>
               </w:rPr>
-              <w:t>11</w:t>
+              <w:t>12</w:t>
             </w:r>
             <w:r>
               <w:rPr>
@@ -2249,7 +2317,7 @@
               <w:szCs w:val="22"/>
             </w:rPr>
           </w:pPr>
-          <w:hyperlink w:anchor="_Toc243693283" w:history="1">
+          <w:hyperlink w:anchor="_Toc243694772" w:history="1">
             <w:r>
               <w:rPr>
                 <w:rStyle w:val="Hyperlink"/>
@@ -2273,7 +2341,7 @@
               <w:rPr>
                 <w:noProof/>
               </w:rPr>
-              <w:instrText xml:space="preserve"> PAGEREF _Toc243693283 \h </w:instrText>
+              <w:instrText xml:space="preserve"> PAGEREF _Toc243694772 \h </w:instrText>
             </w:r>
             <w:r>
               <w:rPr>
@@ -2290,7 +2358,7 @@
               <w:rPr>
                 <w:noProof/>
               </w:rPr>
-              <w:t>12</w:t>
+              <w:t>13</w:t>
             </w:r>
             <w:r>
               <w:rPr>
@@ -2314,7 +2382,7 @@
               <w:szCs w:val="22"/>
             </w:rPr>
           </w:pPr>
-          <w:hyperlink w:anchor="_Toc243693284" w:history="1">
+          <w:hyperlink w:anchor="_Toc243694773" w:history="1">
             <w:r>
               <w:rPr>
                 <w:rStyle w:val="Hyperlink"/>
@@ -2338,7 +2406,7 @@
               <w:rPr>
                 <w:noProof/>
               </w:rPr>
-              <w:instrText xml:space="preserve"> PAGEREF _Toc243693284 \h </w:instrText>
+              <w:instrText xml:space="preserve"> PAGEREF _Toc243694773 \h </w:instrText>
             </w:r>
             <w:r>
               <w:rPr>
@@ -2355,7 +2423,7 @@
               <w:rPr>
                 <w:noProof/>
               </w:rPr>
-              <w:t>14</w:t>
+              <w:t>15</w:t>
             </w:r>
             <w:r>
               <w:rPr>
@@ -2381,7 +2449,7 @@
       <w:pPr>
         <w:pStyle w:val="Heading1"/>
       </w:pPr>
-      <w:bookmarkStart w:id="1" w:name="_Toc243693277"/>
+      <w:bookmarkStart w:id="1" w:name="_Toc243694766"/>
       <w:r>
         <w:lastRenderedPageBreak/>
         <w:t>1  How to use this guide</w:t>
@@ -2405,10 +2473,13 @@
       <w:pPr>
         <w:pStyle w:val="Heading1"/>
       </w:pPr>
-      <w:bookmarkStart w:id="2" w:name="_Toc243693278"/>
+      <w:bookmarkStart w:id="2" w:name="_Toc243694767"/>
       <w:r>
         <w:lastRenderedPageBreak/>
-        <w:t>2  Servers and database</w:t>
+        <w:t>2  Servers and</w:t>
+      </w:r>
+      <w:r>
+        <w:t xml:space="preserve"> database</w:t>
       </w:r>
       <w:bookmarkEnd w:id="2"/>
     </w:p>
@@ -2428,7 +2499,7 @@
           <w:left w:w="10" w:type="dxa"/>
           <w:right w:w="10" w:type="dxa"/>
         </w:tblCellMar>
-        <w:tblLook w:val="0000" w:firstRow="0" w:lastRow="0" w:firstColumn="0" w:lastColumn="0" w:noHBand="0" w:noVBand="0"/>
+        <w:tblLook w:val="04A0" w:firstRow="1" w:lastRow="0" w:firstColumn="1" w:lastColumn="0" w:noHBand="0" w:noVBand="1"/>
       </w:tblPr>
       <w:tblGrid>
         <w:gridCol w:w="2770"/>
@@ -2559,16 +2630,7 @@
                 <w:sz w:val="19"/>
                 <w:szCs w:val="19"/>
               </w:rPr>
-              <w:t>The site show</w:t>
-            </w:r>
-            <w:r>
-              <w:rPr>
-                <w:b/>
-                <w:bCs/>
-                <w:sz w:val="19"/>
-                <w:szCs w:val="19"/>
-              </w:rPr>
-              <w:t>s "We'll be right back"</w:t>
+              <w:t>The site shows "We'll be right back"</w:t>
             </w:r>
           </w:p>
         </w:tc>
@@ -2699,14 +2761,7 @@
                 <w:sz w:val="19"/>
                 <w:szCs w:val="19"/>
               </w:rPr>
-              <w:t>Start th</w:t>
-            </w:r>
-            <w:r>
-              <w:rPr>
-                <w:sz w:val="19"/>
-                <w:szCs w:val="19"/>
-              </w:rPr>
-              <w:t>e servers; check the phone's connection</w:t>
+              <w:t>Start the servers; check the phone's connection</w:t>
             </w:r>
           </w:p>
         </w:tc>
@@ -3488,7 +3543,7 @@
       <w:pPr>
         <w:pStyle w:val="Heading1"/>
       </w:pPr>
-      <w:bookmarkStart w:id="3" w:name="_Toc243693279"/>
+      <w:bookmarkStart w:id="3" w:name="_Toc243694768"/>
       <w:r>
         <w:lastRenderedPageBreak/>
         <w:t>3  Mobile app</w:t>
@@ -3511,7 +3566,7 @@
           <w:left w:w="10" w:type="dxa"/>
           <w:right w:w="10" w:type="dxa"/>
         </w:tblCellMar>
-        <w:tblLook w:val="0000" w:firstRow="0" w:lastRow="0" w:firstColumn="0" w:lastColumn="0" w:noHBand="0" w:noVBand="0"/>
+        <w:tblLook w:val="04A0" w:firstRow="1" w:lastRow="0" w:firstColumn="1" w:lastColumn="0" w:noHBand="0" w:noVBand="1"/>
       </w:tblPr>
       <w:tblGrid>
         <w:gridCol w:w="2770"/>
@@ -5219,7 +5274,7 @@
       <w:pPr>
         <w:pStyle w:val="Heading1"/>
       </w:pPr>
-      <w:bookmarkStart w:id="4" w:name="_Toc243693280"/>
+      <w:bookmarkStart w:id="4" w:name="_Toc243694769"/>
       <w:r>
         <w:lastRenderedPageBreak/>
         <w:t>4  Website</w:t>
@@ -5242,7 +5297,7 @@
           <w:left w:w="10" w:type="dxa"/>
           <w:right w:w="10" w:type="dxa"/>
         </w:tblCellMar>
-        <w:tblLook w:val="0000" w:firstRow="0" w:lastRow="0" w:firstColumn="0" w:lastColumn="0" w:noHBand="0" w:noVBand="0"/>
+        <w:tblLook w:val="04A0" w:firstRow="1" w:lastRow="0" w:firstColumn="1" w:lastColumn="0" w:noHBand="0" w:noVBand="1"/>
       </w:tblPr>
       <w:tblGrid>
         <w:gridCol w:w="2770"/>
@@ -8329,7 +8384,7 @@
       <w:pPr>
         <w:pStyle w:val="Heading1"/>
       </w:pPr>
-      <w:bookmarkStart w:id="5" w:name="_Toc243693281"/>
+      <w:bookmarkStart w:id="5" w:name="_Toc243694770"/>
       <w:r>
         <w:lastRenderedPageBreak/>
         <w:t>5  Payments</w:t>
@@ -8352,7 +8407,7 @@
           <w:left w:w="10" w:type="dxa"/>
           <w:right w:w="10" w:type="dxa"/>
         </w:tblCellMar>
-        <w:tblLook w:val="0000" w:firstRow="0" w:lastRow="0" w:firstColumn="0" w:lastColumn="0" w:noHBand="0" w:noVBand="0"/>
+        <w:tblLook w:val="04A0" w:firstRow="1" w:lastRow="0" w:firstColumn="1" w:lastColumn="0" w:noHBand="0" w:noVBand="1"/>
       </w:tblPr>
       <w:tblGrid>
         <w:gridCol w:w="2770"/>
@@ -9302,7 +9357,7 @@
       <w:pPr>
         <w:pStyle w:val="Heading1"/>
       </w:pPr>
-      <w:bookmarkStart w:id="6" w:name="_Toc243693282"/>
+      <w:bookmarkStart w:id="6" w:name="_Toc243694771"/>
       <w:r>
         <w:lastRenderedPageBreak/>
         <w:t>6  AI assistant</w:t>
@@ -9325,7 +9380,7 @@
           <w:left w:w="10" w:type="dxa"/>
           <w:right w:w="10" w:type="dxa"/>
         </w:tblCellMar>
-        <w:tblLook w:val="0000" w:firstRow="0" w:lastRow="0" w:firstColumn="0" w:lastColumn="0" w:noHBand="0" w:noVBand="0"/>
+        <w:tblLook w:val="04A0" w:firstRow="1" w:lastRow="0" w:firstColumn="1" w:lastColumn="0" w:noHBand="0" w:noVBand="1"/>
       </w:tblPr>
       <w:tblGrid>
         <w:gridCol w:w="2770"/>
@@ -9856,7 +9911,7 @@
       <w:pPr>
         <w:pStyle w:val="Heading1"/>
       </w:pPr>
-      <w:bookmarkStart w:id="7" w:name="_Toc243693283"/>
+      <w:bookmarkStart w:id="7" w:name="_Toc243694772"/>
       <w:r>
         <w:lastRenderedPageBreak/>
         <w:t>7  Desktop app</w:t>
@@ -9879,7 +9934,7 @@
           <w:left w:w="10" w:type="dxa"/>
           <w:right w:w="10" w:type="dxa"/>
         </w:tblCellMar>
-        <w:tblLook w:val="0000" w:firstRow="0" w:lastRow="0" w:firstColumn="0" w:lastColumn="0" w:noHBand="0" w:noVBand="0"/>
+        <w:tblLook w:val="04A0" w:firstRow="1" w:lastRow="0" w:firstColumn="1" w:lastColumn="0" w:noHBand="0" w:noVBand="1"/>
       </w:tblPr>
       <w:tblGrid>
         <w:gridCol w:w="2770"/>
@@ -10010,7 +10065,7 @@
                 <w:sz w:val="19"/>
                 <w:szCs w:val="19"/>
               </w:rPr>
-              <w:t>Someone forgot their password</w:t>
+              <w:t>An order is red (LATE) in Orders</w:t>
             </w:r>
           </w:p>
         </w:tc>
@@ -10033,7 +10088,7 @@
                 <w:sz w:val="19"/>
                 <w:szCs w:val="19"/>
               </w:rPr>
-              <w:t>Passwords can't be read by anyone</w:t>
+              <w:t>It is still waiting for a delivery and the date the customer was promised has passed</w:t>
             </w:r>
           </w:p>
         </w:tc>
@@ -10056,7 +10111,7 @@
                 <w:sz w:val="19"/>
                 <w:szCs w:val="19"/>
               </w:rPr>
-              <w:t>An admin opens Users, selects the account and presses Reset Password, then gives the person the temporary password in person or by phone (an Admin's only by the SuperAdmin)</w:t>
+              <w:t>Put it on the next delivery going that way; consider telling the customer the new date</w:t>
             </w:r>
           </w:p>
         </w:tc>
@@ -10093,7 +10148,7 @@
                 <w:sz w:val="19"/>
                 <w:szCs w:val="19"/>
               </w:rPr>
-              <w:t>The app locked itself</w:t>
+              <w:t>An order is orange (DUE SOON)</w:t>
             </w:r>
           </w:p>
         </w:tc>
@@ -10117,7 +10172,7 @@
                 <w:sz w:val="19"/>
                 <w:szCs w:val="19"/>
               </w:rPr>
-              <w:t>The idle lock: no key or mouse movement for the SuperAdmin's minutes</w:t>
+              <w:t>It is close to its promised date - the last quarter of the time promised, at least 5 days before</w:t>
             </w:r>
           </w:p>
         </w:tc>
@@ -10141,7 +10196,7 @@
                 <w:sz w:val="19"/>
                 <w:szCs w:val="19"/>
               </w:rPr>
-              <w:t>Type the password and Unlock - nothing was lost. The SuperAdmin can change the minutes in Settings &gt; Idle lock</w:t>
+              <w:t>Assign it to a delivery that arrives by the promised date</w:t>
             </w:r>
           </w:p>
         </w:tc>
@@ -10177,7 +10232,7 @@
                 <w:sz w:val="19"/>
                 <w:szCs w:val="19"/>
               </w:rPr>
-              <w:t>Signed out after typing wrong passwords on the lock</w:t>
+              <w:t>A phone shows an old company card</w:t>
             </w:r>
           </w:p>
         </w:tc>
@@ -10200,7 +10255,7 @@
                 <w:sz w:val="19"/>
                 <w:szCs w:val="19"/>
               </w:rPr>
-              <w:t>Five wrong passwords in 15 minutes</w:t>
+              <w:t>It was offline when Home opened, so it shows the copy it kept</w:t>
             </w:r>
           </w:p>
         </w:tc>
@@ -10223,7 +10278,7 @@
                 <w:sz w:val="19"/>
                 <w:szCs w:val="19"/>
               </w:rPr>
-              <w:t>Sign in again; if the password is forgotten, ask an admin to reset it</w:t>
+              <w:t>Open Home again once the phone is online; only the SuperAdmin changes the card</w:t>
             </w:r>
           </w:p>
         </w:tc>
@@ -10260,7 +10315,7 @@
                 <w:sz w:val="19"/>
                 <w:szCs w:val="19"/>
               </w:rPr>
-              <w:t>The taskbar or the Start Menu still shows the old tree icon</w:t>
+              <w:t>Someone forgot their password</w:t>
             </w:r>
           </w:p>
         </w:tc>
@@ -10284,7 +10339,7 @@
                 <w:sz w:val="19"/>
                 <w:szCs w:val="19"/>
               </w:rPr>
-              <w:t>Windows keeps icons in its icon cache</w:t>
+              <w:t>Passwords can't be read by anyone</w:t>
             </w:r>
           </w:p>
         </w:tc>
@@ -10308,7 +10363,7 @@
                 <w:sz w:val="19"/>
                 <w:szCs w:val="19"/>
               </w:rPr>
-              <w:t>Restart the app; if the shortcut still shows it, sign out of Windows and back in (the icon is app/assets/icon.ico)</w:t>
+              <w:t>An admin opens Users, selects the account and presses Reset Password, then gives the person the temporary password in person or by phone (an Admin's only by the SuperAdmin)</w:t>
             </w:r>
           </w:p>
         </w:tc>
@@ -10344,7 +10399,7 @@
                 <w:sz w:val="19"/>
                 <w:szCs w:val="19"/>
               </w:rPr>
-              <w:t>Sign-in does nothing or fails, or "Couldn't reach the server at ..."</w:t>
+              <w:t>The app locked itself</w:t>
             </w:r>
           </w:p>
         </w:tc>
@@ -10367,7 +10422,7 @@
                 <w:sz w:val="19"/>
                 <w:szCs w:val="19"/>
               </w:rPr>
-              <w:t>Backend or admin server not running, or the server address under the sign-in card is wrong</w:t>
+              <w:t>The idle lock: no key or mouse movement for the SuperAdmin's minutes</w:t>
             </w:r>
           </w:p>
         </w:tc>
@@ -10390,7 +10445,7 @@
                 <w:sz w:val="19"/>
                 <w:szCs w:val="19"/>
               </w:rPr>
-              <w:t>Open Servers from the sign-in window and Start All; check the address (Change); on this computer it is http://127.0.0.1:8002</w:t>
+              <w:t>Type the password and Unlock - nothing was lost. The SuperAdmin can change the minutes in Settings &gt; Idle lock</w:t>
             </w:r>
           </w:p>
         </w:tc>
@@ -10427,7 +10482,7 @@
                 <w:sz w:val="19"/>
                 <w:szCs w:val="19"/>
               </w:rPr>
-              <w:t>Every request takes about 20 seconds or times out on this computer</w:t>
+              <w:t>Signed out after typing wrong passwords on the lock</w:t>
             </w:r>
           </w:p>
         </w:tc>
@@ -10451,7 +10506,7 @@
                 <w:sz w:val="19"/>
                 <w:szCs w:val="19"/>
               </w:rPr>
-              <w:t>The server address uses "localhost"; Windows tries its IPv6 address first and that route into WSL can hang</w:t>
+              <w:t>Five wrong passwords in 15 minutes</w:t>
             </w:r>
           </w:p>
         </w:tc>
@@ -10475,7 +10530,7 @@
                 <w:sz w:val="19"/>
                 <w:szCs w:val="19"/>
               </w:rPr>
-              <w:t>Change the address to http://127.0.0.1:8002</w:t>
+              <w:t>Sign in again; if the password is forgotten, ask an admin to reset it</w:t>
             </w:r>
           </w:p>
         </w:tc>
@@ -10511,7 +10566,7 @@
                 <w:sz w:val="19"/>
                 <w:szCs w:val="19"/>
               </w:rPr>
-              <w:t>"This computer is waiting for approval ..."</w:t>
+              <w:t>The taskbar or the Start Menu still shows the old tree icon</w:t>
             </w:r>
           </w:p>
         </w:tc>
@@ -10534,7 +10589,7 @@
                 <w:sz w:val="19"/>
                 <w:szCs w:val="19"/>
               </w:rPr>
-              <w:t>First sign-in on this computer (or for this account on it), or a new Windows user</w:t>
+              <w:t>Windows keeps icons in its icon cache</w:t>
             </w:r>
           </w:p>
         </w:tc>
@@ -10557,7 +10612,7 @@
                 <w:sz w:val="19"/>
                 <w:szCs w:val="19"/>
               </w:rPr>
-              <w:t>The SuperAdmin approves it in Users &gt; Computers - the message gives the name it is listed under; then sign in again</w:t>
+              <w:t>Restart the app; if the shortcut still shows it, sign out of Windows and back in (the icon is app/assets/icon.ico)</w:t>
             </w:r>
           </w:p>
         </w:tc>
@@ -10594,7 +10649,7 @@
                 <w:sz w:val="19"/>
                 <w:szCs w:val="19"/>
               </w:rPr>
-              <w:t>"This computer has been blocked for this account" at sign-in</w:t>
+              <w:t>Sign-in does nothing or fails, or "Couldn't reach the server at ..."</w:t>
             </w:r>
           </w:p>
         </w:tc>
@@ -10618,7 +10673,7 @@
                 <w:sz w:val="19"/>
                 <w:szCs w:val="19"/>
               </w:rPr>
-              <w:t>It was rejected or blocked earlier</w:t>
+              <w:t>Backend or admin server not running, or the server address under the sign-in card is wrong</w:t>
             </w:r>
           </w:p>
         </w:tc>
@@ -10642,7 +10697,7 @@
                 <w:sz w:val="19"/>
                 <w:szCs w:val="19"/>
               </w:rPr>
-              <w:t>The SuperAdmin can approve it again in Users &gt; Computers</w:t>
+              <w:t>Open Servers from the sign-in window and Start All; check the address (Change); on this computer it is http://127.0.0.1:8002</w:t>
             </w:r>
           </w:p>
         </w:tc>
@@ -10678,7 +10733,7 @@
                 <w:sz w:val="19"/>
                 <w:szCs w:val="19"/>
               </w:rPr>
-              <w:t>Back at the sign-in screen with "This computer is no longer approved ..."</w:t>
+              <w:t>Every request takes about 20 seconds or times out on this computer</w:t>
             </w:r>
           </w:p>
         </w:tc>
@@ -10701,7 +10756,7 @@
                 <w:sz w:val="19"/>
                 <w:szCs w:val="19"/>
               </w:rPr>
-              <w:t>The SuperAdmin blocked or replaced this computer, the account was disabled, or it is no longer Admin or SuperAdmin</w:t>
+              <w:t>The server address uses "localhost"; Windows tries its IPv6 address first and that route into WSL can hang</w:t>
             </w:r>
           </w:p>
         </w:tc>
@@ -10724,7 +10779,7 @@
                 <w:sz w:val="19"/>
                 <w:szCs w:val="19"/>
               </w:rPr>
-              <w:t>Ask the SuperAdmin</w:t>
+              <w:t>Change the address to http://127.0.0.1:8002</w:t>
             </w:r>
           </w:p>
         </w:tc>
@@ -10761,7 +10816,7 @@
                 <w:sz w:val="19"/>
                 <w:szCs w:val="19"/>
               </w:rPr>
-              <w:t>Back at the sign-in screen with "Please sign in again."</w:t>
+              <w:t>"This computer is waiting for approval ..."</w:t>
             </w:r>
           </w:p>
         </w:tc>
@@ -10785,7 +10840,7 @@
                 <w:sz w:val="19"/>
                 <w:szCs w:val="19"/>
               </w:rPr>
-              <w:t>The 12-hour sign-in ran out (or the backend's sign-in key changed)</w:t>
+              <w:t>First sign-in on this computer (or for this account on it), or a new Windows user</w:t>
             </w:r>
           </w:p>
         </w:tc>
@@ -10809,7 +10864,7 @@
                 <w:sz w:val="19"/>
                 <w:szCs w:val="19"/>
               </w:rPr>
-              <w:t>Sign in again</w:t>
+              <w:t>The SuperAdmin approves it in Users &gt; Computers - the message gives the name it is listed under; then sign in again</w:t>
             </w:r>
           </w:p>
         </w:tc>
@@ -10845,7 +10900,7 @@
                 <w:sz w:val="19"/>
                 <w:szCs w:val="19"/>
               </w:rPr>
-              <w:t>"Too many wrong passwords. Try again in N minutes."</w:t>
+              <w:t>"This computer has been blocked for this account" at sign-in</w:t>
             </w:r>
           </w:p>
         </w:tc>
@@ -10868,7 +10923,7 @@
                 <w:sz w:val="19"/>
                 <w:szCs w:val="19"/>
               </w:rPr>
-              <w:t>5 wrong passwords for this account from this address within 15 minutes</w:t>
+              <w:t>It was rejected or blocked earlier</w:t>
             </w:r>
           </w:p>
         </w:tc>
@@ -10891,7 +10946,7 @@
                 <w:sz w:val="19"/>
                 <w:szCs w:val="19"/>
               </w:rPr>
-              <w:t>Wait, or restart the admin server to clear the count; check Caps Lock</w:t>
+              <w:t>The SuperAdmin can approve it again in Users &gt; Computers</w:t>
             </w:r>
           </w:p>
         </w:tc>
@@ -10928,7 +10983,7 @@
                 <w:sz w:val="19"/>
                 <w:szCs w:val="19"/>
               </w:rPr>
-              <w:t>"This copy of the desktop app is too old - please install the new one."</w:t>
+              <w:t>Back at the sign-in screen with "This computer is no longer approved ..."</w:t>
             </w:r>
           </w:p>
         </w:tc>
@@ -10952,7 +11007,7 @@
                 <w:sz w:val="19"/>
                 <w:szCs w:val="19"/>
               </w:rPr>
-              <w:t>A copy from before 5 October 2026, or older than the server's MIN_DESKTOP_VERSION</w:t>
+              <w:t>The SuperAdmin blocked or replaced this computer, the account was disabled, or it is no longer Admin or SuperAdmin</w:t>
             </w:r>
           </w:p>
         </w:tc>
@@ -10976,7 +11031,7 @@
                 <w:sz w:val="19"/>
                 <w:szCs w:val="19"/>
               </w:rPr>
-              <w:t>Install the current copy</w:t>
+              <w:t>Ask the SuperAdmin</w:t>
             </w:r>
           </w:p>
         </w:tc>
@@ -11012,7 +11067,7 @@
                 <w:sz w:val="19"/>
                 <w:szCs w:val="19"/>
               </w:rPr>
-              <w:t>"The '...' role can't use the desktop app"</w:t>
+              <w:t>Back at the sign-in screen with "Please sign in again."</w:t>
             </w:r>
           </w:p>
         </w:tc>
@@ -11035,7 +11090,7 @@
                 <w:sz w:val="19"/>
                 <w:szCs w:val="19"/>
               </w:rPr>
-              <w:t>The account is not Admin or SuperAdmin</w:t>
+              <w:t>The 12-hour sign-in ran out (or the backend's sign-in key changed)</w:t>
             </w:r>
           </w:p>
         </w:tc>
@@ -11058,7 +11113,7 @@
                 <w:sz w:val="19"/>
                 <w:szCs w:val="19"/>
               </w:rPr>
-              <w:t>Use an Admin account, or have the role changed in Users</w:t>
+              <w:t>Sign in again</w:t>
             </w:r>
           </w:p>
         </w:tc>
@@ -11095,7 +11150,7 @@
                 <w:sz w:val="19"/>
                 <w:szCs w:val="19"/>
               </w:rPr>
-              <w:t>Approve and Block are greyed out in Phones or Computers; "only the SuperAdmin can change this account"</w:t>
+              <w:t>"Too many wrong passwords. Try again in N minutes."</w:t>
             </w:r>
           </w:p>
         </w:tc>
@@ -11119,7 +11174,7 @@
                 <w:sz w:val="19"/>
                 <w:szCs w:val="19"/>
               </w:rPr>
-              <w:t>Only the SuperAdmin approves phones and computers and changes the SuperAdmin account</w:t>
+              <w:t>5 wrong passwords for this account from this address within 15 minutes</w:t>
             </w:r>
           </w:p>
         </w:tc>
@@ -11143,7 +11198,7 @@
                 <w:sz w:val="19"/>
                 <w:szCs w:val="19"/>
               </w:rPr>
-              <w:t>Ask the SuperAdmin (sadmin)</w:t>
+              <w:t>Wait, or restart the admin server to clear the count; check Caps Lock</w:t>
             </w:r>
           </w:p>
         </w:tc>
@@ -11179,7 +11234,7 @@
                 <w:sz w:val="19"/>
                 <w:szCs w:val="19"/>
               </w:rPr>
-              <w:t>No Servers section or Manage Servers button</w:t>
+              <w:t>"This copy of the desktop app is too old - please install the new one."</w:t>
             </w:r>
           </w:p>
         </w:tc>
@@ -11202,7 +11257,7 @@
                 <w:sz w:val="19"/>
                 <w:szCs w:val="19"/>
               </w:rPr>
-              <w:t>The server address is not this computer, or this is a copy for other admins (without core/server_manager.py)</w:t>
+              <w:t>A copy from before 5 October 2026, or older than the server's MIN_DESKTOP_VERSION</w:t>
             </w:r>
           </w:p>
         </w:tc>
@@ -11225,7 +11280,7 @@
                 <w:sz w:val="19"/>
                 <w:szCs w:val="19"/>
               </w:rPr>
-              <w:t>Expected; servers are started where they run</w:t>
+              <w:t>Install the current copy</w:t>
             </w:r>
           </w:p>
         </w:tc>
@@ -11262,8 +11317,7 @@
                 <w:sz w:val="19"/>
                 <w:szCs w:val="19"/>
               </w:rPr>
-              <w:lastRenderedPageBreak/>
-              <w:t>"Windows protected your PC" when opening the shared copy</w:t>
+              <w:t>"The '...' role can't use the desktop app"</w:t>
             </w:r>
           </w:p>
         </w:tc>
@@ -11287,7 +11341,7 @@
                 <w:sz w:val="19"/>
                 <w:szCs w:val="19"/>
               </w:rPr>
-              <w:t>The app is not code-signed</w:t>
+              <w:t>The account is not Admin or SuperAdmin</w:t>
             </w:r>
           </w:p>
         </w:tc>
@@ -11311,7 +11365,7 @@
                 <w:sz w:val="19"/>
                 <w:szCs w:val="19"/>
               </w:rPr>
-              <w:t>More info, then Run anyway (a code-signing certificate removes the warning - Production Go-Live Checklist)</w:t>
+              <w:t>Use an Admin account, or have the role changed in Users</w:t>
             </w:r>
           </w:p>
         </w:tc>
@@ -11347,7 +11401,8 @@
                 <w:sz w:val="19"/>
                 <w:szCs w:val="19"/>
               </w:rPr>
-              <w:t>Shared copy: "Couldn't reach the server at ..."</w:t>
+              <w:lastRenderedPageBreak/>
+              <w:t>Approve and Block are greyed out in Phones or Computers; "only the SuperAdmin can change this account"</w:t>
             </w:r>
           </w:p>
         </w:tc>
@@ -11370,7 +11425,7 @@
                 <w:sz w:val="19"/>
                 <w:szCs w:val="19"/>
               </w:rPr>
-              <w:t>The owner's computer, the servers or the public tunnel are off, or the address is wrong</w:t>
+              <w:t>Only the SuperAdmin approves phones and computers and changes the SuperAdmin account</w:t>
             </w:r>
           </w:p>
         </w:tc>
@@ -11393,7 +11448,7 @@
                 <w:sz w:val="19"/>
                 <w:szCs w:val="19"/>
               </w:rPr>
-              <w:t>Check that everything is running on the owner's computer (Servers: Start All); check the address under the sign-in card</w:t>
+              <w:t>Ask the SuperAdmin (sadmin)</w:t>
             </w:r>
           </w:p>
         </w:tc>
@@ -11430,7 +11485,7 @@
                 <w:sz w:val="19"/>
                 <w:szCs w:val="19"/>
               </w:rPr>
-              <w:t>"... a secure connection could not be made"</w:t>
+              <w:t>No Servers section or Manage Servers button</w:t>
             </w:r>
           </w:p>
         </w:tc>
@@ -11454,7 +11509,7 @@
                 <w:sz w:val="19"/>
                 <w:szCs w:val="19"/>
               </w:rPr>
-              <w:t>The address is not https, its certificate is not trusted, or the network blocks the connection</w:t>
+              <w:t>The server address is not this computer, or this is a copy for other admins (without core/server_manager.py)</w:t>
             </w:r>
           </w:p>
         </w:tc>
@@ -11478,7 +11533,7 @@
                 <w:sz w:val="19"/>
                 <w:szCs w:val="19"/>
               </w:rPr>
-              <w:t>Open the same address in a browser on that computer: if that fails too, the network or the server is at fault</w:t>
+              <w:t>Expected; servers are started where they run</w:t>
             </w:r>
           </w:p>
         </w:tc>
@@ -11514,7 +11569,7 @@
                 <w:sz w:val="19"/>
                 <w:szCs w:val="19"/>
               </w:rPr>
-              <w:t>"Only the SuperAdmin can change a username."</w:t>
+              <w:t>"Windows protected your PC" when opening the shared copy</w:t>
             </w:r>
           </w:p>
         </w:tc>
@@ -11537,7 +11592,7 @@
                 <w:sz w:val="19"/>
                 <w:szCs w:val="19"/>
               </w:rPr>
-              <w:t>An Admin tried to change a username</w:t>
+              <w:t>The app is not code-signed</w:t>
             </w:r>
           </w:p>
         </w:tc>
@@ -11560,7 +11615,7 @@
                 <w:sz w:val="19"/>
                 <w:szCs w:val="19"/>
               </w:rPr>
-              <w:t>Ask the SuperAdmin</w:t>
+              <w:t>More info, then Run anyway (a code-signing certificate removes the warning - Production Go-Live Checklist)</w:t>
             </w:r>
           </w:p>
         </w:tc>
@@ -11597,7 +11652,7 @@
                 <w:sz w:val="19"/>
                 <w:szCs w:val="19"/>
               </w:rPr>
-              <w:t>"That username is already taken" when correcting a username</w:t>
+              <w:t>Shared copy: "Couldn't reach the server at ..."</w:t>
             </w:r>
           </w:p>
         </w:tc>
@@ -11621,7 +11676,7 @@
                 <w:sz w:val="19"/>
                 <w:szCs w:val="19"/>
               </w:rPr>
-              <w:t>Another account already has it</w:t>
+              <w:t>The owner's computer, the servers or the public tunnel are off, or the address is wrong</w:t>
             </w:r>
           </w:p>
         </w:tc>
@@ -11645,7 +11700,7 @@
                 <w:sz w:val="19"/>
                 <w:szCs w:val="19"/>
               </w:rPr>
-              <w:t>Choose another</w:t>
+              <w:t>Check that everything is running on the owner's computer (Servers: Start All); check the address under the sign-in card</w:t>
             </w:r>
           </w:p>
         </w:tc>
@@ -11681,7 +11736,7 @@
                 <w:sz w:val="19"/>
                 <w:szCs w:val="19"/>
               </w:rPr>
-              <w:t>Product photos missing in desktop lists</w:t>
+              <w:t>"... a secure connection could not be made"</w:t>
             </w:r>
           </w:p>
         </w:tc>
@@ -11704,7 +11759,7 @@
                 <w:sz w:val="19"/>
                 <w:szCs w:val="19"/>
               </w:rPr>
-              <w:t>An older admin server, or the admin server's MEDIA_BASE_URL does not match the backend's media address</w:t>
+              <w:t>The address is not https, its certificate is not trusted, or the network blocks the connection</w:t>
             </w:r>
           </w:p>
         </w:tc>
@@ -11727,7 +11782,7 @@
                 <w:sz w:val="19"/>
                 <w:szCs w:val="19"/>
               </w:rPr>
-              <w:t>Make the two settings equal</w:t>
+              <w:t>Open the same address in a browser on that computer: if that fails too, the network or the server is at fault</w:t>
             </w:r>
           </w:p>
         </w:tc>
@@ -11764,7 +11819,7 @@
                 <w:sz w:val="19"/>
                 <w:szCs w:val="19"/>
               </w:rPr>
-              <w:t>Taskbar shows the Python icon or two windows open</w:t>
+              <w:t>"Only the SuperAdmin can change a username."</w:t>
             </w:r>
           </w:p>
         </w:tc>
@@ -11788,7 +11843,7 @@
                 <w:sz w:val="19"/>
                 <w:szCs w:val="19"/>
               </w:rPr>
-              <w:t>Started directly with python instead of the shortcut</w:t>
+              <w:t>An Admin tried to change a username</w:t>
             </w:r>
           </w:p>
         </w:tc>
@@ -11812,7 +11867,7 @@
                 <w:sz w:val="19"/>
                 <w:szCs w:val="19"/>
               </w:rPr>
-              <w:t>Use the Start Menu shortcut "Dateroem Admin Control"</w:t>
+              <w:t>Ask the SuperAdmin</w:t>
             </w:r>
           </w:p>
         </w:tc>
@@ -11848,7 +11903,7 @@
                 <w:sz w:val="19"/>
                 <w:szCs w:val="19"/>
               </w:rPr>
-              <w:t>Slow to appear after clicking</w:t>
+              <w:t>"That username is already taken" when correcting a username</w:t>
             </w:r>
           </w:p>
         </w:tc>
@@ -11871,7 +11926,7 @@
                 <w:sz w:val="19"/>
                 <w:szCs w:val="19"/>
               </w:rPr>
-              <w:t>Python and Qt loading, mostly reading the app's files from the WSL folder</w:t>
+              <w:t>Another account already has it</w:t>
             </w:r>
           </w:p>
         </w:tc>
@@ -11894,7 +11949,7 @@
                 <w:sz w:val="19"/>
                 <w:szCs w:val="19"/>
               </w:rPr>
-              <w:t>A "Starting..." window appears at once and the app follows in about 5 seconds (longer just after Windows starts). Other windows can be used meanwhile; a click or any key skips the intro</w:t>
+              <w:t>Choose another</w:t>
             </w:r>
           </w:p>
         </w:tc>
@@ -11931,7 +11986,7 @@
                 <w:sz w:val="19"/>
                 <w:szCs w:val="19"/>
               </w:rPr>
-              <w:t>Stop and Stop All are greyed out in the Servers section</w:t>
+              <w:t>Product photos missing in desktop lists</w:t>
             </w:r>
           </w:p>
         </w:tc>
@@ -11955,7 +12010,7 @@
                 <w:sz w:val="19"/>
                 <w:szCs w:val="19"/>
               </w:rPr>
-              <w:t>Only the SuperAdmin can stop servers (since 7 October 2026)</w:t>
+              <w:t>An older admin server, or the admin server's MEDIA_BASE_URL does not match the backend's media address</w:t>
             </w:r>
           </w:p>
         </w:tc>
@@ -11979,7 +12034,7 @@
                 <w:sz w:val="19"/>
                 <w:szCs w:val="19"/>
               </w:rPr>
-              <w:t>Sign in as the SuperAdmin; anyone can still start them</w:t>
+              <w:t>Make the two settings equal</w:t>
             </w:r>
           </w:p>
         </w:tc>
@@ -12015,7 +12070,7 @@
                 <w:sz w:val="19"/>
                 <w:szCs w:val="19"/>
               </w:rPr>
-              <w:t>The website and phones went off line when the desktop app was closed</w:t>
+              <w:t>Taskbar shows the Python icon or two windows open</w:t>
             </w:r>
           </w:p>
         </w:tc>
@@ -12038,7 +12093,7 @@
                 <w:sz w:val="19"/>
                 <w:szCs w:val="19"/>
               </w:rPr>
-              <w:t>Servers started from the desktop app run inside it</w:t>
+              <w:t>Started directly with python instead of the shortcut</w:t>
             </w:r>
           </w:p>
         </w:tc>
@@ -12061,7 +12116,7 @@
                 <w:sz w:val="19"/>
                 <w:szCs w:val="19"/>
               </w:rPr>
-              <w:t>Reopen the app, open Manage Servers and Start All; keep the app open (minimised) on the owner's computer</w:t>
+              <w:t>Use the Start Menu shortcut "Dateroem Admin Control"</w:t>
             </w:r>
           </w:p>
         </w:tc>
@@ -12098,7 +12153,7 @@
                 <w:sz w:val="19"/>
                 <w:szCs w:val="19"/>
               </w:rPr>
-              <w:t>The "Starting..." window stays above everything and does not react to clicks</w:t>
+              <w:t>Slow to appear after clicking</w:t>
             </w:r>
           </w:p>
         </w:tc>
@@ -12122,7 +12177,7 @@
                 <w:sz w:val="19"/>
                 <w:szCs w:val="19"/>
               </w:rPr>
-              <w:t>A copy of the app from before 7 October 2026</w:t>
+              <w:t>Python and Qt loading, mostly reading the app's files from the WSL folder</w:t>
             </w:r>
           </w:p>
         </w:tc>
@@ -12146,7 +12201,7 @@
                 <w:sz w:val="19"/>
                 <w:szCs w:val="19"/>
               </w:rPr>
-              <w:t>Close and reopen the desktop app (the shared copy: use the current zip)</w:t>
+              <w:t>A "Starting..." window appears at once and the app follows in about 5 seconds (longer just after Windows starts). Other windows can be used meanwhile; a click or any key skips the intro</w:t>
             </w:r>
           </w:p>
         </w:tc>
@@ -12182,7 +12237,7 @@
                 <w:sz w:val="19"/>
                 <w:szCs w:val="19"/>
               </w:rPr>
-              <w:t>No Phones button, search boxes, role filter or campaign "Products..." button</w:t>
+              <w:t>Stop and Stop All are greyed out in the Servers section</w:t>
             </w:r>
           </w:p>
         </w:tc>
@@ -12205,7 +12260,7 @@
                 <w:sz w:val="19"/>
                 <w:szCs w:val="19"/>
               </w:rPr>
-              <w:t>The desktop app was opened before the 3 October 2026 updates</w:t>
+              <w:t>Only the SuperAdmin can stop servers (since 7 October 2026)</w:t>
             </w:r>
           </w:p>
         </w:tc>
@@ -12228,7 +12283,7 @@
                 <w:sz w:val="19"/>
                 <w:szCs w:val="19"/>
               </w:rPr>
-              <w:t>Close and reopen the desktop app</w:t>
+              <w:t>Sign in as the SuperAdmin; anyone can still start them</w:t>
             </w:r>
           </w:p>
         </w:tc>
@@ -12265,6 +12320,257 @@
                 <w:sz w:val="19"/>
                 <w:szCs w:val="19"/>
               </w:rPr>
+              <w:t>The website and phones went off line when the desktop app was closed</w:t>
+            </w:r>
+          </w:p>
+        </w:tc>
+        <w:tc>
+          <w:tcPr>
+            <w:tcW w:w="3011" w:type="dxa"/>
+            <w:shd w:val="clear" w:color="auto" w:fill="F4F5F3"/>
+            <w:tcMar>
+              <w:top w:w="50" w:type="dxa"/>
+              <w:left w:w="90" w:type="dxa"/>
+              <w:bottom w:w="50" w:type="dxa"/>
+              <w:right w:w="90" w:type="dxa"/>
+            </w:tcMar>
+          </w:tcPr>
+          <w:p>
+            <w:pPr>
+              <w:spacing w:after="20" w:line="252" w:lineRule="auto"/>
+            </w:pPr>
+            <w:r>
+              <w:rPr>
+                <w:sz w:val="19"/>
+                <w:szCs w:val="19"/>
+              </w:rPr>
+              <w:t>Servers started from the desktop app run inside it</w:t>
+            </w:r>
+          </w:p>
+        </w:tc>
+        <w:tc>
+          <w:tcPr>
+            <w:tcW w:w="3857" w:type="dxa"/>
+            <w:shd w:val="clear" w:color="auto" w:fill="F4F5F3"/>
+            <w:tcMar>
+              <w:top w:w="50" w:type="dxa"/>
+              <w:left w:w="90" w:type="dxa"/>
+              <w:bottom w:w="50" w:type="dxa"/>
+              <w:right w:w="90" w:type="dxa"/>
+            </w:tcMar>
+          </w:tcPr>
+          <w:p>
+            <w:pPr>
+              <w:spacing w:after="20" w:line="252" w:lineRule="auto"/>
+            </w:pPr>
+            <w:r>
+              <w:rPr>
+                <w:sz w:val="19"/>
+                <w:szCs w:val="19"/>
+              </w:rPr>
+              <w:t>Reopen the app, open Manage Servers and Start All; keep the app open (minimised) on the owner's computer</w:t>
+            </w:r>
+          </w:p>
+        </w:tc>
+      </w:tr>
+      <w:tr>
+        <w:tblPrEx>
+          <w:tblCellMar>
+            <w:top w:w="0" w:type="dxa"/>
+            <w:bottom w:w="0" w:type="dxa"/>
+          </w:tblCellMar>
+        </w:tblPrEx>
+        <w:trPr>
+          <w:cantSplit/>
+        </w:trPr>
+        <w:tc>
+          <w:tcPr>
+            <w:tcW w:w="2770" w:type="dxa"/>
+            <w:tcMar>
+              <w:top w:w="50" w:type="dxa"/>
+              <w:left w:w="90" w:type="dxa"/>
+              <w:bottom w:w="50" w:type="dxa"/>
+              <w:right w:w="90" w:type="dxa"/>
+            </w:tcMar>
+          </w:tcPr>
+          <w:p>
+            <w:pPr>
+              <w:spacing w:after="20" w:line="252" w:lineRule="auto"/>
+            </w:pPr>
+            <w:r>
+              <w:rPr>
+                <w:b/>
+                <w:bCs/>
+                <w:sz w:val="19"/>
+                <w:szCs w:val="19"/>
+              </w:rPr>
+              <w:t>The "Starting..." window stays above everything and does not react to clicks</w:t>
+            </w:r>
+          </w:p>
+        </w:tc>
+        <w:tc>
+          <w:tcPr>
+            <w:tcW w:w="3011" w:type="dxa"/>
+            <w:tcMar>
+              <w:top w:w="50" w:type="dxa"/>
+              <w:left w:w="90" w:type="dxa"/>
+              <w:bottom w:w="50" w:type="dxa"/>
+              <w:right w:w="90" w:type="dxa"/>
+            </w:tcMar>
+          </w:tcPr>
+          <w:p>
+            <w:pPr>
+              <w:spacing w:after="20" w:line="252" w:lineRule="auto"/>
+            </w:pPr>
+            <w:r>
+              <w:rPr>
+                <w:sz w:val="19"/>
+                <w:szCs w:val="19"/>
+              </w:rPr>
+              <w:t>A copy of the app from before 7 October 2026</w:t>
+            </w:r>
+          </w:p>
+        </w:tc>
+        <w:tc>
+          <w:tcPr>
+            <w:tcW w:w="3857" w:type="dxa"/>
+            <w:tcMar>
+              <w:top w:w="50" w:type="dxa"/>
+              <w:left w:w="90" w:type="dxa"/>
+              <w:bottom w:w="50" w:type="dxa"/>
+              <w:right w:w="90" w:type="dxa"/>
+            </w:tcMar>
+          </w:tcPr>
+          <w:p>
+            <w:pPr>
+              <w:spacing w:after="20" w:line="252" w:lineRule="auto"/>
+            </w:pPr>
+            <w:r>
+              <w:rPr>
+                <w:sz w:val="19"/>
+                <w:szCs w:val="19"/>
+              </w:rPr>
+              <w:t>Close and reopen the desktop app (the shared copy: use the current zip)</w:t>
+            </w:r>
+          </w:p>
+        </w:tc>
+      </w:tr>
+      <w:tr>
+        <w:tblPrEx>
+          <w:tblCellMar>
+            <w:top w:w="0" w:type="dxa"/>
+            <w:bottom w:w="0" w:type="dxa"/>
+          </w:tblCellMar>
+        </w:tblPrEx>
+        <w:trPr>
+          <w:cantSplit/>
+        </w:trPr>
+        <w:tc>
+          <w:tcPr>
+            <w:tcW w:w="2770" w:type="dxa"/>
+            <w:shd w:val="clear" w:color="auto" w:fill="F4F5F3"/>
+            <w:tcMar>
+              <w:top w:w="50" w:type="dxa"/>
+              <w:left w:w="90" w:type="dxa"/>
+              <w:bottom w:w="50" w:type="dxa"/>
+              <w:right w:w="90" w:type="dxa"/>
+            </w:tcMar>
+          </w:tcPr>
+          <w:p>
+            <w:pPr>
+              <w:spacing w:after="20" w:line="252" w:lineRule="auto"/>
+            </w:pPr>
+            <w:r>
+              <w:rPr>
+                <w:b/>
+                <w:bCs/>
+                <w:sz w:val="19"/>
+                <w:szCs w:val="19"/>
+              </w:rPr>
+              <w:t>No Phones button, search boxes, role filter or campaign "Products..." button</w:t>
+            </w:r>
+          </w:p>
+        </w:tc>
+        <w:tc>
+          <w:tcPr>
+            <w:tcW w:w="3011" w:type="dxa"/>
+            <w:shd w:val="clear" w:color="auto" w:fill="F4F5F3"/>
+            <w:tcMar>
+              <w:top w:w="50" w:type="dxa"/>
+              <w:left w:w="90" w:type="dxa"/>
+              <w:bottom w:w="50" w:type="dxa"/>
+              <w:right w:w="90" w:type="dxa"/>
+            </w:tcMar>
+          </w:tcPr>
+          <w:p>
+            <w:pPr>
+              <w:spacing w:after="20" w:line="252" w:lineRule="auto"/>
+            </w:pPr>
+            <w:r>
+              <w:rPr>
+                <w:sz w:val="19"/>
+                <w:szCs w:val="19"/>
+              </w:rPr>
+              <w:t>The desktop app was opened before the 3 October 2026 updates</w:t>
+            </w:r>
+          </w:p>
+        </w:tc>
+        <w:tc>
+          <w:tcPr>
+            <w:tcW w:w="3857" w:type="dxa"/>
+            <w:shd w:val="clear" w:color="auto" w:fill="F4F5F3"/>
+            <w:tcMar>
+              <w:top w:w="50" w:type="dxa"/>
+              <w:left w:w="90" w:type="dxa"/>
+              <w:bottom w:w="50" w:type="dxa"/>
+              <w:right w:w="90" w:type="dxa"/>
+            </w:tcMar>
+          </w:tcPr>
+          <w:p>
+            <w:pPr>
+              <w:spacing w:after="20" w:line="252" w:lineRule="auto"/>
+            </w:pPr>
+            <w:r>
+              <w:rPr>
+                <w:sz w:val="19"/>
+                <w:szCs w:val="19"/>
+              </w:rPr>
+              <w:t>Close and reopen the desktop app</w:t>
+            </w:r>
+          </w:p>
+        </w:tc>
+      </w:tr>
+      <w:tr>
+        <w:tblPrEx>
+          <w:tblCellMar>
+            <w:top w:w="0" w:type="dxa"/>
+            <w:bottom w:w="0" w:type="dxa"/>
+          </w:tblCellMar>
+        </w:tblPrEx>
+        <w:trPr>
+          <w:cantSplit/>
+        </w:trPr>
+        <w:tc>
+          <w:tcPr>
+            <w:tcW w:w="2770" w:type="dxa"/>
+            <w:tcMar>
+              <w:top w:w="50" w:type="dxa"/>
+              <w:left w:w="90" w:type="dxa"/>
+              <w:bottom w:w="50" w:type="dxa"/>
+              <w:right w:w="90" w:type="dxa"/>
+            </w:tcMar>
+          </w:tcPr>
+          <w:p>
+            <w:pPr>
+              <w:spacing w:after="20" w:line="252" w:lineRule="auto"/>
+            </w:pPr>
+            <w:r>
+              <w:rPr>
+                <w:b/>
+                <w:bCs/>
+                <w:sz w:val="19"/>
+                <w:szCs w:val="19"/>
+              </w:rPr>
               <w:t>A new website account (for example a Google sign-up) is missing from Users</w:t>
             </w:r>
           </w:p>
@@ -12272,7 +12578,6 @@
         <w:tc>
           <w:tcPr>
             <w:tcW w:w="3011" w:type="dxa"/>
-            <w:shd w:val="clear" w:color="auto" w:fill="F4F5F3"/>
             <w:tcMar>
               <w:top w:w="50" w:type="dxa"/>
               <w:left w:w="90" w:type="dxa"/>
@@ -12296,7 +12601,6 @@
         <w:tc>
           <w:tcPr>
             <w:tcW w:w="3857" w:type="dxa"/>
-            <w:shd w:val="clear" w:color="auto" w:fill="F4F5F3"/>
             <w:tcMar>
               <w:top w:w="50" w:type="dxa"/>
               <w:left w:w="90" w:type="dxa"/>
@@ -12333,7 +12637,7 @@
       <w:pPr>
         <w:pStyle w:val="Heading1"/>
       </w:pPr>
-      <w:bookmarkStart w:id="8" w:name="_Toc243693284"/>
+      <w:bookmarkStart w:id="8" w:name="_Toc243694773"/>
       <w:r>
         <w:lastRenderedPageBreak/>
         <w:t>8  Development tools</w:t>
@@ -12356,7 +12660,7 @@
           <w:left w:w="10" w:type="dxa"/>
           <w:right w:w="10" w:type="dxa"/>
         </w:tblCellMar>
-        <w:tblLook w:val="0000" w:firstRow="0" w:lastRow="0" w:firstColumn="0" w:lastColumn="0" w:noHBand="0" w:noVBand="0"/>
+        <w:tblLook w:val="04A0" w:firstRow="1" w:lastRow="0" w:firstColumn="1" w:lastColumn="0" w:noHBand="0" w:noVBand="1"/>
       </w:tblPr>
       <w:tblGrid>
         <w:gridCol w:w="2770"/>
@@ -12721,7 +13025,7 @@
         <w:sz w:val="16"/>
         <w:szCs w:val="16"/>
       </w:rPr>
-      <w:t>14</w:t>
+      <w:t>15</w:t>
     </w:r>
     <w:r>
       <w:rPr>
@@ -12770,7 +13074,7 @@
         <w:sz w:val="16"/>
         <w:szCs w:val="16"/>
       </w:rPr>
-      <w:t>14</w:t>
+      <w:t>15</w:t>
     </w:r>
     <w:r>
       <w:rPr>
@@ -12854,10 +13158,134 @@
 <file path=word/numbering.xml><?xml version="1.0" encoding="utf-8"?>
 <w:numbering xmlns:wpc="http://schemas.microsoft.com/office/word/2010/wordprocessingCanvas" xmlns:cx="http://schemas.microsoft.com/office/drawing/2014/chartex" xmlns:cx1="http://schemas.microsoft.com/office/drawing/2015/9/8/chartex" xmlns:mc="http://schemas.openxmlformats.org/markup-compatibility/2006" xmlns:o="urn:schemas-microsoft-com:office:office" xmlns:r="http://schemas.openxmlformats.org/officeDocument/2006/relationships" xmlns:m="http://schemas.openxmlformats.org/officeDocument/2006/math" xmlns:v="urn:schemas-microsoft-com:vml" xmlns:wp14="http://schemas.microsoft.com/office/word/2010/wordprocessingDrawing" xmlns:wp="http://schemas.openxmlformats.org/drawingml/2006/wordprocessingDrawing" xmlns:w10="urn:schemas-microsoft-com:office:word" xmlns:w="http://schemas.openxmlformats.org/wordprocessingml/2006/main" xmlns:w14="http://schemas.microsoft.com/office/word/2010/wordml" xmlns:w15="http://schemas.microsoft.com/office/word/2012/wordml" xmlns:w16se="http://schemas.microsoft.com/office/word/2015/wordml/symex" xmlns:wpg="http://schemas.microsoft.com/office/word/2010/wordprocessingGroup" xmlns:wpi="http://schemas.microsoft.com/office/word/2010/wordprocessingInk" xmlns:wne="http://schemas.microsoft.com/office/word/2006/wordml" xmlns:wps="http://schemas.microsoft.com/office/word/2010/wordprocessingShape" mc:Ignorable="w14 w15 w16se wp14">
   <w:abstractNum w:abstractNumId="0" w15:restartNumberingAfterBreak="0">
-    <w:nsid w:val="2CBE3BBD"/>
+    <w:nsid w:val="02913234"/>
     <w:multiLevelType w:val="hybridMultilevel"/>
-    <w:tmpl w:val="0E60BA90"/>
-    <w:lvl w:ilvl="0" w:tplc="D9622FBC" w:tentative="1">
+    <w:tmpl w:val="751AD12E"/>
+    <w:lvl w:ilvl="0" w:tplc="5D1A1778" w:tentative="1">
+      <w:start w:val="1"/>
+      <w:numFmt w:val="bullet"/>
+      <w:lvlText w:val="•"/>
+      <w:lvlJc w:val="left"/>
+      <w:pPr>
+        <w:ind w:left="540" w:hanging="300"/>
+      </w:pPr>
+    </w:lvl>
+    <w:lvl w:ilvl="1" w:tplc="AB7C6766" w:tentative="1">
+      <w:start w:val="1"/>
+      <w:numFmt w:val="bullet"/>
+      <w:lvlText w:val="–"/>
+      <w:lvlJc w:val="left"/>
+      <w:pPr>
+        <w:ind w:left="940" w:hanging="300"/>
+      </w:pPr>
+    </w:lvl>
+    <w:lvl w:ilvl="2" w:tplc="389C4A24" w:tentative="1">
+      <w:start w:val="1"/>
+      <w:numFmt w:val="bullet"/>
+      <w:lvlText w:val="◦"/>
+      <w:lvlJc w:val="left"/>
+      <w:pPr>
+        <w:ind w:left="1340" w:hanging="300"/>
+      </w:pPr>
+    </w:lvl>
+    <w:lvl w:ilvl="3" w:tplc="DC1CB142">
+      <w:numFmt w:val="decimal"/>
+      <w:lvlText w:val=""/>
+      <w:lvlJc w:val="left"/>
+    </w:lvl>
+    <w:lvl w:ilvl="4" w:tplc="A684B6AA">
+      <w:numFmt w:val="decimal"/>
+      <w:lvlText w:val=""/>
+      <w:lvlJc w:val="left"/>
+    </w:lvl>
+    <w:lvl w:ilvl="5" w:tplc="4B1AA65E">
+      <w:numFmt w:val="decimal"/>
+      <w:lvlText w:val=""/>
+      <w:lvlJc w:val="left"/>
+    </w:lvl>
+    <w:lvl w:ilvl="6" w:tplc="D1F66FB4">
+      <w:numFmt w:val="decimal"/>
+      <w:lvlText w:val=""/>
+      <w:lvlJc w:val="left"/>
+    </w:lvl>
+    <w:lvl w:ilvl="7" w:tplc="D21C36A4">
+      <w:numFmt w:val="decimal"/>
+      <w:lvlText w:val=""/>
+      <w:lvlJc w:val="left"/>
+    </w:lvl>
+    <w:lvl w:ilvl="8" w:tplc="A282E1B0">
+      <w:numFmt w:val="decimal"/>
+      <w:lvlText w:val=""/>
+      <w:lvlJc w:val="left"/>
+    </w:lvl>
+  </w:abstractNum>
+  <w:abstractNum w:abstractNumId="1" w15:restartNumberingAfterBreak="0">
+    <w:nsid w:val="60317E08"/>
+    <w:multiLevelType w:val="hybridMultilevel"/>
+    <w:tmpl w:val="B8E6CE76"/>
+    <w:lvl w:ilvl="0" w:tplc="20EC4878" w:tentative="1">
+      <w:start w:val="1"/>
+      <w:numFmt w:val="decimal"/>
+      <w:lvlText w:val="%1."/>
+      <w:lvlJc w:val="left"/>
+      <w:pPr>
+        <w:ind w:left="540" w:hanging="300"/>
+      </w:pPr>
+    </w:lvl>
+    <w:lvl w:ilvl="1" w:tplc="A914D1DC" w:tentative="1">
+      <w:start w:val="1"/>
+      <w:numFmt w:val="lowerLetter"/>
+      <w:lvlText w:val="%2."/>
+      <w:lvlJc w:val="left"/>
+      <w:pPr>
+        <w:ind w:left="940" w:hanging="300"/>
+      </w:pPr>
+    </w:lvl>
+    <w:lvl w:ilvl="2" w:tplc="868081DC" w:tentative="1">
+      <w:start w:val="1"/>
+      <w:numFmt w:val="lowerRoman"/>
+      <w:lvlText w:val="%3."/>
+      <w:lvlJc w:val="left"/>
+      <w:pPr>
+        <w:ind w:left="1340" w:hanging="300"/>
+      </w:pPr>
+    </w:lvl>
+    <w:lvl w:ilvl="3" w:tplc="686A4924">
+      <w:numFmt w:val="decimal"/>
+      <w:lvlText w:val=""/>
+      <w:lvlJc w:val="left"/>
+    </w:lvl>
+    <w:lvl w:ilvl="4" w:tplc="73AAE398">
+      <w:numFmt w:val="decimal"/>
+      <w:lvlText w:val=""/>
+      <w:lvlJc w:val="left"/>
+    </w:lvl>
+    <w:lvl w:ilvl="5" w:tplc="D87EEC6E">
+      <w:numFmt w:val="decimal"/>
+      <w:lvlText w:val=""/>
+      <w:lvlJc w:val="left"/>
+    </w:lvl>
+    <w:lvl w:ilvl="6" w:tplc="EFFEA548">
+      <w:numFmt w:val="decimal"/>
+      <w:lvlText w:val=""/>
+      <w:lvlJc w:val="left"/>
+    </w:lvl>
+    <w:lvl w:ilvl="7" w:tplc="3932AC0E">
+      <w:numFmt w:val="decimal"/>
+      <w:lvlText w:val=""/>
+      <w:lvlJc w:val="left"/>
+    </w:lvl>
+    <w:lvl w:ilvl="8" w:tplc="496C0646">
+      <w:numFmt w:val="decimal"/>
+      <w:lvlText w:val=""/>
+      <w:lvlJc w:val="left"/>
+    </w:lvl>
+  </w:abstractNum>
+  <w:abstractNum w:abstractNumId="2" w15:restartNumberingAfterBreak="0">
+    <w:nsid w:val="75064B54"/>
+    <w:multiLevelType w:val="hybridMultilevel"/>
+    <w:tmpl w:val="4956D578"/>
+    <w:lvl w:ilvl="0" w:tplc="0964998C" w:tentative="1">
       <w:start w:val="1"/>
       <w:numFmt w:val="bullet"/>
       <w:lvlText w:val="●"/>
@@ -12866,7 +13294,7 @@
         <w:ind w:left="720" w:hanging="360"/>
       </w:pPr>
     </w:lvl>
-    <w:lvl w:ilvl="1" w:tplc="989C44A4" w:tentative="1">
+    <w:lvl w:ilvl="1" w:tplc="166690DA" w:tentative="1">
       <w:start w:val="1"/>
       <w:numFmt w:val="bullet"/>
       <w:lvlText w:val="○"/>
@@ -12875,7 +13303,7 @@
         <w:ind w:left="1440" w:hanging="360"/>
       </w:pPr>
     </w:lvl>
-    <w:lvl w:ilvl="2" w:tplc="C2C0F008" w:tentative="1">
+    <w:lvl w:ilvl="2" w:tplc="96B631A0" w:tentative="1">
       <w:start w:val="1"/>
       <w:numFmt w:val="bullet"/>
       <w:lvlText w:val="■"/>
@@ -12884,7 +13312,7 @@
         <w:ind w:left="2160" w:hanging="360"/>
       </w:pPr>
     </w:lvl>
-    <w:lvl w:ilvl="3" w:tplc="EC9A6736" w:tentative="1">
+    <w:lvl w:ilvl="3" w:tplc="47BC57D0" w:tentative="1">
       <w:start w:val="1"/>
       <w:numFmt w:val="bullet"/>
       <w:lvlText w:val="●"/>
@@ -12893,7 +13321,7 @@
         <w:ind w:left="2880" w:hanging="360"/>
       </w:pPr>
     </w:lvl>
-    <w:lvl w:ilvl="4" w:tplc="F45CF56E" w:tentative="1">
+    <w:lvl w:ilvl="4" w:tplc="63900DB6" w:tentative="1">
       <w:start w:val="1"/>
       <w:numFmt w:val="bullet"/>
       <w:lvlText w:val="○"/>
@@ -12902,7 +13330,7 @@
         <w:ind w:left="3600" w:hanging="360"/>
       </w:pPr>
     </w:lvl>
-    <w:lvl w:ilvl="5" w:tplc="0178BFC4" w:tentative="1">
+    <w:lvl w:ilvl="5" w:tplc="39FE132C" w:tentative="1">
       <w:start w:val="1"/>
       <w:numFmt w:val="bullet"/>
       <w:lvlText w:val="■"/>
@@ -12911,7 +13339,7 @@
         <w:ind w:left="4320" w:hanging="360"/>
       </w:pPr>
     </w:lvl>
-    <w:lvl w:ilvl="6" w:tplc="6542FFA4" w:tentative="1">
+    <w:lvl w:ilvl="6" w:tplc="DB025EC6" w:tentative="1">
       <w:start w:val="1"/>
       <w:numFmt w:val="bullet"/>
       <w:lvlText w:val="●"/>
@@ -12920,7 +13348,7 @@
         <w:ind w:left="5040" w:hanging="360"/>
       </w:pPr>
     </w:lvl>
-    <w:lvl w:ilvl="7" w:tplc="FC18A8B2" w:tentative="1">
+    <w:lvl w:ilvl="7" w:tplc="39F25838" w:tentative="1">
       <w:start w:val="1"/>
       <w:numFmt w:val="bullet"/>
       <w:lvlText w:val="●"/>
@@ -12929,7 +13357,7 @@
         <w:ind w:left="5760" w:hanging="360"/>
       </w:pPr>
     </w:lvl>
-    <w:lvl w:ilvl="8" w:tplc="38A6B2AA" w:tentative="1">
+    <w:lvl w:ilvl="8" w:tplc="CFF4695A" w:tentative="1">
       <w:start w:val="1"/>
       <w:numFmt w:val="bullet"/>
       <w:lvlText w:val="●"/>
@@ -12939,132 +13367,8 @@
       </w:pPr>
     </w:lvl>
   </w:abstractNum>
-  <w:abstractNum w:abstractNumId="1" w15:restartNumberingAfterBreak="0">
-    <w:nsid w:val="45CA2A78"/>
-    <w:multiLevelType w:val="hybridMultilevel"/>
-    <w:tmpl w:val="EBD29698"/>
-    <w:lvl w:ilvl="0" w:tplc="B46E5B00" w:tentative="1">
-      <w:start w:val="1"/>
-      <w:numFmt w:val="decimal"/>
-      <w:lvlText w:val="%1."/>
-      <w:lvlJc w:val="left"/>
-      <w:pPr>
-        <w:ind w:left="540" w:hanging="300"/>
-      </w:pPr>
-    </w:lvl>
-    <w:lvl w:ilvl="1" w:tplc="94982284" w:tentative="1">
-      <w:start w:val="1"/>
-      <w:numFmt w:val="lowerLetter"/>
-      <w:lvlText w:val="%2."/>
-      <w:lvlJc w:val="left"/>
-      <w:pPr>
-        <w:ind w:left="940" w:hanging="300"/>
-      </w:pPr>
-    </w:lvl>
-    <w:lvl w:ilvl="2" w:tplc="6568A95A" w:tentative="1">
-      <w:start w:val="1"/>
-      <w:numFmt w:val="lowerRoman"/>
-      <w:lvlText w:val="%3."/>
-      <w:lvlJc w:val="left"/>
-      <w:pPr>
-        <w:ind w:left="1340" w:hanging="300"/>
-      </w:pPr>
-    </w:lvl>
-    <w:lvl w:ilvl="3" w:tplc="8228B9CC">
-      <w:numFmt w:val="decimal"/>
-      <w:lvlText w:val=""/>
-      <w:lvlJc w:val="left"/>
-    </w:lvl>
-    <w:lvl w:ilvl="4" w:tplc="6E1CB646">
-      <w:numFmt w:val="decimal"/>
-      <w:lvlText w:val=""/>
-      <w:lvlJc w:val="left"/>
-    </w:lvl>
-    <w:lvl w:ilvl="5" w:tplc="3356C10E">
-      <w:numFmt w:val="decimal"/>
-      <w:lvlText w:val=""/>
-      <w:lvlJc w:val="left"/>
-    </w:lvl>
-    <w:lvl w:ilvl="6" w:tplc="B096D6CE">
-      <w:numFmt w:val="decimal"/>
-      <w:lvlText w:val=""/>
-      <w:lvlJc w:val="left"/>
-    </w:lvl>
-    <w:lvl w:ilvl="7" w:tplc="5D5AC41C">
-      <w:numFmt w:val="decimal"/>
-      <w:lvlText w:val=""/>
-      <w:lvlJc w:val="left"/>
-    </w:lvl>
-    <w:lvl w:ilvl="8" w:tplc="D7E8721A">
-      <w:numFmt w:val="decimal"/>
-      <w:lvlText w:val=""/>
-      <w:lvlJc w:val="left"/>
-    </w:lvl>
-  </w:abstractNum>
-  <w:abstractNum w:abstractNumId="2" w15:restartNumberingAfterBreak="0">
-    <w:nsid w:val="4EAF4EFE"/>
-    <w:multiLevelType w:val="hybridMultilevel"/>
-    <w:tmpl w:val="3498358A"/>
-    <w:lvl w:ilvl="0" w:tplc="7FC63C64" w:tentative="1">
-      <w:start w:val="1"/>
-      <w:numFmt w:val="bullet"/>
-      <w:lvlText w:val="•"/>
-      <w:lvlJc w:val="left"/>
-      <w:pPr>
-        <w:ind w:left="540" w:hanging="300"/>
-      </w:pPr>
-    </w:lvl>
-    <w:lvl w:ilvl="1" w:tplc="160AF166" w:tentative="1">
-      <w:start w:val="1"/>
-      <w:numFmt w:val="bullet"/>
-      <w:lvlText w:val="–"/>
-      <w:lvlJc w:val="left"/>
-      <w:pPr>
-        <w:ind w:left="940" w:hanging="300"/>
-      </w:pPr>
-    </w:lvl>
-    <w:lvl w:ilvl="2" w:tplc="8098AA62" w:tentative="1">
-      <w:start w:val="1"/>
-      <w:numFmt w:val="bullet"/>
-      <w:lvlText w:val="◦"/>
-      <w:lvlJc w:val="left"/>
-      <w:pPr>
-        <w:ind w:left="1340" w:hanging="300"/>
-      </w:pPr>
-    </w:lvl>
-    <w:lvl w:ilvl="3" w:tplc="1070DF56">
-      <w:numFmt w:val="decimal"/>
-      <w:lvlText w:val=""/>
-      <w:lvlJc w:val="left"/>
-    </w:lvl>
-    <w:lvl w:ilvl="4" w:tplc="9CA28E20">
-      <w:numFmt w:val="decimal"/>
-      <w:lvlText w:val=""/>
-      <w:lvlJc w:val="left"/>
-    </w:lvl>
-    <w:lvl w:ilvl="5" w:tplc="C90AFD06">
-      <w:numFmt w:val="decimal"/>
-      <w:lvlText w:val=""/>
-      <w:lvlJc w:val="left"/>
-    </w:lvl>
-    <w:lvl w:ilvl="6" w:tplc="66427D4E">
-      <w:numFmt w:val="decimal"/>
-      <w:lvlText w:val=""/>
-      <w:lvlJc w:val="left"/>
-    </w:lvl>
-    <w:lvl w:ilvl="7" w:tplc="B2748F26">
-      <w:numFmt w:val="decimal"/>
-      <w:lvlText w:val=""/>
-      <w:lvlJc w:val="left"/>
-    </w:lvl>
-    <w:lvl w:ilvl="8" w:tplc="13EA71CE">
-      <w:numFmt w:val="decimal"/>
-      <w:lvlText w:val=""/>
-      <w:lvlJc w:val="left"/>
-    </w:lvl>
-  </w:abstractNum>
   <w:num w:numId="1">
-    <w:abstractNumId w:val="0"/>
+    <w:abstractNumId w:val="2"/>
     <w:lvlOverride w:ilvl="0">
       <w:startOverride w:val="1"/>
     </w:lvlOverride>
@@ -13693,7 +13997,7 @@
     <w:autoRedefine/>
     <w:uiPriority w:val="39"/>
     <w:unhideWhenUsed/>
-    <w:rsid w:val="00EB0C53"/>
+    <w:rsid w:val="00E206B9"/>
     <w:pPr>
       <w:spacing w:after="100"/>
     </w:pPr>

--- a/documentation/07 Operations/Troubleshooting Guide.docx
+++ b/documentation/07 Operations/Troubleshooting Guide.docx
@@ -1868,6 +1868,74 @@
           </w:p>
         </w:tc>
       </w:tr>
+      <w:tr>
+        <w:tblPrEx>
+          <w:tblCellMar>
+            <w:top w:w="0" w:type="dxa"/>
+            <w:bottom w:w="0" w:type="dxa"/>
+          </w:tblCellMar>
+        </w:tblPrEx>
+        <w:tc>
+          <w:tcPr>
+            <w:tcW w:w="1300" w:type="dxa"/>
+            <w:tcMar>
+              <w:top w:w="50" w:type="dxa"/>
+              <w:left w:w="90" w:type="dxa"/>
+              <w:bottom w:w="50" w:type="dxa"/>
+              <w:right w:w="90" w:type="dxa"/>
+            </w:tcMar>
+          </w:tcPr>
+          <w:p>
+            <w:r>
+              <w:rPr>
+                <w:sz w:val="19"/>
+                <w:szCs w:val="19"/>
+              </w:rPr>
+              <w:t>1.1</w:t>
+            </w:r>
+          </w:p>
+        </w:tc>
+        <w:tc>
+          <w:tcPr>
+            <w:tcW w:w="1900" w:type="dxa"/>
+            <w:tcMar>
+              <w:top w:w="50" w:type="dxa"/>
+              <w:left w:w="90" w:type="dxa"/>
+              <w:bottom w:w="50" w:type="dxa"/>
+              <w:right w:w="90" w:type="dxa"/>
+            </w:tcMar>
+          </w:tcPr>
+          <w:p>
+            <w:r>
+              <w:rPr>
+                <w:sz w:val="19"/>
+                <w:szCs w:val="19"/>
+              </w:rPr>
+              <w:t>24 October 2026</w:t>
+            </w:r>
+          </w:p>
+        </w:tc>
+        <w:tc>
+          <w:tcPr>
+            <w:tcW w:w="6438" w:type="dxa"/>
+            <w:tcMar>
+              <w:top w:w="50" w:type="dxa"/>
+              <w:left w:w="90" w:type="dxa"/>
+              <w:bottom w:w="50" w:type="dxa"/>
+              <w:right w:w="90" w:type="dxa"/>
+            </w:tcMar>
+          </w:tcPr>
+          <w:p>
+            <w:r>
+              <w:rPr>
+                <w:sz w:val="19"/>
+                <w:szCs w:val="19"/>
+              </w:rPr>
+              <w:t>Rows for worker details.</w:t>
+            </w:r>
+          </w:p>
+        </w:tc>
+      </w:tr>
     </w:tbl>
     <w:p>
       <w:pPr>
@@ -1900,7 +1968,7 @@
     <w:sdt>
       <w:sdtPr>
         <w:alias w:val="Contents"/>
-        <w:id w:val="-143044051"/>
+        <w:id w:val="-1400436184"/>
       </w:sdtPr>
       <w:sdtEndPr/>
       <w:sdtContent>
@@ -1927,7 +1995,7 @@
           <w:r>
             <w:fldChar w:fldCharType="separate"/>
           </w:r>
-          <w:hyperlink w:anchor="_Toc243694766" w:history="1">
+          <w:hyperlink w:anchor="_Toc243697179" w:history="1">
             <w:r>
               <w:rPr>
                 <w:rStyle w:val="Hyperlink"/>
@@ -1951,7 +2019,7 @@
               <w:rPr>
                 <w:noProof/>
               </w:rPr>
-              <w:instrText xml:space="preserve"> PAGEREF _Toc243694766 \h </w:instrText>
+              <w:instrText xml:space="preserve"> PAGEREF _Toc243697179 \h </w:instrText>
             </w:r>
             <w:r>
               <w:rPr>
@@ -1992,7 +2060,7 @@
               <w:szCs w:val="22"/>
             </w:rPr>
           </w:pPr>
-          <w:hyperlink w:anchor="_Toc243694767" w:history="1">
+          <w:hyperlink w:anchor="_Toc243697180" w:history="1">
             <w:r>
               <w:rPr>
                 <w:rStyle w:val="Hyperlink"/>
@@ -2016,7 +2084,7 @@
               <w:rPr>
                 <w:noProof/>
               </w:rPr>
-              <w:instrText xml:space="preserve"> PAGEREF _Toc243694767 \h </w:instrText>
+              <w:instrText xml:space="preserve"> PAGEREF _Toc243697180 \h </w:instrText>
             </w:r>
             <w:r>
               <w:rPr>
@@ -2057,7 +2125,7 @@
               <w:szCs w:val="22"/>
             </w:rPr>
           </w:pPr>
-          <w:hyperlink w:anchor="_Toc243694768" w:history="1">
+          <w:hyperlink w:anchor="_Toc243697181" w:history="1">
             <w:r>
               <w:rPr>
                 <w:rStyle w:val="Hyperlink"/>
@@ -2081,7 +2149,7 @@
               <w:rPr>
                 <w:noProof/>
               </w:rPr>
-              <w:instrText xml:space="preserve"> PAGEREF _Toc243694768 \h </w:instrText>
+              <w:instrText xml:space="preserve"> PAGEREF _Toc243697181 \h </w:instrText>
             </w:r>
             <w:r>
               <w:rPr>
@@ -2122,7 +2190,7 @@
               <w:szCs w:val="22"/>
             </w:rPr>
           </w:pPr>
-          <w:hyperlink w:anchor="_Toc243694769" w:history="1">
+          <w:hyperlink w:anchor="_Toc243697182" w:history="1">
             <w:r>
               <w:rPr>
                 <w:rStyle w:val="Hyperlink"/>
@@ -2146,7 +2214,7 @@
               <w:rPr>
                 <w:noProof/>
               </w:rPr>
-              <w:instrText xml:space="preserve"> PAGEREF _Toc243694769 \h </w:instrText>
+              <w:instrText xml:space="preserve"> PAGEREF _Toc243697182 \h </w:instrText>
             </w:r>
             <w:r>
               <w:rPr>
@@ -2187,7 +2255,7 @@
               <w:szCs w:val="22"/>
             </w:rPr>
           </w:pPr>
-          <w:hyperlink w:anchor="_Toc243694770" w:history="1">
+          <w:hyperlink w:anchor="_Toc243697183" w:history="1">
             <w:r>
               <w:rPr>
                 <w:rStyle w:val="Hyperlink"/>
@@ -2211,7 +2279,7 @@
               <w:rPr>
                 <w:noProof/>
               </w:rPr>
-              <w:instrText xml:space="preserve"> PAGEREF _Toc243694770 \h </w:instrText>
+              <w:instrText xml:space="preserve"> PAGEREF _Toc243697183 \h </w:instrText>
             </w:r>
             <w:r>
               <w:rPr>
@@ -2252,7 +2320,7 @@
               <w:szCs w:val="22"/>
             </w:rPr>
           </w:pPr>
-          <w:hyperlink w:anchor="_Toc243694771" w:history="1">
+          <w:hyperlink w:anchor="_Toc243697184" w:history="1">
             <w:r>
               <w:rPr>
                 <w:rStyle w:val="Hyperlink"/>
@@ -2276,7 +2344,7 @@
               <w:rPr>
                 <w:noProof/>
               </w:rPr>
-              <w:instrText xml:space="preserve"> PAGEREF _Toc243694771 \h </w:instrText>
+              <w:instrText xml:space="preserve"> PAGEREF _Toc243697184 \h </w:instrText>
             </w:r>
             <w:r>
               <w:rPr>
@@ -2317,7 +2385,7 @@
               <w:szCs w:val="22"/>
             </w:rPr>
           </w:pPr>
-          <w:hyperlink w:anchor="_Toc243694772" w:history="1">
+          <w:hyperlink w:anchor="_Toc243697185" w:history="1">
             <w:r>
               <w:rPr>
                 <w:rStyle w:val="Hyperlink"/>
@@ -2341,7 +2409,7 @@
               <w:rPr>
                 <w:noProof/>
               </w:rPr>
-              <w:instrText xml:space="preserve"> PAGEREF _Toc243694772 \h </w:instrText>
+              <w:instrText xml:space="preserve"> PAGEREF _Toc243697185 \h </w:instrText>
             </w:r>
             <w:r>
               <w:rPr>
@@ -2382,7 +2450,7 @@
               <w:szCs w:val="22"/>
             </w:rPr>
           </w:pPr>
-          <w:hyperlink w:anchor="_Toc243694773" w:history="1">
+          <w:hyperlink w:anchor="_Toc243697186" w:history="1">
             <w:r>
               <w:rPr>
                 <w:rStyle w:val="Hyperlink"/>
@@ -2406,7 +2474,7 @@
               <w:rPr>
                 <w:noProof/>
               </w:rPr>
-              <w:instrText xml:space="preserve"> PAGEREF _Toc243694773 \h </w:instrText>
+              <w:instrText xml:space="preserve"> PAGEREF _Toc243697186 \h </w:instrText>
             </w:r>
             <w:r>
               <w:rPr>
@@ -2423,7 +2491,7 @@
               <w:rPr>
                 <w:noProof/>
               </w:rPr>
-              <w:t>15</w:t>
+              <w:t>16</w:t>
             </w:r>
             <w:r>
               <w:rPr>
@@ -2449,7 +2517,7 @@
       <w:pPr>
         <w:pStyle w:val="Heading1"/>
       </w:pPr>
-      <w:bookmarkStart w:id="1" w:name="_Toc243694766"/>
+      <w:bookmarkStart w:id="1" w:name="_Toc243697179"/>
       <w:r>
         <w:lastRenderedPageBreak/>
         <w:t>1  How to use this guide</w:t>
@@ -2473,13 +2541,10 @@
       <w:pPr>
         <w:pStyle w:val="Heading1"/>
       </w:pPr>
-      <w:bookmarkStart w:id="2" w:name="_Toc243694767"/>
+      <w:bookmarkStart w:id="2" w:name="_Toc243697180"/>
       <w:r>
         <w:lastRenderedPageBreak/>
-        <w:t>2  Servers and</w:t>
-      </w:r>
-      <w:r>
-        <w:t xml:space="preserve"> database</w:t>
+        <w:t>2  Servers and database</w:t>
       </w:r>
       <w:bookmarkEnd w:id="2"/>
     </w:p>
@@ -2630,7 +2695,16 @@
                 <w:sz w:val="19"/>
                 <w:szCs w:val="19"/>
               </w:rPr>
-              <w:t>The site shows "We'll be right back"</w:t>
+              <w:t>The site show</w:t>
+            </w:r>
+            <w:r>
+              <w:rPr>
+                <w:b/>
+                <w:bCs/>
+                <w:sz w:val="19"/>
+                <w:szCs w:val="19"/>
+              </w:rPr>
+              <w:t>s "We'll be right back"</w:t>
             </w:r>
           </w:p>
         </w:tc>
@@ -2676,7 +2750,14 @@
                 <w:sz w:val="19"/>
                 <w:szCs w:val="19"/>
               </w:rPr>
-              <w:t>Start the servers (desktop Servers panel, Start All; or the background scripts in /root/dateroem_start, see Running and Operating); the page reloads by itself</w:t>
+              <w:t>Start the servers (desktop Servers panel, Start All; or the background scripts in /root/dateroem_start, see Ru</w:t>
+            </w:r>
+            <w:r>
+              <w:rPr>
+                <w:sz w:val="19"/>
+                <w:szCs w:val="19"/>
+              </w:rPr>
+              <w:t>nning and Operating); the page reloads by itself</w:t>
             </w:r>
           </w:p>
         </w:tc>
@@ -3543,7 +3624,7 @@
       <w:pPr>
         <w:pStyle w:val="Heading1"/>
       </w:pPr>
-      <w:bookmarkStart w:id="3" w:name="_Toc243694768"/>
+      <w:bookmarkStart w:id="3" w:name="_Toc243697181"/>
       <w:r>
         <w:lastRenderedPageBreak/>
         <w:t>3  Mobile app</w:t>
@@ -3697,7 +3778,7 @@
                 <w:sz w:val="19"/>
                 <w:szCs w:val="19"/>
               </w:rPr>
-              <w:t>A theme chosen on one device does not show on another that is open</w:t>
+              <w:t>A worker's document photo will not send</w:t>
             </w:r>
           </w:p>
         </w:tc>
@@ -3720,7 +3801,7 @@
                 <w:sz w:val="19"/>
                 <w:szCs w:val="19"/>
               </w:rPr>
-              <w:t>By design: an open app keeps its theme until it is started again or someone signs in (the website: until the page is reloaded), so no one is affected while working</w:t>
+              <w:t>Not a picture, or still larger than 3 MB after the phone shrank it</w:t>
             </w:r>
           </w:p>
         </w:tc>
@@ -3743,7 +3824,7 @@
                 <w:sz w:val="19"/>
                 <w:szCs w:val="19"/>
               </w:rPr>
-              <w:t>Close and reopen the app, sign in again, or reload the website</w:t>
+              <w:t>Take the photo again (flat, good light, every corner showing) or choose another</w:t>
             </w:r>
           </w:p>
         </w:tc>
@@ -3780,7 +3861,7 @@
                 <w:sz w:val="19"/>
                 <w:szCs w:val="19"/>
               </w:rPr>
-              <w:t>The phone asked for the fingerprint after being turned sideways</w:t>
+              <w:t>Worker details still say Needs changes</w:t>
             </w:r>
           </w:p>
         </w:tc>
@@ -3804,7 +3885,7 @@
                 <w:sz w:val="19"/>
                 <w:szCs w:val="19"/>
               </w:rPr>
-              <w:t>Phone app before 20 October 2026 rebuilt its screen when turned</w:t>
+              <w:t>The SuperAdmin sent them back with a note</w:t>
             </w:r>
           </w:p>
         </w:tc>
@@ -3828,7 +3909,7 @@
                 <w:sz w:val="19"/>
                 <w:szCs w:val="19"/>
               </w:rPr>
-              <w:t>Install the current app; turning the phone keeps it open and unlocked</w:t>
+              <w:t>Correct what the note says and save - they go back to be checked</w:t>
             </w:r>
           </w:p>
         </w:tc>
@@ -3864,7 +3945,7 @@
                 <w:sz w:val="19"/>
                 <w:szCs w:val="19"/>
               </w:rPr>
-              <w:t>The app still shows the drawn forest or the tree icon</w:t>
+              <w:t>A theme chosen on one device does not show on another that is open</w:t>
             </w:r>
           </w:p>
         </w:tc>
@@ -3887,7 +3968,7 @@
                 <w:sz w:val="19"/>
                 <w:szCs w:val="19"/>
               </w:rPr>
-              <w:t>An older build is installed</w:t>
+              <w:t>By design: an open app keeps its theme until it is started again or someone signs in (the website: until the page is reloaded), so no one is affected while working</w:t>
             </w:r>
           </w:p>
         </w:tc>
@@ -3910,7 +3991,7 @@
                 <w:sz w:val="19"/>
                 <w:szCs w:val="19"/>
               </w:rPr>
-              <w:t>Install a build from 18 October 2026 or later; some launchers keep the old icon until the phone restarts</w:t>
+              <w:t>Close and reopen the app, sign in again, or reload the website</w:t>
             </w:r>
           </w:p>
         </w:tc>
@@ -3947,7 +4028,7 @@
                 <w:sz w:val="19"/>
                 <w:szCs w:val="19"/>
               </w:rPr>
-              <w:t>"Failed to connect to 127.0.0.1:8001"</w:t>
+              <w:t>The phone asked for the fingerprint after being turned sideways</w:t>
             </w:r>
           </w:p>
         </w:tc>
@@ -3971,7 +4052,7 @@
                 <w:sz w:val="19"/>
                 <w:szCs w:val="19"/>
               </w:rPr>
-              <w:t>USB phone: the adb reverse rule was lost after a reboot or re-plug</w:t>
+              <w:t>Phone app before 20 October 2026 rebuilt its screen when turned</w:t>
             </w:r>
           </w:p>
         </w:tc>
@@ -3995,7 +4076,7 @@
                 <w:sz w:val="19"/>
                 <w:szCs w:val="19"/>
               </w:rPr>
-              <w:t>Re-plug the phone with the Servers panel open (it re-applies the rule) or run adb reverse tcp:8001 tcp:8001</w:t>
+              <w:t>Install the current app; turning the phone keeps it open and unlocked</w:t>
             </w:r>
           </w:p>
         </w:tc>
@@ -4031,7 +4112,7 @@
                 <w:sz w:val="19"/>
                 <w:szCs w:val="19"/>
               </w:rPr>
-              <w:t>"This app is for staff" at sign-in</w:t>
+              <w:t>The app still shows the drawn forest or the tree icon</w:t>
             </w:r>
           </w:p>
         </w:tc>
@@ -4054,7 +4135,7 @@
                 <w:sz w:val="19"/>
                 <w:szCs w:val="19"/>
               </w:rPr>
-              <w:t>A customer account: the phone app is for staff only (since 9 October 2026)</w:t>
+              <w:t>An older build is installed</w:t>
             </w:r>
           </w:p>
         </w:tc>
@@ -4077,7 +4158,7 @@
                 <w:sz w:val="19"/>
                 <w:szCs w:val="19"/>
               </w:rPr>
-              <w:t>Customers use the website; a staff member needs a staff role (desktop Users section)</w:t>
+              <w:t>Install a build from 18 October 2026 or later; some launchers keep the old icon until the phone restarts</w:t>
             </w:r>
           </w:p>
         </w:tc>
@@ -4114,7 +4195,7 @@
                 <w:sz w:val="19"/>
                 <w:szCs w:val="19"/>
               </w:rPr>
-              <w:t>Error 404 on every screen (shared APK)</w:t>
+              <w:t>"Failed to connect to 127.0.0.1:8001"</w:t>
             </w:r>
           </w:p>
         </w:tc>
@@ -4138,7 +4219,7 @@
                 <w:sz w:val="19"/>
                 <w:szCs w:val="19"/>
               </w:rPr>
-              <w:t>Caddy not running, so the tunnel reaches the wrong place</w:t>
+              <w:t>USB phone: the adb reverse rule was lost after a reboot or re-plug</w:t>
             </w:r>
           </w:p>
         </w:tc>
@@ -4162,7 +4243,7 @@
                 <w:sz w:val="19"/>
                 <w:szCs w:val="19"/>
               </w:rPr>
-              <w:t>Start "Tunnel Router (Caddy)" and "Public Tunnel"</w:t>
+              <w:t>Re-plug the phone with the Servers panel open (it re-applies the rule) or run adb reverse tcp:8001 tcp:8001</w:t>
             </w:r>
           </w:p>
         </w:tc>
@@ -4198,7 +4279,7 @@
                 <w:sz w:val="19"/>
                 <w:szCs w:val="19"/>
               </w:rPr>
-              <w:t>Cannot connect at all (shared APK)</w:t>
+              <w:t>"This app is for staff" at sign-in</w:t>
             </w:r>
           </w:p>
         </w:tc>
@@ -4221,7 +4302,7 @@
                 <w:sz w:val="19"/>
                 <w:szCs w:val="19"/>
               </w:rPr>
-              <w:t>Computer off, servers stopped, or tunnel offline</w:t>
+              <w:t>A customer account: the phone app is for staff only (since 9 October 2026)</w:t>
             </w:r>
           </w:p>
         </w:tc>
@@ -4244,7 +4325,7 @@
                 <w:sz w:val="19"/>
                 <w:szCs w:val="19"/>
               </w:rPr>
-              <w:t>Start All on the company computer; check http://localhost:4040</w:t>
+              <w:t>Customers use the website; a staff member needs a staff role (desktop Users section)</w:t>
             </w:r>
           </w:p>
         </w:tc>
@@ -4281,7 +4362,7 @@
                 <w:sz w:val="19"/>
                 <w:szCs w:val="19"/>
               </w:rPr>
-              <w:t>Product photos missing</w:t>
+              <w:t>Error 404 on every screen (shared APK)</w:t>
             </w:r>
           </w:p>
         </w:tc>
@@ -4305,7 +4386,7 @@
                 <w:sz w:val="19"/>
                 <w:szCs w:val="19"/>
               </w:rPr>
-              <w:t>Mobile server not running, or MEDIA_BASE_URL does not match the backend's media URL</w:t>
+              <w:t>Caddy not running, so the tunnel reaches the wrong place</w:t>
             </w:r>
           </w:p>
         </w:tc>
@@ -4329,7 +4410,7 @@
                 <w:sz w:val="19"/>
                 <w:szCs w:val="19"/>
               </w:rPr>
-              <w:t>Start the mobile server; make the two settings equal</w:t>
+              <w:t>Start "Tunnel Router (Caddy)" and "Public Tunnel"</w:t>
             </w:r>
           </w:p>
         </w:tc>
@@ -4365,7 +4446,7 @@
                 <w:sz w:val="19"/>
                 <w:szCs w:val="19"/>
               </w:rPr>
-              <w:t>"Your sign-in has expired"</w:t>
+              <w:t>Cannot connect at all (shared APK)</w:t>
             </w:r>
           </w:p>
         </w:tc>
@@ -4388,7 +4469,7 @@
                 <w:sz w:val="19"/>
                 <w:szCs w:val="19"/>
               </w:rPr>
-              <w:t>Sign-in token older than 30 days</w:t>
+              <w:t>Computer off, servers stopped, or tunnel offline</w:t>
             </w:r>
           </w:p>
         </w:tc>
@@ -4411,7 +4492,7 @@
                 <w:sz w:val="19"/>
                 <w:szCs w:val="19"/>
               </w:rPr>
-              <w:t>Sign in again</w:t>
+              <w:t>Start All on the company computer; check http://localhost:4040</w:t>
             </w:r>
           </w:p>
         </w:tc>
@@ -4448,7 +4529,7 @@
                 <w:sz w:val="19"/>
                 <w:szCs w:val="19"/>
               </w:rPr>
-              <w:t>"Waiting for approval" after signing in</w:t>
+              <w:t>Product photos missing</w:t>
             </w:r>
           </w:p>
         </w:tc>
@@ -4472,7 +4553,7 @@
                 <w:sz w:val="19"/>
                 <w:szCs w:val="19"/>
               </w:rPr>
-              <w:t>The account already has an approved phone, or this is a new install (new phone, reinstalled app or cleared app storage)</w:t>
+              <w:t>Mobile server not running, or MEDIA_BASE_URL does not match the backend's media URL</w:t>
             </w:r>
           </w:p>
         </w:tc>
@@ -4496,7 +4577,7 @@
                 <w:sz w:val="19"/>
                 <w:szCs w:val="19"/>
               </w:rPr>
-              <w:t>The SuperAdmin approves it in the desktop app, Users &gt; Phones (approving with replace blocks the old phone); then tap "Check again"</w:t>
+              <w:t>Start the mobile server; make the two settings equal</w:t>
             </w:r>
           </w:p>
         </w:tc>
@@ -4532,7 +4613,7 @@
                 <w:sz w:val="19"/>
                 <w:szCs w:val="19"/>
               </w:rPr>
-              <w:t>Signed out with "This phone is no longer approved for your account"</w:t>
+              <w:t>"Your sign-in has expired"</w:t>
             </w:r>
           </w:p>
         </w:tc>
@@ -4555,7 +4636,7 @@
                 <w:sz w:val="19"/>
                 <w:szCs w:val="19"/>
               </w:rPr>
-              <w:t>The SuperAdmin blocked or replaced this phone, or an admin disabled the account</w:t>
+              <w:t>Sign-in token older than 30 days</w:t>
             </w:r>
           </w:p>
         </w:tc>
@@ -4578,7 +4659,7 @@
                 <w:sz w:val="19"/>
                 <w:szCs w:val="19"/>
               </w:rPr>
-              <w:t>Ask the SuperAdmin; if it was a mistake they approve the phone again in Users &gt; Phones</w:t>
+              <w:t>Sign in again</w:t>
             </w:r>
           </w:p>
         </w:tc>
@@ -4615,7 +4696,7 @@
                 <w:sz w:val="19"/>
                 <w:szCs w:val="19"/>
               </w:rPr>
-              <w:t>"This phone has been blocked for this account" at sign-in</w:t>
+              <w:t>"Waiting for approval" after signing in</w:t>
             </w:r>
           </w:p>
         </w:tc>
@@ -4639,7 +4720,7 @@
                 <w:sz w:val="19"/>
                 <w:szCs w:val="19"/>
               </w:rPr>
-              <w:t>The phone was rejected or blocked earlier</w:t>
+              <w:t>The account already has an approved phone, or this is a new install (new phone, reinstalled app or cleared app storage)</w:t>
             </w:r>
           </w:p>
         </w:tc>
@@ -4663,7 +4744,7 @@
                 <w:sz w:val="19"/>
                 <w:szCs w:val="19"/>
               </w:rPr>
-              <w:t>The SuperAdmin can approve it again in Users &gt; Phones</w:t>
+              <w:t>The SuperAdmin approves it in the desktop app, Users &gt; Phones (approving with replace blocks the old phone); then tap "Check again"</w:t>
             </w:r>
           </w:p>
         </w:tc>
@@ -4699,7 +4780,7 @@
                 <w:sz w:val="19"/>
                 <w:szCs w:val="19"/>
               </w:rPr>
-              <w:t>Signing in works but every screen then says "Please sign in again"</w:t>
+              <w:t>Signed out with "This phone is no longer approved for your account"</w:t>
             </w:r>
           </w:p>
         </w:tc>
@@ -4722,7 +4803,7 @@
                 <w:sz w:val="19"/>
                 <w:szCs w:val="19"/>
               </w:rPr>
-              <w:t>A copy of the app built before 3 October 2026 (it has no phone key)</w:t>
+              <w:t>The SuperAdmin blocked or replaced this phone, or an admin disabled the account</w:t>
             </w:r>
           </w:p>
         </w:tc>
@@ -4745,7 +4826,7 @@
                 <w:sz w:val="19"/>
                 <w:szCs w:val="19"/>
               </w:rPr>
-              <w:t>Install the current APK from the download link</w:t>
+              <w:t>Ask the SuperAdmin; if it was a mistake they approve the phone again in Users &gt; Phones</w:t>
             </w:r>
           </w:p>
         </w:tc>
@@ -4782,7 +4863,7 @@
                 <w:sz w:val="19"/>
                 <w:szCs w:val="19"/>
               </w:rPr>
-              <w:t>"The sign-in took too long - please try again"</w:t>
+              <w:t>"This phone has been blocked for this account" at sign-in</w:t>
             </w:r>
           </w:p>
         </w:tc>
@@ -4806,7 +4887,7 @@
                 <w:sz w:val="19"/>
                 <w:szCs w:val="19"/>
               </w:rPr>
-              <w:t>More than 2 minutes passed during sign-in, or the backend restarted in the middle of it</w:t>
+              <w:t>The phone was rejected or blocked earlier</w:t>
             </w:r>
           </w:p>
         </w:tc>
@@ -4830,7 +4911,7 @@
                 <w:sz w:val="19"/>
                 <w:szCs w:val="19"/>
               </w:rPr>
-              <w:t>Sign in again</w:t>
+              <w:t>The SuperAdmin can approve it again in Users &gt; Phones</w:t>
             </w:r>
           </w:p>
         </w:tc>
@@ -4866,7 +4947,7 @@
                 <w:sz w:val="19"/>
                 <w:szCs w:val="19"/>
               </w:rPr>
-              <w:t>"Set a screen lock first" instead of the app</w:t>
+              <w:t>Signing in works but every screen then says "Please sign in again"</w:t>
             </w:r>
           </w:p>
         </w:tc>
@@ -4889,7 +4970,7 @@
                 <w:sz w:val="19"/>
                 <w:szCs w:val="19"/>
               </w:rPr>
-              <w:t>The phone has no fingerprint, PIN, pattern or password</w:t>
+              <w:t>A copy of the app built before 3 October 2026 (it has no phone key)</w:t>
             </w:r>
           </w:p>
         </w:tc>
@@ -4912,7 +4993,7 @@
                 <w:sz w:val="19"/>
                 <w:szCs w:val="19"/>
               </w:rPr>
-              <w:t>Add a screen lock in the phone's Settings (the button opens the right page), then return to the app</w:t>
+              <w:t>Install the current APK from the download link</w:t>
             </w:r>
           </w:p>
         </w:tc>
@@ -4949,7 +5030,174 @@
                 <w:sz w:val="19"/>
                 <w:szCs w:val="19"/>
               </w:rPr>
+              <w:t>"The sign-in took too long - please try again"</w:t>
+            </w:r>
+          </w:p>
+        </w:tc>
+        <w:tc>
+          <w:tcPr>
+            <w:tcW w:w="3011" w:type="dxa"/>
+            <w:shd w:val="clear" w:color="auto" w:fill="F4F5F3"/>
+            <w:tcMar>
+              <w:top w:w="50" w:type="dxa"/>
+              <w:left w:w="90" w:type="dxa"/>
+              <w:bottom w:w="50" w:type="dxa"/>
+              <w:right w:w="90" w:type="dxa"/>
+            </w:tcMar>
+          </w:tcPr>
+          <w:p>
+            <w:pPr>
+              <w:spacing w:after="20" w:line="252" w:lineRule="auto"/>
+            </w:pPr>
+            <w:r>
+              <w:rPr>
+                <w:sz w:val="19"/>
+                <w:szCs w:val="19"/>
+              </w:rPr>
+              <w:t>More than 2 minutes passed during sign-in, or the backend restarted in the middle of it</w:t>
+            </w:r>
+          </w:p>
+        </w:tc>
+        <w:tc>
+          <w:tcPr>
+            <w:tcW w:w="3857" w:type="dxa"/>
+            <w:shd w:val="clear" w:color="auto" w:fill="F4F5F3"/>
+            <w:tcMar>
+              <w:top w:w="50" w:type="dxa"/>
+              <w:left w:w="90" w:type="dxa"/>
+              <w:bottom w:w="50" w:type="dxa"/>
+              <w:right w:w="90" w:type="dxa"/>
+            </w:tcMar>
+          </w:tcPr>
+          <w:p>
+            <w:pPr>
+              <w:spacing w:after="20" w:line="252" w:lineRule="auto"/>
+            </w:pPr>
+            <w:r>
+              <w:rPr>
+                <w:sz w:val="19"/>
+                <w:szCs w:val="19"/>
+              </w:rPr>
+              <w:t>Sign in again</w:t>
+            </w:r>
+          </w:p>
+        </w:tc>
+      </w:tr>
+      <w:tr>
+        <w:tblPrEx>
+          <w:tblCellMar>
+            <w:top w:w="0" w:type="dxa"/>
+            <w:bottom w:w="0" w:type="dxa"/>
+          </w:tblCellMar>
+        </w:tblPrEx>
+        <w:trPr>
+          <w:cantSplit/>
+        </w:trPr>
+        <w:tc>
+          <w:tcPr>
+            <w:tcW w:w="2770" w:type="dxa"/>
+            <w:tcMar>
+              <w:top w:w="50" w:type="dxa"/>
+              <w:left w:w="90" w:type="dxa"/>
+              <w:bottom w:w="50" w:type="dxa"/>
+              <w:right w:w="90" w:type="dxa"/>
+            </w:tcMar>
+          </w:tcPr>
+          <w:p>
+            <w:pPr>
+              <w:spacing w:after="20" w:line="252" w:lineRule="auto"/>
+            </w:pPr>
+            <w:r>
+              <w:rPr>
+                <w:b/>
+                <w:bCs/>
+                <w:sz w:val="19"/>
+                <w:szCs w:val="19"/>
+              </w:rPr>
               <w:lastRenderedPageBreak/>
+              <w:t>"Set a screen lock first" instead of the app</w:t>
+            </w:r>
+          </w:p>
+        </w:tc>
+        <w:tc>
+          <w:tcPr>
+            <w:tcW w:w="3011" w:type="dxa"/>
+            <w:tcMar>
+              <w:top w:w="50" w:type="dxa"/>
+              <w:left w:w="90" w:type="dxa"/>
+              <w:bottom w:w="50" w:type="dxa"/>
+              <w:right w:w="90" w:type="dxa"/>
+            </w:tcMar>
+          </w:tcPr>
+          <w:p>
+            <w:pPr>
+              <w:spacing w:after="20" w:line="252" w:lineRule="auto"/>
+            </w:pPr>
+            <w:r>
+              <w:rPr>
+                <w:sz w:val="19"/>
+                <w:szCs w:val="19"/>
+              </w:rPr>
+              <w:t>The phone has no fingerprint, PIN, pattern or password</w:t>
+            </w:r>
+          </w:p>
+        </w:tc>
+        <w:tc>
+          <w:tcPr>
+            <w:tcW w:w="3857" w:type="dxa"/>
+            <w:tcMar>
+              <w:top w:w="50" w:type="dxa"/>
+              <w:left w:w="90" w:type="dxa"/>
+              <w:bottom w:w="50" w:type="dxa"/>
+              <w:right w:w="90" w:type="dxa"/>
+            </w:tcMar>
+          </w:tcPr>
+          <w:p>
+            <w:pPr>
+              <w:spacing w:after="20" w:line="252" w:lineRule="auto"/>
+            </w:pPr>
+            <w:r>
+              <w:rPr>
+                <w:sz w:val="19"/>
+                <w:szCs w:val="19"/>
+              </w:rPr>
+              <w:t>Add a screen lock in the phone's Settings (the button opens the right page), then return to the app</w:t>
+            </w:r>
+          </w:p>
+        </w:tc>
+      </w:tr>
+      <w:tr>
+        <w:tblPrEx>
+          <w:tblCellMar>
+            <w:top w:w="0" w:type="dxa"/>
+            <w:bottom w:w="0" w:type="dxa"/>
+          </w:tblCellMar>
+        </w:tblPrEx>
+        <w:trPr>
+          <w:cantSplit/>
+        </w:trPr>
+        <w:tc>
+          <w:tcPr>
+            <w:tcW w:w="2770" w:type="dxa"/>
+            <w:shd w:val="clear" w:color="auto" w:fill="F4F5F3"/>
+            <w:tcMar>
+              <w:top w:w="50" w:type="dxa"/>
+              <w:left w:w="90" w:type="dxa"/>
+              <w:bottom w:w="50" w:type="dxa"/>
+              <w:right w:w="90" w:type="dxa"/>
+            </w:tcMar>
+          </w:tcPr>
+          <w:p>
+            <w:pPr>
+              <w:spacing w:after="20" w:line="252" w:lineRule="auto"/>
+            </w:pPr>
+            <w:r>
+              <w:rPr>
+                <w:b/>
+                <w:bCs/>
+                <w:sz w:val="19"/>
+                <w:szCs w:val="19"/>
+              </w:rPr>
               <w:t>Voice input does nothing, or "Voice needs the microphone ..." appears</w:t>
             </w:r>
           </w:p>
@@ -5274,7 +5522,7 @@
       <w:pPr>
         <w:pStyle w:val="Heading1"/>
       </w:pPr>
-      <w:bookmarkStart w:id="4" w:name="_Toc243694769"/>
+      <w:bookmarkStart w:id="4" w:name="_Toc243697182"/>
       <w:r>
         <w:lastRenderedPageBreak/>
         <w:t>4  Website</w:t>
@@ -8384,7 +8632,7 @@
       <w:pPr>
         <w:pStyle w:val="Heading1"/>
       </w:pPr>
-      <w:bookmarkStart w:id="5" w:name="_Toc243694770"/>
+      <w:bookmarkStart w:id="5" w:name="_Toc243697183"/>
       <w:r>
         <w:lastRenderedPageBreak/>
         <w:t>5  Payments</w:t>
@@ -9357,7 +9605,7 @@
       <w:pPr>
         <w:pStyle w:val="Heading1"/>
       </w:pPr>
-      <w:bookmarkStart w:id="6" w:name="_Toc243694771"/>
+      <w:bookmarkStart w:id="6" w:name="_Toc243697184"/>
       <w:r>
         <w:lastRenderedPageBreak/>
         <w:t>6  AI assistant</w:t>
@@ -9911,7 +10159,7 @@
       <w:pPr>
         <w:pStyle w:val="Heading1"/>
       </w:pPr>
-      <w:bookmarkStart w:id="7" w:name="_Toc243694772"/>
+      <w:bookmarkStart w:id="7" w:name="_Toc243697185"/>
       <w:r>
         <w:lastRenderedPageBreak/>
         <w:t>7  Desktop app</w:t>
@@ -10065,7 +10313,7 @@
                 <w:sz w:val="19"/>
                 <w:szCs w:val="19"/>
               </w:rPr>
-              <w:t>An order is red (LATE) in Orders</w:t>
+              <w:t>Worker details say "not set up on the server yet"</w:t>
             </w:r>
           </w:p>
         </w:tc>
@@ -10088,7 +10336,7 @@
                 <w:sz w:val="19"/>
                 <w:szCs w:val="19"/>
               </w:rPr>
-              <w:t>It is still waiting for a delivery and the date the customer was promised has passed</w:t>
+              <w:t>The backend has no app.workers.data-secret (for example after a move where it wasn't copied)</w:t>
             </w:r>
           </w:p>
         </w:tc>
@@ -10111,7 +10359,7 @@
                 <w:sz w:val="19"/>
                 <w:szCs w:val="19"/>
               </w:rPr>
-              <w:t>Put it on the next delivery going that way; consider telling the customer the new date</w:t>
+              <w:t>Copy the key from the old application.properties (or the owner's copy) into the backend's settings and restart the backend. Do not make a new key</w:t>
             </w:r>
           </w:p>
         </w:tc>
@@ -10148,7 +10396,7 @@
                 <w:sz w:val="19"/>
                 <w:szCs w:val="19"/>
               </w:rPr>
-              <w:t>An order is orange (DUE SOON)</w:t>
+              <w:t>There is no Open Details button in Worker Details</w:t>
             </w:r>
           </w:p>
         </w:tc>
@@ -10172,7 +10420,7 @@
                 <w:sz w:val="19"/>
                 <w:szCs w:val="19"/>
               </w:rPr>
-              <w:t>It is close to its promised date - the last quarter of the time promised, at least 5 days before</w:t>
+              <w:t>Only the SuperAdmin opens staff details</w:t>
             </w:r>
           </w:p>
         </w:tc>
@@ -10196,7 +10444,7 @@
                 <w:sz w:val="19"/>
                 <w:szCs w:val="19"/>
               </w:rPr>
-              <w:t>Assign it to a delivery that arrives by the promised date</w:t>
+              <w:t>Ask the SuperAdmin</w:t>
             </w:r>
           </w:p>
         </w:tc>
@@ -10232,7 +10480,7 @@
                 <w:sz w:val="19"/>
                 <w:szCs w:val="19"/>
               </w:rPr>
-              <w:t>A phone shows an old company card</w:t>
+              <w:t>An order is red (LATE) in Orders</w:t>
             </w:r>
           </w:p>
         </w:tc>
@@ -10255,7 +10503,7 @@
                 <w:sz w:val="19"/>
                 <w:szCs w:val="19"/>
               </w:rPr>
-              <w:t>It was offline when Home opened, so it shows the copy it kept</w:t>
+              <w:t>It is still waiting for a delivery and the date the customer was promised has passed</w:t>
             </w:r>
           </w:p>
         </w:tc>
@@ -10278,7 +10526,7 @@
                 <w:sz w:val="19"/>
                 <w:szCs w:val="19"/>
               </w:rPr>
-              <w:t>Open Home again once the phone is online; only the SuperAdmin changes the card</w:t>
+              <w:t>Put it on the next delivery going that way; consider telling the customer the new date</w:t>
             </w:r>
           </w:p>
         </w:tc>
@@ -10315,7 +10563,7 @@
                 <w:sz w:val="19"/>
                 <w:szCs w:val="19"/>
               </w:rPr>
-              <w:t>Someone forgot their password</w:t>
+              <w:t>An order is orange (DUE SOON)</w:t>
             </w:r>
           </w:p>
         </w:tc>
@@ -10339,7 +10587,7 @@
                 <w:sz w:val="19"/>
                 <w:szCs w:val="19"/>
               </w:rPr>
-              <w:t>Passwords can't be read by anyone</w:t>
+              <w:t>It is close to its promised date - the last quarter of the time promised, at least 5 days before</w:t>
             </w:r>
           </w:p>
         </w:tc>
@@ -10363,7 +10611,7 @@
                 <w:sz w:val="19"/>
                 <w:szCs w:val="19"/>
               </w:rPr>
-              <w:t>An admin opens Users, selects the account and presses Reset Password, then gives the person the temporary password in person or by phone (an Admin's only by the SuperAdmin)</w:t>
+              <w:t>Assign it to a delivery that arrives by the promised date</w:t>
             </w:r>
           </w:p>
         </w:tc>
@@ -10399,7 +10647,7 @@
                 <w:sz w:val="19"/>
                 <w:szCs w:val="19"/>
               </w:rPr>
-              <w:t>The app locked itself</w:t>
+              <w:t>A phone shows an old company card</w:t>
             </w:r>
           </w:p>
         </w:tc>
@@ -10422,7 +10670,7 @@
                 <w:sz w:val="19"/>
                 <w:szCs w:val="19"/>
               </w:rPr>
-              <w:t>The idle lock: no key or mouse movement for the SuperAdmin's minutes</w:t>
+              <w:t>It was offline when Home opened, so it shows the copy it kept</w:t>
             </w:r>
           </w:p>
         </w:tc>
@@ -10445,7 +10693,7 @@
                 <w:sz w:val="19"/>
                 <w:szCs w:val="19"/>
               </w:rPr>
-              <w:t>Type the password and Unlock - nothing was lost. The SuperAdmin can change the minutes in Settings &gt; Idle lock</w:t>
+              <w:t>Open Home again once the phone is online; only the SuperAdmin changes the card</w:t>
             </w:r>
           </w:p>
         </w:tc>
@@ -10482,7 +10730,7 @@
                 <w:sz w:val="19"/>
                 <w:szCs w:val="19"/>
               </w:rPr>
-              <w:t>Signed out after typing wrong passwords on the lock</w:t>
+              <w:t>Someone forgot their password</w:t>
             </w:r>
           </w:p>
         </w:tc>
@@ -10506,7 +10754,7 @@
                 <w:sz w:val="19"/>
                 <w:szCs w:val="19"/>
               </w:rPr>
-              <w:t>Five wrong passwords in 15 minutes</w:t>
+              <w:t>Passwords can't be read by anyone</w:t>
             </w:r>
           </w:p>
         </w:tc>
@@ -10530,7 +10778,7 @@
                 <w:sz w:val="19"/>
                 <w:szCs w:val="19"/>
               </w:rPr>
-              <w:t>Sign in again; if the password is forgotten, ask an admin to reset it</w:t>
+              <w:t>An admin opens Users, selects the account and presses Reset Password, then gives the person the temporary password in person or by phone (an Admin's only by the SuperAdmin)</w:t>
             </w:r>
           </w:p>
         </w:tc>
@@ -10566,7 +10814,7 @@
                 <w:sz w:val="19"/>
                 <w:szCs w:val="19"/>
               </w:rPr>
-              <w:t>The taskbar or the Start Menu still shows the old tree icon</w:t>
+              <w:t>The app locked itself</w:t>
             </w:r>
           </w:p>
         </w:tc>
@@ -10589,7 +10837,7 @@
                 <w:sz w:val="19"/>
                 <w:szCs w:val="19"/>
               </w:rPr>
-              <w:t>Windows keeps icons in its icon cache</w:t>
+              <w:t>The idle lock: no key or mouse movement for the SuperAdmin's minutes</w:t>
             </w:r>
           </w:p>
         </w:tc>
@@ -10612,7 +10860,7 @@
                 <w:sz w:val="19"/>
                 <w:szCs w:val="19"/>
               </w:rPr>
-              <w:t>Restart the app; if the shortcut still shows it, sign out of Windows and back in (the icon is app/assets/icon.ico)</w:t>
+              <w:t>Type the password and Unlock - nothing was lost. The SuperAdmin can change the minutes in Settings &gt; Idle lock</w:t>
             </w:r>
           </w:p>
         </w:tc>
@@ -10649,7 +10897,7 @@
                 <w:sz w:val="19"/>
                 <w:szCs w:val="19"/>
               </w:rPr>
-              <w:t>Sign-in does nothing or fails, or "Couldn't reach the server at ..."</w:t>
+              <w:t>Signed out after typing wrong passwords on the lock</w:t>
             </w:r>
           </w:p>
         </w:tc>
@@ -10673,7 +10921,7 @@
                 <w:sz w:val="19"/>
                 <w:szCs w:val="19"/>
               </w:rPr>
-              <w:t>Backend or admin server not running, or the server address under the sign-in card is wrong</w:t>
+              <w:t>Five wrong passwords in 15 minutes</w:t>
             </w:r>
           </w:p>
         </w:tc>
@@ -10697,7 +10945,7 @@
                 <w:sz w:val="19"/>
                 <w:szCs w:val="19"/>
               </w:rPr>
-              <w:t>Open Servers from the sign-in window and Start All; check the address (Change); on this computer it is http://127.0.0.1:8002</w:t>
+              <w:t>Sign in again; if the password is forgotten, ask an admin to reset it</w:t>
             </w:r>
           </w:p>
         </w:tc>
@@ -10733,7 +10981,7 @@
                 <w:sz w:val="19"/>
                 <w:szCs w:val="19"/>
               </w:rPr>
-              <w:t>Every request takes about 20 seconds or times out on this computer</w:t>
+              <w:t>The taskbar or the Start Menu still shows the old tree icon</w:t>
             </w:r>
           </w:p>
         </w:tc>
@@ -10756,7 +11004,7 @@
                 <w:sz w:val="19"/>
                 <w:szCs w:val="19"/>
               </w:rPr>
-              <w:t>The server address uses "localhost"; Windows tries its IPv6 address first and that route into WSL can hang</w:t>
+              <w:t>Windows keeps icons in its icon cache</w:t>
             </w:r>
           </w:p>
         </w:tc>
@@ -10779,7 +11027,7 @@
                 <w:sz w:val="19"/>
                 <w:szCs w:val="19"/>
               </w:rPr>
-              <w:t>Change the address to http://127.0.0.1:8002</w:t>
+              <w:t>Restart the app; if the shortcut still shows it, sign out of Windows and back in (the icon is app/assets/icon.ico)</w:t>
             </w:r>
           </w:p>
         </w:tc>
@@ -10816,7 +11064,7 @@
                 <w:sz w:val="19"/>
                 <w:szCs w:val="19"/>
               </w:rPr>
-              <w:t>"This computer is waiting for approval ..."</w:t>
+              <w:t>Sign-in does nothing or fails, or "Couldn't reach the server at ..."</w:t>
             </w:r>
           </w:p>
         </w:tc>
@@ -10840,7 +11088,7 @@
                 <w:sz w:val="19"/>
                 <w:szCs w:val="19"/>
               </w:rPr>
-              <w:t>First sign-in on this computer (or for this account on it), or a new Windows user</w:t>
+              <w:t>Backend or admin server not running, or the server address under the sign-in card is wrong</w:t>
             </w:r>
           </w:p>
         </w:tc>
@@ -10864,7 +11112,7 @@
                 <w:sz w:val="19"/>
                 <w:szCs w:val="19"/>
               </w:rPr>
-              <w:t>The SuperAdmin approves it in Users &gt; Computers - the message gives the name it is listed under; then sign in again</w:t>
+              <w:t>Open Servers from the sign-in window and Start All; check the address (Change); on this computer it is http://127.0.0.1:8002</w:t>
             </w:r>
           </w:p>
         </w:tc>
@@ -10900,7 +11148,7 @@
                 <w:sz w:val="19"/>
                 <w:szCs w:val="19"/>
               </w:rPr>
-              <w:t>"This computer has been blocked for this account" at sign-in</w:t>
+              <w:t>Every request takes about 20 seconds or times out on this computer</w:t>
             </w:r>
           </w:p>
         </w:tc>
@@ -10923,7 +11171,7 @@
                 <w:sz w:val="19"/>
                 <w:szCs w:val="19"/>
               </w:rPr>
-              <w:t>It was rejected or blocked earlier</w:t>
+              <w:t>The server address uses "localhost"; Windows tries its IPv6 address first and that route into WSL can hang</w:t>
             </w:r>
           </w:p>
         </w:tc>
@@ -10946,7 +11194,7 @@
                 <w:sz w:val="19"/>
                 <w:szCs w:val="19"/>
               </w:rPr>
-              <w:t>The SuperAdmin can approve it again in Users &gt; Computers</w:t>
+              <w:t>Change the address to http://127.0.0.1:8002</w:t>
             </w:r>
           </w:p>
         </w:tc>
@@ -10983,7 +11231,7 @@
                 <w:sz w:val="19"/>
                 <w:szCs w:val="19"/>
               </w:rPr>
-              <w:t>Back at the sign-in screen with "This computer is no longer approved ..."</w:t>
+              <w:t>"This computer is waiting for approval ..."</w:t>
             </w:r>
           </w:p>
         </w:tc>
@@ -11007,7 +11255,7 @@
                 <w:sz w:val="19"/>
                 <w:szCs w:val="19"/>
               </w:rPr>
-              <w:t>The SuperAdmin blocked or replaced this computer, the account was disabled, or it is no longer Admin or SuperAdmin</w:t>
+              <w:t>First sign-in on this computer (or for this account on it), or a new Windows user</w:t>
             </w:r>
           </w:p>
         </w:tc>
@@ -11031,7 +11279,7 @@
                 <w:sz w:val="19"/>
                 <w:szCs w:val="19"/>
               </w:rPr>
-              <w:t>Ask the SuperAdmin</w:t>
+              <w:t>The SuperAdmin approves it in Users &gt; Computers - the message gives the name it is listed under; then sign in again</w:t>
             </w:r>
           </w:p>
         </w:tc>
@@ -11067,7 +11315,7 @@
                 <w:sz w:val="19"/>
                 <w:szCs w:val="19"/>
               </w:rPr>
-              <w:t>Back at the sign-in screen with "Please sign in again."</w:t>
+              <w:t>"This computer has been blocked for this account" at sign-in</w:t>
             </w:r>
           </w:p>
         </w:tc>
@@ -11090,7 +11338,7 @@
                 <w:sz w:val="19"/>
                 <w:szCs w:val="19"/>
               </w:rPr>
-              <w:t>The 12-hour sign-in ran out (or the backend's sign-in key changed)</w:t>
+              <w:t>It was rejected or blocked earlier</w:t>
             </w:r>
           </w:p>
         </w:tc>
@@ -11113,7 +11361,7 @@
                 <w:sz w:val="19"/>
                 <w:szCs w:val="19"/>
               </w:rPr>
-              <w:t>Sign in again</w:t>
+              <w:t>The SuperAdmin can approve it again in Users &gt; Computers</w:t>
             </w:r>
           </w:p>
         </w:tc>
@@ -11150,7 +11398,7 @@
                 <w:sz w:val="19"/>
                 <w:szCs w:val="19"/>
               </w:rPr>
-              <w:t>"Too many wrong passwords. Try again in N minutes."</w:t>
+              <w:t>Back at the sign-in screen with "This computer is no longer approved ..."</w:t>
             </w:r>
           </w:p>
         </w:tc>
@@ -11174,7 +11422,7 @@
                 <w:sz w:val="19"/>
                 <w:szCs w:val="19"/>
               </w:rPr>
-              <w:t>5 wrong passwords for this account from this address within 15 minutes</w:t>
+              <w:t>The SuperAdmin blocked or replaced this computer, the account was disabled, or it is no longer Admin or SuperAdmin</w:t>
             </w:r>
           </w:p>
         </w:tc>
@@ -11198,7 +11446,7 @@
                 <w:sz w:val="19"/>
                 <w:szCs w:val="19"/>
               </w:rPr>
-              <w:t>Wait, or restart the admin server to clear the count; check Caps Lock</w:t>
+              <w:t>Ask the SuperAdmin</w:t>
             </w:r>
           </w:p>
         </w:tc>
@@ -11234,7 +11482,7 @@
                 <w:sz w:val="19"/>
                 <w:szCs w:val="19"/>
               </w:rPr>
-              <w:t>"This copy of the desktop app is too old - please install the new one."</w:t>
+              <w:t>Back at the sign-in screen with "Please sign in again."</w:t>
             </w:r>
           </w:p>
         </w:tc>
@@ -11257,7 +11505,7 @@
                 <w:sz w:val="19"/>
                 <w:szCs w:val="19"/>
               </w:rPr>
-              <w:t>A copy from before 5 October 2026, or older than the server's MIN_DESKTOP_VERSION</w:t>
+              <w:t>The 12-hour sign-in ran out (or the backend's sign-in key changed)</w:t>
             </w:r>
           </w:p>
         </w:tc>
@@ -11280,7 +11528,7 @@
                 <w:sz w:val="19"/>
                 <w:szCs w:val="19"/>
               </w:rPr>
-              <w:t>Install the current copy</w:t>
+              <w:t>Sign in again</w:t>
             </w:r>
           </w:p>
         </w:tc>
@@ -11317,7 +11565,7 @@
                 <w:sz w:val="19"/>
                 <w:szCs w:val="19"/>
               </w:rPr>
-              <w:t>"The '...' role can't use the desktop app"</w:t>
+              <w:t>"Too many wrong passwords. Try again in N minutes."</w:t>
             </w:r>
           </w:p>
         </w:tc>
@@ -11341,7 +11589,7 @@
                 <w:sz w:val="19"/>
                 <w:szCs w:val="19"/>
               </w:rPr>
-              <w:t>The account is not Admin or SuperAdmin</w:t>
+              <w:t>5 wrong passwords for this account from this address within 15 minutes</w:t>
             </w:r>
           </w:p>
         </w:tc>
@@ -11365,7 +11613,7 @@
                 <w:sz w:val="19"/>
                 <w:szCs w:val="19"/>
               </w:rPr>
-              <w:t>Use an Admin account, or have the role changed in Users</w:t>
+              <w:t>Wait, or restart the admin server to clear the count; check Caps Lock</w:t>
             </w:r>
           </w:p>
         </w:tc>
@@ -11402,7 +11650,7 @@
                 <w:szCs w:val="19"/>
               </w:rPr>
               <w:lastRenderedPageBreak/>
-              <w:t>Approve and Block are greyed out in Phones or Computers; "only the SuperAdmin can change this account"</w:t>
+              <w:t>"This copy of the desktop app is too old - please install the new one."</w:t>
             </w:r>
           </w:p>
         </w:tc>
@@ -11425,7 +11673,7 @@
                 <w:sz w:val="19"/>
                 <w:szCs w:val="19"/>
               </w:rPr>
-              <w:t>Only the SuperAdmin approves phones and computers and changes the SuperAdmin account</w:t>
+              <w:t>A copy from before 5 October 2026, or older than the server's MIN_DESKTOP_VERSION</w:t>
             </w:r>
           </w:p>
         </w:tc>
@@ -11448,7 +11696,7 @@
                 <w:sz w:val="19"/>
                 <w:szCs w:val="19"/>
               </w:rPr>
-              <w:t>Ask the SuperAdmin (sadmin)</w:t>
+              <w:t>Install the current copy</w:t>
             </w:r>
           </w:p>
         </w:tc>
@@ -11485,7 +11733,7 @@
                 <w:sz w:val="19"/>
                 <w:szCs w:val="19"/>
               </w:rPr>
-              <w:t>No Servers section or Manage Servers button</w:t>
+              <w:t>"The '...' role can't use the desktop app"</w:t>
             </w:r>
           </w:p>
         </w:tc>
@@ -11509,7 +11757,7 @@
                 <w:sz w:val="19"/>
                 <w:szCs w:val="19"/>
               </w:rPr>
-              <w:t>The server address is not this computer, or this is a copy for other admins (without core/server_manager.py)</w:t>
+              <w:t>The account is not Admin or SuperAdmin</w:t>
             </w:r>
           </w:p>
         </w:tc>
@@ -11533,7 +11781,7 @@
                 <w:sz w:val="19"/>
                 <w:szCs w:val="19"/>
               </w:rPr>
-              <w:t>Expected; servers are started where they run</w:t>
+              <w:t>Use an Admin account, or have the role changed in Users</w:t>
             </w:r>
           </w:p>
         </w:tc>
@@ -11569,7 +11817,7 @@
                 <w:sz w:val="19"/>
                 <w:szCs w:val="19"/>
               </w:rPr>
-              <w:t>"Windows protected your PC" when opening the shared copy</w:t>
+              <w:t>Approve and Block are greyed out in Phones or Computers; "only the SuperAdmin can change this account"</w:t>
             </w:r>
           </w:p>
         </w:tc>
@@ -11592,7 +11840,7 @@
                 <w:sz w:val="19"/>
                 <w:szCs w:val="19"/>
               </w:rPr>
-              <w:t>The app is not code-signed</w:t>
+              <w:t>Only the SuperAdmin approves phones and computers and changes the SuperAdmin account</w:t>
             </w:r>
           </w:p>
         </w:tc>
@@ -11615,7 +11863,7 @@
                 <w:sz w:val="19"/>
                 <w:szCs w:val="19"/>
               </w:rPr>
-              <w:t>More info, then Run anyway (a code-signing certificate removes the warning - Production Go-Live Checklist)</w:t>
+              <w:t>Ask the SuperAdmin (sadmin)</w:t>
             </w:r>
           </w:p>
         </w:tc>
@@ -11652,7 +11900,7 @@
                 <w:sz w:val="19"/>
                 <w:szCs w:val="19"/>
               </w:rPr>
-              <w:t>Shared copy: "Couldn't reach the server at ..."</w:t>
+              <w:t>No Servers section or Manage Servers button</w:t>
             </w:r>
           </w:p>
         </w:tc>
@@ -11676,7 +11924,7 @@
                 <w:sz w:val="19"/>
                 <w:szCs w:val="19"/>
               </w:rPr>
-              <w:t>The owner's computer, the servers or the public tunnel are off, or the address is wrong</w:t>
+              <w:t>The server address is not this computer, or this is a copy for other admins (without core/server_manager.py)</w:t>
             </w:r>
           </w:p>
         </w:tc>
@@ -11700,7 +11948,7 @@
                 <w:sz w:val="19"/>
                 <w:szCs w:val="19"/>
               </w:rPr>
-              <w:t>Check that everything is running on the owner's computer (Servers: Start All); check the address under the sign-in card</w:t>
+              <w:t>Expected; servers are started where they run</w:t>
             </w:r>
           </w:p>
         </w:tc>
@@ -11736,7 +11984,7 @@
                 <w:sz w:val="19"/>
                 <w:szCs w:val="19"/>
               </w:rPr>
-              <w:t>"... a secure connection could not be made"</w:t>
+              <w:t>"Windows protected your PC" when opening the shared copy</w:t>
             </w:r>
           </w:p>
         </w:tc>
@@ -11759,7 +12007,7 @@
                 <w:sz w:val="19"/>
                 <w:szCs w:val="19"/>
               </w:rPr>
-              <w:t>The address is not https, its certificate is not trusted, or the network blocks the connection</w:t>
+              <w:t>The app is not code-signed</w:t>
             </w:r>
           </w:p>
         </w:tc>
@@ -11782,7 +12030,7 @@
                 <w:sz w:val="19"/>
                 <w:szCs w:val="19"/>
               </w:rPr>
-              <w:t>Open the same address in a browser on that computer: if that fails too, the network or the server is at fault</w:t>
+              <w:t>More info, then Run anyway (a code-signing certificate removes the warning - Production Go-Live Checklist)</w:t>
             </w:r>
           </w:p>
         </w:tc>
@@ -11819,7 +12067,7 @@
                 <w:sz w:val="19"/>
                 <w:szCs w:val="19"/>
               </w:rPr>
-              <w:t>"Only the SuperAdmin can change a username."</w:t>
+              <w:t>Shared copy: "Couldn't reach the server at ..."</w:t>
             </w:r>
           </w:p>
         </w:tc>
@@ -11843,7 +12091,7 @@
                 <w:sz w:val="19"/>
                 <w:szCs w:val="19"/>
               </w:rPr>
-              <w:t>An Admin tried to change a username</w:t>
+              <w:t>The owner's computer, the servers or the public tunnel are off, or the address is wrong</w:t>
             </w:r>
           </w:p>
         </w:tc>
@@ -11867,7 +12115,7 @@
                 <w:sz w:val="19"/>
                 <w:szCs w:val="19"/>
               </w:rPr>
-              <w:t>Ask the SuperAdmin</w:t>
+              <w:t>Check that everything is running on the owner's computer (Servers: Start All); check the address under the sign-in card</w:t>
             </w:r>
           </w:p>
         </w:tc>
@@ -11903,7 +12151,7 @@
                 <w:sz w:val="19"/>
                 <w:szCs w:val="19"/>
               </w:rPr>
-              <w:t>"That username is already taken" when correcting a username</w:t>
+              <w:t>"... a secure connection could not be made"</w:t>
             </w:r>
           </w:p>
         </w:tc>
@@ -11926,7 +12174,7 @@
                 <w:sz w:val="19"/>
                 <w:szCs w:val="19"/>
               </w:rPr>
-              <w:t>Another account already has it</w:t>
+              <w:t>The address is not https, its certificate is not trusted, or the network blocks the connection</w:t>
             </w:r>
           </w:p>
         </w:tc>
@@ -11949,7 +12197,7 @@
                 <w:sz w:val="19"/>
                 <w:szCs w:val="19"/>
               </w:rPr>
-              <w:t>Choose another</w:t>
+              <w:t>Open the same address in a browser on that computer: if that fails too, the network or the server is at fault</w:t>
             </w:r>
           </w:p>
         </w:tc>
@@ -11986,7 +12234,7 @@
                 <w:sz w:val="19"/>
                 <w:szCs w:val="19"/>
               </w:rPr>
-              <w:t>Product photos missing in desktop lists</w:t>
+              <w:t>"Only the SuperAdmin can change a username."</w:t>
             </w:r>
           </w:p>
         </w:tc>
@@ -12010,7 +12258,7 @@
                 <w:sz w:val="19"/>
                 <w:szCs w:val="19"/>
               </w:rPr>
-              <w:t>An older admin server, or the admin server's MEDIA_BASE_URL does not match the backend's media address</w:t>
+              <w:t>An Admin tried to change a username</w:t>
             </w:r>
           </w:p>
         </w:tc>
@@ -12034,7 +12282,7 @@
                 <w:sz w:val="19"/>
                 <w:szCs w:val="19"/>
               </w:rPr>
-              <w:t>Make the two settings equal</w:t>
+              <w:t>Ask the SuperAdmin</w:t>
             </w:r>
           </w:p>
         </w:tc>
@@ -12070,7 +12318,7 @@
                 <w:sz w:val="19"/>
                 <w:szCs w:val="19"/>
               </w:rPr>
-              <w:t>Taskbar shows the Python icon or two windows open</w:t>
+              <w:t>"That username is already taken" when correcting a username</w:t>
             </w:r>
           </w:p>
         </w:tc>
@@ -12093,7 +12341,7 @@
                 <w:sz w:val="19"/>
                 <w:szCs w:val="19"/>
               </w:rPr>
-              <w:t>Started directly with python instead of the shortcut</w:t>
+              <w:t>Another account already has it</w:t>
             </w:r>
           </w:p>
         </w:tc>
@@ -12116,7 +12364,7 @@
                 <w:sz w:val="19"/>
                 <w:szCs w:val="19"/>
               </w:rPr>
-              <w:t>Use the Start Menu shortcut "Dateroem Admin Control"</w:t>
+              <w:t>Choose another</w:t>
             </w:r>
           </w:p>
         </w:tc>
@@ -12153,7 +12401,7 @@
                 <w:sz w:val="19"/>
                 <w:szCs w:val="19"/>
               </w:rPr>
-              <w:t>Slow to appear after clicking</w:t>
+              <w:t>Product photos missing in desktop lists</w:t>
             </w:r>
           </w:p>
         </w:tc>
@@ -12177,7 +12425,7 @@
                 <w:sz w:val="19"/>
                 <w:szCs w:val="19"/>
               </w:rPr>
-              <w:t>Python and Qt loading, mostly reading the app's files from the WSL folder</w:t>
+              <w:t>An older admin server, or the admin server's MEDIA_BASE_URL does not match the backend's media address</w:t>
             </w:r>
           </w:p>
         </w:tc>
@@ -12201,7 +12449,7 @@
                 <w:sz w:val="19"/>
                 <w:szCs w:val="19"/>
               </w:rPr>
-              <w:t>A "Starting..." window appears at once and the app follows in about 5 seconds (longer just after Windows starts). Other windows can be used meanwhile; a click or any key skips the intro</w:t>
+              <w:t>Make the two settings equal</w:t>
             </w:r>
           </w:p>
         </w:tc>
@@ -12237,7 +12485,7 @@
                 <w:sz w:val="19"/>
                 <w:szCs w:val="19"/>
               </w:rPr>
-              <w:t>Stop and Stop All are greyed out in the Servers section</w:t>
+              <w:t>Taskbar shows the Python icon or two windows open</w:t>
             </w:r>
           </w:p>
         </w:tc>
@@ -12260,7 +12508,7 @@
                 <w:sz w:val="19"/>
                 <w:szCs w:val="19"/>
               </w:rPr>
-              <w:t>Only the SuperAdmin can stop servers (since 7 October 2026)</w:t>
+              <w:t>Started directly with python instead of the shortcut</w:t>
             </w:r>
           </w:p>
         </w:tc>
@@ -12283,7 +12531,7 @@
                 <w:sz w:val="19"/>
                 <w:szCs w:val="19"/>
               </w:rPr>
-              <w:t>Sign in as the SuperAdmin; anyone can still start them</w:t>
+              <w:t>Use the Start Menu shortcut "Dateroem Admin Control"</w:t>
             </w:r>
           </w:p>
         </w:tc>
@@ -12320,7 +12568,7 @@
                 <w:sz w:val="19"/>
                 <w:szCs w:val="19"/>
               </w:rPr>
-              <w:t>The website and phones went off line when the desktop app was closed</w:t>
+              <w:t>Slow to appear after clicking</w:t>
             </w:r>
           </w:p>
         </w:tc>
@@ -12344,7 +12592,7 @@
                 <w:sz w:val="19"/>
                 <w:szCs w:val="19"/>
               </w:rPr>
-              <w:t>Servers started from the desktop app run inside it</w:t>
+              <w:t>Python and Qt loading, mostly reading the app's files from the WSL folder</w:t>
             </w:r>
           </w:p>
         </w:tc>
@@ -12368,7 +12616,7 @@
                 <w:sz w:val="19"/>
                 <w:szCs w:val="19"/>
               </w:rPr>
-              <w:t>Reopen the app, open Manage Servers and Start All; keep the app open (minimised) on the owner's computer</w:t>
+              <w:t>A "Starting..." window appears at once and the app follows in about 5 seconds (longer just after Windows starts). Other windows can be used meanwhile; a click or any key skips the intro</w:t>
             </w:r>
           </w:p>
         </w:tc>
@@ -12404,7 +12652,7 @@
                 <w:sz w:val="19"/>
                 <w:szCs w:val="19"/>
               </w:rPr>
-              <w:t>The "Starting..." window stays above everything and does not react to clicks</w:t>
+              <w:t>Stop and Stop All are greyed out in the Servers section</w:t>
             </w:r>
           </w:p>
         </w:tc>
@@ -12427,7 +12675,7 @@
                 <w:sz w:val="19"/>
                 <w:szCs w:val="19"/>
               </w:rPr>
-              <w:t>A copy of the app from before 7 October 2026</w:t>
+              <w:t>Only the SuperAdmin can stop servers (since 7 October 2026)</w:t>
             </w:r>
           </w:p>
         </w:tc>
@@ -12450,7 +12698,7 @@
                 <w:sz w:val="19"/>
                 <w:szCs w:val="19"/>
               </w:rPr>
-              <w:t>Close and reopen the desktop app (the shared copy: use the current zip)</w:t>
+              <w:t>Sign in as the SuperAdmin; anyone can still start them</w:t>
             </w:r>
           </w:p>
         </w:tc>
@@ -12487,7 +12735,7 @@
                 <w:sz w:val="19"/>
                 <w:szCs w:val="19"/>
               </w:rPr>
-              <w:t>No Phones button, search boxes, role filter or campaign "Products..." button</w:t>
+              <w:t>The website and phones went off line when the desktop app was closed</w:t>
             </w:r>
           </w:p>
         </w:tc>
@@ -12511,7 +12759,7 @@
                 <w:sz w:val="19"/>
                 <w:szCs w:val="19"/>
               </w:rPr>
-              <w:t>The desktop app was opened before the 3 October 2026 updates</w:t>
+              <w:t>Servers started from the desktop app run inside it</w:t>
             </w:r>
           </w:p>
         </w:tc>
@@ -12535,7 +12783,7 @@
                 <w:sz w:val="19"/>
                 <w:szCs w:val="19"/>
               </w:rPr>
-              <w:t>Close and reopen the desktop app</w:t>
+              <w:t>Reopen the app, open Manage Servers and Start All; keep the app open (minimised) on the owner's computer</w:t>
             </w:r>
           </w:p>
         </w:tc>
@@ -12571,6 +12819,174 @@
                 <w:sz w:val="19"/>
                 <w:szCs w:val="19"/>
               </w:rPr>
+              <w:t>The "Starting..." window stays above everything and does not react to clicks</w:t>
+            </w:r>
+          </w:p>
+        </w:tc>
+        <w:tc>
+          <w:tcPr>
+            <w:tcW w:w="3011" w:type="dxa"/>
+            <w:tcMar>
+              <w:top w:w="50" w:type="dxa"/>
+              <w:left w:w="90" w:type="dxa"/>
+              <w:bottom w:w="50" w:type="dxa"/>
+              <w:right w:w="90" w:type="dxa"/>
+            </w:tcMar>
+          </w:tcPr>
+          <w:p>
+            <w:pPr>
+              <w:spacing w:after="20" w:line="252" w:lineRule="auto"/>
+            </w:pPr>
+            <w:r>
+              <w:rPr>
+                <w:sz w:val="19"/>
+                <w:szCs w:val="19"/>
+              </w:rPr>
+              <w:t>A copy of the app from before 7 October 2026</w:t>
+            </w:r>
+          </w:p>
+        </w:tc>
+        <w:tc>
+          <w:tcPr>
+            <w:tcW w:w="3857" w:type="dxa"/>
+            <w:tcMar>
+              <w:top w:w="50" w:type="dxa"/>
+              <w:left w:w="90" w:type="dxa"/>
+              <w:bottom w:w="50" w:type="dxa"/>
+              <w:right w:w="90" w:type="dxa"/>
+            </w:tcMar>
+          </w:tcPr>
+          <w:p>
+            <w:pPr>
+              <w:spacing w:after="20" w:line="252" w:lineRule="auto"/>
+            </w:pPr>
+            <w:r>
+              <w:rPr>
+                <w:sz w:val="19"/>
+                <w:szCs w:val="19"/>
+              </w:rPr>
+              <w:t>Close and reopen the desktop app (the shared copy: use the current zip)</w:t>
+            </w:r>
+          </w:p>
+        </w:tc>
+      </w:tr>
+      <w:tr>
+        <w:tblPrEx>
+          <w:tblCellMar>
+            <w:top w:w="0" w:type="dxa"/>
+            <w:bottom w:w="0" w:type="dxa"/>
+          </w:tblCellMar>
+        </w:tblPrEx>
+        <w:trPr>
+          <w:cantSplit/>
+        </w:trPr>
+        <w:tc>
+          <w:tcPr>
+            <w:tcW w:w="2770" w:type="dxa"/>
+            <w:shd w:val="clear" w:color="auto" w:fill="F4F5F3"/>
+            <w:tcMar>
+              <w:top w:w="50" w:type="dxa"/>
+              <w:left w:w="90" w:type="dxa"/>
+              <w:bottom w:w="50" w:type="dxa"/>
+              <w:right w:w="90" w:type="dxa"/>
+            </w:tcMar>
+          </w:tcPr>
+          <w:p>
+            <w:pPr>
+              <w:spacing w:after="20" w:line="252" w:lineRule="auto"/>
+            </w:pPr>
+            <w:r>
+              <w:rPr>
+                <w:b/>
+                <w:bCs/>
+                <w:sz w:val="19"/>
+                <w:szCs w:val="19"/>
+              </w:rPr>
+              <w:t>No Phones button, search boxes, role filter or campaign "Products..." button</w:t>
+            </w:r>
+          </w:p>
+        </w:tc>
+        <w:tc>
+          <w:tcPr>
+            <w:tcW w:w="3011" w:type="dxa"/>
+            <w:shd w:val="clear" w:color="auto" w:fill="F4F5F3"/>
+            <w:tcMar>
+              <w:top w:w="50" w:type="dxa"/>
+              <w:left w:w="90" w:type="dxa"/>
+              <w:bottom w:w="50" w:type="dxa"/>
+              <w:right w:w="90" w:type="dxa"/>
+            </w:tcMar>
+          </w:tcPr>
+          <w:p>
+            <w:pPr>
+              <w:spacing w:after="20" w:line="252" w:lineRule="auto"/>
+            </w:pPr>
+            <w:r>
+              <w:rPr>
+                <w:sz w:val="19"/>
+                <w:szCs w:val="19"/>
+              </w:rPr>
+              <w:t>The desktop app was opened before the 3 October 2026 updates</w:t>
+            </w:r>
+          </w:p>
+        </w:tc>
+        <w:tc>
+          <w:tcPr>
+            <w:tcW w:w="3857" w:type="dxa"/>
+            <w:shd w:val="clear" w:color="auto" w:fill="F4F5F3"/>
+            <w:tcMar>
+              <w:top w:w="50" w:type="dxa"/>
+              <w:left w:w="90" w:type="dxa"/>
+              <w:bottom w:w="50" w:type="dxa"/>
+              <w:right w:w="90" w:type="dxa"/>
+            </w:tcMar>
+          </w:tcPr>
+          <w:p>
+            <w:pPr>
+              <w:spacing w:after="20" w:line="252" w:lineRule="auto"/>
+            </w:pPr>
+            <w:r>
+              <w:rPr>
+                <w:sz w:val="19"/>
+                <w:szCs w:val="19"/>
+              </w:rPr>
+              <w:t>Close and reopen the desktop app</w:t>
+            </w:r>
+          </w:p>
+        </w:tc>
+      </w:tr>
+      <w:tr>
+        <w:tblPrEx>
+          <w:tblCellMar>
+            <w:top w:w="0" w:type="dxa"/>
+            <w:bottom w:w="0" w:type="dxa"/>
+          </w:tblCellMar>
+        </w:tblPrEx>
+        <w:trPr>
+          <w:cantSplit/>
+        </w:trPr>
+        <w:tc>
+          <w:tcPr>
+            <w:tcW w:w="2770" w:type="dxa"/>
+            <w:tcMar>
+              <w:top w:w="50" w:type="dxa"/>
+              <w:left w:w="90" w:type="dxa"/>
+              <w:bottom w:w="50" w:type="dxa"/>
+              <w:right w:w="90" w:type="dxa"/>
+            </w:tcMar>
+          </w:tcPr>
+          <w:p>
+            <w:pPr>
+              <w:spacing w:after="20" w:line="252" w:lineRule="auto"/>
+            </w:pPr>
+            <w:r>
+              <w:rPr>
+                <w:b/>
+                <w:bCs/>
+                <w:sz w:val="19"/>
+                <w:szCs w:val="19"/>
+              </w:rPr>
+              <w:lastRenderedPageBreak/>
               <w:t>A new website account (for example a Google sign-up) is missing from Users</w:t>
             </w:r>
           </w:p>
@@ -12637,7 +13053,7 @@
       <w:pPr>
         <w:pStyle w:val="Heading1"/>
       </w:pPr>
-      <w:bookmarkStart w:id="8" w:name="_Toc243694773"/>
+      <w:bookmarkStart w:id="8" w:name="_Toc243697186"/>
       <w:r>
         <w:lastRenderedPageBreak/>
         <w:t>8  Development tools</w:t>
@@ -13025,7 +13441,7 @@
         <w:sz w:val="16"/>
         <w:szCs w:val="16"/>
       </w:rPr>
-      <w:t>15</w:t>
+      <w:t>16</w:t>
     </w:r>
     <w:r>
       <w:rPr>
@@ -13074,7 +13490,7 @@
         <w:sz w:val="16"/>
         <w:szCs w:val="16"/>
       </w:rPr>
-      <w:t>15</w:t>
+      <w:t>16</w:t>
     </w:r>
     <w:r>
       <w:rPr>
@@ -13158,72 +13574,10 @@
 <file path=word/numbering.xml><?xml version="1.0" encoding="utf-8"?>
 <w:numbering xmlns:wpc="http://schemas.microsoft.com/office/word/2010/wordprocessingCanvas" xmlns:cx="http://schemas.microsoft.com/office/drawing/2014/chartex" xmlns:cx1="http://schemas.microsoft.com/office/drawing/2015/9/8/chartex" xmlns:mc="http://schemas.openxmlformats.org/markup-compatibility/2006" xmlns:o="urn:schemas-microsoft-com:office:office" xmlns:r="http://schemas.openxmlformats.org/officeDocument/2006/relationships" xmlns:m="http://schemas.openxmlformats.org/officeDocument/2006/math" xmlns:v="urn:schemas-microsoft-com:vml" xmlns:wp14="http://schemas.microsoft.com/office/word/2010/wordprocessingDrawing" xmlns:wp="http://schemas.openxmlformats.org/drawingml/2006/wordprocessingDrawing" xmlns:w10="urn:schemas-microsoft-com:office:word" xmlns:w="http://schemas.openxmlformats.org/wordprocessingml/2006/main" xmlns:w14="http://schemas.microsoft.com/office/word/2010/wordml" xmlns:w15="http://schemas.microsoft.com/office/word/2012/wordml" xmlns:w16se="http://schemas.microsoft.com/office/word/2015/wordml/symex" xmlns:wpg="http://schemas.microsoft.com/office/word/2010/wordprocessingGroup" xmlns:wpi="http://schemas.microsoft.com/office/word/2010/wordprocessingInk" xmlns:wne="http://schemas.microsoft.com/office/word/2006/wordml" xmlns:wps="http://schemas.microsoft.com/office/word/2010/wordprocessingShape" mc:Ignorable="w14 w15 w16se wp14">
   <w:abstractNum w:abstractNumId="0" w15:restartNumberingAfterBreak="0">
-    <w:nsid w:val="02913234"/>
+    <w:nsid w:val="25C94F13"/>
     <w:multiLevelType w:val="hybridMultilevel"/>
-    <w:tmpl w:val="751AD12E"/>
-    <w:lvl w:ilvl="0" w:tplc="5D1A1778" w:tentative="1">
-      <w:start w:val="1"/>
-      <w:numFmt w:val="bullet"/>
-      <w:lvlText w:val="•"/>
-      <w:lvlJc w:val="left"/>
-      <w:pPr>
-        <w:ind w:left="540" w:hanging="300"/>
-      </w:pPr>
-    </w:lvl>
-    <w:lvl w:ilvl="1" w:tplc="AB7C6766" w:tentative="1">
-      <w:start w:val="1"/>
-      <w:numFmt w:val="bullet"/>
-      <w:lvlText w:val="–"/>
-      <w:lvlJc w:val="left"/>
-      <w:pPr>
-        <w:ind w:left="940" w:hanging="300"/>
-      </w:pPr>
-    </w:lvl>
-    <w:lvl w:ilvl="2" w:tplc="389C4A24" w:tentative="1">
-      <w:start w:val="1"/>
-      <w:numFmt w:val="bullet"/>
-      <w:lvlText w:val="◦"/>
-      <w:lvlJc w:val="left"/>
-      <w:pPr>
-        <w:ind w:left="1340" w:hanging="300"/>
-      </w:pPr>
-    </w:lvl>
-    <w:lvl w:ilvl="3" w:tplc="DC1CB142">
-      <w:numFmt w:val="decimal"/>
-      <w:lvlText w:val=""/>
-      <w:lvlJc w:val="left"/>
-    </w:lvl>
-    <w:lvl w:ilvl="4" w:tplc="A684B6AA">
-      <w:numFmt w:val="decimal"/>
-      <w:lvlText w:val=""/>
-      <w:lvlJc w:val="left"/>
-    </w:lvl>
-    <w:lvl w:ilvl="5" w:tplc="4B1AA65E">
-      <w:numFmt w:val="decimal"/>
-      <w:lvlText w:val=""/>
-      <w:lvlJc w:val="left"/>
-    </w:lvl>
-    <w:lvl w:ilvl="6" w:tplc="D1F66FB4">
-      <w:numFmt w:val="decimal"/>
-      <w:lvlText w:val=""/>
-      <w:lvlJc w:val="left"/>
-    </w:lvl>
-    <w:lvl w:ilvl="7" w:tplc="D21C36A4">
-      <w:numFmt w:val="decimal"/>
-      <w:lvlText w:val=""/>
-      <w:lvlJc w:val="left"/>
-    </w:lvl>
-    <w:lvl w:ilvl="8" w:tplc="A282E1B0">
-      <w:numFmt w:val="decimal"/>
-      <w:lvlText w:val=""/>
-      <w:lvlJc w:val="left"/>
-    </w:lvl>
-  </w:abstractNum>
-  <w:abstractNum w:abstractNumId="1" w15:restartNumberingAfterBreak="0">
-    <w:nsid w:val="60317E08"/>
-    <w:multiLevelType w:val="hybridMultilevel"/>
-    <w:tmpl w:val="B8E6CE76"/>
-    <w:lvl w:ilvl="0" w:tplc="20EC4878" w:tentative="1">
+    <w:tmpl w:val="9E0EF366"/>
+    <w:lvl w:ilvl="0" w:tplc="2DE8743C" w:tentative="1">
       <w:start w:val="1"/>
       <w:numFmt w:val="decimal"/>
       <w:lvlText w:val="%1."/>
@@ -13232,7 +13586,7 @@
         <w:ind w:left="540" w:hanging="300"/>
       </w:pPr>
     </w:lvl>
-    <w:lvl w:ilvl="1" w:tplc="A914D1DC" w:tentative="1">
+    <w:lvl w:ilvl="1" w:tplc="80A240F0" w:tentative="1">
       <w:start w:val="1"/>
       <w:numFmt w:val="lowerLetter"/>
       <w:lvlText w:val="%2."/>
@@ -13241,7 +13595,7 @@
         <w:ind w:left="940" w:hanging="300"/>
       </w:pPr>
     </w:lvl>
-    <w:lvl w:ilvl="2" w:tplc="868081DC" w:tentative="1">
+    <w:lvl w:ilvl="2" w:tplc="8996CB20" w:tentative="1">
       <w:start w:val="1"/>
       <w:numFmt w:val="lowerRoman"/>
       <w:lvlText w:val="%3."/>
@@ -13250,42 +13604,42 @@
         <w:ind w:left="1340" w:hanging="300"/>
       </w:pPr>
     </w:lvl>
-    <w:lvl w:ilvl="3" w:tplc="686A4924">
+    <w:lvl w:ilvl="3" w:tplc="34782DAA">
       <w:numFmt w:val="decimal"/>
       <w:lvlText w:val=""/>
       <w:lvlJc w:val="left"/>
     </w:lvl>
-    <w:lvl w:ilvl="4" w:tplc="73AAE398">
+    <w:lvl w:ilvl="4" w:tplc="3534693E">
       <w:numFmt w:val="decimal"/>
       <w:lvlText w:val=""/>
       <w:lvlJc w:val="left"/>
     </w:lvl>
-    <w:lvl w:ilvl="5" w:tplc="D87EEC6E">
+    <w:lvl w:ilvl="5" w:tplc="E73EF0D0">
       <w:numFmt w:val="decimal"/>
       <w:lvlText w:val=""/>
       <w:lvlJc w:val="left"/>
     </w:lvl>
-    <w:lvl w:ilvl="6" w:tplc="EFFEA548">
+    <w:lvl w:ilvl="6" w:tplc="0CF2150E">
       <w:numFmt w:val="decimal"/>
       <w:lvlText w:val=""/>
       <w:lvlJc w:val="left"/>
     </w:lvl>
-    <w:lvl w:ilvl="7" w:tplc="3932AC0E">
+    <w:lvl w:ilvl="7" w:tplc="0284FCA8">
       <w:numFmt w:val="decimal"/>
       <w:lvlText w:val=""/>
       <w:lvlJc w:val="left"/>
     </w:lvl>
-    <w:lvl w:ilvl="8" w:tplc="496C0646">
+    <w:lvl w:ilvl="8" w:tplc="4FC24652">
       <w:numFmt w:val="decimal"/>
       <w:lvlText w:val=""/>
       <w:lvlJc w:val="left"/>
     </w:lvl>
   </w:abstractNum>
-  <w:abstractNum w:abstractNumId="2" w15:restartNumberingAfterBreak="0">
-    <w:nsid w:val="75064B54"/>
+  <w:abstractNum w:abstractNumId="1" w15:restartNumberingAfterBreak="0">
+    <w:nsid w:val="4FF230B0"/>
     <w:multiLevelType w:val="hybridMultilevel"/>
-    <w:tmpl w:val="4956D578"/>
-    <w:lvl w:ilvl="0" w:tplc="0964998C" w:tentative="1">
+    <w:tmpl w:val="0A409E0C"/>
+    <w:lvl w:ilvl="0" w:tplc="C2CEE992" w:tentative="1">
       <w:start w:val="1"/>
       <w:numFmt w:val="bullet"/>
       <w:lvlText w:val="●"/>
@@ -13294,7 +13648,7 @@
         <w:ind w:left="720" w:hanging="360"/>
       </w:pPr>
     </w:lvl>
-    <w:lvl w:ilvl="1" w:tplc="166690DA" w:tentative="1">
+    <w:lvl w:ilvl="1" w:tplc="157235F2" w:tentative="1">
       <w:start w:val="1"/>
       <w:numFmt w:val="bullet"/>
       <w:lvlText w:val="○"/>
@@ -13303,7 +13657,7 @@
         <w:ind w:left="1440" w:hanging="360"/>
       </w:pPr>
     </w:lvl>
-    <w:lvl w:ilvl="2" w:tplc="96B631A0" w:tentative="1">
+    <w:lvl w:ilvl="2" w:tplc="FCE47340" w:tentative="1">
       <w:start w:val="1"/>
       <w:numFmt w:val="bullet"/>
       <w:lvlText w:val="■"/>
@@ -13312,7 +13666,7 @@
         <w:ind w:left="2160" w:hanging="360"/>
       </w:pPr>
     </w:lvl>
-    <w:lvl w:ilvl="3" w:tplc="47BC57D0" w:tentative="1">
+    <w:lvl w:ilvl="3" w:tplc="D76005E6" w:tentative="1">
       <w:start w:val="1"/>
       <w:numFmt w:val="bullet"/>
       <w:lvlText w:val="●"/>
@@ -13321,7 +13675,7 @@
         <w:ind w:left="2880" w:hanging="360"/>
       </w:pPr>
     </w:lvl>
-    <w:lvl w:ilvl="4" w:tplc="63900DB6" w:tentative="1">
+    <w:lvl w:ilvl="4" w:tplc="C80041F4" w:tentative="1">
       <w:start w:val="1"/>
       <w:numFmt w:val="bullet"/>
       <w:lvlText w:val="○"/>
@@ -13330,7 +13684,7 @@
         <w:ind w:left="3600" w:hanging="360"/>
       </w:pPr>
     </w:lvl>
-    <w:lvl w:ilvl="5" w:tplc="39FE132C" w:tentative="1">
+    <w:lvl w:ilvl="5" w:tplc="9B2C7420" w:tentative="1">
       <w:start w:val="1"/>
       <w:numFmt w:val="bullet"/>
       <w:lvlText w:val="■"/>
@@ -13339,7 +13693,7 @@
         <w:ind w:left="4320" w:hanging="360"/>
       </w:pPr>
     </w:lvl>
-    <w:lvl w:ilvl="6" w:tplc="DB025EC6" w:tentative="1">
+    <w:lvl w:ilvl="6" w:tplc="79949EE2" w:tentative="1">
       <w:start w:val="1"/>
       <w:numFmt w:val="bullet"/>
       <w:lvlText w:val="●"/>
@@ -13348,7 +13702,7 @@
         <w:ind w:left="5040" w:hanging="360"/>
       </w:pPr>
     </w:lvl>
-    <w:lvl w:ilvl="7" w:tplc="39F25838" w:tentative="1">
+    <w:lvl w:ilvl="7" w:tplc="CB228DBC" w:tentative="1">
       <w:start w:val="1"/>
       <w:numFmt w:val="bullet"/>
       <w:lvlText w:val="●"/>
@@ -13357,7 +13711,7 @@
         <w:ind w:left="5760" w:hanging="360"/>
       </w:pPr>
     </w:lvl>
-    <w:lvl w:ilvl="8" w:tplc="CFF4695A" w:tentative="1">
+    <w:lvl w:ilvl="8" w:tplc="E962D898" w:tentative="1">
       <w:start w:val="1"/>
       <w:numFmt w:val="bullet"/>
       <w:lvlText w:val="●"/>
@@ -13367,8 +13721,70 @@
       </w:pPr>
     </w:lvl>
   </w:abstractNum>
+  <w:abstractNum w:abstractNumId="2" w15:restartNumberingAfterBreak="0">
+    <w:nsid w:val="780B0FD3"/>
+    <w:multiLevelType w:val="hybridMultilevel"/>
+    <w:tmpl w:val="AE6CDA1C"/>
+    <w:lvl w:ilvl="0" w:tplc="F4002E42" w:tentative="1">
+      <w:start w:val="1"/>
+      <w:numFmt w:val="bullet"/>
+      <w:lvlText w:val="•"/>
+      <w:lvlJc w:val="left"/>
+      <w:pPr>
+        <w:ind w:left="540" w:hanging="300"/>
+      </w:pPr>
+    </w:lvl>
+    <w:lvl w:ilvl="1" w:tplc="030076FE" w:tentative="1">
+      <w:start w:val="1"/>
+      <w:numFmt w:val="bullet"/>
+      <w:lvlText w:val="–"/>
+      <w:lvlJc w:val="left"/>
+      <w:pPr>
+        <w:ind w:left="940" w:hanging="300"/>
+      </w:pPr>
+    </w:lvl>
+    <w:lvl w:ilvl="2" w:tplc="54F0CCCA" w:tentative="1">
+      <w:start w:val="1"/>
+      <w:numFmt w:val="bullet"/>
+      <w:lvlText w:val="◦"/>
+      <w:lvlJc w:val="left"/>
+      <w:pPr>
+        <w:ind w:left="1340" w:hanging="300"/>
+      </w:pPr>
+    </w:lvl>
+    <w:lvl w:ilvl="3" w:tplc="E45A03DA">
+      <w:numFmt w:val="decimal"/>
+      <w:lvlText w:val=""/>
+      <w:lvlJc w:val="left"/>
+    </w:lvl>
+    <w:lvl w:ilvl="4" w:tplc="26D88D74">
+      <w:numFmt w:val="decimal"/>
+      <w:lvlText w:val=""/>
+      <w:lvlJc w:val="left"/>
+    </w:lvl>
+    <w:lvl w:ilvl="5" w:tplc="047EC08A">
+      <w:numFmt w:val="decimal"/>
+      <w:lvlText w:val=""/>
+      <w:lvlJc w:val="left"/>
+    </w:lvl>
+    <w:lvl w:ilvl="6" w:tplc="DF98675A">
+      <w:numFmt w:val="decimal"/>
+      <w:lvlText w:val=""/>
+      <w:lvlJc w:val="left"/>
+    </w:lvl>
+    <w:lvl w:ilvl="7" w:tplc="62A6FE18">
+      <w:numFmt w:val="decimal"/>
+      <w:lvlText w:val=""/>
+      <w:lvlJc w:val="left"/>
+    </w:lvl>
+    <w:lvl w:ilvl="8" w:tplc="6E74FB7C">
+      <w:numFmt w:val="decimal"/>
+      <w:lvlText w:val=""/>
+      <w:lvlJc w:val="left"/>
+    </w:lvl>
+  </w:abstractNum>
   <w:num w:numId="1">
-    <w:abstractNumId w:val="2"/>
+    <w:abstractNumId w:val="1"/>
     <w:lvlOverride w:ilvl="0">
       <w:startOverride w:val="1"/>
     </w:lvlOverride>
@@ -13997,7 +14413,7 @@
     <w:autoRedefine/>
     <w:uiPriority w:val="39"/>
     <w:unhideWhenUsed/>
-    <w:rsid w:val="00E206B9"/>
+    <w:rsid w:val="00CF7162"/>
     <w:pPr>
       <w:spacing w:after="100"/>
     </w:pPr>

--- a/documentation/07 Operations/Troubleshooting Guide.docx
+++ b/documentation/07 Operations/Troubleshooting Guide.docx
@@ -1936,6 +1936,74 @@
           </w:p>
         </w:tc>
       </w:tr>
+      <w:tr>
+        <w:tblPrEx>
+          <w:tblCellMar>
+            <w:top w:w="0" w:type="dxa"/>
+            <w:bottom w:w="0" w:type="dxa"/>
+          </w:tblCellMar>
+        </w:tblPrEx>
+        <w:tc>
+          <w:tcPr>
+            <w:tcW w:w="1300" w:type="dxa"/>
+            <w:tcMar>
+              <w:top w:w="50" w:type="dxa"/>
+              <w:left w:w="90" w:type="dxa"/>
+              <w:bottom w:w="50" w:type="dxa"/>
+              <w:right w:w="90" w:type="dxa"/>
+            </w:tcMar>
+          </w:tcPr>
+          <w:p>
+            <w:r>
+              <w:rPr>
+                <w:sz w:val="19"/>
+                <w:szCs w:val="19"/>
+              </w:rPr>
+              <w:t>1.1</w:t>
+            </w:r>
+          </w:p>
+        </w:tc>
+        <w:tc>
+          <w:tcPr>
+            <w:tcW w:w="1900" w:type="dxa"/>
+            <w:tcMar>
+              <w:top w:w="50" w:type="dxa"/>
+              <w:left w:w="90" w:type="dxa"/>
+              <w:bottom w:w="50" w:type="dxa"/>
+              <w:right w:w="90" w:type="dxa"/>
+            </w:tcMar>
+          </w:tcPr>
+          <w:p>
+            <w:r>
+              <w:rPr>
+                <w:sz w:val="19"/>
+                <w:szCs w:val="19"/>
+              </w:rPr>
+              <w:t>24 October 2026</w:t>
+            </w:r>
+          </w:p>
+        </w:tc>
+        <w:tc>
+          <w:tcPr>
+            <w:tcW w:w="6438" w:type="dxa"/>
+            <w:tcMar>
+              <w:top w:w="50" w:type="dxa"/>
+              <w:left w:w="90" w:type="dxa"/>
+              <w:bottom w:w="50" w:type="dxa"/>
+              <w:right w:w="90" w:type="dxa"/>
+            </w:tcMar>
+          </w:tcPr>
+          <w:p>
+            <w:r>
+              <w:rPr>
+                <w:sz w:val="19"/>
+                <w:szCs w:val="19"/>
+              </w:rPr>
+              <w:t>Rows for a change that doesn't stay saved, and a delivery area without its map pin.</w:t>
+            </w:r>
+          </w:p>
+        </w:tc>
+      </w:tr>
     </w:tbl>
     <w:p>
       <w:pPr>
@@ -1968,7 +2036,7 @@
     <w:sdt>
       <w:sdtPr>
         <w:alias w:val="Contents"/>
-        <w:id w:val="-1400436184"/>
+        <w:id w:val="-2038726656"/>
       </w:sdtPr>
       <w:sdtEndPr/>
       <w:sdtContent>
@@ -1995,7 +2063,7 @@
           <w:r>
             <w:fldChar w:fldCharType="separate"/>
           </w:r>
-          <w:hyperlink w:anchor="_Toc243697179" w:history="1">
+          <w:hyperlink w:anchor="_Toc243700207" w:history="1">
             <w:r>
               <w:rPr>
                 <w:rStyle w:val="Hyperlink"/>
@@ -2019,7 +2087,7 @@
               <w:rPr>
                 <w:noProof/>
               </w:rPr>
-              <w:instrText xml:space="preserve"> PAGEREF _Toc243697179 \h </w:instrText>
+              <w:instrText xml:space="preserve"> PAGEREF _Toc243700207 \h </w:instrText>
             </w:r>
             <w:r>
               <w:rPr>
@@ -2060,7 +2128,7 @@
               <w:szCs w:val="22"/>
             </w:rPr>
           </w:pPr>
-          <w:hyperlink w:anchor="_Toc243697180" w:history="1">
+          <w:hyperlink w:anchor="_Toc243700208" w:history="1">
             <w:r>
               <w:rPr>
                 <w:rStyle w:val="Hyperlink"/>
@@ -2084,7 +2152,7 @@
               <w:rPr>
                 <w:noProof/>
               </w:rPr>
-              <w:instrText xml:space="preserve"> PAGEREF _Toc243697180 \h </w:instrText>
+              <w:instrText xml:space="preserve"> PAGEREF _Toc243700208 \h </w:instrText>
             </w:r>
             <w:r>
               <w:rPr>
@@ -2125,7 +2193,7 @@
               <w:szCs w:val="22"/>
             </w:rPr>
           </w:pPr>
-          <w:hyperlink w:anchor="_Toc243697181" w:history="1">
+          <w:hyperlink w:anchor="_Toc243700209" w:history="1">
             <w:r>
               <w:rPr>
                 <w:rStyle w:val="Hyperlink"/>
@@ -2149,7 +2217,7 @@
               <w:rPr>
                 <w:noProof/>
               </w:rPr>
-              <w:instrText xml:space="preserve"> PAGEREF _Toc243697181 \h </w:instrText>
+              <w:instrText xml:space="preserve"> PAGEREF _Toc243700209 \h </w:instrText>
             </w:r>
             <w:r>
               <w:rPr>
@@ -2190,7 +2258,7 @@
               <w:szCs w:val="22"/>
             </w:rPr>
           </w:pPr>
-          <w:hyperlink w:anchor="_Toc243697182" w:history="1">
+          <w:hyperlink w:anchor="_Toc243700210" w:history="1">
             <w:r>
               <w:rPr>
                 <w:rStyle w:val="Hyperlink"/>
@@ -2214,7 +2282,7 @@
               <w:rPr>
                 <w:noProof/>
               </w:rPr>
-              <w:instrText xml:space="preserve"> PAGEREF _Toc243697182 \h </w:instrText>
+              <w:instrText xml:space="preserve"> PAGEREF _Toc243700210 \h </w:instrText>
             </w:r>
             <w:r>
               <w:rPr>
@@ -2255,7 +2323,7 @@
               <w:szCs w:val="22"/>
             </w:rPr>
           </w:pPr>
-          <w:hyperlink w:anchor="_Toc243697183" w:history="1">
+          <w:hyperlink w:anchor="_Toc243700211" w:history="1">
             <w:r>
               <w:rPr>
                 <w:rStyle w:val="Hyperlink"/>
@@ -2279,7 +2347,7 @@
               <w:rPr>
                 <w:noProof/>
               </w:rPr>
-              <w:instrText xml:space="preserve"> PAGEREF _Toc243697183 \h </w:instrText>
+              <w:instrText xml:space="preserve"> PAGEREF _Toc243700211 \h </w:instrText>
             </w:r>
             <w:r>
               <w:rPr>
@@ -2320,7 +2388,7 @@
               <w:szCs w:val="22"/>
             </w:rPr>
           </w:pPr>
-          <w:hyperlink w:anchor="_Toc243697184" w:history="1">
+          <w:hyperlink w:anchor="_Toc243700212" w:history="1">
             <w:r>
               <w:rPr>
                 <w:rStyle w:val="Hyperlink"/>
@@ -2344,7 +2412,7 @@
               <w:rPr>
                 <w:noProof/>
               </w:rPr>
-              <w:instrText xml:space="preserve"> PAGEREF _Toc243697184 \h </w:instrText>
+              <w:instrText xml:space="preserve"> PAGEREF _Toc243700212 \h </w:instrText>
             </w:r>
             <w:r>
               <w:rPr>
@@ -2385,7 +2453,7 @@
               <w:szCs w:val="22"/>
             </w:rPr>
           </w:pPr>
-          <w:hyperlink w:anchor="_Toc243697185" w:history="1">
+          <w:hyperlink w:anchor="_Toc243700213" w:history="1">
             <w:r>
               <w:rPr>
                 <w:rStyle w:val="Hyperlink"/>
@@ -2409,7 +2477,7 @@
               <w:rPr>
                 <w:noProof/>
               </w:rPr>
-              <w:instrText xml:space="preserve"> PAGEREF _Toc243697185 \h </w:instrText>
+              <w:instrText xml:space="preserve"> PAGEREF _Toc243700213 \h </w:instrText>
             </w:r>
             <w:r>
               <w:rPr>
@@ -2450,7 +2518,7 @@
               <w:szCs w:val="22"/>
             </w:rPr>
           </w:pPr>
-          <w:hyperlink w:anchor="_Toc243697186" w:history="1">
+          <w:hyperlink w:anchor="_Toc243700214" w:history="1">
             <w:r>
               <w:rPr>
                 <w:rStyle w:val="Hyperlink"/>
@@ -2474,7 +2542,7 @@
               <w:rPr>
                 <w:noProof/>
               </w:rPr>
-              <w:instrText xml:space="preserve"> PAGEREF _Toc243697186 \h </w:instrText>
+              <w:instrText xml:space="preserve"> PAGEREF _Toc243700214 \h </w:instrText>
             </w:r>
             <w:r>
               <w:rPr>
@@ -2517,7 +2585,7 @@
       <w:pPr>
         <w:pStyle w:val="Heading1"/>
       </w:pPr>
-      <w:bookmarkStart w:id="1" w:name="_Toc243697179"/>
+      <w:bookmarkStart w:id="1" w:name="_Toc243700207"/>
       <w:r>
         <w:lastRenderedPageBreak/>
         <w:t>1  How to use this guide</w:t>
@@ -2541,7 +2609,7 @@
       <w:pPr>
         <w:pStyle w:val="Heading1"/>
       </w:pPr>
-      <w:bookmarkStart w:id="2" w:name="_Toc243697180"/>
+      <w:bookmarkStart w:id="2" w:name="_Toc243700208"/>
       <w:r>
         <w:lastRenderedPageBreak/>
         <w:t>2  Servers and database</w:t>
@@ -3624,7 +3692,7 @@
       <w:pPr>
         <w:pStyle w:val="Heading1"/>
       </w:pPr>
-      <w:bookmarkStart w:id="3" w:name="_Toc243697181"/>
+      <w:bookmarkStart w:id="3" w:name="_Toc243700209"/>
       <w:r>
         <w:lastRenderedPageBreak/>
         <w:t>3  Mobile app</w:t>
@@ -5522,7 +5590,7 @@
       <w:pPr>
         <w:pStyle w:val="Heading1"/>
       </w:pPr>
-      <w:bookmarkStart w:id="4" w:name="_Toc243697182"/>
+      <w:bookmarkStart w:id="4" w:name="_Toc243700210"/>
       <w:r>
         <w:lastRenderedPageBreak/>
         <w:t>4  Website</w:t>
@@ -8021,14 +8089,7 @@
                 <w:sz w:val="19"/>
                 <w:szCs w:val="19"/>
               </w:rPr>
-              <w:t xml:space="preserve">Sign in to that account with its username or email </w:t>
-            </w:r>
-            <w:r>
-              <w:rPr>
-                <w:sz w:val="19"/>
-                <w:szCs w:val="19"/>
-              </w:rPr>
-              <w:t>and password</w:t>
+              <w:t>Sign in to that account with its username or email and password</w:t>
             </w:r>
           </w:p>
         </w:tc>
@@ -8632,7 +8693,7 @@
       <w:pPr>
         <w:pStyle w:val="Heading1"/>
       </w:pPr>
-      <w:bookmarkStart w:id="5" w:name="_Toc243697183"/>
+      <w:bookmarkStart w:id="5" w:name="_Toc243700211"/>
       <w:r>
         <w:lastRenderedPageBreak/>
         <w:t>5  Payments</w:t>
@@ -9605,7 +9666,7 @@
       <w:pPr>
         <w:pStyle w:val="Heading1"/>
       </w:pPr>
-      <w:bookmarkStart w:id="6" w:name="_Toc243697184"/>
+      <w:bookmarkStart w:id="6" w:name="_Toc243700212"/>
       <w:r>
         <w:lastRenderedPageBreak/>
         <w:t>6  AI assistant</w:t>
@@ -10159,7 +10220,7 @@
       <w:pPr>
         <w:pStyle w:val="Heading1"/>
       </w:pPr>
-      <w:bookmarkStart w:id="7" w:name="_Toc243697185"/>
+      <w:bookmarkStart w:id="7" w:name="_Toc243700213"/>
       <w:r>
         <w:lastRenderedPageBreak/>
         <w:t>7  Desktop app</w:t>
@@ -10313,7 +10374,7 @@
                 <w:sz w:val="19"/>
                 <w:szCs w:val="19"/>
               </w:rPr>
-              <w:t>Worker details say "not set up on the server yet"</w:t>
+              <w:t>A change looks saved, but reopening shows the old value</w:t>
             </w:r>
           </w:p>
         </w:tc>
@@ -10336,7 +10397,7 @@
                 <w:sz w:val="19"/>
                 <w:szCs w:val="19"/>
               </w:rPr>
-              <w:t>The backend has no app.workers.data-secret (for example after a move where it wasn't copied)</w:t>
+              <w:t>A field dropped between the app and the backend (like the Company phone tick before 24 October 2026), or an emptied box meaning "keep"</w:t>
             </w:r>
           </w:p>
         </w:tc>
@@ -10359,7 +10420,7 @@
                 <w:sz w:val="19"/>
                 <w:szCs w:val="19"/>
               </w:rPr>
-              <w:t>Copy the key from the old application.properties (or the owner's copy) into the backend's settings and restart the backend. Do not make a new key</w:t>
+              <w:t>Run python3 scripts/check_field_flow.py; it names the field and where it is lost</w:t>
             </w:r>
           </w:p>
         </w:tc>
@@ -10396,7 +10457,7 @@
                 <w:sz w:val="19"/>
                 <w:szCs w:val="19"/>
               </w:rPr>
-              <w:t>There is no Open Details button in Worker Details</w:t>
+              <w:t>A delivery area has no map pin</w:t>
             </w:r>
           </w:p>
         </w:tc>
@@ -10420,7 +10481,7 @@
                 <w:sz w:val="19"/>
                 <w:szCs w:val="19"/>
               </w:rPr>
-              <w:t>Only the SuperAdmin opens staff details</w:t>
+              <w:t>Before 24 October 2026 an edit from the phone emptied it</w:t>
             </w:r>
           </w:p>
         </w:tc>
@@ -10444,7 +10505,7 @@
                 <w:sz w:val="19"/>
                 <w:szCs w:val="19"/>
               </w:rPr>
-              <w:t>Ask the SuperAdmin</w:t>
+              <w:t>Add the coordinates again in Delivery Areas &gt; Edit (phone edits keep it now)</w:t>
             </w:r>
           </w:p>
         </w:tc>
@@ -10480,7 +10541,7 @@
                 <w:sz w:val="19"/>
                 <w:szCs w:val="19"/>
               </w:rPr>
-              <w:t>An order is red (LATE) in Orders</w:t>
+              <w:t>Worker details say "not set up on the server yet"</w:t>
             </w:r>
           </w:p>
         </w:tc>
@@ -10503,7 +10564,7 @@
                 <w:sz w:val="19"/>
                 <w:szCs w:val="19"/>
               </w:rPr>
-              <w:t>It is still waiting for a delivery and the date the customer was promised has passed</w:t>
+              <w:t>The backend has no app.workers.data-secret (for example after a move where it wasn't copied)</w:t>
             </w:r>
           </w:p>
         </w:tc>
@@ -10526,7 +10587,7 @@
                 <w:sz w:val="19"/>
                 <w:szCs w:val="19"/>
               </w:rPr>
-              <w:t>Put it on the next delivery going that way; consider telling the customer the new date</w:t>
+              <w:t>Copy the key from the old application.properties (or the owner's copy) into the backend's settings and restart the backend. Do not make a new key</w:t>
             </w:r>
           </w:p>
         </w:tc>
@@ -10563,7 +10624,7 @@
                 <w:sz w:val="19"/>
                 <w:szCs w:val="19"/>
               </w:rPr>
-              <w:t>An order is orange (DUE SOON)</w:t>
+              <w:t>There is no Open Details button in Worker Details</w:t>
             </w:r>
           </w:p>
         </w:tc>
@@ -10587,7 +10648,7 @@
                 <w:sz w:val="19"/>
                 <w:szCs w:val="19"/>
               </w:rPr>
-              <w:t>It is close to its promised date - the last quarter of the time promised, at least 5 days before</w:t>
+              <w:t>Only the SuperAdmin opens staff details</w:t>
             </w:r>
           </w:p>
         </w:tc>
@@ -10611,7 +10672,7 @@
                 <w:sz w:val="19"/>
                 <w:szCs w:val="19"/>
               </w:rPr>
-              <w:t>Assign it to a delivery that arrives by the promised date</w:t>
+              <w:t>Ask the SuperAdmin</w:t>
             </w:r>
           </w:p>
         </w:tc>
@@ -10647,7 +10708,7 @@
                 <w:sz w:val="19"/>
                 <w:szCs w:val="19"/>
               </w:rPr>
-              <w:t>A phone shows an old company card</w:t>
+              <w:t>An order is red (LATE) in Orders</w:t>
             </w:r>
           </w:p>
         </w:tc>
@@ -10670,7 +10731,7 @@
                 <w:sz w:val="19"/>
                 <w:szCs w:val="19"/>
               </w:rPr>
-              <w:t>It was offline when Home opened, so it shows the copy it kept</w:t>
+              <w:t>It is still waiting for a delivery and the date the customer was promised has passed</w:t>
             </w:r>
           </w:p>
         </w:tc>
@@ -10693,7 +10754,7 @@
                 <w:sz w:val="19"/>
                 <w:szCs w:val="19"/>
               </w:rPr>
-              <w:t>Open Home again once the phone is online; only the SuperAdmin changes the card</w:t>
+              <w:t>Put it on the next delivery going that way; consider telling the customer the new date</w:t>
             </w:r>
           </w:p>
         </w:tc>
@@ -10730,7 +10791,7 @@
                 <w:sz w:val="19"/>
                 <w:szCs w:val="19"/>
               </w:rPr>
-              <w:t>Someone forgot their password</w:t>
+              <w:t>An order is orange (DUE SOON)</w:t>
             </w:r>
           </w:p>
         </w:tc>
@@ -10754,7 +10815,7 @@
                 <w:sz w:val="19"/>
                 <w:szCs w:val="19"/>
               </w:rPr>
-              <w:t>Passwords can't be read by anyone</w:t>
+              <w:t>It is close to its promised date - the last quarter of the time promised, at least 5 days before</w:t>
             </w:r>
           </w:p>
         </w:tc>
@@ -10778,7 +10839,7 @@
                 <w:sz w:val="19"/>
                 <w:szCs w:val="19"/>
               </w:rPr>
-              <w:t>An admin opens Users, selects the account and presses Reset Password, then gives the person the temporary password in person or by phone (an Admin's only by the SuperAdmin)</w:t>
+              <w:t>Assign it to a delivery that arrives by the promised date</w:t>
             </w:r>
           </w:p>
         </w:tc>
@@ -10814,7 +10875,7 @@
                 <w:sz w:val="19"/>
                 <w:szCs w:val="19"/>
               </w:rPr>
-              <w:t>The app locked itself</w:t>
+              <w:t>A phone shows an old company card</w:t>
             </w:r>
           </w:p>
         </w:tc>
@@ -10837,7 +10898,7 @@
                 <w:sz w:val="19"/>
                 <w:szCs w:val="19"/>
               </w:rPr>
-              <w:t>The idle lock: no key or mouse movement for the SuperAdmin's minutes</w:t>
+              <w:t>It was offline when Home opened, so it shows the copy it kept</w:t>
             </w:r>
           </w:p>
         </w:tc>
@@ -10860,7 +10921,7 @@
                 <w:sz w:val="19"/>
                 <w:szCs w:val="19"/>
               </w:rPr>
-              <w:t>Type the password and Unlock - nothing was lost. The SuperAdmin can change the minutes in Settings &gt; Idle lock</w:t>
+              <w:t>Open Home again once the phone is online; only the SuperAdmin changes the card</w:t>
             </w:r>
           </w:p>
         </w:tc>
@@ -10897,7 +10958,7 @@
                 <w:sz w:val="19"/>
                 <w:szCs w:val="19"/>
               </w:rPr>
-              <w:t>Signed out after typing wrong passwords on the lock</w:t>
+              <w:t>Someone forgot their password</w:t>
             </w:r>
           </w:p>
         </w:tc>
@@ -10921,7 +10982,7 @@
                 <w:sz w:val="19"/>
                 <w:szCs w:val="19"/>
               </w:rPr>
-              <w:t>Five wrong passwords in 15 minutes</w:t>
+              <w:t>Passwords can't be read by anyone</w:t>
             </w:r>
           </w:p>
         </w:tc>
@@ -10945,7 +11006,7 @@
                 <w:sz w:val="19"/>
                 <w:szCs w:val="19"/>
               </w:rPr>
-              <w:t>Sign in again; if the password is forgotten, ask an admin to reset it</w:t>
+              <w:t>An admin opens Users, selects the account and presses Reset Password, then gives the person the temporary password in person or by phone (an Admin's only by the SuperAdmin)</w:t>
             </w:r>
           </w:p>
         </w:tc>
@@ -10981,7 +11042,7 @@
                 <w:sz w:val="19"/>
                 <w:szCs w:val="19"/>
               </w:rPr>
-              <w:t>The taskbar or the Start Menu still shows the old tree icon</w:t>
+              <w:t>The app locked itself</w:t>
             </w:r>
           </w:p>
         </w:tc>
@@ -11004,7 +11065,7 @@
                 <w:sz w:val="19"/>
                 <w:szCs w:val="19"/>
               </w:rPr>
-              <w:t>Windows keeps icons in its icon cache</w:t>
+              <w:t>The idle lock: no key or mouse movement for the SuperAdmin's minutes</w:t>
             </w:r>
           </w:p>
         </w:tc>
@@ -11027,7 +11088,7 @@
                 <w:sz w:val="19"/>
                 <w:szCs w:val="19"/>
               </w:rPr>
-              <w:t>Restart the app; if the shortcut still shows it, sign out of Windows and back in (the icon is app/assets/icon.ico)</w:t>
+              <w:t>Type the password and Unlock - nothing was lost. The SuperAdmin can change the minutes in Settings &gt; Idle lock</w:t>
             </w:r>
           </w:p>
         </w:tc>
@@ -11064,7 +11125,7 @@
                 <w:sz w:val="19"/>
                 <w:szCs w:val="19"/>
               </w:rPr>
-              <w:t>Sign-in does nothing or fails, or "Couldn't reach the server at ..."</w:t>
+              <w:t>Signed out after typing wrong passwords on the lock</w:t>
             </w:r>
           </w:p>
         </w:tc>
@@ -11088,7 +11149,7 @@
                 <w:sz w:val="19"/>
                 <w:szCs w:val="19"/>
               </w:rPr>
-              <w:t>Backend or admin server not running, or the server address under the sign-in card is wrong</w:t>
+              <w:t>Five wrong passwords in 15 minutes</w:t>
             </w:r>
           </w:p>
         </w:tc>
@@ -11112,7 +11173,7 @@
                 <w:sz w:val="19"/>
                 <w:szCs w:val="19"/>
               </w:rPr>
-              <w:t>Open Servers from the sign-in window and Start All; check the address (Change); on this computer it is http://127.0.0.1:8002</w:t>
+              <w:t>Sign in again; if the password is forgotten, ask an admin to reset it</w:t>
             </w:r>
           </w:p>
         </w:tc>
@@ -11148,7 +11209,7 @@
                 <w:sz w:val="19"/>
                 <w:szCs w:val="19"/>
               </w:rPr>
-              <w:t>Every request takes about 20 seconds or times out on this computer</w:t>
+              <w:t>The taskbar or the Start Menu still shows the old tree icon</w:t>
             </w:r>
           </w:p>
         </w:tc>
@@ -11171,7 +11232,7 @@
                 <w:sz w:val="19"/>
                 <w:szCs w:val="19"/>
               </w:rPr>
-              <w:t>The server address uses "localhost"; Windows tries its IPv6 address first and that route into WSL can hang</w:t>
+              <w:t>Windows keeps icons in its icon cache</w:t>
             </w:r>
           </w:p>
         </w:tc>
@@ -11194,7 +11255,7 @@
                 <w:sz w:val="19"/>
                 <w:szCs w:val="19"/>
               </w:rPr>
-              <w:t>Change the address to http://127.0.0.1:8002</w:t>
+              <w:t>Restart the app; if the shortcut still shows it, sign out of Windows and back in (the icon is app/assets/icon.ico)</w:t>
             </w:r>
           </w:p>
         </w:tc>
@@ -11231,7 +11292,7 @@
                 <w:sz w:val="19"/>
                 <w:szCs w:val="19"/>
               </w:rPr>
-              <w:t>"This computer is waiting for approval ..."</w:t>
+              <w:t>Sign-in does nothing or fails, or "Couldn't reach the server at ..."</w:t>
             </w:r>
           </w:p>
         </w:tc>
@@ -11255,7 +11316,7 @@
                 <w:sz w:val="19"/>
                 <w:szCs w:val="19"/>
               </w:rPr>
-              <w:t>First sign-in on this computer (or for this account on it), or a new Windows user</w:t>
+              <w:t>Backend or admin server not running, or the server address under the sign-in card is wrong</w:t>
             </w:r>
           </w:p>
         </w:tc>
@@ -11279,7 +11340,7 @@
                 <w:sz w:val="19"/>
                 <w:szCs w:val="19"/>
               </w:rPr>
-              <w:t>The SuperAdmin approves it in Users &gt; Computers - the message gives the name it is listed under; then sign in again</w:t>
+              <w:t>Open Servers from the sign-in window and Start All; check the address (Change); on this computer it is http://127.0.0.1:8002</w:t>
             </w:r>
           </w:p>
         </w:tc>
@@ -11315,7 +11376,7 @@
                 <w:sz w:val="19"/>
                 <w:szCs w:val="19"/>
               </w:rPr>
-              <w:t>"This computer has been blocked for this account" at sign-in</w:t>
+              <w:t>Every request takes about 20 seconds or times out on this computer</w:t>
             </w:r>
           </w:p>
         </w:tc>
@@ -11338,7 +11399,7 @@
                 <w:sz w:val="19"/>
                 <w:szCs w:val="19"/>
               </w:rPr>
-              <w:t>It was rejected or blocked earlier</w:t>
+              <w:t>The server address uses "localhost"; Windows tries its IPv6 address first and that route into WSL can hang</w:t>
             </w:r>
           </w:p>
         </w:tc>
@@ -11361,7 +11422,7 @@
                 <w:sz w:val="19"/>
                 <w:szCs w:val="19"/>
               </w:rPr>
-              <w:t>The SuperAdmin can approve it again in Users &gt; Computers</w:t>
+              <w:t>Change the address to http://127.0.0.1:8002</w:t>
             </w:r>
           </w:p>
         </w:tc>
@@ -11398,7 +11459,7 @@
                 <w:sz w:val="19"/>
                 <w:szCs w:val="19"/>
               </w:rPr>
-              <w:t>Back at the sign-in screen with "This computer is no longer approved ..."</w:t>
+              <w:t>"This computer is waiting for approval ..."</w:t>
             </w:r>
           </w:p>
         </w:tc>
@@ -11422,7 +11483,7 @@
                 <w:sz w:val="19"/>
                 <w:szCs w:val="19"/>
               </w:rPr>
-              <w:t>The SuperAdmin blocked or replaced this computer, the account was disabled, or it is no longer Admin or SuperAdmin</w:t>
+              <w:t>First sign-in on this computer (or for this account on it), or a new Windows user</w:t>
             </w:r>
           </w:p>
         </w:tc>
@@ -11446,7 +11507,7 @@
                 <w:sz w:val="19"/>
                 <w:szCs w:val="19"/>
               </w:rPr>
-              <w:t>Ask the SuperAdmin</w:t>
+              <w:t>The SuperAdmin approves it in Users &gt; Computers - the message gives the name it is listed under; then sign in again</w:t>
             </w:r>
           </w:p>
         </w:tc>
@@ -11482,7 +11543,7 @@
                 <w:sz w:val="19"/>
                 <w:szCs w:val="19"/>
               </w:rPr>
-              <w:t>Back at the sign-in screen with "Please sign in again."</w:t>
+              <w:t>"This computer has been blocked for this account" at sign-in</w:t>
             </w:r>
           </w:p>
         </w:tc>
@@ -11505,7 +11566,7 @@
                 <w:sz w:val="19"/>
                 <w:szCs w:val="19"/>
               </w:rPr>
-              <w:t>The 12-hour sign-in ran out (or the backend's sign-in key changed)</w:t>
+              <w:t>It was rejected or blocked earlier</w:t>
             </w:r>
           </w:p>
         </w:tc>
@@ -11528,7 +11589,7 @@
                 <w:sz w:val="19"/>
                 <w:szCs w:val="19"/>
               </w:rPr>
-              <w:t>Sign in again</w:t>
+              <w:t>The SuperAdmin can approve it again in Users &gt; Computers</w:t>
             </w:r>
           </w:p>
         </w:tc>
@@ -11565,7 +11626,8 @@
                 <w:sz w:val="19"/>
                 <w:szCs w:val="19"/>
               </w:rPr>
-              <w:t>"Too many wrong passwords. Try again in N minutes."</w:t>
+              <w:lastRenderedPageBreak/>
+              <w:t>Back at the sign-in screen with "This computer is no longer approved ..."</w:t>
             </w:r>
           </w:p>
         </w:tc>
@@ -11589,7 +11651,7 @@
                 <w:sz w:val="19"/>
                 <w:szCs w:val="19"/>
               </w:rPr>
-              <w:t>5 wrong passwords for this account from this address within 15 minutes</w:t>
+              <w:t>The SuperAdmin blocked or replaced this computer, the account was disabled, or it is no longer Admin or SuperAdmin</w:t>
             </w:r>
           </w:p>
         </w:tc>
@@ -11613,7 +11675,7 @@
                 <w:sz w:val="19"/>
                 <w:szCs w:val="19"/>
               </w:rPr>
-              <w:t>Wait, or restart the admin server to clear the count; check Caps Lock</w:t>
+              <w:t>Ask the SuperAdmin</w:t>
             </w:r>
           </w:p>
         </w:tc>
@@ -11649,8 +11711,7 @@
                 <w:sz w:val="19"/>
                 <w:szCs w:val="19"/>
               </w:rPr>
-              <w:lastRenderedPageBreak/>
-              <w:t>"This copy of the desktop app is too old - please install the new one."</w:t>
+              <w:t>Back at the sign-in screen with "Please sign in again."</w:t>
             </w:r>
           </w:p>
         </w:tc>
@@ -11673,7 +11734,7 @@
                 <w:sz w:val="19"/>
                 <w:szCs w:val="19"/>
               </w:rPr>
-              <w:t>A copy from before 5 October 2026, or older than the server's MIN_DESKTOP_VERSION</w:t>
+              <w:t>The 12-hour sign-in ran out (or the backend's sign-in key changed)</w:t>
             </w:r>
           </w:p>
         </w:tc>
@@ -11696,7 +11757,7 @@
                 <w:sz w:val="19"/>
                 <w:szCs w:val="19"/>
               </w:rPr>
-              <w:t>Install the current copy</w:t>
+              <w:t>Sign in again</w:t>
             </w:r>
           </w:p>
         </w:tc>
@@ -11733,7 +11794,7 @@
                 <w:sz w:val="19"/>
                 <w:szCs w:val="19"/>
               </w:rPr>
-              <w:t>"The '...' role can't use the desktop app"</w:t>
+              <w:t>"Too many wrong passwords. Try again in N minutes."</w:t>
             </w:r>
           </w:p>
         </w:tc>
@@ -11757,7 +11818,7 @@
                 <w:sz w:val="19"/>
                 <w:szCs w:val="19"/>
               </w:rPr>
-              <w:t>The account is not Admin or SuperAdmin</w:t>
+              <w:t>5 wrong passwords for this account from this address within 15 minutes</w:t>
             </w:r>
           </w:p>
         </w:tc>
@@ -11781,7 +11842,7 @@
                 <w:sz w:val="19"/>
                 <w:szCs w:val="19"/>
               </w:rPr>
-              <w:t>Use an Admin account, or have the role changed in Users</w:t>
+              <w:t>Wait, or restart the admin server to clear the count; check Caps Lock</w:t>
             </w:r>
           </w:p>
         </w:tc>
@@ -11817,7 +11878,7 @@
                 <w:sz w:val="19"/>
                 <w:szCs w:val="19"/>
               </w:rPr>
-              <w:t>Approve and Block are greyed out in Phones or Computers; "only the SuperAdmin can change this account"</w:t>
+              <w:t>"This copy of the desktop app is too old - please install the new one."</w:t>
             </w:r>
           </w:p>
         </w:tc>
@@ -11840,7 +11901,7 @@
                 <w:sz w:val="19"/>
                 <w:szCs w:val="19"/>
               </w:rPr>
-              <w:t>Only the SuperAdmin approves phones and computers and changes the SuperAdmin account</w:t>
+              <w:t>A copy from before 5 October 2026, or older than the server's MIN_DESKTOP_VERSION</w:t>
             </w:r>
           </w:p>
         </w:tc>
@@ -11863,7 +11924,7 @@
                 <w:sz w:val="19"/>
                 <w:szCs w:val="19"/>
               </w:rPr>
-              <w:t>Ask the SuperAdmin (sadmin)</w:t>
+              <w:t>Install the current copy</w:t>
             </w:r>
           </w:p>
         </w:tc>
@@ -11900,7 +11961,7 @@
                 <w:sz w:val="19"/>
                 <w:szCs w:val="19"/>
               </w:rPr>
-              <w:t>No Servers section or Manage Servers button</w:t>
+              <w:t>"The '...' role can't use the desktop app"</w:t>
             </w:r>
           </w:p>
         </w:tc>
@@ -11924,7 +11985,7 @@
                 <w:sz w:val="19"/>
                 <w:szCs w:val="19"/>
               </w:rPr>
-              <w:t>The server address is not this computer, or this is a copy for other admins (without core/server_manager.py)</w:t>
+              <w:t>The account is not Admin or SuperAdmin</w:t>
             </w:r>
           </w:p>
         </w:tc>
@@ -11948,7 +12009,7 @@
                 <w:sz w:val="19"/>
                 <w:szCs w:val="19"/>
               </w:rPr>
-              <w:t>Expected; servers are started where they run</w:t>
+              <w:t>Use an Admin account, or have the role changed in Users</w:t>
             </w:r>
           </w:p>
         </w:tc>
@@ -11984,7 +12045,7 @@
                 <w:sz w:val="19"/>
                 <w:szCs w:val="19"/>
               </w:rPr>
-              <w:t>"Windows protected your PC" when opening the shared copy</w:t>
+              <w:t>Approve and Block are greyed out in Phones or Computers; "only the SuperAdmin can change this account"</w:t>
             </w:r>
           </w:p>
         </w:tc>
@@ -12007,7 +12068,7 @@
                 <w:sz w:val="19"/>
                 <w:szCs w:val="19"/>
               </w:rPr>
-              <w:t>The app is not code-signed</w:t>
+              <w:t>Only the SuperAdmin approves phones and computers and changes the SuperAdmin account</w:t>
             </w:r>
           </w:p>
         </w:tc>
@@ -12030,7 +12091,7 @@
                 <w:sz w:val="19"/>
                 <w:szCs w:val="19"/>
               </w:rPr>
-              <w:t>More info, then Run anyway (a code-signing certificate removes the warning - Production Go-Live Checklist)</w:t>
+              <w:t>Ask the SuperAdmin (sadmin)</w:t>
             </w:r>
           </w:p>
         </w:tc>
@@ -12067,7 +12128,7 @@
                 <w:sz w:val="19"/>
                 <w:szCs w:val="19"/>
               </w:rPr>
-              <w:t>Shared copy: "Couldn't reach the server at ..."</w:t>
+              <w:t>No Servers section or Manage Servers button</w:t>
             </w:r>
           </w:p>
         </w:tc>
@@ -12091,7 +12152,7 @@
                 <w:sz w:val="19"/>
                 <w:szCs w:val="19"/>
               </w:rPr>
-              <w:t>The owner's computer, the servers or the public tunnel are off, or the address is wrong</w:t>
+              <w:t>The server address is not this computer, or this is a copy for other admins (without core/server_manager.py)</w:t>
             </w:r>
           </w:p>
         </w:tc>
@@ -12115,7 +12176,7 @@
                 <w:sz w:val="19"/>
                 <w:szCs w:val="19"/>
               </w:rPr>
-              <w:t>Check that everything is running on the owner's computer (Servers: Start All); check the address under the sign-in card</w:t>
+              <w:t>Expected; servers are started where they run</w:t>
             </w:r>
           </w:p>
         </w:tc>
@@ -12151,7 +12212,7 @@
                 <w:sz w:val="19"/>
                 <w:szCs w:val="19"/>
               </w:rPr>
-              <w:t>"... a secure connection could not be made"</w:t>
+              <w:t>"Windows protected your PC" when opening the shared copy</w:t>
             </w:r>
           </w:p>
         </w:tc>
@@ -12174,7 +12235,7 @@
                 <w:sz w:val="19"/>
                 <w:szCs w:val="19"/>
               </w:rPr>
-              <w:t>The address is not https, its certificate is not trusted, or the network blocks the connection</w:t>
+              <w:t>The app is not code-signed</w:t>
             </w:r>
           </w:p>
         </w:tc>
@@ -12197,7 +12258,7 @@
                 <w:sz w:val="19"/>
                 <w:szCs w:val="19"/>
               </w:rPr>
-              <w:t>Open the same address in a browser on that computer: if that fails too, the network or the server is at fault</w:t>
+              <w:t>More info, then Run anyway (a code-signing certificate removes the warning - Production Go-Live Checklist)</w:t>
             </w:r>
           </w:p>
         </w:tc>
@@ -12234,7 +12295,7 @@
                 <w:sz w:val="19"/>
                 <w:szCs w:val="19"/>
               </w:rPr>
-              <w:t>"Only the SuperAdmin can change a username."</w:t>
+              <w:t>Shared copy: "Couldn't reach the server at ..."</w:t>
             </w:r>
           </w:p>
         </w:tc>
@@ -12258,7 +12319,7 @@
                 <w:sz w:val="19"/>
                 <w:szCs w:val="19"/>
               </w:rPr>
-              <w:t>An Admin tried to change a username</w:t>
+              <w:t>The owner's computer, the servers or the public tunnel are off, or the address is wrong</w:t>
             </w:r>
           </w:p>
         </w:tc>
@@ -12282,7 +12343,7 @@
                 <w:sz w:val="19"/>
                 <w:szCs w:val="19"/>
               </w:rPr>
-              <w:t>Ask the SuperAdmin</w:t>
+              <w:t>Check that everything is running on the owner's computer (Servers: Start All); check the address under the sign-in card</w:t>
             </w:r>
           </w:p>
         </w:tc>
@@ -12318,7 +12379,7 @@
                 <w:sz w:val="19"/>
                 <w:szCs w:val="19"/>
               </w:rPr>
-              <w:t>"That username is already taken" when correcting a username</w:t>
+              <w:t>"... a secure connection could not be made"</w:t>
             </w:r>
           </w:p>
         </w:tc>
@@ -12341,7 +12402,7 @@
                 <w:sz w:val="19"/>
                 <w:szCs w:val="19"/>
               </w:rPr>
-              <w:t>Another account already has it</w:t>
+              <w:t>The address is not https, its certificate is not trusted, or the network blocks the connection</w:t>
             </w:r>
           </w:p>
         </w:tc>
@@ -12364,7 +12425,7 @@
                 <w:sz w:val="19"/>
                 <w:szCs w:val="19"/>
               </w:rPr>
-              <w:t>Choose another</w:t>
+              <w:t>Open the same address in a browser on that computer: if that fails too, the network or the server is at fault</w:t>
             </w:r>
           </w:p>
         </w:tc>
@@ -12401,7 +12462,7 @@
                 <w:sz w:val="19"/>
                 <w:szCs w:val="19"/>
               </w:rPr>
-              <w:t>Product photos missing in desktop lists</w:t>
+              <w:t>"Only the SuperAdmin can change a username."</w:t>
             </w:r>
           </w:p>
         </w:tc>
@@ -12425,7 +12486,7 @@
                 <w:sz w:val="19"/>
                 <w:szCs w:val="19"/>
               </w:rPr>
-              <w:t>An older admin server, or the admin server's MEDIA_BASE_URL does not match the backend's media address</w:t>
+              <w:t>An Admin tried to change a username</w:t>
             </w:r>
           </w:p>
         </w:tc>
@@ -12449,7 +12510,7 @@
                 <w:sz w:val="19"/>
                 <w:szCs w:val="19"/>
               </w:rPr>
-              <w:t>Make the two settings equal</w:t>
+              <w:t>Ask the SuperAdmin</w:t>
             </w:r>
           </w:p>
         </w:tc>
@@ -12485,7 +12546,7 @@
                 <w:sz w:val="19"/>
                 <w:szCs w:val="19"/>
               </w:rPr>
-              <w:t>Taskbar shows the Python icon or two windows open</w:t>
+              <w:t>"That username is already taken" when correcting a username</w:t>
             </w:r>
           </w:p>
         </w:tc>
@@ -12508,7 +12569,7 @@
                 <w:sz w:val="19"/>
                 <w:szCs w:val="19"/>
               </w:rPr>
-              <w:t>Started directly with python instead of the shortcut</w:t>
+              <w:t>Another account already has it</w:t>
             </w:r>
           </w:p>
         </w:tc>
@@ -12531,7 +12592,7 @@
                 <w:sz w:val="19"/>
                 <w:szCs w:val="19"/>
               </w:rPr>
-              <w:t>Use the Start Menu shortcut "Dateroem Admin Control"</w:t>
+              <w:t>Choose another</w:t>
             </w:r>
           </w:p>
         </w:tc>
@@ -12568,7 +12629,7 @@
                 <w:sz w:val="19"/>
                 <w:szCs w:val="19"/>
               </w:rPr>
-              <w:t>Slow to appear after clicking</w:t>
+              <w:t>Product photos missing in desktop lists</w:t>
             </w:r>
           </w:p>
         </w:tc>
@@ -12592,7 +12653,7 @@
                 <w:sz w:val="19"/>
                 <w:szCs w:val="19"/>
               </w:rPr>
-              <w:t>Python and Qt loading, mostly reading the app's files from the WSL folder</w:t>
+              <w:t>An older admin server, or the admin server's MEDIA_BASE_URL does not match the backend's media address</w:t>
             </w:r>
           </w:p>
         </w:tc>
@@ -12616,7 +12677,7 @@
                 <w:sz w:val="19"/>
                 <w:szCs w:val="19"/>
               </w:rPr>
-              <w:t>A "Starting..." window appears at once and the app follows in about 5 seconds (longer just after Windows starts). Other windows can be used meanwhile; a click or any key skips the intro</w:t>
+              <w:t>Make the two settings equal</w:t>
             </w:r>
           </w:p>
         </w:tc>
@@ -12652,7 +12713,7 @@
                 <w:sz w:val="19"/>
                 <w:szCs w:val="19"/>
               </w:rPr>
-              <w:t>Stop and Stop All are greyed out in the Servers section</w:t>
+              <w:t>Taskbar shows the Python icon or two windows open</w:t>
             </w:r>
           </w:p>
         </w:tc>
@@ -12675,7 +12736,7 @@
                 <w:sz w:val="19"/>
                 <w:szCs w:val="19"/>
               </w:rPr>
-              <w:t>Only the SuperAdmin can stop servers (since 7 October 2026)</w:t>
+              <w:t>Started directly with python instead of the shortcut</w:t>
             </w:r>
           </w:p>
         </w:tc>
@@ -12698,7 +12759,7 @@
                 <w:sz w:val="19"/>
                 <w:szCs w:val="19"/>
               </w:rPr>
-              <w:t>Sign in as the SuperAdmin; anyone can still start them</w:t>
+              <w:t>Use the Start Menu shortcut "Dateroem Admin Control"</w:t>
             </w:r>
           </w:p>
         </w:tc>
@@ -12735,7 +12796,7 @@
                 <w:sz w:val="19"/>
                 <w:szCs w:val="19"/>
               </w:rPr>
-              <w:t>The website and phones went off line when the desktop app was closed</w:t>
+              <w:t>Slow to appear after clicking</w:t>
             </w:r>
           </w:p>
         </w:tc>
@@ -12759,7 +12820,7 @@
                 <w:sz w:val="19"/>
                 <w:szCs w:val="19"/>
               </w:rPr>
-              <w:t>Servers started from the desktop app run inside it</w:t>
+              <w:t>Python and Qt loading, mostly reading the app's files from the WSL folder</w:t>
             </w:r>
           </w:p>
         </w:tc>
@@ -12783,7 +12844,7 @@
                 <w:sz w:val="19"/>
                 <w:szCs w:val="19"/>
               </w:rPr>
-              <w:t>Reopen the app, open Manage Servers and Start All; keep the app open (minimised) on the owner's computer</w:t>
+              <w:t>A "Starting..." window appears at once and the app follows in about 5 seconds (longer just after Windows starts). Other windows can be used meanwhile; a click or any key skips the intro</w:t>
             </w:r>
           </w:p>
         </w:tc>
@@ -12819,7 +12880,7 @@
                 <w:sz w:val="19"/>
                 <w:szCs w:val="19"/>
               </w:rPr>
-              <w:t>The "Starting..." window stays above everything and does not react to clicks</w:t>
+              <w:t>Stop and Stop All are greyed out in the Servers section</w:t>
             </w:r>
           </w:p>
         </w:tc>
@@ -12842,7 +12903,7 @@
                 <w:sz w:val="19"/>
                 <w:szCs w:val="19"/>
               </w:rPr>
-              <w:t>A copy of the app from before 7 October 2026</w:t>
+              <w:t>Only the SuperAdmin can stop servers (since 7 October 2026)</w:t>
             </w:r>
           </w:p>
         </w:tc>
@@ -12865,7 +12926,7 @@
                 <w:sz w:val="19"/>
                 <w:szCs w:val="19"/>
               </w:rPr>
-              <w:t>Close and reopen the desktop app (the shared copy: use the current zip)</w:t>
+              <w:t>Sign in as the SuperAdmin; anyone can still start them</w:t>
             </w:r>
           </w:p>
         </w:tc>
@@ -12902,7 +12963,8 @@
                 <w:sz w:val="19"/>
                 <w:szCs w:val="19"/>
               </w:rPr>
-              <w:t>No Phones button, search boxes, role filter or campaign "Products..." button</w:t>
+              <w:lastRenderedPageBreak/>
+              <w:t>The website and phones went off line when the desktop app was closed</w:t>
             </w:r>
           </w:p>
         </w:tc>
@@ -12926,7 +12988,7 @@
                 <w:sz w:val="19"/>
                 <w:szCs w:val="19"/>
               </w:rPr>
-              <w:t>The desktop app was opened before the 3 October 2026 updates</w:t>
+              <w:t>Servers started from the desktop app run inside it</w:t>
             </w:r>
           </w:p>
         </w:tc>
@@ -12950,7 +13012,7 @@
                 <w:sz w:val="19"/>
                 <w:szCs w:val="19"/>
               </w:rPr>
-              <w:t>Close and reopen the desktop app</w:t>
+              <w:t>Reopen the app, open Manage Servers and Start All; keep the app open (minimised) on the owner's computer</w:t>
             </w:r>
           </w:p>
         </w:tc>
@@ -12986,7 +13048,173 @@
                 <w:sz w:val="19"/>
                 <w:szCs w:val="19"/>
               </w:rPr>
-              <w:lastRenderedPageBreak/>
+              <w:t>The "Starting..." window stays above everything and does not react to clicks</w:t>
+            </w:r>
+          </w:p>
+        </w:tc>
+        <w:tc>
+          <w:tcPr>
+            <w:tcW w:w="3011" w:type="dxa"/>
+            <w:tcMar>
+              <w:top w:w="50" w:type="dxa"/>
+              <w:left w:w="90" w:type="dxa"/>
+              <w:bottom w:w="50" w:type="dxa"/>
+              <w:right w:w="90" w:type="dxa"/>
+            </w:tcMar>
+          </w:tcPr>
+          <w:p>
+            <w:pPr>
+              <w:spacing w:after="20" w:line="252" w:lineRule="auto"/>
+            </w:pPr>
+            <w:r>
+              <w:rPr>
+                <w:sz w:val="19"/>
+                <w:szCs w:val="19"/>
+              </w:rPr>
+              <w:t>A copy of the app from before 7 October 2026</w:t>
+            </w:r>
+          </w:p>
+        </w:tc>
+        <w:tc>
+          <w:tcPr>
+            <w:tcW w:w="3857" w:type="dxa"/>
+            <w:tcMar>
+              <w:top w:w="50" w:type="dxa"/>
+              <w:left w:w="90" w:type="dxa"/>
+              <w:bottom w:w="50" w:type="dxa"/>
+              <w:right w:w="90" w:type="dxa"/>
+            </w:tcMar>
+          </w:tcPr>
+          <w:p>
+            <w:pPr>
+              <w:spacing w:after="20" w:line="252" w:lineRule="auto"/>
+            </w:pPr>
+            <w:r>
+              <w:rPr>
+                <w:sz w:val="19"/>
+                <w:szCs w:val="19"/>
+              </w:rPr>
+              <w:t>Close and reopen the desktop app (the shared copy: use the current zip)</w:t>
+            </w:r>
+          </w:p>
+        </w:tc>
+      </w:tr>
+      <w:tr>
+        <w:tblPrEx>
+          <w:tblCellMar>
+            <w:top w:w="0" w:type="dxa"/>
+            <w:bottom w:w="0" w:type="dxa"/>
+          </w:tblCellMar>
+        </w:tblPrEx>
+        <w:trPr>
+          <w:cantSplit/>
+        </w:trPr>
+        <w:tc>
+          <w:tcPr>
+            <w:tcW w:w="2770" w:type="dxa"/>
+            <w:shd w:val="clear" w:color="auto" w:fill="F4F5F3"/>
+            <w:tcMar>
+              <w:top w:w="50" w:type="dxa"/>
+              <w:left w:w="90" w:type="dxa"/>
+              <w:bottom w:w="50" w:type="dxa"/>
+              <w:right w:w="90" w:type="dxa"/>
+            </w:tcMar>
+          </w:tcPr>
+          <w:p>
+            <w:pPr>
+              <w:spacing w:after="20" w:line="252" w:lineRule="auto"/>
+            </w:pPr>
+            <w:r>
+              <w:rPr>
+                <w:b/>
+                <w:bCs/>
+                <w:sz w:val="19"/>
+                <w:szCs w:val="19"/>
+              </w:rPr>
+              <w:t>No Phones button, search boxes, role filter or campaign "Products..." button</w:t>
+            </w:r>
+          </w:p>
+        </w:tc>
+        <w:tc>
+          <w:tcPr>
+            <w:tcW w:w="3011" w:type="dxa"/>
+            <w:shd w:val="clear" w:color="auto" w:fill="F4F5F3"/>
+            <w:tcMar>
+              <w:top w:w="50" w:type="dxa"/>
+              <w:left w:w="90" w:type="dxa"/>
+              <w:bottom w:w="50" w:type="dxa"/>
+              <w:right w:w="90" w:type="dxa"/>
+            </w:tcMar>
+          </w:tcPr>
+          <w:p>
+            <w:pPr>
+              <w:spacing w:after="20" w:line="252" w:lineRule="auto"/>
+            </w:pPr>
+            <w:r>
+              <w:rPr>
+                <w:sz w:val="19"/>
+                <w:szCs w:val="19"/>
+              </w:rPr>
+              <w:t>The desktop app was opened before the 3 October 2026 updates</w:t>
+            </w:r>
+          </w:p>
+        </w:tc>
+        <w:tc>
+          <w:tcPr>
+            <w:tcW w:w="3857" w:type="dxa"/>
+            <w:shd w:val="clear" w:color="auto" w:fill="F4F5F3"/>
+            <w:tcMar>
+              <w:top w:w="50" w:type="dxa"/>
+              <w:left w:w="90" w:type="dxa"/>
+              <w:bottom w:w="50" w:type="dxa"/>
+              <w:right w:w="90" w:type="dxa"/>
+            </w:tcMar>
+          </w:tcPr>
+          <w:p>
+            <w:pPr>
+              <w:spacing w:after="20" w:line="252" w:lineRule="auto"/>
+            </w:pPr>
+            <w:r>
+              <w:rPr>
+                <w:sz w:val="19"/>
+                <w:szCs w:val="19"/>
+              </w:rPr>
+              <w:t>Close and reopen the desktop app</w:t>
+            </w:r>
+          </w:p>
+        </w:tc>
+      </w:tr>
+      <w:tr>
+        <w:tblPrEx>
+          <w:tblCellMar>
+            <w:top w:w="0" w:type="dxa"/>
+            <w:bottom w:w="0" w:type="dxa"/>
+          </w:tblCellMar>
+        </w:tblPrEx>
+        <w:trPr>
+          <w:cantSplit/>
+        </w:trPr>
+        <w:tc>
+          <w:tcPr>
+            <w:tcW w:w="2770" w:type="dxa"/>
+            <w:tcMar>
+              <w:top w:w="50" w:type="dxa"/>
+              <w:left w:w="90" w:type="dxa"/>
+              <w:bottom w:w="50" w:type="dxa"/>
+              <w:right w:w="90" w:type="dxa"/>
+            </w:tcMar>
+          </w:tcPr>
+          <w:p>
+            <w:pPr>
+              <w:spacing w:after="20" w:line="252" w:lineRule="auto"/>
+            </w:pPr>
+            <w:r>
+              <w:rPr>
+                <w:b/>
+                <w:bCs/>
+                <w:sz w:val="19"/>
+                <w:szCs w:val="19"/>
+              </w:rPr>
               <w:t>A new website account (for example a Google sign-up) is missing from Users</w:t>
             </w:r>
           </w:p>
@@ -13053,7 +13281,7 @@
       <w:pPr>
         <w:pStyle w:val="Heading1"/>
       </w:pPr>
-      <w:bookmarkStart w:id="8" w:name="_Toc243697186"/>
+      <w:bookmarkStart w:id="8" w:name="_Toc243700214"/>
       <w:r>
         <w:lastRenderedPageBreak/>
         <w:t>8  Development tools</w:t>
@@ -13574,10 +13802,10 @@
 <file path=word/numbering.xml><?xml version="1.0" encoding="utf-8"?>
 <w:numbering xmlns:wpc="http://schemas.microsoft.com/office/word/2010/wordprocessingCanvas" xmlns:cx="http://schemas.microsoft.com/office/drawing/2014/chartex" xmlns:cx1="http://schemas.microsoft.com/office/drawing/2015/9/8/chartex" xmlns:mc="http://schemas.openxmlformats.org/markup-compatibility/2006" xmlns:o="urn:schemas-microsoft-com:office:office" xmlns:r="http://schemas.openxmlformats.org/officeDocument/2006/relationships" xmlns:m="http://schemas.openxmlformats.org/officeDocument/2006/math" xmlns:v="urn:schemas-microsoft-com:vml" xmlns:wp14="http://schemas.microsoft.com/office/word/2010/wordprocessingDrawing" xmlns:wp="http://schemas.openxmlformats.org/drawingml/2006/wordprocessingDrawing" xmlns:w10="urn:schemas-microsoft-com:office:word" xmlns:w="http://schemas.openxmlformats.org/wordprocessingml/2006/main" xmlns:w14="http://schemas.microsoft.com/office/word/2010/wordml" xmlns:w15="http://schemas.microsoft.com/office/word/2012/wordml" xmlns:w16se="http://schemas.microsoft.com/office/word/2015/wordml/symex" xmlns:wpg="http://schemas.microsoft.com/office/word/2010/wordprocessingGroup" xmlns:wpi="http://schemas.microsoft.com/office/word/2010/wordprocessingInk" xmlns:wne="http://schemas.microsoft.com/office/word/2006/wordml" xmlns:wps="http://schemas.microsoft.com/office/word/2010/wordprocessingShape" mc:Ignorable="w14 w15 w16se wp14">
   <w:abstractNum w:abstractNumId="0" w15:restartNumberingAfterBreak="0">
-    <w:nsid w:val="25C94F13"/>
+    <w:nsid w:val="07434949"/>
     <w:multiLevelType w:val="hybridMultilevel"/>
-    <w:tmpl w:val="9E0EF366"/>
-    <w:lvl w:ilvl="0" w:tplc="2DE8743C" w:tentative="1">
+    <w:tmpl w:val="975658E6"/>
+    <w:lvl w:ilvl="0" w:tplc="F3B87EE0" w:tentative="1">
       <w:start w:val="1"/>
       <w:numFmt w:val="decimal"/>
       <w:lvlText w:val="%1."/>
@@ -13586,7 +13814,7 @@
         <w:ind w:left="540" w:hanging="300"/>
       </w:pPr>
     </w:lvl>
-    <w:lvl w:ilvl="1" w:tplc="80A240F0" w:tentative="1">
+    <w:lvl w:ilvl="1" w:tplc="D80E1FA8" w:tentative="1">
       <w:start w:val="1"/>
       <w:numFmt w:val="lowerLetter"/>
       <w:lvlText w:val="%2."/>
@@ -13595,7 +13823,7 @@
         <w:ind w:left="940" w:hanging="300"/>
       </w:pPr>
     </w:lvl>
-    <w:lvl w:ilvl="2" w:tplc="8996CB20" w:tentative="1">
+    <w:lvl w:ilvl="2" w:tplc="E14E0248" w:tentative="1">
       <w:start w:val="1"/>
       <w:numFmt w:val="lowerRoman"/>
       <w:lvlText w:val="%3."/>
@@ -13604,42 +13832,42 @@
         <w:ind w:left="1340" w:hanging="300"/>
       </w:pPr>
     </w:lvl>
-    <w:lvl w:ilvl="3" w:tplc="34782DAA">
+    <w:lvl w:ilvl="3" w:tplc="F6EA0822">
       <w:numFmt w:val="decimal"/>
       <w:lvlText w:val=""/>
       <w:lvlJc w:val="left"/>
     </w:lvl>
-    <w:lvl w:ilvl="4" w:tplc="3534693E">
+    <w:lvl w:ilvl="4" w:tplc="4A38971C">
       <w:numFmt w:val="decimal"/>
       <w:lvlText w:val=""/>
       <w:lvlJc w:val="left"/>
     </w:lvl>
-    <w:lvl w:ilvl="5" w:tplc="E73EF0D0">
+    <w:lvl w:ilvl="5" w:tplc="A2C4D08C">
       <w:numFmt w:val="decimal"/>
       <w:lvlText w:val=""/>
       <w:lvlJc w:val="left"/>
     </w:lvl>
-    <w:lvl w:ilvl="6" w:tplc="0CF2150E">
+    <w:lvl w:ilvl="6" w:tplc="2758A204">
       <w:numFmt w:val="decimal"/>
       <w:lvlText w:val=""/>
       <w:lvlJc w:val="left"/>
     </w:lvl>
-    <w:lvl w:ilvl="7" w:tplc="0284FCA8">
+    <w:lvl w:ilvl="7" w:tplc="2176FD52">
       <w:numFmt w:val="decimal"/>
       <w:lvlText w:val=""/>
       <w:lvlJc w:val="left"/>
     </w:lvl>
-    <w:lvl w:ilvl="8" w:tplc="4FC24652">
+    <w:lvl w:ilvl="8" w:tplc="E91A51D8">
       <w:numFmt w:val="decimal"/>
       <w:lvlText w:val=""/>
       <w:lvlJc w:val="left"/>
     </w:lvl>
   </w:abstractNum>
   <w:abstractNum w:abstractNumId="1" w15:restartNumberingAfterBreak="0">
-    <w:nsid w:val="4FF230B0"/>
+    <w:nsid w:val="27801EF0"/>
     <w:multiLevelType w:val="hybridMultilevel"/>
-    <w:tmpl w:val="0A409E0C"/>
-    <w:lvl w:ilvl="0" w:tplc="C2CEE992" w:tentative="1">
+    <w:tmpl w:val="3668B7B6"/>
+    <w:lvl w:ilvl="0" w:tplc="38A8D042" w:tentative="1">
       <w:start w:val="1"/>
       <w:numFmt w:val="bullet"/>
       <w:lvlText w:val="●"/>
@@ -13648,7 +13876,7 @@
         <w:ind w:left="720" w:hanging="360"/>
       </w:pPr>
     </w:lvl>
-    <w:lvl w:ilvl="1" w:tplc="157235F2" w:tentative="1">
+    <w:lvl w:ilvl="1" w:tplc="0FCA1392" w:tentative="1">
       <w:start w:val="1"/>
       <w:numFmt w:val="bullet"/>
       <w:lvlText w:val="○"/>
@@ -13657,7 +13885,7 @@
         <w:ind w:left="1440" w:hanging="360"/>
       </w:pPr>
     </w:lvl>
-    <w:lvl w:ilvl="2" w:tplc="FCE47340" w:tentative="1">
+    <w:lvl w:ilvl="2" w:tplc="44C23428" w:tentative="1">
       <w:start w:val="1"/>
       <w:numFmt w:val="bullet"/>
       <w:lvlText w:val="■"/>
@@ -13666,7 +13894,7 @@
         <w:ind w:left="2160" w:hanging="360"/>
       </w:pPr>
     </w:lvl>
-    <w:lvl w:ilvl="3" w:tplc="D76005E6" w:tentative="1">
+    <w:lvl w:ilvl="3" w:tplc="4F8E4F1E" w:tentative="1">
       <w:start w:val="1"/>
       <w:numFmt w:val="bullet"/>
       <w:lvlText w:val="●"/>
@@ -13675,7 +13903,7 @@
         <w:ind w:left="2880" w:hanging="360"/>
       </w:pPr>
     </w:lvl>
-    <w:lvl w:ilvl="4" w:tplc="C80041F4" w:tentative="1">
+    <w:lvl w:ilvl="4" w:tplc="92AA255C" w:tentative="1">
       <w:start w:val="1"/>
       <w:numFmt w:val="bullet"/>
       <w:lvlText w:val="○"/>
@@ -13684,7 +13912,7 @@
         <w:ind w:left="3600" w:hanging="360"/>
       </w:pPr>
     </w:lvl>
-    <w:lvl w:ilvl="5" w:tplc="9B2C7420" w:tentative="1">
+    <w:lvl w:ilvl="5" w:tplc="A316081A" w:tentative="1">
       <w:start w:val="1"/>
       <w:numFmt w:val="bullet"/>
       <w:lvlText w:val="■"/>
@@ -13693,7 +13921,7 @@
         <w:ind w:left="4320" w:hanging="360"/>
       </w:pPr>
     </w:lvl>
-    <w:lvl w:ilvl="6" w:tplc="79949EE2" w:tentative="1">
+    <w:lvl w:ilvl="6" w:tplc="08D409BC" w:tentative="1">
       <w:start w:val="1"/>
       <w:numFmt w:val="bullet"/>
       <w:lvlText w:val="●"/>
@@ -13702,7 +13930,7 @@
         <w:ind w:left="5040" w:hanging="360"/>
       </w:pPr>
     </w:lvl>
-    <w:lvl w:ilvl="7" w:tplc="CB228DBC" w:tentative="1">
+    <w:lvl w:ilvl="7" w:tplc="D52234DE" w:tentative="1">
       <w:start w:val="1"/>
       <w:numFmt w:val="bullet"/>
       <w:lvlText w:val="●"/>
@@ -13711,7 +13939,7 @@
         <w:ind w:left="5760" w:hanging="360"/>
       </w:pPr>
     </w:lvl>
-    <w:lvl w:ilvl="8" w:tplc="E962D898" w:tentative="1">
+    <w:lvl w:ilvl="8" w:tplc="AC3AD9EA" w:tentative="1">
       <w:start w:val="1"/>
       <w:numFmt w:val="bullet"/>
       <w:lvlText w:val="●"/>
@@ -13722,10 +13950,10 @@
     </w:lvl>
   </w:abstractNum>
   <w:abstractNum w:abstractNumId="2" w15:restartNumberingAfterBreak="0">
-    <w:nsid w:val="780B0FD3"/>
+    <w:nsid w:val="42A578F3"/>
     <w:multiLevelType w:val="hybridMultilevel"/>
-    <w:tmpl w:val="AE6CDA1C"/>
-    <w:lvl w:ilvl="0" w:tplc="F4002E42" w:tentative="1">
+    <w:tmpl w:val="AFA847D8"/>
+    <w:lvl w:ilvl="0" w:tplc="A42E1904" w:tentative="1">
       <w:start w:val="1"/>
       <w:numFmt w:val="bullet"/>
       <w:lvlText w:val="•"/>
@@ -13734,7 +13962,7 @@
         <w:ind w:left="540" w:hanging="300"/>
       </w:pPr>
     </w:lvl>
-    <w:lvl w:ilvl="1" w:tplc="030076FE" w:tentative="1">
+    <w:lvl w:ilvl="1" w:tplc="1706A140" w:tentative="1">
       <w:start w:val="1"/>
       <w:numFmt w:val="bullet"/>
       <w:lvlText w:val="–"/>
@@ -13743,7 +13971,7 @@
         <w:ind w:left="940" w:hanging="300"/>
       </w:pPr>
     </w:lvl>
-    <w:lvl w:ilvl="2" w:tplc="54F0CCCA" w:tentative="1">
+    <w:lvl w:ilvl="2" w:tplc="C62AAB40" w:tentative="1">
       <w:start w:val="1"/>
       <w:numFmt w:val="bullet"/>
       <w:lvlText w:val="◦"/>
@@ -13752,32 +13980,32 @@
         <w:ind w:left="1340" w:hanging="300"/>
       </w:pPr>
     </w:lvl>
-    <w:lvl w:ilvl="3" w:tplc="E45A03DA">
+    <w:lvl w:ilvl="3" w:tplc="515EE810">
       <w:numFmt w:val="decimal"/>
       <w:lvlText w:val=""/>
       <w:lvlJc w:val="left"/>
     </w:lvl>
-    <w:lvl w:ilvl="4" w:tplc="26D88D74">
+    <w:lvl w:ilvl="4" w:tplc="6F2C5FB4">
       <w:numFmt w:val="decimal"/>
       <w:lvlText w:val=""/>
       <w:lvlJc w:val="left"/>
     </w:lvl>
-    <w:lvl w:ilvl="5" w:tplc="047EC08A">
+    <w:lvl w:ilvl="5" w:tplc="D60870B8">
       <w:numFmt w:val="decimal"/>
       <w:lvlText w:val=""/>
       <w:lvlJc w:val="left"/>
     </w:lvl>
-    <w:lvl w:ilvl="6" w:tplc="DF98675A">
+    <w:lvl w:ilvl="6" w:tplc="C7BA9FF6">
       <w:numFmt w:val="decimal"/>
       <w:lvlText w:val=""/>
       <w:lvlJc w:val="left"/>
     </w:lvl>
-    <w:lvl w:ilvl="7" w:tplc="62A6FE18">
+    <w:lvl w:ilvl="7" w:tplc="49B87C86">
       <w:numFmt w:val="decimal"/>
       <w:lvlText w:val=""/>
       <w:lvlJc w:val="left"/>
     </w:lvl>
-    <w:lvl w:ilvl="8" w:tplc="6E74FB7C">
+    <w:lvl w:ilvl="8" w:tplc="8B1C1B2E">
       <w:numFmt w:val="decimal"/>
       <w:lvlText w:val=""/>
       <w:lvlJc w:val="left"/>
@@ -14413,7 +14641,7 @@
     <w:autoRedefine/>
     <w:uiPriority w:val="39"/>
     <w:unhideWhenUsed/>
-    <w:rsid w:val="00CF7162"/>
+    <w:rsid w:val="00A553C2"/>
     <w:pPr>
       <w:spacing w:after="100"/>
     </w:pPr>

--- a/documentation/07 Operations/Troubleshooting Guide.docx
+++ b/documentation/07 Operations/Troubleshooting Guide.docx
@@ -2004,6 +2004,74 @@
           </w:p>
         </w:tc>
       </w:tr>
+      <w:tr>
+        <w:tblPrEx>
+          <w:tblCellMar>
+            <w:top w:w="0" w:type="dxa"/>
+            <w:bottom w:w="0" w:type="dxa"/>
+          </w:tblCellMar>
+        </w:tblPrEx>
+        <w:tc>
+          <w:tcPr>
+            <w:tcW w:w="1300" w:type="dxa"/>
+            <w:tcMar>
+              <w:top w:w="50" w:type="dxa"/>
+              <w:left w:w="90" w:type="dxa"/>
+              <w:bottom w:w="50" w:type="dxa"/>
+              <w:right w:w="90" w:type="dxa"/>
+            </w:tcMar>
+          </w:tcPr>
+          <w:p>
+            <w:r>
+              <w:rPr>
+                <w:sz w:val="19"/>
+                <w:szCs w:val="19"/>
+              </w:rPr>
+              <w:t>1.1</w:t>
+            </w:r>
+          </w:p>
+        </w:tc>
+        <w:tc>
+          <w:tcPr>
+            <w:tcW w:w="1900" w:type="dxa"/>
+            <w:tcMar>
+              <w:top w:w="50" w:type="dxa"/>
+              <w:left w:w="90" w:type="dxa"/>
+              <w:bottom w:w="50" w:type="dxa"/>
+              <w:right w:w="90" w:type="dxa"/>
+            </w:tcMar>
+          </w:tcPr>
+          <w:p>
+            <w:r>
+              <w:rPr>
+                <w:sz w:val="19"/>
+                <w:szCs w:val="19"/>
+              </w:rPr>
+              <w:t>24 October 2026</w:t>
+            </w:r>
+          </w:p>
+        </w:tc>
+        <w:tc>
+          <w:tcPr>
+            <w:tcW w:w="6438" w:type="dxa"/>
+            <w:tcMar>
+              <w:top w:w="50" w:type="dxa"/>
+              <w:left w:w="90" w:type="dxa"/>
+              <w:bottom w:w="50" w:type="dxa"/>
+              <w:right w:w="90" w:type="dxa"/>
+            </w:tcMar>
+          </w:tcPr>
+          <w:p>
+            <w:r>
+              <w:rPr>
+                <w:sz w:val="19"/>
+                <w:szCs w:val="19"/>
+              </w:rPr>
+              <w:t>The phone can't reach the server after USB testing.</w:t>
+            </w:r>
+          </w:p>
+        </w:tc>
+      </w:tr>
     </w:tbl>
     <w:p>
       <w:pPr>
@@ -2036,7 +2104,7 @@
     <w:sdt>
       <w:sdtPr>
         <w:alias w:val="Contents"/>
-        <w:id w:val="-2038726656"/>
+        <w:id w:val="-798763982"/>
       </w:sdtPr>
       <w:sdtEndPr/>
       <w:sdtContent>
@@ -2063,7 +2131,7 @@
           <w:r>
             <w:fldChar w:fldCharType="separate"/>
           </w:r>
-          <w:hyperlink w:anchor="_Toc243700207" w:history="1">
+          <w:hyperlink w:anchor="_Toc243722773" w:history="1">
             <w:r>
               <w:rPr>
                 <w:rStyle w:val="Hyperlink"/>
@@ -2087,7 +2155,7 @@
               <w:rPr>
                 <w:noProof/>
               </w:rPr>
-              <w:instrText xml:space="preserve"> PAGEREF _Toc243700207 \h </w:instrText>
+              <w:instrText xml:space="preserve"> PAGEREF _Toc243722773 \h </w:instrText>
             </w:r>
             <w:r>
               <w:rPr>
@@ -2128,7 +2196,7 @@
               <w:szCs w:val="22"/>
             </w:rPr>
           </w:pPr>
-          <w:hyperlink w:anchor="_Toc243700208" w:history="1">
+          <w:hyperlink w:anchor="_Toc243722774" w:history="1">
             <w:r>
               <w:rPr>
                 <w:rStyle w:val="Hyperlink"/>
@@ -2152,7 +2220,7 @@
               <w:rPr>
                 <w:noProof/>
               </w:rPr>
-              <w:instrText xml:space="preserve"> PAGEREF _Toc243700208 \h </w:instrText>
+              <w:instrText xml:space="preserve"> PAGEREF _Toc243722774 \h </w:instrText>
             </w:r>
             <w:r>
               <w:rPr>
@@ -2193,7 +2261,7 @@
               <w:szCs w:val="22"/>
             </w:rPr>
           </w:pPr>
-          <w:hyperlink w:anchor="_Toc243700209" w:history="1">
+          <w:hyperlink w:anchor="_Toc243722775" w:history="1">
             <w:r>
               <w:rPr>
                 <w:rStyle w:val="Hyperlink"/>
@@ -2217,7 +2285,7 @@
               <w:rPr>
                 <w:noProof/>
               </w:rPr>
-              <w:instrText xml:space="preserve"> PAGEREF _Toc243700209 \h </w:instrText>
+              <w:instrText xml:space="preserve"> PAGEREF _Toc243722775 \h </w:instrText>
             </w:r>
             <w:r>
               <w:rPr>
@@ -2258,7 +2326,7 @@
               <w:szCs w:val="22"/>
             </w:rPr>
           </w:pPr>
-          <w:hyperlink w:anchor="_Toc243700210" w:history="1">
+          <w:hyperlink w:anchor="_Toc243722776" w:history="1">
             <w:r>
               <w:rPr>
                 <w:rStyle w:val="Hyperlink"/>
@@ -2282,7 +2350,7 @@
               <w:rPr>
                 <w:noProof/>
               </w:rPr>
-              <w:instrText xml:space="preserve"> PAGEREF _Toc243700210 \h </w:instrText>
+              <w:instrText xml:space="preserve"> PAGEREF _Toc243722776 \h </w:instrText>
             </w:r>
             <w:r>
               <w:rPr>
@@ -2323,7 +2391,7 @@
               <w:szCs w:val="22"/>
             </w:rPr>
           </w:pPr>
-          <w:hyperlink w:anchor="_Toc243700211" w:history="1">
+          <w:hyperlink w:anchor="_Toc243722777" w:history="1">
             <w:r>
               <w:rPr>
                 <w:rStyle w:val="Hyperlink"/>
@@ -2347,7 +2415,7 @@
               <w:rPr>
                 <w:noProof/>
               </w:rPr>
-              <w:instrText xml:space="preserve"> PAGEREF _Toc243700211 \h </w:instrText>
+              <w:instrText xml:space="preserve"> PAGEREF _Toc243722777 \h </w:instrText>
             </w:r>
             <w:r>
               <w:rPr>
@@ -2388,7 +2456,7 @@
               <w:szCs w:val="22"/>
             </w:rPr>
           </w:pPr>
-          <w:hyperlink w:anchor="_Toc243700212" w:history="1">
+          <w:hyperlink w:anchor="_Toc243722778" w:history="1">
             <w:r>
               <w:rPr>
                 <w:rStyle w:val="Hyperlink"/>
@@ -2412,7 +2480,7 @@
               <w:rPr>
                 <w:noProof/>
               </w:rPr>
-              <w:instrText xml:space="preserve"> PAGEREF _Toc243700212 \h </w:instrText>
+              <w:instrText xml:space="preserve"> PAGEREF _Toc243722778 \h </w:instrText>
             </w:r>
             <w:r>
               <w:rPr>
@@ -2453,7 +2521,7 @@
               <w:szCs w:val="22"/>
             </w:rPr>
           </w:pPr>
-          <w:hyperlink w:anchor="_Toc243700213" w:history="1">
+          <w:hyperlink w:anchor="_Toc243722779" w:history="1">
             <w:r>
               <w:rPr>
                 <w:rStyle w:val="Hyperlink"/>
@@ -2477,7 +2545,7 @@
               <w:rPr>
                 <w:noProof/>
               </w:rPr>
-              <w:instrText xml:space="preserve"> PAGEREF _Toc243700213 \h </w:instrText>
+              <w:instrText xml:space="preserve"> PAGEREF _Toc243722779 \h </w:instrText>
             </w:r>
             <w:r>
               <w:rPr>
@@ -2518,7 +2586,7 @@
               <w:szCs w:val="22"/>
             </w:rPr>
           </w:pPr>
-          <w:hyperlink w:anchor="_Toc243700214" w:history="1">
+          <w:hyperlink w:anchor="_Toc243722780" w:history="1">
             <w:r>
               <w:rPr>
                 <w:rStyle w:val="Hyperlink"/>
@@ -2542,7 +2610,7 @@
               <w:rPr>
                 <w:noProof/>
               </w:rPr>
-              <w:instrText xml:space="preserve"> PAGEREF _Toc243700214 \h </w:instrText>
+              <w:instrText xml:space="preserve"> PAGEREF _Toc243722780 \h </w:instrText>
             </w:r>
             <w:r>
               <w:rPr>
@@ -2585,7 +2653,7 @@
       <w:pPr>
         <w:pStyle w:val="Heading1"/>
       </w:pPr>
-      <w:bookmarkStart w:id="1" w:name="_Toc243700207"/>
+      <w:bookmarkStart w:id="1" w:name="_Toc243722773"/>
       <w:r>
         <w:lastRenderedPageBreak/>
         <w:t>1  How to use this guide</w:t>
@@ -2609,7 +2677,7 @@
       <w:pPr>
         <w:pStyle w:val="Heading1"/>
       </w:pPr>
-      <w:bookmarkStart w:id="2" w:name="_Toc243700208"/>
+      <w:bookmarkStart w:id="2" w:name="_Toc243722774"/>
       <w:r>
         <w:lastRenderedPageBreak/>
         <w:t>2  Servers and database</w:t>
@@ -2700,25 +2768,8 @@
                 <w:sz w:val="19"/>
                 <w:szCs w:val="19"/>
               </w:rPr>
-              <w:t>Likely cause</w:t>
-            </w:r>
-          </w:p>
-        </w:tc>
-        <w:tc>
-          <w:tcPr>
-            <w:tcW w:w="3857" w:type="dxa"/>
-            <w:shd w:val="clear" w:color="auto" w:fill="1F4D3A"/>
-            <w:tcMar>
-              <w:top w:w="50" w:type="dxa"/>
-              <w:left w:w="90" w:type="dxa"/>
-              <w:bottom w:w="50" w:type="dxa"/>
-              <w:right w:w="90" w:type="dxa"/>
-            </w:tcMar>
-          </w:tcPr>
-          <w:p>
-            <w:pPr>
-              <w:spacing w:after="20" w:line="252" w:lineRule="auto"/>
-            </w:pPr>
+              <w:t>Likely</w:t>
+            </w:r>
             <w:r>
               <w:rPr>
                 <w:b/>
@@ -2727,6 +2778,33 @@
                 <w:sz w:val="19"/>
                 <w:szCs w:val="19"/>
               </w:rPr>
+              <w:t xml:space="preserve"> cause</w:t>
+            </w:r>
+          </w:p>
+        </w:tc>
+        <w:tc>
+          <w:tcPr>
+            <w:tcW w:w="3857" w:type="dxa"/>
+            <w:shd w:val="clear" w:color="auto" w:fill="1F4D3A"/>
+            <w:tcMar>
+              <w:top w:w="50" w:type="dxa"/>
+              <w:left w:w="90" w:type="dxa"/>
+              <w:bottom w:w="50" w:type="dxa"/>
+              <w:right w:w="90" w:type="dxa"/>
+            </w:tcMar>
+          </w:tcPr>
+          <w:p>
+            <w:pPr>
+              <w:spacing w:after="20" w:line="252" w:lineRule="auto"/>
+            </w:pPr>
+            <w:r>
+              <w:rPr>
+                <w:b/>
+                <w:bCs/>
+                <w:color w:val="FFFFFF"/>
+                <w:sz w:val="19"/>
+                <w:szCs w:val="19"/>
+              </w:rPr>
               <w:t>Fix</w:t>
             </w:r>
           </w:p>
@@ -2763,16 +2841,7 @@
                 <w:sz w:val="19"/>
                 <w:szCs w:val="19"/>
               </w:rPr>
-              <w:t>The site show</w:t>
-            </w:r>
-            <w:r>
-              <w:rPr>
-                <w:b/>
-                <w:bCs/>
-                <w:sz w:val="19"/>
-                <w:szCs w:val="19"/>
-              </w:rPr>
-              <w:t>s "We'll be right back"</w:t>
+              <w:t>The site shows "We'll be right back"</w:t>
             </w:r>
           </w:p>
         </w:tc>
@@ -2818,14 +2887,7 @@
                 <w:sz w:val="19"/>
                 <w:szCs w:val="19"/>
               </w:rPr>
-              <w:t>Start the servers (desktop Servers panel, Start All; or the background scripts in /root/dateroem_start, see Ru</w:t>
-            </w:r>
-            <w:r>
-              <w:rPr>
-                <w:sz w:val="19"/>
-                <w:szCs w:val="19"/>
-              </w:rPr>
-              <w:t>nning and Operating); the page reloads by itself</w:t>
+              <w:t>Start the servers (desktop Servers panel, Start All; or the background scripts in /root/dateroem_start, see Running and Operating); the page reloads by itself</w:t>
             </w:r>
           </w:p>
         </w:tc>
@@ -3692,7 +3754,7 @@
       <w:pPr>
         <w:pStyle w:val="Heading1"/>
       </w:pPr>
-      <w:bookmarkStart w:id="3" w:name="_Toc243700209"/>
+      <w:bookmarkStart w:id="3" w:name="_Toc243722775"/>
       <w:r>
         <w:lastRenderedPageBreak/>
         <w:t>3  Mobile app</w:t>
@@ -4347,7 +4409,7 @@
                 <w:sz w:val="19"/>
                 <w:szCs w:val="19"/>
               </w:rPr>
-              <w:t>"This app is for staff" at sign-in</w:t>
+              <w:t>The phone can't reach the server once unplugged ("Can't reach the Dateroem server")</w:t>
             </w:r>
           </w:p>
         </w:tc>
@@ -4370,7 +4432,7 @@
                 <w:sz w:val="19"/>
                 <w:szCs w:val="19"/>
               </w:rPr>
-              <w:t>A customer account: the phone app is for staff only (since 9 October 2026)</w:t>
+              <w:t>The phone still has the USB test copy, which talks to the server only through the cable</w:t>
             </w:r>
           </w:p>
         </w:tc>
@@ -4393,7 +4455,7 @@
                 <w:sz w:val="19"/>
                 <w:szCs w:val="19"/>
               </w:rPr>
-              <w:t>Customers use the website; a staff member needs a staff role (desktop Users section)</w:t>
+              <w:t>Put the internet copy back on: build it with the tunnel address (-PmobileBaseUrl) and install it over USB, or download the shared copy</w:t>
             </w:r>
           </w:p>
         </w:tc>
@@ -4430,7 +4492,7 @@
                 <w:sz w:val="19"/>
                 <w:szCs w:val="19"/>
               </w:rPr>
-              <w:t>Error 404 on every screen (shared APK)</w:t>
+              <w:t>"This app is for staff" at sign-in</w:t>
             </w:r>
           </w:p>
         </w:tc>
@@ -4454,7 +4516,7 @@
                 <w:sz w:val="19"/>
                 <w:szCs w:val="19"/>
               </w:rPr>
-              <w:t>Caddy not running, so the tunnel reaches the wrong place</w:t>
+              <w:t>A customer account: the phone app is for staff only (since 9 October 2026)</w:t>
             </w:r>
           </w:p>
         </w:tc>
@@ -4478,7 +4540,7 @@
                 <w:sz w:val="19"/>
                 <w:szCs w:val="19"/>
               </w:rPr>
-              <w:t>Start "Tunnel Router (Caddy)" and "Public Tunnel"</w:t>
+              <w:t>Customers use the website; a staff member needs a staff role (desktop Users section)</w:t>
             </w:r>
           </w:p>
         </w:tc>
@@ -4514,7 +4576,7 @@
                 <w:sz w:val="19"/>
                 <w:szCs w:val="19"/>
               </w:rPr>
-              <w:t>Cannot connect at all (shared APK)</w:t>
+              <w:t>Error 404 on every screen (shared APK)</w:t>
             </w:r>
           </w:p>
         </w:tc>
@@ -4537,7 +4599,7 @@
                 <w:sz w:val="19"/>
                 <w:szCs w:val="19"/>
               </w:rPr>
-              <w:t>Computer off, servers stopped, or tunnel offline</w:t>
+              <w:t>Caddy not running, so the tunnel reaches the wrong place</w:t>
             </w:r>
           </w:p>
         </w:tc>
@@ -4560,7 +4622,7 @@
                 <w:sz w:val="19"/>
                 <w:szCs w:val="19"/>
               </w:rPr>
-              <w:t>Start All on the company computer; check http://localhost:4040</w:t>
+              <w:t>Start "Tunnel Router (Caddy)" and "Public Tunnel"</w:t>
             </w:r>
           </w:p>
         </w:tc>
@@ -4597,7 +4659,7 @@
                 <w:sz w:val="19"/>
                 <w:szCs w:val="19"/>
               </w:rPr>
-              <w:t>Product photos missing</w:t>
+              <w:t>Cannot connect at all (shared APK)</w:t>
             </w:r>
           </w:p>
         </w:tc>
@@ -4621,7 +4683,7 @@
                 <w:sz w:val="19"/>
                 <w:szCs w:val="19"/>
               </w:rPr>
-              <w:t>Mobile server not running, or MEDIA_BASE_URL does not match the backend's media URL</w:t>
+              <w:t>Computer off, servers stopped, or tunnel offline</w:t>
             </w:r>
           </w:p>
         </w:tc>
@@ -4645,7 +4707,7 @@
                 <w:sz w:val="19"/>
                 <w:szCs w:val="19"/>
               </w:rPr>
-              <w:t>Start the mobile server; make the two settings equal</w:t>
+              <w:t>Start All on the company computer; check http://localhost:4040</w:t>
             </w:r>
           </w:p>
         </w:tc>
@@ -4681,7 +4743,7 @@
                 <w:sz w:val="19"/>
                 <w:szCs w:val="19"/>
               </w:rPr>
-              <w:t>"Your sign-in has expired"</w:t>
+              <w:t>Product photos missing</w:t>
             </w:r>
           </w:p>
         </w:tc>
@@ -4704,7 +4766,7 @@
                 <w:sz w:val="19"/>
                 <w:szCs w:val="19"/>
               </w:rPr>
-              <w:t>Sign-in token older than 30 days</w:t>
+              <w:t>Mobile server not running, or MEDIA_BASE_URL does not match the backend's media URL</w:t>
             </w:r>
           </w:p>
         </w:tc>
@@ -4727,7 +4789,7 @@
                 <w:sz w:val="19"/>
                 <w:szCs w:val="19"/>
               </w:rPr>
-              <w:t>Sign in again</w:t>
+              <w:t>Start the mobile server; make the two settings equal</w:t>
             </w:r>
           </w:p>
         </w:tc>
@@ -4764,7 +4826,7 @@
                 <w:sz w:val="19"/>
                 <w:szCs w:val="19"/>
               </w:rPr>
-              <w:t>"Waiting for approval" after signing in</w:t>
+              <w:t>"Your sign-in has expired"</w:t>
             </w:r>
           </w:p>
         </w:tc>
@@ -4788,7 +4850,7 @@
                 <w:sz w:val="19"/>
                 <w:szCs w:val="19"/>
               </w:rPr>
-              <w:t>The account already has an approved phone, or this is a new install (new phone, reinstalled app or cleared app storage)</w:t>
+              <w:t>Sign-in token older than 30 days</w:t>
             </w:r>
           </w:p>
         </w:tc>
@@ -4812,7 +4874,7 @@
                 <w:sz w:val="19"/>
                 <w:szCs w:val="19"/>
               </w:rPr>
-              <w:t>The SuperAdmin approves it in the desktop app, Users &gt; Phones (approving with replace blocks the old phone); then tap "Check again"</w:t>
+              <w:t>Sign in again</w:t>
             </w:r>
           </w:p>
         </w:tc>
@@ -4848,7 +4910,7 @@
                 <w:sz w:val="19"/>
                 <w:szCs w:val="19"/>
               </w:rPr>
-              <w:t>Signed out with "This phone is no longer approved for your account"</w:t>
+              <w:t>"Waiting for approval" after signing in</w:t>
             </w:r>
           </w:p>
         </w:tc>
@@ -4871,7 +4933,7 @@
                 <w:sz w:val="19"/>
                 <w:szCs w:val="19"/>
               </w:rPr>
-              <w:t>The SuperAdmin blocked or replaced this phone, or an admin disabled the account</w:t>
+              <w:t>The account already has an approved phone, or this is a new install (new phone, reinstalled app or cleared app storage)</w:t>
             </w:r>
           </w:p>
         </w:tc>
@@ -4894,7 +4956,14 @@
                 <w:sz w:val="19"/>
                 <w:szCs w:val="19"/>
               </w:rPr>
-              <w:t>Ask the SuperAdmin; if it was a mistake they approve the phone again in Users &gt; Phones</w:t>
+              <w:t>The SuperAdmin approves it in the desktop app, Users &gt; Phones (approving with replace blocks the</w:t>
+            </w:r>
+            <w:r>
+              <w:rPr>
+                <w:sz w:val="19"/>
+                <w:szCs w:val="19"/>
+              </w:rPr>
+              <w:t xml:space="preserve"> old phone); then tap "Check again"</w:t>
             </w:r>
           </w:p>
         </w:tc>
@@ -4931,7 +5000,7 @@
                 <w:sz w:val="19"/>
                 <w:szCs w:val="19"/>
               </w:rPr>
-              <w:t>"This phone has been blocked for this account" at sign-in</w:t>
+              <w:t>Signed out with "This phone is no longer approved for your account"</w:t>
             </w:r>
           </w:p>
         </w:tc>
@@ -4955,7 +5024,7 @@
                 <w:sz w:val="19"/>
                 <w:szCs w:val="19"/>
               </w:rPr>
-              <w:t>The phone was rejected or blocked earlier</w:t>
+              <w:t>The SuperAdmin blocked or replaced this phone, or an admin disabled the account</w:t>
             </w:r>
           </w:p>
         </w:tc>
@@ -4979,7 +5048,7 @@
                 <w:sz w:val="19"/>
                 <w:szCs w:val="19"/>
               </w:rPr>
-              <w:t>The SuperAdmin can approve it again in Users &gt; Phones</w:t>
+              <w:t>Ask the SuperAdmin; if it was a mistake they approve the phone again in Users &gt; Phones</w:t>
             </w:r>
           </w:p>
         </w:tc>
@@ -5015,7 +5084,7 @@
                 <w:sz w:val="19"/>
                 <w:szCs w:val="19"/>
               </w:rPr>
-              <w:t>Signing in works but every screen then says "Please sign in again"</w:t>
+              <w:t>"This phone has been blocked for this account" at sign-in</w:t>
             </w:r>
           </w:p>
         </w:tc>
@@ -5038,7 +5107,7 @@
                 <w:sz w:val="19"/>
                 <w:szCs w:val="19"/>
               </w:rPr>
-              <w:t>A copy of the app built before 3 October 2026 (it has no phone key)</w:t>
+              <w:t>The phone was rejected or blocked earlier</w:t>
             </w:r>
           </w:p>
         </w:tc>
@@ -5061,7 +5130,7 @@
                 <w:sz w:val="19"/>
                 <w:szCs w:val="19"/>
               </w:rPr>
-              <w:t>Install the current APK from the download link</w:t>
+              <w:t>The SuperAdmin can approve it again in Users &gt; Phones</w:t>
             </w:r>
           </w:p>
         </w:tc>
@@ -5098,7 +5167,7 @@
                 <w:sz w:val="19"/>
                 <w:szCs w:val="19"/>
               </w:rPr>
-              <w:t>"The sign-in took too long - please try again"</w:t>
+              <w:t>Signing in works but every screen then says "Please sign in again"</w:t>
             </w:r>
           </w:p>
         </w:tc>
@@ -5122,7 +5191,7 @@
                 <w:sz w:val="19"/>
                 <w:szCs w:val="19"/>
               </w:rPr>
-              <w:t>More than 2 minutes passed during sign-in, or the backend restarted in the middle of it</w:t>
+              <w:t>A copy of the app built before 3 October 2026 (it has no phone key)</w:t>
             </w:r>
           </w:p>
         </w:tc>
@@ -5146,7 +5215,7 @@
                 <w:sz w:val="19"/>
                 <w:szCs w:val="19"/>
               </w:rPr>
-              <w:t>Sign in again</w:t>
+              <w:t>Install the current APK from the download link</w:t>
             </w:r>
           </w:p>
         </w:tc>
@@ -5183,7 +5252,7 @@
                 <w:szCs w:val="19"/>
               </w:rPr>
               <w:lastRenderedPageBreak/>
-              <w:t>"Set a screen lock first" instead of the app</w:t>
+              <w:t>"The sign-in took too long - please try again"</w:t>
             </w:r>
           </w:p>
         </w:tc>
@@ -5206,7 +5275,7 @@
                 <w:sz w:val="19"/>
                 <w:szCs w:val="19"/>
               </w:rPr>
-              <w:t>The phone has no fingerprint, PIN, pattern or password</w:t>
+              <w:t>More than 2 minutes passed during sign-in, or the backend restarted in the middle of it</w:t>
             </w:r>
           </w:p>
         </w:tc>
@@ -5229,7 +5298,7 @@
                 <w:sz w:val="19"/>
                 <w:szCs w:val="19"/>
               </w:rPr>
-              <w:t>Add a screen lock in the phone's Settings (the button opens the right page), then return to the app</w:t>
+              <w:t>Sign in again</w:t>
             </w:r>
           </w:p>
         </w:tc>
@@ -5266,7 +5335,7 @@
                 <w:sz w:val="19"/>
                 <w:szCs w:val="19"/>
               </w:rPr>
-              <w:t>Voice input does nothing, or "Voice needs the microphone ..." appears</w:t>
+              <w:t>"Set a screen lock first" instead of the app</w:t>
             </w:r>
           </w:p>
         </w:tc>
@@ -5290,7 +5359,7 @@
                 <w:sz w:val="19"/>
                 <w:szCs w:val="19"/>
               </w:rPr>
-              <w:t>The app's microphone permission is off (Android may have turned it off for an app not used for a while)</w:t>
+              <w:t>The phone has no fingerprint, PIN, pattern or password</w:t>
             </w:r>
           </w:p>
         </w:tc>
@@ -5314,14 +5383,7 @@
                 <w:sz w:val="19"/>
                 <w:szCs w:val="19"/>
               </w:rPr>
-              <w:t>Tap the microphone again and allow it; if Android no longer asks, press "Open sett</w:t>
-            </w:r>
-            <w:r>
-              <w:rPr>
-                <w:sz w:val="19"/>
-                <w:szCs w:val="19"/>
-              </w:rPr>
-              <w:t>ings" in the notice and allow Permissions &gt; Microphone</w:t>
+              <w:t>Add a screen lock in the phone's Settings (the button opens the right page), then return to the app</w:t>
             </w:r>
           </w:p>
         </w:tc>
@@ -5357,7 +5419,7 @@
                 <w:sz w:val="19"/>
                 <w:szCs w:val="19"/>
               </w:rPr>
-              <w:t>A campaign on the website is not featured although it is Active</w:t>
+              <w:t>Voice input does nothing, or "Voice needs the microphone ..." appears</w:t>
             </w:r>
           </w:p>
         </w:tc>
@@ -5380,7 +5442,7 @@
                 <w:sz w:val="19"/>
                 <w:szCs w:val="19"/>
               </w:rPr>
-              <w:t>It has no products, or today is outside its dates</w:t>
+              <w:t>The app's microphone permission is off (Android may have turned it off for an app not used for a while)</w:t>
             </w:r>
           </w:p>
         </w:tc>
@@ -5403,7 +5465,7 @@
                 <w:sz w:val="19"/>
                 <w:szCs w:val="19"/>
               </w:rPr>
-              <w:t>Open the campaign, choose its products ("Products in this campaign") and check the start and end dates</w:t>
+              <w:t>Tap the microphone again and allow it; if Android no longer asks, press "Open settings" in the notice and allow Permissions &gt; Microphone</w:t>
             </w:r>
           </w:p>
         </w:tc>
@@ -5440,7 +5502,7 @@
                 <w:sz w:val="19"/>
                 <w:szCs w:val="19"/>
               </w:rPr>
-              <w:t>SMS Sync screen not visible</w:t>
+              <w:t>A campaign on the website is not featured although it is Active</w:t>
             </w:r>
           </w:p>
         </w:tc>
@@ -5464,7 +5526,7 @@
                 <w:sz w:val="19"/>
                 <w:szCs w:val="19"/>
               </w:rPr>
-              <w:t>This account is not the one allowed to sync SMS</w:t>
+              <w:t>It has no products, or today is outside its dates</w:t>
             </w:r>
           </w:p>
         </w:tc>
@@ -5488,7 +5550,7 @@
                 <w:sz w:val="19"/>
                 <w:szCs w:val="19"/>
               </w:rPr>
-              <w:t>In the desktop Users section, mark the company phone's account (only one may be marked)</w:t>
+              <w:t>Open the campaign, choose its products ("Products in this campaign") and check the start and end dates</w:t>
             </w:r>
           </w:p>
         </w:tc>
@@ -5524,6 +5586,89 @@
                 <w:sz w:val="19"/>
                 <w:szCs w:val="19"/>
               </w:rPr>
+              <w:t>SMS Sync screen not visible</w:t>
+            </w:r>
+          </w:p>
+        </w:tc>
+        <w:tc>
+          <w:tcPr>
+            <w:tcW w:w="3011" w:type="dxa"/>
+            <w:tcMar>
+              <w:top w:w="50" w:type="dxa"/>
+              <w:left w:w="90" w:type="dxa"/>
+              <w:bottom w:w="50" w:type="dxa"/>
+              <w:right w:w="90" w:type="dxa"/>
+            </w:tcMar>
+          </w:tcPr>
+          <w:p>
+            <w:pPr>
+              <w:spacing w:after="20" w:line="252" w:lineRule="auto"/>
+            </w:pPr>
+            <w:r>
+              <w:rPr>
+                <w:sz w:val="19"/>
+                <w:szCs w:val="19"/>
+              </w:rPr>
+              <w:t>This account is not the one allowed to sync SMS</w:t>
+            </w:r>
+          </w:p>
+        </w:tc>
+        <w:tc>
+          <w:tcPr>
+            <w:tcW w:w="3857" w:type="dxa"/>
+            <w:tcMar>
+              <w:top w:w="50" w:type="dxa"/>
+              <w:left w:w="90" w:type="dxa"/>
+              <w:bottom w:w="50" w:type="dxa"/>
+              <w:right w:w="90" w:type="dxa"/>
+            </w:tcMar>
+          </w:tcPr>
+          <w:p>
+            <w:pPr>
+              <w:spacing w:after="20" w:line="252" w:lineRule="auto"/>
+            </w:pPr>
+            <w:r>
+              <w:rPr>
+                <w:sz w:val="19"/>
+                <w:szCs w:val="19"/>
+              </w:rPr>
+              <w:t>In the desktop Users section, mark the company phone's account (only one may be marked)</w:t>
+            </w:r>
+          </w:p>
+        </w:tc>
+      </w:tr>
+      <w:tr>
+        <w:tblPrEx>
+          <w:tblCellMar>
+            <w:top w:w="0" w:type="dxa"/>
+            <w:bottom w:w="0" w:type="dxa"/>
+          </w:tblCellMar>
+        </w:tblPrEx>
+        <w:trPr>
+          <w:cantSplit/>
+        </w:trPr>
+        <w:tc>
+          <w:tcPr>
+            <w:tcW w:w="2770" w:type="dxa"/>
+            <w:shd w:val="clear" w:color="auto" w:fill="F4F5F3"/>
+            <w:tcMar>
+              <w:top w:w="50" w:type="dxa"/>
+              <w:left w:w="90" w:type="dxa"/>
+              <w:bottom w:w="50" w:type="dxa"/>
+              <w:right w:w="90" w:type="dxa"/>
+            </w:tcMar>
+          </w:tcPr>
+          <w:p>
+            <w:pPr>
+              <w:spacing w:after="20" w:line="252" w:lineRule="auto"/>
+            </w:pPr>
+            <w:r>
+              <w:rPr>
+                <w:b/>
+                <w:bCs/>
+                <w:sz w:val="19"/>
+                <w:szCs w:val="19"/>
+              </w:rPr>
               <w:t>Command-line Gradle build fails (jlink missing)</w:t>
             </w:r>
           </w:p>
@@ -5531,6 +5676,7 @@
         <w:tc>
           <w:tcPr>
             <w:tcW w:w="3011" w:type="dxa"/>
+            <w:shd w:val="clear" w:color="auto" w:fill="F4F5F3"/>
             <w:tcMar>
               <w:top w:w="50" w:type="dxa"/>
               <w:left w:w="90" w:type="dxa"/>
@@ -5554,6 +5700,7 @@
         <w:tc>
           <w:tcPr>
             <w:tcW w:w="3857" w:type="dxa"/>
+            <w:shd w:val="clear" w:color="auto" w:fill="F4F5F3"/>
             <w:tcMar>
               <w:top w:w="50" w:type="dxa"/>
               <w:left w:w="90" w:type="dxa"/>
@@ -5590,7 +5737,7 @@
       <w:pPr>
         <w:pStyle w:val="Heading1"/>
       </w:pPr>
-      <w:bookmarkStart w:id="4" w:name="_Toc243700210"/>
+      <w:bookmarkStart w:id="4" w:name="_Toc243722776"/>
       <w:r>
         <w:lastRenderedPageBreak/>
         <w:t>4  Website</w:t>
@@ -7915,14 +8062,7 @@
                 <w:sz w:val="19"/>
                 <w:szCs w:val="19"/>
               </w:rPr>
-              <w:t>In Google Cloud Console (project "Dateroem", APIs and Services &gt; Credentials) add the address under Authorised JavaScript origi</w:t>
-            </w:r>
-            <w:r>
-              <w:rPr>
-                <w:sz w:val="19"/>
-                <w:szCs w:val="19"/>
-              </w:rPr>
-              <w:t>ns</w:t>
+              <w:t>In Google Cloud Console (project "Dateroem", APIs and Services &gt; Credentials) add the address under Authorised JavaScript origins</w:t>
             </w:r>
           </w:p>
         </w:tc>
@@ -8089,7 +8229,14 @@
                 <w:sz w:val="19"/>
                 <w:szCs w:val="19"/>
               </w:rPr>
-              <w:t>Sign in to that account with its username or email and password</w:t>
+              <w:t xml:space="preserve">Sign in to that account with its username or email </w:t>
+            </w:r>
+            <w:r>
+              <w:rPr>
+                <w:sz w:val="19"/>
+                <w:szCs w:val="19"/>
+              </w:rPr>
+              <w:t>and password</w:t>
             </w:r>
           </w:p>
         </w:tc>
@@ -8693,7 +8840,7 @@
       <w:pPr>
         <w:pStyle w:val="Heading1"/>
       </w:pPr>
-      <w:bookmarkStart w:id="5" w:name="_Toc243700211"/>
+      <w:bookmarkStart w:id="5" w:name="_Toc243722777"/>
       <w:r>
         <w:lastRenderedPageBreak/>
         <w:t>5  Payments</w:t>
@@ -9666,7 +9813,7 @@
       <w:pPr>
         <w:pStyle w:val="Heading1"/>
       </w:pPr>
-      <w:bookmarkStart w:id="6" w:name="_Toc243700212"/>
+      <w:bookmarkStart w:id="6" w:name="_Toc243722778"/>
       <w:r>
         <w:lastRenderedPageBreak/>
         <w:t>6  AI assistant</w:t>
@@ -10220,7 +10367,7 @@
       <w:pPr>
         <w:pStyle w:val="Heading1"/>
       </w:pPr>
-      <w:bookmarkStart w:id="7" w:name="_Toc243700213"/>
+      <w:bookmarkStart w:id="7" w:name="_Toc243722779"/>
       <w:r>
         <w:lastRenderedPageBreak/>
         <w:t>7  Desktop app</w:t>
@@ -13281,7 +13428,7 @@
       <w:pPr>
         <w:pStyle w:val="Heading1"/>
       </w:pPr>
-      <w:bookmarkStart w:id="8" w:name="_Toc243700214"/>
+      <w:bookmarkStart w:id="8" w:name="_Toc243722780"/>
       <w:r>
         <w:lastRenderedPageBreak/>
         <w:t>8  Development tools</w:t>
@@ -13802,10 +13949,10 @@
 <file path=word/numbering.xml><?xml version="1.0" encoding="utf-8"?>
 <w:numbering xmlns:wpc="http://schemas.microsoft.com/office/word/2010/wordprocessingCanvas" xmlns:cx="http://schemas.microsoft.com/office/drawing/2014/chartex" xmlns:cx1="http://schemas.microsoft.com/office/drawing/2015/9/8/chartex" xmlns:mc="http://schemas.openxmlformats.org/markup-compatibility/2006" xmlns:o="urn:schemas-microsoft-com:office:office" xmlns:r="http://schemas.openxmlformats.org/officeDocument/2006/relationships" xmlns:m="http://schemas.openxmlformats.org/officeDocument/2006/math" xmlns:v="urn:schemas-microsoft-com:vml" xmlns:wp14="http://schemas.microsoft.com/office/word/2010/wordprocessingDrawing" xmlns:wp="http://schemas.openxmlformats.org/drawingml/2006/wordprocessingDrawing" xmlns:w10="urn:schemas-microsoft-com:office:word" xmlns:w="http://schemas.openxmlformats.org/wordprocessingml/2006/main" xmlns:w14="http://schemas.microsoft.com/office/word/2010/wordml" xmlns:w15="http://schemas.microsoft.com/office/word/2012/wordml" xmlns:w16se="http://schemas.microsoft.com/office/word/2015/wordml/symex" xmlns:wpg="http://schemas.microsoft.com/office/word/2010/wordprocessingGroup" xmlns:wpi="http://schemas.microsoft.com/office/word/2010/wordprocessingInk" xmlns:wne="http://schemas.microsoft.com/office/word/2006/wordml" xmlns:wps="http://schemas.microsoft.com/office/word/2010/wordprocessingShape" mc:Ignorable="w14 w15 w16se wp14">
   <w:abstractNum w:abstractNumId="0" w15:restartNumberingAfterBreak="0">
-    <w:nsid w:val="07434949"/>
+    <w:nsid w:val="03C71E31"/>
     <w:multiLevelType w:val="hybridMultilevel"/>
-    <w:tmpl w:val="975658E6"/>
-    <w:lvl w:ilvl="0" w:tplc="F3B87EE0" w:tentative="1">
+    <w:tmpl w:val="059A465A"/>
+    <w:lvl w:ilvl="0" w:tplc="4AFC2632" w:tentative="1">
       <w:start w:val="1"/>
       <w:numFmt w:val="decimal"/>
       <w:lvlText w:val="%1."/>
@@ -13814,7 +13961,7 @@
         <w:ind w:left="540" w:hanging="300"/>
       </w:pPr>
     </w:lvl>
-    <w:lvl w:ilvl="1" w:tplc="D80E1FA8" w:tentative="1">
+    <w:lvl w:ilvl="1" w:tplc="BDCAA702" w:tentative="1">
       <w:start w:val="1"/>
       <w:numFmt w:val="lowerLetter"/>
       <w:lvlText w:val="%2."/>
@@ -13823,7 +13970,7 @@
         <w:ind w:left="940" w:hanging="300"/>
       </w:pPr>
     </w:lvl>
-    <w:lvl w:ilvl="2" w:tplc="E14E0248" w:tentative="1">
+    <w:lvl w:ilvl="2" w:tplc="92F657B2" w:tentative="1">
       <w:start w:val="1"/>
       <w:numFmt w:val="lowerRoman"/>
       <w:lvlText w:val="%3."/>
@@ -13832,42 +13979,42 @@
         <w:ind w:left="1340" w:hanging="300"/>
       </w:pPr>
     </w:lvl>
-    <w:lvl w:ilvl="3" w:tplc="F6EA0822">
+    <w:lvl w:ilvl="3" w:tplc="CDD28E7A">
       <w:numFmt w:val="decimal"/>
       <w:lvlText w:val=""/>
       <w:lvlJc w:val="left"/>
     </w:lvl>
-    <w:lvl w:ilvl="4" w:tplc="4A38971C">
+    <w:lvl w:ilvl="4" w:tplc="8904C31A">
       <w:numFmt w:val="decimal"/>
       <w:lvlText w:val=""/>
       <w:lvlJc w:val="left"/>
     </w:lvl>
-    <w:lvl w:ilvl="5" w:tplc="A2C4D08C">
+    <w:lvl w:ilvl="5" w:tplc="43FCAAD8">
       <w:numFmt w:val="decimal"/>
       <w:lvlText w:val=""/>
       <w:lvlJc w:val="left"/>
     </w:lvl>
-    <w:lvl w:ilvl="6" w:tplc="2758A204">
+    <w:lvl w:ilvl="6" w:tplc="949A6C22">
       <w:numFmt w:val="decimal"/>
       <w:lvlText w:val=""/>
       <w:lvlJc w:val="left"/>
     </w:lvl>
-    <w:lvl w:ilvl="7" w:tplc="2176FD52">
+    <w:lvl w:ilvl="7" w:tplc="CB285CC8">
       <w:numFmt w:val="decimal"/>
       <w:lvlText w:val=""/>
       <w:lvlJc w:val="left"/>
     </w:lvl>
-    <w:lvl w:ilvl="8" w:tplc="E91A51D8">
+    <w:lvl w:ilvl="8" w:tplc="EBA0154C">
       <w:numFmt w:val="decimal"/>
       <w:lvlText w:val=""/>
       <w:lvlJc w:val="left"/>
     </w:lvl>
   </w:abstractNum>
   <w:abstractNum w:abstractNumId="1" w15:restartNumberingAfterBreak="0">
-    <w:nsid w:val="27801EF0"/>
+    <w:nsid w:val="415B11C0"/>
     <w:multiLevelType w:val="hybridMultilevel"/>
-    <w:tmpl w:val="3668B7B6"/>
-    <w:lvl w:ilvl="0" w:tplc="38A8D042" w:tentative="1">
+    <w:tmpl w:val="6BB22874"/>
+    <w:lvl w:ilvl="0" w:tplc="5B9ABC64" w:tentative="1">
       <w:start w:val="1"/>
       <w:numFmt w:val="bullet"/>
       <w:lvlText w:val="●"/>
@@ -13876,7 +14023,7 @@
         <w:ind w:left="720" w:hanging="360"/>
       </w:pPr>
     </w:lvl>
-    <w:lvl w:ilvl="1" w:tplc="0FCA1392" w:tentative="1">
+    <w:lvl w:ilvl="1" w:tplc="E91A437A" w:tentative="1">
       <w:start w:val="1"/>
       <w:numFmt w:val="bullet"/>
       <w:lvlText w:val="○"/>
@@ -13885,7 +14032,7 @@
         <w:ind w:left="1440" w:hanging="360"/>
       </w:pPr>
     </w:lvl>
-    <w:lvl w:ilvl="2" w:tplc="44C23428" w:tentative="1">
+    <w:lvl w:ilvl="2" w:tplc="12FC9892" w:tentative="1">
       <w:start w:val="1"/>
       <w:numFmt w:val="bullet"/>
       <w:lvlText w:val="■"/>
@@ -13894,7 +14041,7 @@
         <w:ind w:left="2160" w:hanging="360"/>
       </w:pPr>
     </w:lvl>
-    <w:lvl w:ilvl="3" w:tplc="4F8E4F1E" w:tentative="1">
+    <w:lvl w:ilvl="3" w:tplc="8C703282" w:tentative="1">
       <w:start w:val="1"/>
       <w:numFmt w:val="bullet"/>
       <w:lvlText w:val="●"/>
@@ -13903,7 +14050,7 @@
         <w:ind w:left="2880" w:hanging="360"/>
       </w:pPr>
     </w:lvl>
-    <w:lvl w:ilvl="4" w:tplc="92AA255C" w:tentative="1">
+    <w:lvl w:ilvl="4" w:tplc="135AD37E" w:tentative="1">
       <w:start w:val="1"/>
       <w:numFmt w:val="bullet"/>
       <w:lvlText w:val="○"/>
@@ -13912,7 +14059,7 @@
         <w:ind w:left="3600" w:hanging="360"/>
       </w:pPr>
     </w:lvl>
-    <w:lvl w:ilvl="5" w:tplc="A316081A" w:tentative="1">
+    <w:lvl w:ilvl="5" w:tplc="1B200572" w:tentative="1">
       <w:start w:val="1"/>
       <w:numFmt w:val="bullet"/>
       <w:lvlText w:val="■"/>
@@ -13921,7 +14068,7 @@
         <w:ind w:left="4320" w:hanging="360"/>
       </w:pPr>
     </w:lvl>
-    <w:lvl w:ilvl="6" w:tplc="08D409BC" w:tentative="1">
+    <w:lvl w:ilvl="6" w:tplc="4C665FC2" w:tentative="1">
       <w:start w:val="1"/>
       <w:numFmt w:val="bullet"/>
       <w:lvlText w:val="●"/>
@@ -13930,7 +14077,7 @@
         <w:ind w:left="5040" w:hanging="360"/>
       </w:pPr>
     </w:lvl>
-    <w:lvl w:ilvl="7" w:tplc="D52234DE" w:tentative="1">
+    <w:lvl w:ilvl="7" w:tplc="1406722A" w:tentative="1">
       <w:start w:val="1"/>
       <w:numFmt w:val="bullet"/>
       <w:lvlText w:val="●"/>
@@ -13939,7 +14086,7 @@
         <w:ind w:left="5760" w:hanging="360"/>
       </w:pPr>
     </w:lvl>
-    <w:lvl w:ilvl="8" w:tplc="AC3AD9EA" w:tentative="1">
+    <w:lvl w:ilvl="8" w:tplc="32C86852" w:tentative="1">
       <w:start w:val="1"/>
       <w:numFmt w:val="bullet"/>
       <w:lvlText w:val="●"/>
@@ -13950,10 +14097,10 @@
     </w:lvl>
   </w:abstractNum>
   <w:abstractNum w:abstractNumId="2" w15:restartNumberingAfterBreak="0">
-    <w:nsid w:val="42A578F3"/>
+    <w:nsid w:val="441C1D57"/>
     <w:multiLevelType w:val="hybridMultilevel"/>
-    <w:tmpl w:val="AFA847D8"/>
-    <w:lvl w:ilvl="0" w:tplc="A42E1904" w:tentative="1">
+    <w:tmpl w:val="9E9E8D5A"/>
+    <w:lvl w:ilvl="0" w:tplc="263E6402" w:tentative="1">
       <w:start w:val="1"/>
       <w:numFmt w:val="bullet"/>
       <w:lvlText w:val="•"/>
@@ -13962,7 +14109,7 @@
         <w:ind w:left="540" w:hanging="300"/>
       </w:pPr>
     </w:lvl>
-    <w:lvl w:ilvl="1" w:tplc="1706A140" w:tentative="1">
+    <w:lvl w:ilvl="1" w:tplc="16F4CE08" w:tentative="1">
       <w:start w:val="1"/>
       <w:numFmt w:val="bullet"/>
       <w:lvlText w:val="–"/>
@@ -13971,7 +14118,7 @@
         <w:ind w:left="940" w:hanging="300"/>
       </w:pPr>
     </w:lvl>
-    <w:lvl w:ilvl="2" w:tplc="C62AAB40" w:tentative="1">
+    <w:lvl w:ilvl="2" w:tplc="90441C90" w:tentative="1">
       <w:start w:val="1"/>
       <w:numFmt w:val="bullet"/>
       <w:lvlText w:val="◦"/>
@@ -13980,32 +14127,32 @@
         <w:ind w:left="1340" w:hanging="300"/>
       </w:pPr>
     </w:lvl>
-    <w:lvl w:ilvl="3" w:tplc="515EE810">
+    <w:lvl w:ilvl="3" w:tplc="26169914">
       <w:numFmt w:val="decimal"/>
       <w:lvlText w:val=""/>
       <w:lvlJc w:val="left"/>
     </w:lvl>
-    <w:lvl w:ilvl="4" w:tplc="6F2C5FB4">
+    <w:lvl w:ilvl="4" w:tplc="1CA67CFC">
       <w:numFmt w:val="decimal"/>
       <w:lvlText w:val=""/>
       <w:lvlJc w:val="left"/>
     </w:lvl>
-    <w:lvl w:ilvl="5" w:tplc="D60870B8">
+    <w:lvl w:ilvl="5" w:tplc="51660A88">
       <w:numFmt w:val="decimal"/>
       <w:lvlText w:val=""/>
       <w:lvlJc w:val="left"/>
     </w:lvl>
-    <w:lvl w:ilvl="6" w:tplc="C7BA9FF6">
+    <w:lvl w:ilvl="6" w:tplc="50D2180A">
       <w:numFmt w:val="decimal"/>
       <w:lvlText w:val=""/>
       <w:lvlJc w:val="left"/>
     </w:lvl>
-    <w:lvl w:ilvl="7" w:tplc="49B87C86">
+    <w:lvl w:ilvl="7" w:tplc="9BD845B6">
       <w:numFmt w:val="decimal"/>
       <w:lvlText w:val=""/>
       <w:lvlJc w:val="left"/>
     </w:lvl>
-    <w:lvl w:ilvl="8" w:tplc="8B1C1B2E">
+    <w:lvl w:ilvl="8" w:tplc="C35A0B98">
       <w:numFmt w:val="decimal"/>
       <w:lvlText w:val=""/>
       <w:lvlJc w:val="left"/>
@@ -14641,7 +14788,7 @@
     <w:autoRedefine/>
     <w:uiPriority w:val="39"/>
     <w:unhideWhenUsed/>
-    <w:rsid w:val="00A553C2"/>
+    <w:rsid w:val="00614BB4"/>
     <w:pPr>
       <w:spacing w:after="100"/>
     </w:pPr>

--- a/documentation/07 Operations/Troubleshooting Guide.docx
+++ b/documentation/07 Operations/Troubleshooting Guide.docx
@@ -2072,6 +2072,74 @@
           </w:p>
         </w:tc>
       </w:tr>
+      <w:tr>
+        <w:tblPrEx>
+          <w:tblCellMar>
+            <w:top w:w="0" w:type="dxa"/>
+            <w:bottom w:w="0" w:type="dxa"/>
+          </w:tblCellMar>
+        </w:tblPrEx>
+        <w:tc>
+          <w:tcPr>
+            <w:tcW w:w="1300" w:type="dxa"/>
+            <w:tcMar>
+              <w:top w:w="50" w:type="dxa"/>
+              <w:left w:w="90" w:type="dxa"/>
+              <w:bottom w:w="50" w:type="dxa"/>
+              <w:right w:w="90" w:type="dxa"/>
+            </w:tcMar>
+          </w:tcPr>
+          <w:p>
+            <w:r>
+              <w:rPr>
+                <w:sz w:val="19"/>
+                <w:szCs w:val="19"/>
+              </w:rPr>
+              <w:t>1.1</w:t>
+            </w:r>
+          </w:p>
+        </w:tc>
+        <w:tc>
+          <w:tcPr>
+            <w:tcW w:w="1900" w:type="dxa"/>
+            <w:tcMar>
+              <w:top w:w="50" w:type="dxa"/>
+              <w:left w:w="90" w:type="dxa"/>
+              <w:bottom w:w="50" w:type="dxa"/>
+              <w:right w:w="90" w:type="dxa"/>
+            </w:tcMar>
+          </w:tcPr>
+          <w:p>
+            <w:r>
+              <w:rPr>
+                <w:sz w:val="19"/>
+                <w:szCs w:val="19"/>
+              </w:rPr>
+              <w:t>24 October 2026</w:t>
+            </w:r>
+          </w:p>
+        </w:tc>
+        <w:tc>
+          <w:tcPr>
+            <w:tcW w:w="6438" w:type="dxa"/>
+            <w:tcMar>
+              <w:top w:w="50" w:type="dxa"/>
+              <w:left w:w="90" w:type="dxa"/>
+              <w:bottom w:w="50" w:type="dxa"/>
+              <w:right w:w="90" w:type="dxa"/>
+            </w:tcMar>
+          </w:tcPr>
+          <w:p>
+            <w:r>
+              <w:rPr>
+                <w:sz w:val="19"/>
+                <w:szCs w:val="19"/>
+              </w:rPr>
+              <w:t>Rows for the phone's menu and Home after a change made elsewhere.</w:t>
+            </w:r>
+          </w:p>
+        </w:tc>
+      </w:tr>
     </w:tbl>
     <w:p>
       <w:pPr>
@@ -2104,7 +2172,7 @@
     <w:sdt>
       <w:sdtPr>
         <w:alias w:val="Contents"/>
-        <w:id w:val="-798763982"/>
+        <w:id w:val="-1251343715"/>
       </w:sdtPr>
       <w:sdtEndPr/>
       <w:sdtContent>
@@ -2131,7 +2199,7 @@
           <w:r>
             <w:fldChar w:fldCharType="separate"/>
           </w:r>
-          <w:hyperlink w:anchor="_Toc243722773" w:history="1">
+          <w:hyperlink w:anchor="_Toc243724284" w:history="1">
             <w:r>
               <w:rPr>
                 <w:rStyle w:val="Hyperlink"/>
@@ -2155,7 +2223,7 @@
               <w:rPr>
                 <w:noProof/>
               </w:rPr>
-              <w:instrText xml:space="preserve"> PAGEREF _Toc243722773 \h </w:instrText>
+              <w:instrText xml:space="preserve"> PAGEREF _Toc243724284 \h </w:instrText>
             </w:r>
             <w:r>
               <w:rPr>
@@ -2196,7 +2264,7 @@
               <w:szCs w:val="22"/>
             </w:rPr>
           </w:pPr>
-          <w:hyperlink w:anchor="_Toc243722774" w:history="1">
+          <w:hyperlink w:anchor="_Toc243724285" w:history="1">
             <w:r>
               <w:rPr>
                 <w:rStyle w:val="Hyperlink"/>
@@ -2220,7 +2288,7 @@
               <w:rPr>
                 <w:noProof/>
               </w:rPr>
-              <w:instrText xml:space="preserve"> PAGEREF _Toc243722774 \h </w:instrText>
+              <w:instrText xml:space="preserve"> PAGEREF _Toc243724285 \h </w:instrText>
             </w:r>
             <w:r>
               <w:rPr>
@@ -2261,7 +2329,7 @@
               <w:szCs w:val="22"/>
             </w:rPr>
           </w:pPr>
-          <w:hyperlink w:anchor="_Toc243722775" w:history="1">
+          <w:hyperlink w:anchor="_Toc243724286" w:history="1">
             <w:r>
               <w:rPr>
                 <w:rStyle w:val="Hyperlink"/>
@@ -2285,7 +2353,7 @@
               <w:rPr>
                 <w:noProof/>
               </w:rPr>
-              <w:instrText xml:space="preserve"> PAGEREF _Toc243722775 \h </w:instrText>
+              <w:instrText xml:space="preserve"> PAGEREF _Toc243724286 \h </w:instrText>
             </w:r>
             <w:r>
               <w:rPr>
@@ -2326,7 +2394,7 @@
               <w:szCs w:val="22"/>
             </w:rPr>
           </w:pPr>
-          <w:hyperlink w:anchor="_Toc243722776" w:history="1">
+          <w:hyperlink w:anchor="_Toc243724287" w:history="1">
             <w:r>
               <w:rPr>
                 <w:rStyle w:val="Hyperlink"/>
@@ -2350,7 +2418,7 @@
               <w:rPr>
                 <w:noProof/>
               </w:rPr>
-              <w:instrText xml:space="preserve"> PAGEREF _Toc243722776 \h </w:instrText>
+              <w:instrText xml:space="preserve"> PAGEREF _Toc243724287 \h </w:instrText>
             </w:r>
             <w:r>
               <w:rPr>
@@ -2391,7 +2459,7 @@
               <w:szCs w:val="22"/>
             </w:rPr>
           </w:pPr>
-          <w:hyperlink w:anchor="_Toc243722777" w:history="1">
+          <w:hyperlink w:anchor="_Toc243724288" w:history="1">
             <w:r>
               <w:rPr>
                 <w:rStyle w:val="Hyperlink"/>
@@ -2415,7 +2483,7 @@
               <w:rPr>
                 <w:noProof/>
               </w:rPr>
-              <w:instrText xml:space="preserve"> PAGEREF _Toc243722777 \h </w:instrText>
+              <w:instrText xml:space="preserve"> PAGEREF _Toc243724288 \h </w:instrText>
             </w:r>
             <w:r>
               <w:rPr>
@@ -2456,7 +2524,7 @@
               <w:szCs w:val="22"/>
             </w:rPr>
           </w:pPr>
-          <w:hyperlink w:anchor="_Toc243722778" w:history="1">
+          <w:hyperlink w:anchor="_Toc243724289" w:history="1">
             <w:r>
               <w:rPr>
                 <w:rStyle w:val="Hyperlink"/>
@@ -2480,7 +2548,7 @@
               <w:rPr>
                 <w:noProof/>
               </w:rPr>
-              <w:instrText xml:space="preserve"> PAGEREF _Toc243722778 \h </w:instrText>
+              <w:instrText xml:space="preserve"> PAGEREF _Toc243724289 \h </w:instrText>
             </w:r>
             <w:r>
               <w:rPr>
@@ -2521,7 +2589,7 @@
               <w:szCs w:val="22"/>
             </w:rPr>
           </w:pPr>
-          <w:hyperlink w:anchor="_Toc243722779" w:history="1">
+          <w:hyperlink w:anchor="_Toc243724290" w:history="1">
             <w:r>
               <w:rPr>
                 <w:rStyle w:val="Hyperlink"/>
@@ -2545,7 +2613,7 @@
               <w:rPr>
                 <w:noProof/>
               </w:rPr>
-              <w:instrText xml:space="preserve"> PAGEREF _Toc243722779 \h </w:instrText>
+              <w:instrText xml:space="preserve"> PAGEREF _Toc243724290 \h </w:instrText>
             </w:r>
             <w:r>
               <w:rPr>
@@ -2586,7 +2654,7 @@
               <w:szCs w:val="22"/>
             </w:rPr>
           </w:pPr>
-          <w:hyperlink w:anchor="_Toc243722780" w:history="1">
+          <w:hyperlink w:anchor="_Toc243724291" w:history="1">
             <w:r>
               <w:rPr>
                 <w:rStyle w:val="Hyperlink"/>
@@ -2610,7 +2678,7 @@
               <w:rPr>
                 <w:noProof/>
               </w:rPr>
-              <w:instrText xml:space="preserve"> PAGEREF _Toc243722780 \h </w:instrText>
+              <w:instrText xml:space="preserve"> PAGEREF _Toc243724291 \h </w:instrText>
             </w:r>
             <w:r>
               <w:rPr>
@@ -2653,7 +2721,7 @@
       <w:pPr>
         <w:pStyle w:val="Heading1"/>
       </w:pPr>
-      <w:bookmarkStart w:id="1" w:name="_Toc243722773"/>
+      <w:bookmarkStart w:id="1" w:name="_Toc243724284"/>
       <w:r>
         <w:lastRenderedPageBreak/>
         <w:t>1  How to use this guide</w:t>
@@ -2665,7 +2733,10 @@
         <w:spacing w:after="120" w:line="276" w:lineRule="auto"/>
       </w:pPr>
       <w:r>
-        <w:t>Find the symptom in the section for where it appeared. Most problems come from a server that is not running, so first open the desktop app's Servers section and make sure every dot is green.</w:t>
+        <w:t>Find the symptom in the section for where it appeared. Mos</w:t>
+      </w:r>
+      <w:r>
+        <w:t>t problems come from a server that is not running, so first open the desktop app's Servers section and make sure every dot is green.</w:t>
       </w:r>
     </w:p>
     <w:p>
@@ -2677,7 +2748,7 @@
       <w:pPr>
         <w:pStyle w:val="Heading1"/>
       </w:pPr>
-      <w:bookmarkStart w:id="2" w:name="_Toc243722774"/>
+      <w:bookmarkStart w:id="2" w:name="_Toc243724285"/>
       <w:r>
         <w:lastRenderedPageBreak/>
         <w:t>2  Servers and database</w:t>
@@ -2768,8 +2839,25 @@
                 <w:sz w:val="19"/>
                 <w:szCs w:val="19"/>
               </w:rPr>
-              <w:t>Likely</w:t>
-            </w:r>
+              <w:t>Likely cause</w:t>
+            </w:r>
+          </w:p>
+        </w:tc>
+        <w:tc>
+          <w:tcPr>
+            <w:tcW w:w="3857" w:type="dxa"/>
+            <w:shd w:val="clear" w:color="auto" w:fill="1F4D3A"/>
+            <w:tcMar>
+              <w:top w:w="50" w:type="dxa"/>
+              <w:left w:w="90" w:type="dxa"/>
+              <w:bottom w:w="50" w:type="dxa"/>
+              <w:right w:w="90" w:type="dxa"/>
+            </w:tcMar>
+          </w:tcPr>
+          <w:p>
+            <w:pPr>
+              <w:spacing w:after="20" w:line="252" w:lineRule="auto"/>
+            </w:pPr>
             <w:r>
               <w:rPr>
                 <w:b/>
@@ -2778,33 +2866,6 @@
                 <w:sz w:val="19"/>
                 <w:szCs w:val="19"/>
               </w:rPr>
-              <w:t xml:space="preserve"> cause</w:t>
-            </w:r>
-          </w:p>
-        </w:tc>
-        <w:tc>
-          <w:tcPr>
-            <w:tcW w:w="3857" w:type="dxa"/>
-            <w:shd w:val="clear" w:color="auto" w:fill="1F4D3A"/>
-            <w:tcMar>
-              <w:top w:w="50" w:type="dxa"/>
-              <w:left w:w="90" w:type="dxa"/>
-              <w:bottom w:w="50" w:type="dxa"/>
-              <w:right w:w="90" w:type="dxa"/>
-            </w:tcMar>
-          </w:tcPr>
-          <w:p>
-            <w:pPr>
-              <w:spacing w:after="20" w:line="252" w:lineRule="auto"/>
-            </w:pPr>
-            <w:r>
-              <w:rPr>
-                <w:b/>
-                <w:bCs/>
-                <w:color w:val="FFFFFF"/>
-                <w:sz w:val="19"/>
-                <w:szCs w:val="19"/>
-              </w:rPr>
               <w:t>Fix</w:t>
             </w:r>
           </w:p>
@@ -2887,7 +2948,14 @@
                 <w:sz w:val="19"/>
                 <w:szCs w:val="19"/>
               </w:rPr>
-              <w:t>Start the servers (desktop Servers panel, Start All; or the background scripts in /root/dateroem_start, see Running and Operating); the page reloads by itself</w:t>
+              <w:t>Start the servers (desktop Servers panel, Start All; or the background scripts in /root/dateroem_start, see Running and Operating); th</w:t>
+            </w:r>
+            <w:r>
+              <w:rPr>
+                <w:sz w:val="19"/>
+                <w:szCs w:val="19"/>
+              </w:rPr>
+              <w:t>e page reloads by itself</w:t>
             </w:r>
           </w:p>
         </w:tc>
@@ -3754,7 +3822,7 @@
       <w:pPr>
         <w:pStyle w:val="Heading1"/>
       </w:pPr>
-      <w:bookmarkStart w:id="3" w:name="_Toc243722775"/>
+      <w:bookmarkStart w:id="3" w:name="_Toc243724286"/>
       <w:r>
         <w:lastRenderedPageBreak/>
         <w:t>3  Mobile app</w:t>
@@ -3908,7 +3976,7 @@
                 <w:sz w:val="19"/>
                 <w:szCs w:val="19"/>
               </w:rPr>
-              <w:t>A worker's document photo will not send</w:t>
+              <w:t>Home or the menu shows old details after a change on the desktop</w:t>
             </w:r>
           </w:p>
         </w:tc>
@@ -3931,7 +3999,7 @@
                 <w:sz w:val="19"/>
                 <w:szCs w:val="19"/>
               </w:rPr>
-              <w:t>Not a picture, or still larger than 3 MB after the phone shrank it</w:t>
+              <w:t>Before 24 October 2026 the phone kept what it read when the app opened</w:t>
             </w:r>
           </w:p>
         </w:tc>
@@ -3954,7 +4022,7 @@
                 <w:sz w:val="19"/>
                 <w:szCs w:val="19"/>
               </w:rPr>
-              <w:t>Take the photo again (flat, good light, every corner showing) or choose another</w:t>
+              <w:t>Go to another screen and back, or reopen the app: Home and the menu now load the latest each time</w:t>
             </w:r>
           </w:p>
         </w:tc>
@@ -3991,7 +4059,7 @@
                 <w:sz w:val="19"/>
                 <w:szCs w:val="19"/>
               </w:rPr>
-              <w:t>Worker details still say Needs changes</w:t>
+              <w:t>Home's company card says "Showing the copy kept on this phone"</w:t>
             </w:r>
           </w:p>
         </w:tc>
@@ -4015,7 +4083,7 @@
                 <w:sz w:val="19"/>
                 <w:szCs w:val="19"/>
               </w:rPr>
-              <w:t>The SuperAdmin sent them back with a note</w:t>
+              <w:t>The phone couldn't reach the server when Home loaded</w:t>
             </w:r>
           </w:p>
         </w:tc>
@@ -4039,7 +4107,7 @@
                 <w:sz w:val="19"/>
                 <w:szCs w:val="19"/>
               </w:rPr>
-              <w:t>Correct what the note says and save - they go back to be checked</w:t>
+              <w:t>Check the phone's internet and that the servers and the Tunnel Router are running; Home updates by itself once it can reach them</w:t>
             </w:r>
           </w:p>
         </w:tc>
@@ -4075,7 +4143,7 @@
                 <w:sz w:val="19"/>
                 <w:szCs w:val="19"/>
               </w:rPr>
-              <w:t>A theme chosen on one device does not show on another that is open</w:t>
+              <w:t>A worker's document photo will not send</w:t>
             </w:r>
           </w:p>
         </w:tc>
@@ -4098,7 +4166,7 @@
                 <w:sz w:val="19"/>
                 <w:szCs w:val="19"/>
               </w:rPr>
-              <w:t>By design: an open app keeps its theme until it is started again or someone signs in (the website: until the page is reloaded), so no one is affected while working</w:t>
+              <w:t>Not a picture, or still larger than 3 MB after the phone shrank it</w:t>
             </w:r>
           </w:p>
         </w:tc>
@@ -4121,7 +4189,7 @@
                 <w:sz w:val="19"/>
                 <w:szCs w:val="19"/>
               </w:rPr>
-              <w:t>Close and reopen the app, sign in again, or reload the website</w:t>
+              <w:t>Take the photo again (flat, good light, every corner showing) or choose another</w:t>
             </w:r>
           </w:p>
         </w:tc>
@@ -4158,7 +4226,7 @@
                 <w:sz w:val="19"/>
                 <w:szCs w:val="19"/>
               </w:rPr>
-              <w:t>The phone asked for the fingerprint after being turned sideways</w:t>
+              <w:t>Worker details still say Needs changes</w:t>
             </w:r>
           </w:p>
         </w:tc>
@@ -4182,7 +4250,7 @@
                 <w:sz w:val="19"/>
                 <w:szCs w:val="19"/>
               </w:rPr>
-              <w:t>Phone app before 20 October 2026 rebuilt its screen when turned</w:t>
+              <w:t>The SuperAdmin sent them back with a note</w:t>
             </w:r>
           </w:p>
         </w:tc>
@@ -4206,7 +4274,7 @@
                 <w:sz w:val="19"/>
                 <w:szCs w:val="19"/>
               </w:rPr>
-              <w:t>Install the current app; turning the phone keeps it open and unlocked</w:t>
+              <w:t>Correct what the note says and save - they go back to be checked</w:t>
             </w:r>
           </w:p>
         </w:tc>
@@ -4242,7 +4310,7 @@
                 <w:sz w:val="19"/>
                 <w:szCs w:val="19"/>
               </w:rPr>
-              <w:t>The app still shows the drawn forest or the tree icon</w:t>
+              <w:t>A theme chosen on one device does not show on another that is open</w:t>
             </w:r>
           </w:p>
         </w:tc>
@@ -4265,7 +4333,7 @@
                 <w:sz w:val="19"/>
                 <w:szCs w:val="19"/>
               </w:rPr>
-              <w:t>An older build is installed</w:t>
+              <w:t>By design: an open app keeps its theme until it is started again or someone signs in (the website: until the page is reloaded), so no one is affected while working</w:t>
             </w:r>
           </w:p>
         </w:tc>
@@ -4288,7 +4356,14 @@
                 <w:sz w:val="19"/>
                 <w:szCs w:val="19"/>
               </w:rPr>
-              <w:t>Install a build from 18 October 2026 or later; some launchers keep the old icon until the phone restarts</w:t>
+              <w:t>Close and reopen the app,</w:t>
+            </w:r>
+            <w:r>
+              <w:rPr>
+                <w:sz w:val="19"/>
+                <w:szCs w:val="19"/>
+              </w:rPr>
+              <w:t xml:space="preserve"> sign in again, or reload the website</w:t>
             </w:r>
           </w:p>
         </w:tc>
@@ -4325,7 +4400,7 @@
                 <w:sz w:val="19"/>
                 <w:szCs w:val="19"/>
               </w:rPr>
-              <w:t>"Failed to connect to 127.0.0.1:8001"</w:t>
+              <w:t>The phone asked for the fingerprint after being turned sideways</w:t>
             </w:r>
           </w:p>
         </w:tc>
@@ -4349,7 +4424,7 @@
                 <w:sz w:val="19"/>
                 <w:szCs w:val="19"/>
               </w:rPr>
-              <w:t>USB phone: the adb reverse rule was lost after a reboot or re-plug</w:t>
+              <w:t>Phone app before 20 October 2026 rebuilt its screen when turned</w:t>
             </w:r>
           </w:p>
         </w:tc>
@@ -4373,7 +4448,7 @@
                 <w:sz w:val="19"/>
                 <w:szCs w:val="19"/>
               </w:rPr>
-              <w:t>Re-plug the phone with the Servers panel open (it re-applies the rule) or run adb reverse tcp:8001 tcp:8001</w:t>
+              <w:t>Install the current app; turning the phone keeps it open and unlocked</w:t>
             </w:r>
           </w:p>
         </w:tc>
@@ -4409,7 +4484,7 @@
                 <w:sz w:val="19"/>
                 <w:szCs w:val="19"/>
               </w:rPr>
-              <w:t>The phone can't reach the server once unplugged ("Can't reach the Dateroem server")</w:t>
+              <w:t>The app still shows the drawn forest or the tree icon</w:t>
             </w:r>
           </w:p>
         </w:tc>
@@ -4432,7 +4507,7 @@
                 <w:sz w:val="19"/>
                 <w:szCs w:val="19"/>
               </w:rPr>
-              <w:t>The phone still has the USB test copy, which talks to the server only through the cable</w:t>
+              <w:t>An older build is installed</w:t>
             </w:r>
           </w:p>
         </w:tc>
@@ -4455,7 +4530,7 @@
                 <w:sz w:val="19"/>
                 <w:szCs w:val="19"/>
               </w:rPr>
-              <w:t>Put the internet copy back on: build it with the tunnel address (-PmobileBaseUrl) and install it over USB, or download the shared copy</w:t>
+              <w:t>Install a build from 18 October 2026 or later; some launchers keep the old icon until the phone restarts</w:t>
             </w:r>
           </w:p>
         </w:tc>
@@ -4492,7 +4567,7 @@
                 <w:sz w:val="19"/>
                 <w:szCs w:val="19"/>
               </w:rPr>
-              <w:t>"This app is for staff" at sign-in</w:t>
+              <w:t>"Failed to connect to 127.0.0.1:8001"</w:t>
             </w:r>
           </w:p>
         </w:tc>
@@ -4516,7 +4591,7 @@
                 <w:sz w:val="19"/>
                 <w:szCs w:val="19"/>
               </w:rPr>
-              <w:t>A customer account: the phone app is for staff only (since 9 October 2026)</w:t>
+              <w:t>USB phone: the adb reverse rule was lost after a reboot or re-plug</w:t>
             </w:r>
           </w:p>
         </w:tc>
@@ -4540,7 +4615,7 @@
                 <w:sz w:val="19"/>
                 <w:szCs w:val="19"/>
               </w:rPr>
-              <w:t>Customers use the website; a staff member needs a staff role (desktop Users section)</w:t>
+              <w:t>Re-plug the phone with the Servers panel open (it re-applies the rule) or run adb reverse tcp:8001 tcp:8001</w:t>
             </w:r>
           </w:p>
         </w:tc>
@@ -4576,7 +4651,7 @@
                 <w:sz w:val="19"/>
                 <w:szCs w:val="19"/>
               </w:rPr>
-              <w:t>Error 404 on every screen (shared APK)</w:t>
+              <w:t>The phone can't reach the server once unplugged ("Can't reach the Dateroem server")</w:t>
             </w:r>
           </w:p>
         </w:tc>
@@ -4599,7 +4674,7 @@
                 <w:sz w:val="19"/>
                 <w:szCs w:val="19"/>
               </w:rPr>
-              <w:t>Caddy not running, so the tunnel reaches the wrong place</w:t>
+              <w:t>The phone still has the USB test copy, which talks to the server only through the cable</w:t>
             </w:r>
           </w:p>
         </w:tc>
@@ -4622,7 +4697,14 @@
                 <w:sz w:val="19"/>
                 <w:szCs w:val="19"/>
               </w:rPr>
-              <w:t>Start "Tunnel Router (Caddy)" and "Public Tunnel"</w:t>
+              <w:t>Put the internet copy back on: build it with the tunnel address (-PmobileBaseUrl) an</w:t>
+            </w:r>
+            <w:r>
+              <w:rPr>
+                <w:sz w:val="19"/>
+                <w:szCs w:val="19"/>
+              </w:rPr>
+              <w:t>d install it over USB, or download the shared copy</w:t>
             </w:r>
           </w:p>
         </w:tc>
@@ -4659,7 +4741,7 @@
                 <w:sz w:val="19"/>
                 <w:szCs w:val="19"/>
               </w:rPr>
-              <w:t>Cannot connect at all (shared APK)</w:t>
+              <w:t>"This app is for staff" at sign-in</w:t>
             </w:r>
           </w:p>
         </w:tc>
@@ -4683,7 +4765,7 @@
                 <w:sz w:val="19"/>
                 <w:szCs w:val="19"/>
               </w:rPr>
-              <w:t>Computer off, servers stopped, or tunnel offline</w:t>
+              <w:t>A customer account: the phone app is for staff only (since 9 October 2026)</w:t>
             </w:r>
           </w:p>
         </w:tc>
@@ -4707,7 +4789,7 @@
                 <w:sz w:val="19"/>
                 <w:szCs w:val="19"/>
               </w:rPr>
-              <w:t>Start All on the company computer; check http://localhost:4040</w:t>
+              <w:t>Customers use the website; a staff member needs a staff role (desktop Users section)</w:t>
             </w:r>
           </w:p>
         </w:tc>
@@ -4743,7 +4825,7 @@
                 <w:sz w:val="19"/>
                 <w:szCs w:val="19"/>
               </w:rPr>
-              <w:t>Product photos missing</w:t>
+              <w:t>Error 404 on every screen (shared APK)</w:t>
             </w:r>
           </w:p>
         </w:tc>
@@ -4766,7 +4848,7 @@
                 <w:sz w:val="19"/>
                 <w:szCs w:val="19"/>
               </w:rPr>
-              <w:t>Mobile server not running, or MEDIA_BASE_URL does not match the backend's media URL</w:t>
+              <w:t>Caddy not running, so the tunnel reaches the wrong place</w:t>
             </w:r>
           </w:p>
         </w:tc>
@@ -4789,7 +4871,7 @@
                 <w:sz w:val="19"/>
                 <w:szCs w:val="19"/>
               </w:rPr>
-              <w:t>Start the mobile server; make the two settings equal</w:t>
+              <w:t>Start "Tunnel Router (Caddy)" and "Public Tunnel"</w:t>
             </w:r>
           </w:p>
         </w:tc>
@@ -4826,7 +4908,7 @@
                 <w:sz w:val="19"/>
                 <w:szCs w:val="19"/>
               </w:rPr>
-              <w:t>"Your sign-in has expired"</w:t>
+              <w:t>Cannot connect at all (shared APK)</w:t>
             </w:r>
           </w:p>
         </w:tc>
@@ -4850,7 +4932,7 @@
                 <w:sz w:val="19"/>
                 <w:szCs w:val="19"/>
               </w:rPr>
-              <w:t>Sign-in token older than 30 days</w:t>
+              <w:t>Computer off, servers stopped, or tunnel offline</w:t>
             </w:r>
           </w:p>
         </w:tc>
@@ -4874,7 +4956,7 @@
                 <w:sz w:val="19"/>
                 <w:szCs w:val="19"/>
               </w:rPr>
-              <w:t>Sign in again</w:t>
+              <w:t>Start All on the company computer; check http://localhost:4040</w:t>
             </w:r>
           </w:p>
         </w:tc>
@@ -4910,7 +4992,7 @@
                 <w:sz w:val="19"/>
                 <w:szCs w:val="19"/>
               </w:rPr>
-              <w:t>"Waiting for approval" after signing in</w:t>
+              <w:t>Product photos missing</w:t>
             </w:r>
           </w:p>
         </w:tc>
@@ -4933,7 +5015,7 @@
                 <w:sz w:val="19"/>
                 <w:szCs w:val="19"/>
               </w:rPr>
-              <w:t>The account already has an approved phone, or this is a new install (new phone, reinstalled app or cleared app storage)</w:t>
+              <w:t>Mobile server not running, or MEDIA_BASE_URL does not match the backend's media URL</w:t>
             </w:r>
           </w:p>
         </w:tc>
@@ -4956,14 +5038,7 @@
                 <w:sz w:val="19"/>
                 <w:szCs w:val="19"/>
               </w:rPr>
-              <w:t>The SuperAdmin approves it in the desktop app, Users &gt; Phones (approving with replace blocks the</w:t>
-            </w:r>
-            <w:r>
-              <w:rPr>
-                <w:sz w:val="19"/>
-                <w:szCs w:val="19"/>
-              </w:rPr>
-              <w:t xml:space="preserve"> old phone); then tap "Check again"</w:t>
+              <w:t>Start the mobile server; make the two settings equal</w:t>
             </w:r>
           </w:p>
         </w:tc>
@@ -5000,7 +5075,7 @@
                 <w:sz w:val="19"/>
                 <w:szCs w:val="19"/>
               </w:rPr>
-              <w:t>Signed out with "This phone is no longer approved for your account"</w:t>
+              <w:t>"Your sign-in has expired"</w:t>
             </w:r>
           </w:p>
         </w:tc>
@@ -5024,7 +5099,7 @@
                 <w:sz w:val="19"/>
                 <w:szCs w:val="19"/>
               </w:rPr>
-              <w:t>The SuperAdmin blocked or replaced this phone, or an admin disabled the account</w:t>
+              <w:t>Sign-in token older than 30 days</w:t>
             </w:r>
           </w:p>
         </w:tc>
@@ -5048,7 +5123,7 @@
                 <w:sz w:val="19"/>
                 <w:szCs w:val="19"/>
               </w:rPr>
-              <w:t>Ask the SuperAdmin; if it was a mistake they approve the phone again in Users &gt; Phones</w:t>
+              <w:t>Sign in again</w:t>
             </w:r>
           </w:p>
         </w:tc>
@@ -5084,7 +5159,7 @@
                 <w:sz w:val="19"/>
                 <w:szCs w:val="19"/>
               </w:rPr>
-              <w:t>"This phone has been blocked for this account" at sign-in</w:t>
+              <w:t>"Waiting for approval" after signing in</w:t>
             </w:r>
           </w:p>
         </w:tc>
@@ -5107,7 +5182,7 @@
                 <w:sz w:val="19"/>
                 <w:szCs w:val="19"/>
               </w:rPr>
-              <w:t>The phone was rejected or blocked earlier</w:t>
+              <w:t>The account already has an approved phone, or this is a new install (new phone, reinstalled app or cleared app storage)</w:t>
             </w:r>
           </w:p>
         </w:tc>
@@ -5130,7 +5205,7 @@
                 <w:sz w:val="19"/>
                 <w:szCs w:val="19"/>
               </w:rPr>
-              <w:t>The SuperAdmin can approve it again in Users &gt; Phones</w:t>
+              <w:t>The SuperAdmin approves it in the desktop app, Users &gt; Phones (approving with replace blocks the old phone); then tap "Check again"</w:t>
             </w:r>
           </w:p>
         </w:tc>
@@ -5167,7 +5242,7 @@
                 <w:sz w:val="19"/>
                 <w:szCs w:val="19"/>
               </w:rPr>
-              <w:t>Signing in works but every screen then says "Please sign in again"</w:t>
+              <w:t>Signed out with "This phone is no longer approved for your account"</w:t>
             </w:r>
           </w:p>
         </w:tc>
@@ -5191,7 +5266,7 @@
                 <w:sz w:val="19"/>
                 <w:szCs w:val="19"/>
               </w:rPr>
-              <w:t>A copy of the app built before 3 October 2026 (it has no phone key)</w:t>
+              <w:t>The SuperAdmin blocked or replaced this phone, or an admin disabled the account</w:t>
             </w:r>
           </w:p>
         </w:tc>
@@ -5215,7 +5290,7 @@
                 <w:sz w:val="19"/>
                 <w:szCs w:val="19"/>
               </w:rPr>
-              <w:t>Install the current APK from the download link</w:t>
+              <w:t>Ask the SuperAdmin; if it was a mistake they approve the phone again in Users &gt; Phones</w:t>
             </w:r>
           </w:p>
         </w:tc>
@@ -5252,6 +5327,173 @@
                 <w:szCs w:val="19"/>
               </w:rPr>
               <w:lastRenderedPageBreak/>
+              <w:t>"This phone has been blocked for this account" at sign-in</w:t>
+            </w:r>
+          </w:p>
+        </w:tc>
+        <w:tc>
+          <w:tcPr>
+            <w:tcW w:w="3011" w:type="dxa"/>
+            <w:tcMar>
+              <w:top w:w="50" w:type="dxa"/>
+              <w:left w:w="90" w:type="dxa"/>
+              <w:bottom w:w="50" w:type="dxa"/>
+              <w:right w:w="90" w:type="dxa"/>
+            </w:tcMar>
+          </w:tcPr>
+          <w:p>
+            <w:pPr>
+              <w:spacing w:after="20" w:line="252" w:lineRule="auto"/>
+            </w:pPr>
+            <w:r>
+              <w:rPr>
+                <w:sz w:val="19"/>
+                <w:szCs w:val="19"/>
+              </w:rPr>
+              <w:t>The phone was rejected or blocked earlier</w:t>
+            </w:r>
+          </w:p>
+        </w:tc>
+        <w:tc>
+          <w:tcPr>
+            <w:tcW w:w="3857" w:type="dxa"/>
+            <w:tcMar>
+              <w:top w:w="50" w:type="dxa"/>
+              <w:left w:w="90" w:type="dxa"/>
+              <w:bottom w:w="50" w:type="dxa"/>
+              <w:right w:w="90" w:type="dxa"/>
+            </w:tcMar>
+          </w:tcPr>
+          <w:p>
+            <w:pPr>
+              <w:spacing w:after="20" w:line="252" w:lineRule="auto"/>
+            </w:pPr>
+            <w:r>
+              <w:rPr>
+                <w:sz w:val="19"/>
+                <w:szCs w:val="19"/>
+              </w:rPr>
+              <w:t>The SuperAdmin can approve it again in Users &gt; Phones</w:t>
+            </w:r>
+          </w:p>
+        </w:tc>
+      </w:tr>
+      <w:tr>
+        <w:tblPrEx>
+          <w:tblCellMar>
+            <w:top w:w="0" w:type="dxa"/>
+            <w:bottom w:w="0" w:type="dxa"/>
+          </w:tblCellMar>
+        </w:tblPrEx>
+        <w:trPr>
+          <w:cantSplit/>
+        </w:trPr>
+        <w:tc>
+          <w:tcPr>
+            <w:tcW w:w="2770" w:type="dxa"/>
+            <w:shd w:val="clear" w:color="auto" w:fill="F4F5F3"/>
+            <w:tcMar>
+              <w:top w:w="50" w:type="dxa"/>
+              <w:left w:w="90" w:type="dxa"/>
+              <w:bottom w:w="50" w:type="dxa"/>
+              <w:right w:w="90" w:type="dxa"/>
+            </w:tcMar>
+          </w:tcPr>
+          <w:p>
+            <w:pPr>
+              <w:spacing w:after="20" w:line="252" w:lineRule="auto"/>
+            </w:pPr>
+            <w:r>
+              <w:rPr>
+                <w:b/>
+                <w:bCs/>
+                <w:sz w:val="19"/>
+                <w:szCs w:val="19"/>
+              </w:rPr>
+              <w:t>Signing in works but every screen then says "Please sign in again"</w:t>
+            </w:r>
+          </w:p>
+        </w:tc>
+        <w:tc>
+          <w:tcPr>
+            <w:tcW w:w="3011" w:type="dxa"/>
+            <w:shd w:val="clear" w:color="auto" w:fill="F4F5F3"/>
+            <w:tcMar>
+              <w:top w:w="50" w:type="dxa"/>
+              <w:left w:w="90" w:type="dxa"/>
+              <w:bottom w:w="50" w:type="dxa"/>
+              <w:right w:w="90" w:type="dxa"/>
+            </w:tcMar>
+          </w:tcPr>
+          <w:p>
+            <w:pPr>
+              <w:spacing w:after="20" w:line="252" w:lineRule="auto"/>
+            </w:pPr>
+            <w:r>
+              <w:rPr>
+                <w:sz w:val="19"/>
+                <w:szCs w:val="19"/>
+              </w:rPr>
+              <w:t>A copy of the app built before 3 October 2026 (it has no phone key)</w:t>
+            </w:r>
+          </w:p>
+        </w:tc>
+        <w:tc>
+          <w:tcPr>
+            <w:tcW w:w="3857" w:type="dxa"/>
+            <w:shd w:val="clear" w:color="auto" w:fill="F4F5F3"/>
+            <w:tcMar>
+              <w:top w:w="50" w:type="dxa"/>
+              <w:left w:w="90" w:type="dxa"/>
+              <w:bottom w:w="50" w:type="dxa"/>
+              <w:right w:w="90" w:type="dxa"/>
+            </w:tcMar>
+          </w:tcPr>
+          <w:p>
+            <w:pPr>
+              <w:spacing w:after="20" w:line="252" w:lineRule="auto"/>
+            </w:pPr>
+            <w:r>
+              <w:rPr>
+                <w:sz w:val="19"/>
+                <w:szCs w:val="19"/>
+              </w:rPr>
+              <w:t>Install the current APK from the download link</w:t>
+            </w:r>
+          </w:p>
+        </w:tc>
+      </w:tr>
+      <w:tr>
+        <w:tblPrEx>
+          <w:tblCellMar>
+            <w:top w:w="0" w:type="dxa"/>
+            <w:bottom w:w="0" w:type="dxa"/>
+          </w:tblCellMar>
+        </w:tblPrEx>
+        <w:trPr>
+          <w:cantSplit/>
+        </w:trPr>
+        <w:tc>
+          <w:tcPr>
+            <w:tcW w:w="2770" w:type="dxa"/>
+            <w:tcMar>
+              <w:top w:w="50" w:type="dxa"/>
+              <w:left w:w="90" w:type="dxa"/>
+              <w:bottom w:w="50" w:type="dxa"/>
+              <w:right w:w="90" w:type="dxa"/>
+            </w:tcMar>
+          </w:tcPr>
+          <w:p>
+            <w:pPr>
+              <w:spacing w:after="20" w:line="252" w:lineRule="auto"/>
+            </w:pPr>
+            <w:r>
+              <w:rPr>
+                <w:b/>
+                <w:bCs/>
+                <w:sz w:val="19"/>
+                <w:szCs w:val="19"/>
+              </w:rPr>
               <w:t>"The sign-in took too long - please try again"</w:t>
             </w:r>
           </w:p>
@@ -5737,7 +5979,7 @@
       <w:pPr>
         <w:pStyle w:val="Heading1"/>
       </w:pPr>
-      <w:bookmarkStart w:id="4" w:name="_Toc243722776"/>
+      <w:bookmarkStart w:id="4" w:name="_Toc243724287"/>
       <w:r>
         <w:lastRenderedPageBreak/>
         <w:t>4  Website</w:t>
@@ -8062,7 +8304,14 @@
                 <w:sz w:val="19"/>
                 <w:szCs w:val="19"/>
               </w:rPr>
-              <w:t>In Google Cloud Console (project "Dateroem", APIs and Services &gt; Credentials) add the address under Authorised JavaScript origins</w:t>
+              <w:t>In Google Cloud Console (project "Dateroem", APIs and Services &gt; Credentials) add the address under Authorised JavaScript origi</w:t>
+            </w:r>
+            <w:r>
+              <w:rPr>
+                <w:sz w:val="19"/>
+                <w:szCs w:val="19"/>
+              </w:rPr>
+              <w:t>ns</w:t>
             </w:r>
           </w:p>
         </w:tc>
@@ -8840,7 +9089,7 @@
       <w:pPr>
         <w:pStyle w:val="Heading1"/>
       </w:pPr>
-      <w:bookmarkStart w:id="5" w:name="_Toc243722777"/>
+      <w:bookmarkStart w:id="5" w:name="_Toc243724288"/>
       <w:r>
         <w:lastRenderedPageBreak/>
         <w:t>5  Payments</w:t>
@@ -9813,7 +10062,7 @@
       <w:pPr>
         <w:pStyle w:val="Heading1"/>
       </w:pPr>
-      <w:bookmarkStart w:id="6" w:name="_Toc243722778"/>
+      <w:bookmarkStart w:id="6" w:name="_Toc243724289"/>
       <w:r>
         <w:lastRenderedPageBreak/>
         <w:t>6  AI assistant</w:t>
@@ -10367,7 +10616,7 @@
       <w:pPr>
         <w:pStyle w:val="Heading1"/>
       </w:pPr>
-      <w:bookmarkStart w:id="7" w:name="_Toc243722779"/>
+      <w:bookmarkStart w:id="7" w:name="_Toc243724290"/>
       <w:r>
         <w:lastRenderedPageBreak/>
         <w:t>7  Desktop app</w:t>
@@ -13428,7 +13677,7 @@
       <w:pPr>
         <w:pStyle w:val="Heading1"/>
       </w:pPr>
-      <w:bookmarkStart w:id="8" w:name="_Toc243722780"/>
+      <w:bookmarkStart w:id="8" w:name="_Toc243724291"/>
       <w:r>
         <w:lastRenderedPageBreak/>
         <w:t>8  Development tools</w:t>
@@ -13949,10 +14198,10 @@
 <file path=word/numbering.xml><?xml version="1.0" encoding="utf-8"?>
 <w:numbering xmlns:wpc="http://schemas.microsoft.com/office/word/2010/wordprocessingCanvas" xmlns:cx="http://schemas.microsoft.com/office/drawing/2014/chartex" xmlns:cx1="http://schemas.microsoft.com/office/drawing/2015/9/8/chartex" xmlns:mc="http://schemas.openxmlformats.org/markup-compatibility/2006" xmlns:o="urn:schemas-microsoft-com:office:office" xmlns:r="http://schemas.openxmlformats.org/officeDocument/2006/relationships" xmlns:m="http://schemas.openxmlformats.org/officeDocument/2006/math" xmlns:v="urn:schemas-microsoft-com:vml" xmlns:wp14="http://schemas.microsoft.com/office/word/2010/wordprocessingDrawing" xmlns:wp="http://schemas.openxmlformats.org/drawingml/2006/wordprocessingDrawing" xmlns:w10="urn:schemas-microsoft-com:office:word" xmlns:w="http://schemas.openxmlformats.org/wordprocessingml/2006/main" xmlns:w14="http://schemas.microsoft.com/office/word/2010/wordml" xmlns:w15="http://schemas.microsoft.com/office/word/2012/wordml" xmlns:w16se="http://schemas.microsoft.com/office/word/2015/wordml/symex" xmlns:wpg="http://schemas.microsoft.com/office/word/2010/wordprocessingGroup" xmlns:wpi="http://schemas.microsoft.com/office/word/2010/wordprocessingInk" xmlns:wne="http://schemas.microsoft.com/office/word/2006/wordml" xmlns:wps="http://schemas.microsoft.com/office/word/2010/wordprocessingShape" mc:Ignorable="w14 w15 w16se wp14">
   <w:abstractNum w:abstractNumId="0" w15:restartNumberingAfterBreak="0">
-    <w:nsid w:val="03C71E31"/>
+    <w:nsid w:val="1BE13CA1"/>
     <w:multiLevelType w:val="hybridMultilevel"/>
-    <w:tmpl w:val="059A465A"/>
-    <w:lvl w:ilvl="0" w:tplc="4AFC2632" w:tentative="1">
+    <w:tmpl w:val="611616AE"/>
+    <w:lvl w:ilvl="0" w:tplc="687A9B70" w:tentative="1">
       <w:start w:val="1"/>
       <w:numFmt w:val="decimal"/>
       <w:lvlText w:val="%1."/>
@@ -13961,7 +14210,7 @@
         <w:ind w:left="540" w:hanging="300"/>
       </w:pPr>
     </w:lvl>
-    <w:lvl w:ilvl="1" w:tplc="BDCAA702" w:tentative="1">
+    <w:lvl w:ilvl="1" w:tplc="B55E63B0" w:tentative="1">
       <w:start w:val="1"/>
       <w:numFmt w:val="lowerLetter"/>
       <w:lvlText w:val="%2."/>
@@ -13970,7 +14219,7 @@
         <w:ind w:left="940" w:hanging="300"/>
       </w:pPr>
     </w:lvl>
-    <w:lvl w:ilvl="2" w:tplc="92F657B2" w:tentative="1">
+    <w:lvl w:ilvl="2" w:tplc="C0A03670" w:tentative="1">
       <w:start w:val="1"/>
       <w:numFmt w:val="lowerRoman"/>
       <w:lvlText w:val="%3."/>
@@ -13979,42 +14228,42 @@
         <w:ind w:left="1340" w:hanging="300"/>
       </w:pPr>
     </w:lvl>
-    <w:lvl w:ilvl="3" w:tplc="CDD28E7A">
+    <w:lvl w:ilvl="3" w:tplc="B2C003BE">
       <w:numFmt w:val="decimal"/>
       <w:lvlText w:val=""/>
       <w:lvlJc w:val="left"/>
     </w:lvl>
-    <w:lvl w:ilvl="4" w:tplc="8904C31A">
+    <w:lvl w:ilvl="4" w:tplc="EAC88918">
       <w:numFmt w:val="decimal"/>
       <w:lvlText w:val=""/>
       <w:lvlJc w:val="left"/>
     </w:lvl>
-    <w:lvl w:ilvl="5" w:tplc="43FCAAD8">
+    <w:lvl w:ilvl="5" w:tplc="CDC829CC">
       <w:numFmt w:val="decimal"/>
       <w:lvlText w:val=""/>
       <w:lvlJc w:val="left"/>
     </w:lvl>
-    <w:lvl w:ilvl="6" w:tplc="949A6C22">
+    <w:lvl w:ilvl="6" w:tplc="C28E5C9E">
       <w:numFmt w:val="decimal"/>
       <w:lvlText w:val=""/>
       <w:lvlJc w:val="left"/>
     </w:lvl>
-    <w:lvl w:ilvl="7" w:tplc="CB285CC8">
+    <w:lvl w:ilvl="7" w:tplc="6FF6A986">
       <w:numFmt w:val="decimal"/>
       <w:lvlText w:val=""/>
       <w:lvlJc w:val="left"/>
     </w:lvl>
-    <w:lvl w:ilvl="8" w:tplc="EBA0154C">
+    <w:lvl w:ilvl="8" w:tplc="F0826C7C">
       <w:numFmt w:val="decimal"/>
       <w:lvlText w:val=""/>
       <w:lvlJc w:val="left"/>
     </w:lvl>
   </w:abstractNum>
   <w:abstractNum w:abstractNumId="1" w15:restartNumberingAfterBreak="0">
-    <w:nsid w:val="415B11C0"/>
+    <w:nsid w:val="2CE16285"/>
     <w:multiLevelType w:val="hybridMultilevel"/>
-    <w:tmpl w:val="6BB22874"/>
-    <w:lvl w:ilvl="0" w:tplc="5B9ABC64" w:tentative="1">
+    <w:tmpl w:val="90B4EE74"/>
+    <w:lvl w:ilvl="0" w:tplc="82B2643C" w:tentative="1">
       <w:start w:val="1"/>
       <w:numFmt w:val="bullet"/>
       <w:lvlText w:val="●"/>
@@ -14023,7 +14272,7 @@
         <w:ind w:left="720" w:hanging="360"/>
       </w:pPr>
     </w:lvl>
-    <w:lvl w:ilvl="1" w:tplc="E91A437A" w:tentative="1">
+    <w:lvl w:ilvl="1" w:tplc="E37C9A2A" w:tentative="1">
       <w:start w:val="1"/>
       <w:numFmt w:val="bullet"/>
       <w:lvlText w:val="○"/>
@@ -14032,7 +14281,7 @@
         <w:ind w:left="1440" w:hanging="360"/>
       </w:pPr>
     </w:lvl>
-    <w:lvl w:ilvl="2" w:tplc="12FC9892" w:tentative="1">
+    <w:lvl w:ilvl="2" w:tplc="DFE2A5C8" w:tentative="1">
       <w:start w:val="1"/>
       <w:numFmt w:val="bullet"/>
       <w:lvlText w:val="■"/>
@@ -14041,7 +14290,7 @@
         <w:ind w:left="2160" w:hanging="360"/>
       </w:pPr>
     </w:lvl>
-    <w:lvl w:ilvl="3" w:tplc="8C703282" w:tentative="1">
+    <w:lvl w:ilvl="3" w:tplc="61509E16" w:tentative="1">
       <w:start w:val="1"/>
       <w:numFmt w:val="bullet"/>
       <w:lvlText w:val="●"/>
@@ -14050,7 +14299,7 @@
         <w:ind w:left="2880" w:hanging="360"/>
       </w:pPr>
     </w:lvl>
-    <w:lvl w:ilvl="4" w:tplc="135AD37E" w:tentative="1">
+    <w:lvl w:ilvl="4" w:tplc="21DEA100" w:tentative="1">
       <w:start w:val="1"/>
       <w:numFmt w:val="bullet"/>
       <w:lvlText w:val="○"/>
@@ -14059,7 +14308,7 @@
         <w:ind w:left="3600" w:hanging="360"/>
       </w:pPr>
     </w:lvl>
-    <w:lvl w:ilvl="5" w:tplc="1B200572" w:tentative="1">
+    <w:lvl w:ilvl="5" w:tplc="E8C2059C" w:tentative="1">
       <w:start w:val="1"/>
       <w:numFmt w:val="bullet"/>
       <w:lvlText w:val="■"/>
@@ -14068,7 +14317,7 @@
         <w:ind w:left="4320" w:hanging="360"/>
       </w:pPr>
     </w:lvl>
-    <w:lvl w:ilvl="6" w:tplc="4C665FC2" w:tentative="1">
+    <w:lvl w:ilvl="6" w:tplc="8230D9DE" w:tentative="1">
       <w:start w:val="1"/>
       <w:numFmt w:val="bullet"/>
       <w:lvlText w:val="●"/>
@@ -14077,7 +14326,7 @@
         <w:ind w:left="5040" w:hanging="360"/>
       </w:pPr>
     </w:lvl>
-    <w:lvl w:ilvl="7" w:tplc="1406722A" w:tentative="1">
+    <w:lvl w:ilvl="7" w:tplc="D66C663A" w:tentative="1">
       <w:start w:val="1"/>
       <w:numFmt w:val="bullet"/>
       <w:lvlText w:val="●"/>
@@ -14086,7 +14335,7 @@
         <w:ind w:left="5760" w:hanging="360"/>
       </w:pPr>
     </w:lvl>
-    <w:lvl w:ilvl="8" w:tplc="32C86852" w:tentative="1">
+    <w:lvl w:ilvl="8" w:tplc="30B04398" w:tentative="1">
       <w:start w:val="1"/>
       <w:numFmt w:val="bullet"/>
       <w:lvlText w:val="●"/>
@@ -14097,10 +14346,10 @@
     </w:lvl>
   </w:abstractNum>
   <w:abstractNum w:abstractNumId="2" w15:restartNumberingAfterBreak="0">
-    <w:nsid w:val="441C1D57"/>
+    <w:nsid w:val="4103550C"/>
     <w:multiLevelType w:val="hybridMultilevel"/>
-    <w:tmpl w:val="9E9E8D5A"/>
-    <w:lvl w:ilvl="0" w:tplc="263E6402" w:tentative="1">
+    <w:tmpl w:val="FC968FE4"/>
+    <w:lvl w:ilvl="0" w:tplc="95E01DA2" w:tentative="1">
       <w:start w:val="1"/>
       <w:numFmt w:val="bullet"/>
       <w:lvlText w:val="•"/>
@@ -14109,7 +14358,7 @@
         <w:ind w:left="540" w:hanging="300"/>
       </w:pPr>
     </w:lvl>
-    <w:lvl w:ilvl="1" w:tplc="16F4CE08" w:tentative="1">
+    <w:lvl w:ilvl="1" w:tplc="1C3EFE44" w:tentative="1">
       <w:start w:val="1"/>
       <w:numFmt w:val="bullet"/>
       <w:lvlText w:val="–"/>
@@ -14118,7 +14367,7 @@
         <w:ind w:left="940" w:hanging="300"/>
       </w:pPr>
     </w:lvl>
-    <w:lvl w:ilvl="2" w:tplc="90441C90" w:tentative="1">
+    <w:lvl w:ilvl="2" w:tplc="0D98C28C" w:tentative="1">
       <w:start w:val="1"/>
       <w:numFmt w:val="bullet"/>
       <w:lvlText w:val="◦"/>
@@ -14127,32 +14376,32 @@
         <w:ind w:left="1340" w:hanging="300"/>
       </w:pPr>
     </w:lvl>
-    <w:lvl w:ilvl="3" w:tplc="26169914">
+    <w:lvl w:ilvl="3" w:tplc="1CA8D210">
       <w:numFmt w:val="decimal"/>
       <w:lvlText w:val=""/>
       <w:lvlJc w:val="left"/>
     </w:lvl>
-    <w:lvl w:ilvl="4" w:tplc="1CA67CFC">
+    <w:lvl w:ilvl="4" w:tplc="4B5C6342">
       <w:numFmt w:val="decimal"/>
       <w:lvlText w:val=""/>
       <w:lvlJc w:val="left"/>
     </w:lvl>
-    <w:lvl w:ilvl="5" w:tplc="51660A88">
+    <w:lvl w:ilvl="5" w:tplc="6668051A">
       <w:numFmt w:val="decimal"/>
       <w:lvlText w:val=""/>
       <w:lvlJc w:val="left"/>
     </w:lvl>
-    <w:lvl w:ilvl="6" w:tplc="50D2180A">
+    <w:lvl w:ilvl="6" w:tplc="0EAA0A14">
       <w:numFmt w:val="decimal"/>
       <w:lvlText w:val=""/>
       <w:lvlJc w:val="left"/>
     </w:lvl>
-    <w:lvl w:ilvl="7" w:tplc="9BD845B6">
+    <w:lvl w:ilvl="7" w:tplc="002852DC">
       <w:numFmt w:val="decimal"/>
       <w:lvlText w:val=""/>
       <w:lvlJc w:val="left"/>
     </w:lvl>
-    <w:lvl w:ilvl="8" w:tplc="C35A0B98">
+    <w:lvl w:ilvl="8" w:tplc="16DC521A">
       <w:numFmt w:val="decimal"/>
       <w:lvlText w:val=""/>
       <w:lvlJc w:val="left"/>
@@ -14788,7 +15037,7 @@
     <w:autoRedefine/>
     <w:uiPriority w:val="39"/>
     <w:unhideWhenUsed/>
-    <w:rsid w:val="00614BB4"/>
+    <w:rsid w:val="00495D69"/>
     <w:pPr>
       <w:spacing w:after="100"/>
     </w:pPr>

--- a/documentation/07 Operations/Troubleshooting Guide.docx
+++ b/documentation/07 Operations/Troubleshooting Guide.docx
@@ -80,7 +80,7 @@
           <w:left w:w="10" w:type="dxa"/>
           <w:right w:w="10" w:type="dxa"/>
         </w:tblCellMar>
-        <w:tblLook w:val="04A0" w:firstRow="1" w:lastRow="0" w:firstColumn="1" w:lastColumn="0" w:noHBand="0" w:noVBand="1"/>
+        <w:tblLook w:val="0000" w:firstRow="0" w:lastRow="0" w:firstColumn="0" w:lastColumn="0" w:noHBand="0" w:noVBand="0"/>
       </w:tblPr>
       <w:tblGrid>
         <w:gridCol w:w="2600"/>
@@ -461,7 +461,7 @@
           <w:left w:w="10" w:type="dxa"/>
           <w:right w:w="10" w:type="dxa"/>
         </w:tblCellMar>
-        <w:tblLook w:val="04A0" w:firstRow="1" w:lastRow="0" w:firstColumn="1" w:lastColumn="0" w:noHBand="0" w:noVBand="1"/>
+        <w:tblLook w:val="0000" w:firstRow="0" w:lastRow="0" w:firstColumn="0" w:lastColumn="0" w:noHBand="0" w:noVBand="0"/>
       </w:tblPr>
       <w:tblGrid>
         <w:gridCol w:w="1300"/>
@@ -1237,7 +1237,14 @@
                 <w:sz w:val="19"/>
                 <w:szCs w:val="19"/>
               </w:rPr>
-              <w:t>Rows for choosing photos and videos in the desktop app.</w:t>
+              <w:t>Rows for choos</w:t>
+            </w:r>
+            <w:r>
+              <w:rPr>
+                <w:sz w:val="19"/>
+                <w:szCs w:val="19"/>
+              </w:rPr>
+              <w:t>ing photos and videos in the desktop app.</w:t>
             </w:r>
           </w:p>
         </w:tc>
@@ -1469,14 +1476,7 @@
                 <w:sz w:val="19"/>
                 <w:szCs w:val="19"/>
               </w:rPr>
-              <w:t>1.</w:t>
-            </w:r>
-            <w:r>
-              <w:rPr>
-                <w:sz w:val="19"/>
-                <w:szCs w:val="19"/>
-              </w:rPr>
-              <w:t>1</w:t>
+              <w:t>1.1</w:t>
             </w:r>
           </w:p>
         </w:tc>
@@ -2136,6 +2136,74 @@
                 <w:szCs w:val="19"/>
               </w:rPr>
               <w:t>Rows for the phone's menu and Home after a change made elsewhere.</w:t>
+            </w:r>
+          </w:p>
+        </w:tc>
+      </w:tr>
+      <w:tr>
+        <w:tblPrEx>
+          <w:tblCellMar>
+            <w:top w:w="0" w:type="dxa"/>
+            <w:bottom w:w="0" w:type="dxa"/>
+          </w:tblCellMar>
+        </w:tblPrEx>
+        <w:tc>
+          <w:tcPr>
+            <w:tcW w:w="1300" w:type="dxa"/>
+            <w:tcMar>
+              <w:top w:w="50" w:type="dxa"/>
+              <w:left w:w="90" w:type="dxa"/>
+              <w:bottom w:w="50" w:type="dxa"/>
+              <w:right w:w="90" w:type="dxa"/>
+            </w:tcMar>
+          </w:tcPr>
+          <w:p>
+            <w:r>
+              <w:rPr>
+                <w:sz w:val="19"/>
+                <w:szCs w:val="19"/>
+              </w:rPr>
+              <w:t>1.1</w:t>
+            </w:r>
+          </w:p>
+        </w:tc>
+        <w:tc>
+          <w:tcPr>
+            <w:tcW w:w="1900" w:type="dxa"/>
+            <w:tcMar>
+              <w:top w:w="50" w:type="dxa"/>
+              <w:left w:w="90" w:type="dxa"/>
+              <w:bottom w:w="50" w:type="dxa"/>
+              <w:right w:w="90" w:type="dxa"/>
+            </w:tcMar>
+          </w:tcPr>
+          <w:p>
+            <w:r>
+              <w:rPr>
+                <w:sz w:val="19"/>
+                <w:szCs w:val="19"/>
+              </w:rPr>
+              <w:t>24 October 2026</w:t>
+            </w:r>
+          </w:p>
+        </w:tc>
+        <w:tc>
+          <w:tcPr>
+            <w:tcW w:w="6438" w:type="dxa"/>
+            <w:tcMar>
+              <w:top w:w="50" w:type="dxa"/>
+              <w:left w:w="90" w:type="dxa"/>
+              <w:bottom w:w="50" w:type="dxa"/>
+              <w:right w:w="90" w:type="dxa"/>
+            </w:tcMar>
+          </w:tcPr>
+          <w:p>
+            <w:r>
+              <w:rPr>
+                <w:sz w:val="19"/>
+                <w:szCs w:val="19"/>
+              </w:rPr>
+              <w:t>A row for an AI key changed in application.properties but not taking effect.</w:t>
             </w:r>
           </w:p>
         </w:tc>
@@ -2172,7 +2240,7 @@
     <w:sdt>
       <w:sdtPr>
         <w:alias w:val="Contents"/>
-        <w:id w:val="-1251343715"/>
+        <w:id w:val="-2029088311"/>
       </w:sdtPr>
       <w:sdtEndPr/>
       <w:sdtContent>
@@ -2199,7 +2267,7 @@
           <w:r>
             <w:fldChar w:fldCharType="separate"/>
           </w:r>
-          <w:hyperlink w:anchor="_Toc243724284" w:history="1">
+          <w:hyperlink w:anchor="_Toc243729566" w:history="1">
             <w:r>
               <w:rPr>
                 <w:rStyle w:val="Hyperlink"/>
@@ -2223,7 +2291,7 @@
               <w:rPr>
                 <w:noProof/>
               </w:rPr>
-              <w:instrText xml:space="preserve"> PAGEREF _Toc243724284 \h </w:instrText>
+              <w:instrText xml:space="preserve"> PAGEREF _Toc243729566 \h </w:instrText>
             </w:r>
             <w:r>
               <w:rPr>
@@ -2264,7 +2332,7 @@
               <w:szCs w:val="22"/>
             </w:rPr>
           </w:pPr>
-          <w:hyperlink w:anchor="_Toc243724285" w:history="1">
+          <w:hyperlink w:anchor="_Toc243729567" w:history="1">
             <w:r>
               <w:rPr>
                 <w:rStyle w:val="Hyperlink"/>
@@ -2288,7 +2356,7 @@
               <w:rPr>
                 <w:noProof/>
               </w:rPr>
-              <w:instrText xml:space="preserve"> PAGEREF _Toc243724285 \h </w:instrText>
+              <w:instrText xml:space="preserve"> PAGEREF _Toc243729567 \h </w:instrText>
             </w:r>
             <w:r>
               <w:rPr>
@@ -2329,7 +2397,7 @@
               <w:szCs w:val="22"/>
             </w:rPr>
           </w:pPr>
-          <w:hyperlink w:anchor="_Toc243724286" w:history="1">
+          <w:hyperlink w:anchor="_Toc243729568" w:history="1">
             <w:r>
               <w:rPr>
                 <w:rStyle w:val="Hyperlink"/>
@@ -2353,7 +2421,7 @@
               <w:rPr>
                 <w:noProof/>
               </w:rPr>
-              <w:instrText xml:space="preserve"> PAGEREF _Toc243724286 \h </w:instrText>
+              <w:instrText xml:space="preserve"> PAGEREF _Toc243729568 \h </w:instrText>
             </w:r>
             <w:r>
               <w:rPr>
@@ -2394,7 +2462,7 @@
               <w:szCs w:val="22"/>
             </w:rPr>
           </w:pPr>
-          <w:hyperlink w:anchor="_Toc243724287" w:history="1">
+          <w:hyperlink w:anchor="_Toc243729569" w:history="1">
             <w:r>
               <w:rPr>
                 <w:rStyle w:val="Hyperlink"/>
@@ -2418,7 +2486,7 @@
               <w:rPr>
                 <w:noProof/>
               </w:rPr>
-              <w:instrText xml:space="preserve"> PAGEREF _Toc243724287 \h </w:instrText>
+              <w:instrText xml:space="preserve"> PAGEREF _Toc243729569 \h </w:instrText>
             </w:r>
             <w:r>
               <w:rPr>
@@ -2459,7 +2527,7 @@
               <w:szCs w:val="22"/>
             </w:rPr>
           </w:pPr>
-          <w:hyperlink w:anchor="_Toc243724288" w:history="1">
+          <w:hyperlink w:anchor="_Toc243729570" w:history="1">
             <w:r>
               <w:rPr>
                 <w:rStyle w:val="Hyperlink"/>
@@ -2483,7 +2551,7 @@
               <w:rPr>
                 <w:noProof/>
               </w:rPr>
-              <w:instrText xml:space="preserve"> PAGEREF _Toc243724288 \h </w:instrText>
+              <w:instrText xml:space="preserve"> PAGEREF _Toc243729570 \h </w:instrText>
             </w:r>
             <w:r>
               <w:rPr>
@@ -2524,7 +2592,7 @@
               <w:szCs w:val="22"/>
             </w:rPr>
           </w:pPr>
-          <w:hyperlink w:anchor="_Toc243724289" w:history="1">
+          <w:hyperlink w:anchor="_Toc243729571" w:history="1">
             <w:r>
               <w:rPr>
                 <w:rStyle w:val="Hyperlink"/>
@@ -2548,7 +2616,7 @@
               <w:rPr>
                 <w:noProof/>
               </w:rPr>
-              <w:instrText xml:space="preserve"> PAGEREF _Toc243724289 \h </w:instrText>
+              <w:instrText xml:space="preserve"> PAGEREF _Toc243729571 \h </w:instrText>
             </w:r>
             <w:r>
               <w:rPr>
@@ -2589,7 +2657,7 @@
               <w:szCs w:val="22"/>
             </w:rPr>
           </w:pPr>
-          <w:hyperlink w:anchor="_Toc243724290" w:history="1">
+          <w:hyperlink w:anchor="_Toc243729572" w:history="1">
             <w:r>
               <w:rPr>
                 <w:rStyle w:val="Hyperlink"/>
@@ -2613,7 +2681,7 @@
               <w:rPr>
                 <w:noProof/>
               </w:rPr>
-              <w:instrText xml:space="preserve"> PAGEREF _Toc243724290 \h </w:instrText>
+              <w:instrText xml:space="preserve"> PAGEREF _Toc243729572 \h </w:instrText>
             </w:r>
             <w:r>
               <w:rPr>
@@ -2654,7 +2722,7 @@
               <w:szCs w:val="22"/>
             </w:rPr>
           </w:pPr>
-          <w:hyperlink w:anchor="_Toc243724291" w:history="1">
+          <w:hyperlink w:anchor="_Toc243729573" w:history="1">
             <w:r>
               <w:rPr>
                 <w:rStyle w:val="Hyperlink"/>
@@ -2678,7 +2746,7 @@
               <w:rPr>
                 <w:noProof/>
               </w:rPr>
-              <w:instrText xml:space="preserve"> PAGEREF _Toc243724291 \h </w:instrText>
+              <w:instrText xml:space="preserve"> PAGEREF _Toc243729573 \h </w:instrText>
             </w:r>
             <w:r>
               <w:rPr>
@@ -2721,7 +2789,7 @@
       <w:pPr>
         <w:pStyle w:val="Heading1"/>
       </w:pPr>
-      <w:bookmarkStart w:id="1" w:name="_Toc243724284"/>
+      <w:bookmarkStart w:id="1" w:name="_Toc243729566"/>
       <w:r>
         <w:lastRenderedPageBreak/>
         <w:t>1  How to use this guide</w:t>
@@ -2748,7 +2816,7 @@
       <w:pPr>
         <w:pStyle w:val="Heading1"/>
       </w:pPr>
-      <w:bookmarkStart w:id="2" w:name="_Toc243724285"/>
+      <w:bookmarkStart w:id="2" w:name="_Toc243729567"/>
       <w:r>
         <w:lastRenderedPageBreak/>
         <w:t>2  Servers and database</w:t>
@@ -2771,7 +2839,7 @@
           <w:left w:w="10" w:type="dxa"/>
           <w:right w:w="10" w:type="dxa"/>
         </w:tblCellMar>
-        <w:tblLook w:val="04A0" w:firstRow="1" w:lastRow="0" w:firstColumn="1" w:lastColumn="0" w:noHBand="0" w:noVBand="1"/>
+        <w:tblLook w:val="0000" w:firstRow="0" w:lastRow="0" w:firstColumn="0" w:lastColumn="0" w:noHBand="0" w:noVBand="0"/>
       </w:tblPr>
       <w:tblGrid>
         <w:gridCol w:w="2770"/>
@@ -3822,7 +3890,7 @@
       <w:pPr>
         <w:pStyle w:val="Heading1"/>
       </w:pPr>
-      <w:bookmarkStart w:id="3" w:name="_Toc243724286"/>
+      <w:bookmarkStart w:id="3" w:name="_Toc243729568"/>
       <w:r>
         <w:lastRenderedPageBreak/>
         <w:t>3  Mobile app</w:t>
@@ -3845,7 +3913,7 @@
           <w:left w:w="10" w:type="dxa"/>
           <w:right w:w="10" w:type="dxa"/>
         </w:tblCellMar>
-        <w:tblLook w:val="04A0" w:firstRow="1" w:lastRow="0" w:firstColumn="1" w:lastColumn="0" w:noHBand="0" w:noVBand="1"/>
+        <w:tblLook w:val="0000" w:firstRow="0" w:lastRow="0" w:firstColumn="0" w:lastColumn="0" w:noHBand="0" w:noVBand="0"/>
       </w:tblPr>
       <w:tblGrid>
         <w:gridCol w:w="2770"/>
@@ -5979,7 +6047,7 @@
       <w:pPr>
         <w:pStyle w:val="Heading1"/>
       </w:pPr>
-      <w:bookmarkStart w:id="4" w:name="_Toc243724287"/>
+      <w:bookmarkStart w:id="4" w:name="_Toc243729569"/>
       <w:r>
         <w:lastRenderedPageBreak/>
         <w:t>4  Website</w:t>
@@ -6002,7 +6070,7 @@
           <w:left w:w="10" w:type="dxa"/>
           <w:right w:w="10" w:type="dxa"/>
         </w:tblCellMar>
-        <w:tblLook w:val="04A0" w:firstRow="1" w:lastRow="0" w:firstColumn="1" w:lastColumn="0" w:noHBand="0" w:noVBand="1"/>
+        <w:tblLook w:val="0000" w:firstRow="0" w:lastRow="0" w:firstColumn="0" w:lastColumn="0" w:noHBand="0" w:noVBand="0"/>
       </w:tblPr>
       <w:tblGrid>
         <w:gridCol w:w="2770"/>
@@ -9089,7 +9157,7 @@
       <w:pPr>
         <w:pStyle w:val="Heading1"/>
       </w:pPr>
-      <w:bookmarkStart w:id="5" w:name="_Toc243724288"/>
+      <w:bookmarkStart w:id="5" w:name="_Toc243729570"/>
       <w:r>
         <w:lastRenderedPageBreak/>
         <w:t>5  Payments</w:t>
@@ -9112,7 +9180,7 @@
           <w:left w:w="10" w:type="dxa"/>
           <w:right w:w="10" w:type="dxa"/>
         </w:tblCellMar>
-        <w:tblLook w:val="04A0" w:firstRow="1" w:lastRow="0" w:firstColumn="1" w:lastColumn="0" w:noHBand="0" w:noVBand="1"/>
+        <w:tblLook w:val="0000" w:firstRow="0" w:lastRow="0" w:firstColumn="0" w:lastColumn="0" w:noHBand="0" w:noVBand="0"/>
       </w:tblPr>
       <w:tblGrid>
         <w:gridCol w:w="2770"/>
@@ -10062,7 +10130,7 @@
       <w:pPr>
         <w:pStyle w:val="Heading1"/>
       </w:pPr>
-      <w:bookmarkStart w:id="6" w:name="_Toc243724289"/>
+      <w:bookmarkStart w:id="6" w:name="_Toc243729571"/>
       <w:r>
         <w:lastRenderedPageBreak/>
         <w:t>6  AI assistant</w:t>
@@ -10085,7 +10153,7 @@
           <w:left w:w="10" w:type="dxa"/>
           <w:right w:w="10" w:type="dxa"/>
         </w:tblCellMar>
-        <w:tblLook w:val="04A0" w:firstRow="1" w:lastRow="0" w:firstColumn="1" w:lastColumn="0" w:noHBand="0" w:noVBand="1"/>
+        <w:tblLook w:val="0000" w:firstRow="0" w:lastRow="0" w:firstColumn="0" w:lastColumn="0" w:noHBand="0" w:noVBand="0"/>
       </w:tblPr>
       <w:tblGrid>
         <w:gridCol w:w="2770"/>
@@ -10616,7 +10684,7 @@
       <w:pPr>
         <w:pStyle w:val="Heading1"/>
       </w:pPr>
-      <w:bookmarkStart w:id="7" w:name="_Toc243724290"/>
+      <w:bookmarkStart w:id="7" w:name="_Toc243729572"/>
       <w:r>
         <w:lastRenderedPageBreak/>
         <w:t>7  Desktop app</w:t>
@@ -10639,7 +10707,7 @@
           <w:left w:w="10" w:type="dxa"/>
           <w:right w:w="10" w:type="dxa"/>
         </w:tblCellMar>
-        <w:tblLook w:val="04A0" w:firstRow="1" w:lastRow="0" w:firstColumn="1" w:lastColumn="0" w:noHBand="0" w:noVBand="1"/>
+        <w:tblLook w:val="0000" w:firstRow="0" w:lastRow="0" w:firstColumn="0" w:lastColumn="0" w:noHBand="0" w:noVBand="0"/>
       </w:tblPr>
       <w:tblGrid>
         <w:gridCol w:w="2770"/>
@@ -10770,7 +10838,7 @@
                 <w:sz w:val="19"/>
                 <w:szCs w:val="19"/>
               </w:rPr>
-              <w:t>A change looks saved, but reopening shows the old value</w:t>
+              <w:t>A new Groq or M-Pesa key in application.properties isn't used</w:t>
             </w:r>
           </w:p>
         </w:tc>
@@ -10793,7 +10861,7 @@
                 <w:sz w:val="19"/>
                 <w:szCs w:val="19"/>
               </w:rPr>
-              <w:t>A field dropped between the app and the backend (like the Company phone tick before 24 October 2026), or an emptied box meaning "keep"</w:t>
+              <w:t>A start command exports the old value (an export wins over the file) - until 24 October 2026 the Groq key was exported in run_backend.sh, start_backend.sh and server_manager.py</w:t>
             </w:r>
           </w:p>
         </w:tc>
@@ -10816,7 +10884,14 @@
                 <w:sz w:val="19"/>
                 <w:szCs w:val="19"/>
               </w:rPr>
-              <w:t>Run python3 scripts/check_field_flow.py; it names the field and where it is lost</w:t>
+              <w:t xml:space="preserve">Remove that export, then restart the backend. Close and reopen the desktop app </w:t>
+            </w:r>
+            <w:r>
+              <w:rPr>
+                <w:sz w:val="19"/>
+                <w:szCs w:val="19"/>
+              </w:rPr>
+              <w:t>before restarting the backend from its Servers panel: it keeps the start command it read when it opened</w:t>
             </w:r>
           </w:p>
         </w:tc>
@@ -10853,7 +10928,7 @@
                 <w:sz w:val="19"/>
                 <w:szCs w:val="19"/>
               </w:rPr>
-              <w:t>A delivery area has no map pin</w:t>
+              <w:t>A change looks saved, but reopening shows the old value</w:t>
             </w:r>
           </w:p>
         </w:tc>
@@ -10877,7 +10952,7 @@
                 <w:sz w:val="19"/>
                 <w:szCs w:val="19"/>
               </w:rPr>
-              <w:t>Before 24 October 2026 an edit from the phone emptied it</w:t>
+              <w:t>A field dropped between the app and the backend (like the Company phone tick before 24 October 2026), or an emptied box meaning "keep"</w:t>
             </w:r>
           </w:p>
         </w:tc>
@@ -10901,7 +10976,7 @@
                 <w:sz w:val="19"/>
                 <w:szCs w:val="19"/>
               </w:rPr>
-              <w:t>Add the coordinates again in Delivery Areas &gt; Edit (phone edits keep it now)</w:t>
+              <w:t>Run python3 scripts/check_field_flow.py; it names the field and where it is lost</w:t>
             </w:r>
           </w:p>
         </w:tc>
@@ -10937,7 +11012,7 @@
                 <w:sz w:val="19"/>
                 <w:szCs w:val="19"/>
               </w:rPr>
-              <w:t>Worker details say "not set up on the server yet"</w:t>
+              <w:t>A delivery area has no map pin</w:t>
             </w:r>
           </w:p>
         </w:tc>
@@ -10960,7 +11035,7 @@
                 <w:sz w:val="19"/>
                 <w:szCs w:val="19"/>
               </w:rPr>
-              <w:t>The backend has no app.workers.data-secret (for example after a move where it wasn't copied)</w:t>
+              <w:t>Before 24 October 2026 an edit from the phone emptied it</w:t>
             </w:r>
           </w:p>
         </w:tc>
@@ -10983,7 +11058,7 @@
                 <w:sz w:val="19"/>
                 <w:szCs w:val="19"/>
               </w:rPr>
-              <w:t>Copy the key from the old application.properties (or the owner's copy) into the backend's settings and restart the backend. Do not make a new key</w:t>
+              <w:t>Add the coordinates again in Delivery Areas &gt; Edit (phone edits keep it now)</w:t>
             </w:r>
           </w:p>
         </w:tc>
@@ -11020,7 +11095,7 @@
                 <w:sz w:val="19"/>
                 <w:szCs w:val="19"/>
               </w:rPr>
-              <w:t>There is no Open Details button in Worker Details</w:t>
+              <w:t>Worker details say "not set up on the server yet"</w:t>
             </w:r>
           </w:p>
         </w:tc>
@@ -11044,7 +11119,7 @@
                 <w:sz w:val="19"/>
                 <w:szCs w:val="19"/>
               </w:rPr>
-              <w:t>Only the SuperAdmin opens staff details</w:t>
+              <w:t>The backend has no app.workers.data-secret (for example after a move where it wasn't copied)</w:t>
             </w:r>
           </w:p>
         </w:tc>
@@ -11068,7 +11143,7 @@
                 <w:sz w:val="19"/>
                 <w:szCs w:val="19"/>
               </w:rPr>
-              <w:t>Ask the SuperAdmin</w:t>
+              <w:t>Copy the key from the old application.properties (or the owner's copy) into the backend's settings and restart the backend. Do not make a new key</w:t>
             </w:r>
           </w:p>
         </w:tc>
@@ -11104,7 +11179,7 @@
                 <w:sz w:val="19"/>
                 <w:szCs w:val="19"/>
               </w:rPr>
-              <w:t>An order is red (LATE) in Orders</w:t>
+              <w:t>There is no Open Details button in Worker Details</w:t>
             </w:r>
           </w:p>
         </w:tc>
@@ -11127,7 +11202,7 @@
                 <w:sz w:val="19"/>
                 <w:szCs w:val="19"/>
               </w:rPr>
-              <w:t>It is still waiting for a delivery and the date the customer was promised has passed</w:t>
+              <w:t>Only the SuperAdmin opens staff details</w:t>
             </w:r>
           </w:p>
         </w:tc>
@@ -11150,7 +11225,7 @@
                 <w:sz w:val="19"/>
                 <w:szCs w:val="19"/>
               </w:rPr>
-              <w:t>Put it on the next delivery going that way; consider telling the customer the new date</w:t>
+              <w:t>Ask the SuperAdmin</w:t>
             </w:r>
           </w:p>
         </w:tc>
@@ -11187,7 +11262,7 @@
                 <w:sz w:val="19"/>
                 <w:szCs w:val="19"/>
               </w:rPr>
-              <w:t>An order is orange (DUE SOON)</w:t>
+              <w:t>An order is red (LATE) in Orders</w:t>
             </w:r>
           </w:p>
         </w:tc>
@@ -11211,7 +11286,7 @@
                 <w:sz w:val="19"/>
                 <w:szCs w:val="19"/>
               </w:rPr>
-              <w:t>It is close to its promised date - the last quarter of the time promised, at least 5 days before</w:t>
+              <w:t>It is still waiting for a delivery and the date the customer was promised has passed</w:t>
             </w:r>
           </w:p>
         </w:tc>
@@ -11235,7 +11310,7 @@
                 <w:sz w:val="19"/>
                 <w:szCs w:val="19"/>
               </w:rPr>
-              <w:t>Assign it to a delivery that arrives by the promised date</w:t>
+              <w:t>Put it on the next delivery going that way; consider telling the customer the new date</w:t>
             </w:r>
           </w:p>
         </w:tc>
@@ -11271,7 +11346,7 @@
                 <w:sz w:val="19"/>
                 <w:szCs w:val="19"/>
               </w:rPr>
-              <w:t>A phone shows an old company card</w:t>
+              <w:t>An order is orange (DUE SOON)</w:t>
             </w:r>
           </w:p>
         </w:tc>
@@ -11294,7 +11369,7 @@
                 <w:sz w:val="19"/>
                 <w:szCs w:val="19"/>
               </w:rPr>
-              <w:t>It was offline when Home opened, so it shows the copy it kept</w:t>
+              <w:t>It is close to its promised date - the last quarter of the time promised, at least 5 days before</w:t>
             </w:r>
           </w:p>
         </w:tc>
@@ -11317,7 +11392,7 @@
                 <w:sz w:val="19"/>
                 <w:szCs w:val="19"/>
               </w:rPr>
-              <w:t>Open Home again once the phone is online; only the SuperAdmin changes the card</w:t>
+              <w:t>Assign it to a delivery that arrives by the promised date</w:t>
             </w:r>
           </w:p>
         </w:tc>
@@ -11354,7 +11429,7 @@
                 <w:sz w:val="19"/>
                 <w:szCs w:val="19"/>
               </w:rPr>
-              <w:t>Someone forgot their password</w:t>
+              <w:t>A phone shows an old company card</w:t>
             </w:r>
           </w:p>
         </w:tc>
@@ -11378,7 +11453,7 @@
                 <w:sz w:val="19"/>
                 <w:szCs w:val="19"/>
               </w:rPr>
-              <w:t>Passwords can't be read by anyone</w:t>
+              <w:t>It was offline when Home opened, so it shows the copy it kept</w:t>
             </w:r>
           </w:p>
         </w:tc>
@@ -11402,7 +11477,7 @@
                 <w:sz w:val="19"/>
                 <w:szCs w:val="19"/>
               </w:rPr>
-              <w:t>An admin opens Users, selects the account and presses Reset Password, then gives the person the temporary password in person or by phone (an Admin's only by the SuperAdmin)</w:t>
+              <w:t>Open Home again once the phone is online; only the SuperAdmin changes the card</w:t>
             </w:r>
           </w:p>
         </w:tc>
@@ -11438,7 +11513,7 @@
                 <w:sz w:val="19"/>
                 <w:szCs w:val="19"/>
               </w:rPr>
-              <w:t>The app locked itself</w:t>
+              <w:t>Someone forgot their password</w:t>
             </w:r>
           </w:p>
         </w:tc>
@@ -11461,7 +11536,7 @@
                 <w:sz w:val="19"/>
                 <w:szCs w:val="19"/>
               </w:rPr>
-              <w:t>The idle lock: no key or mouse movement for the SuperAdmin's minutes</w:t>
+              <w:t>Passwords can't be read by anyone</w:t>
             </w:r>
           </w:p>
         </w:tc>
@@ -11484,7 +11559,7 @@
                 <w:sz w:val="19"/>
                 <w:szCs w:val="19"/>
               </w:rPr>
-              <w:t>Type the password and Unlock - nothing was lost. The SuperAdmin can change the minutes in Settings &gt; Idle lock</w:t>
+              <w:t>An admin opens Users, selects the account and presses Reset Password, then gives the person the temporary password in person or by phone (an Admin's only by the SuperAdmin)</w:t>
             </w:r>
           </w:p>
         </w:tc>
@@ -11521,7 +11596,7 @@
                 <w:sz w:val="19"/>
                 <w:szCs w:val="19"/>
               </w:rPr>
-              <w:t>Signed out after typing wrong passwords on the lock</w:t>
+              <w:t>The app locked itself</w:t>
             </w:r>
           </w:p>
         </w:tc>
@@ -11545,7 +11620,7 @@
                 <w:sz w:val="19"/>
                 <w:szCs w:val="19"/>
               </w:rPr>
-              <w:t>Five wrong passwords in 15 minutes</w:t>
+              <w:t>The idle lock: no key or mouse movement for the SuperAdmin's minutes</w:t>
             </w:r>
           </w:p>
         </w:tc>
@@ -11569,7 +11644,7 @@
                 <w:sz w:val="19"/>
                 <w:szCs w:val="19"/>
               </w:rPr>
-              <w:t>Sign in again; if the password is forgotten, ask an admin to reset it</w:t>
+              <w:t>Type the password and Unlock - nothing was lost. The SuperAdmin can change the minutes in Settings &gt; Idle lock</w:t>
             </w:r>
           </w:p>
         </w:tc>
@@ -11605,7 +11680,7 @@
                 <w:sz w:val="19"/>
                 <w:szCs w:val="19"/>
               </w:rPr>
-              <w:t>The taskbar or the Start Menu still shows the old tree icon</w:t>
+              <w:t>Signed out after typing wrong passwords on the lock</w:t>
             </w:r>
           </w:p>
         </w:tc>
@@ -11628,7 +11703,7 @@
                 <w:sz w:val="19"/>
                 <w:szCs w:val="19"/>
               </w:rPr>
-              <w:t>Windows keeps icons in its icon cache</w:t>
+              <w:t>Five wrong passwords in 15 minutes</w:t>
             </w:r>
           </w:p>
         </w:tc>
@@ -11651,7 +11726,7 @@
                 <w:sz w:val="19"/>
                 <w:szCs w:val="19"/>
               </w:rPr>
-              <w:t>Restart the app; if the shortcut still shows it, sign out of Windows and back in (the icon is app/assets/icon.ico)</w:t>
+              <w:t>Sign in again; if the password is forgotten, ask an admin to reset it</w:t>
             </w:r>
           </w:p>
         </w:tc>
@@ -11688,7 +11763,7 @@
                 <w:sz w:val="19"/>
                 <w:szCs w:val="19"/>
               </w:rPr>
-              <w:t>Sign-in does nothing or fails, or "Couldn't reach the server at ..."</w:t>
+              <w:t>The taskbar or the Start Menu still shows the old tree icon</w:t>
             </w:r>
           </w:p>
         </w:tc>
@@ -11712,7 +11787,7 @@
                 <w:sz w:val="19"/>
                 <w:szCs w:val="19"/>
               </w:rPr>
-              <w:t>Backend or admin server not running, or the server address under the sign-in card is wrong</w:t>
+              <w:t>Windows keeps icons in its icon cache</w:t>
             </w:r>
           </w:p>
         </w:tc>
@@ -11736,7 +11811,7 @@
                 <w:sz w:val="19"/>
                 <w:szCs w:val="19"/>
               </w:rPr>
-              <w:t>Open Servers from the sign-in window and Start All; check the address (Change); on this computer it is http://127.0.0.1:8002</w:t>
+              <w:t>Restart the app; if the shortcut still shows it, sign out of Windows and back in (the icon is app/assets/icon.ico)</w:t>
             </w:r>
           </w:p>
         </w:tc>
@@ -11772,7 +11847,7 @@
                 <w:sz w:val="19"/>
                 <w:szCs w:val="19"/>
               </w:rPr>
-              <w:t>Every request takes about 20 seconds or times out on this computer</w:t>
+              <w:t>Sign-in does nothing or fails, or "Couldn't reach the server at ..."</w:t>
             </w:r>
           </w:p>
         </w:tc>
@@ -11795,7 +11870,7 @@
                 <w:sz w:val="19"/>
                 <w:szCs w:val="19"/>
               </w:rPr>
-              <w:t>The server address uses "localhost"; Windows tries its IPv6 address first and that route into WSL can hang</w:t>
+              <w:t>Backend or admin server not running, or the server address under the sign-in card is wrong</w:t>
             </w:r>
           </w:p>
         </w:tc>
@@ -11818,7 +11893,7 @@
                 <w:sz w:val="19"/>
                 <w:szCs w:val="19"/>
               </w:rPr>
-              <w:t>Change the address to http://127.0.0.1:8002</w:t>
+              <w:t>Open Servers from the sign-in window and Start All; check the address (Change); on this computer it is http://127.0.0.1:8002</w:t>
             </w:r>
           </w:p>
         </w:tc>
@@ -11855,7 +11930,7 @@
                 <w:sz w:val="19"/>
                 <w:szCs w:val="19"/>
               </w:rPr>
-              <w:t>"This computer is waiting for approval ..."</w:t>
+              <w:t>Every request takes about 20 seconds or times out on this computer</w:t>
             </w:r>
           </w:p>
         </w:tc>
@@ -11879,7 +11954,7 @@
                 <w:sz w:val="19"/>
                 <w:szCs w:val="19"/>
               </w:rPr>
-              <w:t>First sign-in on this computer (or for this account on it), or a new Windows user</w:t>
+              <w:t>The server address uses "localhost"; Windows tries its IPv6 address first and that route into WSL can hang</w:t>
             </w:r>
           </w:p>
         </w:tc>
@@ -11903,7 +11978,7 @@
                 <w:sz w:val="19"/>
                 <w:szCs w:val="19"/>
               </w:rPr>
-              <w:t>The SuperAdmin approves it in Users &gt; Computers - the message gives the name it is listed under; then sign in again</w:t>
+              <w:t>Change the address to http://127.0.0.1:8002</w:t>
             </w:r>
           </w:p>
         </w:tc>
@@ -11939,7 +12014,7 @@
                 <w:sz w:val="19"/>
                 <w:szCs w:val="19"/>
               </w:rPr>
-              <w:t>"This computer has been blocked for this account" at sign-in</w:t>
+              <w:t>"This computer is waiting for approval ..."</w:t>
             </w:r>
           </w:p>
         </w:tc>
@@ -11962,7 +12037,7 @@
                 <w:sz w:val="19"/>
                 <w:szCs w:val="19"/>
               </w:rPr>
-              <w:t>It was rejected or blocked earlier</w:t>
+              <w:t>First sign-in on this computer (or for this account on it), or a new Windows user</w:t>
             </w:r>
           </w:p>
         </w:tc>
@@ -11985,7 +12060,7 @@
                 <w:sz w:val="19"/>
                 <w:szCs w:val="19"/>
               </w:rPr>
-              <w:t>The SuperAdmin can approve it again in Users &gt; Computers</w:t>
+              <w:t>The SuperAdmin approves it in Users &gt; Computers - the message gives the name it is listed under; then sign in again</w:t>
             </w:r>
           </w:p>
         </w:tc>
@@ -12023,7 +12098,7 @@
                 <w:szCs w:val="19"/>
               </w:rPr>
               <w:lastRenderedPageBreak/>
-              <w:t>Back at the sign-in screen with "This computer is no longer approved ..."</w:t>
+              <w:t>"This computer has been blocked for this account" at sign-in</w:t>
             </w:r>
           </w:p>
         </w:tc>
@@ -12047,7 +12122,7 @@
                 <w:sz w:val="19"/>
                 <w:szCs w:val="19"/>
               </w:rPr>
-              <w:t>The SuperAdmin blocked or replaced this computer, the account was disabled, or it is no longer Admin or SuperAdmin</w:t>
+              <w:t>It was rejected or blocked earlier</w:t>
             </w:r>
           </w:p>
         </w:tc>
@@ -12071,7 +12146,7 @@
                 <w:sz w:val="19"/>
                 <w:szCs w:val="19"/>
               </w:rPr>
-              <w:t>Ask the SuperAdmin</w:t>
+              <w:t>The SuperAdmin can approve it again in Users &gt; Computers</w:t>
             </w:r>
           </w:p>
         </w:tc>
@@ -12107,7 +12182,7 @@
                 <w:sz w:val="19"/>
                 <w:szCs w:val="19"/>
               </w:rPr>
-              <w:t>Back at the sign-in screen with "Please sign in again."</w:t>
+              <w:t>Back at the sign-in screen with "This computer is no longer approved ..."</w:t>
             </w:r>
           </w:p>
         </w:tc>
@@ -12130,7 +12205,7 @@
                 <w:sz w:val="19"/>
                 <w:szCs w:val="19"/>
               </w:rPr>
-              <w:t>The 12-hour sign-in ran out (or the backend's sign-in key changed)</w:t>
+              <w:t>The SuperAdmin blocked or replaced this computer, the account was disabled, or it is no longer Admin or SuperAdmin</w:t>
             </w:r>
           </w:p>
         </w:tc>
@@ -12153,7 +12228,7 @@
                 <w:sz w:val="19"/>
                 <w:szCs w:val="19"/>
               </w:rPr>
-              <w:t>Sign in again</w:t>
+              <w:t>Ask the SuperAdmin</w:t>
             </w:r>
           </w:p>
         </w:tc>
@@ -12190,7 +12265,7 @@
                 <w:sz w:val="19"/>
                 <w:szCs w:val="19"/>
               </w:rPr>
-              <w:t>"Too many wrong passwords. Try again in N minutes."</w:t>
+              <w:t>Back at the sign-in screen with "Please sign in again."</w:t>
             </w:r>
           </w:p>
         </w:tc>
@@ -12214,7 +12289,7 @@
                 <w:sz w:val="19"/>
                 <w:szCs w:val="19"/>
               </w:rPr>
-              <w:t>5 wrong passwords for this account from this address within 15 minutes</w:t>
+              <w:t>The 12-hour sign-in ran out (or the backend's sign-in key changed)</w:t>
             </w:r>
           </w:p>
         </w:tc>
@@ -12238,7 +12313,7 @@
                 <w:sz w:val="19"/>
                 <w:szCs w:val="19"/>
               </w:rPr>
-              <w:t>Wait, or restart the admin server to clear the count; check Caps Lock</w:t>
+              <w:t>Sign in again</w:t>
             </w:r>
           </w:p>
         </w:tc>
@@ -12274,7 +12349,7 @@
                 <w:sz w:val="19"/>
                 <w:szCs w:val="19"/>
               </w:rPr>
-              <w:t>"This copy of the desktop app is too old - please install the new one."</w:t>
+              <w:t>"Too many wrong passwords. Try again in N minutes."</w:t>
             </w:r>
           </w:p>
         </w:tc>
@@ -12297,7 +12372,7 @@
                 <w:sz w:val="19"/>
                 <w:szCs w:val="19"/>
               </w:rPr>
-              <w:t>A copy from before 5 October 2026, or older than the server's MIN_DESKTOP_VERSION</w:t>
+              <w:t>5 wrong passwords for this account from this address within 15 minutes</w:t>
             </w:r>
           </w:p>
         </w:tc>
@@ -12320,7 +12395,7 @@
                 <w:sz w:val="19"/>
                 <w:szCs w:val="19"/>
               </w:rPr>
-              <w:t>Install the current copy</w:t>
+              <w:t>Wait, or restart the admin server to clear the count; check Caps Lock</w:t>
             </w:r>
           </w:p>
         </w:tc>
@@ -12357,7 +12432,7 @@
                 <w:sz w:val="19"/>
                 <w:szCs w:val="19"/>
               </w:rPr>
-              <w:t>"The '...' role can't use the desktop app"</w:t>
+              <w:t>"This copy of the desktop app is too old - please install the new one."</w:t>
             </w:r>
           </w:p>
         </w:tc>
@@ -12381,7 +12456,7 @@
                 <w:sz w:val="19"/>
                 <w:szCs w:val="19"/>
               </w:rPr>
-              <w:t>The account is not Admin or SuperAdmin</w:t>
+              <w:t>A copy from before 5 October 2026, or older than the server's MIN_DESKTOP_VERSION</w:t>
             </w:r>
           </w:p>
         </w:tc>
@@ -12405,7 +12480,7 @@
                 <w:sz w:val="19"/>
                 <w:szCs w:val="19"/>
               </w:rPr>
-              <w:t>Use an Admin account, or have the role changed in Users</w:t>
+              <w:t>Install the current copy</w:t>
             </w:r>
           </w:p>
         </w:tc>
@@ -12441,7 +12516,7 @@
                 <w:sz w:val="19"/>
                 <w:szCs w:val="19"/>
               </w:rPr>
-              <w:t>Approve and Block are greyed out in Phones or Computers; "only the SuperAdmin can change this account"</w:t>
+              <w:t>"The '...' role can't use the desktop app"</w:t>
             </w:r>
           </w:p>
         </w:tc>
@@ -12464,7 +12539,7 @@
                 <w:sz w:val="19"/>
                 <w:szCs w:val="19"/>
               </w:rPr>
-              <w:t>Only the SuperAdmin approves phones and computers and changes the SuperAdmin account</w:t>
+              <w:t>The account is not Admin or SuperAdmin</w:t>
             </w:r>
           </w:p>
         </w:tc>
@@ -12487,7 +12562,7 @@
                 <w:sz w:val="19"/>
                 <w:szCs w:val="19"/>
               </w:rPr>
-              <w:t>Ask the SuperAdmin (sadmin)</w:t>
+              <w:t>Use an Admin account, or have the role changed in Users</w:t>
             </w:r>
           </w:p>
         </w:tc>
@@ -12524,7 +12599,7 @@
                 <w:sz w:val="19"/>
                 <w:szCs w:val="19"/>
               </w:rPr>
-              <w:t>No Servers section or Manage Servers button</w:t>
+              <w:t>Approve and Block are greyed out in Phones or Computers; "only the SuperAdmin can change this account"</w:t>
             </w:r>
           </w:p>
         </w:tc>
@@ -12548,7 +12623,7 @@
                 <w:sz w:val="19"/>
                 <w:szCs w:val="19"/>
               </w:rPr>
-              <w:t>The server address is not this computer, or this is a copy for other admins (without core/server_manager.py)</w:t>
+              <w:t>Only the SuperAdmin approves phones and computers and changes the SuperAdmin account</w:t>
             </w:r>
           </w:p>
         </w:tc>
@@ -12572,7 +12647,7 @@
                 <w:sz w:val="19"/>
                 <w:szCs w:val="19"/>
               </w:rPr>
-              <w:t>Expected; servers are started where they run</w:t>
+              <w:t>Ask the SuperAdmin (sadmin)</w:t>
             </w:r>
           </w:p>
         </w:tc>
@@ -12608,7 +12683,7 @@
                 <w:sz w:val="19"/>
                 <w:szCs w:val="19"/>
               </w:rPr>
-              <w:t>"Windows protected your PC" when opening the shared copy</w:t>
+              <w:t>No Servers section or Manage Servers button</w:t>
             </w:r>
           </w:p>
         </w:tc>
@@ -12631,7 +12706,7 @@
                 <w:sz w:val="19"/>
                 <w:szCs w:val="19"/>
               </w:rPr>
-              <w:t>The app is not code-signed</w:t>
+              <w:t>The server address is not this computer, or this is a copy for other admins (without core/server_manager.py)</w:t>
             </w:r>
           </w:p>
         </w:tc>
@@ -12654,7 +12729,7 @@
                 <w:sz w:val="19"/>
                 <w:szCs w:val="19"/>
               </w:rPr>
-              <w:t>More info, then Run anyway (a code-signing certificate removes the warning - Production Go-Live Checklist)</w:t>
+              <w:t>Expected; servers are started where they run</w:t>
             </w:r>
           </w:p>
         </w:tc>
@@ -12691,7 +12766,7 @@
                 <w:sz w:val="19"/>
                 <w:szCs w:val="19"/>
               </w:rPr>
-              <w:t>Shared copy: "Couldn't reach the server at ..."</w:t>
+              <w:t>"Windows protected your PC" when opening the shared copy</w:t>
             </w:r>
           </w:p>
         </w:tc>
@@ -12715,7 +12790,7 @@
                 <w:sz w:val="19"/>
                 <w:szCs w:val="19"/>
               </w:rPr>
-              <w:t>The owner's computer, the servers or the public tunnel are off, or the address is wrong</w:t>
+              <w:t>The app is not code-signed</w:t>
             </w:r>
           </w:p>
         </w:tc>
@@ -12739,7 +12814,7 @@
                 <w:sz w:val="19"/>
                 <w:szCs w:val="19"/>
               </w:rPr>
-              <w:t>Check that everything is running on the owner's computer (Servers: Start All); check the address under the sign-in card</w:t>
+              <w:t>More info, then Run anyway (a code-signing certificate removes the warning - Production Go-Live Checklist)</w:t>
             </w:r>
           </w:p>
         </w:tc>
@@ -12775,7 +12850,7 @@
                 <w:sz w:val="19"/>
                 <w:szCs w:val="19"/>
               </w:rPr>
-              <w:t>"... a secure connection could not be made"</w:t>
+              <w:t>Shared copy: "Couldn't reach the server at ..."</w:t>
             </w:r>
           </w:p>
         </w:tc>
@@ -12798,7 +12873,7 @@
                 <w:sz w:val="19"/>
                 <w:szCs w:val="19"/>
               </w:rPr>
-              <w:t>The address is not https, its certificate is not trusted, or the network blocks the connection</w:t>
+              <w:t>The owner's computer, the servers or the public tunnel are off, or the address is wrong</w:t>
             </w:r>
           </w:p>
         </w:tc>
@@ -12821,7 +12896,7 @@
                 <w:sz w:val="19"/>
                 <w:szCs w:val="19"/>
               </w:rPr>
-              <w:t>Open the same address in a browser on that computer: if that fails too, the network or the server is at fault</w:t>
+              <w:t>Check that everything is running on the owner's computer (Servers: Start All); check the address under the sign-in card</w:t>
             </w:r>
           </w:p>
         </w:tc>
@@ -12858,7 +12933,7 @@
                 <w:sz w:val="19"/>
                 <w:szCs w:val="19"/>
               </w:rPr>
-              <w:t>"Only the SuperAdmin can change a username."</w:t>
+              <w:t>"... a secure connection could not be made"</w:t>
             </w:r>
           </w:p>
         </w:tc>
@@ -12882,7 +12957,7 @@
                 <w:sz w:val="19"/>
                 <w:szCs w:val="19"/>
               </w:rPr>
-              <w:t>An Admin tried to change a username</w:t>
+              <w:t>The address is not https, its certificate is not trusted, or the network blocks the connection</w:t>
             </w:r>
           </w:p>
         </w:tc>
@@ -12906,7 +12981,7 @@
                 <w:sz w:val="19"/>
                 <w:szCs w:val="19"/>
               </w:rPr>
-              <w:t>Ask the SuperAdmin</w:t>
+              <w:t>Open the same address in a browser on that computer: if that fails too, the network or the server is at fault</w:t>
             </w:r>
           </w:p>
         </w:tc>
@@ -12942,7 +13017,7 @@
                 <w:sz w:val="19"/>
                 <w:szCs w:val="19"/>
               </w:rPr>
-              <w:t>"That username is already taken" when correcting a username</w:t>
+              <w:t>"Only the SuperAdmin can change a username."</w:t>
             </w:r>
           </w:p>
         </w:tc>
@@ -12965,7 +13040,7 @@
                 <w:sz w:val="19"/>
                 <w:szCs w:val="19"/>
               </w:rPr>
-              <w:t>Another account already has it</w:t>
+              <w:t>An Admin tried to change a username</w:t>
             </w:r>
           </w:p>
         </w:tc>
@@ -12988,7 +13063,7 @@
                 <w:sz w:val="19"/>
                 <w:szCs w:val="19"/>
               </w:rPr>
-              <w:t>Choose another</w:t>
+              <w:t>Ask the SuperAdmin</w:t>
             </w:r>
           </w:p>
         </w:tc>
@@ -13025,7 +13100,7 @@
                 <w:sz w:val="19"/>
                 <w:szCs w:val="19"/>
               </w:rPr>
-              <w:t>Product photos missing in desktop lists</w:t>
+              <w:t>"That username is already taken" when correcting a username</w:t>
             </w:r>
           </w:p>
         </w:tc>
@@ -13049,7 +13124,7 @@
                 <w:sz w:val="19"/>
                 <w:szCs w:val="19"/>
               </w:rPr>
-              <w:t>An older admin server, or the admin server's MEDIA_BASE_URL does not match the backend's media address</w:t>
+              <w:t>Another account already has it</w:t>
             </w:r>
           </w:p>
         </w:tc>
@@ -13073,7 +13148,7 @@
                 <w:sz w:val="19"/>
                 <w:szCs w:val="19"/>
               </w:rPr>
-              <w:t>Make the two settings equal</w:t>
+              <w:t>Choose another</w:t>
             </w:r>
           </w:p>
         </w:tc>
@@ -13109,7 +13184,7 @@
                 <w:sz w:val="19"/>
                 <w:szCs w:val="19"/>
               </w:rPr>
-              <w:t>Taskbar shows the Python icon or two windows open</w:t>
+              <w:t>Product photos missing in desktop lists</w:t>
             </w:r>
           </w:p>
         </w:tc>
@@ -13132,7 +13207,7 @@
                 <w:sz w:val="19"/>
                 <w:szCs w:val="19"/>
               </w:rPr>
-              <w:t>Started directly with python instead of the shortcut</w:t>
+              <w:t>An older admin server, or the admin server's MEDIA_BASE_URL does not match the backend's media address</w:t>
             </w:r>
           </w:p>
         </w:tc>
@@ -13155,7 +13230,7 @@
                 <w:sz w:val="19"/>
                 <w:szCs w:val="19"/>
               </w:rPr>
-              <w:t>Use the Start Menu shortcut "Dateroem Admin Control"</w:t>
+              <w:t>Make the two settings equal</w:t>
             </w:r>
           </w:p>
         </w:tc>
@@ -13192,7 +13267,7 @@
                 <w:sz w:val="19"/>
                 <w:szCs w:val="19"/>
               </w:rPr>
-              <w:t>Slow to appear after clicking</w:t>
+              <w:t>Taskbar shows the Python icon or two windows open</w:t>
             </w:r>
           </w:p>
         </w:tc>
@@ -13216,7 +13291,7 @@
                 <w:sz w:val="19"/>
                 <w:szCs w:val="19"/>
               </w:rPr>
-              <w:t>Python and Qt loading, mostly reading the app's files from the WSL folder</w:t>
+              <w:t>Started directly with python instead of the shortcut</w:t>
             </w:r>
           </w:p>
         </w:tc>
@@ -13240,7 +13315,7 @@
                 <w:sz w:val="19"/>
                 <w:szCs w:val="19"/>
               </w:rPr>
-              <w:t>A "Starting..." window appears at once and the app follows in about 5 seconds (longer just after Windows starts). Other windows can be used meanwhile; a click or any key skips the intro</w:t>
+              <w:t>Use the Start Menu shortcut "Dateroem Admin Control"</w:t>
             </w:r>
           </w:p>
         </w:tc>
@@ -13276,7 +13351,7 @@
                 <w:sz w:val="19"/>
                 <w:szCs w:val="19"/>
               </w:rPr>
-              <w:t>Stop and Stop All are greyed out in the Servers section</w:t>
+              <w:t>Slow to appear after clicking</w:t>
             </w:r>
           </w:p>
         </w:tc>
@@ -13299,7 +13374,7 @@
                 <w:sz w:val="19"/>
                 <w:szCs w:val="19"/>
               </w:rPr>
-              <w:t>Only the SuperAdmin can stop servers (since 7 October 2026)</w:t>
+              <w:t>Python and Qt loading, mostly reading the app's files from the WSL folder</w:t>
             </w:r>
           </w:p>
         </w:tc>
@@ -13322,7 +13397,7 @@
                 <w:sz w:val="19"/>
                 <w:szCs w:val="19"/>
               </w:rPr>
-              <w:t>Sign in as the SuperAdmin; anyone can still start them</w:t>
+              <w:t>A "Starting..." window appears at once and the app follows in about 5 seconds (longer just after Windows starts). Other windows can be used meanwhile; a click or any key skips the intro</w:t>
             </w:r>
           </w:p>
         </w:tc>
@@ -13360,7 +13435,7 @@
                 <w:szCs w:val="19"/>
               </w:rPr>
               <w:lastRenderedPageBreak/>
-              <w:t>The website and phones went off line when the desktop app was closed</w:t>
+              <w:t>Stop and Stop All are greyed out in the Servers section</w:t>
             </w:r>
           </w:p>
         </w:tc>
@@ -13384,7 +13459,7 @@
                 <w:sz w:val="19"/>
                 <w:szCs w:val="19"/>
               </w:rPr>
-              <w:t>Servers started from the desktop app run inside it</w:t>
+              <w:t>Only the SuperAdmin can stop servers (since 7 October 2026)</w:t>
             </w:r>
           </w:p>
         </w:tc>
@@ -13408,7 +13483,7 @@
                 <w:sz w:val="19"/>
                 <w:szCs w:val="19"/>
               </w:rPr>
-              <w:t>Reopen the app, open Manage Servers and Start All; keep the app open (minimised) on the owner's computer</w:t>
+              <w:t>Sign in as the SuperAdmin; anyone can still start them</w:t>
             </w:r>
           </w:p>
         </w:tc>
@@ -13444,7 +13519,7 @@
                 <w:sz w:val="19"/>
                 <w:szCs w:val="19"/>
               </w:rPr>
-              <w:t>The "Starting..." window stays above everything and does not react to clicks</w:t>
+              <w:t>The website and phones went off line when the desktop app was closed</w:t>
             </w:r>
           </w:p>
         </w:tc>
@@ -13467,7 +13542,7 @@
                 <w:sz w:val="19"/>
                 <w:szCs w:val="19"/>
               </w:rPr>
-              <w:t>A copy of the app from before 7 October 2026</w:t>
+              <w:t>Servers started from the desktop app run inside it</w:t>
             </w:r>
           </w:p>
         </w:tc>
@@ -13490,7 +13565,7 @@
                 <w:sz w:val="19"/>
                 <w:szCs w:val="19"/>
               </w:rPr>
-              <w:t>Close and reopen the desktop app (the shared copy: use the current zip)</w:t>
+              <w:t>Reopen the app, open Manage Servers and Start All; keep the app open (minimised) on the owner's computer</w:t>
             </w:r>
           </w:p>
         </w:tc>
@@ -13527,7 +13602,7 @@
                 <w:sz w:val="19"/>
                 <w:szCs w:val="19"/>
               </w:rPr>
-              <w:t>No Phones button, search boxes, role filter or campaign "Products..." button</w:t>
+              <w:t>The "Starting..." window stays above everything and does not react to clicks</w:t>
             </w:r>
           </w:p>
         </w:tc>
@@ -13551,7 +13626,7 @@
                 <w:sz w:val="19"/>
                 <w:szCs w:val="19"/>
               </w:rPr>
-              <w:t>The desktop app was opened before the 3 October 2026 updates</w:t>
+              <w:t>A copy of the app from before 7 October 2026</w:t>
             </w:r>
           </w:p>
         </w:tc>
@@ -13575,7 +13650,7 @@
                 <w:sz w:val="19"/>
                 <w:szCs w:val="19"/>
               </w:rPr>
-              <w:t>Close and reopen the desktop app</w:t>
+              <w:t>Close and reopen the desktop app (the shared copy: use the current zip)</w:t>
             </w:r>
           </w:p>
         </w:tc>
@@ -13611,6 +13686,89 @@
                 <w:sz w:val="19"/>
                 <w:szCs w:val="19"/>
               </w:rPr>
+              <w:t>No Phones button, search boxes, role filter or campaign "Products..." button</w:t>
+            </w:r>
+          </w:p>
+        </w:tc>
+        <w:tc>
+          <w:tcPr>
+            <w:tcW w:w="3011" w:type="dxa"/>
+            <w:tcMar>
+              <w:top w:w="50" w:type="dxa"/>
+              <w:left w:w="90" w:type="dxa"/>
+              <w:bottom w:w="50" w:type="dxa"/>
+              <w:right w:w="90" w:type="dxa"/>
+            </w:tcMar>
+          </w:tcPr>
+          <w:p>
+            <w:pPr>
+              <w:spacing w:after="20" w:line="252" w:lineRule="auto"/>
+            </w:pPr>
+            <w:r>
+              <w:rPr>
+                <w:sz w:val="19"/>
+                <w:szCs w:val="19"/>
+              </w:rPr>
+              <w:t>The desktop app was opened before the 3 October 2026 updates</w:t>
+            </w:r>
+          </w:p>
+        </w:tc>
+        <w:tc>
+          <w:tcPr>
+            <w:tcW w:w="3857" w:type="dxa"/>
+            <w:tcMar>
+              <w:top w:w="50" w:type="dxa"/>
+              <w:left w:w="90" w:type="dxa"/>
+              <w:bottom w:w="50" w:type="dxa"/>
+              <w:right w:w="90" w:type="dxa"/>
+            </w:tcMar>
+          </w:tcPr>
+          <w:p>
+            <w:pPr>
+              <w:spacing w:after="20" w:line="252" w:lineRule="auto"/>
+            </w:pPr>
+            <w:r>
+              <w:rPr>
+                <w:sz w:val="19"/>
+                <w:szCs w:val="19"/>
+              </w:rPr>
+              <w:t>Close and reopen the desktop app</w:t>
+            </w:r>
+          </w:p>
+        </w:tc>
+      </w:tr>
+      <w:tr>
+        <w:tblPrEx>
+          <w:tblCellMar>
+            <w:top w:w="0" w:type="dxa"/>
+            <w:bottom w:w="0" w:type="dxa"/>
+          </w:tblCellMar>
+        </w:tblPrEx>
+        <w:trPr>
+          <w:cantSplit/>
+        </w:trPr>
+        <w:tc>
+          <w:tcPr>
+            <w:tcW w:w="2770" w:type="dxa"/>
+            <w:shd w:val="clear" w:color="auto" w:fill="F4F5F3"/>
+            <w:tcMar>
+              <w:top w:w="50" w:type="dxa"/>
+              <w:left w:w="90" w:type="dxa"/>
+              <w:bottom w:w="50" w:type="dxa"/>
+              <w:right w:w="90" w:type="dxa"/>
+            </w:tcMar>
+          </w:tcPr>
+          <w:p>
+            <w:pPr>
+              <w:spacing w:after="20" w:line="252" w:lineRule="auto"/>
+            </w:pPr>
+            <w:r>
+              <w:rPr>
+                <w:b/>
+                <w:bCs/>
+                <w:sz w:val="19"/>
+                <w:szCs w:val="19"/>
+              </w:rPr>
               <w:t>A new website account (for example a Google sign-up) is missing from Users</w:t>
             </w:r>
           </w:p>
@@ -13618,6 +13776,7 @@
         <w:tc>
           <w:tcPr>
             <w:tcW w:w="3011" w:type="dxa"/>
+            <w:shd w:val="clear" w:color="auto" w:fill="F4F5F3"/>
             <w:tcMar>
               <w:top w:w="50" w:type="dxa"/>
               <w:left w:w="90" w:type="dxa"/>
@@ -13641,6 +13800,7 @@
         <w:tc>
           <w:tcPr>
             <w:tcW w:w="3857" w:type="dxa"/>
+            <w:shd w:val="clear" w:color="auto" w:fill="F4F5F3"/>
             <w:tcMar>
               <w:top w:w="50" w:type="dxa"/>
               <w:left w:w="90" w:type="dxa"/>
@@ -13677,7 +13837,7 @@
       <w:pPr>
         <w:pStyle w:val="Heading1"/>
       </w:pPr>
-      <w:bookmarkStart w:id="8" w:name="_Toc243724291"/>
+      <w:bookmarkStart w:id="8" w:name="_Toc243729573"/>
       <w:r>
         <w:lastRenderedPageBreak/>
         <w:t>8  Development tools</w:t>
@@ -13700,7 +13860,7 @@
           <w:left w:w="10" w:type="dxa"/>
           <w:right w:w="10" w:type="dxa"/>
         </w:tblCellMar>
-        <w:tblLook w:val="04A0" w:firstRow="1" w:lastRow="0" w:firstColumn="1" w:lastColumn="0" w:noHBand="0" w:noVBand="1"/>
+        <w:tblLook w:val="0000" w:firstRow="0" w:lastRow="0" w:firstColumn="0" w:lastColumn="0" w:noHBand="0" w:noVBand="0"/>
       </w:tblPr>
       <w:tblGrid>
         <w:gridCol w:w="2770"/>
@@ -14198,72 +14358,72 @@
 <file path=word/numbering.xml><?xml version="1.0" encoding="utf-8"?>
 <w:numbering xmlns:wpc="http://schemas.microsoft.com/office/word/2010/wordprocessingCanvas" xmlns:cx="http://schemas.microsoft.com/office/drawing/2014/chartex" xmlns:cx1="http://schemas.microsoft.com/office/drawing/2015/9/8/chartex" xmlns:mc="http://schemas.openxmlformats.org/markup-compatibility/2006" xmlns:o="urn:schemas-microsoft-com:office:office" xmlns:r="http://schemas.openxmlformats.org/officeDocument/2006/relationships" xmlns:m="http://schemas.openxmlformats.org/officeDocument/2006/math" xmlns:v="urn:schemas-microsoft-com:vml" xmlns:wp14="http://schemas.microsoft.com/office/word/2010/wordprocessingDrawing" xmlns:wp="http://schemas.openxmlformats.org/drawingml/2006/wordprocessingDrawing" xmlns:w10="urn:schemas-microsoft-com:office:word" xmlns:w="http://schemas.openxmlformats.org/wordprocessingml/2006/main" xmlns:w14="http://schemas.microsoft.com/office/word/2010/wordml" xmlns:w15="http://schemas.microsoft.com/office/word/2012/wordml" xmlns:w16se="http://schemas.microsoft.com/office/word/2015/wordml/symex" xmlns:wpg="http://schemas.microsoft.com/office/word/2010/wordprocessingGroup" xmlns:wpi="http://schemas.microsoft.com/office/word/2010/wordprocessingInk" xmlns:wne="http://schemas.microsoft.com/office/word/2006/wordml" xmlns:wps="http://schemas.microsoft.com/office/word/2010/wordprocessingShape" mc:Ignorable="w14 w15 w16se wp14">
   <w:abstractNum w:abstractNumId="0" w15:restartNumberingAfterBreak="0">
-    <w:nsid w:val="1BE13CA1"/>
+    <w:nsid w:val="03FC0578"/>
     <w:multiLevelType w:val="hybridMultilevel"/>
-    <w:tmpl w:val="611616AE"/>
-    <w:lvl w:ilvl="0" w:tplc="687A9B70" w:tentative="1">
+    <w:tmpl w:val="11D0B6BC"/>
+    <w:lvl w:ilvl="0" w:tplc="D5A6BF86" w:tentative="1">
       <w:start w:val="1"/>
-      <w:numFmt w:val="decimal"/>
-      <w:lvlText w:val="%1."/>
+      <w:numFmt w:val="bullet"/>
+      <w:lvlText w:val="•"/>
       <w:lvlJc w:val="left"/>
       <w:pPr>
         <w:ind w:left="540" w:hanging="300"/>
       </w:pPr>
     </w:lvl>
-    <w:lvl w:ilvl="1" w:tplc="B55E63B0" w:tentative="1">
+    <w:lvl w:ilvl="1" w:tplc="F5181A58" w:tentative="1">
       <w:start w:val="1"/>
-      <w:numFmt w:val="lowerLetter"/>
-      <w:lvlText w:val="%2."/>
+      <w:numFmt w:val="bullet"/>
+      <w:lvlText w:val="–"/>
       <w:lvlJc w:val="left"/>
       <w:pPr>
         <w:ind w:left="940" w:hanging="300"/>
       </w:pPr>
     </w:lvl>
-    <w:lvl w:ilvl="2" w:tplc="C0A03670" w:tentative="1">
+    <w:lvl w:ilvl="2" w:tplc="025A9488" w:tentative="1">
       <w:start w:val="1"/>
-      <w:numFmt w:val="lowerRoman"/>
-      <w:lvlText w:val="%3."/>
+      <w:numFmt w:val="bullet"/>
+      <w:lvlText w:val="◦"/>
       <w:lvlJc w:val="left"/>
       <w:pPr>
         <w:ind w:left="1340" w:hanging="300"/>
       </w:pPr>
     </w:lvl>
-    <w:lvl w:ilvl="3" w:tplc="B2C003BE">
+    <w:lvl w:ilvl="3" w:tplc="8C04E3E4">
       <w:numFmt w:val="decimal"/>
       <w:lvlText w:val=""/>
       <w:lvlJc w:val="left"/>
     </w:lvl>
-    <w:lvl w:ilvl="4" w:tplc="EAC88918">
+    <w:lvl w:ilvl="4" w:tplc="460A825E">
       <w:numFmt w:val="decimal"/>
       <w:lvlText w:val=""/>
       <w:lvlJc w:val="left"/>
     </w:lvl>
-    <w:lvl w:ilvl="5" w:tplc="CDC829CC">
+    <w:lvl w:ilvl="5" w:tplc="E0D86ED2">
       <w:numFmt w:val="decimal"/>
       <w:lvlText w:val=""/>
       <w:lvlJc w:val="left"/>
     </w:lvl>
-    <w:lvl w:ilvl="6" w:tplc="C28E5C9E">
+    <w:lvl w:ilvl="6" w:tplc="E54AF33C">
       <w:numFmt w:val="decimal"/>
       <w:lvlText w:val=""/>
       <w:lvlJc w:val="left"/>
     </w:lvl>
-    <w:lvl w:ilvl="7" w:tplc="6FF6A986">
+    <w:lvl w:ilvl="7" w:tplc="E4ECD08C">
       <w:numFmt w:val="decimal"/>
       <w:lvlText w:val=""/>
       <w:lvlJc w:val="left"/>
     </w:lvl>
-    <w:lvl w:ilvl="8" w:tplc="F0826C7C">
+    <w:lvl w:ilvl="8" w:tplc="4924492E">
       <w:numFmt w:val="decimal"/>
       <w:lvlText w:val=""/>
       <w:lvlJc w:val="left"/>
     </w:lvl>
   </w:abstractNum>
   <w:abstractNum w:abstractNumId="1" w15:restartNumberingAfterBreak="0">
-    <w:nsid w:val="2CE16285"/>
+    <w:nsid w:val="52247149"/>
     <w:multiLevelType w:val="hybridMultilevel"/>
-    <w:tmpl w:val="90B4EE74"/>
-    <w:lvl w:ilvl="0" w:tplc="82B2643C" w:tentative="1">
+    <w:tmpl w:val="9DD8DA34"/>
+    <w:lvl w:ilvl="0" w:tplc="9C840CF8" w:tentative="1">
       <w:start w:val="1"/>
       <w:numFmt w:val="bullet"/>
       <w:lvlText w:val="●"/>
@@ -14272,7 +14432,7 @@
         <w:ind w:left="720" w:hanging="360"/>
       </w:pPr>
     </w:lvl>
-    <w:lvl w:ilvl="1" w:tplc="E37C9A2A" w:tentative="1">
+    <w:lvl w:ilvl="1" w:tplc="E222B000" w:tentative="1">
       <w:start w:val="1"/>
       <w:numFmt w:val="bullet"/>
       <w:lvlText w:val="○"/>
@@ -14281,7 +14441,7 @@
         <w:ind w:left="1440" w:hanging="360"/>
       </w:pPr>
     </w:lvl>
-    <w:lvl w:ilvl="2" w:tplc="DFE2A5C8" w:tentative="1">
+    <w:lvl w:ilvl="2" w:tplc="81C83C84" w:tentative="1">
       <w:start w:val="1"/>
       <w:numFmt w:val="bullet"/>
       <w:lvlText w:val="■"/>
@@ -14290,7 +14450,7 @@
         <w:ind w:left="2160" w:hanging="360"/>
       </w:pPr>
     </w:lvl>
-    <w:lvl w:ilvl="3" w:tplc="61509E16" w:tentative="1">
+    <w:lvl w:ilvl="3" w:tplc="26F4B820" w:tentative="1">
       <w:start w:val="1"/>
       <w:numFmt w:val="bullet"/>
       <w:lvlText w:val="●"/>
@@ -14299,7 +14459,7 @@
         <w:ind w:left="2880" w:hanging="360"/>
       </w:pPr>
     </w:lvl>
-    <w:lvl w:ilvl="4" w:tplc="21DEA100" w:tentative="1">
+    <w:lvl w:ilvl="4" w:tplc="26F26BEA" w:tentative="1">
       <w:start w:val="1"/>
       <w:numFmt w:val="bullet"/>
       <w:lvlText w:val="○"/>
@@ -14308,7 +14468,7 @@
         <w:ind w:left="3600" w:hanging="360"/>
       </w:pPr>
     </w:lvl>
-    <w:lvl w:ilvl="5" w:tplc="E8C2059C" w:tentative="1">
+    <w:lvl w:ilvl="5" w:tplc="64D47F54" w:tentative="1">
       <w:start w:val="1"/>
       <w:numFmt w:val="bullet"/>
       <w:lvlText w:val="■"/>
@@ -14317,7 +14477,7 @@
         <w:ind w:left="4320" w:hanging="360"/>
       </w:pPr>
     </w:lvl>
-    <w:lvl w:ilvl="6" w:tplc="8230D9DE" w:tentative="1">
+    <w:lvl w:ilvl="6" w:tplc="283A89D0" w:tentative="1">
       <w:start w:val="1"/>
       <w:numFmt w:val="bullet"/>
       <w:lvlText w:val="●"/>
@@ -14326,7 +14486,7 @@
         <w:ind w:left="5040" w:hanging="360"/>
       </w:pPr>
     </w:lvl>
-    <w:lvl w:ilvl="7" w:tplc="D66C663A" w:tentative="1">
+    <w:lvl w:ilvl="7" w:tplc="5C7A1B00" w:tentative="1">
       <w:start w:val="1"/>
       <w:numFmt w:val="bullet"/>
       <w:lvlText w:val="●"/>
@@ -14335,7 +14495,7 @@
         <w:ind w:left="5760" w:hanging="360"/>
       </w:pPr>
     </w:lvl>
-    <w:lvl w:ilvl="8" w:tplc="30B04398" w:tentative="1">
+    <w:lvl w:ilvl="8" w:tplc="4768BDCE" w:tentative="1">
       <w:start w:val="1"/>
       <w:numFmt w:val="bullet"/>
       <w:lvlText w:val="●"/>
@@ -14346,62 +14506,62 @@
     </w:lvl>
   </w:abstractNum>
   <w:abstractNum w:abstractNumId="2" w15:restartNumberingAfterBreak="0">
-    <w:nsid w:val="4103550C"/>
+    <w:nsid w:val="712035A5"/>
     <w:multiLevelType w:val="hybridMultilevel"/>
-    <w:tmpl w:val="FC968FE4"/>
-    <w:lvl w:ilvl="0" w:tplc="95E01DA2" w:tentative="1">
+    <w:tmpl w:val="54B28A4A"/>
+    <w:lvl w:ilvl="0" w:tplc="C75CC906" w:tentative="1">
       <w:start w:val="1"/>
-      <w:numFmt w:val="bullet"/>
-      <w:lvlText w:val="•"/>
+      <w:numFmt w:val="decimal"/>
+      <w:lvlText w:val="%1."/>
       <w:lvlJc w:val="left"/>
       <w:pPr>
         <w:ind w:left="540" w:hanging="300"/>
       </w:pPr>
     </w:lvl>
-    <w:lvl w:ilvl="1" w:tplc="1C3EFE44" w:tentative="1">
+    <w:lvl w:ilvl="1" w:tplc="98CEBEB2" w:tentative="1">
       <w:start w:val="1"/>
-      <w:numFmt w:val="bullet"/>
-      <w:lvlText w:val="–"/>
+      <w:numFmt w:val="lowerLetter"/>
+      <w:lvlText w:val="%2."/>
       <w:lvlJc w:val="left"/>
       <w:pPr>
         <w:ind w:left="940" w:hanging="300"/>
       </w:pPr>
     </w:lvl>
-    <w:lvl w:ilvl="2" w:tplc="0D98C28C" w:tentative="1">
+    <w:lvl w:ilvl="2" w:tplc="396C76D2" w:tentative="1">
       <w:start w:val="1"/>
-      <w:numFmt w:val="bullet"/>
-      <w:lvlText w:val="◦"/>
+      <w:numFmt w:val="lowerRoman"/>
+      <w:lvlText w:val="%3."/>
       <w:lvlJc w:val="left"/>
       <w:pPr>
         <w:ind w:left="1340" w:hanging="300"/>
       </w:pPr>
     </w:lvl>
-    <w:lvl w:ilvl="3" w:tplc="1CA8D210">
+    <w:lvl w:ilvl="3" w:tplc="E148432C">
       <w:numFmt w:val="decimal"/>
       <w:lvlText w:val=""/>
       <w:lvlJc w:val="left"/>
     </w:lvl>
-    <w:lvl w:ilvl="4" w:tplc="4B5C6342">
+    <w:lvl w:ilvl="4" w:tplc="467A223E">
       <w:numFmt w:val="decimal"/>
       <w:lvlText w:val=""/>
       <w:lvlJc w:val="left"/>
     </w:lvl>
-    <w:lvl w:ilvl="5" w:tplc="6668051A">
+    <w:lvl w:ilvl="5" w:tplc="00D6944A">
       <w:numFmt w:val="decimal"/>
       <w:lvlText w:val=""/>
       <w:lvlJc w:val="left"/>
     </w:lvl>
-    <w:lvl w:ilvl="6" w:tplc="0EAA0A14">
+    <w:lvl w:ilvl="6" w:tplc="4E5C8E84">
       <w:numFmt w:val="decimal"/>
       <w:lvlText w:val=""/>
       <w:lvlJc w:val="left"/>
     </w:lvl>
-    <w:lvl w:ilvl="7" w:tplc="002852DC">
+    <w:lvl w:ilvl="7" w:tplc="03C642F8">
       <w:numFmt w:val="decimal"/>
       <w:lvlText w:val=""/>
       <w:lvlJc w:val="left"/>
     </w:lvl>
-    <w:lvl w:ilvl="8" w:tplc="16DC521A">
+    <w:lvl w:ilvl="8" w:tplc="9AC0418C">
       <w:numFmt w:val="decimal"/>
       <w:lvlText w:val=""/>
       <w:lvlJc w:val="left"/>
@@ -15037,7 +15197,7 @@
     <w:autoRedefine/>
     <w:uiPriority w:val="39"/>
     <w:unhideWhenUsed/>
-    <w:rsid w:val="00495D69"/>
+    <w:rsid w:val="00013F33"/>
     <w:pPr>
       <w:spacing w:after="100"/>
     </w:pPr>

--- a/documentation/07 Operations/Troubleshooting Guide.docx
+++ b/documentation/07 Operations/Troubleshooting Guide.docx
@@ -80,7 +80,7 @@
           <w:left w:w="10" w:type="dxa"/>
           <w:right w:w="10" w:type="dxa"/>
         </w:tblCellMar>
-        <w:tblLook w:val="0000" w:firstRow="0" w:lastRow="0" w:firstColumn="0" w:lastColumn="0" w:noHBand="0" w:noVBand="0"/>
+        <w:tblLook w:val="04A0" w:firstRow="1" w:lastRow="0" w:firstColumn="1" w:lastColumn="0" w:noHBand="0" w:noVBand="1"/>
       </w:tblPr>
       <w:tblGrid>
         <w:gridCol w:w="2600"/>
@@ -289,7 +289,7 @@
                 <w:sz w:val="20"/>
                 <w:szCs w:val="20"/>
               </w:rPr>
-              <w:t>24 October 2026</w:t>
+              <w:t>25 October 2026</w:t>
             </w:r>
           </w:p>
         </w:tc>
@@ -461,7 +461,7 @@
           <w:left w:w="10" w:type="dxa"/>
           <w:right w:w="10" w:type="dxa"/>
         </w:tblCellMar>
-        <w:tblLook w:val="0000" w:firstRow="0" w:lastRow="0" w:firstColumn="0" w:lastColumn="0" w:noHBand="0" w:noVBand="0"/>
+        <w:tblLook w:val="04A0" w:firstRow="1" w:lastRow="0" w:firstColumn="1" w:lastColumn="0" w:noHBand="0" w:noVBand="1"/>
       </w:tblPr>
       <w:tblGrid>
         <w:gridCol w:w="1300"/>
@@ -1237,14 +1237,7 @@
                 <w:sz w:val="19"/>
                 <w:szCs w:val="19"/>
               </w:rPr>
-              <w:t>Rows for choos</w:t>
-            </w:r>
-            <w:r>
-              <w:rPr>
-                <w:sz w:val="19"/>
-                <w:szCs w:val="19"/>
-              </w:rPr>
-              <w:t>ing photos and videos in the desktop app.</w:t>
+              <w:t>Rows for choosing photos and videos in the desktop app.</w:t>
             </w:r>
           </w:p>
         </w:tc>
@@ -1476,6 +1469,81 @@
                 <w:sz w:val="19"/>
                 <w:szCs w:val="19"/>
               </w:rPr>
+              <w:t>1.</w:t>
+            </w:r>
+            <w:r>
+              <w:rPr>
+                <w:sz w:val="19"/>
+                <w:szCs w:val="19"/>
+              </w:rPr>
+              <w:t>1</w:t>
+            </w:r>
+          </w:p>
+        </w:tc>
+        <w:tc>
+          <w:tcPr>
+            <w:tcW w:w="1900" w:type="dxa"/>
+            <w:tcMar>
+              <w:top w:w="50" w:type="dxa"/>
+              <w:left w:w="90" w:type="dxa"/>
+              <w:bottom w:w="50" w:type="dxa"/>
+              <w:right w:w="90" w:type="dxa"/>
+            </w:tcMar>
+          </w:tcPr>
+          <w:p>
+            <w:r>
+              <w:rPr>
+                <w:sz w:val="19"/>
+                <w:szCs w:val="19"/>
+              </w:rPr>
+              <w:t>18 October 2026</w:t>
+            </w:r>
+          </w:p>
+        </w:tc>
+        <w:tc>
+          <w:tcPr>
+            <w:tcW w:w="6438" w:type="dxa"/>
+            <w:tcMar>
+              <w:top w:w="50" w:type="dxa"/>
+              <w:left w:w="90" w:type="dxa"/>
+              <w:bottom w:w="50" w:type="dxa"/>
+              <w:right w:w="90" w:type="dxa"/>
+            </w:tcMar>
+          </w:tcPr>
+          <w:p>
+            <w:r>
+              <w:rPr>
+                <w:sz w:val="19"/>
+                <w:szCs w:val="19"/>
+              </w:rPr>
+              <w:t>Rows for the maintenance page, "We can't reach Dateroem" and the sign-out after the clean-up.</w:t>
+            </w:r>
+          </w:p>
+        </w:tc>
+      </w:tr>
+      <w:tr>
+        <w:tblPrEx>
+          <w:tblCellMar>
+            <w:top w:w="0" w:type="dxa"/>
+            <w:bottom w:w="0" w:type="dxa"/>
+          </w:tblCellMar>
+        </w:tblPrEx>
+        <w:tc>
+          <w:tcPr>
+            <w:tcW w:w="1300" w:type="dxa"/>
+            <w:tcMar>
+              <w:top w:w="50" w:type="dxa"/>
+              <w:left w:w="90" w:type="dxa"/>
+              <w:bottom w:w="50" w:type="dxa"/>
+              <w:right w:w="90" w:type="dxa"/>
+            </w:tcMar>
+          </w:tcPr>
+          <w:p>
+            <w:r>
+              <w:rPr>
+                <w:sz w:val="19"/>
+                <w:szCs w:val="19"/>
+              </w:rPr>
               <w:t>1.1</w:t>
             </w:r>
           </w:p>
@@ -1496,7 +1564,7 @@
                 <w:sz w:val="19"/>
                 <w:szCs w:val="19"/>
               </w:rPr>
-              <w:t>18 October 2026</w:t>
+              <w:t>20 October 2026</w:t>
             </w:r>
           </w:p>
         </w:tc>
@@ -1516,7 +1584,7 @@
                 <w:sz w:val="19"/>
                 <w:szCs w:val="19"/>
               </w:rPr>
-              <w:t>Rows for the maintenance page, "We can't reach Dateroem" and the sign-out after the clean-up.</w:t>
+              <w:t>Row for the website server not starting after the internet dropped (WSL's network frozen).</w:t>
             </w:r>
           </w:p>
         </w:tc>
@@ -1584,7 +1652,7 @@
                 <w:sz w:val="19"/>
                 <w:szCs w:val="19"/>
               </w:rPr>
-              <w:t>Row for the website server not starting after the internet dropped (WSL's network frozen).</w:t>
+              <w:t>Rows for colour themes and for turning the phone.</w:t>
             </w:r>
           </w:p>
         </w:tc>
@@ -1632,7 +1700,7 @@
                 <w:sz w:val="19"/>
                 <w:szCs w:val="19"/>
               </w:rPr>
-              <w:t>20 October 2026</w:t>
+              <w:t>23 October 2026</w:t>
             </w:r>
           </w:p>
         </w:tc>
@@ -1652,7 +1720,7 @@
                 <w:sz w:val="19"/>
                 <w:szCs w:val="19"/>
               </w:rPr>
-              <w:t>Rows for colour themes and for turning the phone.</w:t>
+              <w:t>Rows for Track my order and for a customer who can or can't see the driver.</w:t>
             </w:r>
           </w:p>
         </w:tc>
@@ -1700,7 +1768,7 @@
                 <w:sz w:val="19"/>
                 <w:szCs w:val="19"/>
               </w:rPr>
-              <w:t>23 October 2026</w:t>
+              <w:t>24 October 2026</w:t>
             </w:r>
           </w:p>
         </w:tc>
@@ -1720,7 +1788,14 @@
                 <w:sz w:val="19"/>
                 <w:szCs w:val="19"/>
               </w:rPr>
-              <w:t>Rows for Track my order and for a customer who can or can't see the driver.</w:t>
+              <w:t>Rows for forgotten passwords, the temporary password, the idle lock and a staff member's</w:t>
+            </w:r>
+            <w:r>
+              <w:rPr>
+                <w:sz w:val="19"/>
+                <w:szCs w:val="19"/>
+              </w:rPr>
+              <w:t xml:space="preserve"> phone number.</w:t>
             </w:r>
           </w:p>
         </w:tc>
@@ -1788,14 +1863,7 @@
                 <w:sz w:val="19"/>
                 <w:szCs w:val="19"/>
               </w:rPr>
-              <w:t>Rows for forgotten passwords, the temporary password, the idle lock and a staff member's</w:t>
-            </w:r>
-            <w:r>
-              <w:rPr>
-                <w:sz w:val="19"/>
-                <w:szCs w:val="19"/>
-              </w:rPr>
-              <w:t xml:space="preserve"> phone number.</w:t>
+              <w:t>Rows for an order marked LATE or DUE SOON, and the company card.</w:t>
             </w:r>
           </w:p>
         </w:tc>
@@ -1863,7 +1931,7 @@
                 <w:sz w:val="19"/>
                 <w:szCs w:val="19"/>
               </w:rPr>
-              <w:t>Rows for an order marked LATE or DUE SOON, and the company card.</w:t>
+              <w:t>Rows for worker details.</w:t>
             </w:r>
           </w:p>
         </w:tc>
@@ -1931,7 +1999,7 @@
                 <w:sz w:val="19"/>
                 <w:szCs w:val="19"/>
               </w:rPr>
-              <w:t>Rows for worker details.</w:t>
+              <w:t>Rows for a change that doesn't stay saved, and a delivery area without its map pin.</w:t>
             </w:r>
           </w:p>
         </w:tc>
@@ -1999,7 +2067,7 @@
                 <w:sz w:val="19"/>
                 <w:szCs w:val="19"/>
               </w:rPr>
-              <w:t>Rows for a change that doesn't stay saved, and a delivery area without its map pin.</w:t>
+              <w:t>The phone can't reach the server after USB testing.</w:t>
             </w:r>
           </w:p>
         </w:tc>
@@ -2067,7 +2135,7 @@
                 <w:sz w:val="19"/>
                 <w:szCs w:val="19"/>
               </w:rPr>
-              <w:t>The phone can't reach the server after USB testing.</w:t>
+              <w:t>Rows for the phone's menu and Home after a change made elsewhere.</w:t>
             </w:r>
           </w:p>
         </w:tc>
@@ -2135,7 +2203,7 @@
                 <w:sz w:val="19"/>
                 <w:szCs w:val="19"/>
               </w:rPr>
-              <w:t>Rows for the phone's menu and Home after a change made elsewhere.</w:t>
+              <w:t>A row for an AI key changed in application.properties but not taking effect.</w:t>
             </w:r>
           </w:p>
         </w:tc>
@@ -2183,7 +2251,7 @@
                 <w:sz w:val="19"/>
                 <w:szCs w:val="19"/>
               </w:rPr>
-              <w:t>24 October 2026</w:t>
+              <w:t>25 October 2026</w:t>
             </w:r>
           </w:p>
         </w:tc>
@@ -2203,7 +2271,7 @@
                 <w:sz w:val="19"/>
                 <w:szCs w:val="19"/>
               </w:rPr>
-              <w:t>A row for an AI key changed in application.properties but not taking effect.</w:t>
+              <w:t>Rows for after the move: the site not answering, the old link, the desktop app's address.</w:t>
             </w:r>
           </w:p>
         </w:tc>
@@ -2234,13 +2302,23 @@
           <w:sz w:val="28"/>
           <w:szCs w:val="28"/>
         </w:rPr>
-        <w:t>Contents</w:t>
+        <w:t>Conte</w:t>
+      </w:r>
+      <w:r>
+        <w:rPr>
+          <w:b/>
+          <w:bCs/>
+          <w:color w:val="1F4D3A"/>
+          <w:sz w:val="28"/>
+          <w:szCs w:val="28"/>
+        </w:rPr>
+        <w:t>nts</w:t>
       </w:r>
     </w:p>
     <w:sdt>
       <w:sdtPr>
         <w:alias w:val="Contents"/>
-        <w:id w:val="-2029088311"/>
+        <w:id w:val="-238862321"/>
       </w:sdtPr>
       <w:sdtEndPr/>
       <w:sdtContent>
@@ -2267,7 +2345,7 @@
           <w:r>
             <w:fldChar w:fldCharType="separate"/>
           </w:r>
-          <w:hyperlink w:anchor="_Toc243729566" w:history="1">
+          <w:hyperlink w:anchor="_Toc243815983" w:history="1">
             <w:r>
               <w:rPr>
                 <w:rStyle w:val="Hyperlink"/>
@@ -2291,7 +2369,7 @@
               <w:rPr>
                 <w:noProof/>
               </w:rPr>
-              <w:instrText xml:space="preserve"> PAGEREF _Toc243729566 \h </w:instrText>
+              <w:instrText xml:space="preserve"> PAGEREF _Toc243815983 \h </w:instrText>
             </w:r>
             <w:r>
               <w:rPr>
@@ -2332,7 +2410,7 @@
               <w:szCs w:val="22"/>
             </w:rPr>
           </w:pPr>
-          <w:hyperlink w:anchor="_Toc243729567" w:history="1">
+          <w:hyperlink w:anchor="_Toc243815984" w:history="1">
             <w:r>
               <w:rPr>
                 <w:rStyle w:val="Hyperlink"/>
@@ -2356,7 +2434,7 @@
               <w:rPr>
                 <w:noProof/>
               </w:rPr>
-              <w:instrText xml:space="preserve"> PAGEREF _Toc243729567 \h </w:instrText>
+              <w:instrText xml:space="preserve"> PAGEREF _Toc243815984 \h </w:instrText>
             </w:r>
             <w:r>
               <w:rPr>
@@ -2397,7 +2475,7 @@
               <w:szCs w:val="22"/>
             </w:rPr>
           </w:pPr>
-          <w:hyperlink w:anchor="_Toc243729568" w:history="1">
+          <w:hyperlink w:anchor="_Toc243815985" w:history="1">
             <w:r>
               <w:rPr>
                 <w:rStyle w:val="Hyperlink"/>
@@ -2421,7 +2499,7 @@
               <w:rPr>
                 <w:noProof/>
               </w:rPr>
-              <w:instrText xml:space="preserve"> PAGEREF _Toc243729568 \h </w:instrText>
+              <w:instrText xml:space="preserve"> PAGEREF _Toc243815985 \h </w:instrText>
             </w:r>
             <w:r>
               <w:rPr>
@@ -2438,7 +2516,7 @@
               <w:rPr>
                 <w:noProof/>
               </w:rPr>
-              <w:t>6</w:t>
+              <w:t>7</w:t>
             </w:r>
             <w:r>
               <w:rPr>
@@ -2462,7 +2540,7 @@
               <w:szCs w:val="22"/>
             </w:rPr>
           </w:pPr>
-          <w:hyperlink w:anchor="_Toc243729569" w:history="1">
+          <w:hyperlink w:anchor="_Toc243815986" w:history="1">
             <w:r>
               <w:rPr>
                 <w:rStyle w:val="Hyperlink"/>
@@ -2486,7 +2564,7 @@
               <w:rPr>
                 <w:noProof/>
               </w:rPr>
-              <w:instrText xml:space="preserve"> PAGEREF _Toc243729569 \h </w:instrText>
+              <w:instrText xml:space="preserve"> PAGEREF _Toc243815986 \h </w:instrText>
             </w:r>
             <w:r>
               <w:rPr>
@@ -2503,7 +2581,7 @@
               <w:rPr>
                 <w:noProof/>
               </w:rPr>
-              <w:t>8</w:t>
+              <w:t>9</w:t>
             </w:r>
             <w:r>
               <w:rPr>
@@ -2527,7 +2605,7 @@
               <w:szCs w:val="22"/>
             </w:rPr>
           </w:pPr>
-          <w:hyperlink w:anchor="_Toc243729570" w:history="1">
+          <w:hyperlink w:anchor="_Toc243815987" w:history="1">
             <w:r>
               <w:rPr>
                 <w:rStyle w:val="Hyperlink"/>
@@ -2551,7 +2629,7 @@
               <w:rPr>
                 <w:noProof/>
               </w:rPr>
-              <w:instrText xml:space="preserve"> PAGEREF _Toc243729570 \h </w:instrText>
+              <w:instrText xml:space="preserve"> PAGEREF _Toc243815987 \h </w:instrText>
             </w:r>
             <w:r>
               <w:rPr>
@@ -2568,7 +2646,7 @@
               <w:rPr>
                 <w:noProof/>
               </w:rPr>
-              <w:t>11</w:t>
+              <w:t>12</w:t>
             </w:r>
             <w:r>
               <w:rPr>
@@ -2592,7 +2670,7 @@
               <w:szCs w:val="22"/>
             </w:rPr>
           </w:pPr>
-          <w:hyperlink w:anchor="_Toc243729571" w:history="1">
+          <w:hyperlink w:anchor="_Toc243815988" w:history="1">
             <w:r>
               <w:rPr>
                 <w:rStyle w:val="Hyperlink"/>
@@ -2616,7 +2694,7 @@
               <w:rPr>
                 <w:noProof/>
               </w:rPr>
-              <w:instrText xml:space="preserve"> PAGEREF _Toc243729571 \h </w:instrText>
+              <w:instrText xml:space="preserve"> PAGEREF _Toc243815988 \h </w:instrText>
             </w:r>
             <w:r>
               <w:rPr>
@@ -2633,7 +2711,7 @@
               <w:rPr>
                 <w:noProof/>
               </w:rPr>
-              <w:t>12</w:t>
+              <w:t>13</w:t>
             </w:r>
             <w:r>
               <w:rPr>
@@ -2657,7 +2735,7 @@
               <w:szCs w:val="22"/>
             </w:rPr>
           </w:pPr>
-          <w:hyperlink w:anchor="_Toc243729572" w:history="1">
+          <w:hyperlink w:anchor="_Toc243815989" w:history="1">
             <w:r>
               <w:rPr>
                 <w:rStyle w:val="Hyperlink"/>
@@ -2681,7 +2759,7 @@
               <w:rPr>
                 <w:noProof/>
               </w:rPr>
-              <w:instrText xml:space="preserve"> PAGEREF _Toc243729572 \h </w:instrText>
+              <w:instrText xml:space="preserve"> PAGEREF _Toc243815989 \h </w:instrText>
             </w:r>
             <w:r>
               <w:rPr>
@@ -2698,7 +2776,7 @@
               <w:rPr>
                 <w:noProof/>
               </w:rPr>
-              <w:t>13</w:t>
+              <w:t>14</w:t>
             </w:r>
             <w:r>
               <w:rPr>
@@ -2722,7 +2800,7 @@
               <w:szCs w:val="22"/>
             </w:rPr>
           </w:pPr>
-          <w:hyperlink w:anchor="_Toc243729573" w:history="1">
+          <w:hyperlink w:anchor="_Toc243815990" w:history="1">
             <w:r>
               <w:rPr>
                 <w:rStyle w:val="Hyperlink"/>
@@ -2746,7 +2824,7 @@
               <w:rPr>
                 <w:noProof/>
               </w:rPr>
-              <w:instrText xml:space="preserve"> PAGEREF _Toc243729573 \h </w:instrText>
+              <w:instrText xml:space="preserve"> PAGEREF _Toc243815990 \h </w:instrText>
             </w:r>
             <w:r>
               <w:rPr>
@@ -2763,7 +2841,7 @@
               <w:rPr>
                 <w:noProof/>
               </w:rPr>
-              <w:t>16</w:t>
+              <w:t>17</w:t>
             </w:r>
             <w:r>
               <w:rPr>
@@ -2789,7 +2867,7 @@
       <w:pPr>
         <w:pStyle w:val="Heading1"/>
       </w:pPr>
-      <w:bookmarkStart w:id="1" w:name="_Toc243729566"/>
+      <w:bookmarkStart w:id="1" w:name="_Toc243815983"/>
       <w:r>
         <w:lastRenderedPageBreak/>
         <w:t>1  How to use this guide</w:t>
@@ -2801,10 +2879,7 @@
         <w:spacing w:after="120" w:line="276" w:lineRule="auto"/>
       </w:pPr>
       <w:r>
-        <w:t>Find the symptom in the section for where it appeared. Mos</w:t>
-      </w:r>
-      <w:r>
-        <w:t>t problems come from a server that is not running, so first open the desktop app's Servers section and make sure every dot is green.</w:t>
+        <w:t>Find the symptom in the section for where it appeared. Most problems come from a server that is not running, so first open the desktop app's Servers section and make sure every dot is green.</w:t>
       </w:r>
     </w:p>
     <w:p>
@@ -2816,7 +2891,7 @@
       <w:pPr>
         <w:pStyle w:val="Heading1"/>
       </w:pPr>
-      <w:bookmarkStart w:id="2" w:name="_Toc243729567"/>
+      <w:bookmarkStart w:id="2" w:name="_Toc243815984"/>
       <w:r>
         <w:lastRenderedPageBreak/>
         <w:t>2  Servers and database</w:t>
@@ -2839,7 +2914,7 @@
           <w:left w:w="10" w:type="dxa"/>
           <w:right w:w="10" w:type="dxa"/>
         </w:tblCellMar>
-        <w:tblLook w:val="0000" w:firstRow="0" w:lastRow="0" w:firstColumn="0" w:lastColumn="0" w:noHBand="0" w:noVBand="0"/>
+        <w:tblLook w:val="04A0" w:firstRow="1" w:lastRow="0" w:firstColumn="1" w:lastColumn="0" w:noHBand="0" w:noVBand="1"/>
       </w:tblPr>
       <w:tblGrid>
         <w:gridCol w:w="2770"/>
@@ -2970,7 +3045,7 @@
                 <w:sz w:val="19"/>
                 <w:szCs w:val="19"/>
               </w:rPr>
-              <w:t>The site shows "We'll be right back"</w:t>
+              <w:t>The website or apps stop answering (since the move)</w:t>
             </w:r>
           </w:p>
         </w:tc>
@@ -2993,7 +3068,7 @@
                 <w:sz w:val="19"/>
                 <w:szCs w:val="19"/>
               </w:rPr>
-              <w:t>A server behind the router is stopped (the website build, its server or the backend) - often after the computer restarted</w:t>
+              <w:t>A service on the HostAfrica server stopped, or the server itself is down</w:t>
             </w:r>
           </w:p>
         </w:tc>
@@ -3016,14 +3091,7 @@
                 <w:sz w:val="19"/>
                 <w:szCs w:val="19"/>
               </w:rPr>
-              <w:t>Start the servers (desktop Servers panel, Start All; or the background scripts in /root/dateroem_start, see Running and Operating); th</w:t>
-            </w:r>
-            <w:r>
-              <w:rPr>
-                <w:sz w:val="19"/>
-                <w:szCs w:val="19"/>
-              </w:rPr>
-              <w:t>e page reloads by itself</w:t>
+              <w:t>Sign in to the server (Running and Operating the System) and run check-server.sh; restart what fails with systemctl restart. If you cannot sign in, open the server in HostAfrica's client area</w:t>
             </w:r>
           </w:p>
         </w:tc>
@@ -3060,7 +3128,7 @@
                 <w:sz w:val="19"/>
                 <w:szCs w:val="19"/>
               </w:rPr>
-              <w:t>The apps say "We can't reach Dateroem right now"</w:t>
+              <w:t>Someone still uses the old tunnel link</w:t>
             </w:r>
           </w:p>
         </w:tc>
@@ -3084,7 +3152,7 @@
                 <w:sz w:val="19"/>
                 <w:szCs w:val="19"/>
               </w:rPr>
-              <w:t>The same, or the phone has no internet</w:t>
+              <w:t>The company computer forwards it to https://dateroemwoods.co.ke</w:t>
             </w:r>
           </w:p>
         </w:tc>
@@ -3108,7 +3176,7 @@
                 <w:sz w:val="19"/>
                 <w:szCs w:val="19"/>
               </w:rPr>
-              <w:t>Start the servers; check the phone's connection</w:t>
+              <w:t>Nothing to do while this computer and its tunnel run; share the new address</w:t>
             </w:r>
           </w:p>
         </w:tc>
@@ -3144,7 +3212,7 @@
                 <w:sz w:val="19"/>
                 <w:szCs w:val="19"/>
               </w:rPr>
-              <w:t>Everyone was signed out on 18 October 2026</w:t>
+              <w:t>The desktop app cannot connect after the move</w:t>
             </w:r>
           </w:p>
         </w:tc>
@@ -3167,7 +3235,7 @@
                 <w:sz w:val="19"/>
                 <w:szCs w:val="19"/>
               </w:rPr>
-              <w:t>The clean-up renumbered the accounts, so sign-ins made before it are refused on purpose</w:t>
+              <w:t>It still points at this computer (127.0.0.1:8002)</w:t>
             </w:r>
           </w:p>
         </w:tc>
@@ -3190,7 +3258,129 @@
                 <w:sz w:val="19"/>
                 <w:szCs w:val="19"/>
               </w:rPr>
-              <w:t>Sign in again with the usual username and password; approved phones and computers stay approved</w:t>
+              <w:t>On the sign-in screen set the server address to https://dateroemwoods.co.ke/admin-api</w:t>
+            </w:r>
+          </w:p>
+        </w:tc>
+      </w:tr>
+    </w:tbl>
+    <w:p>
+      <w:pPr>
+        <w:spacing w:after="120"/>
+      </w:pPr>
+    </w:p>
+    <w:tbl>
+      <w:tblPr>
+        <w:tblW w:w="9638" w:type="dxa"/>
+        <w:tblBorders>
+          <w:top w:val="single" w:sz="4" w:space="0" w:color="C9D2CC"/>
+          <w:left w:val="single" w:sz="4" w:space="0" w:color="C9D2CC"/>
+          <w:bottom w:val="single" w:sz="4" w:space="0" w:color="C9D2CC"/>
+          <w:right w:val="single" w:sz="4" w:space="0" w:color="C9D2CC"/>
+          <w:insideH w:val="single" w:sz="4" w:space="0" w:color="C9D2CC"/>
+          <w:insideV w:val="single" w:sz="4" w:space="0" w:color="C9D2CC"/>
+        </w:tblBorders>
+        <w:tblLayout w:type="fixed"/>
+        <w:tblCellMar>
+          <w:left w:w="10" w:type="dxa"/>
+          <w:right w:w="10" w:type="dxa"/>
+        </w:tblCellMar>
+        <w:tblLook w:val="04A0" w:firstRow="1" w:lastRow="0" w:firstColumn="1" w:lastColumn="0" w:noHBand="0" w:noVBand="1"/>
+      </w:tblPr>
+      <w:tblGrid>
+        <w:gridCol w:w="2770"/>
+        <w:gridCol w:w="3011"/>
+        <w:gridCol w:w="3857"/>
+      </w:tblGrid>
+      <w:tr>
+        <w:tblPrEx>
+          <w:tblCellMar>
+            <w:top w:w="0" w:type="dxa"/>
+            <w:bottom w:w="0" w:type="dxa"/>
+          </w:tblCellMar>
+        </w:tblPrEx>
+        <w:trPr>
+          <w:cantSplit/>
+          <w:tblHeader/>
+        </w:trPr>
+        <w:tc>
+          <w:tcPr>
+            <w:tcW w:w="2770" w:type="dxa"/>
+            <w:shd w:val="clear" w:color="auto" w:fill="1F4D3A"/>
+            <w:tcMar>
+              <w:top w:w="50" w:type="dxa"/>
+              <w:left w:w="90" w:type="dxa"/>
+              <w:bottom w:w="50" w:type="dxa"/>
+              <w:right w:w="90" w:type="dxa"/>
+            </w:tcMar>
+          </w:tcPr>
+          <w:p>
+            <w:pPr>
+              <w:spacing w:after="20" w:line="252" w:lineRule="auto"/>
+            </w:pPr>
+            <w:r>
+              <w:rPr>
+                <w:b/>
+                <w:bCs/>
+                <w:color w:val="FFFFFF"/>
+                <w:sz w:val="19"/>
+                <w:szCs w:val="19"/>
+              </w:rPr>
+              <w:t>Symptom</w:t>
+            </w:r>
+          </w:p>
+        </w:tc>
+        <w:tc>
+          <w:tcPr>
+            <w:tcW w:w="3011" w:type="dxa"/>
+            <w:shd w:val="clear" w:color="auto" w:fill="1F4D3A"/>
+            <w:tcMar>
+              <w:top w:w="50" w:type="dxa"/>
+              <w:left w:w="90" w:type="dxa"/>
+              <w:bottom w:w="50" w:type="dxa"/>
+              <w:right w:w="90" w:type="dxa"/>
+            </w:tcMar>
+          </w:tcPr>
+          <w:p>
+            <w:pPr>
+              <w:spacing w:after="20" w:line="252" w:lineRule="auto"/>
+            </w:pPr>
+            <w:r>
+              <w:rPr>
+                <w:b/>
+                <w:bCs/>
+                <w:color w:val="FFFFFF"/>
+                <w:sz w:val="19"/>
+                <w:szCs w:val="19"/>
+              </w:rPr>
+              <w:t>Likely cause</w:t>
+            </w:r>
+          </w:p>
+        </w:tc>
+        <w:tc>
+          <w:tcPr>
+            <w:tcW w:w="3857" w:type="dxa"/>
+            <w:shd w:val="clear" w:color="auto" w:fill="1F4D3A"/>
+            <w:tcMar>
+              <w:top w:w="50" w:type="dxa"/>
+              <w:left w:w="90" w:type="dxa"/>
+              <w:bottom w:w="50" w:type="dxa"/>
+              <w:right w:w="90" w:type="dxa"/>
+            </w:tcMar>
+          </w:tcPr>
+          <w:p>
+            <w:pPr>
+              <w:spacing w:after="20" w:line="252" w:lineRule="auto"/>
+            </w:pPr>
+            <w:r>
+              <w:rPr>
+                <w:b/>
+                <w:bCs/>
+                <w:color w:val="FFFFFF"/>
+                <w:sz w:val="19"/>
+                <w:szCs w:val="19"/>
+              </w:rPr>
+              <w:t>Fix</w:t>
             </w:r>
           </w:p>
         </w:tc>
@@ -3208,7 +3398,6 @@
         <w:tc>
           <w:tcPr>
             <w:tcW w:w="2770" w:type="dxa"/>
-            <w:shd w:val="clear" w:color="auto" w:fill="F4F5F3"/>
             <w:tcMar>
               <w:top w:w="50" w:type="dxa"/>
               <w:left w:w="90" w:type="dxa"/>
@@ -3227,55 +3416,60 @@
                 <w:sz w:val="19"/>
                 <w:szCs w:val="19"/>
               </w:rPr>
-              <w:t>HTTP 500 "Failed to obtain JDBC connection"</w:t>
+              <w:t>The site shows "We'll be right back"</w:t>
             </w:r>
           </w:p>
         </w:tc>
         <w:tc>
           <w:tcPr>
             <w:tcW w:w="3011" w:type="dxa"/>
-            <w:shd w:val="clear" w:color="auto" w:fill="F4F5F3"/>
-            <w:tcMar>
-              <w:top w:w="50" w:type="dxa"/>
-              <w:left w:w="90" w:type="dxa"/>
-              <w:bottom w:w="50" w:type="dxa"/>
-              <w:right w:w="90" w:type="dxa"/>
-            </w:tcMar>
-          </w:tcPr>
-          <w:p>
-            <w:pPr>
-              <w:spacing w:after="20" w:line="252" w:lineRule="auto"/>
-            </w:pPr>
-            <w:r>
-              <w:rPr>
-                <w:sz w:val="19"/>
-                <w:szCs w:val="19"/>
-              </w:rPr>
-              <w:t>MySQL is not running or not reachable on port 3309</w:t>
+            <w:tcMar>
+              <w:top w:w="50" w:type="dxa"/>
+              <w:left w:w="90" w:type="dxa"/>
+              <w:bottom w:w="50" w:type="dxa"/>
+              <w:right w:w="90" w:type="dxa"/>
+            </w:tcMar>
+          </w:tcPr>
+          <w:p>
+            <w:pPr>
+              <w:spacing w:after="20" w:line="252" w:lineRule="auto"/>
+            </w:pPr>
+            <w:r>
+              <w:rPr>
+                <w:sz w:val="19"/>
+                <w:szCs w:val="19"/>
+              </w:rPr>
+              <w:t>A server behind the router is stopped (the website build, its server or the backend) - often after the computer restarted</w:t>
             </w:r>
           </w:p>
         </w:tc>
         <w:tc>
           <w:tcPr>
             <w:tcW w:w="3857" w:type="dxa"/>
-            <w:shd w:val="clear" w:color="auto" w:fill="F4F5F3"/>
-            <w:tcMar>
-              <w:top w:w="50" w:type="dxa"/>
-              <w:left w:w="90" w:type="dxa"/>
-              <w:bottom w:w="50" w:type="dxa"/>
-              <w:right w:w="90" w:type="dxa"/>
-            </w:tcMar>
-          </w:tcPr>
-          <w:p>
-            <w:pPr>
-              <w:spacing w:after="20" w:line="252" w:lineRule="auto"/>
-            </w:pPr>
-            <w:r>
-              <w:rPr>
-                <w:sz w:val="19"/>
-                <w:szCs w:val="19"/>
-              </w:rPr>
-              <w:t>Start MySQL in the Servers section; check port 3309 is listening; if an old Windows port relay for 3306 exists, remove it (netsh interface portproxy delete v4tov4 listenport=3306 listenaddress=127.0.0.1)</w:t>
+            <w:tcMar>
+              <w:top w:w="50" w:type="dxa"/>
+              <w:left w:w="90" w:type="dxa"/>
+              <w:bottom w:w="50" w:type="dxa"/>
+              <w:right w:w="90" w:type="dxa"/>
+            </w:tcMar>
+          </w:tcPr>
+          <w:p>
+            <w:pPr>
+              <w:spacing w:after="20" w:line="252" w:lineRule="auto"/>
+            </w:pPr>
+            <w:r>
+              <w:rPr>
+                <w:sz w:val="19"/>
+                <w:szCs w:val="19"/>
+              </w:rPr>
+              <w:t>Start the servers (desktop Servers panel, Start All; or the background scripts in /root/dateroem_start, see Running and Operating); th</w:t>
+            </w:r>
+            <w:r>
+              <w:rPr>
+                <w:sz w:val="19"/>
+                <w:szCs w:val="19"/>
+              </w:rPr>
+              <w:t>e page reloads by itself</w:t>
             </w:r>
           </w:p>
         </w:tc>
@@ -3293,6 +3487,7 @@
         <w:tc>
           <w:tcPr>
             <w:tcW w:w="2770" w:type="dxa"/>
+            <w:shd w:val="clear" w:color="auto" w:fill="F4F5F3"/>
             <w:tcMar>
               <w:top w:w="50" w:type="dxa"/>
               <w:left w:w="90" w:type="dxa"/>
@@ -3311,53 +3506,55 @@
                 <w:sz w:val="19"/>
                 <w:szCs w:val="19"/>
               </w:rPr>
-              <w:t>"Backend unavailable" (HTTP 503) in the website or app</w:t>
+              <w:t>The apps say "We can't reach Dateroem right now"</w:t>
             </w:r>
           </w:p>
         </w:tc>
         <w:tc>
           <w:tcPr>
             <w:tcW w:w="3011" w:type="dxa"/>
-            <w:tcMar>
-              <w:top w:w="50" w:type="dxa"/>
-              <w:left w:w="90" w:type="dxa"/>
-              <w:bottom w:w="50" w:type="dxa"/>
-              <w:right w:w="90" w:type="dxa"/>
-            </w:tcMar>
-          </w:tcPr>
-          <w:p>
-            <w:pPr>
-              <w:spacing w:after="20" w:line="252" w:lineRule="auto"/>
-            </w:pPr>
-            <w:r>
-              <w:rPr>
-                <w:sz w:val="19"/>
-                <w:szCs w:val="19"/>
-              </w:rPr>
-              <w:t>The backend is stopped or still starting</w:t>
+            <w:shd w:val="clear" w:color="auto" w:fill="F4F5F3"/>
+            <w:tcMar>
+              <w:top w:w="50" w:type="dxa"/>
+              <w:left w:w="90" w:type="dxa"/>
+              <w:bottom w:w="50" w:type="dxa"/>
+              <w:right w:w="90" w:type="dxa"/>
+            </w:tcMar>
+          </w:tcPr>
+          <w:p>
+            <w:pPr>
+              <w:spacing w:after="20" w:line="252" w:lineRule="auto"/>
+            </w:pPr>
+            <w:r>
+              <w:rPr>
+                <w:sz w:val="19"/>
+                <w:szCs w:val="19"/>
+              </w:rPr>
+              <w:t>The same, or the phone has no internet</w:t>
             </w:r>
           </w:p>
         </w:tc>
         <w:tc>
           <w:tcPr>
             <w:tcW w:w="3857" w:type="dxa"/>
-            <w:tcMar>
-              <w:top w:w="50" w:type="dxa"/>
-              <w:left w:w="90" w:type="dxa"/>
-              <w:bottom w:w="50" w:type="dxa"/>
-              <w:right w:w="90" w:type="dxa"/>
-            </w:tcMar>
-          </w:tcPr>
-          <w:p>
-            <w:pPr>
-              <w:spacing w:after="20" w:line="252" w:lineRule="auto"/>
-            </w:pPr>
-            <w:r>
-              <w:rPr>
-                <w:sz w:val="19"/>
-                <w:szCs w:val="19"/>
-              </w:rPr>
-              <w:t>Start "Backend (Java)" and wait - a first start can take up to 5 minutes; read its log tab</w:t>
+            <w:shd w:val="clear" w:color="auto" w:fill="F4F5F3"/>
+            <w:tcMar>
+              <w:top w:w="50" w:type="dxa"/>
+              <w:left w:w="90" w:type="dxa"/>
+              <w:bottom w:w="50" w:type="dxa"/>
+              <w:right w:w="90" w:type="dxa"/>
+            </w:tcMar>
+          </w:tcPr>
+          <w:p>
+            <w:pPr>
+              <w:spacing w:after="20" w:line="252" w:lineRule="auto"/>
+            </w:pPr>
+            <w:r>
+              <w:rPr>
+                <w:sz w:val="19"/>
+                <w:szCs w:val="19"/>
+              </w:rPr>
+              <w:t>Start the servers; check the phone's connection</w:t>
             </w:r>
           </w:p>
         </w:tc>
@@ -3375,7 +3572,6 @@
         <w:tc>
           <w:tcPr>
             <w:tcW w:w="2770" w:type="dxa"/>
-            <w:shd w:val="clear" w:color="auto" w:fill="F4F5F3"/>
             <w:tcMar>
               <w:top w:w="50" w:type="dxa"/>
               <w:left w:w="90" w:type="dxa"/>
@@ -3394,55 +3590,53 @@
                 <w:sz w:val="19"/>
                 <w:szCs w:val="19"/>
               </w:rPr>
-              <w:t>A server shows "failed" in the Servers panel</w:t>
+              <w:t>Everyone was signed out on 18 October 2026</w:t>
             </w:r>
           </w:p>
         </w:tc>
         <w:tc>
           <w:tcPr>
             <w:tcW w:w="3011" w:type="dxa"/>
-            <w:shd w:val="clear" w:color="auto" w:fill="F4F5F3"/>
-            <w:tcMar>
-              <w:top w:w="50" w:type="dxa"/>
-              <w:left w:w="90" w:type="dxa"/>
-              <w:bottom w:w="50" w:type="dxa"/>
-              <w:right w:w="90" w:type="dxa"/>
-            </w:tcMar>
-          </w:tcPr>
-          <w:p>
-            <w:pPr>
-              <w:spacing w:after="20" w:line="252" w:lineRule="auto"/>
-            </w:pPr>
-            <w:r>
-              <w:rPr>
-                <w:sz w:val="19"/>
-                <w:szCs w:val="19"/>
-              </w:rPr>
-              <w:t>It did not open its port in time, or exited</w:t>
+            <w:tcMar>
+              <w:top w:w="50" w:type="dxa"/>
+              <w:left w:w="90" w:type="dxa"/>
+              <w:bottom w:w="50" w:type="dxa"/>
+              <w:right w:w="90" w:type="dxa"/>
+            </w:tcMar>
+          </w:tcPr>
+          <w:p>
+            <w:pPr>
+              <w:spacing w:after="20" w:line="252" w:lineRule="auto"/>
+            </w:pPr>
+            <w:r>
+              <w:rPr>
+                <w:sz w:val="19"/>
+                <w:szCs w:val="19"/>
+              </w:rPr>
+              <w:t>The clean-up renumbered the accounts, so sign-ins made before it are refused on purpose</w:t>
             </w:r>
           </w:p>
         </w:tc>
         <w:tc>
           <w:tcPr>
             <w:tcW w:w="3857" w:type="dxa"/>
-            <w:shd w:val="clear" w:color="auto" w:fill="F4F5F3"/>
-            <w:tcMar>
-              <w:top w:w="50" w:type="dxa"/>
-              <w:left w:w="90" w:type="dxa"/>
-              <w:bottom w:w="50" w:type="dxa"/>
-              <w:right w:w="90" w:type="dxa"/>
-            </w:tcMar>
-          </w:tcPr>
-          <w:p>
-            <w:pPr>
-              <w:spacing w:after="20" w:line="252" w:lineRule="auto"/>
-            </w:pPr>
-            <w:r>
-              <w:rPr>
-                <w:sz w:val="19"/>
-                <w:szCs w:val="19"/>
-              </w:rPr>
-              <w:t>Read its log tab; press "Try again"; for the backend, check the database and the secrets</w:t>
+            <w:tcMar>
+              <w:top w:w="50" w:type="dxa"/>
+              <w:left w:w="90" w:type="dxa"/>
+              <w:bottom w:w="50" w:type="dxa"/>
+              <w:right w:w="90" w:type="dxa"/>
+            </w:tcMar>
+          </w:tcPr>
+          <w:p>
+            <w:pPr>
+              <w:spacing w:after="20" w:line="252" w:lineRule="auto"/>
+            </w:pPr>
+            <w:r>
+              <w:rPr>
+                <w:sz w:val="19"/>
+                <w:szCs w:val="19"/>
+              </w:rPr>
+              <w:t>Sign in again with the usual username and password; approved phones and computers stay approved</w:t>
             </w:r>
           </w:p>
         </w:tc>
@@ -3460,6 +3654,7 @@
         <w:tc>
           <w:tcPr>
             <w:tcW w:w="2770" w:type="dxa"/>
+            <w:shd w:val="clear" w:color="auto" w:fill="F4F5F3"/>
             <w:tcMar>
               <w:top w:w="50" w:type="dxa"/>
               <w:left w:w="90" w:type="dxa"/>
@@ -3478,53 +3673,55 @@
                 <w:sz w:val="19"/>
                 <w:szCs w:val="19"/>
               </w:rPr>
-              <w:t>service mysql stop/status: "Access denied for user debian-sys-maint"</w:t>
+              <w:t>HTTP 500 "Failed to obtain JDBC connection"</w:t>
             </w:r>
           </w:p>
         </w:tc>
         <w:tc>
           <w:tcPr>
             <w:tcW w:w="3011" w:type="dxa"/>
-            <w:tcMar>
-              <w:top w:w="50" w:type="dxa"/>
-              <w:left w:w="90" w:type="dxa"/>
-              <w:bottom w:w="50" w:type="dxa"/>
-              <w:right w:w="90" w:type="dxa"/>
-            </w:tcMar>
-          </w:tcPr>
-          <w:p>
-            <w:pPr>
-              <w:spacing w:after="20" w:line="252" w:lineRule="auto"/>
-            </w:pPr>
-            <w:r>
-              <w:rPr>
-                <w:sz w:val="19"/>
-                <w:szCs w:val="19"/>
-              </w:rPr>
-              <w:t>Ubuntu's MySQL maintenance password is out of date</w:t>
+            <w:shd w:val="clear" w:color="auto" w:fill="F4F5F3"/>
+            <w:tcMar>
+              <w:top w:w="50" w:type="dxa"/>
+              <w:left w:w="90" w:type="dxa"/>
+              <w:bottom w:w="50" w:type="dxa"/>
+              <w:right w:w="90" w:type="dxa"/>
+            </w:tcMar>
+          </w:tcPr>
+          <w:p>
+            <w:pPr>
+              <w:spacing w:after="20" w:line="252" w:lineRule="auto"/>
+            </w:pPr>
+            <w:r>
+              <w:rPr>
+                <w:sz w:val="19"/>
+                <w:szCs w:val="19"/>
+              </w:rPr>
+              <w:t>MySQL is not running or not reachable on port 3309</w:t>
             </w:r>
           </w:p>
         </w:tc>
         <w:tc>
           <w:tcPr>
             <w:tcW w:w="3857" w:type="dxa"/>
-            <w:tcMar>
-              <w:top w:w="50" w:type="dxa"/>
-              <w:left w:w="90" w:type="dxa"/>
-              <w:bottom w:w="50" w:type="dxa"/>
-              <w:right w:w="90" w:type="dxa"/>
-            </w:tcMar>
-          </w:tcPr>
-          <w:p>
-            <w:pPr>
-              <w:spacing w:after="20" w:line="252" w:lineRule="auto"/>
-            </w:pPr>
-            <w:r>
-              <w:rPr>
-                <w:sz w:val="19"/>
-                <w:szCs w:val="19"/>
-              </w:rPr>
-              <w:t>Stop MySQL with kill -TERM $(pidof mysqld); an administrator can reset that account to the password in /etc/mysql/debian.cnf</w:t>
+            <w:shd w:val="clear" w:color="auto" w:fill="F4F5F3"/>
+            <w:tcMar>
+              <w:top w:w="50" w:type="dxa"/>
+              <w:left w:w="90" w:type="dxa"/>
+              <w:bottom w:w="50" w:type="dxa"/>
+              <w:right w:w="90" w:type="dxa"/>
+            </w:tcMar>
+          </w:tcPr>
+          <w:p>
+            <w:pPr>
+              <w:spacing w:after="20" w:line="252" w:lineRule="auto"/>
+            </w:pPr>
+            <w:r>
+              <w:rPr>
+                <w:sz w:val="19"/>
+                <w:szCs w:val="19"/>
+              </w:rPr>
+              <w:t>Start MySQL in the Servers section; check port 3309 is listening; if an old Windows port relay for 3306 exists, remove it (netsh interface portproxy delete v4tov4 listenport=3306 listenaddress=127.0.0.1)</w:t>
             </w:r>
           </w:p>
         </w:tc>
@@ -3542,7 +3739,6 @@
         <w:tc>
           <w:tcPr>
             <w:tcW w:w="2770" w:type="dxa"/>
-            <w:shd w:val="clear" w:color="auto" w:fill="F4F5F3"/>
             <w:tcMar>
               <w:top w:w="50" w:type="dxa"/>
               <w:left w:w="90" w:type="dxa"/>
@@ -3561,55 +3757,53 @@
                 <w:sz w:val="19"/>
                 <w:szCs w:val="19"/>
               </w:rPr>
-              <w:t>Something already uses port 3306</w:t>
+              <w:t>"Backend unavailable" (HTTP 503) in the website or app</w:t>
             </w:r>
           </w:p>
         </w:tc>
         <w:tc>
           <w:tcPr>
             <w:tcW w:w="3011" w:type="dxa"/>
-            <w:shd w:val="clear" w:color="auto" w:fill="F4F5F3"/>
-            <w:tcMar>
-              <w:top w:w="50" w:type="dxa"/>
-              <w:left w:w="90" w:type="dxa"/>
-              <w:bottom w:w="50" w:type="dxa"/>
-              <w:right w:w="90" w:type="dxa"/>
-            </w:tcMar>
-          </w:tcPr>
-          <w:p>
-            <w:pPr>
-              <w:spacing w:after="20" w:line="252" w:lineRule="auto"/>
-            </w:pPr>
-            <w:r>
-              <w:rPr>
-                <w:sz w:val="19"/>
-                <w:szCs w:val="19"/>
-              </w:rPr>
-              <w:t>A phantom listener outside the project</w:t>
+            <w:tcMar>
+              <w:top w:w="50" w:type="dxa"/>
+              <w:left w:w="90" w:type="dxa"/>
+              <w:bottom w:w="50" w:type="dxa"/>
+              <w:right w:w="90" w:type="dxa"/>
+            </w:tcMar>
+          </w:tcPr>
+          <w:p>
+            <w:pPr>
+              <w:spacing w:after="20" w:line="252" w:lineRule="auto"/>
+            </w:pPr>
+            <w:r>
+              <w:rPr>
+                <w:sz w:val="19"/>
+                <w:szCs w:val="19"/>
+              </w:rPr>
+              <w:t>The backend is stopped or still starting</w:t>
             </w:r>
           </w:p>
         </w:tc>
         <w:tc>
           <w:tcPr>
             <w:tcW w:w="3857" w:type="dxa"/>
-            <w:shd w:val="clear" w:color="auto" w:fill="F4F5F3"/>
-            <w:tcMar>
-              <w:top w:w="50" w:type="dxa"/>
-              <w:left w:w="90" w:type="dxa"/>
-              <w:bottom w:w="50" w:type="dxa"/>
-              <w:right w:w="90" w:type="dxa"/>
-            </w:tcMar>
-          </w:tcPr>
-          <w:p>
-            <w:pPr>
-              <w:spacing w:after="20" w:line="252" w:lineRule="auto"/>
-            </w:pPr>
-            <w:r>
-              <w:rPr>
-                <w:sz w:val="19"/>
-                <w:szCs w:val="19"/>
-              </w:rPr>
-              <w:t>Nothing to do - MySQL runs on 3309 for this reason</w:t>
+            <w:tcMar>
+              <w:top w:w="50" w:type="dxa"/>
+              <w:left w:w="90" w:type="dxa"/>
+              <w:bottom w:w="50" w:type="dxa"/>
+              <w:right w:w="90" w:type="dxa"/>
+            </w:tcMar>
+          </w:tcPr>
+          <w:p>
+            <w:pPr>
+              <w:spacing w:after="20" w:line="252" w:lineRule="auto"/>
+            </w:pPr>
+            <w:r>
+              <w:rPr>
+                <w:sz w:val="19"/>
+                <w:szCs w:val="19"/>
+              </w:rPr>
+              <w:t>Start "Backend (Java)" and wait - a first start can take up to 5 minutes; read its log tab</w:t>
             </w:r>
           </w:p>
         </w:tc>
@@ -3627,6 +3821,7 @@
         <w:tc>
           <w:tcPr>
             <w:tcW w:w="2770" w:type="dxa"/>
+            <w:shd w:val="clear" w:color="auto" w:fill="F4F5F3"/>
             <w:tcMar>
               <w:top w:w="50" w:type="dxa"/>
               <w:left w:w="90" w:type="dxa"/>
@@ -3645,53 +3840,55 @@
                 <w:sz w:val="19"/>
                 <w:szCs w:val="19"/>
               </w:rPr>
-              <w:t>Windows cannot reach a server that is running in Ubuntu</w:t>
+              <w:t>A server shows "failed" in the Servers panel</w:t>
             </w:r>
           </w:p>
         </w:tc>
         <w:tc>
           <w:tcPr>
             <w:tcW w:w="3011" w:type="dxa"/>
-            <w:tcMar>
-              <w:top w:w="50" w:type="dxa"/>
-              <w:left w:w="90" w:type="dxa"/>
-              <w:bottom w:w="50" w:type="dxa"/>
-              <w:right w:w="90" w:type="dxa"/>
-            </w:tcMar>
-          </w:tcPr>
-          <w:p>
-            <w:pPr>
-              <w:spacing w:after="20" w:line="252" w:lineRule="auto"/>
-            </w:pPr>
-            <w:r>
-              <w:rPr>
-                <w:sz w:val="19"/>
-                <w:szCs w:val="19"/>
-              </w:rPr>
-              <w:t>WSL port forwarding stalled</w:t>
+            <w:shd w:val="clear" w:color="auto" w:fill="F4F5F3"/>
+            <w:tcMar>
+              <w:top w:w="50" w:type="dxa"/>
+              <w:left w:w="90" w:type="dxa"/>
+              <w:bottom w:w="50" w:type="dxa"/>
+              <w:right w:w="90" w:type="dxa"/>
+            </w:tcMar>
+          </w:tcPr>
+          <w:p>
+            <w:pPr>
+              <w:spacing w:after="20" w:line="252" w:lineRule="auto"/>
+            </w:pPr>
+            <w:r>
+              <w:rPr>
+                <w:sz w:val="19"/>
+                <w:szCs w:val="19"/>
+              </w:rPr>
+              <w:t>It did not open its port in time, or exited</w:t>
             </w:r>
           </w:p>
         </w:tc>
         <w:tc>
           <w:tcPr>
             <w:tcW w:w="3857" w:type="dxa"/>
-            <w:tcMar>
-              <w:top w:w="50" w:type="dxa"/>
-              <w:left w:w="90" w:type="dxa"/>
-              <w:bottom w:w="50" w:type="dxa"/>
-              <w:right w:w="90" w:type="dxa"/>
-            </w:tcMar>
-          </w:tcPr>
-          <w:p>
-            <w:pPr>
-              <w:spacing w:after="20" w:line="252" w:lineRule="auto"/>
-            </w:pPr>
-            <w:r>
-              <w:rPr>
-                <w:sz w:val="19"/>
-                <w:szCs w:val="19"/>
-              </w:rPr>
-              <w:t>Restart WSL (wsl --shutdown) or run C:\Scripts\Update-WSLPortProxy.ps1 as administrator; restarting the "IP Helper" service (iphlpsvc) has also helped</w:t>
+            <w:shd w:val="clear" w:color="auto" w:fill="F4F5F3"/>
+            <w:tcMar>
+              <w:top w:w="50" w:type="dxa"/>
+              <w:left w:w="90" w:type="dxa"/>
+              <w:bottom w:w="50" w:type="dxa"/>
+              <w:right w:w="90" w:type="dxa"/>
+            </w:tcMar>
+          </w:tcPr>
+          <w:p>
+            <w:pPr>
+              <w:spacing w:after="20" w:line="252" w:lineRule="auto"/>
+            </w:pPr>
+            <w:r>
+              <w:rPr>
+                <w:sz w:val="19"/>
+                <w:szCs w:val="19"/>
+              </w:rPr>
+              <w:t>Read its log tab; press "Try again"; for the backend, check the database and the secrets</w:t>
             </w:r>
           </w:p>
         </w:tc>
@@ -3709,7 +3906,6 @@
         <w:tc>
           <w:tcPr>
             <w:tcW w:w="2770" w:type="dxa"/>
-            <w:shd w:val="clear" w:color="auto" w:fill="F4F5F3"/>
             <w:tcMar>
               <w:top w:w="50" w:type="dxa"/>
               <w:left w:w="90" w:type="dxa"/>
@@ -3728,6 +3924,257 @@
                 <w:sz w:val="19"/>
                 <w:szCs w:val="19"/>
               </w:rPr>
+              <w:t>service mysql stop/status: "Access denied for user debian-sys-maint"</w:t>
+            </w:r>
+          </w:p>
+        </w:tc>
+        <w:tc>
+          <w:tcPr>
+            <w:tcW w:w="3011" w:type="dxa"/>
+            <w:tcMar>
+              <w:top w:w="50" w:type="dxa"/>
+              <w:left w:w="90" w:type="dxa"/>
+              <w:bottom w:w="50" w:type="dxa"/>
+              <w:right w:w="90" w:type="dxa"/>
+            </w:tcMar>
+          </w:tcPr>
+          <w:p>
+            <w:pPr>
+              <w:spacing w:after="20" w:line="252" w:lineRule="auto"/>
+            </w:pPr>
+            <w:r>
+              <w:rPr>
+                <w:sz w:val="19"/>
+                <w:szCs w:val="19"/>
+              </w:rPr>
+              <w:t>Ubuntu's MySQL maintenance password is out of date</w:t>
+            </w:r>
+          </w:p>
+        </w:tc>
+        <w:tc>
+          <w:tcPr>
+            <w:tcW w:w="3857" w:type="dxa"/>
+            <w:tcMar>
+              <w:top w:w="50" w:type="dxa"/>
+              <w:left w:w="90" w:type="dxa"/>
+              <w:bottom w:w="50" w:type="dxa"/>
+              <w:right w:w="90" w:type="dxa"/>
+            </w:tcMar>
+          </w:tcPr>
+          <w:p>
+            <w:pPr>
+              <w:spacing w:after="20" w:line="252" w:lineRule="auto"/>
+            </w:pPr>
+            <w:r>
+              <w:rPr>
+                <w:sz w:val="19"/>
+                <w:szCs w:val="19"/>
+              </w:rPr>
+              <w:t>Stop MySQL with kill -TERM $(pidof mysqld); an administrator can reset that account to the password in /etc/mysql/debian.cnf</w:t>
+            </w:r>
+          </w:p>
+        </w:tc>
+      </w:tr>
+      <w:tr>
+        <w:tblPrEx>
+          <w:tblCellMar>
+            <w:top w:w="0" w:type="dxa"/>
+            <w:bottom w:w="0" w:type="dxa"/>
+          </w:tblCellMar>
+        </w:tblPrEx>
+        <w:trPr>
+          <w:cantSplit/>
+        </w:trPr>
+        <w:tc>
+          <w:tcPr>
+            <w:tcW w:w="2770" w:type="dxa"/>
+            <w:shd w:val="clear" w:color="auto" w:fill="F4F5F3"/>
+            <w:tcMar>
+              <w:top w:w="50" w:type="dxa"/>
+              <w:left w:w="90" w:type="dxa"/>
+              <w:bottom w:w="50" w:type="dxa"/>
+              <w:right w:w="90" w:type="dxa"/>
+            </w:tcMar>
+          </w:tcPr>
+          <w:p>
+            <w:pPr>
+              <w:spacing w:after="20" w:line="252" w:lineRule="auto"/>
+            </w:pPr>
+            <w:r>
+              <w:rPr>
+                <w:b/>
+                <w:bCs/>
+                <w:sz w:val="19"/>
+                <w:szCs w:val="19"/>
+              </w:rPr>
+              <w:t>Something already uses port 3306</w:t>
+            </w:r>
+          </w:p>
+        </w:tc>
+        <w:tc>
+          <w:tcPr>
+            <w:tcW w:w="3011" w:type="dxa"/>
+            <w:shd w:val="clear" w:color="auto" w:fill="F4F5F3"/>
+            <w:tcMar>
+              <w:top w:w="50" w:type="dxa"/>
+              <w:left w:w="90" w:type="dxa"/>
+              <w:bottom w:w="50" w:type="dxa"/>
+              <w:right w:w="90" w:type="dxa"/>
+            </w:tcMar>
+          </w:tcPr>
+          <w:p>
+            <w:pPr>
+              <w:spacing w:after="20" w:line="252" w:lineRule="auto"/>
+            </w:pPr>
+            <w:r>
+              <w:rPr>
+                <w:sz w:val="19"/>
+                <w:szCs w:val="19"/>
+              </w:rPr>
+              <w:t>A phantom listener outside the project</w:t>
+            </w:r>
+          </w:p>
+        </w:tc>
+        <w:tc>
+          <w:tcPr>
+            <w:tcW w:w="3857" w:type="dxa"/>
+            <w:shd w:val="clear" w:color="auto" w:fill="F4F5F3"/>
+            <w:tcMar>
+              <w:top w:w="50" w:type="dxa"/>
+              <w:left w:w="90" w:type="dxa"/>
+              <w:bottom w:w="50" w:type="dxa"/>
+              <w:right w:w="90" w:type="dxa"/>
+            </w:tcMar>
+          </w:tcPr>
+          <w:p>
+            <w:pPr>
+              <w:spacing w:after="20" w:line="252" w:lineRule="auto"/>
+            </w:pPr>
+            <w:r>
+              <w:rPr>
+                <w:sz w:val="19"/>
+                <w:szCs w:val="19"/>
+              </w:rPr>
+              <w:t>Nothing to do - MySQL runs on 3309 for this reason</w:t>
+            </w:r>
+          </w:p>
+        </w:tc>
+      </w:tr>
+      <w:tr>
+        <w:tblPrEx>
+          <w:tblCellMar>
+            <w:top w:w="0" w:type="dxa"/>
+            <w:bottom w:w="0" w:type="dxa"/>
+          </w:tblCellMar>
+        </w:tblPrEx>
+        <w:trPr>
+          <w:cantSplit/>
+        </w:trPr>
+        <w:tc>
+          <w:tcPr>
+            <w:tcW w:w="2770" w:type="dxa"/>
+            <w:tcMar>
+              <w:top w:w="50" w:type="dxa"/>
+              <w:left w:w="90" w:type="dxa"/>
+              <w:bottom w:w="50" w:type="dxa"/>
+              <w:right w:w="90" w:type="dxa"/>
+            </w:tcMar>
+          </w:tcPr>
+          <w:p>
+            <w:pPr>
+              <w:spacing w:after="20" w:line="252" w:lineRule="auto"/>
+            </w:pPr>
+            <w:r>
+              <w:rPr>
+                <w:b/>
+                <w:bCs/>
+                <w:sz w:val="19"/>
+                <w:szCs w:val="19"/>
+              </w:rPr>
+              <w:t>Windows cannot reach a server that is running in Ubuntu</w:t>
+            </w:r>
+          </w:p>
+        </w:tc>
+        <w:tc>
+          <w:tcPr>
+            <w:tcW w:w="3011" w:type="dxa"/>
+            <w:tcMar>
+              <w:top w:w="50" w:type="dxa"/>
+              <w:left w:w="90" w:type="dxa"/>
+              <w:bottom w:w="50" w:type="dxa"/>
+              <w:right w:w="90" w:type="dxa"/>
+            </w:tcMar>
+          </w:tcPr>
+          <w:p>
+            <w:pPr>
+              <w:spacing w:after="20" w:line="252" w:lineRule="auto"/>
+            </w:pPr>
+            <w:r>
+              <w:rPr>
+                <w:sz w:val="19"/>
+                <w:szCs w:val="19"/>
+              </w:rPr>
+              <w:t>WSL port forwarding stalled</w:t>
+            </w:r>
+          </w:p>
+        </w:tc>
+        <w:tc>
+          <w:tcPr>
+            <w:tcW w:w="3857" w:type="dxa"/>
+            <w:tcMar>
+              <w:top w:w="50" w:type="dxa"/>
+              <w:left w:w="90" w:type="dxa"/>
+              <w:bottom w:w="50" w:type="dxa"/>
+              <w:right w:w="90" w:type="dxa"/>
+            </w:tcMar>
+          </w:tcPr>
+          <w:p>
+            <w:pPr>
+              <w:spacing w:after="20" w:line="252" w:lineRule="auto"/>
+            </w:pPr>
+            <w:r>
+              <w:rPr>
+                <w:sz w:val="19"/>
+                <w:szCs w:val="19"/>
+              </w:rPr>
+              <w:t>Restart WSL (wsl --shutdown) or run C:\Scripts\Update-WSLPortProxy.ps1 as administrator; restarting the "IP Helper" service (iphlpsvc) has also helped</w:t>
+            </w:r>
+          </w:p>
+        </w:tc>
+      </w:tr>
+      <w:tr>
+        <w:tblPrEx>
+          <w:tblCellMar>
+            <w:top w:w="0" w:type="dxa"/>
+            <w:bottom w:w="0" w:type="dxa"/>
+          </w:tblCellMar>
+        </w:tblPrEx>
+        <w:trPr>
+          <w:cantSplit/>
+        </w:trPr>
+        <w:tc>
+          <w:tcPr>
+            <w:tcW w:w="2770" w:type="dxa"/>
+            <w:shd w:val="clear" w:color="auto" w:fill="F4F5F3"/>
+            <w:tcMar>
+              <w:top w:w="50" w:type="dxa"/>
+              <w:left w:w="90" w:type="dxa"/>
+              <w:bottom w:w="50" w:type="dxa"/>
+              <w:right w:w="90" w:type="dxa"/>
+            </w:tcMar>
+          </w:tcPr>
+          <w:p>
+            <w:pPr>
+              <w:spacing w:after="20" w:line="252" w:lineRule="auto"/>
+            </w:pPr>
+            <w:r>
+              <w:rPr>
+                <w:b/>
+                <w:bCs/>
+                <w:sz w:val="19"/>
+                <w:szCs w:val="19"/>
+              </w:rPr>
+              <w:lastRenderedPageBreak/>
               <w:t>"Website (Vite)" or the website build never starts, with an empty log, after the internet dropped</w:t>
             </w:r>
           </w:p>
@@ -3831,14 +4278,7 @@
                 <w:sz w:val="19"/>
                 <w:szCs w:val="19"/>
               </w:rPr>
-              <w:t>Chec</w:t>
-            </w:r>
-            <w:r>
-              <w:rPr>
-                <w:sz w:val="19"/>
-                <w:szCs w:val="19"/>
-              </w:rPr>
-              <w:t xml:space="preserve">k: </w:t>
+              <w:t xml:space="preserve">Check: </w:t>
             </w:r>
             <w:r>
               <w:rPr>
@@ -3890,7 +4330,7 @@
       <w:pPr>
         <w:pStyle w:val="Heading1"/>
       </w:pPr>
-      <w:bookmarkStart w:id="3" w:name="_Toc243729568"/>
+      <w:bookmarkStart w:id="3" w:name="_Toc243815985"/>
       <w:r>
         <w:lastRenderedPageBreak/>
         <w:t>3  Mobile app</w:t>
@@ -3913,7 +4353,7 @@
           <w:left w:w="10" w:type="dxa"/>
           <w:right w:w="10" w:type="dxa"/>
         </w:tblCellMar>
-        <w:tblLook w:val="0000" w:firstRow="0" w:lastRow="0" w:firstColumn="0" w:lastColumn="0" w:noHBand="0" w:noVBand="0"/>
+        <w:tblLook w:val="04A0" w:firstRow="1" w:lastRow="0" w:firstColumn="1" w:lastColumn="0" w:noHBand="0" w:noVBand="1"/>
       </w:tblPr>
       <w:tblGrid>
         <w:gridCol w:w="2770"/>
@@ -6047,7 +6487,7 @@
       <w:pPr>
         <w:pStyle w:val="Heading1"/>
       </w:pPr>
-      <w:bookmarkStart w:id="4" w:name="_Toc243729569"/>
+      <w:bookmarkStart w:id="4" w:name="_Toc243815986"/>
       <w:r>
         <w:lastRenderedPageBreak/>
         <w:t>4  Website</w:t>
@@ -6070,7 +6510,7 @@
           <w:left w:w="10" w:type="dxa"/>
           <w:right w:w="10" w:type="dxa"/>
         </w:tblCellMar>
-        <w:tblLook w:val="0000" w:firstRow="0" w:lastRow="0" w:firstColumn="0" w:lastColumn="0" w:noHBand="0" w:noVBand="0"/>
+        <w:tblLook w:val="04A0" w:firstRow="1" w:lastRow="0" w:firstColumn="1" w:lastColumn="0" w:noHBand="0" w:noVBand="1"/>
       </w:tblPr>
       <w:tblGrid>
         <w:gridCol w:w="2770"/>
@@ -9157,7 +9597,7 @@
       <w:pPr>
         <w:pStyle w:val="Heading1"/>
       </w:pPr>
-      <w:bookmarkStart w:id="5" w:name="_Toc243729570"/>
+      <w:bookmarkStart w:id="5" w:name="_Toc243815987"/>
       <w:r>
         <w:lastRenderedPageBreak/>
         <w:t>5  Payments</w:t>
@@ -9180,7 +9620,7 @@
           <w:left w:w="10" w:type="dxa"/>
           <w:right w:w="10" w:type="dxa"/>
         </w:tblCellMar>
-        <w:tblLook w:val="0000" w:firstRow="0" w:lastRow="0" w:firstColumn="0" w:lastColumn="0" w:noHBand="0" w:noVBand="0"/>
+        <w:tblLook w:val="04A0" w:firstRow="1" w:lastRow="0" w:firstColumn="1" w:lastColumn="0" w:noHBand="0" w:noVBand="1"/>
       </w:tblPr>
       <w:tblGrid>
         <w:gridCol w:w="2770"/>
@@ -10130,7 +10570,7 @@
       <w:pPr>
         <w:pStyle w:val="Heading1"/>
       </w:pPr>
-      <w:bookmarkStart w:id="6" w:name="_Toc243729571"/>
+      <w:bookmarkStart w:id="6" w:name="_Toc243815988"/>
       <w:r>
         <w:lastRenderedPageBreak/>
         <w:t>6  AI assistant</w:t>
@@ -10153,7 +10593,7 @@
           <w:left w:w="10" w:type="dxa"/>
           <w:right w:w="10" w:type="dxa"/>
         </w:tblCellMar>
-        <w:tblLook w:val="0000" w:firstRow="0" w:lastRow="0" w:firstColumn="0" w:lastColumn="0" w:noHBand="0" w:noVBand="0"/>
+        <w:tblLook w:val="04A0" w:firstRow="1" w:lastRow="0" w:firstColumn="1" w:lastColumn="0" w:noHBand="0" w:noVBand="1"/>
       </w:tblPr>
       <w:tblGrid>
         <w:gridCol w:w="2770"/>
@@ -10684,7 +11124,7 @@
       <w:pPr>
         <w:pStyle w:val="Heading1"/>
       </w:pPr>
-      <w:bookmarkStart w:id="7" w:name="_Toc243729572"/>
+      <w:bookmarkStart w:id="7" w:name="_Toc243815989"/>
       <w:r>
         <w:lastRenderedPageBreak/>
         <w:t>7  Desktop app</w:t>
@@ -10707,7 +11147,7 @@
           <w:left w:w="10" w:type="dxa"/>
           <w:right w:w="10" w:type="dxa"/>
         </w:tblCellMar>
-        <w:tblLook w:val="0000" w:firstRow="0" w:lastRow="0" w:firstColumn="0" w:lastColumn="0" w:noHBand="0" w:noVBand="0"/>
+        <w:tblLook w:val="04A0" w:firstRow="1" w:lastRow="0" w:firstColumn="1" w:lastColumn="0" w:noHBand="0" w:noVBand="1"/>
       </w:tblPr>
       <w:tblGrid>
         <w:gridCol w:w="2770"/>
@@ -13837,7 +14277,7 @@
       <w:pPr>
         <w:pStyle w:val="Heading1"/>
       </w:pPr>
-      <w:bookmarkStart w:id="8" w:name="_Toc243729573"/>
+      <w:bookmarkStart w:id="8" w:name="_Toc243815990"/>
       <w:r>
         <w:lastRenderedPageBreak/>
         <w:t>8  Development tools</w:t>
@@ -13860,7 +14300,7 @@
           <w:left w:w="10" w:type="dxa"/>
           <w:right w:w="10" w:type="dxa"/>
         </w:tblCellMar>
-        <w:tblLook w:val="0000" w:firstRow="0" w:lastRow="0" w:firstColumn="0" w:lastColumn="0" w:noHBand="0" w:noVBand="0"/>
+        <w:tblLook w:val="04A0" w:firstRow="1" w:lastRow="0" w:firstColumn="1" w:lastColumn="0" w:noHBand="0" w:noVBand="1"/>
       </w:tblPr>
       <w:tblGrid>
         <w:gridCol w:w="2770"/>
@@ -14225,7 +14665,7 @@
         <w:sz w:val="16"/>
         <w:szCs w:val="16"/>
       </w:rPr>
-      <w:t>16</w:t>
+      <w:t>17</w:t>
     </w:r>
     <w:r>
       <w:rPr>
@@ -14274,7 +14714,7 @@
         <w:sz w:val="16"/>
         <w:szCs w:val="16"/>
       </w:rPr>
-      <w:t>16</w:t>
+      <w:t>17</w:t>
     </w:r>
     <w:r>
       <w:rPr>
@@ -14358,10 +14798,10 @@
 <file path=word/numbering.xml><?xml version="1.0" encoding="utf-8"?>
 <w:numbering xmlns:wpc="http://schemas.microsoft.com/office/word/2010/wordprocessingCanvas" xmlns:cx="http://schemas.microsoft.com/office/drawing/2014/chartex" xmlns:cx1="http://schemas.microsoft.com/office/drawing/2015/9/8/chartex" xmlns:mc="http://schemas.openxmlformats.org/markup-compatibility/2006" xmlns:o="urn:schemas-microsoft-com:office:office" xmlns:r="http://schemas.openxmlformats.org/officeDocument/2006/relationships" xmlns:m="http://schemas.openxmlformats.org/officeDocument/2006/math" xmlns:v="urn:schemas-microsoft-com:vml" xmlns:wp14="http://schemas.microsoft.com/office/word/2010/wordprocessingDrawing" xmlns:wp="http://schemas.openxmlformats.org/drawingml/2006/wordprocessingDrawing" xmlns:w10="urn:schemas-microsoft-com:office:word" xmlns:w="http://schemas.openxmlformats.org/wordprocessingml/2006/main" xmlns:w14="http://schemas.microsoft.com/office/word/2010/wordml" xmlns:w15="http://schemas.microsoft.com/office/word/2012/wordml" xmlns:w16se="http://schemas.microsoft.com/office/word/2015/wordml/symex" xmlns:wpg="http://schemas.microsoft.com/office/word/2010/wordprocessingGroup" xmlns:wpi="http://schemas.microsoft.com/office/word/2010/wordprocessingInk" xmlns:wne="http://schemas.microsoft.com/office/word/2006/wordml" xmlns:wps="http://schemas.microsoft.com/office/word/2010/wordprocessingShape" mc:Ignorable="w14 w15 w16se wp14">
   <w:abstractNum w:abstractNumId="0" w15:restartNumberingAfterBreak="0">
-    <w:nsid w:val="03FC0578"/>
+    <w:nsid w:val="24132A08"/>
     <w:multiLevelType w:val="hybridMultilevel"/>
-    <w:tmpl w:val="11D0B6BC"/>
-    <w:lvl w:ilvl="0" w:tplc="D5A6BF86" w:tentative="1">
+    <w:tmpl w:val="6D64FE32"/>
+    <w:lvl w:ilvl="0" w:tplc="5C188908" w:tentative="1">
       <w:start w:val="1"/>
       <w:numFmt w:val="bullet"/>
       <w:lvlText w:val="•"/>
@@ -14370,7 +14810,7 @@
         <w:ind w:left="540" w:hanging="300"/>
       </w:pPr>
     </w:lvl>
-    <w:lvl w:ilvl="1" w:tplc="F5181A58" w:tentative="1">
+    <w:lvl w:ilvl="1" w:tplc="8952ADF4" w:tentative="1">
       <w:start w:val="1"/>
       <w:numFmt w:val="bullet"/>
       <w:lvlText w:val="–"/>
@@ -14379,7 +14819,7 @@
         <w:ind w:left="940" w:hanging="300"/>
       </w:pPr>
     </w:lvl>
-    <w:lvl w:ilvl="2" w:tplc="025A9488" w:tentative="1">
+    <w:lvl w:ilvl="2" w:tplc="FB1C26EA" w:tentative="1">
       <w:start w:val="1"/>
       <w:numFmt w:val="bullet"/>
       <w:lvlText w:val="◦"/>
@@ -14388,42 +14828,104 @@
         <w:ind w:left="1340" w:hanging="300"/>
       </w:pPr>
     </w:lvl>
-    <w:lvl w:ilvl="3" w:tplc="8C04E3E4">
+    <w:lvl w:ilvl="3" w:tplc="6128BE8A">
       <w:numFmt w:val="decimal"/>
       <w:lvlText w:val=""/>
       <w:lvlJc w:val="left"/>
     </w:lvl>
-    <w:lvl w:ilvl="4" w:tplc="460A825E">
+    <w:lvl w:ilvl="4" w:tplc="272C3F98">
       <w:numFmt w:val="decimal"/>
       <w:lvlText w:val=""/>
       <w:lvlJc w:val="left"/>
     </w:lvl>
-    <w:lvl w:ilvl="5" w:tplc="E0D86ED2">
+    <w:lvl w:ilvl="5" w:tplc="1AE0517A">
       <w:numFmt w:val="decimal"/>
       <w:lvlText w:val=""/>
       <w:lvlJc w:val="left"/>
     </w:lvl>
-    <w:lvl w:ilvl="6" w:tplc="E54AF33C">
+    <w:lvl w:ilvl="6" w:tplc="3738BDBA">
       <w:numFmt w:val="decimal"/>
       <w:lvlText w:val=""/>
       <w:lvlJc w:val="left"/>
     </w:lvl>
-    <w:lvl w:ilvl="7" w:tplc="E4ECD08C">
+    <w:lvl w:ilvl="7" w:tplc="1312D7E0">
       <w:numFmt w:val="decimal"/>
       <w:lvlText w:val=""/>
       <w:lvlJc w:val="left"/>
     </w:lvl>
-    <w:lvl w:ilvl="8" w:tplc="4924492E">
+    <w:lvl w:ilvl="8" w:tplc="42621022">
       <w:numFmt w:val="decimal"/>
       <w:lvlText w:val=""/>
       <w:lvlJc w:val="left"/>
     </w:lvl>
   </w:abstractNum>
   <w:abstractNum w:abstractNumId="1" w15:restartNumberingAfterBreak="0">
-    <w:nsid w:val="52247149"/>
+    <w:nsid w:val="2A467EF4"/>
     <w:multiLevelType w:val="hybridMultilevel"/>
-    <w:tmpl w:val="9DD8DA34"/>
-    <w:lvl w:ilvl="0" w:tplc="9C840CF8" w:tentative="1">
+    <w:tmpl w:val="6DE090BC"/>
+    <w:lvl w:ilvl="0" w:tplc="0D2CB4F0" w:tentative="1">
+      <w:start w:val="1"/>
+      <w:numFmt w:val="decimal"/>
+      <w:lvlText w:val="%1."/>
+      <w:lvlJc w:val="left"/>
+      <w:pPr>
+        <w:ind w:left="540" w:hanging="300"/>
+      </w:pPr>
+    </w:lvl>
+    <w:lvl w:ilvl="1" w:tplc="FA229E18" w:tentative="1">
+      <w:start w:val="1"/>
+      <w:numFmt w:val="lowerLetter"/>
+      <w:lvlText w:val="%2."/>
+      <w:lvlJc w:val="left"/>
+      <w:pPr>
+        <w:ind w:left="940" w:hanging="300"/>
+      </w:pPr>
+    </w:lvl>
+    <w:lvl w:ilvl="2" w:tplc="7286EFB8" w:tentative="1">
+      <w:start w:val="1"/>
+      <w:numFmt w:val="lowerRoman"/>
+      <w:lvlText w:val="%3."/>
+      <w:lvlJc w:val="left"/>
+      <w:pPr>
+        <w:ind w:left="1340" w:hanging="300"/>
+      </w:pPr>
+    </w:lvl>
+    <w:lvl w:ilvl="3" w:tplc="2BDCFA6A">
+      <w:numFmt w:val="decimal"/>
+      <w:lvlText w:val=""/>
+      <w:lvlJc w:val="left"/>
+    </w:lvl>
+    <w:lvl w:ilvl="4" w:tplc="4CFA9EA0">
+      <w:numFmt w:val="decimal"/>
+      <w:lvlText w:val=""/>
+      <w:lvlJc w:val="left"/>
+    </w:lvl>
+    <w:lvl w:ilvl="5" w:tplc="E6FE2ADC">
+      <w:numFmt w:val="decimal"/>
+      <w:lvlText w:val=""/>
+      <w:lvlJc w:val="left"/>
+    </w:lvl>
+    <w:lvl w:ilvl="6" w:tplc="92C06AA2">
+      <w:numFmt w:val="decimal"/>
+      <w:lvlText w:val=""/>
+      <w:lvlJc w:val="left"/>
+    </w:lvl>
+    <w:lvl w:ilvl="7" w:tplc="4F3C2784">
+      <w:numFmt w:val="decimal"/>
+      <w:lvlText w:val=""/>
+      <w:lvlJc w:val="left"/>
+    </w:lvl>
+    <w:lvl w:ilvl="8" w:tplc="427A9B9C">
+      <w:numFmt w:val="decimal"/>
+      <w:lvlText w:val=""/>
+      <w:lvlJc w:val="left"/>
+    </w:lvl>
+  </w:abstractNum>
+  <w:abstractNum w:abstractNumId="2" w15:restartNumberingAfterBreak="0">
+    <w:nsid w:val="5C296137"/>
+    <w:multiLevelType w:val="hybridMultilevel"/>
+    <w:tmpl w:val="9A38FE7C"/>
+    <w:lvl w:ilvl="0" w:tplc="A2041CA6" w:tentative="1">
       <w:start w:val="1"/>
       <w:numFmt w:val="bullet"/>
       <w:lvlText w:val="●"/>
@@ -14432,7 +14934,7 @@
         <w:ind w:left="720" w:hanging="360"/>
       </w:pPr>
     </w:lvl>
-    <w:lvl w:ilvl="1" w:tplc="E222B000" w:tentative="1">
+    <w:lvl w:ilvl="1" w:tplc="908273DA" w:tentative="1">
       <w:start w:val="1"/>
       <w:numFmt w:val="bullet"/>
       <w:lvlText w:val="○"/>
@@ -14441,7 +14943,7 @@
         <w:ind w:left="1440" w:hanging="360"/>
       </w:pPr>
     </w:lvl>
-    <w:lvl w:ilvl="2" w:tplc="81C83C84" w:tentative="1">
+    <w:lvl w:ilvl="2" w:tplc="EC4A7998" w:tentative="1">
       <w:start w:val="1"/>
       <w:numFmt w:val="bullet"/>
       <w:lvlText w:val="■"/>
@@ -14450,7 +14952,7 @@
         <w:ind w:left="2160" w:hanging="360"/>
       </w:pPr>
     </w:lvl>
-    <w:lvl w:ilvl="3" w:tplc="26F4B820" w:tentative="1">
+    <w:lvl w:ilvl="3" w:tplc="480A128A" w:tentative="1">
       <w:start w:val="1"/>
       <w:numFmt w:val="bullet"/>
       <w:lvlText w:val="●"/>
@@ -14459,7 +14961,7 @@
         <w:ind w:left="2880" w:hanging="360"/>
       </w:pPr>
     </w:lvl>
-    <w:lvl w:ilvl="4" w:tplc="26F26BEA" w:tentative="1">
+    <w:lvl w:ilvl="4" w:tplc="ABF08D4C" w:tentative="1">
       <w:start w:val="1"/>
       <w:numFmt w:val="bullet"/>
       <w:lvlText w:val="○"/>
@@ -14468,7 +14970,7 @@
         <w:ind w:left="3600" w:hanging="360"/>
       </w:pPr>
     </w:lvl>
-    <w:lvl w:ilvl="5" w:tplc="64D47F54" w:tentative="1">
+    <w:lvl w:ilvl="5" w:tplc="1E9EDE76" w:tentative="1">
       <w:start w:val="1"/>
       <w:numFmt w:val="bullet"/>
       <w:lvlText w:val="■"/>
@@ -14477,7 +14979,7 @@
         <w:ind w:left="4320" w:hanging="360"/>
       </w:pPr>
     </w:lvl>
-    <w:lvl w:ilvl="6" w:tplc="283A89D0" w:tentative="1">
+    <w:lvl w:ilvl="6" w:tplc="CDC478EA" w:tentative="1">
       <w:start w:val="1"/>
       <w:numFmt w:val="bullet"/>
       <w:lvlText w:val="●"/>
@@ -14486,7 +14988,7 @@
         <w:ind w:left="5040" w:hanging="360"/>
       </w:pPr>
     </w:lvl>
-    <w:lvl w:ilvl="7" w:tplc="5C7A1B00" w:tentative="1">
+    <w:lvl w:ilvl="7" w:tplc="3B8CBAE8" w:tentative="1">
       <w:start w:val="1"/>
       <w:numFmt w:val="bullet"/>
       <w:lvlText w:val="●"/>
@@ -14495,7 +14997,7 @@
         <w:ind w:left="5760" w:hanging="360"/>
       </w:pPr>
     </w:lvl>
-    <w:lvl w:ilvl="8" w:tplc="4768BDCE" w:tentative="1">
+    <w:lvl w:ilvl="8" w:tplc="F82A1E1A" w:tentative="1">
       <w:start w:val="1"/>
       <w:numFmt w:val="bullet"/>
       <w:lvlText w:val="●"/>
@@ -14505,70 +15007,8 @@
       </w:pPr>
     </w:lvl>
   </w:abstractNum>
-  <w:abstractNum w:abstractNumId="2" w15:restartNumberingAfterBreak="0">
-    <w:nsid w:val="712035A5"/>
-    <w:multiLevelType w:val="hybridMultilevel"/>
-    <w:tmpl w:val="54B28A4A"/>
-    <w:lvl w:ilvl="0" w:tplc="C75CC906" w:tentative="1">
-      <w:start w:val="1"/>
-      <w:numFmt w:val="decimal"/>
-      <w:lvlText w:val="%1."/>
-      <w:lvlJc w:val="left"/>
-      <w:pPr>
-        <w:ind w:left="540" w:hanging="300"/>
-      </w:pPr>
-    </w:lvl>
-    <w:lvl w:ilvl="1" w:tplc="98CEBEB2" w:tentative="1">
-      <w:start w:val="1"/>
-      <w:numFmt w:val="lowerLetter"/>
-      <w:lvlText w:val="%2."/>
-      <w:lvlJc w:val="left"/>
-      <w:pPr>
-        <w:ind w:left="940" w:hanging="300"/>
-      </w:pPr>
-    </w:lvl>
-    <w:lvl w:ilvl="2" w:tplc="396C76D2" w:tentative="1">
-      <w:start w:val="1"/>
-      <w:numFmt w:val="lowerRoman"/>
-      <w:lvlText w:val="%3."/>
-      <w:lvlJc w:val="left"/>
-      <w:pPr>
-        <w:ind w:left="1340" w:hanging="300"/>
-      </w:pPr>
-    </w:lvl>
-    <w:lvl w:ilvl="3" w:tplc="E148432C">
-      <w:numFmt w:val="decimal"/>
-      <w:lvlText w:val=""/>
-      <w:lvlJc w:val="left"/>
-    </w:lvl>
-    <w:lvl w:ilvl="4" w:tplc="467A223E">
-      <w:numFmt w:val="decimal"/>
-      <w:lvlText w:val=""/>
-      <w:lvlJc w:val="left"/>
-    </w:lvl>
-    <w:lvl w:ilvl="5" w:tplc="00D6944A">
-      <w:numFmt w:val="decimal"/>
-      <w:lvlText w:val=""/>
-      <w:lvlJc w:val="left"/>
-    </w:lvl>
-    <w:lvl w:ilvl="6" w:tplc="4E5C8E84">
-      <w:numFmt w:val="decimal"/>
-      <w:lvlText w:val=""/>
-      <w:lvlJc w:val="left"/>
-    </w:lvl>
-    <w:lvl w:ilvl="7" w:tplc="03C642F8">
-      <w:numFmt w:val="decimal"/>
-      <w:lvlText w:val=""/>
-      <w:lvlJc w:val="left"/>
-    </w:lvl>
-    <w:lvl w:ilvl="8" w:tplc="9AC0418C">
-      <w:numFmt w:val="decimal"/>
-      <w:lvlText w:val=""/>
-      <w:lvlJc w:val="left"/>
-    </w:lvl>
-  </w:abstractNum>
   <w:num w:numId="1">
-    <w:abstractNumId w:val="1"/>
+    <w:abstractNumId w:val="2"/>
     <w:lvlOverride w:ilvl="0">
       <w:startOverride w:val="1"/>
     </w:lvlOverride>
@@ -15197,7 +15637,7 @@
     <w:autoRedefine/>
     <w:uiPriority w:val="39"/>
     <w:unhideWhenUsed/>
-    <w:rsid w:val="00013F33"/>
+    <w:rsid w:val="00222110"/>
     <w:pPr>
       <w:spacing w:after="100"/>
     </w:pPr>

--- a/documentation/07 Operations/Troubleshooting Guide.docx
+++ b/documentation/07 Operations/Troubleshooting Guide.docx
@@ -80,7 +80,7 @@
           <w:left w:w="10" w:type="dxa"/>
           <w:right w:w="10" w:type="dxa"/>
         </w:tblCellMar>
-        <w:tblLook w:val="04A0" w:firstRow="1" w:lastRow="0" w:firstColumn="1" w:lastColumn="0" w:noHBand="0" w:noVBand="1"/>
+        <w:tblLook w:val="0000" w:firstRow="0" w:lastRow="0" w:firstColumn="0" w:lastColumn="0" w:noHBand="0" w:noVBand="0"/>
       </w:tblPr>
       <w:tblGrid>
         <w:gridCol w:w="2600"/>
@@ -289,7 +289,7 @@
                 <w:sz w:val="20"/>
                 <w:szCs w:val="20"/>
               </w:rPr>
-              <w:t>25 October 2026</w:t>
+              <w:t>26 October 2026</w:t>
             </w:r>
           </w:p>
         </w:tc>
@@ -461,7 +461,7 @@
           <w:left w:w="10" w:type="dxa"/>
           <w:right w:w="10" w:type="dxa"/>
         </w:tblCellMar>
-        <w:tblLook w:val="04A0" w:firstRow="1" w:lastRow="0" w:firstColumn="1" w:lastColumn="0" w:noHBand="0" w:noVBand="1"/>
+        <w:tblLook w:val="0000" w:firstRow="0" w:lastRow="0" w:firstColumn="0" w:lastColumn="0" w:noHBand="0" w:noVBand="0"/>
       </w:tblPr>
       <w:tblGrid>
         <w:gridCol w:w="1300"/>
@@ -1237,7 +1237,14 @@
                 <w:sz w:val="19"/>
                 <w:szCs w:val="19"/>
               </w:rPr>
-              <w:t>Rows for choosing photos and videos in the desktop app.</w:t>
+              <w:t>Rows for choos</w:t>
+            </w:r>
+            <w:r>
+              <w:rPr>
+                <w:sz w:val="19"/>
+                <w:szCs w:val="19"/>
+              </w:rPr>
+              <w:t>ing photos and videos in the desktop app.</w:t>
             </w:r>
           </w:p>
         </w:tc>
@@ -1469,14 +1476,7 @@
                 <w:sz w:val="19"/>
                 <w:szCs w:val="19"/>
               </w:rPr>
-              <w:t>1.</w:t>
-            </w:r>
-            <w:r>
-              <w:rPr>
-                <w:sz w:val="19"/>
-                <w:szCs w:val="19"/>
-              </w:rPr>
-              <w:t>1</w:t>
+              <w:t>1.1</w:t>
             </w:r>
           </w:p>
         </w:tc>
@@ -2272,6 +2272,74 @@
                 <w:szCs w:val="19"/>
               </w:rPr>
               <w:t>Rows for after the move: the site not answering, the old link, the desktop app's address.</w:t>
+            </w:r>
+          </w:p>
+        </w:tc>
+      </w:tr>
+      <w:tr>
+        <w:tblPrEx>
+          <w:tblCellMar>
+            <w:top w:w="0" w:type="dxa"/>
+            <w:bottom w:w="0" w:type="dxa"/>
+          </w:tblCellMar>
+        </w:tblPrEx>
+        <w:tc>
+          <w:tcPr>
+            <w:tcW w:w="1300" w:type="dxa"/>
+            <w:tcMar>
+              <w:top w:w="50" w:type="dxa"/>
+              <w:left w:w="90" w:type="dxa"/>
+              <w:bottom w:w="50" w:type="dxa"/>
+              <w:right w:w="90" w:type="dxa"/>
+            </w:tcMar>
+          </w:tcPr>
+          <w:p>
+            <w:r>
+              <w:rPr>
+                <w:sz w:val="19"/>
+                <w:szCs w:val="19"/>
+              </w:rPr>
+              <w:t>1.1</w:t>
+            </w:r>
+          </w:p>
+        </w:tc>
+        <w:tc>
+          <w:tcPr>
+            <w:tcW w:w="1900" w:type="dxa"/>
+            <w:tcMar>
+              <w:top w:w="50" w:type="dxa"/>
+              <w:left w:w="90" w:type="dxa"/>
+              <w:bottom w:w="50" w:type="dxa"/>
+              <w:right w:w="90" w:type="dxa"/>
+            </w:tcMar>
+          </w:tcPr>
+          <w:p>
+            <w:r>
+              <w:rPr>
+                <w:sz w:val="19"/>
+                <w:szCs w:val="19"/>
+              </w:rPr>
+              <w:t>26 October 2026</w:t>
+            </w:r>
+          </w:p>
+        </w:tc>
+        <w:tc>
+          <w:tcPr>
+            <w:tcW w:w="6438" w:type="dxa"/>
+            <w:tcMar>
+              <w:top w:w="50" w:type="dxa"/>
+              <w:left w:w="90" w:type="dxa"/>
+              <w:bottom w:w="50" w:type="dxa"/>
+              <w:right w:w="90" w:type="dxa"/>
+            </w:tcMar>
+          </w:tcPr>
+          <w:p>
+            <w:r>
+              <w:rPr>
+                <w:sz w:val="19"/>
+                <w:szCs w:val="19"/>
+              </w:rPr>
+              <w:t>Rows for the phone app signing out right after sign-in (an old tunnel copy), the Updates button and the Notices section.</w:t>
             </w:r>
           </w:p>
         </w:tc>
@@ -2287,7 +2355,15 @@
           <w:sz w:val="20"/>
           <w:szCs w:val="20"/>
         </w:rPr>
-        <w:t>Keep this document up to date: when a feature, setting or server changes, edit the matching section here and add a line to the table above.</w:t>
+        <w:t>Kee</w:t>
+      </w:r>
+      <w:r>
+        <w:rPr>
+          <w:color w:val="5F6B66"/>
+          <w:sz w:val="20"/>
+          <w:szCs w:val="20"/>
+        </w:rPr>
+        <w:t>p this document up to date: when a feature, setting or server changes, edit the matching section here and add a line to the table above.</w:t>
       </w:r>
     </w:p>
     <w:p>
@@ -2302,23 +2378,13 @@
           <w:sz w:val="28"/>
           <w:szCs w:val="28"/>
         </w:rPr>
-        <w:t>Conte</w:t>
-      </w:r>
-      <w:r>
-        <w:rPr>
-          <w:b/>
-          <w:bCs/>
-          <w:color w:val="1F4D3A"/>
-          <w:sz w:val="28"/>
-          <w:szCs w:val="28"/>
-        </w:rPr>
-        <w:t>nts</w:t>
+        <w:t>Contents</w:t>
       </w:r>
     </w:p>
     <w:sdt>
       <w:sdtPr>
         <w:alias w:val="Contents"/>
-        <w:id w:val="-238862321"/>
+        <w:id w:val="1765420823"/>
       </w:sdtPr>
       <w:sdtEndPr/>
       <w:sdtContent>
@@ -2345,7 +2411,7 @@
           <w:r>
             <w:fldChar w:fldCharType="separate"/>
           </w:r>
-          <w:hyperlink w:anchor="_Toc243815983" w:history="1">
+          <w:hyperlink w:anchor="_Toc243926835" w:history="1">
             <w:r>
               <w:rPr>
                 <w:rStyle w:val="Hyperlink"/>
@@ -2369,7 +2435,7 @@
               <w:rPr>
                 <w:noProof/>
               </w:rPr>
-              <w:instrText xml:space="preserve"> PAGEREF _Toc243815983 \h </w:instrText>
+              <w:instrText xml:space="preserve"> PAGEREF _Toc243926835 \h </w:instrText>
             </w:r>
             <w:r>
               <w:rPr>
@@ -2410,7 +2476,7 @@
               <w:szCs w:val="22"/>
             </w:rPr>
           </w:pPr>
-          <w:hyperlink w:anchor="_Toc243815984" w:history="1">
+          <w:hyperlink w:anchor="_Toc243926836" w:history="1">
             <w:r>
               <w:rPr>
                 <w:rStyle w:val="Hyperlink"/>
@@ -2434,7 +2500,7 @@
               <w:rPr>
                 <w:noProof/>
               </w:rPr>
-              <w:instrText xml:space="preserve"> PAGEREF _Toc243815984 \h </w:instrText>
+              <w:instrText xml:space="preserve"> PAGEREF _Toc243926836 \h </w:instrText>
             </w:r>
             <w:r>
               <w:rPr>
@@ -2475,7 +2541,7 @@
               <w:szCs w:val="22"/>
             </w:rPr>
           </w:pPr>
-          <w:hyperlink w:anchor="_Toc243815985" w:history="1">
+          <w:hyperlink w:anchor="_Toc243926837" w:history="1">
             <w:r>
               <w:rPr>
                 <w:rStyle w:val="Hyperlink"/>
@@ -2499,7 +2565,7 @@
               <w:rPr>
                 <w:noProof/>
               </w:rPr>
-              <w:instrText xml:space="preserve"> PAGEREF _Toc243815985 \h </w:instrText>
+              <w:instrText xml:space="preserve"> PAGEREF _Toc243926837 \h </w:instrText>
             </w:r>
             <w:r>
               <w:rPr>
@@ -2540,7 +2606,7 @@
               <w:szCs w:val="22"/>
             </w:rPr>
           </w:pPr>
-          <w:hyperlink w:anchor="_Toc243815986" w:history="1">
+          <w:hyperlink w:anchor="_Toc243926838" w:history="1">
             <w:r>
               <w:rPr>
                 <w:rStyle w:val="Hyperlink"/>
@@ -2564,7 +2630,7 @@
               <w:rPr>
                 <w:noProof/>
               </w:rPr>
-              <w:instrText xml:space="preserve"> PAGEREF _Toc243815986 \h </w:instrText>
+              <w:instrText xml:space="preserve"> PAGEREF _Toc243926838 \h </w:instrText>
             </w:r>
             <w:r>
               <w:rPr>
@@ -2605,7 +2671,7 @@
               <w:szCs w:val="22"/>
             </w:rPr>
           </w:pPr>
-          <w:hyperlink w:anchor="_Toc243815987" w:history="1">
+          <w:hyperlink w:anchor="_Toc243926839" w:history="1">
             <w:r>
               <w:rPr>
                 <w:rStyle w:val="Hyperlink"/>
@@ -2629,7 +2695,7 @@
               <w:rPr>
                 <w:noProof/>
               </w:rPr>
-              <w:instrText xml:space="preserve"> PAGEREF _Toc243815987 \h </w:instrText>
+              <w:instrText xml:space="preserve"> PAGEREF _Toc243926839 \h </w:instrText>
             </w:r>
             <w:r>
               <w:rPr>
@@ -2670,7 +2736,7 @@
               <w:szCs w:val="22"/>
             </w:rPr>
           </w:pPr>
-          <w:hyperlink w:anchor="_Toc243815988" w:history="1">
+          <w:hyperlink w:anchor="_Toc243926840" w:history="1">
             <w:r>
               <w:rPr>
                 <w:rStyle w:val="Hyperlink"/>
@@ -2694,7 +2760,7 @@
               <w:rPr>
                 <w:noProof/>
               </w:rPr>
-              <w:instrText xml:space="preserve"> PAGEREF _Toc243815988 \h </w:instrText>
+              <w:instrText xml:space="preserve"> PAGEREF _Toc243926840 \h </w:instrText>
             </w:r>
             <w:r>
               <w:rPr>
@@ -2735,7 +2801,7 @@
               <w:szCs w:val="22"/>
             </w:rPr>
           </w:pPr>
-          <w:hyperlink w:anchor="_Toc243815989" w:history="1">
+          <w:hyperlink w:anchor="_Toc243926841" w:history="1">
             <w:r>
               <w:rPr>
                 <w:rStyle w:val="Hyperlink"/>
@@ -2759,7 +2825,7 @@
               <w:rPr>
                 <w:noProof/>
               </w:rPr>
-              <w:instrText xml:space="preserve"> PAGEREF _Toc243815989 \h </w:instrText>
+              <w:instrText xml:space="preserve"> PAGEREF _Toc243926841 \h </w:instrText>
             </w:r>
             <w:r>
               <w:rPr>
@@ -2800,7 +2866,7 @@
               <w:szCs w:val="22"/>
             </w:rPr>
           </w:pPr>
-          <w:hyperlink w:anchor="_Toc243815990" w:history="1">
+          <w:hyperlink w:anchor="_Toc243926842" w:history="1">
             <w:r>
               <w:rPr>
                 <w:rStyle w:val="Hyperlink"/>
@@ -2824,7 +2890,7 @@
               <w:rPr>
                 <w:noProof/>
               </w:rPr>
-              <w:instrText xml:space="preserve"> PAGEREF _Toc243815990 \h </w:instrText>
+              <w:instrText xml:space="preserve"> PAGEREF _Toc243926842 \h </w:instrText>
             </w:r>
             <w:r>
               <w:rPr>
@@ -2867,7 +2933,7 @@
       <w:pPr>
         <w:pStyle w:val="Heading1"/>
       </w:pPr>
-      <w:bookmarkStart w:id="1" w:name="_Toc243815983"/>
+      <w:bookmarkStart w:id="1" w:name="_Toc243926835"/>
       <w:r>
         <w:lastRenderedPageBreak/>
         <w:t>1  How to use this guide</w:t>
@@ -2891,7 +2957,7 @@
       <w:pPr>
         <w:pStyle w:val="Heading1"/>
       </w:pPr>
-      <w:bookmarkStart w:id="2" w:name="_Toc243815984"/>
+      <w:bookmarkStart w:id="2" w:name="_Toc243926836"/>
       <w:r>
         <w:lastRenderedPageBreak/>
         <w:t>2  Servers and database</w:t>
@@ -2914,7 +2980,7 @@
           <w:left w:w="10" w:type="dxa"/>
           <w:right w:w="10" w:type="dxa"/>
         </w:tblCellMar>
-        <w:tblLook w:val="04A0" w:firstRow="1" w:lastRow="0" w:firstColumn="1" w:lastColumn="0" w:noHBand="0" w:noVBand="1"/>
+        <w:tblLook w:val="0000" w:firstRow="0" w:lastRow="0" w:firstColumn="0" w:lastColumn="0" w:noHBand="0" w:noVBand="0"/>
       </w:tblPr>
       <w:tblGrid>
         <w:gridCol w:w="2770"/>
@@ -3045,7 +3111,16 @@
                 <w:sz w:val="19"/>
                 <w:szCs w:val="19"/>
               </w:rPr>
-              <w:t>The website or apps stop answering (since the move)</w:t>
+              <w:t>The website o</w:t>
+            </w:r>
+            <w:r>
+              <w:rPr>
+                <w:b/>
+                <w:bCs/>
+                <w:sz w:val="19"/>
+                <w:szCs w:val="19"/>
+              </w:rPr>
+              <w:t>r apps stop answering (since the move)</w:t>
             </w:r>
           </w:p>
         </w:tc>
@@ -3285,7 +3360,7 @@
           <w:left w:w="10" w:type="dxa"/>
           <w:right w:w="10" w:type="dxa"/>
         </w:tblCellMar>
-        <w:tblLook w:val="04A0" w:firstRow="1" w:lastRow="0" w:firstColumn="1" w:lastColumn="0" w:noHBand="0" w:noVBand="1"/>
+        <w:tblLook w:val="0000" w:firstRow="0" w:lastRow="0" w:firstColumn="0" w:lastColumn="0" w:noHBand="0" w:noVBand="0"/>
       </w:tblPr>
       <w:tblGrid>
         <w:gridCol w:w="2770"/>
@@ -4330,7 +4405,7 @@
       <w:pPr>
         <w:pStyle w:val="Heading1"/>
       </w:pPr>
-      <w:bookmarkStart w:id="3" w:name="_Toc243815985"/>
+      <w:bookmarkStart w:id="3" w:name="_Toc243926837"/>
       <w:r>
         <w:lastRenderedPageBreak/>
         <w:t>3  Mobile app</w:t>
@@ -4353,7 +4428,7 @@
           <w:left w:w="10" w:type="dxa"/>
           <w:right w:w="10" w:type="dxa"/>
         </w:tblCellMar>
-        <w:tblLook w:val="04A0" w:firstRow="1" w:lastRow="0" w:firstColumn="1" w:lastColumn="0" w:noHBand="0" w:noVBand="1"/>
+        <w:tblLook w:val="0000" w:firstRow="0" w:lastRow="0" w:firstColumn="0" w:lastColumn="0" w:noHBand="0" w:noVBand="0"/>
       </w:tblPr>
       <w:tblGrid>
         <w:gridCol w:w="2770"/>
@@ -4484,7 +4559,7 @@
                 <w:sz w:val="19"/>
                 <w:szCs w:val="19"/>
               </w:rPr>
-              <w:t>Home or the menu shows old details after a change on the desktop</w:t>
+              <w:t>The phone app signs in, then signs out at once</w:t>
             </w:r>
           </w:p>
         </w:tc>
@@ -4507,7 +4582,7 @@
                 <w:sz w:val="19"/>
                 <w:szCs w:val="19"/>
               </w:rPr>
-              <w:t>Before 24 October 2026 the phone kept what it read when the app opened</w:t>
+              <w:t>A copy from before the move (25 October 2026) still uses the old tunnel address: the company computer forwards it to dateroemwoods.co.ke, and the phone drops the sign-in pass on that forward, so every request after sign-in is refused</w:t>
             </w:r>
           </w:p>
         </w:tc>
@@ -4530,7 +4605,14 @@
                 <w:sz w:val="19"/>
                 <w:szCs w:val="19"/>
               </w:rPr>
-              <w:t>Go to another screen and back, or reopen the app: Home and the menu now load the latest each time</w:t>
+              <w:t>Install the current ap</w:t>
+            </w:r>
+            <w:r>
+              <w:rPr>
+                <w:sz w:val="19"/>
+                <w:szCs w:val="19"/>
+              </w:rPr>
+              <w:t>p from https://dateroemwoods.co.ke/downloadable/dateroem-wood-sales.apk over the old one (nothing on the phone is lost)</w:t>
             </w:r>
           </w:p>
         </w:tc>
@@ -4567,7 +4649,7 @@
                 <w:sz w:val="19"/>
                 <w:szCs w:val="19"/>
               </w:rPr>
-              <w:t>Home's company card says "Showing the copy kept on this phone"</w:t>
+              <w:t>Home or the menu shows old details after a change on the desktop</w:t>
             </w:r>
           </w:p>
         </w:tc>
@@ -4591,7 +4673,7 @@
                 <w:sz w:val="19"/>
                 <w:szCs w:val="19"/>
               </w:rPr>
-              <w:t>The phone couldn't reach the server when Home loaded</w:t>
+              <w:t>Before 24 October 2026 the phone kept what it read when the app opened</w:t>
             </w:r>
           </w:p>
         </w:tc>
@@ -4615,7 +4697,7 @@
                 <w:sz w:val="19"/>
                 <w:szCs w:val="19"/>
               </w:rPr>
-              <w:t>Check the phone's internet and that the servers and the Tunnel Router are running; Home updates by itself once it can reach them</w:t>
+              <w:t>Go to another screen and back, or reopen the app: Home and the menu now load the latest each time</w:t>
             </w:r>
           </w:p>
         </w:tc>
@@ -4651,7 +4733,7 @@
                 <w:sz w:val="19"/>
                 <w:szCs w:val="19"/>
               </w:rPr>
-              <w:t>A worker's document photo will not send</w:t>
+              <w:t>Home's company card says "Showing the copy kept on this phone"</w:t>
             </w:r>
           </w:p>
         </w:tc>
@@ -4674,7 +4756,7 @@
                 <w:sz w:val="19"/>
                 <w:szCs w:val="19"/>
               </w:rPr>
-              <w:t>Not a picture, or still larger than 3 MB after the phone shrank it</w:t>
+              <w:t>The phone couldn't reach the server when Home loaded</w:t>
             </w:r>
           </w:p>
         </w:tc>
@@ -4697,7 +4779,7 @@
                 <w:sz w:val="19"/>
                 <w:szCs w:val="19"/>
               </w:rPr>
-              <w:t>Take the photo again (flat, good light, every corner showing) or choose another</w:t>
+              <w:t>Check the phone's internet and that the servers and the Tunnel Router are running; Home updates by itself once it can reach them</w:t>
             </w:r>
           </w:p>
         </w:tc>
@@ -4734,7 +4816,7 @@
                 <w:sz w:val="19"/>
                 <w:szCs w:val="19"/>
               </w:rPr>
-              <w:t>Worker details still say Needs changes</w:t>
+              <w:t>A worker's document photo will not send</w:t>
             </w:r>
           </w:p>
         </w:tc>
@@ -4758,7 +4840,7 @@
                 <w:sz w:val="19"/>
                 <w:szCs w:val="19"/>
               </w:rPr>
-              <w:t>The SuperAdmin sent them back with a note</w:t>
+              <w:t>Not a picture, or still larger than 3 MB after the phone shrank it</w:t>
             </w:r>
           </w:p>
         </w:tc>
@@ -4782,7 +4864,7 @@
                 <w:sz w:val="19"/>
                 <w:szCs w:val="19"/>
               </w:rPr>
-              <w:t>Correct what the note says and save - they go back to be checked</w:t>
+              <w:t>Take the photo again (flat, good light, every corner showing) or choose another</w:t>
             </w:r>
           </w:p>
         </w:tc>
@@ -4818,7 +4900,7 @@
                 <w:sz w:val="19"/>
                 <w:szCs w:val="19"/>
               </w:rPr>
-              <w:t>A theme chosen on one device does not show on another that is open</w:t>
+              <w:t>Worker details still say Needs changes</w:t>
             </w:r>
           </w:p>
         </w:tc>
@@ -4841,7 +4923,7 @@
                 <w:sz w:val="19"/>
                 <w:szCs w:val="19"/>
               </w:rPr>
-              <w:t>By design: an open app keeps its theme until it is started again or someone signs in (the website: until the page is reloaded), so no one is affected while working</w:t>
+              <w:t>The SuperAdmin sent them back with a note</w:t>
             </w:r>
           </w:p>
         </w:tc>
@@ -4864,14 +4946,7 @@
                 <w:sz w:val="19"/>
                 <w:szCs w:val="19"/>
               </w:rPr>
-              <w:t>Close and reopen the app,</w:t>
-            </w:r>
-            <w:r>
-              <w:rPr>
-                <w:sz w:val="19"/>
-                <w:szCs w:val="19"/>
-              </w:rPr>
-              <w:t xml:space="preserve"> sign in again, or reload the website</w:t>
+              <w:t>Correct what the note says and save - they go back to be checked</w:t>
             </w:r>
           </w:p>
         </w:tc>
@@ -4908,7 +4983,7 @@
                 <w:sz w:val="19"/>
                 <w:szCs w:val="19"/>
               </w:rPr>
-              <w:t>The phone asked for the fingerprint after being turned sideways</w:t>
+              <w:t>A theme chosen on one device does not show on another that is open</w:t>
             </w:r>
           </w:p>
         </w:tc>
@@ -4932,7 +5007,7 @@
                 <w:sz w:val="19"/>
                 <w:szCs w:val="19"/>
               </w:rPr>
-              <w:t>Phone app before 20 October 2026 rebuilt its screen when turned</w:t>
+              <w:t>By design: an open app keeps its theme until it is started again or someone signs in (the website: until the page is reloaded), so no one is affected while working</w:t>
             </w:r>
           </w:p>
         </w:tc>
@@ -4956,7 +5031,14 @@
                 <w:sz w:val="19"/>
                 <w:szCs w:val="19"/>
               </w:rPr>
-              <w:t>Install the current app; turning the phone keeps it open and unlocked</w:t>
+              <w:t>Close and reopen the app,</w:t>
+            </w:r>
+            <w:r>
+              <w:rPr>
+                <w:sz w:val="19"/>
+                <w:szCs w:val="19"/>
+              </w:rPr>
+              <w:t xml:space="preserve"> sign in again, or reload the website</w:t>
             </w:r>
           </w:p>
         </w:tc>
@@ -4992,7 +5074,7 @@
                 <w:sz w:val="19"/>
                 <w:szCs w:val="19"/>
               </w:rPr>
-              <w:t>The app still shows the drawn forest or the tree icon</w:t>
+              <w:t>The phone asked for the fingerprint after being turned sideways</w:t>
             </w:r>
           </w:p>
         </w:tc>
@@ -5015,7 +5097,7 @@
                 <w:sz w:val="19"/>
                 <w:szCs w:val="19"/>
               </w:rPr>
-              <w:t>An older build is installed</w:t>
+              <w:t>Phone app before 20 October 2026 rebuilt its screen when turned</w:t>
             </w:r>
           </w:p>
         </w:tc>
@@ -5038,7 +5120,7 @@
                 <w:sz w:val="19"/>
                 <w:szCs w:val="19"/>
               </w:rPr>
-              <w:t>Install a build from 18 October 2026 or later; some launchers keep the old icon until the phone restarts</w:t>
+              <w:t>Install the current app; turning the phone keeps it open and unlocked</w:t>
             </w:r>
           </w:p>
         </w:tc>
@@ -5075,7 +5157,7 @@
                 <w:sz w:val="19"/>
                 <w:szCs w:val="19"/>
               </w:rPr>
-              <w:t>"Failed to connect to 127.0.0.1:8001"</w:t>
+              <w:t>The app still shows the drawn forest or the tree icon</w:t>
             </w:r>
           </w:p>
         </w:tc>
@@ -5099,7 +5181,7 @@
                 <w:sz w:val="19"/>
                 <w:szCs w:val="19"/>
               </w:rPr>
-              <w:t>USB phone: the adb reverse rule was lost after a reboot or re-plug</w:t>
+              <w:t>An older build is installed</w:t>
             </w:r>
           </w:p>
         </w:tc>
@@ -5123,7 +5205,7 @@
                 <w:sz w:val="19"/>
                 <w:szCs w:val="19"/>
               </w:rPr>
-              <w:t>Re-plug the phone with the Servers panel open (it re-applies the rule) or run adb reverse tcp:8001 tcp:8001</w:t>
+              <w:t>Install a build from 18 October 2026 or later; some launchers keep the old icon until the phone restarts</w:t>
             </w:r>
           </w:p>
         </w:tc>
@@ -5159,7 +5241,7 @@
                 <w:sz w:val="19"/>
                 <w:szCs w:val="19"/>
               </w:rPr>
-              <w:t>The phone can't reach the server once unplugged ("Can't reach the Dateroem server")</w:t>
+              <w:t>"Failed to connect to 127.0.0.1:8001"</w:t>
             </w:r>
           </w:p>
         </w:tc>
@@ -5182,7 +5264,7 @@
                 <w:sz w:val="19"/>
                 <w:szCs w:val="19"/>
               </w:rPr>
-              <w:t>The phone still has the USB test copy, which talks to the server only through the cable</w:t>
+              <w:t>USB phone: the adb reverse rule was lost after a reboot or re-plug</w:t>
             </w:r>
           </w:p>
         </w:tc>
@@ -5205,14 +5287,7 @@
                 <w:sz w:val="19"/>
                 <w:szCs w:val="19"/>
               </w:rPr>
-              <w:t>Put the internet copy back on: build it with the tunnel address (-PmobileBaseUrl) an</w:t>
-            </w:r>
-            <w:r>
-              <w:rPr>
-                <w:sz w:val="19"/>
-                <w:szCs w:val="19"/>
-              </w:rPr>
-              <w:t>d install it over USB, or download the shared copy</w:t>
+              <w:t>Re-plug the phone with the Servers panel open (it re-applies the rule) or run adb reverse tcp:8001 tcp:8001</w:t>
             </w:r>
           </w:p>
         </w:tc>
@@ -5249,7 +5324,7 @@
                 <w:sz w:val="19"/>
                 <w:szCs w:val="19"/>
               </w:rPr>
-              <w:t>"This app is for staff" at sign-in</w:t>
+              <w:t>The phone can't reach the server once unplugged ("Can't reach the Dateroem server")</w:t>
             </w:r>
           </w:p>
         </w:tc>
@@ -5273,7 +5348,7 @@
                 <w:sz w:val="19"/>
                 <w:szCs w:val="19"/>
               </w:rPr>
-              <w:t>A customer account: the phone app is for staff only (since 9 October 2026)</w:t>
+              <w:t>The phone still has the USB test copy, which talks to the server only through the cable</w:t>
             </w:r>
           </w:p>
         </w:tc>
@@ -5297,7 +5372,7 @@
                 <w:sz w:val="19"/>
                 <w:szCs w:val="19"/>
               </w:rPr>
-              <w:t>Customers use the website; a staff member needs a staff role (desktop Users section)</w:t>
+              <w:t>Put the internet copy back on: build it with the tunnel address (-PmobileBaseUrl) and install it over USB, or download the shared copy</w:t>
             </w:r>
           </w:p>
         </w:tc>
@@ -5333,7 +5408,7 @@
                 <w:sz w:val="19"/>
                 <w:szCs w:val="19"/>
               </w:rPr>
-              <w:t>Error 404 on every screen (shared APK)</w:t>
+              <w:t>"This app is for staff" at sign-in</w:t>
             </w:r>
           </w:p>
         </w:tc>
@@ -5356,7 +5431,7 @@
                 <w:sz w:val="19"/>
                 <w:szCs w:val="19"/>
               </w:rPr>
-              <w:t>Caddy not running, so the tunnel reaches the wrong place</w:t>
+              <w:t>A customer account: the phone app is for staff only (since 9 October 2026)</w:t>
             </w:r>
           </w:p>
         </w:tc>
@@ -5379,7 +5454,7 @@
                 <w:sz w:val="19"/>
                 <w:szCs w:val="19"/>
               </w:rPr>
-              <w:t>Start "Tunnel Router (Caddy)" and "Public Tunnel"</w:t>
+              <w:t>Customers use the website; a staff member needs a staff role (desktop Users section)</w:t>
             </w:r>
           </w:p>
         </w:tc>
@@ -5416,7 +5491,7 @@
                 <w:sz w:val="19"/>
                 <w:szCs w:val="19"/>
               </w:rPr>
-              <w:t>Cannot connect at all (shared APK)</w:t>
+              <w:t>Error 404 on every screen (shared APK)</w:t>
             </w:r>
           </w:p>
         </w:tc>
@@ -5440,7 +5515,7 @@
                 <w:sz w:val="19"/>
                 <w:szCs w:val="19"/>
               </w:rPr>
-              <w:t>Computer off, servers stopped, or tunnel offline</w:t>
+              <w:t>Caddy not running, so the tunnel reaches the wrong place</w:t>
             </w:r>
           </w:p>
         </w:tc>
@@ -5464,7 +5539,7 @@
                 <w:sz w:val="19"/>
                 <w:szCs w:val="19"/>
               </w:rPr>
-              <w:t>Start All on the company computer; check http://localhost:4040</w:t>
+              <w:t>Start "Tunnel Router (Caddy)" and "Public Tunnel"</w:t>
             </w:r>
           </w:p>
         </w:tc>
@@ -5500,7 +5575,7 @@
                 <w:sz w:val="19"/>
                 <w:szCs w:val="19"/>
               </w:rPr>
-              <w:t>Product photos missing</w:t>
+              <w:t>Cannot connect at all (shared APK)</w:t>
             </w:r>
           </w:p>
         </w:tc>
@@ -5523,7 +5598,7 @@
                 <w:sz w:val="19"/>
                 <w:szCs w:val="19"/>
               </w:rPr>
-              <w:t>Mobile server not running, or MEDIA_BASE_URL does not match the backend's media URL</w:t>
+              <w:t>Computer off, servers stopped, or tunnel offline</w:t>
             </w:r>
           </w:p>
         </w:tc>
@@ -5546,7 +5621,7 @@
                 <w:sz w:val="19"/>
                 <w:szCs w:val="19"/>
               </w:rPr>
-              <w:t>Start the mobile server; make the two settings equal</w:t>
+              <w:t>Start All on the company computer; check http://localhost:4040</w:t>
             </w:r>
           </w:p>
         </w:tc>
@@ -5583,7 +5658,7 @@
                 <w:sz w:val="19"/>
                 <w:szCs w:val="19"/>
               </w:rPr>
-              <w:t>"Your sign-in has expired"</w:t>
+              <w:t>Product photos missing</w:t>
             </w:r>
           </w:p>
         </w:tc>
@@ -5607,7 +5682,7 @@
                 <w:sz w:val="19"/>
                 <w:szCs w:val="19"/>
               </w:rPr>
-              <w:t>Sign-in token older than 30 days</w:t>
+              <w:t>Mobile server not running, or MEDIA_BASE_URL does not match the backend's media URL</w:t>
             </w:r>
           </w:p>
         </w:tc>
@@ -5631,7 +5706,7 @@
                 <w:sz w:val="19"/>
                 <w:szCs w:val="19"/>
               </w:rPr>
-              <w:t>Sign in again</w:t>
+              <w:t>Start the mobile server; make the two settings equal</w:t>
             </w:r>
           </w:p>
         </w:tc>
@@ -5667,7 +5742,7 @@
                 <w:sz w:val="19"/>
                 <w:szCs w:val="19"/>
               </w:rPr>
-              <w:t>"Waiting for approval" after signing in</w:t>
+              <w:t>"Your sign-in has expired"</w:t>
             </w:r>
           </w:p>
         </w:tc>
@@ -5690,7 +5765,7 @@
                 <w:sz w:val="19"/>
                 <w:szCs w:val="19"/>
               </w:rPr>
-              <w:t>The account already has an approved phone, or this is a new install (new phone, reinstalled app or cleared app storage)</w:t>
+              <w:t>Sign-in token older than 30 days</w:t>
             </w:r>
           </w:p>
         </w:tc>
@@ -5713,7 +5788,7 @@
                 <w:sz w:val="19"/>
                 <w:szCs w:val="19"/>
               </w:rPr>
-              <w:t>The SuperAdmin approves it in the desktop app, Users &gt; Phones (approving with replace blocks the old phone); then tap "Check again"</w:t>
+              <w:t>Sign in again</w:t>
             </w:r>
           </w:p>
         </w:tc>
@@ -5750,7 +5825,8 @@
                 <w:sz w:val="19"/>
                 <w:szCs w:val="19"/>
               </w:rPr>
-              <w:t>Signed out with "This phone is no longer approved for your account"</w:t>
+              <w:lastRenderedPageBreak/>
+              <w:t>"Waiting for approval" after signing in</w:t>
             </w:r>
           </w:p>
         </w:tc>
@@ -5774,7 +5850,7 @@
                 <w:sz w:val="19"/>
                 <w:szCs w:val="19"/>
               </w:rPr>
-              <w:t>The SuperAdmin blocked or replaced this phone, or an admin disabled the account</w:t>
+              <w:t>The account already has an approved phone, or this is a new install (new phone, reinstalled app or cleared app storage)</w:t>
             </w:r>
           </w:p>
         </w:tc>
@@ -5798,7 +5874,7 @@
                 <w:sz w:val="19"/>
                 <w:szCs w:val="19"/>
               </w:rPr>
-              <w:t>Ask the SuperAdmin; if it was a mistake they approve the phone again in Users &gt; Phones</w:t>
+              <w:t>The SuperAdmin approves it in the desktop app, Users &gt; Phones (approving with replace blocks the old phone); then tap "Check again"</w:t>
             </w:r>
           </w:p>
         </w:tc>
@@ -5834,8 +5910,7 @@
                 <w:sz w:val="19"/>
                 <w:szCs w:val="19"/>
               </w:rPr>
-              <w:lastRenderedPageBreak/>
-              <w:t>"This phone has been blocked for this account" at sign-in</w:t>
+              <w:t>Signed out with "This phone is no longer approved for your account"</w:t>
             </w:r>
           </w:p>
         </w:tc>
@@ -5858,7 +5933,7 @@
                 <w:sz w:val="19"/>
                 <w:szCs w:val="19"/>
               </w:rPr>
-              <w:t>The phone was rejected or blocked earlier</w:t>
+              <w:t>The SuperAdmin blocked or replaced this phone, or an admin disabled the account</w:t>
             </w:r>
           </w:p>
         </w:tc>
@@ -5881,7 +5956,7 @@
                 <w:sz w:val="19"/>
                 <w:szCs w:val="19"/>
               </w:rPr>
-              <w:t>The SuperAdmin can approve it again in Users &gt; Phones</w:t>
+              <w:t>Ask the SuperAdmin; if it was a mistake they approve the phone again in Users &gt; Phones</w:t>
             </w:r>
           </w:p>
         </w:tc>
@@ -5918,7 +5993,7 @@
                 <w:sz w:val="19"/>
                 <w:szCs w:val="19"/>
               </w:rPr>
-              <w:t>Signing in works but every screen then says "Please sign in again"</w:t>
+              <w:t>"This phone has been blocked for this account" at sign-in</w:t>
             </w:r>
           </w:p>
         </w:tc>
@@ -5942,7 +6017,7 @@
                 <w:sz w:val="19"/>
                 <w:szCs w:val="19"/>
               </w:rPr>
-              <w:t>A copy of the app built before 3 October 2026 (it has no phone key)</w:t>
+              <w:t>The phone was rejected or blocked earlier</w:t>
             </w:r>
           </w:p>
         </w:tc>
@@ -5966,7 +6041,7 @@
                 <w:sz w:val="19"/>
                 <w:szCs w:val="19"/>
               </w:rPr>
-              <w:t>Install the current APK from the download link</w:t>
+              <w:t>The SuperAdmin can approve it again in Users &gt; Phones</w:t>
             </w:r>
           </w:p>
         </w:tc>
@@ -6002,7 +6077,7 @@
                 <w:sz w:val="19"/>
                 <w:szCs w:val="19"/>
               </w:rPr>
-              <w:t>"The sign-in took too long - please try again"</w:t>
+              <w:t>Signing in works but every screen then says "Please sign in again"</w:t>
             </w:r>
           </w:p>
         </w:tc>
@@ -6025,7 +6100,7 @@
                 <w:sz w:val="19"/>
                 <w:szCs w:val="19"/>
               </w:rPr>
-              <w:t>More than 2 minutes passed during sign-in, or the backend restarted in the middle of it</w:t>
+              <w:t>A copy of the app built before 3 October 2026 (it has no phone key)</w:t>
             </w:r>
           </w:p>
         </w:tc>
@@ -6048,7 +6123,7 @@
                 <w:sz w:val="19"/>
                 <w:szCs w:val="19"/>
               </w:rPr>
-              <w:t>Sign in again</w:t>
+              <w:t>Install the current APK from the download link</w:t>
             </w:r>
           </w:p>
         </w:tc>
@@ -6085,7 +6160,7 @@
                 <w:sz w:val="19"/>
                 <w:szCs w:val="19"/>
               </w:rPr>
-              <w:t>"Set a screen lock first" instead of the app</w:t>
+              <w:t>"The sign-in took too long - please try again"</w:t>
             </w:r>
           </w:p>
         </w:tc>
@@ -6109,7 +6184,7 @@
                 <w:sz w:val="19"/>
                 <w:szCs w:val="19"/>
               </w:rPr>
-              <w:t>The phone has no fingerprint, PIN, pattern or password</w:t>
+              <w:t>More than 2 minutes passed during sign-in, or the backend restarted in the middle of it</w:t>
             </w:r>
           </w:p>
         </w:tc>
@@ -6133,7 +6208,7 @@
                 <w:sz w:val="19"/>
                 <w:szCs w:val="19"/>
               </w:rPr>
-              <w:t>Add a screen lock in the phone's Settings (the button opens the right page), then return to the app</w:t>
+              <w:t>Sign in again</w:t>
             </w:r>
           </w:p>
         </w:tc>
@@ -6169,7 +6244,7 @@
                 <w:sz w:val="19"/>
                 <w:szCs w:val="19"/>
               </w:rPr>
-              <w:t>Voice input does nothing, or "Voice needs the microphone ..." appears</w:t>
+              <w:t>"Set a screen lock first" instead of the app</w:t>
             </w:r>
           </w:p>
         </w:tc>
@@ -6192,7 +6267,7 @@
                 <w:sz w:val="19"/>
                 <w:szCs w:val="19"/>
               </w:rPr>
-              <w:t>The app's microphone permission is off (Android may have turned it off for an app not used for a while)</w:t>
+              <w:t>The phone has no fingerprint, PIN, pattern or password</w:t>
             </w:r>
           </w:p>
         </w:tc>
@@ -6215,7 +6290,7 @@
                 <w:sz w:val="19"/>
                 <w:szCs w:val="19"/>
               </w:rPr>
-              <w:t>Tap the microphone again and allow it; if Android no longer asks, press "Open settings" in the notice and allow Permissions &gt; Microphone</w:t>
+              <w:t>Add a screen lock in the phone's Settings (the button opens the right page), then return to the app</w:t>
             </w:r>
           </w:p>
         </w:tc>
@@ -6252,7 +6327,7 @@
                 <w:sz w:val="19"/>
                 <w:szCs w:val="19"/>
               </w:rPr>
-              <w:t>A campaign on the website is not featured although it is Active</w:t>
+              <w:t>Voice input does nothing, or "Voice needs the microphone ..." appears</w:t>
             </w:r>
           </w:p>
         </w:tc>
@@ -6276,7 +6351,7 @@
                 <w:sz w:val="19"/>
                 <w:szCs w:val="19"/>
               </w:rPr>
-              <w:t>It has no products, or today is outside its dates</w:t>
+              <w:t>The app's microphone permission is off (Android may have turned it off for an app not used for a while)</w:t>
             </w:r>
           </w:p>
         </w:tc>
@@ -6300,7 +6375,14 @@
                 <w:sz w:val="19"/>
                 <w:szCs w:val="19"/>
               </w:rPr>
-              <w:t>Open the campaign, choose its products ("Products in this campaign") and check the start and end dates</w:t>
+              <w:t>Tap the microphone again and allow it; if Android no longer asks, press "Open sett</w:t>
+            </w:r>
+            <w:r>
+              <w:rPr>
+                <w:sz w:val="19"/>
+                <w:szCs w:val="19"/>
+              </w:rPr>
+              <w:t>ings" in the notice and allow Permissions &gt; Microphone</w:t>
             </w:r>
           </w:p>
         </w:tc>
@@ -6336,7 +6418,7 @@
                 <w:sz w:val="19"/>
                 <w:szCs w:val="19"/>
               </w:rPr>
-              <w:t>SMS Sync screen not visible</w:t>
+              <w:t>A campaign on the website is not featured although it is Active</w:t>
             </w:r>
           </w:p>
         </w:tc>
@@ -6359,7 +6441,7 @@
                 <w:sz w:val="19"/>
                 <w:szCs w:val="19"/>
               </w:rPr>
-              <w:t>This account is not the one allowed to sync SMS</w:t>
+              <w:t>It has no products, or today is outside its dates</w:t>
             </w:r>
           </w:p>
         </w:tc>
@@ -6382,7 +6464,7 @@
                 <w:sz w:val="19"/>
                 <w:szCs w:val="19"/>
               </w:rPr>
-              <w:t>In the desktop Users section, mark the company phone's account (only one may be marked)</w:t>
+              <w:t>Open the campaign, choose its products ("Products in this campaign") and check the start and end dates</w:t>
             </w:r>
           </w:p>
         </w:tc>
@@ -6419,6 +6501,90 @@
                 <w:sz w:val="19"/>
                 <w:szCs w:val="19"/>
               </w:rPr>
+              <w:t>SMS Sync screen not visible</w:t>
+            </w:r>
+          </w:p>
+        </w:tc>
+        <w:tc>
+          <w:tcPr>
+            <w:tcW w:w="3011" w:type="dxa"/>
+            <w:shd w:val="clear" w:color="auto" w:fill="F4F5F3"/>
+            <w:tcMar>
+              <w:top w:w="50" w:type="dxa"/>
+              <w:left w:w="90" w:type="dxa"/>
+              <w:bottom w:w="50" w:type="dxa"/>
+              <w:right w:w="90" w:type="dxa"/>
+            </w:tcMar>
+          </w:tcPr>
+          <w:p>
+            <w:pPr>
+              <w:spacing w:after="20" w:line="252" w:lineRule="auto"/>
+            </w:pPr>
+            <w:r>
+              <w:rPr>
+                <w:sz w:val="19"/>
+                <w:szCs w:val="19"/>
+              </w:rPr>
+              <w:t>This account is not the one allowed to sync SMS</w:t>
+            </w:r>
+          </w:p>
+        </w:tc>
+        <w:tc>
+          <w:tcPr>
+            <w:tcW w:w="3857" w:type="dxa"/>
+            <w:shd w:val="clear" w:color="auto" w:fill="F4F5F3"/>
+            <w:tcMar>
+              <w:top w:w="50" w:type="dxa"/>
+              <w:left w:w="90" w:type="dxa"/>
+              <w:bottom w:w="50" w:type="dxa"/>
+              <w:right w:w="90" w:type="dxa"/>
+            </w:tcMar>
+          </w:tcPr>
+          <w:p>
+            <w:pPr>
+              <w:spacing w:after="20" w:line="252" w:lineRule="auto"/>
+            </w:pPr>
+            <w:r>
+              <w:rPr>
+                <w:sz w:val="19"/>
+                <w:szCs w:val="19"/>
+              </w:rPr>
+              <w:t>In the desktop Users section, mark the company phone's account (only one may be marked)</w:t>
+            </w:r>
+          </w:p>
+        </w:tc>
+      </w:tr>
+      <w:tr>
+        <w:tblPrEx>
+          <w:tblCellMar>
+            <w:top w:w="0" w:type="dxa"/>
+            <w:bottom w:w="0" w:type="dxa"/>
+          </w:tblCellMar>
+        </w:tblPrEx>
+        <w:trPr>
+          <w:cantSplit/>
+        </w:trPr>
+        <w:tc>
+          <w:tcPr>
+            <w:tcW w:w="2770" w:type="dxa"/>
+            <w:tcMar>
+              <w:top w:w="50" w:type="dxa"/>
+              <w:left w:w="90" w:type="dxa"/>
+              <w:bottom w:w="50" w:type="dxa"/>
+              <w:right w:w="90" w:type="dxa"/>
+            </w:tcMar>
+          </w:tcPr>
+          <w:p>
+            <w:pPr>
+              <w:spacing w:after="20" w:line="252" w:lineRule="auto"/>
+            </w:pPr>
+            <w:r>
+              <w:rPr>
+                <w:b/>
+                <w:bCs/>
+                <w:sz w:val="19"/>
+                <w:szCs w:val="19"/>
+              </w:rPr>
               <w:t>Command-line Gradle build fails (jlink missing)</w:t>
             </w:r>
           </w:p>
@@ -6426,7 +6592,6 @@
         <w:tc>
           <w:tcPr>
             <w:tcW w:w="3011" w:type="dxa"/>
-            <w:shd w:val="clear" w:color="auto" w:fill="F4F5F3"/>
             <w:tcMar>
               <w:top w:w="50" w:type="dxa"/>
               <w:left w:w="90" w:type="dxa"/>
@@ -6450,7 +6615,6 @@
         <w:tc>
           <w:tcPr>
             <w:tcW w:w="3857" w:type="dxa"/>
-            <w:shd w:val="clear" w:color="auto" w:fill="F4F5F3"/>
             <w:tcMar>
               <w:top w:w="50" w:type="dxa"/>
               <w:left w:w="90" w:type="dxa"/>
@@ -6487,7 +6651,7 @@
       <w:pPr>
         <w:pStyle w:val="Heading1"/>
       </w:pPr>
-      <w:bookmarkStart w:id="4" w:name="_Toc243815986"/>
+      <w:bookmarkStart w:id="4" w:name="_Toc243926838"/>
       <w:r>
         <w:lastRenderedPageBreak/>
         <w:t>4  Website</w:t>
@@ -6510,7 +6674,7 @@
           <w:left w:w="10" w:type="dxa"/>
           <w:right w:w="10" w:type="dxa"/>
         </w:tblCellMar>
-        <w:tblLook w:val="04A0" w:firstRow="1" w:lastRow="0" w:firstColumn="1" w:lastColumn="0" w:noHBand="0" w:noVBand="1"/>
+        <w:tblLook w:val="0000" w:firstRow="0" w:lastRow="0" w:firstColumn="0" w:lastColumn="0" w:noHBand="0" w:noVBand="0"/>
       </w:tblPr>
       <w:tblGrid>
         <w:gridCol w:w="2770"/>
@@ -6641,7 +6805,7 @@
                 <w:sz w:val="19"/>
                 <w:szCs w:val="19"/>
               </w:rPr>
-              <w:t>Choose a new password keeps appearing</w:t>
+              <w:t>There is no Updates (bell) button</w:t>
             </w:r>
           </w:p>
         </w:tc>
@@ -6664,7 +6828,7 @@
                 <w:sz w:val="19"/>
                 <w:szCs w:val="19"/>
               </w:rPr>
-              <w:t>An admin reset the password; the temporary one only allows choosing a new one</w:t>
+              <w:t>No notice is showing: none written, all drafts, or their last day has passed</w:t>
             </w:r>
           </w:p>
         </w:tc>
@@ -6687,7 +6851,7 @@
                 <w:sz w:val="19"/>
                 <w:szCs w:val="19"/>
               </w:rPr>
-              <w:t>Enter the temporary password, then a new password of your own (8 or more characters, letters and numbers)</w:t>
+              <w:t>Desktop app &gt; Notices: write one, or Edit one - give it a new last day and tick Show on the website</w:t>
             </w:r>
           </w:p>
         </w:tc>
@@ -6724,7 +6888,7 @@
                 <w:sz w:val="19"/>
                 <w:szCs w:val="19"/>
               </w:rPr>
-              <w:t>A staff member can't change their phone number in their profile</w:t>
+              <w:t>A campaign is missing from Featured</w:t>
             </w:r>
           </w:p>
         </w:tc>
@@ -6748,7 +6912,7 @@
                 <w:sz w:val="19"/>
                 <w:szCs w:val="19"/>
               </w:rPr>
-              <w:t>By design: payouts go to it</w:t>
+              <w:t>It is retired, not Active, outside its dates or has no product</w:t>
             </w:r>
           </w:p>
         </w:tc>
@@ -6772,7 +6936,7 @@
                 <w:sz w:val="19"/>
                 <w:szCs w:val="19"/>
               </w:rPr>
-              <w:t>An admin changes it in the desktop app: Users &gt; Edit</w:t>
+              <w:t>Marketing in the desktop or phone app: Bring back, set it Active, check its dates and Products</w:t>
             </w:r>
           </w:p>
         </w:tc>
@@ -6808,7 +6972,7 @@
                 <w:sz w:val="19"/>
                 <w:szCs w:val="19"/>
               </w:rPr>
-              <w:t>Track my order says it can't find the order</w:t>
+              <w:t>Choose a new password keeps appearing</w:t>
             </w:r>
           </w:p>
         </w:tc>
@@ -6831,7 +6995,7 @@
                 <w:sz w:val="19"/>
                 <w:szCs w:val="19"/>
               </w:rPr>
-              <w:t>A mistyped ticket or phone digits, an order opened by staff (no customer phone on record), or the account's phone number was changed</w:t>
+              <w:t>An admin reset the password; the temporary one only allows choosing a new one</w:t>
             </w:r>
           </w:p>
         </w:tc>
@@ -6854,14 +7018,7 @@
                 <w:sz w:val="19"/>
                 <w:szCs w:val="19"/>
               </w:rPr>
-              <w:t>Check the ticket (DW- and six letters or digits) and the last 3 digits of the p</w:t>
-            </w:r>
-            <w:r>
-              <w:rPr>
-                <w:sz w:val="19"/>
-                <w:szCs w:val="19"/>
-              </w:rPr>
-              <w:t>hone on the account; staff can look the ticket up in Insights &gt; Orders</w:t>
+              <w:t>Enter the temporary password, then a new password of your own (8 or more characters, letters and numbers)</w:t>
             </w:r>
           </w:p>
         </w:tc>
@@ -6898,7 +7055,7 @@
                 <w:sz w:val="19"/>
                 <w:szCs w:val="19"/>
               </w:rPr>
-              <w:t>Track my order says "Too many tries for this ticket"</w:t>
+              <w:t>A staff member can't change their phone number in their profile</w:t>
             </w:r>
           </w:p>
         </w:tc>
@@ -6922,7 +7079,7 @@
                 <w:sz w:val="19"/>
                 <w:szCs w:val="19"/>
               </w:rPr>
-              <w:t>Five wrong answers for that ticket within half an hour</w:t>
+              <w:t>By design: payouts go to it</w:t>
             </w:r>
           </w:p>
         </w:tc>
@@ -6946,7 +7103,7 @@
                 <w:sz w:val="19"/>
                 <w:szCs w:val="19"/>
               </w:rPr>
-              <w:t>Wait half an hour, or help the customer by phone; the count clears after a right answer</w:t>
+              <w:t>An admin changes it in the desktop app: Users &gt; Edit</w:t>
             </w:r>
           </w:p>
         </w:tc>
@@ -6982,7 +7139,7 @@
                 <w:sz w:val="19"/>
                 <w:szCs w:val="19"/>
               </w:rPr>
-              <w:t>A customer can see (or can't see) the driver and number plate</w:t>
+              <w:t>Track my order says it can't find the order</w:t>
             </w:r>
           </w:p>
         </w:tc>
@@ -7005,7 +7162,7 @@
                 <w:sz w:val="19"/>
                 <w:szCs w:val="19"/>
               </w:rPr>
-              <w:t>Share driver is on (or off) for that delivery</w:t>
+              <w:t>A mistyped ticket or phone digits, an order opened by staff (no customer phone on record), or the account's phone number was changed</w:t>
             </w:r>
           </w:p>
         </w:tc>
@@ -7028,7 +7185,14 @@
                 <w:sz w:val="19"/>
                 <w:szCs w:val="19"/>
               </w:rPr>
-              <w:t>Desktop: the trip's Deliveries tab, Share Driver / Stop Sharing Driver. Phone: the trip's light deliveries, Share driver with customers</w:t>
+              <w:t>Check the ticket (DW- and six letters or digits) and the last 3 digits of the p</w:t>
+            </w:r>
+            <w:r>
+              <w:rPr>
+                <w:sz w:val="19"/>
+                <w:szCs w:val="19"/>
+              </w:rPr>
+              <w:t>hone on the account; staff can look the ticket up in Insights &gt; Orders</w:t>
             </w:r>
           </w:p>
         </w:tc>
@@ -7065,7 +7229,7 @@
                 <w:sz w:val="19"/>
                 <w:szCs w:val="19"/>
               </w:rPr>
-              <w:t>The website works on this computer but not on phones or anywhere outside</w:t>
+              <w:t>Track my order says "Too many tries for this ticket"</w:t>
             </w:r>
           </w:p>
         </w:tc>
@@ -7089,7 +7253,7 @@
                 <w:sz w:val="19"/>
                 <w:szCs w:val="19"/>
               </w:rPr>
-              <w:t>The Tunnel Router (Caddy) is not running - ngrok and the other servers can be up without it (8 October 2026, after an internet drop)</w:t>
+              <w:t>Five wrong answers for that ticket within half an hour</w:t>
             </w:r>
           </w:p>
         </w:tc>
@@ -7113,7 +7277,7 @@
                 <w:sz w:val="19"/>
                 <w:szCs w:val="19"/>
               </w:rPr>
-              <w:t>Desktop app, Servers: start "Tunnel Router (Caddy)"; inside Ubuntu, curl http://127.0.0.1:9099/ should answer 200</w:t>
+              <w:t>Wait half an hour, or help the customer by phone; the count clears after a right answer</w:t>
             </w:r>
           </w:p>
         </w:tc>
@@ -7149,7 +7313,7 @@
                 <w:sz w:val="19"/>
                 <w:szCs w:val="19"/>
               </w:rPr>
-              <w:t>A product disappeared from the shop</w:t>
+              <w:t>A customer can see (or can't see) the driver and number plate</w:t>
             </w:r>
           </w:p>
         </w:tc>
@@ -7172,7 +7336,7 @@
                 <w:sz w:val="19"/>
                 <w:szCs w:val="19"/>
               </w:rPr>
-              <w:t>An admin retired it</w:t>
+              <w:t>Share driver is on (or off) for that delivery</w:t>
             </w:r>
           </w:p>
         </w:tc>
@@ -7195,7 +7359,7 @@
                 <w:sz w:val="19"/>
                 <w:szCs w:val="19"/>
               </w:rPr>
-              <w:t>Desktop Products (retired rows are brown) or the phone app: Bring back</w:t>
+              <w:t>Desktop: the trip's Deliveries tab, Share Driver / Stop Sharing Driver. Phone: the trip's light deliveries, Share driver with customers</w:t>
             </w:r>
           </w:p>
         </w:tc>
@@ -7232,7 +7396,7 @@
                 <w:sz w:val="19"/>
                 <w:szCs w:val="19"/>
               </w:rPr>
-              <w:t>The Bulk Orders page has no slideshow</w:t>
+              <w:t>The website works on this computer but not on phones or anywhere outside</w:t>
             </w:r>
           </w:p>
         </w:tc>
@@ -7256,7 +7420,7 @@
                 <w:sz w:val="19"/>
                 <w:szCs w:val="19"/>
               </w:rPr>
-              <w:t>No pictures have been added (or all were removed)</w:t>
+              <w:t>The Tunnel Router (Caddy) is not running - ngrok and the other servers can be up without it (8 October 2026, after an internet drop)</w:t>
             </w:r>
           </w:p>
         </w:tc>
@@ -7280,7 +7444,7 @@
                 <w:sz w:val="19"/>
                 <w:szCs w:val="19"/>
               </w:rPr>
-              <w:t>Marketing &gt; Bulk order pictures in the phone or desktop app</w:t>
+              <w:t>Desktop app, Servers: start "Tunnel Router (Caddy)"; inside Ubuntu, curl http://127.0.0.1:9099/ should answer 200</w:t>
             </w:r>
           </w:p>
         </w:tc>
@@ -7316,7 +7480,7 @@
                 <w:sz w:val="19"/>
                 <w:szCs w:val="19"/>
               </w:rPr>
-              <w:t>A new bulk order picture is not on the website yet</w:t>
+              <w:t>A product disappeared from the shop</w:t>
             </w:r>
           </w:p>
         </w:tc>
@@ -7339,7 +7503,7 @@
                 <w:sz w:val="19"/>
                 <w:szCs w:val="19"/>
               </w:rPr>
-              <w:t>The page was opened before it was added</w:t>
+              <w:t>An admin retired it</w:t>
             </w:r>
           </w:p>
         </w:tc>
@@ -7362,7 +7526,7 @@
                 <w:sz w:val="19"/>
                 <w:szCs w:val="19"/>
               </w:rPr>
-              <w:t>Reload the page; the website asks for the pictures each time the page opens</w:t>
+              <w:t>Desktop Products (retired rows are brown) or the phone app: Bring back</w:t>
             </w:r>
           </w:p>
         </w:tc>
@@ -7399,7 +7563,7 @@
                 <w:sz w:val="19"/>
                 <w:szCs w:val="19"/>
               </w:rPr>
-              <w:t>A customer gets no SMS code</w:t>
+              <w:t>The Bulk Orders page has no slideshow</w:t>
             </w:r>
           </w:p>
         </w:tc>
@@ -7423,7 +7587,7 @@
                 <w:sz w:val="19"/>
                 <w:szCs w:val="19"/>
               </w:rPr>
-              <w:t>Their number is not on Airtel (codes go to Airtel numbers only for now - those numbers go straight on without one), the Africa's Talking balance is empty, or the number cannot receive texts</w:t>
+              <w:t>No pictures have been added (or all were removed)</w:t>
             </w:r>
           </w:p>
         </w:tc>
@@ -7447,14 +7611,7 @@
                 <w:sz w:val="19"/>
                 <w:szCs w:val="19"/>
               </w:rPr>
-              <w:t>Otherwise look for "Africa's Talking" lines in the backend log; t</w:t>
-            </w:r>
-            <w:r>
-              <w:rPr>
-                <w:sz w:val="19"/>
-                <w:szCs w:val="19"/>
-              </w:rPr>
-              <w:t>op up the balance (codes pause for 10 minutes by themselves and customers carry on meanwhile); the customer can ask for a new code after a minute</w:t>
+              <w:t>Marketing &gt; Bulk order pictures in the phone or desktop app</w:t>
             </w:r>
           </w:p>
         </w:tc>
@@ -7490,7 +7647,7 @@
                 <w:sz w:val="19"/>
                 <w:szCs w:val="19"/>
               </w:rPr>
-              <w:t>"Please confirm your phone number first" at checkout</w:t>
+              <w:t>A new bulk order picture is not on the website yet</w:t>
             </w:r>
           </w:p>
         </w:tc>
@@ -7513,7 +7670,7 @@
                 <w:sz w:val="19"/>
                 <w:szCs w:val="19"/>
               </w:rPr>
-              <w:t>The account was made before SMS codes, or an admin changed its number</w:t>
+              <w:t>The page was opened before it was added</w:t>
             </w:r>
           </w:p>
         </w:tc>
@@ -7536,7 +7693,7 @@
                 <w:sz w:val="19"/>
                 <w:szCs w:val="19"/>
               </w:rPr>
-              <w:t>The customer types the code sent to their phone in the window that opens; checkout then goes on as before</w:t>
+              <w:t>Reload the page; the website asks for the pictures each time the page opens</w:t>
             </w:r>
           </w:p>
         </w:tc>
@@ -7573,7 +7730,7 @@
                 <w:sz w:val="19"/>
                 <w:szCs w:val="19"/>
               </w:rPr>
-              <w:t>"Too many codes ..." when asking for a code</w:t>
+              <w:t>A customer gets no SMS code</w:t>
             </w:r>
           </w:p>
         </w:tc>
@@ -7597,7 +7754,7 @@
                 <w:sz w:val="19"/>
                 <w:szCs w:val="19"/>
               </w:rPr>
-              <w:t>The limits: one code a minute, 3 in 15 minutes and 8 a day per number</w:t>
+              <w:t>Their number is not on Airtel (codes go to Airtel numbers only for now - those numbers go straight on without one), the Africa's Talking balance is empty, or the number cannot receive texts</w:t>
             </w:r>
           </w:p>
         </w:tc>
@@ -7621,7 +7778,14 @@
                 <w:sz w:val="19"/>
                 <w:szCs w:val="19"/>
               </w:rPr>
-              <w:t>Wait as the message says; the limits protect customers and the SMS balance</w:t>
+              <w:t>Otherwise look for "Africa's Talking" lines in the backend log; t</w:t>
+            </w:r>
+            <w:r>
+              <w:rPr>
+                <w:sz w:val="19"/>
+                <w:szCs w:val="19"/>
+              </w:rPr>
+              <w:t>op up the balance (codes pause for 10 minutes by themselves and customers carry on meanwhile); the customer can ask for a new code after a minute</w:t>
             </w:r>
           </w:p>
         </w:tc>
@@ -7657,7 +7821,7 @@
                 <w:sz w:val="19"/>
                 <w:szCs w:val="19"/>
               </w:rPr>
-              <w:t>An upload or form fails at once with error 413 or 502</w:t>
+              <w:t>"Please confirm your phone number first" at checkout</w:t>
             </w:r>
           </w:p>
         </w:tc>
@@ -7680,7 +7844,7 @@
                 <w:sz w:val="19"/>
                 <w:szCs w:val="19"/>
               </w:rPr>
-              <w:t>It is larger than the router allows (phone app and desktop servers 70 MB, website server and payment callbacks 1 MB)</w:t>
+              <w:t>The account was made before SMS codes, or an admin changed its number</w:t>
             </w:r>
           </w:p>
         </w:tc>
@@ -7703,14 +7867,7 @@
                 <w:sz w:val="19"/>
                 <w:szCs w:val="19"/>
               </w:rPr>
-              <w:t>Send a smaller file (a shorter video); if bigger files are really needed, raise max_size for that path in the Caddyfile and reload the rout</w:t>
-            </w:r>
-            <w:r>
-              <w:rPr>
-                <w:sz w:val="19"/>
-                <w:szCs w:val="19"/>
-              </w:rPr>
-              <w:t>er</w:t>
+              <w:t>The customer types the code sent to their phone in the window that opens; checkout then goes on as before</w:t>
             </w:r>
           </w:p>
         </w:tc>
@@ -7747,7 +7904,7 @@
                 <w:sz w:val="19"/>
                 <w:szCs w:val="19"/>
               </w:rPr>
-              <w:t>Desktop app: "Video too large" or "Photos only" when choosing a file</w:t>
+              <w:t>"Too many codes ..." when asking for a code</w:t>
             </w:r>
           </w:p>
         </w:tc>
@@ -7771,7 +7928,7 @@
                 <w:sz w:val="19"/>
                 <w:szCs w:val="19"/>
               </w:rPr>
-              <w:t>Campaign videos can be up to 60 MB; a product takes a photo, not a video</w:t>
+              <w:t>The limits: one code a minute, 3 in 15 minutes and 8 a day per number</w:t>
             </w:r>
           </w:p>
         </w:tc>
@@ -7795,7 +7952,7 @@
                 <w:sz w:val="19"/>
                 <w:szCs w:val="19"/>
               </w:rPr>
-              <w:t>Choose a shorter or smaller video (or a photo); for a product, choose a photo</w:t>
+              <w:t>Wait as the message says; the limits protect customers and the SMS balance</w:t>
             </w:r>
           </w:p>
         </w:tc>
@@ -7831,8 +7988,7 @@
                 <w:sz w:val="19"/>
                 <w:szCs w:val="19"/>
               </w:rPr>
-              <w:lastRenderedPageBreak/>
-              <w:t>Desktop app: a product or campaign form says "Admin or SuperAdmin only" or "Only JPEG photos" on Save</w:t>
+              <w:t>An upload or form fails at once with error 413 or 502</w:t>
             </w:r>
           </w:p>
         </w:tc>
@@ -7855,7 +8011,7 @@
                 <w:sz w:val="19"/>
                 <w:szCs w:val="19"/>
               </w:rPr>
-              <w:t>The photo or video was refused by the admin server (wrong account, or the file is not what its name says)</w:t>
+              <w:t>It is larger than the router allows (phone app and desktop servers 70 MB, website server and payment callbacks 1 MB)</w:t>
             </w:r>
           </w:p>
         </w:tc>
@@ -7878,14 +8034,14 @@
                 <w:sz w:val="19"/>
                 <w:szCs w:val="19"/>
               </w:rPr>
-              <w:t>Sign in as an Admin; choose the file again - pho</w:t>
-            </w:r>
-            <w:r>
-              <w:rPr>
-                <w:sz w:val="19"/>
-                <w:szCs w:val="19"/>
-              </w:rPr>
-              <w:t>tos are converted to JPEG by the app itself</w:t>
+              <w:t>Send a smaller file (a shorter video); if bigger files are really needed, raise max_size for that path in the Caddyfile and reload the rout</w:t>
+            </w:r>
+            <w:r>
+              <w:rPr>
+                <w:sz w:val="19"/>
+                <w:szCs w:val="19"/>
+              </w:rPr>
+              <w:t>er</w:t>
             </w:r>
           </w:p>
         </w:tc>
@@ -7922,7 +8078,8 @@
                 <w:sz w:val="19"/>
                 <w:szCs w:val="19"/>
               </w:rPr>
-              <w:t>A problem on the hosted server, after the move</w:t>
+              <w:lastRenderedPageBreak/>
+              <w:t>Desktop app: "Video too large" or "Photos only" when choosing a file</w:t>
             </w:r>
           </w:p>
         </w:tc>
@@ -7946,7 +8103,7 @@
                 <w:sz w:val="19"/>
                 <w:szCs w:val="19"/>
               </w:rPr>
-              <w:t>See the guide</w:t>
+              <w:t>Campaign videos can be up to 60 MB; a product takes a photo, not a video</w:t>
             </w:r>
           </w:p>
         </w:tc>
@@ -7970,7 +8127,7 @@
                 <w:sz w:val="19"/>
                 <w:szCs w:val="19"/>
               </w:rPr>
-              <w:t>Hosting and Deployment Guide (DWS-CFG-03), "Problems after the move"; on the server: sudo bash /srv/dateroem/deploy/scripts/check-server.sh</w:t>
+              <w:t>Choose a shorter or smaller video (or a photo); for a product, choose a photo</w:t>
             </w:r>
           </w:p>
         </w:tc>
@@ -8006,7 +8163,7 @@
                 <w:sz w:val="19"/>
                 <w:szCs w:val="19"/>
               </w:rPr>
-              <w:t>The email buttons on the Help and Bulk Orders pages open the email app, not the "Send us an email" window</w:t>
+              <w:t>Desktop app: a product or campaign form says "Admin or SuperAdmin only" or "Only JPEG photos" on Save</w:t>
             </w:r>
           </w:p>
         </w:tc>
@@ -8029,7 +8186,7 @@
                 <w:sz w:val="19"/>
                 <w:szCs w:val="19"/>
               </w:rPr>
-              <w:t>SMTP_USER or SMTP_APP_PASSWORD is missing from frontend/.env</w:t>
+              <w:t>The photo or video was refused by the admin server (wrong account, or the file is not what its name says)</w:t>
             </w:r>
           </w:p>
         </w:tc>
@@ -8052,7 +8209,14 @@
                 <w:sz w:val="19"/>
                 <w:szCs w:val="19"/>
               </w:rPr>
-              <w:t>Add both (Configuration and Secrets Reference) and restart Frontend BFF</w:t>
+              <w:t>Sign in as an Admin; choose the file again - pho</w:t>
+            </w:r>
+            <w:r>
+              <w:rPr>
+                <w:sz w:val="19"/>
+                <w:szCs w:val="19"/>
+              </w:rPr>
+              <w:t>tos are converted to JPEG by the app itself</w:t>
             </w:r>
           </w:p>
         </w:tc>
@@ -8089,7 +8253,7 @@
                 <w:sz w:val="19"/>
                 <w:szCs w:val="19"/>
               </w:rPr>
-              <w:t>"Sending isn't working right now" in the Send us an email window</w:t>
+              <w:t>A problem on the hosted server, after the move</w:t>
             </w:r>
           </w:p>
         </w:tc>
@@ -8113,7 +8277,7 @@
                 <w:sz w:val="19"/>
                 <w:szCs w:val="19"/>
               </w:rPr>
-              <w:t>Gmail refused the App Password (the Gmail password was changed or the App Password removed), Gmail's daily limit was reached, or the server has no internet</w:t>
+              <w:t>See the guide</w:t>
             </w:r>
           </w:p>
         </w:tc>
@@ -8137,14 +8301,7 @@
                 <w:sz w:val="19"/>
                 <w:szCs w:val="19"/>
               </w:rPr>
-              <w:t>Create a new App Password and repla</w:t>
-            </w:r>
-            <w:r>
-              <w:rPr>
-                <w:sz w:val="19"/>
-                <w:szCs w:val="19"/>
-              </w:rPr>
-              <w:t>ce it in frontend/.env, restart Frontend BFF; meanwhile customers can use "Prefer your own email app? Open it" at the bottom of the window</w:t>
+              <w:t>Hosting and Deployment Guide (DWS-CFG-03), "Problems after the move"; on the server: sudo bash /srv/dateroem/deploy/scripts/check-server.sh</w:t>
             </w:r>
           </w:p>
         </w:tc>
@@ -8180,7 +8337,7 @@
                 <w:sz w:val="19"/>
                 <w:szCs w:val="19"/>
               </w:rPr>
-              <w:t>"You have sent several messages already" or "We are receiving a lot of messages"</w:t>
+              <w:t>The email buttons on the Help and Bulk Orders pages open the email app, not the "Send us an email" window</w:t>
             </w:r>
           </w:p>
         </w:tc>
@@ -8203,7 +8360,7 @@
                 <w:sz w:val="19"/>
                 <w:szCs w:val="19"/>
               </w:rPr>
-              <w:t>The form's limits (per address, and for the whole site)</w:t>
+              <w:t>SMTP_USER or SMTP_APP_PASSWORD is missing from frontend/.env</w:t>
             </w:r>
           </w:p>
         </w:tc>
@@ -8226,7 +8383,7 @@
                 <w:sz w:val="19"/>
                 <w:szCs w:val="19"/>
               </w:rPr>
-              <w:t>Expected for repeated sending; limits are in app/core/support_mail.py</w:t>
+              <w:t>Add both (Configuration and Secrets Reference) and restart Frontend BFF</w:t>
             </w:r>
           </w:p>
         </w:tc>
@@ -8263,7 +8420,7 @@
                 <w:sz w:val="19"/>
                 <w:szCs w:val="19"/>
               </w:rPr>
-              <w:t>A question is missing from the Help page</w:t>
+              <w:t>"Sending isn't working right now" in the Send us an email window</w:t>
             </w:r>
           </w:p>
         </w:tc>
@@ -8287,7 +8444,7 @@
                 <w:sz w:val="19"/>
                 <w:szCs w:val="19"/>
               </w:rPr>
-              <w:t>It is hidden ("Show on the website" unticked) or deleted</w:t>
+              <w:t>Gmail refused the App Password (the Gmail password was changed or the App Password removed), Gmail's daily limit was reached, or the server has no internet</w:t>
             </w:r>
           </w:p>
         </w:tc>
@@ -8311,7 +8468,14 @@
                 <w:sz w:val="19"/>
                 <w:szCs w:val="19"/>
               </w:rPr>
-              <w:t>Desktop app, FAQs: Edit it and tick Show on the website, or find it under Show deleted and Restore it</w:t>
+              <w:t>Create a new App Password and repla</w:t>
+            </w:r>
+            <w:r>
+              <w:rPr>
+                <w:sz w:val="19"/>
+                <w:szCs w:val="19"/>
+              </w:rPr>
+              <w:t>ce it in frontend/.env, restart Frontend BFF; meanwhile customers can use "Prefer your own email app? Open it" at the bottom of the window</w:t>
             </w:r>
           </w:p>
         </w:tc>
@@ -8347,7 +8511,7 @@
                 <w:sz w:val="19"/>
                 <w:szCs w:val="19"/>
               </w:rPr>
-              <w:t>The Help page shows no questions at all</w:t>
+              <w:t>"You have sent several messages already" or "We are receiving a lot of messages"</w:t>
             </w:r>
           </w:p>
         </w:tc>
@@ -8370,7 +8534,7 @@
                 <w:sz w:val="19"/>
                 <w:szCs w:val="19"/>
               </w:rPr>
-              <w:t>The website server or the backend is not answering, or every question is hidden</w:t>
+              <w:t>The form's limits (per address, and for the whole site)</w:t>
             </w:r>
           </w:p>
         </w:tc>
@@ -8393,7 +8557,7 @@
                 <w:sz w:val="19"/>
                 <w:szCs w:val="19"/>
               </w:rPr>
-              <w:t>Start the servers; check the FAQs list in the desktop app</w:t>
+              <w:t>Expected for repeated sending; limits are in app/core/support_mail.py</w:t>
             </w:r>
           </w:p>
         </w:tc>
@@ -8430,7 +8594,7 @@
                 <w:sz w:val="19"/>
                 <w:szCs w:val="19"/>
               </w:rPr>
-              <w:t>White page or constant reloading over the public address</w:t>
+              <w:t>A question is missing from the Help page</w:t>
             </w:r>
           </w:p>
         </w:tc>
@@ -8454,7 +8618,7 @@
                 <w:sz w:val="19"/>
                 <w:szCs w:val="19"/>
               </w:rPr>
-              <w:t>The public address was pointed at the development server</w:t>
+              <w:t>It is hidden ("Show on the website" unticked) or deleted</w:t>
             </w:r>
           </w:p>
         </w:tc>
@@ -8478,7 +8642,7 @@
                 <w:sz w:val="19"/>
                 <w:szCs w:val="19"/>
               </w:rPr>
-              <w:t>Use the public build (port 4173), which Caddy serves</w:t>
+              <w:t>Desktop app, FAQs: Edit it and tick Show on the website, or find it under Show deleted and Restore it</w:t>
             </w:r>
           </w:p>
         </w:tc>
@@ -8514,7 +8678,7 @@
                 <w:sz w:val="19"/>
                 <w:szCs w:val="19"/>
               </w:rPr>
-              <w:t>Refreshing a page shows raw data instead of the page</w:t>
+              <w:t>The Help page shows no questions at all</w:t>
             </w:r>
           </w:p>
         </w:tc>
@@ -8537,7 +8701,7 @@
                 <w:sz w:val="19"/>
                 <w:szCs w:val="19"/>
               </w:rPr>
-              <w:t>A server call path clashing with a page path</w:t>
+              <w:t>The website server or the backend is not answering, or every question is hidden</w:t>
             </w:r>
           </w:p>
         </w:tc>
@@ -8560,7 +8724,7 @@
                 <w:sz w:val="19"/>
                 <w:szCs w:val="19"/>
               </w:rPr>
-              <w:t>All server calls must use the /svc prefix (vite.config.js); keep new calls under /svc</w:t>
+              <w:t>Start the servers; check the FAQs list in the desktop app</w:t>
             </w:r>
           </w:p>
         </w:tc>
@@ -8597,7 +8761,7 @@
                 <w:sz w:val="19"/>
                 <w:szCs w:val="19"/>
               </w:rPr>
-              <w:t>A greyed "Continue with Google" with "Google sign-in is coming soon"</w:t>
+              <w:t>White page or constant reloading over the public address</w:t>
             </w:r>
           </w:p>
         </w:tc>
@@ -8621,7 +8785,7 @@
                 <w:sz w:val="19"/>
                 <w:szCs w:val="19"/>
               </w:rPr>
-              <w:t>The backend has no Google client id (app.google.client-id or GOOGLE_CLIENT_ID is empty)</w:t>
+              <w:t>The public address was pointed at the development server</w:t>
             </w:r>
           </w:p>
         </w:tc>
@@ -8645,7 +8809,7 @@
                 <w:sz w:val="19"/>
                 <w:szCs w:val="19"/>
               </w:rPr>
-              <w:t>Restore the Dateroem client id in application.properties, or set GOOGLE_CLIENT_ID, and restart the backend (DWS-CFG-01)</w:t>
+              <w:t>Use the public build (port 4173), which Caddy serves</w:t>
             </w:r>
           </w:p>
         </w:tc>
@@ -8681,7 +8845,7 @@
                 <w:sz w:val="19"/>
                 <w:szCs w:val="19"/>
               </w:rPr>
-              <w:t>A greyed "Continue with Google" with "Google can't be reached right now"</w:t>
+              <w:t>Refreshing a page shows raw data instead of the page</w:t>
             </w:r>
           </w:p>
         </w:tc>
@@ -8704,7 +8868,7 @@
                 <w:sz w:val="19"/>
                 <w:szCs w:val="19"/>
               </w:rPr>
-              <w:t>The website could not reach the backend, or Google's sign-in script did not load</w:t>
+              <w:t>A server call path clashing with a page path</w:t>
             </w:r>
           </w:p>
         </w:tc>
@@ -8727,7 +8891,7 @@
                 <w:sz w:val="19"/>
                 <w:szCs w:val="19"/>
               </w:rPr>
-              <w:t>Check the backend and website server are running and the computer is online; refresh the page</w:t>
+              <w:t>All server calls must use the /svc prefix (vite.config.js); keep new calls under /svc</w:t>
             </w:r>
           </w:p>
         </w:tc>
@@ -8764,7 +8928,7 @@
                 <w:sz w:val="19"/>
                 <w:szCs w:val="19"/>
               </w:rPr>
-              <w:t>Google sign-in pop-up error about the origin or redirect</w:t>
+              <w:t>A greyed "Continue with Google" with "Google sign-in is coming soon"</w:t>
             </w:r>
           </w:p>
         </w:tc>
@@ -8788,7 +8952,7 @@
                 <w:sz w:val="19"/>
                 <w:szCs w:val="19"/>
               </w:rPr>
-              <w:t>The page address is not an authorised origin of the Dateroem web client</w:t>
+              <w:t>The backend has no Google client id (app.google.client-id or GOOGLE_CLIENT_ID is empty)</w:t>
             </w:r>
           </w:p>
         </w:tc>
@@ -8812,14 +8976,7 @@
                 <w:sz w:val="19"/>
                 <w:szCs w:val="19"/>
               </w:rPr>
-              <w:t>In Google Cloud Console (project "Dateroem", APIs and Services &gt; Credentials) add the address under Authorised JavaScript origi</w:t>
-            </w:r>
-            <w:r>
-              <w:rPr>
-                <w:sz w:val="19"/>
-                <w:szCs w:val="19"/>
-              </w:rPr>
-              <w:t>ns</w:t>
+              <w:t>Restore the Dateroem client id in application.properties, or set GOOGLE_CLIENT_ID, and restart the backend (DWS-CFG-01)</w:t>
             </w:r>
           </w:p>
         </w:tc>
@@ -8855,7 +9012,7 @@
                 <w:sz w:val="19"/>
                 <w:szCs w:val="19"/>
               </w:rPr>
-              <w:t>Google says access is blocked, or that the app is being tested</w:t>
+              <w:t>A greyed "Continue with Google" with "Google can't be reached right now"</w:t>
             </w:r>
           </w:p>
         </w:tc>
@@ -8878,7 +9035,7 @@
                 <w:sz w:val="19"/>
                 <w:szCs w:val="19"/>
               </w:rPr>
-              <w:t>The Google sign-in app is still in Testing, which admits only its listed test users</w:t>
+              <w:t>The website could not reach the backend, or Google's sign-in script did not load</w:t>
             </w:r>
           </w:p>
         </w:tc>
@@ -8901,7 +9058,7 @@
                 <w:sz w:val="19"/>
                 <w:szCs w:val="19"/>
               </w:rPr>
-              <w:t>Google Cloud Console &gt; Google Auth Platform &gt; Audience: Publish app (or add the person as a test user)</w:t>
+              <w:t>Check the backend and website server are running and the computer is online; refresh the page</w:t>
             </w:r>
           </w:p>
         </w:tc>
@@ -8938,7 +9095,7 @@
                 <w:sz w:val="19"/>
                 <w:szCs w:val="19"/>
               </w:rPr>
-              <w:t>"An account here already uses &lt;email&gt;. Please sign in with its username and password."</w:t>
+              <w:t>Google sign-in pop-up error about the origin or redirect</w:t>
             </w:r>
           </w:p>
         </w:tc>
@@ -8962,7 +9119,7 @@
                 <w:sz w:val="19"/>
                 <w:szCs w:val="19"/>
               </w:rPr>
-              <w:t>Someone signs in with Google using an email that an ordinary account already has; they are never joined automatically</w:t>
+              <w:t>The page address is not an authorised origin of the Dateroem web client</w:t>
             </w:r>
           </w:p>
         </w:tc>
@@ -8986,14 +9143,14 @@
                 <w:sz w:val="19"/>
                 <w:szCs w:val="19"/>
               </w:rPr>
-              <w:t xml:space="preserve">Sign in to that account with its username or email </w:t>
-            </w:r>
-            <w:r>
-              <w:rPr>
-                <w:sz w:val="19"/>
-                <w:szCs w:val="19"/>
-              </w:rPr>
-              <w:t>and password</w:t>
+              <w:t>In Google Cloud Console (project "Dateroem", APIs and Services &gt; Credentials) add the address under Authorised JavaScript origi</w:t>
+            </w:r>
+            <w:r>
+              <w:rPr>
+                <w:sz w:val="19"/>
+                <w:szCs w:val="19"/>
+              </w:rPr>
+              <w:t>ns</w:t>
             </w:r>
           </w:p>
         </w:tc>
@@ -9029,7 +9186,181 @@
                 <w:sz w:val="19"/>
                 <w:szCs w:val="19"/>
               </w:rPr>
+              <w:t>Google says access is blocked, or that the app is being tested</w:t>
+            </w:r>
+          </w:p>
+        </w:tc>
+        <w:tc>
+          <w:tcPr>
+            <w:tcW w:w="3011" w:type="dxa"/>
+            <w:tcMar>
+              <w:top w:w="50" w:type="dxa"/>
+              <w:left w:w="90" w:type="dxa"/>
+              <w:bottom w:w="50" w:type="dxa"/>
+              <w:right w:w="90" w:type="dxa"/>
+            </w:tcMar>
+          </w:tcPr>
+          <w:p>
+            <w:pPr>
+              <w:spacing w:after="20" w:line="252" w:lineRule="auto"/>
+            </w:pPr>
+            <w:r>
+              <w:rPr>
+                <w:sz w:val="19"/>
+                <w:szCs w:val="19"/>
+              </w:rPr>
+              <w:t>The Google sign-in app is still in Testing, which admits only its listed test users</w:t>
+            </w:r>
+          </w:p>
+        </w:tc>
+        <w:tc>
+          <w:tcPr>
+            <w:tcW w:w="3857" w:type="dxa"/>
+            <w:tcMar>
+              <w:top w:w="50" w:type="dxa"/>
+              <w:left w:w="90" w:type="dxa"/>
+              <w:bottom w:w="50" w:type="dxa"/>
+              <w:right w:w="90" w:type="dxa"/>
+            </w:tcMar>
+          </w:tcPr>
+          <w:p>
+            <w:pPr>
+              <w:spacing w:after="20" w:line="252" w:lineRule="auto"/>
+            </w:pPr>
+            <w:r>
+              <w:rPr>
+                <w:sz w:val="19"/>
+                <w:szCs w:val="19"/>
+              </w:rPr>
+              <w:t>Google Cloud Console &gt; Google Auth Platform &gt; Audience: Publish app (or add the person as a test user)</w:t>
+            </w:r>
+          </w:p>
+        </w:tc>
+      </w:tr>
+      <w:tr>
+        <w:tblPrEx>
+          <w:tblCellMar>
+            <w:top w:w="0" w:type="dxa"/>
+            <w:bottom w:w="0" w:type="dxa"/>
+          </w:tblCellMar>
+        </w:tblPrEx>
+        <w:trPr>
+          <w:cantSplit/>
+        </w:trPr>
+        <w:tc>
+          <w:tcPr>
+            <w:tcW w:w="2770" w:type="dxa"/>
+            <w:shd w:val="clear" w:color="auto" w:fill="F4F5F3"/>
+            <w:tcMar>
+              <w:top w:w="50" w:type="dxa"/>
+              <w:left w:w="90" w:type="dxa"/>
+              <w:bottom w:w="50" w:type="dxa"/>
+              <w:right w:w="90" w:type="dxa"/>
+            </w:tcMar>
+          </w:tcPr>
+          <w:p>
+            <w:pPr>
+              <w:spacing w:after="20" w:line="252" w:lineRule="auto"/>
+            </w:pPr>
+            <w:r>
+              <w:rPr>
+                <w:b/>
+                <w:bCs/>
+                <w:sz w:val="19"/>
+                <w:szCs w:val="19"/>
+              </w:rPr>
               <w:lastRenderedPageBreak/>
+              <w:t>"An account here already uses &lt;email&gt;. Please sign in with its username and password."</w:t>
+            </w:r>
+          </w:p>
+        </w:tc>
+        <w:tc>
+          <w:tcPr>
+            <w:tcW w:w="3011" w:type="dxa"/>
+            <w:shd w:val="clear" w:color="auto" w:fill="F4F5F3"/>
+            <w:tcMar>
+              <w:top w:w="50" w:type="dxa"/>
+              <w:left w:w="90" w:type="dxa"/>
+              <w:bottom w:w="50" w:type="dxa"/>
+              <w:right w:w="90" w:type="dxa"/>
+            </w:tcMar>
+          </w:tcPr>
+          <w:p>
+            <w:pPr>
+              <w:spacing w:after="20" w:line="252" w:lineRule="auto"/>
+            </w:pPr>
+            <w:r>
+              <w:rPr>
+                <w:sz w:val="19"/>
+                <w:szCs w:val="19"/>
+              </w:rPr>
+              <w:t>Someone signs in with Google using an email that an ordinary account already has; they are never joined automatically</w:t>
+            </w:r>
+          </w:p>
+        </w:tc>
+        <w:tc>
+          <w:tcPr>
+            <w:tcW w:w="3857" w:type="dxa"/>
+            <w:shd w:val="clear" w:color="auto" w:fill="F4F5F3"/>
+            <w:tcMar>
+              <w:top w:w="50" w:type="dxa"/>
+              <w:left w:w="90" w:type="dxa"/>
+              <w:bottom w:w="50" w:type="dxa"/>
+              <w:right w:w="90" w:type="dxa"/>
+            </w:tcMar>
+          </w:tcPr>
+          <w:p>
+            <w:pPr>
+              <w:spacing w:after="20" w:line="252" w:lineRule="auto"/>
+            </w:pPr>
+            <w:r>
+              <w:rPr>
+                <w:sz w:val="19"/>
+                <w:szCs w:val="19"/>
+              </w:rPr>
+              <w:t xml:space="preserve">Sign in to that account with its username or email </w:t>
+            </w:r>
+            <w:r>
+              <w:rPr>
+                <w:sz w:val="19"/>
+                <w:szCs w:val="19"/>
+              </w:rPr>
+              <w:t>and password</w:t>
+            </w:r>
+          </w:p>
+        </w:tc>
+      </w:tr>
+      <w:tr>
+        <w:tblPrEx>
+          <w:tblCellMar>
+            <w:top w:w="0" w:type="dxa"/>
+            <w:bottom w:w="0" w:type="dxa"/>
+          </w:tblCellMar>
+        </w:tblPrEx>
+        <w:trPr>
+          <w:cantSplit/>
+        </w:trPr>
+        <w:tc>
+          <w:tcPr>
+            <w:tcW w:w="2770" w:type="dxa"/>
+            <w:tcMar>
+              <w:top w:w="50" w:type="dxa"/>
+              <w:left w:w="90" w:type="dxa"/>
+              <w:bottom w:w="50" w:type="dxa"/>
+              <w:right w:w="90" w:type="dxa"/>
+            </w:tcMar>
+          </w:tcPr>
+          <w:p>
+            <w:pPr>
+              <w:spacing w:after="20" w:line="252" w:lineRule="auto"/>
+            </w:pPr>
+            <w:r>
+              <w:rPr>
+                <w:b/>
+                <w:bCs/>
+                <w:sz w:val="19"/>
+                <w:szCs w:val="19"/>
+              </w:rPr>
               <w:t>Sign-up: "The email domain ... doesn't exist or can't receive email"</w:t>
             </w:r>
           </w:p>
@@ -9597,7 +9928,7 @@
       <w:pPr>
         <w:pStyle w:val="Heading1"/>
       </w:pPr>
-      <w:bookmarkStart w:id="5" w:name="_Toc243815987"/>
+      <w:bookmarkStart w:id="5" w:name="_Toc243926839"/>
       <w:r>
         <w:lastRenderedPageBreak/>
         <w:t>5  Payments</w:t>
@@ -9620,7 +9951,7 @@
           <w:left w:w="10" w:type="dxa"/>
           <w:right w:w="10" w:type="dxa"/>
         </w:tblCellMar>
-        <w:tblLook w:val="04A0" w:firstRow="1" w:lastRow="0" w:firstColumn="1" w:lastColumn="0" w:noHBand="0" w:noVBand="1"/>
+        <w:tblLook w:val="0000" w:firstRow="0" w:lastRow="0" w:firstColumn="0" w:lastColumn="0" w:noHBand="0" w:noVBand="0"/>
       </w:tblPr>
       <w:tblGrid>
         <w:gridCol w:w="2770"/>
@@ -10570,7 +10901,7 @@
       <w:pPr>
         <w:pStyle w:val="Heading1"/>
       </w:pPr>
-      <w:bookmarkStart w:id="6" w:name="_Toc243815988"/>
+      <w:bookmarkStart w:id="6" w:name="_Toc243926840"/>
       <w:r>
         <w:lastRenderedPageBreak/>
         <w:t>6  AI assistant</w:t>
@@ -10593,7 +10924,7 @@
           <w:left w:w="10" w:type="dxa"/>
           <w:right w:w="10" w:type="dxa"/>
         </w:tblCellMar>
-        <w:tblLook w:val="04A0" w:firstRow="1" w:lastRow="0" w:firstColumn="1" w:lastColumn="0" w:noHBand="0" w:noVBand="1"/>
+        <w:tblLook w:val="0000" w:firstRow="0" w:lastRow="0" w:firstColumn="0" w:lastColumn="0" w:noHBand="0" w:noVBand="0"/>
       </w:tblPr>
       <w:tblGrid>
         <w:gridCol w:w="2770"/>
@@ -11124,7 +11455,7 @@
       <w:pPr>
         <w:pStyle w:val="Heading1"/>
       </w:pPr>
-      <w:bookmarkStart w:id="7" w:name="_Toc243815989"/>
+      <w:bookmarkStart w:id="7" w:name="_Toc243926841"/>
       <w:r>
         <w:lastRenderedPageBreak/>
         <w:t>7  Desktop app</w:t>
@@ -11147,7 +11478,7 @@
           <w:left w:w="10" w:type="dxa"/>
           <w:right w:w="10" w:type="dxa"/>
         </w:tblCellMar>
-        <w:tblLook w:val="04A0" w:firstRow="1" w:lastRow="0" w:firstColumn="1" w:lastColumn="0" w:noHBand="0" w:noVBand="1"/>
+        <w:tblLook w:val="0000" w:firstRow="0" w:lastRow="0" w:firstColumn="0" w:lastColumn="0" w:noHBand="0" w:noVBand="0"/>
       </w:tblPr>
       <w:tblGrid>
         <w:gridCol w:w="2770"/>
@@ -11278,7 +11609,7 @@
                 <w:sz w:val="19"/>
                 <w:szCs w:val="19"/>
               </w:rPr>
-              <w:t>A new Groq or M-Pesa key in application.properties isn't used</w:t>
+              <w:t>There is no Notices item in the menu</w:t>
             </w:r>
           </w:p>
         </w:tc>
@@ -11301,7 +11632,7 @@
                 <w:sz w:val="19"/>
                 <w:szCs w:val="19"/>
               </w:rPr>
-              <w:t>A start command exports the old value (an export wins over the file) - until 24 October 2026 the Groq key was exported in run_backend.sh, start_backend.sh and server_manager.py</w:t>
+              <w:t>The app was opened before the update (26 October 2026), or it is an older shared copy</w:t>
             </w:r>
           </w:p>
         </w:tc>
@@ -11324,14 +11655,7 @@
                 <w:sz w:val="19"/>
                 <w:szCs w:val="19"/>
               </w:rPr>
-              <w:t xml:space="preserve">Remove that export, then restart the backend. Close and reopen the desktop app </w:t>
-            </w:r>
-            <w:r>
-              <w:rPr>
-                <w:sz w:val="19"/>
-                <w:szCs w:val="19"/>
-              </w:rPr>
-              <w:t>before restarting the backend from its Servers panel: it keeps the start command it read when it opened</w:t>
+              <w:t>Close and reopen it; on other computers install the new copy</w:t>
             </w:r>
           </w:p>
         </w:tc>
@@ -11368,7 +11692,7 @@
                 <w:sz w:val="19"/>
                 <w:szCs w:val="19"/>
               </w:rPr>
-              <w:t>A change looks saved, but reopening shows the old value</w:t>
+              <w:t>A new Groq or M-Pesa key in application.properties isn't used</w:t>
             </w:r>
           </w:p>
         </w:tc>
@@ -11392,7 +11716,7 @@
                 <w:sz w:val="19"/>
                 <w:szCs w:val="19"/>
               </w:rPr>
-              <w:t>A field dropped between the app and the backend (like the Company phone tick before 24 October 2026), or an emptied box meaning "keep"</w:t>
+              <w:t>A start command exports the old value (an export wins over the file) - until 24 October 2026 the Groq key was exported in run_backend.sh, start_backend.sh and server_manager.py</w:t>
             </w:r>
           </w:p>
         </w:tc>
@@ -11416,7 +11740,14 @@
                 <w:sz w:val="19"/>
                 <w:szCs w:val="19"/>
               </w:rPr>
-              <w:t>Run python3 scripts/check_field_flow.py; it names the field and where it is lost</w:t>
+              <w:t xml:space="preserve">Remove that export, then restart the backend. Close and reopen the desktop app </w:t>
+            </w:r>
+            <w:r>
+              <w:rPr>
+                <w:sz w:val="19"/>
+                <w:szCs w:val="19"/>
+              </w:rPr>
+              <w:t>before restarting the backend from its Servers panel: it keeps the start command it read when it opened</w:t>
             </w:r>
           </w:p>
         </w:tc>
@@ -11452,7 +11783,7 @@
                 <w:sz w:val="19"/>
                 <w:szCs w:val="19"/>
               </w:rPr>
-              <w:t>A delivery area has no map pin</w:t>
+              <w:t>A change looks saved, but reopening shows the old value</w:t>
             </w:r>
           </w:p>
         </w:tc>
@@ -11475,7 +11806,7 @@
                 <w:sz w:val="19"/>
                 <w:szCs w:val="19"/>
               </w:rPr>
-              <w:t>Before 24 October 2026 an edit from the phone emptied it</w:t>
+              <w:t>A field dropped between the app and the backend (like the Company phone tick before 24 October 2026), or an emptied box meaning "keep"</w:t>
             </w:r>
           </w:p>
         </w:tc>
@@ -11498,7 +11829,7 @@
                 <w:sz w:val="19"/>
                 <w:szCs w:val="19"/>
               </w:rPr>
-              <w:t>Add the coordinates again in Delivery Areas &gt; Edit (phone edits keep it now)</w:t>
+              <w:t>Run python3 scripts/check_field_flow.py; it names the field and where it is lost</w:t>
             </w:r>
           </w:p>
         </w:tc>
@@ -11535,7 +11866,7 @@
                 <w:sz w:val="19"/>
                 <w:szCs w:val="19"/>
               </w:rPr>
-              <w:t>Worker details say "not set up on the server yet"</w:t>
+              <w:t>A delivery area has no map pin</w:t>
             </w:r>
           </w:p>
         </w:tc>
@@ -11559,7 +11890,7 @@
                 <w:sz w:val="19"/>
                 <w:szCs w:val="19"/>
               </w:rPr>
-              <w:t>The backend has no app.workers.data-secret (for example after a move where it wasn't copied)</w:t>
+              <w:t>Before 24 October 2026 an edit from the phone emptied it</w:t>
             </w:r>
           </w:p>
         </w:tc>
@@ -11583,7 +11914,7 @@
                 <w:sz w:val="19"/>
                 <w:szCs w:val="19"/>
               </w:rPr>
-              <w:t>Copy the key from the old application.properties (or the owner's copy) into the backend's settings and restart the backend. Do not make a new key</w:t>
+              <w:t>Add the coordinates again in Delivery Areas &gt; Edit (phone edits keep it now)</w:t>
             </w:r>
           </w:p>
         </w:tc>
@@ -11619,7 +11950,7 @@
                 <w:sz w:val="19"/>
                 <w:szCs w:val="19"/>
               </w:rPr>
-              <w:t>There is no Open Details button in Worker Details</w:t>
+              <w:t>Worker details say "not set up on the server yet"</w:t>
             </w:r>
           </w:p>
         </w:tc>
@@ -11642,7 +11973,7 @@
                 <w:sz w:val="19"/>
                 <w:szCs w:val="19"/>
               </w:rPr>
-              <w:t>Only the SuperAdmin opens staff details</w:t>
+              <w:t>The backend has no app.workers.data-secret (for example after a move where it wasn't copied)</w:t>
             </w:r>
           </w:p>
         </w:tc>
@@ -11665,7 +11996,7 @@
                 <w:sz w:val="19"/>
                 <w:szCs w:val="19"/>
               </w:rPr>
-              <w:t>Ask the SuperAdmin</w:t>
+              <w:t>Copy the key from the old application.properties (or the owner's copy) into the backend's settings and restart the backend. Do not make a new key</w:t>
             </w:r>
           </w:p>
         </w:tc>
@@ -11702,7 +12033,7 @@
                 <w:sz w:val="19"/>
                 <w:szCs w:val="19"/>
               </w:rPr>
-              <w:t>An order is red (LATE) in Orders</w:t>
+              <w:t>There is no Open Details button in Worker Details</w:t>
             </w:r>
           </w:p>
         </w:tc>
@@ -11726,7 +12057,7 @@
                 <w:sz w:val="19"/>
                 <w:szCs w:val="19"/>
               </w:rPr>
-              <w:t>It is still waiting for a delivery and the date the customer was promised has passed</w:t>
+              <w:t>Only the SuperAdmin opens staff details</w:t>
             </w:r>
           </w:p>
         </w:tc>
@@ -11750,7 +12081,7 @@
                 <w:sz w:val="19"/>
                 <w:szCs w:val="19"/>
               </w:rPr>
-              <w:t>Put it on the next delivery going that way; consider telling the customer the new date</w:t>
+              <w:t>Ask the SuperAdmin</w:t>
             </w:r>
           </w:p>
         </w:tc>
@@ -11786,7 +12117,7 @@
                 <w:sz w:val="19"/>
                 <w:szCs w:val="19"/>
               </w:rPr>
-              <w:t>An order is orange (DUE SOON)</w:t>
+              <w:t>An order is red (LATE) in Orders</w:t>
             </w:r>
           </w:p>
         </w:tc>
@@ -11809,7 +12140,7 @@
                 <w:sz w:val="19"/>
                 <w:szCs w:val="19"/>
               </w:rPr>
-              <w:t>It is close to its promised date - the last quarter of the time promised, at least 5 days before</w:t>
+              <w:t>It is still waiting for a delivery and the date the customer was promised has passed</w:t>
             </w:r>
           </w:p>
         </w:tc>
@@ -11832,7 +12163,7 @@
                 <w:sz w:val="19"/>
                 <w:szCs w:val="19"/>
               </w:rPr>
-              <w:t>Assign it to a delivery that arrives by the promised date</w:t>
+              <w:t>Put it on the next delivery going that way; consider telling the customer the new date</w:t>
             </w:r>
           </w:p>
         </w:tc>
@@ -11869,7 +12200,7 @@
                 <w:sz w:val="19"/>
                 <w:szCs w:val="19"/>
               </w:rPr>
-              <w:t>A phone shows an old company card</w:t>
+              <w:t>An order is orange (DUE SOON)</w:t>
             </w:r>
           </w:p>
         </w:tc>
@@ -11893,7 +12224,7 @@
                 <w:sz w:val="19"/>
                 <w:szCs w:val="19"/>
               </w:rPr>
-              <w:t>It was offline when Home opened, so it shows the copy it kept</w:t>
+              <w:t>It is close to its promised date - the last quarter of the time promised, at least 5 days before</w:t>
             </w:r>
           </w:p>
         </w:tc>
@@ -11917,7 +12248,7 @@
                 <w:sz w:val="19"/>
                 <w:szCs w:val="19"/>
               </w:rPr>
-              <w:t>Open Home again once the phone is online; only the SuperAdmin changes the card</w:t>
+              <w:t>Assign it to a delivery that arrives by the promised date</w:t>
             </w:r>
           </w:p>
         </w:tc>
@@ -11953,7 +12284,7 @@
                 <w:sz w:val="19"/>
                 <w:szCs w:val="19"/>
               </w:rPr>
-              <w:t>Someone forgot their password</w:t>
+              <w:t>A phone shows an old company card</w:t>
             </w:r>
           </w:p>
         </w:tc>
@@ -11976,7 +12307,7 @@
                 <w:sz w:val="19"/>
                 <w:szCs w:val="19"/>
               </w:rPr>
-              <w:t>Passwords can't be read by anyone</w:t>
+              <w:t>It was offline when Home opened, so it shows the copy it kept</w:t>
             </w:r>
           </w:p>
         </w:tc>
@@ -11999,7 +12330,7 @@
                 <w:sz w:val="19"/>
                 <w:szCs w:val="19"/>
               </w:rPr>
-              <w:t>An admin opens Users, selects the account and presses Reset Password, then gives the person the temporary password in person or by phone (an Admin's only by the SuperAdmin)</w:t>
+              <w:t>Open Home again once the phone is online; only the SuperAdmin changes the card</w:t>
             </w:r>
           </w:p>
         </w:tc>
@@ -12036,7 +12367,7 @@
                 <w:sz w:val="19"/>
                 <w:szCs w:val="19"/>
               </w:rPr>
-              <w:t>The app locked itself</w:t>
+              <w:t>Someone forgot their password</w:t>
             </w:r>
           </w:p>
         </w:tc>
@@ -12060,7 +12391,7 @@
                 <w:sz w:val="19"/>
                 <w:szCs w:val="19"/>
               </w:rPr>
-              <w:t>The idle lock: no key or mouse movement for the SuperAdmin's minutes</w:t>
+              <w:t>Passwords can't be read by anyone</w:t>
             </w:r>
           </w:p>
         </w:tc>
@@ -12084,7 +12415,7 @@
                 <w:sz w:val="19"/>
                 <w:szCs w:val="19"/>
               </w:rPr>
-              <w:t>Type the password and Unlock - nothing was lost. The SuperAdmin can change the minutes in Settings &gt; Idle lock</w:t>
+              <w:t>An admin opens Users, selects the account and presses Reset Password, then gives the person the temporary password in person or by phone (an Admin's only by the SuperAdmin)</w:t>
             </w:r>
           </w:p>
         </w:tc>
@@ -12120,7 +12451,7 @@
                 <w:sz w:val="19"/>
                 <w:szCs w:val="19"/>
               </w:rPr>
-              <w:t>Signed out after typing wrong passwords on the lock</w:t>
+              <w:t>The app locked itself</w:t>
             </w:r>
           </w:p>
         </w:tc>
@@ -12143,7 +12474,7 @@
                 <w:sz w:val="19"/>
                 <w:szCs w:val="19"/>
               </w:rPr>
-              <w:t>Five wrong passwords in 15 minutes</w:t>
+              <w:t>The idle lock: no key or mouse movement for the SuperAdmin's minutes</w:t>
             </w:r>
           </w:p>
         </w:tc>
@@ -12166,7 +12497,7 @@
                 <w:sz w:val="19"/>
                 <w:szCs w:val="19"/>
               </w:rPr>
-              <w:t>Sign in again; if the password is forgotten, ask an admin to reset it</w:t>
+              <w:t>Type the password and Unlock - nothing was lost. The SuperAdmin can change the minutes in Settings &gt; Idle lock</w:t>
             </w:r>
           </w:p>
         </w:tc>
@@ -12203,7 +12534,7 @@
                 <w:sz w:val="19"/>
                 <w:szCs w:val="19"/>
               </w:rPr>
-              <w:t>The taskbar or the Start Menu still shows the old tree icon</w:t>
+              <w:t>Signed out after typing wrong passwords on the lock</w:t>
             </w:r>
           </w:p>
         </w:tc>
@@ -12227,7 +12558,7 @@
                 <w:sz w:val="19"/>
                 <w:szCs w:val="19"/>
               </w:rPr>
-              <w:t>Windows keeps icons in its icon cache</w:t>
+              <w:t>Five wrong passwords in 15 minutes</w:t>
             </w:r>
           </w:p>
         </w:tc>
@@ -12251,7 +12582,7 @@
                 <w:sz w:val="19"/>
                 <w:szCs w:val="19"/>
               </w:rPr>
-              <w:t>Restart the app; if the shortcut still shows it, sign out of Windows and back in (the icon is app/assets/icon.ico)</w:t>
+              <w:t>Sign in again; if the password is forgotten, ask an admin to reset it</w:t>
             </w:r>
           </w:p>
         </w:tc>
@@ -12287,7 +12618,7 @@
                 <w:sz w:val="19"/>
                 <w:szCs w:val="19"/>
               </w:rPr>
-              <w:t>Sign-in does nothing or fails, or "Couldn't reach the server at ..."</w:t>
+              <w:t>The taskbar or the Start Menu still shows the old tree icon</w:t>
             </w:r>
           </w:p>
         </w:tc>
@@ -12310,7 +12641,7 @@
                 <w:sz w:val="19"/>
                 <w:szCs w:val="19"/>
               </w:rPr>
-              <w:t>Backend or admin server not running, or the server address under the sign-in card is wrong</w:t>
+              <w:t>Windows keeps icons in its icon cache</w:t>
             </w:r>
           </w:p>
         </w:tc>
@@ -12333,7 +12664,7 @@
                 <w:sz w:val="19"/>
                 <w:szCs w:val="19"/>
               </w:rPr>
-              <w:t>Open Servers from the sign-in window and Start All; check the address (Change); on this computer it is http://127.0.0.1:8002</w:t>
+              <w:t>Restart the app; if the shortcut still shows it, sign out of Windows and back in (the icon is app/assets/icon.ico)</w:t>
             </w:r>
           </w:p>
         </w:tc>
@@ -12370,7 +12701,7 @@
                 <w:sz w:val="19"/>
                 <w:szCs w:val="19"/>
               </w:rPr>
-              <w:t>Every request takes about 20 seconds or times out on this computer</w:t>
+              <w:t>Sign-in does nothing or fails, or "Couldn't reach the server at ..."</w:t>
             </w:r>
           </w:p>
         </w:tc>
@@ -12394,7 +12725,7 @@
                 <w:sz w:val="19"/>
                 <w:szCs w:val="19"/>
               </w:rPr>
-              <w:t>The server address uses "localhost"; Windows tries its IPv6 address first and that route into WSL can hang</w:t>
+              <w:t>Backend or admin server not running, or the server address under the sign-in card is wrong</w:t>
             </w:r>
           </w:p>
         </w:tc>
@@ -12418,7 +12749,7 @@
                 <w:sz w:val="19"/>
                 <w:szCs w:val="19"/>
               </w:rPr>
-              <w:t>Change the address to http://127.0.0.1:8002</w:t>
+              <w:t>Open Servers from the sign-in window and Start All; check the address (Change); on this computer it is http://127.0.0.1:8002</w:t>
             </w:r>
           </w:p>
         </w:tc>
@@ -12454,7 +12785,7 @@
                 <w:sz w:val="19"/>
                 <w:szCs w:val="19"/>
               </w:rPr>
-              <w:t>"This computer is waiting for approval ..."</w:t>
+              <w:t>Every request takes about 20 seconds or times out on this computer</w:t>
             </w:r>
           </w:p>
         </w:tc>
@@ -12477,7 +12808,7 @@
                 <w:sz w:val="19"/>
                 <w:szCs w:val="19"/>
               </w:rPr>
-              <w:t>First sign-in on this computer (or for this account on it), or a new Windows user</w:t>
+              <w:t>The server address uses "localhost"; Windows tries its IPv6 address first and that route into WSL can hang</w:t>
             </w:r>
           </w:p>
         </w:tc>
@@ -12500,7 +12831,7 @@
                 <w:sz w:val="19"/>
                 <w:szCs w:val="19"/>
               </w:rPr>
-              <w:t>The SuperAdmin approves it in Users &gt; Computers - the message gives the name it is listed under; then sign in again</w:t>
+              <w:t>Change the address to http://127.0.0.1:8002</w:t>
             </w:r>
           </w:p>
         </w:tc>
@@ -12538,7 +12869,7 @@
                 <w:szCs w:val="19"/>
               </w:rPr>
               <w:lastRenderedPageBreak/>
-              <w:t>"This computer has been blocked for this account" at sign-in</w:t>
+              <w:t>"This computer is waiting for approval ..."</w:t>
             </w:r>
           </w:p>
         </w:tc>
@@ -12562,7 +12893,7 @@
                 <w:sz w:val="19"/>
                 <w:szCs w:val="19"/>
               </w:rPr>
-              <w:t>It was rejected or blocked earlier</w:t>
+              <w:t>First sign-in on this computer (or for this account on it), or a new Windows user</w:t>
             </w:r>
           </w:p>
         </w:tc>
@@ -12586,7 +12917,7 @@
                 <w:sz w:val="19"/>
                 <w:szCs w:val="19"/>
               </w:rPr>
-              <w:t>The SuperAdmin can approve it again in Users &gt; Computers</w:t>
+              <w:t>The SuperAdmin approves it in Users &gt; Computers - the message gives the name it is listed under; then sign in again</w:t>
             </w:r>
           </w:p>
         </w:tc>
@@ -12622,7 +12953,7 @@
                 <w:sz w:val="19"/>
                 <w:szCs w:val="19"/>
               </w:rPr>
-              <w:t>Back at the sign-in screen with "This computer is no longer approved ..."</w:t>
+              <w:t>"This computer has been blocked for this account" at sign-in</w:t>
             </w:r>
           </w:p>
         </w:tc>
@@ -12645,7 +12976,7 @@
                 <w:sz w:val="19"/>
                 <w:szCs w:val="19"/>
               </w:rPr>
-              <w:t>The SuperAdmin blocked or replaced this computer, the account was disabled, or it is no longer Admin or SuperAdmin</w:t>
+              <w:t>It was rejected or blocked earlier</w:t>
             </w:r>
           </w:p>
         </w:tc>
@@ -12668,7 +12999,7 @@
                 <w:sz w:val="19"/>
                 <w:szCs w:val="19"/>
               </w:rPr>
-              <w:t>Ask the SuperAdmin</w:t>
+              <w:t>The SuperAdmin can approve it again in Users &gt; Computers</w:t>
             </w:r>
           </w:p>
         </w:tc>
@@ -12705,7 +13036,7 @@
                 <w:sz w:val="19"/>
                 <w:szCs w:val="19"/>
               </w:rPr>
-              <w:t>Back at the sign-in screen with "Please sign in again."</w:t>
+              <w:t>Back at the sign-in screen with "This computer is no longer approved ..."</w:t>
             </w:r>
           </w:p>
         </w:tc>
@@ -12729,7 +13060,7 @@
                 <w:sz w:val="19"/>
                 <w:szCs w:val="19"/>
               </w:rPr>
-              <w:t>The 12-hour sign-in ran out (or the backend's sign-in key changed)</w:t>
+              <w:t>The SuperAdmin blocked or replaced this computer, the account was disabled, or it is no longer Admin or SuperAdmin</w:t>
             </w:r>
           </w:p>
         </w:tc>
@@ -12753,7 +13084,7 @@
                 <w:sz w:val="19"/>
                 <w:szCs w:val="19"/>
               </w:rPr>
-              <w:t>Sign in again</w:t>
+              <w:t>Ask the SuperAdmin</w:t>
             </w:r>
           </w:p>
         </w:tc>
@@ -12789,7 +13120,7 @@
                 <w:sz w:val="19"/>
                 <w:szCs w:val="19"/>
               </w:rPr>
-              <w:t>"Too many wrong passwords. Try again in N minutes."</w:t>
+              <w:t>Back at the sign-in screen with "Please sign in again."</w:t>
             </w:r>
           </w:p>
         </w:tc>
@@ -12812,7 +13143,7 @@
                 <w:sz w:val="19"/>
                 <w:szCs w:val="19"/>
               </w:rPr>
-              <w:t>5 wrong passwords for this account from this address within 15 minutes</w:t>
+              <w:t>The 12-hour sign-in ran out (or the backend's sign-in key changed)</w:t>
             </w:r>
           </w:p>
         </w:tc>
@@ -12835,7 +13166,7 @@
                 <w:sz w:val="19"/>
                 <w:szCs w:val="19"/>
               </w:rPr>
-              <w:t>Wait, or restart the admin server to clear the count; check Caps Lock</w:t>
+              <w:t>Sign in again</w:t>
             </w:r>
           </w:p>
         </w:tc>
@@ -12872,7 +13203,7 @@
                 <w:sz w:val="19"/>
                 <w:szCs w:val="19"/>
               </w:rPr>
-              <w:t>"This copy of the desktop app is too old - please install the new one."</w:t>
+              <w:t>"Too many wrong passwords. Try again in N minutes."</w:t>
             </w:r>
           </w:p>
         </w:tc>
@@ -12896,7 +13227,7 @@
                 <w:sz w:val="19"/>
                 <w:szCs w:val="19"/>
               </w:rPr>
-              <w:t>A copy from before 5 October 2026, or older than the server's MIN_DESKTOP_VERSION</w:t>
+              <w:t>5 wrong passwords for this account from this address within 15 minutes</w:t>
             </w:r>
           </w:p>
         </w:tc>
@@ -12920,7 +13251,7 @@
                 <w:sz w:val="19"/>
                 <w:szCs w:val="19"/>
               </w:rPr>
-              <w:t>Install the current copy</w:t>
+              <w:t>Wait, or restart the admin server to clear the count; check Caps Lock</w:t>
             </w:r>
           </w:p>
         </w:tc>
@@ -12956,7 +13287,7 @@
                 <w:sz w:val="19"/>
                 <w:szCs w:val="19"/>
               </w:rPr>
-              <w:t>"The '...' role can't use the desktop app"</w:t>
+              <w:t>"This copy of the desktop app is too old - please install the new one."</w:t>
             </w:r>
           </w:p>
         </w:tc>
@@ -12979,7 +13310,7 @@
                 <w:sz w:val="19"/>
                 <w:szCs w:val="19"/>
               </w:rPr>
-              <w:t>The account is not Admin or SuperAdmin</w:t>
+              <w:t>A copy from before 5 October 2026, or older than the server's MIN_DESKTOP_VERSION</w:t>
             </w:r>
           </w:p>
         </w:tc>
@@ -13002,7 +13333,7 @@
                 <w:sz w:val="19"/>
                 <w:szCs w:val="19"/>
               </w:rPr>
-              <w:t>Use an Admin account, or have the role changed in Users</w:t>
+              <w:t>Install the current copy</w:t>
             </w:r>
           </w:p>
         </w:tc>
@@ -13039,7 +13370,7 @@
                 <w:sz w:val="19"/>
                 <w:szCs w:val="19"/>
               </w:rPr>
-              <w:t>Approve and Block are greyed out in Phones or Computers; "only the SuperAdmin can change this account"</w:t>
+              <w:t>"The '...' role can't use the desktop app"</w:t>
             </w:r>
           </w:p>
         </w:tc>
@@ -13063,7 +13394,7 @@
                 <w:sz w:val="19"/>
                 <w:szCs w:val="19"/>
               </w:rPr>
-              <w:t>Only the SuperAdmin approves phones and computers and changes the SuperAdmin account</w:t>
+              <w:t>The account is not Admin or SuperAdmin</w:t>
             </w:r>
           </w:p>
         </w:tc>
@@ -13087,7 +13418,7 @@
                 <w:sz w:val="19"/>
                 <w:szCs w:val="19"/>
               </w:rPr>
-              <w:t>Ask the SuperAdmin (sadmin)</w:t>
+              <w:t>Use an Admin account, or have the role changed in Users</w:t>
             </w:r>
           </w:p>
         </w:tc>
@@ -13123,7 +13454,7 @@
                 <w:sz w:val="19"/>
                 <w:szCs w:val="19"/>
               </w:rPr>
-              <w:t>No Servers section or Manage Servers button</w:t>
+              <w:t>Approve and Block are greyed out in Phones or Computers; "only the SuperAdmin can change this account"</w:t>
             </w:r>
           </w:p>
         </w:tc>
@@ -13146,7 +13477,7 @@
                 <w:sz w:val="19"/>
                 <w:szCs w:val="19"/>
               </w:rPr>
-              <w:t>The server address is not this computer, or this is a copy for other admins (without core/server_manager.py)</w:t>
+              <w:t>Only the SuperAdmin approves phones and computers and changes the SuperAdmin account</w:t>
             </w:r>
           </w:p>
         </w:tc>
@@ -13169,7 +13500,7 @@
                 <w:sz w:val="19"/>
                 <w:szCs w:val="19"/>
               </w:rPr>
-              <w:t>Expected; servers are started where they run</w:t>
+              <w:t>Ask the SuperAdmin (sadmin)</w:t>
             </w:r>
           </w:p>
         </w:tc>
@@ -13206,7 +13537,7 @@
                 <w:sz w:val="19"/>
                 <w:szCs w:val="19"/>
               </w:rPr>
-              <w:t>"Windows protected your PC" when opening the shared copy</w:t>
+              <w:t>No Servers section or Manage Servers button</w:t>
             </w:r>
           </w:p>
         </w:tc>
@@ -13230,7 +13561,7 @@
                 <w:sz w:val="19"/>
                 <w:szCs w:val="19"/>
               </w:rPr>
-              <w:t>The app is not code-signed</w:t>
+              <w:t>The server address is not this computer, or this is a copy for other admins (without core/server_manager.py)</w:t>
             </w:r>
           </w:p>
         </w:tc>
@@ -13254,7 +13585,7 @@
                 <w:sz w:val="19"/>
                 <w:szCs w:val="19"/>
               </w:rPr>
-              <w:t>More info, then Run anyway (a code-signing certificate removes the warning - Production Go-Live Checklist)</w:t>
+              <w:t>Expected; servers are started where they run</w:t>
             </w:r>
           </w:p>
         </w:tc>
@@ -13290,7 +13621,7 @@
                 <w:sz w:val="19"/>
                 <w:szCs w:val="19"/>
               </w:rPr>
-              <w:t>Shared copy: "Couldn't reach the server at ..."</w:t>
+              <w:t>"Windows protected your PC" when opening the shared copy</w:t>
             </w:r>
           </w:p>
         </w:tc>
@@ -13313,7 +13644,7 @@
                 <w:sz w:val="19"/>
                 <w:szCs w:val="19"/>
               </w:rPr>
-              <w:t>The owner's computer, the servers or the public tunnel are off, or the address is wrong</w:t>
+              <w:t>The app is not code-signed</w:t>
             </w:r>
           </w:p>
         </w:tc>
@@ -13336,7 +13667,7 @@
                 <w:sz w:val="19"/>
                 <w:szCs w:val="19"/>
               </w:rPr>
-              <w:t>Check that everything is running on the owner's computer (Servers: Start All); check the address under the sign-in card</w:t>
+              <w:t>More info, then Run anyway (a code-signing certificate removes the warning - Production Go-Live Checklist)</w:t>
             </w:r>
           </w:p>
         </w:tc>
@@ -13373,7 +13704,7 @@
                 <w:sz w:val="19"/>
                 <w:szCs w:val="19"/>
               </w:rPr>
-              <w:t>"... a secure connection could not be made"</w:t>
+              <w:t>Shared copy: "Couldn't reach the server at ..."</w:t>
             </w:r>
           </w:p>
         </w:tc>
@@ -13397,7 +13728,7 @@
                 <w:sz w:val="19"/>
                 <w:szCs w:val="19"/>
               </w:rPr>
-              <w:t>The address is not https, its certificate is not trusted, or the network blocks the connection</w:t>
+              <w:t>The owner's computer, the servers or the public tunnel are off, or the address is wrong</w:t>
             </w:r>
           </w:p>
         </w:tc>
@@ -13421,7 +13752,7 @@
                 <w:sz w:val="19"/>
                 <w:szCs w:val="19"/>
               </w:rPr>
-              <w:t>Open the same address in a browser on that computer: if that fails too, the network or the server is at fault</w:t>
+              <w:t>Check that everything is running on the owner's computer (Servers: Start All); check the address under the sign-in card</w:t>
             </w:r>
           </w:p>
         </w:tc>
@@ -13457,7 +13788,7 @@
                 <w:sz w:val="19"/>
                 <w:szCs w:val="19"/>
               </w:rPr>
-              <w:t>"Only the SuperAdmin can change a username."</w:t>
+              <w:t>"... a secure connection could not be made"</w:t>
             </w:r>
           </w:p>
         </w:tc>
@@ -13480,7 +13811,7 @@
                 <w:sz w:val="19"/>
                 <w:szCs w:val="19"/>
               </w:rPr>
-              <w:t>An Admin tried to change a username</w:t>
+              <w:t>The address is not https, its certificate is not trusted, or the network blocks the connection</w:t>
             </w:r>
           </w:p>
         </w:tc>
@@ -13503,7 +13834,7 @@
                 <w:sz w:val="19"/>
                 <w:szCs w:val="19"/>
               </w:rPr>
-              <w:t>Ask the SuperAdmin</w:t>
+              <w:t>Open the same address in a browser on that computer: if that fails too, the network or the server is at fault</w:t>
             </w:r>
           </w:p>
         </w:tc>
@@ -13540,7 +13871,7 @@
                 <w:sz w:val="19"/>
                 <w:szCs w:val="19"/>
               </w:rPr>
-              <w:t>"That username is already taken" when correcting a username</w:t>
+              <w:t>"Only the SuperAdmin can change a username."</w:t>
             </w:r>
           </w:p>
         </w:tc>
@@ -13564,7 +13895,7 @@
                 <w:sz w:val="19"/>
                 <w:szCs w:val="19"/>
               </w:rPr>
-              <w:t>Another account already has it</w:t>
+              <w:t>An Admin tried to change a username</w:t>
             </w:r>
           </w:p>
         </w:tc>
@@ -13588,7 +13919,7 @@
                 <w:sz w:val="19"/>
                 <w:szCs w:val="19"/>
               </w:rPr>
-              <w:t>Choose another</w:t>
+              <w:t>Ask the SuperAdmin</w:t>
             </w:r>
           </w:p>
         </w:tc>
@@ -13624,7 +13955,7 @@
                 <w:sz w:val="19"/>
                 <w:szCs w:val="19"/>
               </w:rPr>
-              <w:t>Product photos missing in desktop lists</w:t>
+              <w:t>"That username is already taken" when correcting a username</w:t>
             </w:r>
           </w:p>
         </w:tc>
@@ -13647,7 +13978,7 @@
                 <w:sz w:val="19"/>
                 <w:szCs w:val="19"/>
               </w:rPr>
-              <w:t>An older admin server, or the admin server's MEDIA_BASE_URL does not match the backend's media address</w:t>
+              <w:t>Another account already has it</w:t>
             </w:r>
           </w:p>
         </w:tc>
@@ -13670,7 +14001,7 @@
                 <w:sz w:val="19"/>
                 <w:szCs w:val="19"/>
               </w:rPr>
-              <w:t>Make the two settings equal</w:t>
+              <w:t>Choose another</w:t>
             </w:r>
           </w:p>
         </w:tc>
@@ -13707,7 +14038,7 @@
                 <w:sz w:val="19"/>
                 <w:szCs w:val="19"/>
               </w:rPr>
-              <w:t>Taskbar shows the Python icon or two windows open</w:t>
+              <w:t>Product photos missing in desktop lists</w:t>
             </w:r>
           </w:p>
         </w:tc>
@@ -13731,7 +14062,7 @@
                 <w:sz w:val="19"/>
                 <w:szCs w:val="19"/>
               </w:rPr>
-              <w:t>Started directly with python instead of the shortcut</w:t>
+              <w:t>An older admin server, or the admin server's MEDIA_BASE_URL does not match the backend's media address</w:t>
             </w:r>
           </w:p>
         </w:tc>
@@ -13755,7 +14086,7 @@
                 <w:sz w:val="19"/>
                 <w:szCs w:val="19"/>
               </w:rPr>
-              <w:t>Use the Start Menu shortcut "Dateroem Admin Control"</w:t>
+              <w:t>Make the two settings equal</w:t>
             </w:r>
           </w:p>
         </w:tc>
@@ -13791,7 +14122,7 @@
                 <w:sz w:val="19"/>
                 <w:szCs w:val="19"/>
               </w:rPr>
-              <w:t>Slow to appear after clicking</w:t>
+              <w:t>Taskbar shows the Python icon or two windows open</w:t>
             </w:r>
           </w:p>
         </w:tc>
@@ -13814,7 +14145,7 @@
                 <w:sz w:val="19"/>
                 <w:szCs w:val="19"/>
               </w:rPr>
-              <w:t>Python and Qt loading, mostly reading the app's files from the WSL folder</w:t>
+              <w:t>Started directly with python instead of the shortcut</w:t>
             </w:r>
           </w:p>
         </w:tc>
@@ -13837,7 +14168,7 @@
                 <w:sz w:val="19"/>
                 <w:szCs w:val="19"/>
               </w:rPr>
-              <w:t>A "Starting..." window appears at once and the app follows in about 5 seconds (longer just after Windows starts). Other windows can be used meanwhile; a click or any key skips the intro</w:t>
+              <w:t>Use the Start Menu shortcut "Dateroem Admin Control"</w:t>
             </w:r>
           </w:p>
         </w:tc>
@@ -13875,7 +14206,7 @@
                 <w:szCs w:val="19"/>
               </w:rPr>
               <w:lastRenderedPageBreak/>
-              <w:t>Stop and Stop All are greyed out in the Servers section</w:t>
+              <w:t>Slow to appear after clicking</w:t>
             </w:r>
           </w:p>
         </w:tc>
@@ -13899,7 +14230,7 @@
                 <w:sz w:val="19"/>
                 <w:szCs w:val="19"/>
               </w:rPr>
-              <w:t>Only the SuperAdmin can stop servers (since 7 October 2026)</w:t>
+              <w:t>Python and Qt loading, mostly reading the app's files from the WSL folder</w:t>
             </w:r>
           </w:p>
         </w:tc>
@@ -13923,7 +14254,7 @@
                 <w:sz w:val="19"/>
                 <w:szCs w:val="19"/>
               </w:rPr>
-              <w:t>Sign in as the SuperAdmin; anyone can still start them</w:t>
+              <w:t>A "Starting..." window appears at once and the app follows in about 5 seconds (longer just after Windows starts). Other windows can be used meanwhile; a click or any key skips the intro</w:t>
             </w:r>
           </w:p>
         </w:tc>
@@ -13959,7 +14290,7 @@
                 <w:sz w:val="19"/>
                 <w:szCs w:val="19"/>
               </w:rPr>
-              <w:t>The website and phones went off line when the desktop app was closed</w:t>
+              <w:t>Stop and Stop All are greyed out in the Servers section</w:t>
             </w:r>
           </w:p>
         </w:tc>
@@ -13982,7 +14313,7 @@
                 <w:sz w:val="19"/>
                 <w:szCs w:val="19"/>
               </w:rPr>
-              <w:t>Servers started from the desktop app run inside it</w:t>
+              <w:t>Only the SuperAdmin can stop servers (since 7 October 2026)</w:t>
             </w:r>
           </w:p>
         </w:tc>
@@ -14005,7 +14336,7 @@
                 <w:sz w:val="19"/>
                 <w:szCs w:val="19"/>
               </w:rPr>
-              <w:t>Reopen the app, open Manage Servers and Start All; keep the app open (minimised) on the owner's computer</w:t>
+              <w:t>Sign in as the SuperAdmin; anyone can still start them</w:t>
             </w:r>
           </w:p>
         </w:tc>
@@ -14042,7 +14373,7 @@
                 <w:sz w:val="19"/>
                 <w:szCs w:val="19"/>
               </w:rPr>
-              <w:t>The "Starting..." window stays above everything and does not react to clicks</w:t>
+              <w:t>The website and phones went off line when the desktop app was closed</w:t>
             </w:r>
           </w:p>
         </w:tc>
@@ -14066,7 +14397,7 @@
                 <w:sz w:val="19"/>
                 <w:szCs w:val="19"/>
               </w:rPr>
-              <w:t>A copy of the app from before 7 October 2026</w:t>
+              <w:t>Servers started from the desktop app run inside it</w:t>
             </w:r>
           </w:p>
         </w:tc>
@@ -14090,7 +14421,7 @@
                 <w:sz w:val="19"/>
                 <w:szCs w:val="19"/>
               </w:rPr>
-              <w:t>Close and reopen the desktop app (the shared copy: use the current zip)</w:t>
+              <w:t>Reopen the app, open Manage Servers and Start All; keep the app open (minimised) on the owner's computer</w:t>
             </w:r>
           </w:p>
         </w:tc>
@@ -14126,7 +14457,7 @@
                 <w:sz w:val="19"/>
                 <w:szCs w:val="19"/>
               </w:rPr>
-              <w:t>No Phones button, search boxes, role filter or campaign "Products..." button</w:t>
+              <w:t>The "Starting..." window stays above everything and does not react to clicks</w:t>
             </w:r>
           </w:p>
         </w:tc>
@@ -14149,7 +14480,7 @@
                 <w:sz w:val="19"/>
                 <w:szCs w:val="19"/>
               </w:rPr>
-              <w:t>The desktop app was opened before the 3 October 2026 updates</w:t>
+              <w:t>A copy of the app from before 7 October 2026</w:t>
             </w:r>
           </w:p>
         </w:tc>
@@ -14172,7 +14503,7 @@
                 <w:sz w:val="19"/>
                 <w:szCs w:val="19"/>
               </w:rPr>
-              <w:t>Close and reopen the desktop app</w:t>
+              <w:t>Close and reopen the desktop app (the shared copy: use the current zip)</w:t>
             </w:r>
           </w:p>
         </w:tc>
@@ -14209,6 +14540,90 @@
                 <w:sz w:val="19"/>
                 <w:szCs w:val="19"/>
               </w:rPr>
+              <w:t>No Phones button, search boxes, role filter or campaign "Products..." button</w:t>
+            </w:r>
+          </w:p>
+        </w:tc>
+        <w:tc>
+          <w:tcPr>
+            <w:tcW w:w="3011" w:type="dxa"/>
+            <w:shd w:val="clear" w:color="auto" w:fill="F4F5F3"/>
+            <w:tcMar>
+              <w:top w:w="50" w:type="dxa"/>
+              <w:left w:w="90" w:type="dxa"/>
+              <w:bottom w:w="50" w:type="dxa"/>
+              <w:right w:w="90" w:type="dxa"/>
+            </w:tcMar>
+          </w:tcPr>
+          <w:p>
+            <w:pPr>
+              <w:spacing w:after="20" w:line="252" w:lineRule="auto"/>
+            </w:pPr>
+            <w:r>
+              <w:rPr>
+                <w:sz w:val="19"/>
+                <w:szCs w:val="19"/>
+              </w:rPr>
+              <w:t>The desktop app was opened before the 3 October 2026 updates</w:t>
+            </w:r>
+          </w:p>
+        </w:tc>
+        <w:tc>
+          <w:tcPr>
+            <w:tcW w:w="3857" w:type="dxa"/>
+            <w:shd w:val="clear" w:color="auto" w:fill="F4F5F3"/>
+            <w:tcMar>
+              <w:top w:w="50" w:type="dxa"/>
+              <w:left w:w="90" w:type="dxa"/>
+              <w:bottom w:w="50" w:type="dxa"/>
+              <w:right w:w="90" w:type="dxa"/>
+            </w:tcMar>
+          </w:tcPr>
+          <w:p>
+            <w:pPr>
+              <w:spacing w:after="20" w:line="252" w:lineRule="auto"/>
+            </w:pPr>
+            <w:r>
+              <w:rPr>
+                <w:sz w:val="19"/>
+                <w:szCs w:val="19"/>
+              </w:rPr>
+              <w:t>Close and reopen the desktop app</w:t>
+            </w:r>
+          </w:p>
+        </w:tc>
+      </w:tr>
+      <w:tr>
+        <w:tblPrEx>
+          <w:tblCellMar>
+            <w:top w:w="0" w:type="dxa"/>
+            <w:bottom w:w="0" w:type="dxa"/>
+          </w:tblCellMar>
+        </w:tblPrEx>
+        <w:trPr>
+          <w:cantSplit/>
+        </w:trPr>
+        <w:tc>
+          <w:tcPr>
+            <w:tcW w:w="2770" w:type="dxa"/>
+            <w:tcMar>
+              <w:top w:w="50" w:type="dxa"/>
+              <w:left w:w="90" w:type="dxa"/>
+              <w:bottom w:w="50" w:type="dxa"/>
+              <w:right w:w="90" w:type="dxa"/>
+            </w:tcMar>
+          </w:tcPr>
+          <w:p>
+            <w:pPr>
+              <w:spacing w:after="20" w:line="252" w:lineRule="auto"/>
+            </w:pPr>
+            <w:r>
+              <w:rPr>
+                <w:b/>
+                <w:bCs/>
+                <w:sz w:val="19"/>
+                <w:szCs w:val="19"/>
+              </w:rPr>
               <w:t>A new website account (for example a Google sign-up) is missing from Users</w:t>
             </w:r>
           </w:p>
@@ -14216,7 +14631,6 @@
         <w:tc>
           <w:tcPr>
             <w:tcW w:w="3011" w:type="dxa"/>
-            <w:shd w:val="clear" w:color="auto" w:fill="F4F5F3"/>
             <w:tcMar>
               <w:top w:w="50" w:type="dxa"/>
               <w:left w:w="90" w:type="dxa"/>
@@ -14240,7 +14654,6 @@
         <w:tc>
           <w:tcPr>
             <w:tcW w:w="3857" w:type="dxa"/>
-            <w:shd w:val="clear" w:color="auto" w:fill="F4F5F3"/>
             <w:tcMar>
               <w:top w:w="50" w:type="dxa"/>
               <w:left w:w="90" w:type="dxa"/>
@@ -14277,7 +14690,7 @@
       <w:pPr>
         <w:pStyle w:val="Heading1"/>
       </w:pPr>
-      <w:bookmarkStart w:id="8" w:name="_Toc243815990"/>
+      <w:bookmarkStart w:id="8" w:name="_Toc243926842"/>
       <w:r>
         <w:lastRenderedPageBreak/>
         <w:t>8  Development tools</w:t>
@@ -14300,7 +14713,7 @@
           <w:left w:w="10" w:type="dxa"/>
           <w:right w:w="10" w:type="dxa"/>
         </w:tblCellMar>
-        <w:tblLook w:val="04A0" w:firstRow="1" w:lastRow="0" w:firstColumn="1" w:lastColumn="0" w:noHBand="0" w:noVBand="1"/>
+        <w:tblLook w:val="0000" w:firstRow="0" w:lastRow="0" w:firstColumn="0" w:lastColumn="0" w:noHBand="0" w:noVBand="0"/>
       </w:tblPr>
       <w:tblGrid>
         <w:gridCol w:w="2770"/>
@@ -14798,134 +15211,10 @@
 <file path=word/numbering.xml><?xml version="1.0" encoding="utf-8"?>
 <w:numbering xmlns:wpc="http://schemas.microsoft.com/office/word/2010/wordprocessingCanvas" xmlns:cx="http://schemas.microsoft.com/office/drawing/2014/chartex" xmlns:cx1="http://schemas.microsoft.com/office/drawing/2015/9/8/chartex" xmlns:mc="http://schemas.openxmlformats.org/markup-compatibility/2006" xmlns:o="urn:schemas-microsoft-com:office:office" xmlns:r="http://schemas.openxmlformats.org/officeDocument/2006/relationships" xmlns:m="http://schemas.openxmlformats.org/officeDocument/2006/math" xmlns:v="urn:schemas-microsoft-com:vml" xmlns:wp14="http://schemas.microsoft.com/office/word/2010/wordprocessingDrawing" xmlns:wp="http://schemas.openxmlformats.org/drawingml/2006/wordprocessingDrawing" xmlns:w10="urn:schemas-microsoft-com:office:word" xmlns:w="http://schemas.openxmlformats.org/wordprocessingml/2006/main" xmlns:w14="http://schemas.microsoft.com/office/word/2010/wordml" xmlns:w15="http://schemas.microsoft.com/office/word/2012/wordml" xmlns:w16se="http://schemas.microsoft.com/office/word/2015/wordml/symex" xmlns:wpg="http://schemas.microsoft.com/office/word/2010/wordprocessingGroup" xmlns:wpi="http://schemas.microsoft.com/office/word/2010/wordprocessingInk" xmlns:wne="http://schemas.microsoft.com/office/word/2006/wordml" xmlns:wps="http://schemas.microsoft.com/office/word/2010/wordprocessingShape" mc:Ignorable="w14 w15 w16se wp14">
   <w:abstractNum w:abstractNumId="0" w15:restartNumberingAfterBreak="0">
-    <w:nsid w:val="24132A08"/>
+    <w:nsid w:val="438A42DC"/>
     <w:multiLevelType w:val="hybridMultilevel"/>
-    <w:tmpl w:val="6D64FE32"/>
-    <w:lvl w:ilvl="0" w:tplc="5C188908" w:tentative="1">
-      <w:start w:val="1"/>
-      <w:numFmt w:val="bullet"/>
-      <w:lvlText w:val="•"/>
-      <w:lvlJc w:val="left"/>
-      <w:pPr>
-        <w:ind w:left="540" w:hanging="300"/>
-      </w:pPr>
-    </w:lvl>
-    <w:lvl w:ilvl="1" w:tplc="8952ADF4" w:tentative="1">
-      <w:start w:val="1"/>
-      <w:numFmt w:val="bullet"/>
-      <w:lvlText w:val="–"/>
-      <w:lvlJc w:val="left"/>
-      <w:pPr>
-        <w:ind w:left="940" w:hanging="300"/>
-      </w:pPr>
-    </w:lvl>
-    <w:lvl w:ilvl="2" w:tplc="FB1C26EA" w:tentative="1">
-      <w:start w:val="1"/>
-      <w:numFmt w:val="bullet"/>
-      <w:lvlText w:val="◦"/>
-      <w:lvlJc w:val="left"/>
-      <w:pPr>
-        <w:ind w:left="1340" w:hanging="300"/>
-      </w:pPr>
-    </w:lvl>
-    <w:lvl w:ilvl="3" w:tplc="6128BE8A">
-      <w:numFmt w:val="decimal"/>
-      <w:lvlText w:val=""/>
-      <w:lvlJc w:val="left"/>
-    </w:lvl>
-    <w:lvl w:ilvl="4" w:tplc="272C3F98">
-      <w:numFmt w:val="decimal"/>
-      <w:lvlText w:val=""/>
-      <w:lvlJc w:val="left"/>
-    </w:lvl>
-    <w:lvl w:ilvl="5" w:tplc="1AE0517A">
-      <w:numFmt w:val="decimal"/>
-      <w:lvlText w:val=""/>
-      <w:lvlJc w:val="left"/>
-    </w:lvl>
-    <w:lvl w:ilvl="6" w:tplc="3738BDBA">
-      <w:numFmt w:val="decimal"/>
-      <w:lvlText w:val=""/>
-      <w:lvlJc w:val="left"/>
-    </w:lvl>
-    <w:lvl w:ilvl="7" w:tplc="1312D7E0">
-      <w:numFmt w:val="decimal"/>
-      <w:lvlText w:val=""/>
-      <w:lvlJc w:val="left"/>
-    </w:lvl>
-    <w:lvl w:ilvl="8" w:tplc="42621022">
-      <w:numFmt w:val="decimal"/>
-      <w:lvlText w:val=""/>
-      <w:lvlJc w:val="left"/>
-    </w:lvl>
-  </w:abstractNum>
-  <w:abstractNum w:abstractNumId="1" w15:restartNumberingAfterBreak="0">
-    <w:nsid w:val="2A467EF4"/>
-    <w:multiLevelType w:val="hybridMultilevel"/>
-    <w:tmpl w:val="6DE090BC"/>
-    <w:lvl w:ilvl="0" w:tplc="0D2CB4F0" w:tentative="1">
-      <w:start w:val="1"/>
-      <w:numFmt w:val="decimal"/>
-      <w:lvlText w:val="%1."/>
-      <w:lvlJc w:val="left"/>
-      <w:pPr>
-        <w:ind w:left="540" w:hanging="300"/>
-      </w:pPr>
-    </w:lvl>
-    <w:lvl w:ilvl="1" w:tplc="FA229E18" w:tentative="1">
-      <w:start w:val="1"/>
-      <w:numFmt w:val="lowerLetter"/>
-      <w:lvlText w:val="%2."/>
-      <w:lvlJc w:val="left"/>
-      <w:pPr>
-        <w:ind w:left="940" w:hanging="300"/>
-      </w:pPr>
-    </w:lvl>
-    <w:lvl w:ilvl="2" w:tplc="7286EFB8" w:tentative="1">
-      <w:start w:val="1"/>
-      <w:numFmt w:val="lowerRoman"/>
-      <w:lvlText w:val="%3."/>
-      <w:lvlJc w:val="left"/>
-      <w:pPr>
-        <w:ind w:left="1340" w:hanging="300"/>
-      </w:pPr>
-    </w:lvl>
-    <w:lvl w:ilvl="3" w:tplc="2BDCFA6A">
-      <w:numFmt w:val="decimal"/>
-      <w:lvlText w:val=""/>
-      <w:lvlJc w:val="left"/>
-    </w:lvl>
-    <w:lvl w:ilvl="4" w:tplc="4CFA9EA0">
-      <w:numFmt w:val="decimal"/>
-      <w:lvlText w:val=""/>
-      <w:lvlJc w:val="left"/>
-    </w:lvl>
-    <w:lvl w:ilvl="5" w:tplc="E6FE2ADC">
-      <w:numFmt w:val="decimal"/>
-      <w:lvlText w:val=""/>
-      <w:lvlJc w:val="left"/>
-    </w:lvl>
-    <w:lvl w:ilvl="6" w:tplc="92C06AA2">
-      <w:numFmt w:val="decimal"/>
-      <w:lvlText w:val=""/>
-      <w:lvlJc w:val="left"/>
-    </w:lvl>
-    <w:lvl w:ilvl="7" w:tplc="4F3C2784">
-      <w:numFmt w:val="decimal"/>
-      <w:lvlText w:val=""/>
-      <w:lvlJc w:val="left"/>
-    </w:lvl>
-    <w:lvl w:ilvl="8" w:tplc="427A9B9C">
-      <w:numFmt w:val="decimal"/>
-      <w:lvlText w:val=""/>
-      <w:lvlJc w:val="left"/>
-    </w:lvl>
-  </w:abstractNum>
-  <w:abstractNum w:abstractNumId="2" w15:restartNumberingAfterBreak="0">
-    <w:nsid w:val="5C296137"/>
-    <w:multiLevelType w:val="hybridMultilevel"/>
-    <w:tmpl w:val="9A38FE7C"/>
-    <w:lvl w:ilvl="0" w:tplc="A2041CA6" w:tentative="1">
+    <w:tmpl w:val="5296A508"/>
+    <w:lvl w:ilvl="0" w:tplc="B574D200" w:tentative="1">
       <w:start w:val="1"/>
       <w:numFmt w:val="bullet"/>
       <w:lvlText w:val="●"/>
@@ -14934,7 +15223,7 @@
         <w:ind w:left="720" w:hanging="360"/>
       </w:pPr>
     </w:lvl>
-    <w:lvl w:ilvl="1" w:tplc="908273DA" w:tentative="1">
+    <w:lvl w:ilvl="1" w:tplc="C2EE9602" w:tentative="1">
       <w:start w:val="1"/>
       <w:numFmt w:val="bullet"/>
       <w:lvlText w:val="○"/>
@@ -14943,7 +15232,7 @@
         <w:ind w:left="1440" w:hanging="360"/>
       </w:pPr>
     </w:lvl>
-    <w:lvl w:ilvl="2" w:tplc="EC4A7998" w:tentative="1">
+    <w:lvl w:ilvl="2" w:tplc="2FC03BA6" w:tentative="1">
       <w:start w:val="1"/>
       <w:numFmt w:val="bullet"/>
       <w:lvlText w:val="■"/>
@@ -14952,7 +15241,7 @@
         <w:ind w:left="2160" w:hanging="360"/>
       </w:pPr>
     </w:lvl>
-    <w:lvl w:ilvl="3" w:tplc="480A128A" w:tentative="1">
+    <w:lvl w:ilvl="3" w:tplc="ADDAF196" w:tentative="1">
       <w:start w:val="1"/>
       <w:numFmt w:val="bullet"/>
       <w:lvlText w:val="●"/>
@@ -14961,7 +15250,7 @@
         <w:ind w:left="2880" w:hanging="360"/>
       </w:pPr>
     </w:lvl>
-    <w:lvl w:ilvl="4" w:tplc="ABF08D4C" w:tentative="1">
+    <w:lvl w:ilvl="4" w:tplc="CEAE7418" w:tentative="1">
       <w:start w:val="1"/>
       <w:numFmt w:val="bullet"/>
       <w:lvlText w:val="○"/>
@@ -14970,7 +15259,7 @@
         <w:ind w:left="3600" w:hanging="360"/>
       </w:pPr>
     </w:lvl>
-    <w:lvl w:ilvl="5" w:tplc="1E9EDE76" w:tentative="1">
+    <w:lvl w:ilvl="5" w:tplc="3F4CADE6" w:tentative="1">
       <w:start w:val="1"/>
       <w:numFmt w:val="bullet"/>
       <w:lvlText w:val="■"/>
@@ -14979,7 +15268,7 @@
         <w:ind w:left="4320" w:hanging="360"/>
       </w:pPr>
     </w:lvl>
-    <w:lvl w:ilvl="6" w:tplc="CDC478EA" w:tentative="1">
+    <w:lvl w:ilvl="6" w:tplc="0268CFB6" w:tentative="1">
       <w:start w:val="1"/>
       <w:numFmt w:val="bullet"/>
       <w:lvlText w:val="●"/>
@@ -14988,7 +15277,7 @@
         <w:ind w:left="5040" w:hanging="360"/>
       </w:pPr>
     </w:lvl>
-    <w:lvl w:ilvl="7" w:tplc="3B8CBAE8" w:tentative="1">
+    <w:lvl w:ilvl="7" w:tplc="3A2ABFF6" w:tentative="1">
       <w:start w:val="1"/>
       <w:numFmt w:val="bullet"/>
       <w:lvlText w:val="●"/>
@@ -14997,7 +15286,7 @@
         <w:ind w:left="5760" w:hanging="360"/>
       </w:pPr>
     </w:lvl>
-    <w:lvl w:ilvl="8" w:tplc="F82A1E1A" w:tentative="1">
+    <w:lvl w:ilvl="8" w:tplc="D2B86F6A" w:tentative="1">
       <w:start w:val="1"/>
       <w:numFmt w:val="bullet"/>
       <w:lvlText w:val="●"/>
@@ -15007,8 +15296,132 @@
       </w:pPr>
     </w:lvl>
   </w:abstractNum>
+  <w:abstractNum w:abstractNumId="1" w15:restartNumberingAfterBreak="0">
+    <w:nsid w:val="48372880"/>
+    <w:multiLevelType w:val="hybridMultilevel"/>
+    <w:tmpl w:val="C73E2912"/>
+    <w:lvl w:ilvl="0" w:tplc="1EAE6B84" w:tentative="1">
+      <w:start w:val="1"/>
+      <w:numFmt w:val="bullet"/>
+      <w:lvlText w:val="•"/>
+      <w:lvlJc w:val="left"/>
+      <w:pPr>
+        <w:ind w:left="540" w:hanging="300"/>
+      </w:pPr>
+    </w:lvl>
+    <w:lvl w:ilvl="1" w:tplc="3DA6560A" w:tentative="1">
+      <w:start w:val="1"/>
+      <w:numFmt w:val="bullet"/>
+      <w:lvlText w:val="–"/>
+      <w:lvlJc w:val="left"/>
+      <w:pPr>
+        <w:ind w:left="940" w:hanging="300"/>
+      </w:pPr>
+    </w:lvl>
+    <w:lvl w:ilvl="2" w:tplc="123CFE96" w:tentative="1">
+      <w:start w:val="1"/>
+      <w:numFmt w:val="bullet"/>
+      <w:lvlText w:val="◦"/>
+      <w:lvlJc w:val="left"/>
+      <w:pPr>
+        <w:ind w:left="1340" w:hanging="300"/>
+      </w:pPr>
+    </w:lvl>
+    <w:lvl w:ilvl="3" w:tplc="4CAA63AC">
+      <w:numFmt w:val="decimal"/>
+      <w:lvlText w:val=""/>
+      <w:lvlJc w:val="left"/>
+    </w:lvl>
+    <w:lvl w:ilvl="4" w:tplc="2FF66D1E">
+      <w:numFmt w:val="decimal"/>
+      <w:lvlText w:val=""/>
+      <w:lvlJc w:val="left"/>
+    </w:lvl>
+    <w:lvl w:ilvl="5" w:tplc="80629030">
+      <w:numFmt w:val="decimal"/>
+      <w:lvlText w:val=""/>
+      <w:lvlJc w:val="left"/>
+    </w:lvl>
+    <w:lvl w:ilvl="6" w:tplc="E4AA014E">
+      <w:numFmt w:val="decimal"/>
+      <w:lvlText w:val=""/>
+      <w:lvlJc w:val="left"/>
+    </w:lvl>
+    <w:lvl w:ilvl="7" w:tplc="48928750">
+      <w:numFmt w:val="decimal"/>
+      <w:lvlText w:val=""/>
+      <w:lvlJc w:val="left"/>
+    </w:lvl>
+    <w:lvl w:ilvl="8" w:tplc="9ED87652">
+      <w:numFmt w:val="decimal"/>
+      <w:lvlText w:val=""/>
+      <w:lvlJc w:val="left"/>
+    </w:lvl>
+  </w:abstractNum>
+  <w:abstractNum w:abstractNumId="2" w15:restartNumberingAfterBreak="0">
+    <w:nsid w:val="535E0B58"/>
+    <w:multiLevelType w:val="hybridMultilevel"/>
+    <w:tmpl w:val="B14C500A"/>
+    <w:lvl w:ilvl="0" w:tplc="E3B8C1EE" w:tentative="1">
+      <w:start w:val="1"/>
+      <w:numFmt w:val="decimal"/>
+      <w:lvlText w:val="%1."/>
+      <w:lvlJc w:val="left"/>
+      <w:pPr>
+        <w:ind w:left="540" w:hanging="300"/>
+      </w:pPr>
+    </w:lvl>
+    <w:lvl w:ilvl="1" w:tplc="4F8C333E" w:tentative="1">
+      <w:start w:val="1"/>
+      <w:numFmt w:val="lowerLetter"/>
+      <w:lvlText w:val="%2."/>
+      <w:lvlJc w:val="left"/>
+      <w:pPr>
+        <w:ind w:left="940" w:hanging="300"/>
+      </w:pPr>
+    </w:lvl>
+    <w:lvl w:ilvl="2" w:tplc="3FF89544" w:tentative="1">
+      <w:start w:val="1"/>
+      <w:numFmt w:val="lowerRoman"/>
+      <w:lvlText w:val="%3."/>
+      <w:lvlJc w:val="left"/>
+      <w:pPr>
+        <w:ind w:left="1340" w:hanging="300"/>
+      </w:pPr>
+    </w:lvl>
+    <w:lvl w:ilvl="3" w:tplc="DF2299C2">
+      <w:numFmt w:val="decimal"/>
+      <w:lvlText w:val=""/>
+      <w:lvlJc w:val="left"/>
+    </w:lvl>
+    <w:lvl w:ilvl="4" w:tplc="1BC49E0E">
+      <w:numFmt w:val="decimal"/>
+      <w:lvlText w:val=""/>
+      <w:lvlJc w:val="left"/>
+    </w:lvl>
+    <w:lvl w:ilvl="5" w:tplc="F9888A8C">
+      <w:numFmt w:val="decimal"/>
+      <w:lvlText w:val=""/>
+      <w:lvlJc w:val="left"/>
+    </w:lvl>
+    <w:lvl w:ilvl="6" w:tplc="A13E5D16">
+      <w:numFmt w:val="decimal"/>
+      <w:lvlText w:val=""/>
+      <w:lvlJc w:val="left"/>
+    </w:lvl>
+    <w:lvl w:ilvl="7" w:tplc="9736A298">
+      <w:numFmt w:val="decimal"/>
+      <w:lvlText w:val=""/>
+      <w:lvlJc w:val="left"/>
+    </w:lvl>
+    <w:lvl w:ilvl="8" w:tplc="3720142E">
+      <w:numFmt w:val="decimal"/>
+      <w:lvlText w:val=""/>
+      <w:lvlJc w:val="left"/>
+    </w:lvl>
+  </w:abstractNum>
   <w:num w:numId="1">
-    <w:abstractNumId w:val="2"/>
+    <w:abstractNumId w:val="0"/>
     <w:lvlOverride w:ilvl="0">
       <w:startOverride w:val="1"/>
     </w:lvlOverride>
@@ -15637,7 +16050,7 @@
     <w:autoRedefine/>
     <w:uiPriority w:val="39"/>
     <w:unhideWhenUsed/>
-    <w:rsid w:val="00222110"/>
+    <w:rsid w:val="0007447D"/>
     <w:pPr>
       <w:spacing w:after="100"/>
     </w:pPr>

--- a/documentation/07 Operations/Troubleshooting Guide.docx
+++ b/documentation/07 Operations/Troubleshooting Guide.docx
@@ -80,7 +80,7 @@
           <w:left w:w="10" w:type="dxa"/>
           <w:right w:w="10" w:type="dxa"/>
         </w:tblCellMar>
-        <w:tblLook w:val="0000" w:firstRow="0" w:lastRow="0" w:firstColumn="0" w:lastColumn="0" w:noHBand="0" w:noVBand="0"/>
+        <w:tblLook w:val="04A0" w:firstRow="1" w:lastRow="0" w:firstColumn="1" w:lastColumn="0" w:noHBand="0" w:noVBand="1"/>
       </w:tblPr>
       <w:tblGrid>
         <w:gridCol w:w="2600"/>
@@ -461,7 +461,7 @@
           <w:left w:w="10" w:type="dxa"/>
           <w:right w:w="10" w:type="dxa"/>
         </w:tblCellMar>
-        <w:tblLook w:val="0000" w:firstRow="0" w:lastRow="0" w:firstColumn="0" w:lastColumn="0" w:noHBand="0" w:noVBand="0"/>
+        <w:tblLook w:val="04A0" w:firstRow="1" w:lastRow="0" w:firstColumn="1" w:lastColumn="0" w:noHBand="0" w:noVBand="1"/>
       </w:tblPr>
       <w:tblGrid>
         <w:gridCol w:w="1300"/>
@@ -1237,14 +1237,7 @@
                 <w:sz w:val="19"/>
                 <w:szCs w:val="19"/>
               </w:rPr>
-              <w:t>Rows for choos</w:t>
-            </w:r>
-            <w:r>
-              <w:rPr>
-                <w:sz w:val="19"/>
-                <w:szCs w:val="19"/>
-              </w:rPr>
-              <w:t>ing photos and videos in the desktop app.</w:t>
+              <w:t>Rows for choosing photos and videos in the desktop app.</w:t>
             </w:r>
           </w:p>
         </w:tc>
@@ -1476,6 +1469,81 @@
                 <w:sz w:val="19"/>
                 <w:szCs w:val="19"/>
               </w:rPr>
+              <w:t>1.</w:t>
+            </w:r>
+            <w:r>
+              <w:rPr>
+                <w:sz w:val="19"/>
+                <w:szCs w:val="19"/>
+              </w:rPr>
+              <w:t>1</w:t>
+            </w:r>
+          </w:p>
+        </w:tc>
+        <w:tc>
+          <w:tcPr>
+            <w:tcW w:w="1900" w:type="dxa"/>
+            <w:tcMar>
+              <w:top w:w="50" w:type="dxa"/>
+              <w:left w:w="90" w:type="dxa"/>
+              <w:bottom w:w="50" w:type="dxa"/>
+              <w:right w:w="90" w:type="dxa"/>
+            </w:tcMar>
+          </w:tcPr>
+          <w:p>
+            <w:r>
+              <w:rPr>
+                <w:sz w:val="19"/>
+                <w:szCs w:val="19"/>
+              </w:rPr>
+              <w:t>18 October 2026</w:t>
+            </w:r>
+          </w:p>
+        </w:tc>
+        <w:tc>
+          <w:tcPr>
+            <w:tcW w:w="6438" w:type="dxa"/>
+            <w:tcMar>
+              <w:top w:w="50" w:type="dxa"/>
+              <w:left w:w="90" w:type="dxa"/>
+              <w:bottom w:w="50" w:type="dxa"/>
+              <w:right w:w="90" w:type="dxa"/>
+            </w:tcMar>
+          </w:tcPr>
+          <w:p>
+            <w:r>
+              <w:rPr>
+                <w:sz w:val="19"/>
+                <w:szCs w:val="19"/>
+              </w:rPr>
+              <w:t>Rows for the maintenance page, "We can't reach Dateroem" and the sign-out after the clean-up.</w:t>
+            </w:r>
+          </w:p>
+        </w:tc>
+      </w:tr>
+      <w:tr>
+        <w:tblPrEx>
+          <w:tblCellMar>
+            <w:top w:w="0" w:type="dxa"/>
+            <w:bottom w:w="0" w:type="dxa"/>
+          </w:tblCellMar>
+        </w:tblPrEx>
+        <w:tc>
+          <w:tcPr>
+            <w:tcW w:w="1300" w:type="dxa"/>
+            <w:tcMar>
+              <w:top w:w="50" w:type="dxa"/>
+              <w:left w:w="90" w:type="dxa"/>
+              <w:bottom w:w="50" w:type="dxa"/>
+              <w:right w:w="90" w:type="dxa"/>
+            </w:tcMar>
+          </w:tcPr>
+          <w:p>
+            <w:r>
+              <w:rPr>
+                <w:sz w:val="19"/>
+                <w:szCs w:val="19"/>
+              </w:rPr>
               <w:t>1.1</w:t>
             </w:r>
           </w:p>
@@ -1496,7 +1564,7 @@
                 <w:sz w:val="19"/>
                 <w:szCs w:val="19"/>
               </w:rPr>
-              <w:t>18 October 2026</w:t>
+              <w:t>20 October 2026</w:t>
             </w:r>
           </w:p>
         </w:tc>
@@ -1516,7 +1584,7 @@
                 <w:sz w:val="19"/>
                 <w:szCs w:val="19"/>
               </w:rPr>
-              <w:t>Rows for the maintenance page, "We can't reach Dateroem" and the sign-out after the clean-up.</w:t>
+              <w:t>Row for the website server not starting after the internet dropped (WSL's network frozen).</w:t>
             </w:r>
           </w:p>
         </w:tc>
@@ -1584,7 +1652,7 @@
                 <w:sz w:val="19"/>
                 <w:szCs w:val="19"/>
               </w:rPr>
-              <w:t>Row for the website server not starting after the internet dropped (WSL's network frozen).</w:t>
+              <w:t>Rows for colour themes and for turning the phone.</w:t>
             </w:r>
           </w:p>
         </w:tc>
@@ -1632,7 +1700,7 @@
                 <w:sz w:val="19"/>
                 <w:szCs w:val="19"/>
               </w:rPr>
-              <w:t>20 October 2026</w:t>
+              <w:t>23 October 2026</w:t>
             </w:r>
           </w:p>
         </w:tc>
@@ -1652,7 +1720,7 @@
                 <w:sz w:val="19"/>
                 <w:szCs w:val="19"/>
               </w:rPr>
-              <w:t>Rows for colour themes and for turning the phone.</w:t>
+              <w:t>Rows for Track my order and for a customer who can or can't see the driver.</w:t>
             </w:r>
           </w:p>
         </w:tc>
@@ -1700,7 +1768,7 @@
                 <w:sz w:val="19"/>
                 <w:szCs w:val="19"/>
               </w:rPr>
-              <w:t>23 October 2026</w:t>
+              <w:t>24 October 2026</w:t>
             </w:r>
           </w:p>
         </w:tc>
@@ -1720,7 +1788,14 @@
                 <w:sz w:val="19"/>
                 <w:szCs w:val="19"/>
               </w:rPr>
-              <w:t>Rows for Track my order and for a customer who can or can't see the driver.</w:t>
+              <w:t>Rows for forgotten passwords, the temporary password, the idle lock and a staff member's</w:t>
+            </w:r>
+            <w:r>
+              <w:rPr>
+                <w:sz w:val="19"/>
+                <w:szCs w:val="19"/>
+              </w:rPr>
+              <w:t xml:space="preserve"> phone number.</w:t>
             </w:r>
           </w:p>
         </w:tc>
@@ -1788,14 +1863,7 @@
                 <w:sz w:val="19"/>
                 <w:szCs w:val="19"/>
               </w:rPr>
-              <w:t>Rows for forgotten passwords, the temporary password, the idle lock and a staff member's</w:t>
-            </w:r>
-            <w:r>
-              <w:rPr>
-                <w:sz w:val="19"/>
-                <w:szCs w:val="19"/>
-              </w:rPr>
-              <w:t xml:space="preserve"> phone number.</w:t>
+              <w:t>Rows for an order marked LATE or DUE SOON, and the company card.</w:t>
             </w:r>
           </w:p>
         </w:tc>
@@ -1863,7 +1931,7 @@
                 <w:sz w:val="19"/>
                 <w:szCs w:val="19"/>
               </w:rPr>
-              <w:t>Rows for an order marked LATE or DUE SOON, and the company card.</w:t>
+              <w:t>Rows for worker details.</w:t>
             </w:r>
           </w:p>
         </w:tc>
@@ -1931,7 +1999,7 @@
                 <w:sz w:val="19"/>
                 <w:szCs w:val="19"/>
               </w:rPr>
-              <w:t>Rows for worker details.</w:t>
+              <w:t>Rows for a change that doesn't stay saved, and a delivery area without its map pin.</w:t>
             </w:r>
           </w:p>
         </w:tc>
@@ -1999,7 +2067,7 @@
                 <w:sz w:val="19"/>
                 <w:szCs w:val="19"/>
               </w:rPr>
-              <w:t>Rows for a change that doesn't stay saved, and a delivery area without its map pin.</w:t>
+              <w:t>The phone can't reach the server after USB testing.</w:t>
             </w:r>
           </w:p>
         </w:tc>
@@ -2067,7 +2135,7 @@
                 <w:sz w:val="19"/>
                 <w:szCs w:val="19"/>
               </w:rPr>
-              <w:t>The phone can't reach the server after USB testing.</w:t>
+              <w:t>Rows for the phone's menu and Home after a change made elsewhere.</w:t>
             </w:r>
           </w:p>
         </w:tc>
@@ -2135,7 +2203,7 @@
                 <w:sz w:val="19"/>
                 <w:szCs w:val="19"/>
               </w:rPr>
-              <w:t>Rows for the phone's menu and Home after a change made elsewhere.</w:t>
+              <w:t>A row for an AI key changed in application.properties but not taking effect.</w:t>
             </w:r>
           </w:p>
         </w:tc>
@@ -2183,7 +2251,7 @@
                 <w:sz w:val="19"/>
                 <w:szCs w:val="19"/>
               </w:rPr>
-              <w:t>24 October 2026</w:t>
+              <w:t>25 October 2026</w:t>
             </w:r>
           </w:p>
         </w:tc>
@@ -2203,7 +2271,7 @@
                 <w:sz w:val="19"/>
                 <w:szCs w:val="19"/>
               </w:rPr>
-              <w:t>A row for an AI key changed in application.properties but not taking effect.</w:t>
+              <w:t>Rows for after the move: the site not answering, the old link, the desktop app's address.</w:t>
             </w:r>
           </w:p>
         </w:tc>
@@ -2251,7 +2319,7 @@
                 <w:sz w:val="19"/>
                 <w:szCs w:val="19"/>
               </w:rPr>
-              <w:t>25 October 2026</w:t>
+              <w:t>26 October 2026</w:t>
             </w:r>
           </w:p>
         </w:tc>
@@ -2271,7 +2339,7 @@
                 <w:sz w:val="19"/>
                 <w:szCs w:val="19"/>
               </w:rPr>
-              <w:t>Rows for after the move: the site not answering, the old link, the desktop app's address.</w:t>
+              <w:t>Rows for the phone app signing out right after sign-in (an old tunnel copy), the Updates button and the Notices section.</w:t>
             </w:r>
           </w:p>
         </w:tc>
@@ -2339,7 +2407,7 @@
                 <w:sz w:val="19"/>
                 <w:szCs w:val="19"/>
               </w:rPr>
-              <w:t>Rows for the phone app signing out right after sign-in (an old tunnel copy), the Updates button and the Notices section.</w:t>
+              <w:t>Row for the desktop sign-in opening behind other windows.</w:t>
             </w:r>
           </w:p>
         </w:tc>
@@ -2355,15 +2423,7 @@
           <w:sz w:val="20"/>
           <w:szCs w:val="20"/>
         </w:rPr>
-        <w:t>Kee</w:t>
-      </w:r>
-      <w:r>
-        <w:rPr>
-          <w:color w:val="5F6B66"/>
-          <w:sz w:val="20"/>
-          <w:szCs w:val="20"/>
-        </w:rPr>
-        <w:t>p this document up to date: when a feature, setting or server changes, edit the matching section here and add a line to the table above.</w:t>
+        <w:t>Keep this document up to date: when a feature, setting or server changes, edit the matching section here and add a line to the table above.</w:t>
       </w:r>
     </w:p>
     <w:p>
@@ -2378,13 +2438,14 @@
           <w:sz w:val="28"/>
           <w:szCs w:val="28"/>
         </w:rPr>
+        <w:lastRenderedPageBreak/>
         <w:t>Contents</w:t>
       </w:r>
     </w:p>
     <w:sdt>
       <w:sdtPr>
         <w:alias w:val="Contents"/>
-        <w:id w:val="1765420823"/>
+        <w:id w:val="631136624"/>
       </w:sdtPr>
       <w:sdtEndPr/>
       <w:sdtContent>
@@ -2411,7 +2472,7 @@
           <w:r>
             <w:fldChar w:fldCharType="separate"/>
           </w:r>
-          <w:hyperlink w:anchor="_Toc243926835" w:history="1">
+          <w:hyperlink w:anchor="_Toc243928560" w:history="1">
             <w:r>
               <w:rPr>
                 <w:rStyle w:val="Hyperlink"/>
@@ -2435,7 +2496,7 @@
               <w:rPr>
                 <w:noProof/>
               </w:rPr>
-              <w:instrText xml:space="preserve"> PAGEREF _Toc243926835 \h </w:instrText>
+              <w:instrText xml:space="preserve"> PAGEREF _Toc243928560 \h </w:instrText>
             </w:r>
             <w:r>
               <w:rPr>
@@ -2476,7 +2537,7 @@
               <w:szCs w:val="22"/>
             </w:rPr>
           </w:pPr>
-          <w:hyperlink w:anchor="_Toc243926836" w:history="1">
+          <w:hyperlink w:anchor="_Toc243928561" w:history="1">
             <w:r>
               <w:rPr>
                 <w:rStyle w:val="Hyperlink"/>
@@ -2500,7 +2561,7 @@
               <w:rPr>
                 <w:noProof/>
               </w:rPr>
-              <w:instrText xml:space="preserve"> PAGEREF _Toc243926836 \h </w:instrText>
+              <w:instrText xml:space="preserve"> PAGEREF _Toc243928561 \h </w:instrText>
             </w:r>
             <w:r>
               <w:rPr>
@@ -2541,7 +2602,7 @@
               <w:szCs w:val="22"/>
             </w:rPr>
           </w:pPr>
-          <w:hyperlink w:anchor="_Toc243926837" w:history="1">
+          <w:hyperlink w:anchor="_Toc243928562" w:history="1">
             <w:r>
               <w:rPr>
                 <w:rStyle w:val="Hyperlink"/>
@@ -2565,7 +2626,7 @@
               <w:rPr>
                 <w:noProof/>
               </w:rPr>
-              <w:instrText xml:space="preserve"> PAGEREF _Toc243926837 \h </w:instrText>
+              <w:instrText xml:space="preserve"> PAGEREF _Toc243928562 \h </w:instrText>
             </w:r>
             <w:r>
               <w:rPr>
@@ -2606,7 +2667,7 @@
               <w:szCs w:val="22"/>
             </w:rPr>
           </w:pPr>
-          <w:hyperlink w:anchor="_Toc243926838" w:history="1">
+          <w:hyperlink w:anchor="_Toc243928563" w:history="1">
             <w:r>
               <w:rPr>
                 <w:rStyle w:val="Hyperlink"/>
@@ -2630,7 +2691,7 @@
               <w:rPr>
                 <w:noProof/>
               </w:rPr>
-              <w:instrText xml:space="preserve"> PAGEREF _Toc243926838 \h </w:instrText>
+              <w:instrText xml:space="preserve"> PAGEREF _Toc243928563 \h </w:instrText>
             </w:r>
             <w:r>
               <w:rPr>
@@ -2671,7 +2732,7 @@
               <w:szCs w:val="22"/>
             </w:rPr>
           </w:pPr>
-          <w:hyperlink w:anchor="_Toc243926839" w:history="1">
+          <w:hyperlink w:anchor="_Toc243928564" w:history="1">
             <w:r>
               <w:rPr>
                 <w:rStyle w:val="Hyperlink"/>
@@ -2695,7 +2756,7 @@
               <w:rPr>
                 <w:noProof/>
               </w:rPr>
-              <w:instrText xml:space="preserve"> PAGEREF _Toc243926839 \h </w:instrText>
+              <w:instrText xml:space="preserve"> PAGEREF _Toc243928564 \h </w:instrText>
             </w:r>
             <w:r>
               <w:rPr>
@@ -2736,7 +2797,7 @@
               <w:szCs w:val="22"/>
             </w:rPr>
           </w:pPr>
-          <w:hyperlink w:anchor="_Toc243926840" w:history="1">
+          <w:hyperlink w:anchor="_Toc243928565" w:history="1">
             <w:r>
               <w:rPr>
                 <w:rStyle w:val="Hyperlink"/>
@@ -2760,7 +2821,7 @@
               <w:rPr>
                 <w:noProof/>
               </w:rPr>
-              <w:instrText xml:space="preserve"> PAGEREF _Toc243926840 \h </w:instrText>
+              <w:instrText xml:space="preserve"> PAGEREF _Toc243928565 \h </w:instrText>
             </w:r>
             <w:r>
               <w:rPr>
@@ -2801,7 +2862,7 @@
               <w:szCs w:val="22"/>
             </w:rPr>
           </w:pPr>
-          <w:hyperlink w:anchor="_Toc243926841" w:history="1">
+          <w:hyperlink w:anchor="_Toc243928566" w:history="1">
             <w:r>
               <w:rPr>
                 <w:rStyle w:val="Hyperlink"/>
@@ -2825,7 +2886,7 @@
               <w:rPr>
                 <w:noProof/>
               </w:rPr>
-              <w:instrText xml:space="preserve"> PAGEREF _Toc243926841 \h </w:instrText>
+              <w:instrText xml:space="preserve"> PAGEREF _Toc243928566 \h </w:instrText>
             </w:r>
             <w:r>
               <w:rPr>
@@ -2866,7 +2927,7 @@
               <w:szCs w:val="22"/>
             </w:rPr>
           </w:pPr>
-          <w:hyperlink w:anchor="_Toc243926842" w:history="1">
+          <w:hyperlink w:anchor="_Toc243928567" w:history="1">
             <w:r>
               <w:rPr>
                 <w:rStyle w:val="Hyperlink"/>
@@ -2890,7 +2951,7 @@
               <w:rPr>
                 <w:noProof/>
               </w:rPr>
-              <w:instrText xml:space="preserve"> PAGEREF _Toc243926842 \h </w:instrText>
+              <w:instrText xml:space="preserve"> PAGEREF _Toc243928567 \h </w:instrText>
             </w:r>
             <w:r>
               <w:rPr>
@@ -2933,7 +2994,7 @@
       <w:pPr>
         <w:pStyle w:val="Heading1"/>
       </w:pPr>
-      <w:bookmarkStart w:id="1" w:name="_Toc243926835"/>
+      <w:bookmarkStart w:id="1" w:name="_Toc243928560"/>
       <w:r>
         <w:lastRenderedPageBreak/>
         <w:t>1  How to use this guide</w:t>
@@ -2957,7 +3018,7 @@
       <w:pPr>
         <w:pStyle w:val="Heading1"/>
       </w:pPr>
-      <w:bookmarkStart w:id="2" w:name="_Toc243926836"/>
+      <w:bookmarkStart w:id="2" w:name="_Toc243928561"/>
       <w:r>
         <w:lastRenderedPageBreak/>
         <w:t>2  Servers and database</w:t>
@@ -2980,7 +3041,7 @@
           <w:left w:w="10" w:type="dxa"/>
           <w:right w:w="10" w:type="dxa"/>
         </w:tblCellMar>
-        <w:tblLook w:val="0000" w:firstRow="0" w:lastRow="0" w:firstColumn="0" w:lastColumn="0" w:noHBand="0" w:noVBand="0"/>
+        <w:tblLook w:val="04A0" w:firstRow="1" w:lastRow="0" w:firstColumn="1" w:lastColumn="0" w:noHBand="0" w:noVBand="1"/>
       </w:tblPr>
       <w:tblGrid>
         <w:gridCol w:w="2770"/>
@@ -3111,16 +3172,7 @@
                 <w:sz w:val="19"/>
                 <w:szCs w:val="19"/>
               </w:rPr>
-              <w:t>The website o</w:t>
-            </w:r>
-            <w:r>
-              <w:rPr>
-                <w:b/>
-                <w:bCs/>
-                <w:sz w:val="19"/>
-                <w:szCs w:val="19"/>
-              </w:rPr>
-              <w:t>r apps stop answering (since the move)</w:t>
+              <w:t>The website or apps stop answering (since the move)</w:t>
             </w:r>
           </w:p>
         </w:tc>
@@ -3166,7 +3218,14 @@
                 <w:sz w:val="19"/>
                 <w:szCs w:val="19"/>
               </w:rPr>
-              <w:t>Sign in to the server (Running and Operating the System) and run check-server.sh; restart what fails with systemctl restart. If you cannot sign in, open the server in HostAfrica's client area</w:t>
+              <w:t>Sign in to the server (Running and Operating the System) and run check-server.sh; restart what fails with systemc</w:t>
+            </w:r>
+            <w:r>
+              <w:rPr>
+                <w:sz w:val="19"/>
+                <w:szCs w:val="19"/>
+              </w:rPr>
+              <w:t>tl restart. If you cannot sign in, open the server in HostAfrica's client area</w:t>
             </w:r>
           </w:p>
         </w:tc>
@@ -3360,7 +3419,7 @@
           <w:left w:w="10" w:type="dxa"/>
           <w:right w:w="10" w:type="dxa"/>
         </w:tblCellMar>
-        <w:tblLook w:val="0000" w:firstRow="0" w:lastRow="0" w:firstColumn="0" w:lastColumn="0" w:noHBand="0" w:noVBand="0"/>
+        <w:tblLook w:val="04A0" w:firstRow="1" w:lastRow="0" w:firstColumn="1" w:lastColumn="0" w:noHBand="0" w:noVBand="1"/>
       </w:tblPr>
       <w:tblGrid>
         <w:gridCol w:w="2770"/>
@@ -4405,7 +4464,7 @@
       <w:pPr>
         <w:pStyle w:val="Heading1"/>
       </w:pPr>
-      <w:bookmarkStart w:id="3" w:name="_Toc243926837"/>
+      <w:bookmarkStart w:id="3" w:name="_Toc243928562"/>
       <w:r>
         <w:lastRenderedPageBreak/>
         <w:t>3  Mobile app</w:t>
@@ -4428,7 +4487,7 @@
           <w:left w:w="10" w:type="dxa"/>
           <w:right w:w="10" w:type="dxa"/>
         </w:tblCellMar>
-        <w:tblLook w:val="0000" w:firstRow="0" w:lastRow="0" w:firstColumn="0" w:lastColumn="0" w:noHBand="0" w:noVBand="0"/>
+        <w:tblLook w:val="04A0" w:firstRow="1" w:lastRow="0" w:firstColumn="1" w:lastColumn="0" w:noHBand="0" w:noVBand="1"/>
       </w:tblPr>
       <w:tblGrid>
         <w:gridCol w:w="2770"/>
@@ -6651,7 +6710,7 @@
       <w:pPr>
         <w:pStyle w:val="Heading1"/>
       </w:pPr>
-      <w:bookmarkStart w:id="4" w:name="_Toc243926838"/>
+      <w:bookmarkStart w:id="4" w:name="_Toc243928563"/>
       <w:r>
         <w:lastRenderedPageBreak/>
         <w:t>4  Website</w:t>
@@ -6674,7 +6733,7 @@
           <w:left w:w="10" w:type="dxa"/>
           <w:right w:w="10" w:type="dxa"/>
         </w:tblCellMar>
-        <w:tblLook w:val="0000" w:firstRow="0" w:lastRow="0" w:firstColumn="0" w:lastColumn="0" w:noHBand="0" w:noVBand="0"/>
+        <w:tblLook w:val="04A0" w:firstRow="1" w:lastRow="0" w:firstColumn="1" w:lastColumn="0" w:noHBand="0" w:noVBand="1"/>
       </w:tblPr>
       <w:tblGrid>
         <w:gridCol w:w="2770"/>
@@ -9928,7 +9987,7 @@
       <w:pPr>
         <w:pStyle w:val="Heading1"/>
       </w:pPr>
-      <w:bookmarkStart w:id="5" w:name="_Toc243926839"/>
+      <w:bookmarkStart w:id="5" w:name="_Toc243928564"/>
       <w:r>
         <w:lastRenderedPageBreak/>
         <w:t>5  Payments</w:t>
@@ -9951,7 +10010,7 @@
           <w:left w:w="10" w:type="dxa"/>
           <w:right w:w="10" w:type="dxa"/>
         </w:tblCellMar>
-        <w:tblLook w:val="0000" w:firstRow="0" w:lastRow="0" w:firstColumn="0" w:lastColumn="0" w:noHBand="0" w:noVBand="0"/>
+        <w:tblLook w:val="04A0" w:firstRow="1" w:lastRow="0" w:firstColumn="1" w:lastColumn="0" w:noHBand="0" w:noVBand="1"/>
       </w:tblPr>
       <w:tblGrid>
         <w:gridCol w:w="2770"/>
@@ -10901,7 +10960,7 @@
       <w:pPr>
         <w:pStyle w:val="Heading1"/>
       </w:pPr>
-      <w:bookmarkStart w:id="6" w:name="_Toc243926840"/>
+      <w:bookmarkStart w:id="6" w:name="_Toc243928565"/>
       <w:r>
         <w:lastRenderedPageBreak/>
         <w:t>6  AI assistant</w:t>
@@ -10924,7 +10983,7 @@
           <w:left w:w="10" w:type="dxa"/>
           <w:right w:w="10" w:type="dxa"/>
         </w:tblCellMar>
-        <w:tblLook w:val="0000" w:firstRow="0" w:lastRow="0" w:firstColumn="0" w:lastColumn="0" w:noHBand="0" w:noVBand="0"/>
+        <w:tblLook w:val="04A0" w:firstRow="1" w:lastRow="0" w:firstColumn="1" w:lastColumn="0" w:noHBand="0" w:noVBand="1"/>
       </w:tblPr>
       <w:tblGrid>
         <w:gridCol w:w="2770"/>
@@ -11455,7 +11514,7 @@
       <w:pPr>
         <w:pStyle w:val="Heading1"/>
       </w:pPr>
-      <w:bookmarkStart w:id="7" w:name="_Toc243926841"/>
+      <w:bookmarkStart w:id="7" w:name="_Toc243928566"/>
       <w:r>
         <w:lastRenderedPageBreak/>
         <w:t>7  Desktop app</w:t>
@@ -11478,7 +11537,7 @@
           <w:left w:w="10" w:type="dxa"/>
           <w:right w:w="10" w:type="dxa"/>
         </w:tblCellMar>
-        <w:tblLook w:val="0000" w:firstRow="0" w:lastRow="0" w:firstColumn="0" w:lastColumn="0" w:noHBand="0" w:noVBand="0"/>
+        <w:tblLook w:val="04A0" w:firstRow="1" w:lastRow="0" w:firstColumn="1" w:lastColumn="0" w:noHBand="0" w:noVBand="1"/>
       </w:tblPr>
       <w:tblGrid>
         <w:gridCol w:w="2770"/>
@@ -11609,7 +11668,7 @@
                 <w:sz w:val="19"/>
                 <w:szCs w:val="19"/>
               </w:rPr>
-              <w:t>There is no Notices item in the menu</w:t>
+              <w:t>After the intro the sign-in is not in front (its taskbar button flashes)</w:t>
             </w:r>
           </w:p>
         </w:tc>
@@ -11632,7 +11691,7 @@
                 <w:sz w:val="19"/>
                 <w:szCs w:val="19"/>
               </w:rPr>
-              <w:t>The app was opened before the update (26 October 2026), or it is an older shared copy</w:t>
+              <w:t>A copy from before 26 October 2026: the intro was a separate window and Windows would not bring sign-in forward when it closed</w:t>
             </w:r>
           </w:p>
         </w:tc>
@@ -11655,7 +11714,7 @@
                 <w:sz w:val="19"/>
                 <w:szCs w:val="19"/>
               </w:rPr>
-              <w:t>Close and reopen it; on other computers install the new copy</w:t>
+              <w:t>Close the app and open it again (this computer runs the current version); on other computers install the new copy</w:t>
             </w:r>
           </w:p>
         </w:tc>
@@ -11692,7 +11751,7 @@
                 <w:sz w:val="19"/>
                 <w:szCs w:val="19"/>
               </w:rPr>
-              <w:t>A new Groq or M-Pesa key in application.properties isn't used</w:t>
+              <w:t>There is no Notices item in the menu</w:t>
             </w:r>
           </w:p>
         </w:tc>
@@ -11716,7 +11775,7 @@
                 <w:sz w:val="19"/>
                 <w:szCs w:val="19"/>
               </w:rPr>
-              <w:t>A start command exports the old value (an export wins over the file) - until 24 October 2026 the Groq key was exported in run_backend.sh, start_backend.sh and server_manager.py</w:t>
+              <w:t>The app was opened before the update (26 October 2026), or it is an older shared copy</w:t>
             </w:r>
           </w:p>
         </w:tc>
@@ -11740,14 +11799,7 @@
                 <w:sz w:val="19"/>
                 <w:szCs w:val="19"/>
               </w:rPr>
-              <w:t xml:space="preserve">Remove that export, then restart the backend. Close and reopen the desktop app </w:t>
-            </w:r>
-            <w:r>
-              <w:rPr>
-                <w:sz w:val="19"/>
-                <w:szCs w:val="19"/>
-              </w:rPr>
-              <w:t>before restarting the backend from its Servers panel: it keeps the start command it read when it opened</w:t>
+              <w:t>Close and reopen it; on other computers install the new copy</w:t>
             </w:r>
           </w:p>
         </w:tc>
@@ -11783,7 +11835,7 @@
                 <w:sz w:val="19"/>
                 <w:szCs w:val="19"/>
               </w:rPr>
-              <w:t>A change looks saved, but reopening shows the old value</w:t>
+              <w:t>A new Groq or M-Pesa key in application.properties isn't used</w:t>
             </w:r>
           </w:p>
         </w:tc>
@@ -11806,7 +11858,7 @@
                 <w:sz w:val="19"/>
                 <w:szCs w:val="19"/>
               </w:rPr>
-              <w:t>A field dropped between the app and the backend (like the Company phone tick before 24 October 2026), or an emptied box meaning "keep"</w:t>
+              <w:t>A start command exports the old value (an export wins over the file) - until 24 October 2026 the Groq key was exported in run_backend.sh, start_backend.sh and server_manager.py</w:t>
             </w:r>
           </w:p>
         </w:tc>
@@ -11829,7 +11881,14 @@
                 <w:sz w:val="19"/>
                 <w:szCs w:val="19"/>
               </w:rPr>
-              <w:t>Run python3 scripts/check_field_flow.py; it names the field and where it is lost</w:t>
+              <w:t xml:space="preserve">Remove that export, then restart the backend. Close and reopen the desktop app </w:t>
+            </w:r>
+            <w:r>
+              <w:rPr>
+                <w:sz w:val="19"/>
+                <w:szCs w:val="19"/>
+              </w:rPr>
+              <w:t>before restarting the backend from its Servers panel: it keeps the start command it read when it opened</w:t>
             </w:r>
           </w:p>
         </w:tc>
@@ -11866,7 +11925,7 @@
                 <w:sz w:val="19"/>
                 <w:szCs w:val="19"/>
               </w:rPr>
-              <w:t>A delivery area has no map pin</w:t>
+              <w:t>A change looks saved, but reopening shows the old value</w:t>
             </w:r>
           </w:p>
         </w:tc>
@@ -11890,7 +11949,7 @@
                 <w:sz w:val="19"/>
                 <w:szCs w:val="19"/>
               </w:rPr>
-              <w:t>Before 24 October 2026 an edit from the phone emptied it</w:t>
+              <w:t>A field dropped between the app and the backend (like the Company phone tick before 24 October 2026), or an emptied box meaning "keep"</w:t>
             </w:r>
           </w:p>
         </w:tc>
@@ -11914,7 +11973,7 @@
                 <w:sz w:val="19"/>
                 <w:szCs w:val="19"/>
               </w:rPr>
-              <w:t>Add the coordinates again in Delivery Areas &gt; Edit (phone edits keep it now)</w:t>
+              <w:t>Run python3 scripts/check_field_flow.py; it names the field and where it is lost</w:t>
             </w:r>
           </w:p>
         </w:tc>
@@ -11950,7 +12009,7 @@
                 <w:sz w:val="19"/>
                 <w:szCs w:val="19"/>
               </w:rPr>
-              <w:t>Worker details say "not set up on the server yet"</w:t>
+              <w:t>A delivery area has no map pin</w:t>
             </w:r>
           </w:p>
         </w:tc>
@@ -11973,7 +12032,7 @@
                 <w:sz w:val="19"/>
                 <w:szCs w:val="19"/>
               </w:rPr>
-              <w:t>The backend has no app.workers.data-secret (for example after a move where it wasn't copied)</w:t>
+              <w:t>Before 24 October 2026 an edit from the phone emptied it</w:t>
             </w:r>
           </w:p>
         </w:tc>
@@ -11996,7 +12055,7 @@
                 <w:sz w:val="19"/>
                 <w:szCs w:val="19"/>
               </w:rPr>
-              <w:t>Copy the key from the old application.properties (or the owner's copy) into the backend's settings and restart the backend. Do not make a new key</w:t>
+              <w:t>Add the coordinates again in Delivery Areas &gt; Edit (phone edits keep it now)</w:t>
             </w:r>
           </w:p>
         </w:tc>
@@ -12033,7 +12092,7 @@
                 <w:sz w:val="19"/>
                 <w:szCs w:val="19"/>
               </w:rPr>
-              <w:t>There is no Open Details button in Worker Details</w:t>
+              <w:t>Worker details say "not set up on the server yet"</w:t>
             </w:r>
           </w:p>
         </w:tc>
@@ -12057,7 +12116,7 @@
                 <w:sz w:val="19"/>
                 <w:szCs w:val="19"/>
               </w:rPr>
-              <w:t>Only the SuperAdmin opens staff details</w:t>
+              <w:t>The backend has no app.workers.data-secret (for example after a move where it wasn't copied)</w:t>
             </w:r>
           </w:p>
         </w:tc>
@@ -12081,7 +12140,7 @@
                 <w:sz w:val="19"/>
                 <w:szCs w:val="19"/>
               </w:rPr>
-              <w:t>Ask the SuperAdmin</w:t>
+              <w:t>Copy the key from the old application.properties (or the owner's copy) into the backend's settings and restart the backend. Do not make a new key</w:t>
             </w:r>
           </w:p>
         </w:tc>
@@ -12117,7 +12176,7 @@
                 <w:sz w:val="19"/>
                 <w:szCs w:val="19"/>
               </w:rPr>
-              <w:t>An order is red (LATE) in Orders</w:t>
+              <w:t>There is no Open Details button in Worker Details</w:t>
             </w:r>
           </w:p>
         </w:tc>
@@ -12140,7 +12199,7 @@
                 <w:sz w:val="19"/>
                 <w:szCs w:val="19"/>
               </w:rPr>
-              <w:t>It is still waiting for a delivery and the date the customer was promised has passed</w:t>
+              <w:t>Only the SuperAdmin opens staff details</w:t>
             </w:r>
           </w:p>
         </w:tc>
@@ -12163,7 +12222,7 @@
                 <w:sz w:val="19"/>
                 <w:szCs w:val="19"/>
               </w:rPr>
-              <w:t>Put it on the next delivery going that way; consider telling the customer the new date</w:t>
+              <w:t>Ask the SuperAdmin</w:t>
             </w:r>
           </w:p>
         </w:tc>
@@ -12200,7 +12259,7 @@
                 <w:sz w:val="19"/>
                 <w:szCs w:val="19"/>
               </w:rPr>
-              <w:t>An order is orange (DUE SOON)</w:t>
+              <w:t>An order is red (LATE) in Orders</w:t>
             </w:r>
           </w:p>
         </w:tc>
@@ -12224,7 +12283,7 @@
                 <w:sz w:val="19"/>
                 <w:szCs w:val="19"/>
               </w:rPr>
-              <w:t>It is close to its promised date - the last quarter of the time promised, at least 5 days before</w:t>
+              <w:t>It is still waiting for a delivery and the date the customer was promised has passed</w:t>
             </w:r>
           </w:p>
         </w:tc>
@@ -12248,7 +12307,7 @@
                 <w:sz w:val="19"/>
                 <w:szCs w:val="19"/>
               </w:rPr>
-              <w:t>Assign it to a delivery that arrives by the promised date</w:t>
+              <w:t>Put it on the next delivery going that way; consider telling the customer the new date</w:t>
             </w:r>
           </w:p>
         </w:tc>
@@ -12284,7 +12343,7 @@
                 <w:sz w:val="19"/>
                 <w:szCs w:val="19"/>
               </w:rPr>
-              <w:t>A phone shows an old company card</w:t>
+              <w:t>An order is orange (DUE SOON)</w:t>
             </w:r>
           </w:p>
         </w:tc>
@@ -12307,7 +12366,7 @@
                 <w:sz w:val="19"/>
                 <w:szCs w:val="19"/>
               </w:rPr>
-              <w:t>It was offline when Home opened, so it shows the copy it kept</w:t>
+              <w:t>It is close to its promised date - the last quarter of the time promised, at least 5 days before</w:t>
             </w:r>
           </w:p>
         </w:tc>
@@ -12330,7 +12389,7 @@
                 <w:sz w:val="19"/>
                 <w:szCs w:val="19"/>
               </w:rPr>
-              <w:t>Open Home again once the phone is online; only the SuperAdmin changes the card</w:t>
+              <w:t>Assign it to a delivery that arrives by the promised date</w:t>
             </w:r>
           </w:p>
         </w:tc>
@@ -12367,7 +12426,7 @@
                 <w:sz w:val="19"/>
                 <w:szCs w:val="19"/>
               </w:rPr>
-              <w:t>Someone forgot their password</w:t>
+              <w:t>A phone shows an old company card</w:t>
             </w:r>
           </w:p>
         </w:tc>
@@ -12391,7 +12450,7 @@
                 <w:sz w:val="19"/>
                 <w:szCs w:val="19"/>
               </w:rPr>
-              <w:t>Passwords can't be read by anyone</w:t>
+              <w:t>It was offline when Home opened, so it shows the copy it kept</w:t>
             </w:r>
           </w:p>
         </w:tc>
@@ -12415,7 +12474,7 @@
                 <w:sz w:val="19"/>
                 <w:szCs w:val="19"/>
               </w:rPr>
-              <w:t>An admin opens Users, selects the account and presses Reset Password, then gives the person the temporary password in person or by phone (an Admin's only by the SuperAdmin)</w:t>
+              <w:t>Open Home again once the phone is online; only the SuperAdmin changes the card</w:t>
             </w:r>
           </w:p>
         </w:tc>
@@ -12451,7 +12510,7 @@
                 <w:sz w:val="19"/>
                 <w:szCs w:val="19"/>
               </w:rPr>
-              <w:t>The app locked itself</w:t>
+              <w:t>Someone forgot their password</w:t>
             </w:r>
           </w:p>
         </w:tc>
@@ -12474,7 +12533,7 @@
                 <w:sz w:val="19"/>
                 <w:szCs w:val="19"/>
               </w:rPr>
-              <w:t>The idle lock: no key or mouse movement for the SuperAdmin's minutes</w:t>
+              <w:t>Passwords can't be read by anyone</w:t>
             </w:r>
           </w:p>
         </w:tc>
@@ -12497,7 +12556,7 @@
                 <w:sz w:val="19"/>
                 <w:szCs w:val="19"/>
               </w:rPr>
-              <w:t>Type the password and Unlock - nothing was lost. The SuperAdmin can change the minutes in Settings &gt; Idle lock</w:t>
+              <w:t>An admin opens Users, selects the account and presses Reset Password, then gives the person the temporary password in person or by phone (an Admin's only by the SuperAdmin)</w:t>
             </w:r>
           </w:p>
         </w:tc>
@@ -12534,7 +12593,7 @@
                 <w:sz w:val="19"/>
                 <w:szCs w:val="19"/>
               </w:rPr>
-              <w:t>Signed out after typing wrong passwords on the lock</w:t>
+              <w:t>The app locked itself</w:t>
             </w:r>
           </w:p>
         </w:tc>
@@ -12558,7 +12617,7 @@
                 <w:sz w:val="19"/>
                 <w:szCs w:val="19"/>
               </w:rPr>
-              <w:t>Five wrong passwords in 15 minutes</w:t>
+              <w:t>The idle lock: no key or mouse movement for the SuperAdmin's minutes</w:t>
             </w:r>
           </w:p>
         </w:tc>
@@ -12582,7 +12641,7 @@
                 <w:sz w:val="19"/>
                 <w:szCs w:val="19"/>
               </w:rPr>
-              <w:t>Sign in again; if the password is forgotten, ask an admin to reset it</w:t>
+              <w:t>Type the password and Unlock - nothing was lost. The SuperAdmin can change the minutes in Settings &gt; Idle lock</w:t>
             </w:r>
           </w:p>
         </w:tc>
@@ -12618,7 +12677,7 @@
                 <w:sz w:val="19"/>
                 <w:szCs w:val="19"/>
               </w:rPr>
-              <w:t>The taskbar or the Start Menu still shows the old tree icon</w:t>
+              <w:t>Signed out after typing wrong passwords on the lock</w:t>
             </w:r>
           </w:p>
         </w:tc>
@@ -12641,7 +12700,7 @@
                 <w:sz w:val="19"/>
                 <w:szCs w:val="19"/>
               </w:rPr>
-              <w:t>Windows keeps icons in its icon cache</w:t>
+              <w:t>Five wrong passwords in 15 minutes</w:t>
             </w:r>
           </w:p>
         </w:tc>
@@ -12664,7 +12723,7 @@
                 <w:sz w:val="19"/>
                 <w:szCs w:val="19"/>
               </w:rPr>
-              <w:t>Restart the app; if the shortcut still shows it, sign out of Windows and back in (the icon is app/assets/icon.ico)</w:t>
+              <w:t>Sign in again; if the password is forgotten, ask an admin to reset it</w:t>
             </w:r>
           </w:p>
         </w:tc>
@@ -12701,7 +12760,7 @@
                 <w:sz w:val="19"/>
                 <w:szCs w:val="19"/>
               </w:rPr>
-              <w:t>Sign-in does nothing or fails, or "Couldn't reach the server at ..."</w:t>
+              <w:t>The taskbar or the Start Menu still shows the old tree icon</w:t>
             </w:r>
           </w:p>
         </w:tc>
@@ -12725,7 +12784,7 @@
                 <w:sz w:val="19"/>
                 <w:szCs w:val="19"/>
               </w:rPr>
-              <w:t>Backend or admin server not running, or the server address under the sign-in card is wrong</w:t>
+              <w:t>Windows keeps icons in its icon cache</w:t>
             </w:r>
           </w:p>
         </w:tc>
@@ -12749,7 +12808,7 @@
                 <w:sz w:val="19"/>
                 <w:szCs w:val="19"/>
               </w:rPr>
-              <w:t>Open Servers from the sign-in window and Start All; check the address (Change); on this computer it is http://127.0.0.1:8002</w:t>
+              <w:t>Restart the app; if the shortcut still shows it, sign out of Windows and back in (the icon is app/assets/icon.ico)</w:t>
             </w:r>
           </w:p>
         </w:tc>
@@ -12785,7 +12844,8 @@
                 <w:sz w:val="19"/>
                 <w:szCs w:val="19"/>
               </w:rPr>
-              <w:t>Every request takes about 20 seconds or times out on this computer</w:t>
+              <w:lastRenderedPageBreak/>
+              <w:t>Sign-in does nothing or fails, or "Couldn't reach the server at ..."</w:t>
             </w:r>
           </w:p>
         </w:tc>
@@ -12808,7 +12868,7 @@
                 <w:sz w:val="19"/>
                 <w:szCs w:val="19"/>
               </w:rPr>
-              <w:t>The server address uses "localhost"; Windows tries its IPv6 address first and that route into WSL can hang</w:t>
+              <w:t>Backend or admin server not running, or the server address under the sign-in card is wrong</w:t>
             </w:r>
           </w:p>
         </w:tc>
@@ -12831,7 +12891,7 @@
                 <w:sz w:val="19"/>
                 <w:szCs w:val="19"/>
               </w:rPr>
-              <w:t>Change the address to http://127.0.0.1:8002</w:t>
+              <w:t>Open Servers from the sign-in window and Start All; check the address (Change); on this computer it is http://127.0.0.1:8002</w:t>
             </w:r>
           </w:p>
         </w:tc>
@@ -12868,8 +12928,7 @@
                 <w:sz w:val="19"/>
                 <w:szCs w:val="19"/>
               </w:rPr>
-              <w:lastRenderedPageBreak/>
-              <w:t>"This computer is waiting for approval ..."</w:t>
+              <w:t>Every request takes about 20 seconds or times out on this computer</w:t>
             </w:r>
           </w:p>
         </w:tc>
@@ -12893,7 +12952,7 @@
                 <w:sz w:val="19"/>
                 <w:szCs w:val="19"/>
               </w:rPr>
-              <w:t>First sign-in on this computer (or for this account on it), or a new Windows user</w:t>
+              <w:t>The server address uses "localhost"; Windows tries its IPv6 address first and that route into WSL can hang</w:t>
             </w:r>
           </w:p>
         </w:tc>
@@ -12917,7 +12976,7 @@
                 <w:sz w:val="19"/>
                 <w:szCs w:val="19"/>
               </w:rPr>
-              <w:t>The SuperAdmin approves it in Users &gt; Computers - the message gives the name it is listed under; then sign in again</w:t>
+              <w:t>Change the address to http://127.0.0.1:8002</w:t>
             </w:r>
           </w:p>
         </w:tc>
@@ -12953,7 +13012,7 @@
                 <w:sz w:val="19"/>
                 <w:szCs w:val="19"/>
               </w:rPr>
-              <w:t>"This computer has been blocked for this account" at sign-in</w:t>
+              <w:t>"This computer is waiting for approval ..."</w:t>
             </w:r>
           </w:p>
         </w:tc>
@@ -12976,7 +13035,7 @@
                 <w:sz w:val="19"/>
                 <w:szCs w:val="19"/>
               </w:rPr>
-              <w:t>It was rejected or blocked earlier</w:t>
+              <w:t>First sign-in on this computer (or for this account on it), or a new Windows user</w:t>
             </w:r>
           </w:p>
         </w:tc>
@@ -12999,7 +13058,7 @@
                 <w:sz w:val="19"/>
                 <w:szCs w:val="19"/>
               </w:rPr>
-              <w:t>The SuperAdmin can approve it again in Users &gt; Computers</w:t>
+              <w:t>The SuperAdmin approves it in Users &gt; Computers - the message gives the name it is listed under; then sign in again</w:t>
             </w:r>
           </w:p>
         </w:tc>
@@ -13036,7 +13095,7 @@
                 <w:sz w:val="19"/>
                 <w:szCs w:val="19"/>
               </w:rPr>
-              <w:t>Back at the sign-in screen with "This computer is no longer approved ..."</w:t>
+              <w:t>"This computer has been blocked for this account" at sign-in</w:t>
             </w:r>
           </w:p>
         </w:tc>
@@ -13060,7 +13119,7 @@
                 <w:sz w:val="19"/>
                 <w:szCs w:val="19"/>
               </w:rPr>
-              <w:t>The SuperAdmin blocked or replaced this computer, the account was disabled, or it is no longer Admin or SuperAdmin</w:t>
+              <w:t>It was rejected or blocked earlier</w:t>
             </w:r>
           </w:p>
         </w:tc>
@@ -13084,7 +13143,7 @@
                 <w:sz w:val="19"/>
                 <w:szCs w:val="19"/>
               </w:rPr>
-              <w:t>Ask the SuperAdmin</w:t>
+              <w:t>The SuperAdmin can approve it again in Users &gt; Computers</w:t>
             </w:r>
           </w:p>
         </w:tc>
@@ -13120,7 +13179,7 @@
                 <w:sz w:val="19"/>
                 <w:szCs w:val="19"/>
               </w:rPr>
-              <w:t>Back at the sign-in screen with "Please sign in again."</w:t>
+              <w:t>Back at the sign-in screen with "This computer is no longer approved ..."</w:t>
             </w:r>
           </w:p>
         </w:tc>
@@ -13143,7 +13202,7 @@
                 <w:sz w:val="19"/>
                 <w:szCs w:val="19"/>
               </w:rPr>
-              <w:t>The 12-hour sign-in ran out (or the backend's sign-in key changed)</w:t>
+              <w:t>The SuperAdmin blocked or replaced this computer, the account was disabled, or it is no longer Admin or SuperAdmin</w:t>
             </w:r>
           </w:p>
         </w:tc>
@@ -13166,7 +13225,7 @@
                 <w:sz w:val="19"/>
                 <w:szCs w:val="19"/>
               </w:rPr>
-              <w:t>Sign in again</w:t>
+              <w:t>Ask the SuperAdmin</w:t>
             </w:r>
           </w:p>
         </w:tc>
@@ -13203,7 +13262,7 @@
                 <w:sz w:val="19"/>
                 <w:szCs w:val="19"/>
               </w:rPr>
-              <w:t>"Too many wrong passwords. Try again in N minutes."</w:t>
+              <w:t>Back at the sign-in screen with "Please sign in again."</w:t>
             </w:r>
           </w:p>
         </w:tc>
@@ -13227,7 +13286,7 @@
                 <w:sz w:val="19"/>
                 <w:szCs w:val="19"/>
               </w:rPr>
-              <w:t>5 wrong passwords for this account from this address within 15 minutes</w:t>
+              <w:t>The 12-hour sign-in ran out (or the backend's sign-in key changed)</w:t>
             </w:r>
           </w:p>
         </w:tc>
@@ -13251,7 +13310,7 @@
                 <w:sz w:val="19"/>
                 <w:szCs w:val="19"/>
               </w:rPr>
-              <w:t>Wait, or restart the admin server to clear the count; check Caps Lock</w:t>
+              <w:t>Sign in again</w:t>
             </w:r>
           </w:p>
         </w:tc>
@@ -13287,7 +13346,7 @@
                 <w:sz w:val="19"/>
                 <w:szCs w:val="19"/>
               </w:rPr>
-              <w:t>"This copy of the desktop app is too old - please install the new one."</w:t>
+              <w:t>"Too many wrong passwords. Try again in N minutes."</w:t>
             </w:r>
           </w:p>
         </w:tc>
@@ -13310,7 +13369,7 @@
                 <w:sz w:val="19"/>
                 <w:szCs w:val="19"/>
               </w:rPr>
-              <w:t>A copy from before 5 October 2026, or older than the server's MIN_DESKTOP_VERSION</w:t>
+              <w:t>5 wrong passwords for this account from this address within 15 minutes</w:t>
             </w:r>
           </w:p>
         </w:tc>
@@ -13333,7 +13392,7 @@
                 <w:sz w:val="19"/>
                 <w:szCs w:val="19"/>
               </w:rPr>
-              <w:t>Install the current copy</w:t>
+              <w:t>Wait, or restart the admin server to clear the count; check Caps Lock</w:t>
             </w:r>
           </w:p>
         </w:tc>
@@ -13370,7 +13429,7 @@
                 <w:sz w:val="19"/>
                 <w:szCs w:val="19"/>
               </w:rPr>
-              <w:t>"The '...' role can't use the desktop app"</w:t>
+              <w:t>"This copy of the desktop app is too old - please install the new one."</w:t>
             </w:r>
           </w:p>
         </w:tc>
@@ -13394,7 +13453,7 @@
                 <w:sz w:val="19"/>
                 <w:szCs w:val="19"/>
               </w:rPr>
-              <w:t>The account is not Admin or SuperAdmin</w:t>
+              <w:t>A copy from before 5 October 2026, or older than the server's MIN_DESKTOP_VERSION</w:t>
             </w:r>
           </w:p>
         </w:tc>
@@ -13418,7 +13477,7 @@
                 <w:sz w:val="19"/>
                 <w:szCs w:val="19"/>
               </w:rPr>
-              <w:t>Use an Admin account, or have the role changed in Users</w:t>
+              <w:t>Install the current copy</w:t>
             </w:r>
           </w:p>
         </w:tc>
@@ -13454,7 +13513,7 @@
                 <w:sz w:val="19"/>
                 <w:szCs w:val="19"/>
               </w:rPr>
-              <w:t>Approve and Block are greyed out in Phones or Computers; "only the SuperAdmin can change this account"</w:t>
+              <w:t>"The '...' role can't use the desktop app"</w:t>
             </w:r>
           </w:p>
         </w:tc>
@@ -13477,7 +13536,7 @@
                 <w:sz w:val="19"/>
                 <w:szCs w:val="19"/>
               </w:rPr>
-              <w:t>Only the SuperAdmin approves phones and computers and changes the SuperAdmin account</w:t>
+              <w:t>The account is not Admin or SuperAdmin</w:t>
             </w:r>
           </w:p>
         </w:tc>
@@ -13500,7 +13559,7 @@
                 <w:sz w:val="19"/>
                 <w:szCs w:val="19"/>
               </w:rPr>
-              <w:t>Ask the SuperAdmin (sadmin)</w:t>
+              <w:t>Use an Admin account, or have the role changed in Users</w:t>
             </w:r>
           </w:p>
         </w:tc>
@@ -13537,7 +13596,7 @@
                 <w:sz w:val="19"/>
                 <w:szCs w:val="19"/>
               </w:rPr>
-              <w:t>No Servers section or Manage Servers button</w:t>
+              <w:t>Approve and Block are greyed out in Phones or Computers; "only the SuperAdmin can change this account"</w:t>
             </w:r>
           </w:p>
         </w:tc>
@@ -13561,7 +13620,7 @@
                 <w:sz w:val="19"/>
                 <w:szCs w:val="19"/>
               </w:rPr>
-              <w:t>The server address is not this computer, or this is a copy for other admins (without core/server_manager.py)</w:t>
+              <w:t>Only the SuperAdmin approves phones and computers and changes the SuperAdmin account</w:t>
             </w:r>
           </w:p>
         </w:tc>
@@ -13585,7 +13644,7 @@
                 <w:sz w:val="19"/>
                 <w:szCs w:val="19"/>
               </w:rPr>
-              <w:t>Expected; servers are started where they run</w:t>
+              <w:t>Ask the SuperAdmin (sadmin)</w:t>
             </w:r>
           </w:p>
         </w:tc>
@@ -13621,7 +13680,7 @@
                 <w:sz w:val="19"/>
                 <w:szCs w:val="19"/>
               </w:rPr>
-              <w:t>"Windows protected your PC" when opening the shared copy</w:t>
+              <w:t>No Servers section or Manage Servers button</w:t>
             </w:r>
           </w:p>
         </w:tc>
@@ -13644,7 +13703,7 @@
                 <w:sz w:val="19"/>
                 <w:szCs w:val="19"/>
               </w:rPr>
-              <w:t>The app is not code-signed</w:t>
+              <w:t>The server address is not this computer, or this is a copy for other admins (without core/server_manager.py)</w:t>
             </w:r>
           </w:p>
         </w:tc>
@@ -13667,7 +13726,7 @@
                 <w:sz w:val="19"/>
                 <w:szCs w:val="19"/>
               </w:rPr>
-              <w:t>More info, then Run anyway (a code-signing certificate removes the warning - Production Go-Live Checklist)</w:t>
+              <w:t>Expected; servers are started where they run</w:t>
             </w:r>
           </w:p>
         </w:tc>
@@ -13704,7 +13763,7 @@
                 <w:sz w:val="19"/>
                 <w:szCs w:val="19"/>
               </w:rPr>
-              <w:t>Shared copy: "Couldn't reach the server at ..."</w:t>
+              <w:t>"Windows protected your PC" when opening the shared copy</w:t>
             </w:r>
           </w:p>
         </w:tc>
@@ -13728,7 +13787,7 @@
                 <w:sz w:val="19"/>
                 <w:szCs w:val="19"/>
               </w:rPr>
-              <w:t>The owner's computer, the servers or the public tunnel are off, or the address is wrong</w:t>
+              <w:t>The app is not code-signed</w:t>
             </w:r>
           </w:p>
         </w:tc>
@@ -13752,7 +13811,7 @@
                 <w:sz w:val="19"/>
                 <w:szCs w:val="19"/>
               </w:rPr>
-              <w:t>Check that everything is running on the owner's computer (Servers: Start All); check the address under the sign-in card</w:t>
+              <w:t>More info, then Run anyway (a code-signing certificate removes the warning - Production Go-Live Checklist)</w:t>
             </w:r>
           </w:p>
         </w:tc>
@@ -13788,7 +13847,7 @@
                 <w:sz w:val="19"/>
                 <w:szCs w:val="19"/>
               </w:rPr>
-              <w:t>"... a secure connection could not be made"</w:t>
+              <w:t>Shared copy: "Couldn't reach the server at ..."</w:t>
             </w:r>
           </w:p>
         </w:tc>
@@ -13811,7 +13870,7 @@
                 <w:sz w:val="19"/>
                 <w:szCs w:val="19"/>
               </w:rPr>
-              <w:t>The address is not https, its certificate is not trusted, or the network blocks the connection</w:t>
+              <w:t>The owner's computer, the servers or the public tunnel are off, or the address is wrong</w:t>
             </w:r>
           </w:p>
         </w:tc>
@@ -13834,7 +13893,7 @@
                 <w:sz w:val="19"/>
                 <w:szCs w:val="19"/>
               </w:rPr>
-              <w:t>Open the same address in a browser on that computer: if that fails too, the network or the server is at fault</w:t>
+              <w:t>Check that everything is running on the owner's computer (Servers: Start All); check the address under the sign-in card</w:t>
             </w:r>
           </w:p>
         </w:tc>
@@ -13871,7 +13930,7 @@
                 <w:sz w:val="19"/>
                 <w:szCs w:val="19"/>
               </w:rPr>
-              <w:t>"Only the SuperAdmin can change a username."</w:t>
+              <w:t>"... a secure connection could not be made"</w:t>
             </w:r>
           </w:p>
         </w:tc>
@@ -13895,7 +13954,7 @@
                 <w:sz w:val="19"/>
                 <w:szCs w:val="19"/>
               </w:rPr>
-              <w:t>An Admin tried to change a username</w:t>
+              <w:t>The address is not https, its certificate is not trusted, or the network blocks the connection</w:t>
             </w:r>
           </w:p>
         </w:tc>
@@ -13919,7 +13978,7 @@
                 <w:sz w:val="19"/>
                 <w:szCs w:val="19"/>
               </w:rPr>
-              <w:t>Ask the SuperAdmin</w:t>
+              <w:t>Open the same address in a browser on that computer: if that fails too, the network or the server is at fault</w:t>
             </w:r>
           </w:p>
         </w:tc>
@@ -13955,7 +14014,7 @@
                 <w:sz w:val="19"/>
                 <w:szCs w:val="19"/>
               </w:rPr>
-              <w:t>"That username is already taken" when correcting a username</w:t>
+              <w:t>"Only the SuperAdmin can change a username."</w:t>
             </w:r>
           </w:p>
         </w:tc>
@@ -13978,7 +14037,7 @@
                 <w:sz w:val="19"/>
                 <w:szCs w:val="19"/>
               </w:rPr>
-              <w:t>Another account already has it</w:t>
+              <w:t>An Admin tried to change a username</w:t>
             </w:r>
           </w:p>
         </w:tc>
@@ -14001,7 +14060,7 @@
                 <w:sz w:val="19"/>
                 <w:szCs w:val="19"/>
               </w:rPr>
-              <w:t>Choose another</w:t>
+              <w:t>Ask the SuperAdmin</w:t>
             </w:r>
           </w:p>
         </w:tc>
@@ -14038,7 +14097,7 @@
                 <w:sz w:val="19"/>
                 <w:szCs w:val="19"/>
               </w:rPr>
-              <w:t>Product photos missing in desktop lists</w:t>
+              <w:t>"That username is already taken" when correcting a username</w:t>
             </w:r>
           </w:p>
         </w:tc>
@@ -14062,7 +14121,7 @@
                 <w:sz w:val="19"/>
                 <w:szCs w:val="19"/>
               </w:rPr>
-              <w:t>An older admin server, or the admin server's MEDIA_BASE_URL does not match the backend's media address</w:t>
+              <w:t>Another account already has it</w:t>
             </w:r>
           </w:p>
         </w:tc>
@@ -14086,7 +14145,7 @@
                 <w:sz w:val="19"/>
                 <w:szCs w:val="19"/>
               </w:rPr>
-              <w:t>Make the two settings equal</w:t>
+              <w:t>Choose another</w:t>
             </w:r>
           </w:p>
         </w:tc>
@@ -14122,7 +14181,8 @@
                 <w:sz w:val="19"/>
                 <w:szCs w:val="19"/>
               </w:rPr>
-              <w:t>Taskbar shows the Python icon or two windows open</w:t>
+              <w:lastRenderedPageBreak/>
+              <w:t>Product photos missing in desktop lists</w:t>
             </w:r>
           </w:p>
         </w:tc>
@@ -14145,7 +14205,7 @@
                 <w:sz w:val="19"/>
                 <w:szCs w:val="19"/>
               </w:rPr>
-              <w:t>Started directly with python instead of the shortcut</w:t>
+              <w:t>An older admin server, or the admin server's MEDIA_BASE_URL does not match the backend's media address</w:t>
             </w:r>
           </w:p>
         </w:tc>
@@ -14168,7 +14228,7 @@
                 <w:sz w:val="19"/>
                 <w:szCs w:val="19"/>
               </w:rPr>
-              <w:t>Use the Start Menu shortcut "Dateroem Admin Control"</w:t>
+              <w:t>Make the two settings equal</w:t>
             </w:r>
           </w:p>
         </w:tc>
@@ -14205,8 +14265,7 @@
                 <w:sz w:val="19"/>
                 <w:szCs w:val="19"/>
               </w:rPr>
-              <w:lastRenderedPageBreak/>
-              <w:t>Slow to appear after clicking</w:t>
+              <w:t>Taskbar shows the Python icon or two windows open</w:t>
             </w:r>
           </w:p>
         </w:tc>
@@ -14230,7 +14289,7 @@
                 <w:sz w:val="19"/>
                 <w:szCs w:val="19"/>
               </w:rPr>
-              <w:t>Python and Qt loading, mostly reading the app's files from the WSL folder</w:t>
+              <w:t>Started directly with python instead of the shortcut</w:t>
             </w:r>
           </w:p>
         </w:tc>
@@ -14254,7 +14313,7 @@
                 <w:sz w:val="19"/>
                 <w:szCs w:val="19"/>
               </w:rPr>
-              <w:t>A "Starting..." window appears at once and the app follows in about 5 seconds (longer just after Windows starts). Other windows can be used meanwhile; a click or any key skips the intro</w:t>
+              <w:t>Use the Start Menu shortcut "Dateroem Admin Control"</w:t>
             </w:r>
           </w:p>
         </w:tc>
@@ -14290,7 +14349,7 @@
                 <w:sz w:val="19"/>
                 <w:szCs w:val="19"/>
               </w:rPr>
-              <w:t>Stop and Stop All are greyed out in the Servers section</w:t>
+              <w:t>Slow to appear after clicking</w:t>
             </w:r>
           </w:p>
         </w:tc>
@@ -14313,7 +14372,7 @@
                 <w:sz w:val="19"/>
                 <w:szCs w:val="19"/>
               </w:rPr>
-              <w:t>Only the SuperAdmin can stop servers (since 7 October 2026)</w:t>
+              <w:t>Python and Qt loading, mostly reading the app's files from the WSL folder</w:t>
             </w:r>
           </w:p>
         </w:tc>
@@ -14336,7 +14395,7 @@
                 <w:sz w:val="19"/>
                 <w:szCs w:val="19"/>
               </w:rPr>
-              <w:t>Sign in as the SuperAdmin; anyone can still start them</w:t>
+              <w:t>A "Starting..." window appears at once and the app follows in about 5 seconds (longer just after Windows starts). Other windows can be used meanwhile; a click or any key skips the intro</w:t>
             </w:r>
           </w:p>
         </w:tc>
@@ -14373,7 +14432,7 @@
                 <w:sz w:val="19"/>
                 <w:szCs w:val="19"/>
               </w:rPr>
-              <w:t>The website and phones went off line when the desktop app was closed</w:t>
+              <w:t>Stop and Stop All are greyed out in the Servers section</w:t>
             </w:r>
           </w:p>
         </w:tc>
@@ -14397,7 +14456,7 @@
                 <w:sz w:val="19"/>
                 <w:szCs w:val="19"/>
               </w:rPr>
-              <w:t>Servers started from the desktop app run inside it</w:t>
+              <w:t>Only the SuperAdmin can stop servers (since 7 October 2026)</w:t>
             </w:r>
           </w:p>
         </w:tc>
@@ -14421,7 +14480,7 @@
                 <w:sz w:val="19"/>
                 <w:szCs w:val="19"/>
               </w:rPr>
-              <w:t>Reopen the app, open Manage Servers and Start All; keep the app open (minimised) on the owner's computer</w:t>
+              <w:t>Sign in as the SuperAdmin; anyone can still start them</w:t>
             </w:r>
           </w:p>
         </w:tc>
@@ -14457,7 +14516,7 @@
                 <w:sz w:val="19"/>
                 <w:szCs w:val="19"/>
               </w:rPr>
-              <w:t>The "Starting..." window stays above everything and does not react to clicks</w:t>
+              <w:t>The website and phones went off line when the desktop app was closed</w:t>
             </w:r>
           </w:p>
         </w:tc>
@@ -14480,7 +14539,7 @@
                 <w:sz w:val="19"/>
                 <w:szCs w:val="19"/>
               </w:rPr>
-              <w:t>A copy of the app from before 7 October 2026</w:t>
+              <w:t>Servers started from the desktop app run inside it</w:t>
             </w:r>
           </w:p>
         </w:tc>
@@ -14503,7 +14562,7 @@
                 <w:sz w:val="19"/>
                 <w:szCs w:val="19"/>
               </w:rPr>
-              <w:t>Close and reopen the desktop app (the shared copy: use the current zip)</w:t>
+              <w:t>Reopen the app, open Manage Servers and Start All; keep the app open (minimised) on the owner's computer</w:t>
             </w:r>
           </w:p>
         </w:tc>
@@ -14540,7 +14599,7 @@
                 <w:sz w:val="19"/>
                 <w:szCs w:val="19"/>
               </w:rPr>
-              <w:t>No Phones button, search boxes, role filter or campaign "Products..." button</w:t>
+              <w:t>The "Starting..." window stays above everything and does not react to clicks</w:t>
             </w:r>
           </w:p>
         </w:tc>
@@ -14564,7 +14623,7 @@
                 <w:sz w:val="19"/>
                 <w:szCs w:val="19"/>
               </w:rPr>
-              <w:t>The desktop app was opened before the 3 October 2026 updates</w:t>
+              <w:t>A copy of the app from before 7 October 2026</w:t>
             </w:r>
           </w:p>
         </w:tc>
@@ -14588,7 +14647,7 @@
                 <w:sz w:val="19"/>
                 <w:szCs w:val="19"/>
               </w:rPr>
-              <w:t>Close and reopen the desktop app</w:t>
+              <w:t>Close and reopen the desktop app (the shared copy: use the current zip)</w:t>
             </w:r>
           </w:p>
         </w:tc>
@@ -14624,6 +14683,89 @@
                 <w:sz w:val="19"/>
                 <w:szCs w:val="19"/>
               </w:rPr>
+              <w:t>No Phones button, search boxes, role filter or campaign "Products..." button</w:t>
+            </w:r>
+          </w:p>
+        </w:tc>
+        <w:tc>
+          <w:tcPr>
+            <w:tcW w:w="3011" w:type="dxa"/>
+            <w:tcMar>
+              <w:top w:w="50" w:type="dxa"/>
+              <w:left w:w="90" w:type="dxa"/>
+              <w:bottom w:w="50" w:type="dxa"/>
+              <w:right w:w="90" w:type="dxa"/>
+            </w:tcMar>
+          </w:tcPr>
+          <w:p>
+            <w:pPr>
+              <w:spacing w:after="20" w:line="252" w:lineRule="auto"/>
+            </w:pPr>
+            <w:r>
+              <w:rPr>
+                <w:sz w:val="19"/>
+                <w:szCs w:val="19"/>
+              </w:rPr>
+              <w:t>The desktop app was opened before the 3 October 2026 updates</w:t>
+            </w:r>
+          </w:p>
+        </w:tc>
+        <w:tc>
+          <w:tcPr>
+            <w:tcW w:w="3857" w:type="dxa"/>
+            <w:tcMar>
+              <w:top w:w="50" w:type="dxa"/>
+              <w:left w:w="90" w:type="dxa"/>
+              <w:bottom w:w="50" w:type="dxa"/>
+              <w:right w:w="90" w:type="dxa"/>
+            </w:tcMar>
+          </w:tcPr>
+          <w:p>
+            <w:pPr>
+              <w:spacing w:after="20" w:line="252" w:lineRule="auto"/>
+            </w:pPr>
+            <w:r>
+              <w:rPr>
+                <w:sz w:val="19"/>
+                <w:szCs w:val="19"/>
+              </w:rPr>
+              <w:t>Close and reopen the desktop app</w:t>
+            </w:r>
+          </w:p>
+        </w:tc>
+      </w:tr>
+      <w:tr>
+        <w:tblPrEx>
+          <w:tblCellMar>
+            <w:top w:w="0" w:type="dxa"/>
+            <w:bottom w:w="0" w:type="dxa"/>
+          </w:tblCellMar>
+        </w:tblPrEx>
+        <w:trPr>
+          <w:cantSplit/>
+        </w:trPr>
+        <w:tc>
+          <w:tcPr>
+            <w:tcW w:w="2770" w:type="dxa"/>
+            <w:shd w:val="clear" w:color="auto" w:fill="F4F5F3"/>
+            <w:tcMar>
+              <w:top w:w="50" w:type="dxa"/>
+              <w:left w:w="90" w:type="dxa"/>
+              <w:bottom w:w="50" w:type="dxa"/>
+              <w:right w:w="90" w:type="dxa"/>
+            </w:tcMar>
+          </w:tcPr>
+          <w:p>
+            <w:pPr>
+              <w:spacing w:after="20" w:line="252" w:lineRule="auto"/>
+            </w:pPr>
+            <w:r>
+              <w:rPr>
+                <w:b/>
+                <w:bCs/>
+                <w:sz w:val="19"/>
+                <w:szCs w:val="19"/>
+              </w:rPr>
               <w:t>A new website account (for example a Google sign-up) is missing from Users</w:t>
             </w:r>
           </w:p>
@@ -14631,6 +14773,7 @@
         <w:tc>
           <w:tcPr>
             <w:tcW w:w="3011" w:type="dxa"/>
+            <w:shd w:val="clear" w:color="auto" w:fill="F4F5F3"/>
             <w:tcMar>
               <w:top w:w="50" w:type="dxa"/>
               <w:left w:w="90" w:type="dxa"/>
@@ -14654,6 +14797,7 @@
         <w:tc>
           <w:tcPr>
             <w:tcW w:w="3857" w:type="dxa"/>
+            <w:shd w:val="clear" w:color="auto" w:fill="F4F5F3"/>
             <w:tcMar>
               <w:top w:w="50" w:type="dxa"/>
               <w:left w:w="90" w:type="dxa"/>
@@ -14690,7 +14834,7 @@
       <w:pPr>
         <w:pStyle w:val="Heading1"/>
       </w:pPr>
-      <w:bookmarkStart w:id="8" w:name="_Toc243926842"/>
+      <w:bookmarkStart w:id="8" w:name="_Toc243928567"/>
       <w:r>
         <w:lastRenderedPageBreak/>
         <w:t>8  Development tools</w:t>
@@ -14713,7 +14857,7 @@
           <w:left w:w="10" w:type="dxa"/>
           <w:right w:w="10" w:type="dxa"/>
         </w:tblCellMar>
-        <w:tblLook w:val="0000" w:firstRow="0" w:lastRow="0" w:firstColumn="0" w:lastColumn="0" w:noHBand="0" w:noVBand="0"/>
+        <w:tblLook w:val="04A0" w:firstRow="1" w:lastRow="0" w:firstColumn="1" w:lastColumn="0" w:noHBand="0" w:noVBand="1"/>
       </w:tblPr>
       <w:tblGrid>
         <w:gridCol w:w="2770"/>
@@ -15211,10 +15355,10 @@
 <file path=word/numbering.xml><?xml version="1.0" encoding="utf-8"?>
 <w:numbering xmlns:wpc="http://schemas.microsoft.com/office/word/2010/wordprocessingCanvas" xmlns:cx="http://schemas.microsoft.com/office/drawing/2014/chartex" xmlns:cx1="http://schemas.microsoft.com/office/drawing/2015/9/8/chartex" xmlns:mc="http://schemas.openxmlformats.org/markup-compatibility/2006" xmlns:o="urn:schemas-microsoft-com:office:office" xmlns:r="http://schemas.openxmlformats.org/officeDocument/2006/relationships" xmlns:m="http://schemas.openxmlformats.org/officeDocument/2006/math" xmlns:v="urn:schemas-microsoft-com:vml" xmlns:wp14="http://schemas.microsoft.com/office/word/2010/wordprocessingDrawing" xmlns:wp="http://schemas.openxmlformats.org/drawingml/2006/wordprocessingDrawing" xmlns:w10="urn:schemas-microsoft-com:office:word" xmlns:w="http://schemas.openxmlformats.org/wordprocessingml/2006/main" xmlns:w14="http://schemas.microsoft.com/office/word/2010/wordml" xmlns:w15="http://schemas.microsoft.com/office/word/2012/wordml" xmlns:w16se="http://schemas.microsoft.com/office/word/2015/wordml/symex" xmlns:wpg="http://schemas.microsoft.com/office/word/2010/wordprocessingGroup" xmlns:wpi="http://schemas.microsoft.com/office/word/2010/wordprocessingInk" xmlns:wne="http://schemas.microsoft.com/office/word/2006/wordml" xmlns:wps="http://schemas.microsoft.com/office/word/2010/wordprocessingShape" mc:Ignorable="w14 w15 w16se wp14">
   <w:abstractNum w:abstractNumId="0" w15:restartNumberingAfterBreak="0">
-    <w:nsid w:val="438A42DC"/>
+    <w:nsid w:val="1D7D0104"/>
     <w:multiLevelType w:val="hybridMultilevel"/>
-    <w:tmpl w:val="5296A508"/>
-    <w:lvl w:ilvl="0" w:tplc="B574D200" w:tentative="1">
+    <w:tmpl w:val="4CF8221A"/>
+    <w:lvl w:ilvl="0" w:tplc="AA6C65C8" w:tentative="1">
       <w:start w:val="1"/>
       <w:numFmt w:val="bullet"/>
       <w:lvlText w:val="●"/>
@@ -15223,7 +15367,7 @@
         <w:ind w:left="720" w:hanging="360"/>
       </w:pPr>
     </w:lvl>
-    <w:lvl w:ilvl="1" w:tplc="C2EE9602" w:tentative="1">
+    <w:lvl w:ilvl="1" w:tplc="2B443D1E" w:tentative="1">
       <w:start w:val="1"/>
       <w:numFmt w:val="bullet"/>
       <w:lvlText w:val="○"/>
@@ -15232,7 +15376,7 @@
         <w:ind w:left="1440" w:hanging="360"/>
       </w:pPr>
     </w:lvl>
-    <w:lvl w:ilvl="2" w:tplc="2FC03BA6" w:tentative="1">
+    <w:lvl w:ilvl="2" w:tplc="1772CEB0" w:tentative="1">
       <w:start w:val="1"/>
       <w:numFmt w:val="bullet"/>
       <w:lvlText w:val="■"/>
@@ -15241,7 +15385,7 @@
         <w:ind w:left="2160" w:hanging="360"/>
       </w:pPr>
     </w:lvl>
-    <w:lvl w:ilvl="3" w:tplc="ADDAF196" w:tentative="1">
+    <w:lvl w:ilvl="3" w:tplc="D2E06FF4" w:tentative="1">
       <w:start w:val="1"/>
       <w:numFmt w:val="bullet"/>
       <w:lvlText w:val="●"/>
@@ -15250,7 +15394,7 @@
         <w:ind w:left="2880" w:hanging="360"/>
       </w:pPr>
     </w:lvl>
-    <w:lvl w:ilvl="4" w:tplc="CEAE7418" w:tentative="1">
+    <w:lvl w:ilvl="4" w:tplc="59E4D918" w:tentative="1">
       <w:start w:val="1"/>
       <w:numFmt w:val="bullet"/>
       <w:lvlText w:val="○"/>
@@ -15259,7 +15403,7 @@
         <w:ind w:left="3600" w:hanging="360"/>
       </w:pPr>
     </w:lvl>
-    <w:lvl w:ilvl="5" w:tplc="3F4CADE6" w:tentative="1">
+    <w:lvl w:ilvl="5" w:tplc="F44E04FA" w:tentative="1">
       <w:start w:val="1"/>
       <w:numFmt w:val="bullet"/>
       <w:lvlText w:val="■"/>
@@ -15268,7 +15412,7 @@
         <w:ind w:left="4320" w:hanging="360"/>
       </w:pPr>
     </w:lvl>
-    <w:lvl w:ilvl="6" w:tplc="0268CFB6" w:tentative="1">
+    <w:lvl w:ilvl="6" w:tplc="5C9C5216" w:tentative="1">
       <w:start w:val="1"/>
       <w:numFmt w:val="bullet"/>
       <w:lvlText w:val="●"/>
@@ -15277,7 +15421,7 @@
         <w:ind w:left="5040" w:hanging="360"/>
       </w:pPr>
     </w:lvl>
-    <w:lvl w:ilvl="7" w:tplc="3A2ABFF6" w:tentative="1">
+    <w:lvl w:ilvl="7" w:tplc="83AAA886" w:tentative="1">
       <w:start w:val="1"/>
       <w:numFmt w:val="bullet"/>
       <w:lvlText w:val="●"/>
@@ -15286,7 +15430,7 @@
         <w:ind w:left="5760" w:hanging="360"/>
       </w:pPr>
     </w:lvl>
-    <w:lvl w:ilvl="8" w:tplc="D2B86F6A" w:tentative="1">
+    <w:lvl w:ilvl="8" w:tplc="B5724434" w:tentative="1">
       <w:start w:val="1"/>
       <w:numFmt w:val="bullet"/>
       <w:lvlText w:val="●"/>
@@ -15297,10 +15441,72 @@
     </w:lvl>
   </w:abstractNum>
   <w:abstractNum w:abstractNumId="1" w15:restartNumberingAfterBreak="0">
-    <w:nsid w:val="48372880"/>
+    <w:nsid w:val="618A36CF"/>
     <w:multiLevelType w:val="hybridMultilevel"/>
-    <w:tmpl w:val="C73E2912"/>
-    <w:lvl w:ilvl="0" w:tplc="1EAE6B84" w:tentative="1">
+    <w:tmpl w:val="BEEE4A94"/>
+    <w:lvl w:ilvl="0" w:tplc="7D76B152" w:tentative="1">
+      <w:start w:val="1"/>
+      <w:numFmt w:val="decimal"/>
+      <w:lvlText w:val="%1."/>
+      <w:lvlJc w:val="left"/>
+      <w:pPr>
+        <w:ind w:left="540" w:hanging="300"/>
+      </w:pPr>
+    </w:lvl>
+    <w:lvl w:ilvl="1" w:tplc="3BC2DECE" w:tentative="1">
+      <w:start w:val="1"/>
+      <w:numFmt w:val="lowerLetter"/>
+      <w:lvlText w:val="%2."/>
+      <w:lvlJc w:val="left"/>
+      <w:pPr>
+        <w:ind w:left="940" w:hanging="300"/>
+      </w:pPr>
+    </w:lvl>
+    <w:lvl w:ilvl="2" w:tplc="11B014A6" w:tentative="1">
+      <w:start w:val="1"/>
+      <w:numFmt w:val="lowerRoman"/>
+      <w:lvlText w:val="%3."/>
+      <w:lvlJc w:val="left"/>
+      <w:pPr>
+        <w:ind w:left="1340" w:hanging="300"/>
+      </w:pPr>
+    </w:lvl>
+    <w:lvl w:ilvl="3" w:tplc="ACE43D9C">
+      <w:numFmt w:val="decimal"/>
+      <w:lvlText w:val=""/>
+      <w:lvlJc w:val="left"/>
+    </w:lvl>
+    <w:lvl w:ilvl="4" w:tplc="D34A3F4C">
+      <w:numFmt w:val="decimal"/>
+      <w:lvlText w:val=""/>
+      <w:lvlJc w:val="left"/>
+    </w:lvl>
+    <w:lvl w:ilvl="5" w:tplc="C9FC4DA4">
+      <w:numFmt w:val="decimal"/>
+      <w:lvlText w:val=""/>
+      <w:lvlJc w:val="left"/>
+    </w:lvl>
+    <w:lvl w:ilvl="6" w:tplc="E0B03B04">
+      <w:numFmt w:val="decimal"/>
+      <w:lvlText w:val=""/>
+      <w:lvlJc w:val="left"/>
+    </w:lvl>
+    <w:lvl w:ilvl="7" w:tplc="6F824D26">
+      <w:numFmt w:val="decimal"/>
+      <w:lvlText w:val=""/>
+      <w:lvlJc w:val="left"/>
+    </w:lvl>
+    <w:lvl w:ilvl="8" w:tplc="11DA5224">
+      <w:numFmt w:val="decimal"/>
+      <w:lvlText w:val=""/>
+      <w:lvlJc w:val="left"/>
+    </w:lvl>
+  </w:abstractNum>
+  <w:abstractNum w:abstractNumId="2" w15:restartNumberingAfterBreak="0">
+    <w:nsid w:val="697633C4"/>
+    <w:multiLevelType w:val="hybridMultilevel"/>
+    <w:tmpl w:val="30B60B5E"/>
+    <w:lvl w:ilvl="0" w:tplc="71AC2C82" w:tentative="1">
       <w:start w:val="1"/>
       <w:numFmt w:val="bullet"/>
       <w:lvlText w:val="•"/>
@@ -15309,7 +15515,7 @@
         <w:ind w:left="540" w:hanging="300"/>
       </w:pPr>
     </w:lvl>
-    <w:lvl w:ilvl="1" w:tplc="3DA6560A" w:tentative="1">
+    <w:lvl w:ilvl="1" w:tplc="C1100350" w:tentative="1">
       <w:start w:val="1"/>
       <w:numFmt w:val="bullet"/>
       <w:lvlText w:val="–"/>
@@ -15318,7 +15524,7 @@
         <w:ind w:left="940" w:hanging="300"/>
       </w:pPr>
     </w:lvl>
-    <w:lvl w:ilvl="2" w:tplc="123CFE96" w:tentative="1">
+    <w:lvl w:ilvl="2" w:tplc="7FDEC434" w:tentative="1">
       <w:start w:val="1"/>
       <w:numFmt w:val="bullet"/>
       <w:lvlText w:val="◦"/>
@@ -15327,94 +15533,32 @@
         <w:ind w:left="1340" w:hanging="300"/>
       </w:pPr>
     </w:lvl>
-    <w:lvl w:ilvl="3" w:tplc="4CAA63AC">
+    <w:lvl w:ilvl="3" w:tplc="B21C5E88">
       <w:numFmt w:val="decimal"/>
       <w:lvlText w:val=""/>
       <w:lvlJc w:val="left"/>
     </w:lvl>
-    <w:lvl w:ilvl="4" w:tplc="2FF66D1E">
+    <w:lvl w:ilvl="4" w:tplc="108AFB8C">
       <w:numFmt w:val="decimal"/>
       <w:lvlText w:val=""/>
       <w:lvlJc w:val="left"/>
     </w:lvl>
-    <w:lvl w:ilvl="5" w:tplc="80629030">
+    <w:lvl w:ilvl="5" w:tplc="F034BF82">
       <w:numFmt w:val="decimal"/>
       <w:lvlText w:val=""/>
       <w:lvlJc w:val="left"/>
     </w:lvl>
-    <w:lvl w:ilvl="6" w:tplc="E4AA014E">
+    <w:lvl w:ilvl="6" w:tplc="55F869D8">
       <w:numFmt w:val="decimal"/>
       <w:lvlText w:val=""/>
       <w:lvlJc w:val="left"/>
     </w:lvl>
-    <w:lvl w:ilvl="7" w:tplc="48928750">
+    <w:lvl w:ilvl="7" w:tplc="23E0CAA2">
       <w:numFmt w:val="decimal"/>
       <w:lvlText w:val=""/>
       <w:lvlJc w:val="left"/>
     </w:lvl>
-    <w:lvl w:ilvl="8" w:tplc="9ED87652">
-      <w:numFmt w:val="decimal"/>
-      <w:lvlText w:val=""/>
-      <w:lvlJc w:val="left"/>
-    </w:lvl>
-  </w:abstractNum>
-  <w:abstractNum w:abstractNumId="2" w15:restartNumberingAfterBreak="0">
-    <w:nsid w:val="535E0B58"/>
-    <w:multiLevelType w:val="hybridMultilevel"/>
-    <w:tmpl w:val="B14C500A"/>
-    <w:lvl w:ilvl="0" w:tplc="E3B8C1EE" w:tentative="1">
-      <w:start w:val="1"/>
-      <w:numFmt w:val="decimal"/>
-      <w:lvlText w:val="%1."/>
-      <w:lvlJc w:val="left"/>
-      <w:pPr>
-        <w:ind w:left="540" w:hanging="300"/>
-      </w:pPr>
-    </w:lvl>
-    <w:lvl w:ilvl="1" w:tplc="4F8C333E" w:tentative="1">
-      <w:start w:val="1"/>
-      <w:numFmt w:val="lowerLetter"/>
-      <w:lvlText w:val="%2."/>
-      <w:lvlJc w:val="left"/>
-      <w:pPr>
-        <w:ind w:left="940" w:hanging="300"/>
-      </w:pPr>
-    </w:lvl>
-    <w:lvl w:ilvl="2" w:tplc="3FF89544" w:tentative="1">
-      <w:start w:val="1"/>
-      <w:numFmt w:val="lowerRoman"/>
-      <w:lvlText w:val="%3."/>
-      <w:lvlJc w:val="left"/>
-      <w:pPr>
-        <w:ind w:left="1340" w:hanging="300"/>
-      </w:pPr>
-    </w:lvl>
-    <w:lvl w:ilvl="3" w:tplc="DF2299C2">
-      <w:numFmt w:val="decimal"/>
-      <w:lvlText w:val=""/>
-      <w:lvlJc w:val="left"/>
-    </w:lvl>
-    <w:lvl w:ilvl="4" w:tplc="1BC49E0E">
-      <w:numFmt w:val="decimal"/>
-      <w:lvlText w:val=""/>
-      <w:lvlJc w:val="left"/>
-    </w:lvl>
-    <w:lvl w:ilvl="5" w:tplc="F9888A8C">
-      <w:numFmt w:val="decimal"/>
-      <w:lvlText w:val=""/>
-      <w:lvlJc w:val="left"/>
-    </w:lvl>
-    <w:lvl w:ilvl="6" w:tplc="A13E5D16">
-      <w:numFmt w:val="decimal"/>
-      <w:lvlText w:val=""/>
-      <w:lvlJc w:val="left"/>
-    </w:lvl>
-    <w:lvl w:ilvl="7" w:tplc="9736A298">
-      <w:numFmt w:val="decimal"/>
-      <w:lvlText w:val=""/>
-      <w:lvlJc w:val="left"/>
-    </w:lvl>
-    <w:lvl w:ilvl="8" w:tplc="3720142E">
+    <w:lvl w:ilvl="8" w:tplc="546E76B6">
       <w:numFmt w:val="decimal"/>
       <w:lvlText w:val=""/>
       <w:lvlJc w:val="left"/>
@@ -16050,7 +16194,7 @@
     <w:autoRedefine/>
     <w:uiPriority w:val="39"/>
     <w:unhideWhenUsed/>
-    <w:rsid w:val="0007447D"/>
+    <w:rsid w:val="0089691A"/>
     <w:pPr>
       <w:spacing w:after="100"/>
     </w:pPr>
